--- a/ICPC STUDY/ICPC_STUDY.docx
+++ b/ICPC STUDY/ICPC_STUDY.docx
@@ -5,12 +5,14 @@
     <w:p>
       <w:pPr>
         <w:rPr>
-          <w:sz w:val="20"/>
-          <w:szCs w:val="20"/>
-        </w:rPr>
-      </w:pPr>
-      <w:r>
-        <w:rPr>
+          <w:rFonts w:ascii="Bookman Old Style" w:hAnsi="Bookman Old Style"/>
+          <w:sz w:val="20"/>
+          <w:szCs w:val="20"/>
+        </w:rPr>
+      </w:pPr>
+      <w:r>
+        <w:rPr>
+          <w:rFonts w:ascii="Bookman Old Style" w:hAnsi="Bookman Old Style"/>
           <w:sz w:val="20"/>
           <w:szCs w:val="20"/>
         </w:rPr>
@@ -19,6 +21,7 @@
       <w:proofErr w:type="gramStart"/>
       <w:r>
         <w:rPr>
+          <w:rFonts w:ascii="Bookman Old Style" w:hAnsi="Bookman Old Style"/>
           <w:sz w:val="20"/>
           <w:szCs w:val="20"/>
         </w:rPr>
@@ -27,6 +30,7 @@
       <w:proofErr w:type="gramEnd"/>
       <w:r>
         <w:rPr>
+          <w:rFonts w:ascii="Bookman Old Style" w:hAnsi="Bookman Old Style"/>
           <w:sz w:val="20"/>
           <w:szCs w:val="20"/>
         </w:rPr>
@@ -36,38 +40,63 @@
     <w:p>
       <w:pPr>
         <w:rPr>
-          <w:sz w:val="20"/>
-          <w:szCs w:val="20"/>
-        </w:rPr>
-      </w:pPr>
-    </w:p>
-    <w:p>
-      <w:pPr>
-        <w:spacing w:after="0" w:line="240" w:lineRule="auto"/>
-        <w:rPr>
-          <w:sz w:val="20"/>
-          <w:szCs w:val="20"/>
-        </w:rPr>
-      </w:pPr>
-      <w:proofErr w:type="spellStart"/>
-      <w:r>
-        <w:rPr>
-          <w:sz w:val="20"/>
-          <w:szCs w:val="20"/>
-        </w:rPr>
-        <w:t>const</w:t>
-      </w:r>
-      <w:proofErr w:type="spellEnd"/>
-      <w:r>
-        <w:rPr>
+          <w:rFonts w:ascii="Bookman Old Style" w:hAnsi="Bookman Old Style"/>
+          <w:sz w:val="20"/>
+          <w:szCs w:val="20"/>
+        </w:rPr>
+      </w:pPr>
+    </w:p>
+    <w:p>
+      <w:pPr>
+        <w:spacing w:after="0" w:line="240" w:lineRule="auto"/>
+        <w:rPr>
+          <w:rFonts w:ascii="Bookman Old Style" w:hAnsi="Bookman Old Style"/>
+          <w:sz w:val="20"/>
+          <w:szCs w:val="20"/>
+        </w:rPr>
+      </w:pPr>
+      <w:proofErr w:type="spellStart"/>
+      <w:r>
+        <w:rPr>
+          <w:rFonts w:ascii="Bookman Old Style" w:hAnsi="Bookman Old Style"/>
+          <w:sz w:val="20"/>
+          <w:szCs w:val="20"/>
+        </w:rPr>
+        <w:t>ll</w:t>
+      </w:r>
+      <w:proofErr w:type="spellEnd"/>
+      <w:r>
+        <w:rPr>
+          <w:rFonts w:ascii="Bookman Old Style" w:hAnsi="Bookman Old Style"/>
           <w:sz w:val="20"/>
           <w:szCs w:val="20"/>
         </w:rPr>
         <w:t xml:space="preserve"> </w:t>
       </w:r>
       <w:proofErr w:type="spellStart"/>
-      <w:r>
-        <w:rPr>
+      <w:proofErr w:type="gramStart"/>
+      <w:r>
+        <w:rPr>
+          <w:rFonts w:ascii="Bookman Old Style" w:hAnsi="Bookman Old Style"/>
+          <w:sz w:val="20"/>
+          <w:szCs w:val="20"/>
+        </w:rPr>
+        <w:t>mulmod</w:t>
+      </w:r>
+      <w:proofErr w:type="spellEnd"/>
+      <w:r>
+        <w:rPr>
+          <w:rFonts w:ascii="Bookman Old Style" w:hAnsi="Bookman Old Style"/>
+          <w:sz w:val="20"/>
+          <w:szCs w:val="20"/>
+        </w:rPr>
+        <w:t>(</w:t>
+      </w:r>
+      <w:proofErr w:type="spellStart"/>
+      <w:proofErr w:type="gramEnd"/>
+      <w:r>
+        <w:rPr>
+          <w:rFonts w:ascii="Bookman Old Style" w:hAnsi="Bookman Old Style"/>
           <w:sz w:val="20"/>
           <w:szCs w:val="20"/>
         </w:rPr>
@@ -76,23 +105,16 @@
       <w:proofErr w:type="spellEnd"/>
       <w:r>
         <w:rPr>
-          <w:sz w:val="20"/>
-          <w:szCs w:val="20"/>
-        </w:rPr>
-        <w:t xml:space="preserve"> mod = 1e9+7;</w:t>
-      </w:r>
-    </w:p>
-    <w:p>
-      <w:pPr>
-        <w:spacing w:after="0" w:line="240" w:lineRule="auto"/>
-        <w:rPr>
-          <w:sz w:val="20"/>
-          <w:szCs w:val="20"/>
-        </w:rPr>
-      </w:pPr>
-      <w:proofErr w:type="spellStart"/>
-      <w:r>
-        <w:rPr>
+          <w:rFonts w:ascii="Bookman Old Style" w:hAnsi="Bookman Old Style"/>
+          <w:sz w:val="20"/>
+          <w:szCs w:val="20"/>
+        </w:rPr>
+        <w:t xml:space="preserve"> a, </w:t>
+      </w:r>
+      <w:proofErr w:type="spellStart"/>
+      <w:r>
+        <w:rPr>
+          <w:rFonts w:ascii="Bookman Old Style" w:hAnsi="Bookman Old Style"/>
           <w:sz w:val="20"/>
           <w:szCs w:val="20"/>
         </w:rPr>
@@ -101,6 +123,125 @@
       <w:proofErr w:type="spellEnd"/>
       <w:r>
         <w:rPr>
+          <w:rFonts w:ascii="Bookman Old Style" w:hAnsi="Bookman Old Style"/>
+          <w:sz w:val="20"/>
+          <w:szCs w:val="20"/>
+        </w:rPr>
+        <w:t xml:space="preserve"> b, </w:t>
+      </w:r>
+      <w:proofErr w:type="spellStart"/>
+      <w:r>
+        <w:rPr>
+          <w:rFonts w:ascii="Bookman Old Style" w:hAnsi="Bookman Old Style"/>
+          <w:sz w:val="20"/>
+          <w:szCs w:val="20"/>
+        </w:rPr>
+        <w:t>ll</w:t>
+      </w:r>
+      <w:proofErr w:type="spellEnd"/>
+      <w:r>
+        <w:rPr>
+          <w:rFonts w:ascii="Bookman Old Style" w:hAnsi="Bookman Old Style"/>
+          <w:sz w:val="20"/>
+          <w:szCs w:val="20"/>
+        </w:rPr>
+        <w:t xml:space="preserve"> mod) {</w:t>
+      </w:r>
+    </w:p>
+    <w:p>
+      <w:pPr>
+        <w:spacing w:after="0" w:line="240" w:lineRule="auto"/>
+        <w:rPr>
+          <w:rFonts w:ascii="Bookman Old Style" w:hAnsi="Bookman Old Style"/>
+          <w:sz w:val="20"/>
+          <w:szCs w:val="20"/>
+        </w:rPr>
+      </w:pPr>
+      <w:r>
+        <w:rPr>
+          <w:rFonts w:ascii="Bookman Old Style" w:hAnsi="Bookman Old Style"/>
+          <w:sz w:val="20"/>
+          <w:szCs w:val="20"/>
+        </w:rPr>
+        <w:t xml:space="preserve">    return (</w:t>
+      </w:r>
+      <w:proofErr w:type="spellStart"/>
+      <w:r>
+        <w:rPr>
+          <w:rFonts w:ascii="Bookman Old Style" w:hAnsi="Bookman Old Style"/>
+          <w:sz w:val="20"/>
+          <w:szCs w:val="20"/>
+        </w:rPr>
+        <w:t>ll</w:t>
+      </w:r>
+      <w:proofErr w:type="spellEnd"/>
+      <w:r>
+        <w:rPr>
+          <w:rFonts w:ascii="Bookman Old Style" w:hAnsi="Bookman Old Style"/>
+          <w:sz w:val="20"/>
+          <w:szCs w:val="20"/>
+        </w:rPr>
+        <w:t>)((i</w:t>
+      </w:r>
+      <w:proofErr w:type="gramStart"/>
+      <w:r>
+        <w:rPr>
+          <w:rFonts w:ascii="Bookman Old Style" w:hAnsi="Bookman Old Style"/>
+          <w:sz w:val="20"/>
+          <w:szCs w:val="20"/>
+        </w:rPr>
+        <w:t>128)a</w:t>
+      </w:r>
+      <w:proofErr w:type="gramEnd"/>
+      <w:r>
+        <w:rPr>
+          <w:rFonts w:ascii="Bookman Old Style" w:hAnsi="Bookman Old Style"/>
+          <w:sz w:val="20"/>
+          <w:szCs w:val="20"/>
+        </w:rPr>
+        <w:t xml:space="preserve"> * b % mod);</w:t>
+      </w:r>
+    </w:p>
+    <w:p>
+      <w:pPr>
+        <w:spacing w:after="0" w:line="240" w:lineRule="auto"/>
+        <w:rPr>
+          <w:rFonts w:ascii="Bookman Old Style" w:hAnsi="Bookman Old Style"/>
+          <w:sz w:val="20"/>
+          <w:szCs w:val="20"/>
+        </w:rPr>
+      </w:pPr>
+      <w:r>
+        <w:rPr>
+          <w:rFonts w:ascii="Bookman Old Style" w:hAnsi="Bookman Old Style"/>
+          <w:sz w:val="20"/>
+          <w:szCs w:val="20"/>
+        </w:rPr>
+        <w:t>}</w:t>
+      </w:r>
+    </w:p>
+    <w:p>
+      <w:pPr>
+        <w:spacing w:after="0" w:line="240" w:lineRule="auto"/>
+        <w:rPr>
+          <w:rFonts w:ascii="Bookman Old Style" w:hAnsi="Bookman Old Style"/>
+          <w:sz w:val="20"/>
+          <w:szCs w:val="20"/>
+        </w:rPr>
+      </w:pPr>
+      <w:proofErr w:type="spellStart"/>
+      <w:r>
+        <w:rPr>
+          <w:rFonts w:ascii="Bookman Old Style" w:hAnsi="Bookman Old Style"/>
+          <w:sz w:val="20"/>
+          <w:szCs w:val="20"/>
+        </w:rPr>
+        <w:t>ll</w:t>
+      </w:r>
+      <w:proofErr w:type="spellEnd"/>
+      <w:r>
+        <w:rPr>
+          <w:rFonts w:ascii="Bookman Old Style" w:hAnsi="Bookman Old Style"/>
           <w:sz w:val="20"/>
           <w:szCs w:val="20"/>
         </w:rPr>
@@ -110,6 +251,7 @@
       <w:proofErr w:type="gramStart"/>
       <w:r>
         <w:rPr>
+          <w:rFonts w:ascii="Bookman Old Style" w:hAnsi="Bookman Old Style"/>
           <w:sz w:val="20"/>
           <w:szCs w:val="20"/>
         </w:rPr>
@@ -118,6 +260,7 @@
       <w:proofErr w:type="spellEnd"/>
       <w:r>
         <w:rPr>
+          <w:rFonts w:ascii="Bookman Old Style" w:hAnsi="Bookman Old Style"/>
           <w:sz w:val="20"/>
           <w:szCs w:val="20"/>
         </w:rPr>
@@ -127,6 +270,7 @@
       <w:proofErr w:type="gramEnd"/>
       <w:r>
         <w:rPr>
+          <w:rFonts w:ascii="Bookman Old Style" w:hAnsi="Bookman Old Style"/>
           <w:sz w:val="20"/>
           <w:szCs w:val="20"/>
         </w:rPr>
@@ -135,6 +279,7 @@
       <w:proofErr w:type="spellEnd"/>
       <w:r>
         <w:rPr>
+          <w:rFonts w:ascii="Bookman Old Style" w:hAnsi="Bookman Old Style"/>
           <w:sz w:val="20"/>
           <w:szCs w:val="20"/>
         </w:rPr>
@@ -143,6 +288,7 @@
       <w:proofErr w:type="spellStart"/>
       <w:r>
         <w:rPr>
+          <w:rFonts w:ascii="Bookman Old Style" w:hAnsi="Bookman Old Style"/>
           <w:sz w:val="20"/>
           <w:szCs w:val="20"/>
         </w:rPr>
@@ -151,39 +297,720 @@
       <w:proofErr w:type="spellEnd"/>
       <w:r>
         <w:rPr>
+          <w:rFonts w:ascii="Bookman Old Style" w:hAnsi="Bookman Old Style"/>
+          <w:sz w:val="20"/>
+          <w:szCs w:val="20"/>
+        </w:rPr>
+        <w:t xml:space="preserve"> b, </w:t>
+      </w:r>
+      <w:proofErr w:type="spellStart"/>
+      <w:r>
+        <w:rPr>
+          <w:rFonts w:ascii="Bookman Old Style" w:hAnsi="Bookman Old Style"/>
+          <w:sz w:val="20"/>
+          <w:szCs w:val="20"/>
+        </w:rPr>
+        <w:t>ll</w:t>
+      </w:r>
+      <w:proofErr w:type="spellEnd"/>
+      <w:r>
+        <w:rPr>
+          <w:rFonts w:ascii="Bookman Old Style" w:hAnsi="Bookman Old Style"/>
+          <w:sz w:val="20"/>
+          <w:szCs w:val="20"/>
+        </w:rPr>
+        <w:t xml:space="preserve"> mod) {</w:t>
+      </w:r>
+    </w:p>
+    <w:p>
+      <w:pPr>
+        <w:spacing w:after="0" w:line="240" w:lineRule="auto"/>
+        <w:rPr>
+          <w:rFonts w:ascii="Bookman Old Style" w:hAnsi="Bookman Old Style"/>
+          <w:sz w:val="20"/>
+          <w:szCs w:val="20"/>
+        </w:rPr>
+      </w:pPr>
+      <w:r>
+        <w:rPr>
+          <w:rFonts w:ascii="Bookman Old Style" w:hAnsi="Bookman Old Style"/>
+          <w:sz w:val="20"/>
+          <w:szCs w:val="20"/>
+        </w:rPr>
+        <w:t xml:space="preserve">    </w:t>
+      </w:r>
+      <w:proofErr w:type="spellStart"/>
+      <w:r>
+        <w:rPr>
+          <w:rFonts w:ascii="Bookman Old Style" w:hAnsi="Bookman Old Style"/>
+          <w:sz w:val="20"/>
+          <w:szCs w:val="20"/>
+        </w:rPr>
+        <w:t>ll</w:t>
+      </w:r>
+      <w:proofErr w:type="spellEnd"/>
+      <w:r>
+        <w:rPr>
+          <w:rFonts w:ascii="Bookman Old Style" w:hAnsi="Bookman Old Style"/>
+          <w:sz w:val="20"/>
+          <w:szCs w:val="20"/>
+        </w:rPr>
+        <w:t xml:space="preserve"> res = 1;</w:t>
+      </w:r>
+    </w:p>
+    <w:p>
+      <w:pPr>
+        <w:spacing w:after="0" w:line="240" w:lineRule="auto"/>
+        <w:rPr>
+          <w:rFonts w:ascii="Bookman Old Style" w:hAnsi="Bookman Old Style"/>
+          <w:sz w:val="20"/>
+          <w:szCs w:val="20"/>
+        </w:rPr>
+      </w:pPr>
+      <w:r>
+        <w:rPr>
+          <w:rFonts w:ascii="Bookman Old Style" w:hAnsi="Bookman Old Style"/>
+          <w:sz w:val="20"/>
+          <w:szCs w:val="20"/>
+        </w:rPr>
+        <w:t xml:space="preserve">    a%=mod;</w:t>
+      </w:r>
+    </w:p>
+    <w:p>
+      <w:pPr>
+        <w:spacing w:after="0" w:line="240" w:lineRule="auto"/>
+        <w:rPr>
+          <w:rFonts w:ascii="Bookman Old Style" w:hAnsi="Bookman Old Style"/>
+          <w:sz w:val="20"/>
+          <w:szCs w:val="20"/>
+        </w:rPr>
+      </w:pPr>
+      <w:r>
+        <w:rPr>
+          <w:rFonts w:ascii="Bookman Old Style" w:hAnsi="Bookman Old Style"/>
+          <w:sz w:val="20"/>
+          <w:szCs w:val="20"/>
+        </w:rPr>
+        <w:t xml:space="preserve">    while(b&gt;</w:t>
+      </w:r>
+      <w:proofErr w:type="gramStart"/>
+      <w:r>
+        <w:rPr>
+          <w:rFonts w:ascii="Bookman Old Style" w:hAnsi="Bookman Old Style"/>
+          <w:sz w:val="20"/>
+          <w:szCs w:val="20"/>
+        </w:rPr>
+        <w:t>0){</w:t>
+      </w:r>
+      <w:proofErr w:type="gramEnd"/>
+    </w:p>
+    <w:p>
+      <w:pPr>
+        <w:spacing w:after="0" w:line="240" w:lineRule="auto"/>
+        <w:rPr>
+          <w:rFonts w:ascii="Bookman Old Style" w:hAnsi="Bookman Old Style"/>
+          <w:sz w:val="20"/>
+          <w:szCs w:val="20"/>
+        </w:rPr>
+      </w:pPr>
+      <w:r>
+        <w:rPr>
+          <w:rFonts w:ascii="Bookman Old Style" w:hAnsi="Bookman Old Style"/>
+          <w:sz w:val="20"/>
+          <w:szCs w:val="20"/>
+        </w:rPr>
+        <w:t xml:space="preserve">        if(b&amp;1) res = </w:t>
+      </w:r>
+      <w:proofErr w:type="spellStart"/>
+      <w:r>
+        <w:rPr>
+          <w:rFonts w:ascii="Bookman Old Style" w:hAnsi="Bookman Old Style"/>
+          <w:sz w:val="20"/>
+          <w:szCs w:val="20"/>
+        </w:rPr>
+        <w:t>mulmod</w:t>
+      </w:r>
+      <w:proofErr w:type="spellEnd"/>
+      <w:r>
+        <w:rPr>
+          <w:rFonts w:ascii="Bookman Old Style" w:hAnsi="Bookman Old Style"/>
+          <w:sz w:val="20"/>
+          <w:szCs w:val="20"/>
+        </w:rPr>
+        <w:t>(</w:t>
+      </w:r>
+      <w:proofErr w:type="spellStart"/>
+      <w:proofErr w:type="gramStart"/>
+      <w:r>
+        <w:rPr>
+          <w:rFonts w:ascii="Bookman Old Style" w:hAnsi="Bookman Old Style"/>
+          <w:sz w:val="20"/>
+          <w:szCs w:val="20"/>
+        </w:rPr>
+        <w:t>res,a</w:t>
+      </w:r>
+      <w:proofErr w:type="gramEnd"/>
+      <w:r>
+        <w:rPr>
+          <w:rFonts w:ascii="Bookman Old Style" w:hAnsi="Bookman Old Style"/>
+          <w:sz w:val="20"/>
+          <w:szCs w:val="20"/>
+        </w:rPr>
+        <w:t>,mod</w:t>
+      </w:r>
+      <w:proofErr w:type="spellEnd"/>
+      <w:r>
+        <w:rPr>
+          <w:rFonts w:ascii="Bookman Old Style" w:hAnsi="Bookman Old Style"/>
+          <w:sz w:val="20"/>
+          <w:szCs w:val="20"/>
+        </w:rPr>
+        <w:t>);</w:t>
+      </w:r>
+    </w:p>
+    <w:p>
+      <w:pPr>
+        <w:spacing w:after="0" w:line="240" w:lineRule="auto"/>
+        <w:rPr>
+          <w:rFonts w:ascii="Bookman Old Style" w:hAnsi="Bookman Old Style"/>
+          <w:sz w:val="20"/>
+          <w:szCs w:val="20"/>
+        </w:rPr>
+      </w:pPr>
+      <w:r>
+        <w:rPr>
+          <w:rFonts w:ascii="Bookman Old Style" w:hAnsi="Bookman Old Style"/>
+          <w:sz w:val="20"/>
+          <w:szCs w:val="20"/>
+        </w:rPr>
+        <w:t xml:space="preserve">        a = </w:t>
+      </w:r>
+      <w:proofErr w:type="spellStart"/>
+      <w:r>
+        <w:rPr>
+          <w:rFonts w:ascii="Bookman Old Style" w:hAnsi="Bookman Old Style"/>
+          <w:sz w:val="20"/>
+          <w:szCs w:val="20"/>
+        </w:rPr>
+        <w:t>mulmod</w:t>
+      </w:r>
+      <w:proofErr w:type="spellEnd"/>
+      <w:r>
+        <w:rPr>
+          <w:rFonts w:ascii="Bookman Old Style" w:hAnsi="Bookman Old Style"/>
+          <w:sz w:val="20"/>
+          <w:szCs w:val="20"/>
+        </w:rPr>
+        <w:t>(</w:t>
+      </w:r>
+      <w:proofErr w:type="spellStart"/>
+      <w:proofErr w:type="gramStart"/>
+      <w:r>
+        <w:rPr>
+          <w:rFonts w:ascii="Bookman Old Style" w:hAnsi="Bookman Old Style"/>
+          <w:sz w:val="20"/>
+          <w:szCs w:val="20"/>
+        </w:rPr>
+        <w:t>a,a</w:t>
+      </w:r>
+      <w:proofErr w:type="gramEnd"/>
+      <w:r>
+        <w:rPr>
+          <w:rFonts w:ascii="Bookman Old Style" w:hAnsi="Bookman Old Style"/>
+          <w:sz w:val="20"/>
+          <w:szCs w:val="20"/>
+        </w:rPr>
+        <w:t>,mod</w:t>
+      </w:r>
+      <w:proofErr w:type="spellEnd"/>
+      <w:r>
+        <w:rPr>
+          <w:rFonts w:ascii="Bookman Old Style" w:hAnsi="Bookman Old Style"/>
+          <w:sz w:val="20"/>
+          <w:szCs w:val="20"/>
+        </w:rPr>
+        <w:t>);</w:t>
+      </w:r>
+    </w:p>
+    <w:p>
+      <w:pPr>
+        <w:spacing w:after="0" w:line="240" w:lineRule="auto"/>
+        <w:rPr>
+          <w:rFonts w:ascii="Bookman Old Style" w:hAnsi="Bookman Old Style"/>
+          <w:sz w:val="20"/>
+          <w:szCs w:val="20"/>
+        </w:rPr>
+      </w:pPr>
+      <w:r>
+        <w:rPr>
+          <w:rFonts w:ascii="Bookman Old Style" w:hAnsi="Bookman Old Style"/>
+          <w:sz w:val="20"/>
+          <w:szCs w:val="20"/>
+        </w:rPr>
+        <w:t xml:space="preserve">        b&gt;&gt;=1;</w:t>
+      </w:r>
+    </w:p>
+    <w:p>
+      <w:pPr>
+        <w:spacing w:after="0" w:line="240" w:lineRule="auto"/>
+        <w:rPr>
+          <w:rFonts w:ascii="Bookman Old Style" w:hAnsi="Bookman Old Style"/>
+          <w:sz w:val="20"/>
+          <w:szCs w:val="20"/>
+        </w:rPr>
+      </w:pPr>
+      <w:r>
+        <w:rPr>
+          <w:rFonts w:ascii="Bookman Old Style" w:hAnsi="Bookman Old Style"/>
+          <w:sz w:val="20"/>
+          <w:szCs w:val="20"/>
+        </w:rPr>
+        <w:t xml:space="preserve">    }</w:t>
+      </w:r>
+    </w:p>
+    <w:p>
+      <w:pPr>
+        <w:spacing w:after="0" w:line="240" w:lineRule="auto"/>
+        <w:rPr>
+          <w:rFonts w:ascii="Bookman Old Style" w:hAnsi="Bookman Old Style"/>
+          <w:sz w:val="20"/>
+          <w:szCs w:val="20"/>
+        </w:rPr>
+      </w:pPr>
+      <w:r>
+        <w:rPr>
+          <w:rFonts w:ascii="Bookman Old Style" w:hAnsi="Bookman Old Style"/>
+          <w:sz w:val="20"/>
+          <w:szCs w:val="20"/>
+        </w:rPr>
+        <w:t xml:space="preserve">    return res;</w:t>
+      </w:r>
+    </w:p>
+    <w:p>
+      <w:pPr>
+        <w:spacing w:after="0" w:line="240" w:lineRule="auto"/>
+        <w:rPr>
+          <w:rFonts w:ascii="Bookman Old Style" w:hAnsi="Bookman Old Style"/>
+          <w:sz w:val="20"/>
+          <w:szCs w:val="20"/>
+        </w:rPr>
+      </w:pPr>
+      <w:r>
+        <w:rPr>
+          <w:rFonts w:ascii="Bookman Old Style" w:hAnsi="Bookman Old Style"/>
+          <w:sz w:val="20"/>
+          <w:szCs w:val="20"/>
+        </w:rPr>
+        <w:t>}</w:t>
+      </w:r>
+    </w:p>
+    <w:p>
+      <w:pPr>
+        <w:spacing w:after="0" w:line="240" w:lineRule="auto"/>
+        <w:rPr>
+          <w:rFonts w:ascii="Bookman Old Style" w:hAnsi="Bookman Old Style"/>
+          <w:sz w:val="20"/>
+          <w:szCs w:val="20"/>
+        </w:rPr>
+      </w:pPr>
+    </w:p>
+    <w:p>
+      <w:pPr>
+        <w:spacing w:after="0" w:line="240" w:lineRule="auto"/>
+        <w:rPr>
+          <w:rFonts w:ascii="Bookman Old Style" w:hAnsi="Bookman Old Style"/>
+          <w:sz w:val="20"/>
+          <w:szCs w:val="20"/>
+        </w:rPr>
+      </w:pPr>
+      <w:r>
+        <w:rPr>
+          <w:rFonts w:ascii="Bookman Old Style" w:hAnsi="Bookman Old Style"/>
+          <w:sz w:val="20"/>
+          <w:szCs w:val="20"/>
+        </w:rPr>
+        <w:t xml:space="preserve">2. Extended </w:t>
+      </w:r>
+      <w:proofErr w:type="gramStart"/>
+      <w:r>
+        <w:rPr>
+          <w:rFonts w:ascii="Bookman Old Style" w:hAnsi="Bookman Old Style"/>
+          <w:sz w:val="20"/>
+          <w:szCs w:val="20"/>
+        </w:rPr>
+        <w:t>GCD :</w:t>
+      </w:r>
+      <w:proofErr w:type="gramEnd"/>
+      <w:r>
+        <w:rPr>
+          <w:rFonts w:ascii="Bookman Old Style" w:hAnsi="Bookman Old Style"/>
           <w:sz w:val="20"/>
           <w:szCs w:val="20"/>
         </w:rPr>
         <w:t xml:space="preserve"> </w:t>
       </w:r>
+    </w:p>
+    <w:p>
+      <w:pPr>
+        <w:spacing w:after="0" w:line="240" w:lineRule="auto"/>
+        <w:rPr>
+          <w:rFonts w:ascii="Bookman Old Style" w:hAnsi="Bookman Old Style"/>
+          <w:sz w:val="20"/>
+          <w:szCs w:val="20"/>
+        </w:rPr>
+      </w:pPr>
+    </w:p>
+    <w:p>
+      <w:pPr>
+        <w:spacing w:after="0" w:line="240" w:lineRule="auto"/>
+        <w:rPr>
+          <w:rFonts w:ascii="Bookman Old Style" w:hAnsi="Bookman Old Style"/>
+          <w:sz w:val="20"/>
+          <w:szCs w:val="20"/>
+        </w:rPr>
+      </w:pPr>
+      <w:r>
+        <w:rPr>
+          <w:rFonts w:ascii="Bookman Old Style" w:hAnsi="Bookman Old Style"/>
+          <w:sz w:val="20"/>
+          <w:szCs w:val="20"/>
+        </w:rPr>
+        <w:t xml:space="preserve">int </w:t>
+      </w:r>
+      <w:proofErr w:type="spellStart"/>
       <w:proofErr w:type="gramStart"/>
       <w:r>
         <w:rPr>
-          <w:sz w:val="20"/>
-          <w:szCs w:val="20"/>
-        </w:rPr>
-        <w:t>b){</w:t>
+          <w:rFonts w:ascii="Bookman Old Style" w:hAnsi="Bookman Old Style"/>
+          <w:sz w:val="20"/>
+          <w:szCs w:val="20"/>
+        </w:rPr>
+        <w:t>gcd</w:t>
+      </w:r>
+      <w:proofErr w:type="spellEnd"/>
+      <w:r>
+        <w:rPr>
+          <w:rFonts w:ascii="Bookman Old Style" w:hAnsi="Bookman Old Style"/>
+          <w:sz w:val="20"/>
+          <w:szCs w:val="20"/>
+        </w:rPr>
+        <w:t>(</w:t>
       </w:r>
       <w:proofErr w:type="gramEnd"/>
-    </w:p>
-    <w:p>
-      <w:pPr>
-        <w:spacing w:after="0" w:line="240" w:lineRule="auto"/>
-        <w:rPr>
-          <w:sz w:val="20"/>
-          <w:szCs w:val="20"/>
-        </w:rPr>
-      </w:pPr>
-      <w:r>
-        <w:rPr>
-          <w:sz w:val="20"/>
-          <w:szCs w:val="20"/>
-        </w:rPr>
-        <w:t xml:space="preserve">        </w:t>
-      </w:r>
-      <w:proofErr w:type="spellStart"/>
-      <w:r>
-        <w:rPr>
+      <w:r>
+        <w:rPr>
+          <w:rFonts w:ascii="Bookman Old Style" w:hAnsi="Bookman Old Style"/>
+          <w:sz w:val="20"/>
+          <w:szCs w:val="20"/>
+        </w:rPr>
+        <w:t>int a, int b, int&amp; x, int&amp; y) {</w:t>
+      </w:r>
+    </w:p>
+    <w:p>
+      <w:pPr>
+        <w:spacing w:after="0" w:line="240" w:lineRule="auto"/>
+        <w:rPr>
+          <w:rFonts w:ascii="Bookman Old Style" w:hAnsi="Bookman Old Style"/>
+          <w:sz w:val="20"/>
+          <w:szCs w:val="20"/>
+        </w:rPr>
+      </w:pPr>
+      <w:r>
+        <w:rPr>
+          <w:rFonts w:ascii="Bookman Old Style" w:hAnsi="Bookman Old Style"/>
+          <w:sz w:val="20"/>
+          <w:szCs w:val="20"/>
+        </w:rPr>
+        <w:t xml:space="preserve">    if (b == 0) {</w:t>
+      </w:r>
+    </w:p>
+    <w:p>
+      <w:pPr>
+        <w:spacing w:after="0" w:line="240" w:lineRule="auto"/>
+        <w:rPr>
+          <w:rFonts w:ascii="Bookman Old Style" w:hAnsi="Bookman Old Style"/>
+          <w:sz w:val="20"/>
+          <w:szCs w:val="20"/>
+        </w:rPr>
+      </w:pPr>
+      <w:r>
+        <w:rPr>
+          <w:rFonts w:ascii="Bookman Old Style" w:hAnsi="Bookman Old Style"/>
+          <w:sz w:val="20"/>
+          <w:szCs w:val="20"/>
+        </w:rPr>
+        <w:t xml:space="preserve">        x = 1;</w:t>
+      </w:r>
+    </w:p>
+    <w:p>
+      <w:pPr>
+        <w:spacing w:after="0" w:line="240" w:lineRule="auto"/>
+        <w:rPr>
+          <w:rFonts w:ascii="Bookman Old Style" w:hAnsi="Bookman Old Style"/>
+          <w:sz w:val="20"/>
+          <w:szCs w:val="20"/>
+        </w:rPr>
+      </w:pPr>
+      <w:r>
+        <w:rPr>
+          <w:rFonts w:ascii="Bookman Old Style" w:hAnsi="Bookman Old Style"/>
+          <w:sz w:val="20"/>
+          <w:szCs w:val="20"/>
+        </w:rPr>
+        <w:t xml:space="preserve">        y = 0;</w:t>
+      </w:r>
+    </w:p>
+    <w:p>
+      <w:pPr>
+        <w:spacing w:after="0" w:line="240" w:lineRule="auto"/>
+        <w:rPr>
+          <w:rFonts w:ascii="Bookman Old Style" w:hAnsi="Bookman Old Style"/>
+          <w:sz w:val="20"/>
+          <w:szCs w:val="20"/>
+        </w:rPr>
+      </w:pPr>
+      <w:r>
+        <w:rPr>
+          <w:rFonts w:ascii="Bookman Old Style" w:hAnsi="Bookman Old Style"/>
+          <w:sz w:val="20"/>
+          <w:szCs w:val="20"/>
+        </w:rPr>
+        <w:t xml:space="preserve">        return a;</w:t>
+      </w:r>
+    </w:p>
+    <w:p>
+      <w:pPr>
+        <w:spacing w:after="0" w:line="240" w:lineRule="auto"/>
+        <w:rPr>
+          <w:rFonts w:ascii="Bookman Old Style" w:hAnsi="Bookman Old Style"/>
+          <w:sz w:val="20"/>
+          <w:szCs w:val="20"/>
+        </w:rPr>
+      </w:pPr>
+      <w:r>
+        <w:rPr>
+          <w:rFonts w:ascii="Bookman Old Style" w:hAnsi="Bookman Old Style"/>
+          <w:sz w:val="20"/>
+          <w:szCs w:val="20"/>
+        </w:rPr>
+        <w:t xml:space="preserve">    }</w:t>
+      </w:r>
+    </w:p>
+    <w:p>
+      <w:pPr>
+        <w:spacing w:after="0" w:line="240" w:lineRule="auto"/>
+        <w:rPr>
+          <w:rFonts w:ascii="Bookman Old Style" w:hAnsi="Bookman Old Style"/>
+          <w:sz w:val="20"/>
+          <w:szCs w:val="20"/>
+        </w:rPr>
+      </w:pPr>
+      <w:r>
+        <w:rPr>
+          <w:rFonts w:ascii="Bookman Old Style" w:hAnsi="Bookman Old Style"/>
+          <w:sz w:val="20"/>
+          <w:szCs w:val="20"/>
+        </w:rPr>
+        <w:t xml:space="preserve">    int x1, y1;</w:t>
+      </w:r>
+    </w:p>
+    <w:p>
+      <w:pPr>
+        <w:spacing w:after="0" w:line="240" w:lineRule="auto"/>
+        <w:rPr>
+          <w:rFonts w:ascii="Bookman Old Style" w:hAnsi="Bookman Old Style"/>
+          <w:sz w:val="20"/>
+          <w:szCs w:val="20"/>
+        </w:rPr>
+      </w:pPr>
+      <w:r>
+        <w:rPr>
+          <w:rFonts w:ascii="Bookman Old Style" w:hAnsi="Bookman Old Style"/>
+          <w:sz w:val="20"/>
+          <w:szCs w:val="20"/>
+        </w:rPr>
+        <w:t xml:space="preserve">    int d = </w:t>
+      </w:r>
+      <w:proofErr w:type="spellStart"/>
+      <w:proofErr w:type="gramStart"/>
+      <w:r>
+        <w:rPr>
+          <w:rFonts w:ascii="Bookman Old Style" w:hAnsi="Bookman Old Style"/>
+          <w:sz w:val="20"/>
+          <w:szCs w:val="20"/>
+        </w:rPr>
+        <w:t>gcd</w:t>
+      </w:r>
+      <w:proofErr w:type="spellEnd"/>
+      <w:r>
+        <w:rPr>
+          <w:rFonts w:ascii="Bookman Old Style" w:hAnsi="Bookman Old Style"/>
+          <w:sz w:val="20"/>
+          <w:szCs w:val="20"/>
+        </w:rPr>
+        <w:t>(</w:t>
+      </w:r>
+      <w:proofErr w:type="gramEnd"/>
+      <w:r>
+        <w:rPr>
+          <w:rFonts w:ascii="Bookman Old Style" w:hAnsi="Bookman Old Style"/>
+          <w:sz w:val="20"/>
+          <w:szCs w:val="20"/>
+        </w:rPr>
+        <w:t>b, a % b, x1, y1);</w:t>
+      </w:r>
+    </w:p>
+    <w:p>
+      <w:pPr>
+        <w:spacing w:after="0" w:line="240" w:lineRule="auto"/>
+        <w:rPr>
+          <w:rFonts w:ascii="Bookman Old Style" w:hAnsi="Bookman Old Style"/>
+          <w:sz w:val="20"/>
+          <w:szCs w:val="20"/>
+        </w:rPr>
+      </w:pPr>
+      <w:r>
+        <w:rPr>
+          <w:rFonts w:ascii="Bookman Old Style" w:hAnsi="Bookman Old Style"/>
+          <w:sz w:val="20"/>
+          <w:szCs w:val="20"/>
+        </w:rPr>
+        <w:t xml:space="preserve">    x = y1;</w:t>
+      </w:r>
+    </w:p>
+    <w:p>
+      <w:pPr>
+        <w:spacing w:after="0" w:line="240" w:lineRule="auto"/>
+        <w:rPr>
+          <w:rFonts w:ascii="Bookman Old Style" w:hAnsi="Bookman Old Style"/>
+          <w:sz w:val="20"/>
+          <w:szCs w:val="20"/>
+        </w:rPr>
+      </w:pPr>
+      <w:r>
+        <w:rPr>
+          <w:rFonts w:ascii="Bookman Old Style" w:hAnsi="Bookman Old Style"/>
+          <w:sz w:val="20"/>
+          <w:szCs w:val="20"/>
+        </w:rPr>
+        <w:t xml:space="preserve">    y = x1 - y1 * (a / b);</w:t>
+      </w:r>
+    </w:p>
+    <w:p>
+      <w:pPr>
+        <w:spacing w:after="0" w:line="240" w:lineRule="auto"/>
+        <w:rPr>
+          <w:rFonts w:ascii="Bookman Old Style" w:hAnsi="Bookman Old Style"/>
+          <w:sz w:val="20"/>
+          <w:szCs w:val="20"/>
+        </w:rPr>
+      </w:pPr>
+      <w:r>
+        <w:rPr>
+          <w:rFonts w:ascii="Bookman Old Style" w:hAnsi="Bookman Old Style"/>
+          <w:sz w:val="20"/>
+          <w:szCs w:val="20"/>
+        </w:rPr>
+        <w:t xml:space="preserve">    return d;</w:t>
+      </w:r>
+    </w:p>
+    <w:p>
+      <w:pPr>
+        <w:spacing w:after="0" w:line="240" w:lineRule="auto"/>
+        <w:rPr>
+          <w:rFonts w:ascii="Bookman Old Style" w:hAnsi="Bookman Old Style"/>
+          <w:sz w:val="20"/>
+          <w:szCs w:val="20"/>
+        </w:rPr>
+      </w:pPr>
+      <w:r>
+        <w:rPr>
+          <w:rFonts w:ascii="Bookman Old Style" w:hAnsi="Bookman Old Style"/>
+          <w:sz w:val="20"/>
+          <w:szCs w:val="20"/>
+        </w:rPr>
+        <w:t>}</w:t>
+      </w:r>
+    </w:p>
+    <w:p>
+      <w:pPr>
+        <w:spacing w:after="0" w:line="240" w:lineRule="auto"/>
+        <w:rPr>
+          <w:rFonts w:ascii="Bookman Old Style" w:hAnsi="Bookman Old Style"/>
+          <w:sz w:val="20"/>
+          <w:szCs w:val="20"/>
+        </w:rPr>
+      </w:pPr>
+    </w:p>
+    <w:p>
+      <w:pPr>
+        <w:spacing w:after="0" w:line="240" w:lineRule="auto"/>
+        <w:rPr>
+          <w:rFonts w:ascii="Bookman Old Style" w:hAnsi="Bookman Old Style"/>
+          <w:sz w:val="20"/>
+          <w:szCs w:val="20"/>
+        </w:rPr>
+      </w:pPr>
+      <w:r>
+        <w:rPr>
+          <w:rFonts w:ascii="Bookman Old Style" w:hAnsi="Bookman Old Style"/>
+          <w:sz w:val="20"/>
+          <w:szCs w:val="20"/>
+        </w:rPr>
+        <w:t>3. Miller-Rabin Primality Test</w:t>
+      </w:r>
+    </w:p>
+    <w:p>
+      <w:pPr>
+        <w:spacing w:after="0" w:line="240" w:lineRule="auto"/>
+        <w:rPr>
+          <w:rFonts w:ascii="Bookman Old Style" w:hAnsi="Bookman Old Style"/>
+          <w:sz w:val="20"/>
+          <w:szCs w:val="20"/>
+        </w:rPr>
+      </w:pPr>
+    </w:p>
+    <w:p>
+      <w:pPr>
+        <w:spacing w:after="0" w:line="240" w:lineRule="auto"/>
+        <w:rPr>
+          <w:rFonts w:ascii="Bookman Old Style" w:hAnsi="Bookman Old Style"/>
+          <w:sz w:val="20"/>
+          <w:szCs w:val="20"/>
+        </w:rPr>
+      </w:pPr>
+      <w:r>
+        <w:rPr>
+          <w:rFonts w:ascii="Bookman Old Style" w:hAnsi="Bookman Old Style"/>
+          <w:sz w:val="20"/>
+          <w:szCs w:val="20"/>
+        </w:rPr>
+        <w:t xml:space="preserve">bool </w:t>
+      </w:r>
+      <w:proofErr w:type="spellStart"/>
+      <w:proofErr w:type="gramStart"/>
+      <w:r>
+        <w:rPr>
+          <w:rFonts w:ascii="Bookman Old Style" w:hAnsi="Bookman Old Style"/>
+          <w:sz w:val="20"/>
+          <w:szCs w:val="20"/>
+        </w:rPr>
+        <w:t>checkcomposite</w:t>
+      </w:r>
+      <w:proofErr w:type="spellEnd"/>
+      <w:r>
+        <w:rPr>
+          <w:rFonts w:ascii="Bookman Old Style" w:hAnsi="Bookman Old Style"/>
+          <w:sz w:val="20"/>
+          <w:szCs w:val="20"/>
+        </w:rPr>
+        <w:t>(</w:t>
+      </w:r>
+      <w:proofErr w:type="spellStart"/>
+      <w:proofErr w:type="gramEnd"/>
+      <w:r>
+        <w:rPr>
+          <w:rFonts w:ascii="Bookman Old Style" w:hAnsi="Bookman Old Style"/>
           <w:sz w:val="20"/>
           <w:szCs w:val="20"/>
         </w:rPr>
@@ -192,46 +1019,618 @@
       <w:proofErr w:type="spellEnd"/>
       <w:r>
         <w:rPr>
-          <w:sz w:val="20"/>
-          <w:szCs w:val="20"/>
-        </w:rPr>
-        <w:t xml:space="preserve"> res = 1;</w:t>
-      </w:r>
-    </w:p>
-    <w:p>
-      <w:pPr>
-        <w:spacing w:after="0" w:line="240" w:lineRule="auto"/>
-        <w:rPr>
-          <w:sz w:val="20"/>
-          <w:szCs w:val="20"/>
-        </w:rPr>
-      </w:pPr>
-      <w:r>
-        <w:rPr>
-          <w:sz w:val="20"/>
-          <w:szCs w:val="20"/>
-        </w:rPr>
-        <w:t xml:space="preserve">        a %= mod;</w:t>
-      </w:r>
-    </w:p>
-    <w:p>
-      <w:pPr>
-        <w:spacing w:after="0" w:line="240" w:lineRule="auto"/>
-        <w:rPr>
-          <w:sz w:val="20"/>
-          <w:szCs w:val="20"/>
-        </w:rPr>
-      </w:pPr>
-      <w:r>
-        <w:rPr>
-          <w:sz w:val="20"/>
-          <w:szCs w:val="20"/>
-        </w:rPr>
-        <w:t xml:space="preserve">        while(b&gt;</w:t>
+          <w:rFonts w:ascii="Bookman Old Style" w:hAnsi="Bookman Old Style"/>
+          <w:sz w:val="20"/>
+          <w:szCs w:val="20"/>
+        </w:rPr>
+        <w:t xml:space="preserve"> n, </w:t>
+      </w:r>
+      <w:proofErr w:type="spellStart"/>
+      <w:r>
+        <w:rPr>
+          <w:rFonts w:ascii="Bookman Old Style" w:hAnsi="Bookman Old Style"/>
+          <w:sz w:val="20"/>
+          <w:szCs w:val="20"/>
+        </w:rPr>
+        <w:t>ll</w:t>
+      </w:r>
+      <w:proofErr w:type="spellEnd"/>
+      <w:r>
+        <w:rPr>
+          <w:rFonts w:ascii="Bookman Old Style" w:hAnsi="Bookman Old Style"/>
+          <w:sz w:val="20"/>
+          <w:szCs w:val="20"/>
+        </w:rPr>
+        <w:t xml:space="preserve"> a, </w:t>
+      </w:r>
+      <w:proofErr w:type="spellStart"/>
+      <w:r>
+        <w:rPr>
+          <w:rFonts w:ascii="Bookman Old Style" w:hAnsi="Bookman Old Style"/>
+          <w:sz w:val="20"/>
+          <w:szCs w:val="20"/>
+        </w:rPr>
+        <w:t>ll</w:t>
+      </w:r>
+      <w:proofErr w:type="spellEnd"/>
+      <w:r>
+        <w:rPr>
+          <w:rFonts w:ascii="Bookman Old Style" w:hAnsi="Bookman Old Style"/>
+          <w:sz w:val="20"/>
+          <w:szCs w:val="20"/>
+        </w:rPr>
+        <w:t xml:space="preserve"> d, int </w:t>
       </w:r>
       <w:proofErr w:type="gramStart"/>
       <w:r>
         <w:rPr>
+          <w:rFonts w:ascii="Bookman Old Style" w:hAnsi="Bookman Old Style"/>
+          <w:sz w:val="20"/>
+          <w:szCs w:val="20"/>
+        </w:rPr>
+        <w:t>s){</w:t>
+      </w:r>
+      <w:proofErr w:type="gramEnd"/>
+    </w:p>
+    <w:p>
+      <w:pPr>
+        <w:spacing w:after="0" w:line="240" w:lineRule="auto"/>
+        <w:rPr>
+          <w:rFonts w:ascii="Bookman Old Style" w:hAnsi="Bookman Old Style"/>
+          <w:sz w:val="20"/>
+          <w:szCs w:val="20"/>
+        </w:rPr>
+      </w:pPr>
+      <w:r>
+        <w:rPr>
+          <w:rFonts w:ascii="Bookman Old Style" w:hAnsi="Bookman Old Style"/>
+          <w:sz w:val="20"/>
+          <w:szCs w:val="20"/>
+        </w:rPr>
+        <w:t xml:space="preserve">    </w:t>
+      </w:r>
+      <w:proofErr w:type="spellStart"/>
+      <w:r>
+        <w:rPr>
+          <w:rFonts w:ascii="Bookman Old Style" w:hAnsi="Bookman Old Style"/>
+          <w:sz w:val="20"/>
+          <w:szCs w:val="20"/>
+        </w:rPr>
+        <w:t>ll</w:t>
+      </w:r>
+      <w:proofErr w:type="spellEnd"/>
+      <w:r>
+        <w:rPr>
+          <w:rFonts w:ascii="Bookman Old Style" w:hAnsi="Bookman Old Style"/>
+          <w:sz w:val="20"/>
+          <w:szCs w:val="20"/>
+        </w:rPr>
+        <w:t xml:space="preserve"> x = </w:t>
+      </w:r>
+      <w:proofErr w:type="spellStart"/>
+      <w:proofErr w:type="gramStart"/>
+      <w:r>
+        <w:rPr>
+          <w:rFonts w:ascii="Bookman Old Style" w:hAnsi="Bookman Old Style"/>
+          <w:sz w:val="20"/>
+          <w:szCs w:val="20"/>
+        </w:rPr>
+        <w:t>binexp</w:t>
+      </w:r>
+      <w:proofErr w:type="spellEnd"/>
+      <w:r>
+        <w:rPr>
+          <w:rFonts w:ascii="Bookman Old Style" w:hAnsi="Bookman Old Style"/>
+          <w:sz w:val="20"/>
+          <w:szCs w:val="20"/>
+        </w:rPr>
+        <w:t>(</w:t>
+      </w:r>
+      <w:proofErr w:type="gramEnd"/>
+      <w:r>
+        <w:rPr>
+          <w:rFonts w:ascii="Bookman Old Style" w:hAnsi="Bookman Old Style"/>
+          <w:sz w:val="20"/>
+          <w:szCs w:val="20"/>
+        </w:rPr>
+        <w:t>a, d, n);</w:t>
+      </w:r>
+    </w:p>
+    <w:p>
+      <w:pPr>
+        <w:spacing w:after="0" w:line="240" w:lineRule="auto"/>
+        <w:rPr>
+          <w:rFonts w:ascii="Bookman Old Style" w:hAnsi="Bookman Old Style"/>
+          <w:sz w:val="20"/>
+          <w:szCs w:val="20"/>
+        </w:rPr>
+      </w:pPr>
+      <w:r>
+        <w:rPr>
+          <w:rFonts w:ascii="Bookman Old Style" w:hAnsi="Bookman Old Style"/>
+          <w:sz w:val="20"/>
+          <w:szCs w:val="20"/>
+        </w:rPr>
+        <w:t xml:space="preserve">    </w:t>
+      </w:r>
+      <w:proofErr w:type="gramStart"/>
+      <w:r>
+        <w:rPr>
+          <w:rFonts w:ascii="Bookman Old Style" w:hAnsi="Bookman Old Style"/>
+          <w:sz w:val="20"/>
+          <w:szCs w:val="20"/>
+        </w:rPr>
+        <w:t>if(</w:t>
+      </w:r>
+      <w:proofErr w:type="gramEnd"/>
+      <w:r>
+        <w:rPr>
+          <w:rFonts w:ascii="Bookman Old Style" w:hAnsi="Bookman Old Style"/>
+          <w:sz w:val="20"/>
+          <w:szCs w:val="20"/>
+        </w:rPr>
+        <w:t>x==1 || x==n-1) return false;</w:t>
+      </w:r>
+    </w:p>
+    <w:p>
+      <w:pPr>
+        <w:spacing w:after="0" w:line="240" w:lineRule="auto"/>
+        <w:rPr>
+          <w:rFonts w:ascii="Bookman Old Style" w:hAnsi="Bookman Old Style"/>
+          <w:sz w:val="20"/>
+          <w:szCs w:val="20"/>
+        </w:rPr>
+      </w:pPr>
+      <w:r>
+        <w:rPr>
+          <w:rFonts w:ascii="Bookman Old Style" w:hAnsi="Bookman Old Style"/>
+          <w:sz w:val="20"/>
+          <w:szCs w:val="20"/>
+        </w:rPr>
+        <w:t xml:space="preserve">    </w:t>
+      </w:r>
+      <w:proofErr w:type="gramStart"/>
+      <w:r>
+        <w:rPr>
+          <w:rFonts w:ascii="Bookman Old Style" w:hAnsi="Bookman Old Style"/>
+          <w:sz w:val="20"/>
+          <w:szCs w:val="20"/>
+        </w:rPr>
+        <w:t>for(</w:t>
+      </w:r>
+      <w:proofErr w:type="gramEnd"/>
+      <w:r>
+        <w:rPr>
+          <w:rFonts w:ascii="Bookman Old Style" w:hAnsi="Bookman Old Style"/>
+          <w:sz w:val="20"/>
+          <w:szCs w:val="20"/>
+        </w:rPr>
+        <w:t>int r=1; r&lt;s; r+</w:t>
+      </w:r>
+      <w:proofErr w:type="gramStart"/>
+      <w:r>
+        <w:rPr>
+          <w:rFonts w:ascii="Bookman Old Style" w:hAnsi="Bookman Old Style"/>
+          <w:sz w:val="20"/>
+          <w:szCs w:val="20"/>
+        </w:rPr>
+        <w:t>+){</w:t>
+      </w:r>
+      <w:proofErr w:type="gramEnd"/>
+    </w:p>
+    <w:p>
+      <w:pPr>
+        <w:spacing w:after="0" w:line="240" w:lineRule="auto"/>
+        <w:rPr>
+          <w:rFonts w:ascii="Bookman Old Style" w:hAnsi="Bookman Old Style"/>
+          <w:sz w:val="20"/>
+          <w:szCs w:val="20"/>
+        </w:rPr>
+      </w:pPr>
+      <w:r>
+        <w:rPr>
+          <w:rFonts w:ascii="Bookman Old Style" w:hAnsi="Bookman Old Style"/>
+          <w:sz w:val="20"/>
+          <w:szCs w:val="20"/>
+        </w:rPr>
+        <w:t xml:space="preserve">        x = </w:t>
+      </w:r>
+      <w:proofErr w:type="spellStart"/>
+      <w:proofErr w:type="gramStart"/>
+      <w:r>
+        <w:rPr>
+          <w:rFonts w:ascii="Bookman Old Style" w:hAnsi="Bookman Old Style"/>
+          <w:sz w:val="20"/>
+          <w:szCs w:val="20"/>
+        </w:rPr>
+        <w:t>mulmod</w:t>
+      </w:r>
+      <w:proofErr w:type="spellEnd"/>
+      <w:r>
+        <w:rPr>
+          <w:rFonts w:ascii="Bookman Old Style" w:hAnsi="Bookman Old Style"/>
+          <w:sz w:val="20"/>
+          <w:szCs w:val="20"/>
+        </w:rPr>
+        <w:t>(</w:t>
+      </w:r>
+      <w:proofErr w:type="gramEnd"/>
+      <w:r>
+        <w:rPr>
+          <w:rFonts w:ascii="Bookman Old Style" w:hAnsi="Bookman Old Style"/>
+          <w:sz w:val="20"/>
+          <w:szCs w:val="20"/>
+        </w:rPr>
+        <w:t>x, x, n);</w:t>
+      </w:r>
+    </w:p>
+    <w:p>
+      <w:pPr>
+        <w:spacing w:after="0" w:line="240" w:lineRule="auto"/>
+        <w:rPr>
+          <w:rFonts w:ascii="Bookman Old Style" w:hAnsi="Bookman Old Style"/>
+          <w:sz w:val="20"/>
+          <w:szCs w:val="20"/>
+        </w:rPr>
+      </w:pPr>
+      <w:r>
+        <w:rPr>
+          <w:rFonts w:ascii="Bookman Old Style" w:hAnsi="Bookman Old Style"/>
+          <w:sz w:val="20"/>
+          <w:szCs w:val="20"/>
+        </w:rPr>
+        <w:t xml:space="preserve">        if(x==n-1) return false;</w:t>
+      </w:r>
+    </w:p>
+    <w:p>
+      <w:pPr>
+        <w:spacing w:after="0" w:line="240" w:lineRule="auto"/>
+        <w:rPr>
+          <w:rFonts w:ascii="Bookman Old Style" w:hAnsi="Bookman Old Style"/>
+          <w:sz w:val="20"/>
+          <w:szCs w:val="20"/>
+        </w:rPr>
+      </w:pPr>
+      <w:r>
+        <w:rPr>
+          <w:rFonts w:ascii="Bookman Old Style" w:hAnsi="Bookman Old Style"/>
+          <w:sz w:val="20"/>
+          <w:szCs w:val="20"/>
+        </w:rPr>
+        <w:t xml:space="preserve">    }</w:t>
+      </w:r>
+    </w:p>
+    <w:p>
+      <w:pPr>
+        <w:spacing w:after="0" w:line="240" w:lineRule="auto"/>
+        <w:rPr>
+          <w:rFonts w:ascii="Bookman Old Style" w:hAnsi="Bookman Old Style"/>
+          <w:sz w:val="20"/>
+          <w:szCs w:val="20"/>
+        </w:rPr>
+      </w:pPr>
+      <w:r>
+        <w:rPr>
+          <w:rFonts w:ascii="Bookman Old Style" w:hAnsi="Bookman Old Style"/>
+          <w:sz w:val="20"/>
+          <w:szCs w:val="20"/>
+        </w:rPr>
+        <w:t xml:space="preserve">    return true;</w:t>
+      </w:r>
+    </w:p>
+    <w:p>
+      <w:pPr>
+        <w:spacing w:after="0" w:line="240" w:lineRule="auto"/>
+        <w:rPr>
+          <w:rFonts w:ascii="Bookman Old Style" w:hAnsi="Bookman Old Style"/>
+          <w:sz w:val="20"/>
+          <w:szCs w:val="20"/>
+        </w:rPr>
+      </w:pPr>
+      <w:r>
+        <w:rPr>
+          <w:rFonts w:ascii="Bookman Old Style" w:hAnsi="Bookman Old Style"/>
+          <w:sz w:val="20"/>
+          <w:szCs w:val="20"/>
+        </w:rPr>
+        <w:t>}</w:t>
+      </w:r>
+    </w:p>
+    <w:p>
+      <w:pPr>
+        <w:spacing w:after="0" w:line="240" w:lineRule="auto"/>
+        <w:rPr>
+          <w:rFonts w:ascii="Bookman Old Style" w:hAnsi="Bookman Old Style"/>
+          <w:sz w:val="20"/>
+          <w:szCs w:val="20"/>
+        </w:rPr>
+      </w:pPr>
+      <w:r>
+        <w:rPr>
+          <w:rFonts w:ascii="Bookman Old Style" w:hAnsi="Bookman Old Style"/>
+          <w:sz w:val="20"/>
+          <w:szCs w:val="20"/>
+        </w:rPr>
+        <w:t xml:space="preserve">bool </w:t>
+      </w:r>
+      <w:proofErr w:type="spellStart"/>
+      <w:proofErr w:type="gramStart"/>
+      <w:r>
+        <w:rPr>
+          <w:rFonts w:ascii="Bookman Old Style" w:hAnsi="Bookman Old Style"/>
+          <w:sz w:val="20"/>
+          <w:szCs w:val="20"/>
+        </w:rPr>
+        <w:t>isPrime</w:t>
+      </w:r>
+      <w:proofErr w:type="spellEnd"/>
+      <w:r>
+        <w:rPr>
+          <w:rFonts w:ascii="Bookman Old Style" w:hAnsi="Bookman Old Style"/>
+          <w:sz w:val="20"/>
+          <w:szCs w:val="20"/>
+        </w:rPr>
+        <w:t>(</w:t>
+      </w:r>
+      <w:proofErr w:type="spellStart"/>
+      <w:proofErr w:type="gramEnd"/>
+      <w:r>
+        <w:rPr>
+          <w:rFonts w:ascii="Bookman Old Style" w:hAnsi="Bookman Old Style"/>
+          <w:sz w:val="20"/>
+          <w:szCs w:val="20"/>
+        </w:rPr>
+        <w:t>ll</w:t>
+      </w:r>
+      <w:proofErr w:type="spellEnd"/>
+      <w:r>
+        <w:rPr>
+          <w:rFonts w:ascii="Bookman Old Style" w:hAnsi="Bookman Old Style"/>
+          <w:sz w:val="20"/>
+          <w:szCs w:val="20"/>
+        </w:rPr>
+        <w:t xml:space="preserve"> n) {</w:t>
+      </w:r>
+    </w:p>
+    <w:p>
+      <w:pPr>
+        <w:spacing w:after="0" w:line="240" w:lineRule="auto"/>
+        <w:rPr>
+          <w:rFonts w:ascii="Bookman Old Style" w:hAnsi="Bookman Old Style"/>
+          <w:sz w:val="20"/>
+          <w:szCs w:val="20"/>
+        </w:rPr>
+      </w:pPr>
+      <w:r>
+        <w:rPr>
+          <w:rFonts w:ascii="Bookman Old Style" w:hAnsi="Bookman Old Style"/>
+          <w:sz w:val="20"/>
+          <w:szCs w:val="20"/>
+        </w:rPr>
+        <w:t xml:space="preserve">    if(n&lt;2) return false;</w:t>
+      </w:r>
+    </w:p>
+    <w:p>
+      <w:pPr>
+        <w:spacing w:after="0" w:line="240" w:lineRule="auto"/>
+        <w:rPr>
+          <w:rFonts w:ascii="Bookman Old Style" w:hAnsi="Bookman Old Style"/>
+          <w:sz w:val="20"/>
+          <w:szCs w:val="20"/>
+        </w:rPr>
+      </w:pPr>
+      <w:r>
+        <w:rPr>
+          <w:rFonts w:ascii="Bookman Old Style" w:hAnsi="Bookman Old Style"/>
+          <w:sz w:val="20"/>
+          <w:szCs w:val="20"/>
+        </w:rPr>
+        <w:t xml:space="preserve">    </w:t>
+      </w:r>
+      <w:proofErr w:type="gramStart"/>
+      <w:r>
+        <w:rPr>
+          <w:rFonts w:ascii="Bookman Old Style" w:hAnsi="Bookman Old Style"/>
+          <w:sz w:val="20"/>
+          <w:szCs w:val="20"/>
+        </w:rPr>
+        <w:t>for(</w:t>
+      </w:r>
+      <w:proofErr w:type="spellStart"/>
+      <w:proofErr w:type="gramEnd"/>
+      <w:r>
+        <w:rPr>
+          <w:rFonts w:ascii="Bookman Old Style" w:hAnsi="Bookman Old Style"/>
+          <w:sz w:val="20"/>
+          <w:szCs w:val="20"/>
+        </w:rPr>
+        <w:t>ll</w:t>
+      </w:r>
+      <w:proofErr w:type="spellEnd"/>
+      <w:r>
+        <w:rPr>
+          <w:rFonts w:ascii="Bookman Old Style" w:hAnsi="Bookman Old Style"/>
+          <w:sz w:val="20"/>
+          <w:szCs w:val="20"/>
+        </w:rPr>
+        <w:t xml:space="preserve"> </w:t>
+      </w:r>
+      <w:proofErr w:type="gramStart"/>
+      <w:r>
+        <w:rPr>
+          <w:rFonts w:ascii="Bookman Old Style" w:hAnsi="Bookman Old Style"/>
+          <w:sz w:val="20"/>
+          <w:szCs w:val="20"/>
+        </w:rPr>
+        <w:t>p :</w:t>
+      </w:r>
+      <w:proofErr w:type="gramEnd"/>
+      <w:r>
+        <w:rPr>
+          <w:rFonts w:ascii="Bookman Old Style" w:hAnsi="Bookman Old Style"/>
+          <w:sz w:val="20"/>
+          <w:szCs w:val="20"/>
+        </w:rPr>
+        <w:t xml:space="preserve"> {2, 3, 5, 7, 11, 13, 17, 19, 23, 29</w:t>
+      </w:r>
+      <w:proofErr w:type="gramStart"/>
+      <w:r>
+        <w:rPr>
+          <w:rFonts w:ascii="Bookman Old Style" w:hAnsi="Bookman Old Style"/>
+          <w:sz w:val="20"/>
+          <w:szCs w:val="20"/>
+        </w:rPr>
+        <w:t>}){</w:t>
+      </w:r>
+      <w:proofErr w:type="gramEnd"/>
+    </w:p>
+    <w:p>
+      <w:pPr>
+        <w:spacing w:after="0" w:line="240" w:lineRule="auto"/>
+        <w:rPr>
+          <w:rFonts w:ascii="Bookman Old Style" w:hAnsi="Bookman Old Style"/>
+          <w:sz w:val="20"/>
+          <w:szCs w:val="20"/>
+        </w:rPr>
+      </w:pPr>
+      <w:r>
+        <w:rPr>
+          <w:rFonts w:ascii="Bookman Old Style" w:hAnsi="Bookman Old Style"/>
+          <w:sz w:val="20"/>
+          <w:szCs w:val="20"/>
+        </w:rPr>
+        <w:t xml:space="preserve">        if(</w:t>
+      </w:r>
+      <w:proofErr w:type="spellStart"/>
+      <w:r>
+        <w:rPr>
+          <w:rFonts w:ascii="Bookman Old Style" w:hAnsi="Bookman Old Style"/>
+          <w:sz w:val="20"/>
+          <w:szCs w:val="20"/>
+        </w:rPr>
+        <w:t>n%p</w:t>
+      </w:r>
+      <w:proofErr w:type="spellEnd"/>
+      <w:r>
+        <w:rPr>
+          <w:rFonts w:ascii="Bookman Old Style" w:hAnsi="Bookman Old Style"/>
+          <w:sz w:val="20"/>
+          <w:szCs w:val="20"/>
+        </w:rPr>
+        <w:t>==0) return n==p;</w:t>
+      </w:r>
+    </w:p>
+    <w:p>
+      <w:pPr>
+        <w:spacing w:after="0" w:line="240" w:lineRule="auto"/>
+        <w:rPr>
+          <w:rFonts w:ascii="Bookman Old Style" w:hAnsi="Bookman Old Style"/>
+          <w:sz w:val="20"/>
+          <w:szCs w:val="20"/>
+        </w:rPr>
+      </w:pPr>
+      <w:r>
+        <w:rPr>
+          <w:rFonts w:ascii="Bookman Old Style" w:hAnsi="Bookman Old Style"/>
+          <w:sz w:val="20"/>
+          <w:szCs w:val="20"/>
+        </w:rPr>
+        <w:t xml:space="preserve">    }</w:t>
+      </w:r>
+    </w:p>
+    <w:p>
+      <w:pPr>
+        <w:spacing w:after="0" w:line="240" w:lineRule="auto"/>
+        <w:rPr>
+          <w:rFonts w:ascii="Bookman Old Style" w:hAnsi="Bookman Old Style"/>
+          <w:sz w:val="20"/>
+          <w:szCs w:val="20"/>
+        </w:rPr>
+      </w:pPr>
+      <w:r>
+        <w:rPr>
+          <w:rFonts w:ascii="Bookman Old Style" w:hAnsi="Bookman Old Style"/>
+          <w:sz w:val="20"/>
+          <w:szCs w:val="20"/>
+        </w:rPr>
+        <w:t xml:space="preserve">    int s = 0;</w:t>
+      </w:r>
+    </w:p>
+    <w:p>
+      <w:pPr>
+        <w:spacing w:after="0" w:line="240" w:lineRule="auto"/>
+        <w:rPr>
+          <w:rFonts w:ascii="Bookman Old Style" w:hAnsi="Bookman Old Style"/>
+          <w:sz w:val="20"/>
+          <w:szCs w:val="20"/>
+        </w:rPr>
+      </w:pPr>
+      <w:r>
+        <w:rPr>
+          <w:rFonts w:ascii="Bookman Old Style" w:hAnsi="Bookman Old Style"/>
+          <w:sz w:val="20"/>
+          <w:szCs w:val="20"/>
+        </w:rPr>
+        <w:t xml:space="preserve">    </w:t>
+      </w:r>
+      <w:proofErr w:type="spellStart"/>
+      <w:r>
+        <w:rPr>
+          <w:rFonts w:ascii="Bookman Old Style" w:hAnsi="Bookman Old Style"/>
+          <w:sz w:val="20"/>
+          <w:szCs w:val="20"/>
+        </w:rPr>
+        <w:t>ll</w:t>
+      </w:r>
+      <w:proofErr w:type="spellEnd"/>
+      <w:r>
+        <w:rPr>
+          <w:rFonts w:ascii="Bookman Old Style" w:hAnsi="Bookman Old Style"/>
+          <w:sz w:val="20"/>
+          <w:szCs w:val="20"/>
+        </w:rPr>
+        <w:t xml:space="preserve"> d = n-1;</w:t>
+      </w:r>
+    </w:p>
+    <w:p>
+      <w:pPr>
+        <w:spacing w:after="0" w:line="240" w:lineRule="auto"/>
+        <w:rPr>
+          <w:rFonts w:ascii="Bookman Old Style" w:hAnsi="Bookman Old Style"/>
+          <w:sz w:val="20"/>
+          <w:szCs w:val="20"/>
+        </w:rPr>
+      </w:pPr>
+      <w:r>
+        <w:rPr>
+          <w:rFonts w:ascii="Bookman Old Style" w:hAnsi="Bookman Old Style"/>
+          <w:sz w:val="20"/>
+          <w:szCs w:val="20"/>
+        </w:rPr>
+        <w:t xml:space="preserve">    while((d&amp;</w:t>
+      </w:r>
+      <w:proofErr w:type="gramStart"/>
+      <w:r>
+        <w:rPr>
+          <w:rFonts w:ascii="Bookman Old Style" w:hAnsi="Bookman Old Style"/>
+          <w:sz w:val="20"/>
+          <w:szCs w:val="20"/>
+        </w:rPr>
+        <w:t>1)=</w:t>
+      </w:r>
+      <w:proofErr w:type="gramEnd"/>
+      <w:r>
+        <w:rPr>
+          <w:rFonts w:ascii="Bookman Old Style" w:hAnsi="Bookman Old Style"/>
+          <w:sz w:val="20"/>
+          <w:szCs w:val="20"/>
+        </w:rPr>
+        <w:t>=</w:t>
+      </w:r>
+      <w:proofErr w:type="gramStart"/>
+      <w:r>
+        <w:rPr>
+          <w:rFonts w:ascii="Bookman Old Style" w:hAnsi="Bookman Old Style"/>
           <w:sz w:val="20"/>
           <w:szCs w:val="20"/>
         </w:rPr>
@@ -243,124 +1642,252 @@
       <w:pPr>
         <w:spacing w:after="0" w:line="240" w:lineRule="auto"/>
         <w:rPr>
-          <w:sz w:val="20"/>
-          <w:szCs w:val="20"/>
-        </w:rPr>
-      </w:pPr>
-      <w:r>
-        <w:rPr>
-          <w:sz w:val="20"/>
-          <w:szCs w:val="20"/>
-        </w:rPr>
-        <w:t xml:space="preserve">            if(1&amp;b) res = (res*</w:t>
+          <w:rFonts w:ascii="Bookman Old Style" w:hAnsi="Bookman Old Style"/>
+          <w:sz w:val="20"/>
+          <w:szCs w:val="20"/>
+        </w:rPr>
+      </w:pPr>
+      <w:r>
+        <w:rPr>
+          <w:rFonts w:ascii="Bookman Old Style" w:hAnsi="Bookman Old Style"/>
+          <w:sz w:val="20"/>
+          <w:szCs w:val="20"/>
+        </w:rPr>
+        <w:t xml:space="preserve">        d&gt;&gt;=1;</w:t>
+      </w:r>
+    </w:p>
+    <w:p>
+      <w:pPr>
+        <w:spacing w:after="0" w:line="240" w:lineRule="auto"/>
+        <w:rPr>
+          <w:rFonts w:ascii="Bookman Old Style" w:hAnsi="Bookman Old Style"/>
+          <w:sz w:val="20"/>
+          <w:szCs w:val="20"/>
+        </w:rPr>
+      </w:pPr>
+      <w:r>
+        <w:rPr>
+          <w:rFonts w:ascii="Bookman Old Style" w:hAnsi="Bookman Old Style"/>
+          <w:sz w:val="20"/>
+          <w:szCs w:val="20"/>
+        </w:rPr>
+        <w:t xml:space="preserve">        s++;</w:t>
+      </w:r>
+    </w:p>
+    <w:p>
+      <w:pPr>
+        <w:spacing w:after="0" w:line="240" w:lineRule="auto"/>
+        <w:rPr>
+          <w:rFonts w:ascii="Bookman Old Style" w:hAnsi="Bookman Old Style"/>
+          <w:sz w:val="20"/>
+          <w:szCs w:val="20"/>
+        </w:rPr>
+      </w:pPr>
+      <w:r>
+        <w:rPr>
+          <w:rFonts w:ascii="Bookman Old Style" w:hAnsi="Bookman Old Style"/>
+          <w:sz w:val="20"/>
+          <w:szCs w:val="20"/>
+        </w:rPr>
+        <w:t xml:space="preserve">    }</w:t>
+      </w:r>
+    </w:p>
+    <w:p>
+      <w:pPr>
+        <w:spacing w:after="0" w:line="240" w:lineRule="auto"/>
+        <w:rPr>
+          <w:rFonts w:ascii="Bookman Old Style" w:hAnsi="Bookman Old Style"/>
+          <w:sz w:val="20"/>
+          <w:szCs w:val="20"/>
+        </w:rPr>
+      </w:pPr>
+      <w:r>
+        <w:rPr>
+          <w:rFonts w:ascii="Bookman Old Style" w:hAnsi="Bookman Old Style"/>
+          <w:sz w:val="20"/>
+          <w:szCs w:val="20"/>
+        </w:rPr>
+        <w:t xml:space="preserve">    </w:t>
       </w:r>
       <w:proofErr w:type="gramStart"/>
       <w:r>
         <w:rPr>
-          <w:sz w:val="20"/>
-          <w:szCs w:val="20"/>
-        </w:rPr>
-        <w:t>a)%</w:t>
-      </w:r>
+          <w:rFonts w:ascii="Bookman Old Style" w:hAnsi="Bookman Old Style"/>
+          <w:sz w:val="20"/>
+          <w:szCs w:val="20"/>
+        </w:rPr>
+        <w:t>for(</w:t>
+      </w:r>
+      <w:proofErr w:type="spellStart"/>
       <w:proofErr w:type="gramEnd"/>
       <w:r>
         <w:rPr>
-          <w:sz w:val="20"/>
-          <w:szCs w:val="20"/>
-        </w:rPr>
-        <w:t>mod;</w:t>
-      </w:r>
-    </w:p>
-    <w:p>
-      <w:pPr>
-        <w:spacing w:after="0" w:line="240" w:lineRule="auto"/>
-        <w:rPr>
-          <w:sz w:val="20"/>
-          <w:szCs w:val="20"/>
-        </w:rPr>
-      </w:pPr>
-      <w:r>
-        <w:rPr>
-          <w:sz w:val="20"/>
-          <w:szCs w:val="20"/>
-        </w:rPr>
-        <w:t xml:space="preserve">            a = (a*</w:t>
+          <w:rFonts w:ascii="Bookman Old Style" w:hAnsi="Bookman Old Style"/>
+          <w:sz w:val="20"/>
+          <w:szCs w:val="20"/>
+        </w:rPr>
+        <w:t>ll</w:t>
+      </w:r>
+      <w:proofErr w:type="spellEnd"/>
+      <w:r>
+        <w:rPr>
+          <w:rFonts w:ascii="Bookman Old Style" w:hAnsi="Bookman Old Style"/>
+          <w:sz w:val="20"/>
+          <w:szCs w:val="20"/>
+        </w:rPr>
+        <w:t xml:space="preserve"> </w:t>
       </w:r>
       <w:proofErr w:type="gramStart"/>
       <w:r>
         <w:rPr>
-          <w:sz w:val="20"/>
-          <w:szCs w:val="20"/>
-        </w:rPr>
-        <w:t>a)%</w:t>
+          <w:rFonts w:ascii="Bookman Old Style" w:hAnsi="Bookman Old Style"/>
+          <w:sz w:val="20"/>
+          <w:szCs w:val="20"/>
+        </w:rPr>
+        <w:t>a :</w:t>
       </w:r>
       <w:proofErr w:type="gramEnd"/>
       <w:r>
         <w:rPr>
-          <w:sz w:val="20"/>
-          <w:szCs w:val="20"/>
-        </w:rPr>
-        <w:t>mod;</w:t>
-      </w:r>
-    </w:p>
-    <w:p>
-      <w:pPr>
-        <w:spacing w:after="0" w:line="240" w:lineRule="auto"/>
-        <w:rPr>
-          <w:sz w:val="20"/>
-          <w:szCs w:val="20"/>
-        </w:rPr>
-      </w:pPr>
-      <w:r>
-        <w:rPr>
-          <w:sz w:val="20"/>
-          <w:szCs w:val="20"/>
-        </w:rPr>
-        <w:t xml:space="preserve">            b &gt;&gt;= 1;</w:t>
-      </w:r>
-    </w:p>
-    <w:p>
-      <w:pPr>
-        <w:spacing w:after="0" w:line="240" w:lineRule="auto"/>
-        <w:rPr>
-          <w:sz w:val="20"/>
-          <w:szCs w:val="20"/>
-        </w:rPr>
-      </w:pPr>
-      <w:r>
-        <w:rPr>
-          <w:sz w:val="20"/>
-          <w:szCs w:val="20"/>
-        </w:rPr>
-        <w:t xml:space="preserve">        }</w:t>
-      </w:r>
-    </w:p>
-    <w:p>
-      <w:pPr>
-        <w:spacing w:after="0" w:line="240" w:lineRule="auto"/>
-        <w:rPr>
-          <w:sz w:val="20"/>
-          <w:szCs w:val="20"/>
-        </w:rPr>
-      </w:pPr>
-      <w:r>
-        <w:rPr>
-          <w:sz w:val="20"/>
-          <w:szCs w:val="20"/>
-        </w:rPr>
-        <w:t xml:space="preserve">        return res;</w:t>
-      </w:r>
-    </w:p>
-    <w:p>
-      <w:pPr>
-        <w:spacing w:after="0" w:line="240" w:lineRule="auto"/>
-        <w:rPr>
-          <w:sz w:val="20"/>
-          <w:szCs w:val="20"/>
-        </w:rPr>
-      </w:pPr>
-      <w:r>
-        <w:rPr>
+          <w:rFonts w:ascii="Bookman Old Style" w:hAnsi="Bookman Old Style"/>
+          <w:sz w:val="20"/>
+          <w:szCs w:val="20"/>
+        </w:rPr>
+        <w:t xml:space="preserve"> {2, 325, 9375, 28178, 450775, 9780504, 1795265022</w:t>
+      </w:r>
+      <w:proofErr w:type="gramStart"/>
+      <w:r>
+        <w:rPr>
+          <w:rFonts w:ascii="Bookman Old Style" w:hAnsi="Bookman Old Style"/>
+          <w:sz w:val="20"/>
+          <w:szCs w:val="20"/>
+        </w:rPr>
+        <w:t>}){</w:t>
+      </w:r>
+      <w:proofErr w:type="gramEnd"/>
+    </w:p>
+    <w:p>
+      <w:pPr>
+        <w:spacing w:after="0" w:line="240" w:lineRule="auto"/>
+        <w:rPr>
+          <w:rFonts w:ascii="Bookman Old Style" w:hAnsi="Bookman Old Style"/>
+          <w:sz w:val="20"/>
+          <w:szCs w:val="20"/>
+        </w:rPr>
+      </w:pPr>
+      <w:r>
+        <w:rPr>
+          <w:rFonts w:ascii="Bookman Old Style" w:hAnsi="Bookman Old Style"/>
+          <w:sz w:val="20"/>
+          <w:szCs w:val="20"/>
+        </w:rPr>
+        <w:t xml:space="preserve">        if(</w:t>
+      </w:r>
+      <w:proofErr w:type="spellStart"/>
+      <w:r>
+        <w:rPr>
+          <w:rFonts w:ascii="Bookman Old Style" w:hAnsi="Bookman Old Style"/>
+          <w:sz w:val="20"/>
+          <w:szCs w:val="20"/>
+        </w:rPr>
+        <w:t>a%n</w:t>
+      </w:r>
+      <w:proofErr w:type="spellEnd"/>
+      <w:r>
+        <w:rPr>
+          <w:rFonts w:ascii="Bookman Old Style" w:hAnsi="Bookman Old Style"/>
+          <w:sz w:val="20"/>
+          <w:szCs w:val="20"/>
+        </w:rPr>
+        <w:t>==0) return true;</w:t>
+      </w:r>
+    </w:p>
+    <w:p>
+      <w:pPr>
+        <w:spacing w:after="0" w:line="240" w:lineRule="auto"/>
+        <w:rPr>
+          <w:rFonts w:ascii="Bookman Old Style" w:hAnsi="Bookman Old Style"/>
+          <w:sz w:val="20"/>
+          <w:szCs w:val="20"/>
+        </w:rPr>
+      </w:pPr>
+      <w:r>
+        <w:rPr>
+          <w:rFonts w:ascii="Bookman Old Style" w:hAnsi="Bookman Old Style"/>
+          <w:sz w:val="20"/>
+          <w:szCs w:val="20"/>
+        </w:rPr>
+        <w:t xml:space="preserve">        if(</w:t>
+      </w:r>
+      <w:proofErr w:type="spellStart"/>
+      <w:r>
+        <w:rPr>
+          <w:rFonts w:ascii="Bookman Old Style" w:hAnsi="Bookman Old Style"/>
+          <w:sz w:val="20"/>
+          <w:szCs w:val="20"/>
+        </w:rPr>
+        <w:t>checkcomposite</w:t>
+      </w:r>
+      <w:proofErr w:type="spellEnd"/>
+      <w:r>
+        <w:rPr>
+          <w:rFonts w:ascii="Bookman Old Style" w:hAnsi="Bookman Old Style"/>
+          <w:sz w:val="20"/>
+          <w:szCs w:val="20"/>
+        </w:rPr>
+        <w:t>(</w:t>
+      </w:r>
+      <w:proofErr w:type="spellStart"/>
+      <w:proofErr w:type="gramStart"/>
+      <w:r>
+        <w:rPr>
+          <w:rFonts w:ascii="Bookman Old Style" w:hAnsi="Bookman Old Style"/>
+          <w:sz w:val="20"/>
+          <w:szCs w:val="20"/>
+        </w:rPr>
+        <w:t>n,a</w:t>
+      </w:r>
+      <w:proofErr w:type="gramEnd"/>
+      <w:r>
+        <w:rPr>
+          <w:rFonts w:ascii="Bookman Old Style" w:hAnsi="Bookman Old Style"/>
+          <w:sz w:val="20"/>
+          <w:szCs w:val="20"/>
+        </w:rPr>
+        <w:t>,</w:t>
+      </w:r>
+      <w:proofErr w:type="gramStart"/>
+      <w:r>
+        <w:rPr>
+          <w:rFonts w:ascii="Bookman Old Style" w:hAnsi="Bookman Old Style"/>
+          <w:sz w:val="20"/>
+          <w:szCs w:val="20"/>
+        </w:rPr>
+        <w:t>d,s</w:t>
+      </w:r>
+      <w:proofErr w:type="spellEnd"/>
+      <w:proofErr w:type="gramEnd"/>
+      <w:r>
+        <w:rPr>
+          <w:rFonts w:ascii="Bookman Old Style" w:hAnsi="Bookman Old Style"/>
+          <w:sz w:val="20"/>
+          <w:szCs w:val="20"/>
+        </w:rPr>
+        <w:t>)) return false;</w:t>
+      </w:r>
+    </w:p>
+    <w:p>
+      <w:pPr>
+        <w:spacing w:after="0" w:line="240" w:lineRule="auto"/>
+        <w:rPr>
+          <w:rFonts w:ascii="Bookman Old Style" w:hAnsi="Bookman Old Style"/>
+          <w:sz w:val="20"/>
+          <w:szCs w:val="20"/>
+        </w:rPr>
+      </w:pPr>
+      <w:r>
+        <w:rPr>
+          <w:rFonts w:ascii="Bookman Old Style" w:hAnsi="Bookman Old Style"/>
           <w:sz w:val="20"/>
           <w:szCs w:val="20"/>
         </w:rPr>
@@ -371,288 +1898,1092 @@
       <w:pPr>
         <w:spacing w:after="0" w:line="240" w:lineRule="auto"/>
         <w:rPr>
-          <w:sz w:val="20"/>
-          <w:szCs w:val="20"/>
-        </w:rPr>
-      </w:pPr>
-    </w:p>
-    <w:p>
-      <w:pPr>
-        <w:spacing w:after="0" w:line="240" w:lineRule="auto"/>
-        <w:rPr>
-          <w:sz w:val="20"/>
-          <w:szCs w:val="20"/>
-        </w:rPr>
-      </w:pPr>
-      <w:r>
-        <w:rPr>
-          <w:sz w:val="20"/>
-          <w:szCs w:val="20"/>
-        </w:rPr>
-        <w:t xml:space="preserve">2. Extended </w:t>
+          <w:rFonts w:ascii="Bookman Old Style" w:hAnsi="Bookman Old Style"/>
+          <w:sz w:val="20"/>
+          <w:szCs w:val="20"/>
+        </w:rPr>
+      </w:pPr>
+      <w:r>
+        <w:rPr>
+          <w:rFonts w:ascii="Bookman Old Style" w:hAnsi="Bookman Old Style"/>
+          <w:sz w:val="20"/>
+          <w:szCs w:val="20"/>
+        </w:rPr>
+        <w:t xml:space="preserve">    return true;</w:t>
+      </w:r>
+    </w:p>
+    <w:p>
+      <w:pPr>
+        <w:spacing w:after="0" w:line="240" w:lineRule="auto"/>
+        <w:rPr>
+          <w:rFonts w:ascii="Bookman Old Style" w:hAnsi="Bookman Old Style"/>
+          <w:sz w:val="20"/>
+          <w:szCs w:val="20"/>
+        </w:rPr>
+      </w:pPr>
+      <w:r>
+        <w:rPr>
+          <w:rFonts w:ascii="Bookman Old Style" w:hAnsi="Bookman Old Style"/>
+          <w:sz w:val="20"/>
+          <w:szCs w:val="20"/>
+        </w:rPr>
+        <w:t>}</w:t>
+      </w:r>
+    </w:p>
+    <w:p>
+      <w:pPr>
+        <w:spacing w:after="0" w:line="240" w:lineRule="auto"/>
+        <w:rPr>
+          <w:rFonts w:ascii="Bookman Old Style" w:hAnsi="Bookman Old Style"/>
+          <w:sz w:val="20"/>
+          <w:szCs w:val="20"/>
+        </w:rPr>
+      </w:pPr>
+    </w:p>
+    <w:p>
+      <w:pPr>
+        <w:spacing w:after="0" w:line="240" w:lineRule="auto"/>
+        <w:rPr>
+          <w:rFonts w:ascii="Bookman Old Style" w:hAnsi="Bookman Old Style"/>
+          <w:sz w:val="20"/>
+          <w:szCs w:val="20"/>
+        </w:rPr>
+      </w:pPr>
+      <w:r>
+        <w:rPr>
+          <w:rFonts w:ascii="Bookman Old Style" w:hAnsi="Bookman Old Style"/>
+          <w:sz w:val="20"/>
+          <w:szCs w:val="20"/>
+        </w:rPr>
+        <w:t>4. Euler’s Totient Function</w:t>
+      </w:r>
+    </w:p>
+    <w:p>
+      <w:pPr>
+        <w:spacing w:after="0" w:line="240" w:lineRule="auto"/>
+        <w:rPr>
+          <w:rFonts w:ascii="Bookman Old Style" w:hAnsi="Bookman Old Style"/>
+          <w:sz w:val="20"/>
+          <w:szCs w:val="20"/>
+        </w:rPr>
+      </w:pPr>
+    </w:p>
+    <w:p>
+      <w:pPr>
+        <w:spacing w:after="0" w:line="240" w:lineRule="auto"/>
+        <w:rPr>
+          <w:rFonts w:ascii="Bookman Old Style" w:hAnsi="Bookman Old Style"/>
+          <w:sz w:val="20"/>
+          <w:szCs w:val="20"/>
+        </w:rPr>
+      </w:pPr>
+      <w:r>
+        <w:rPr>
+          <w:rFonts w:ascii="Bookman Old Style" w:hAnsi="Bookman Old Style"/>
+          <w:sz w:val="20"/>
+          <w:szCs w:val="20"/>
+        </w:rPr>
+        <w:t xml:space="preserve">// 1 to n in n log </w:t>
+      </w:r>
+      <w:proofErr w:type="spellStart"/>
+      <w:r>
+        <w:rPr>
+          <w:rFonts w:ascii="Bookman Old Style" w:hAnsi="Bookman Old Style"/>
+          <w:sz w:val="20"/>
+          <w:szCs w:val="20"/>
+        </w:rPr>
+        <w:t>log</w:t>
+      </w:r>
+      <w:proofErr w:type="spellEnd"/>
+      <w:r>
+        <w:rPr>
+          <w:rFonts w:ascii="Bookman Old Style" w:hAnsi="Bookman Old Style"/>
+          <w:sz w:val="20"/>
+          <w:szCs w:val="20"/>
+        </w:rPr>
+        <w:t xml:space="preserve"> n</w:t>
+      </w:r>
+    </w:p>
+    <w:p>
+      <w:pPr>
+        <w:spacing w:after="0" w:line="240" w:lineRule="auto"/>
+        <w:rPr>
+          <w:rFonts w:ascii="Bookman Old Style" w:hAnsi="Bookman Old Style"/>
+          <w:sz w:val="20"/>
+          <w:szCs w:val="20"/>
+        </w:rPr>
+      </w:pPr>
+      <w:r>
+        <w:rPr>
+          <w:rFonts w:ascii="Bookman Old Style" w:hAnsi="Bookman Old Style"/>
+          <w:sz w:val="20"/>
+          <w:szCs w:val="20"/>
+        </w:rPr>
+        <w:t>    vector&lt;</w:t>
+      </w:r>
+      <w:proofErr w:type="spellStart"/>
+      <w:r>
+        <w:rPr>
+          <w:rFonts w:ascii="Bookman Old Style" w:hAnsi="Bookman Old Style"/>
+          <w:sz w:val="20"/>
+          <w:szCs w:val="20"/>
+        </w:rPr>
+        <w:t>ll</w:t>
+      </w:r>
+      <w:proofErr w:type="spellEnd"/>
+      <w:r>
+        <w:rPr>
+          <w:rFonts w:ascii="Bookman Old Style" w:hAnsi="Bookman Old Style"/>
+          <w:sz w:val="20"/>
+          <w:szCs w:val="20"/>
+        </w:rPr>
+        <w:t>&gt; phi(n+1);</w:t>
+      </w:r>
+    </w:p>
+    <w:p>
+      <w:pPr>
+        <w:spacing w:after="0" w:line="240" w:lineRule="auto"/>
+        <w:rPr>
+          <w:rFonts w:ascii="Bookman Old Style" w:hAnsi="Bookman Old Style"/>
+          <w:sz w:val="20"/>
+          <w:szCs w:val="20"/>
+        </w:rPr>
+      </w:pPr>
+      <w:r>
+        <w:rPr>
+          <w:rFonts w:ascii="Bookman Old Style" w:hAnsi="Bookman Old Style"/>
+          <w:sz w:val="20"/>
+          <w:szCs w:val="20"/>
+        </w:rPr>
+        <w:t xml:space="preserve">    </w:t>
       </w:r>
       <w:proofErr w:type="gramStart"/>
       <w:r>
         <w:rPr>
-          <w:sz w:val="20"/>
-          <w:szCs w:val="20"/>
-        </w:rPr>
-        <w:t>GCD :</w:t>
-      </w:r>
+          <w:rFonts w:ascii="Bookman Old Style" w:hAnsi="Bookman Old Style"/>
+          <w:sz w:val="20"/>
+          <w:szCs w:val="20"/>
+        </w:rPr>
+        <w:t>for(</w:t>
+      </w:r>
+      <w:proofErr w:type="spellStart"/>
       <w:proofErr w:type="gramEnd"/>
       <w:r>
         <w:rPr>
+          <w:rFonts w:ascii="Bookman Old Style" w:hAnsi="Bookman Old Style"/>
+          <w:sz w:val="20"/>
+          <w:szCs w:val="20"/>
+        </w:rPr>
+        <w:t>ll</w:t>
+      </w:r>
+      <w:proofErr w:type="spellEnd"/>
+      <w:r>
+        <w:rPr>
+          <w:rFonts w:ascii="Bookman Old Style" w:hAnsi="Bookman Old Style"/>
           <w:sz w:val="20"/>
           <w:szCs w:val="20"/>
         </w:rPr>
         <w:t xml:space="preserve"> </w:t>
       </w:r>
-    </w:p>
-    <w:p>
-      <w:pPr>
-        <w:spacing w:after="0" w:line="240" w:lineRule="auto"/>
-        <w:rPr>
-          <w:sz w:val="20"/>
-          <w:szCs w:val="20"/>
-        </w:rPr>
-      </w:pPr>
-    </w:p>
-    <w:p>
-      <w:pPr>
-        <w:spacing w:after="0" w:line="240" w:lineRule="auto"/>
-        <w:rPr>
-          <w:sz w:val="20"/>
-          <w:szCs w:val="20"/>
-        </w:rPr>
-      </w:pPr>
-      <w:r>
-        <w:rPr>
+      <w:proofErr w:type="spellStart"/>
+      <w:r>
+        <w:rPr>
+          <w:rFonts w:ascii="Bookman Old Style" w:hAnsi="Bookman Old Style"/>
+          <w:sz w:val="20"/>
+          <w:szCs w:val="20"/>
+        </w:rPr>
+        <w:t>i</w:t>
+      </w:r>
+      <w:proofErr w:type="spellEnd"/>
+      <w:r>
+        <w:rPr>
+          <w:rFonts w:ascii="Bookman Old Style" w:hAnsi="Bookman Old Style"/>
+          <w:sz w:val="20"/>
+          <w:szCs w:val="20"/>
+        </w:rPr>
+        <w:t xml:space="preserve">=0; </w:t>
+      </w:r>
+      <w:proofErr w:type="spellStart"/>
+      <w:r>
+        <w:rPr>
+          <w:rFonts w:ascii="Bookman Old Style" w:hAnsi="Bookman Old Style"/>
+          <w:sz w:val="20"/>
+          <w:szCs w:val="20"/>
+        </w:rPr>
+        <w:t>i</w:t>
+      </w:r>
+      <w:proofErr w:type="spellEnd"/>
+      <w:r>
+        <w:rPr>
+          <w:rFonts w:ascii="Bookman Old Style" w:hAnsi="Bookman Old Style"/>
+          <w:sz w:val="20"/>
+          <w:szCs w:val="20"/>
+        </w:rPr>
+        <w:t xml:space="preserve">&lt;=n; </w:t>
+      </w:r>
+      <w:proofErr w:type="spellStart"/>
+      <w:r>
+        <w:rPr>
+          <w:rFonts w:ascii="Bookman Old Style" w:hAnsi="Bookman Old Style"/>
+          <w:sz w:val="20"/>
+          <w:szCs w:val="20"/>
+        </w:rPr>
+        <w:t>i</w:t>
+      </w:r>
+      <w:proofErr w:type="spellEnd"/>
+      <w:r>
+        <w:rPr>
+          <w:rFonts w:ascii="Bookman Old Style" w:hAnsi="Bookman Old Style"/>
+          <w:sz w:val="20"/>
+          <w:szCs w:val="20"/>
+        </w:rPr>
+        <w:t>++) phi[</w:t>
+      </w:r>
+      <w:proofErr w:type="spellStart"/>
+      <w:r>
+        <w:rPr>
+          <w:rFonts w:ascii="Bookman Old Style" w:hAnsi="Bookman Old Style"/>
+          <w:sz w:val="20"/>
+          <w:szCs w:val="20"/>
+        </w:rPr>
+        <w:t>i</w:t>
+      </w:r>
+      <w:proofErr w:type="spellEnd"/>
+      <w:r>
+        <w:rPr>
+          <w:rFonts w:ascii="Bookman Old Style" w:hAnsi="Bookman Old Style"/>
+          <w:sz w:val="20"/>
+          <w:szCs w:val="20"/>
+        </w:rPr>
+        <w:t xml:space="preserve">] = </w:t>
+      </w:r>
+      <w:proofErr w:type="spellStart"/>
+      <w:r>
+        <w:rPr>
+          <w:rFonts w:ascii="Bookman Old Style" w:hAnsi="Bookman Old Style"/>
+          <w:sz w:val="20"/>
+          <w:szCs w:val="20"/>
+        </w:rPr>
+        <w:t>i</w:t>
+      </w:r>
+      <w:proofErr w:type="spellEnd"/>
+      <w:r>
+        <w:rPr>
+          <w:rFonts w:ascii="Bookman Old Style" w:hAnsi="Bookman Old Style"/>
+          <w:sz w:val="20"/>
+          <w:szCs w:val="20"/>
+        </w:rPr>
+        <w:t>;</w:t>
+      </w:r>
+    </w:p>
+    <w:p>
+      <w:pPr>
+        <w:spacing w:after="0" w:line="240" w:lineRule="auto"/>
+        <w:rPr>
+          <w:rFonts w:ascii="Bookman Old Style" w:hAnsi="Bookman Old Style"/>
+          <w:sz w:val="20"/>
+          <w:szCs w:val="20"/>
+        </w:rPr>
+      </w:pPr>
+      <w:r>
+        <w:rPr>
+          <w:rFonts w:ascii="Bookman Old Style" w:hAnsi="Bookman Old Style"/>
+          <w:sz w:val="20"/>
+          <w:szCs w:val="20"/>
+        </w:rPr>
+        <w:t xml:space="preserve">    </w:t>
+      </w:r>
+      <w:proofErr w:type="gramStart"/>
+      <w:r>
+        <w:rPr>
+          <w:rFonts w:ascii="Bookman Old Style" w:hAnsi="Bookman Old Style"/>
+          <w:sz w:val="20"/>
+          <w:szCs w:val="20"/>
+        </w:rPr>
+        <w:t>for(</w:t>
+      </w:r>
+      <w:proofErr w:type="spellStart"/>
+      <w:proofErr w:type="gramEnd"/>
+      <w:r>
+        <w:rPr>
+          <w:rFonts w:ascii="Bookman Old Style" w:hAnsi="Bookman Old Style"/>
+          <w:sz w:val="20"/>
+          <w:szCs w:val="20"/>
+        </w:rPr>
+        <w:t>ll</w:t>
+      </w:r>
+      <w:proofErr w:type="spellEnd"/>
+      <w:r>
+        <w:rPr>
+          <w:rFonts w:ascii="Bookman Old Style" w:hAnsi="Bookman Old Style"/>
+          <w:sz w:val="20"/>
+          <w:szCs w:val="20"/>
+        </w:rPr>
+        <w:t xml:space="preserve"> </w:t>
+      </w:r>
+      <w:proofErr w:type="spellStart"/>
+      <w:r>
+        <w:rPr>
+          <w:rFonts w:ascii="Bookman Old Style" w:hAnsi="Bookman Old Style"/>
+          <w:sz w:val="20"/>
+          <w:szCs w:val="20"/>
+        </w:rPr>
+        <w:t>i</w:t>
+      </w:r>
+      <w:proofErr w:type="spellEnd"/>
+      <w:r>
+        <w:rPr>
+          <w:rFonts w:ascii="Bookman Old Style" w:hAnsi="Bookman Old Style"/>
+          <w:sz w:val="20"/>
+          <w:szCs w:val="20"/>
+        </w:rPr>
+        <w:t xml:space="preserve">=2; </w:t>
+      </w:r>
+      <w:proofErr w:type="spellStart"/>
+      <w:r>
+        <w:rPr>
+          <w:rFonts w:ascii="Bookman Old Style" w:hAnsi="Bookman Old Style"/>
+          <w:sz w:val="20"/>
+          <w:szCs w:val="20"/>
+        </w:rPr>
+        <w:t>i</w:t>
+      </w:r>
+      <w:proofErr w:type="spellEnd"/>
+      <w:r>
+        <w:rPr>
+          <w:rFonts w:ascii="Bookman Old Style" w:hAnsi="Bookman Old Style"/>
+          <w:sz w:val="20"/>
+          <w:szCs w:val="20"/>
+        </w:rPr>
+        <w:t xml:space="preserve">&lt;=n; </w:t>
+      </w:r>
+      <w:proofErr w:type="spellStart"/>
+      <w:r>
+        <w:rPr>
+          <w:rFonts w:ascii="Bookman Old Style" w:hAnsi="Bookman Old Style"/>
+          <w:sz w:val="20"/>
+          <w:szCs w:val="20"/>
+        </w:rPr>
+        <w:t>i</w:t>
+      </w:r>
+      <w:proofErr w:type="spellEnd"/>
+      <w:r>
+        <w:rPr>
+          <w:rFonts w:ascii="Bookman Old Style" w:hAnsi="Bookman Old Style"/>
+          <w:sz w:val="20"/>
+          <w:szCs w:val="20"/>
+        </w:rPr>
+        <w:t>+</w:t>
+      </w:r>
+      <w:proofErr w:type="gramStart"/>
+      <w:r>
+        <w:rPr>
+          <w:rFonts w:ascii="Bookman Old Style" w:hAnsi="Bookman Old Style"/>
+          <w:sz w:val="20"/>
+          <w:szCs w:val="20"/>
+        </w:rPr>
+        <w:t>+){</w:t>
+      </w:r>
+      <w:proofErr w:type="gramEnd"/>
+    </w:p>
+    <w:p>
+      <w:pPr>
+        <w:spacing w:after="0" w:line="240" w:lineRule="auto"/>
+        <w:rPr>
+          <w:rFonts w:ascii="Bookman Old Style" w:hAnsi="Bookman Old Style"/>
+          <w:sz w:val="20"/>
+          <w:szCs w:val="20"/>
+        </w:rPr>
+      </w:pPr>
+      <w:r>
+        <w:rPr>
+          <w:rFonts w:ascii="Bookman Old Style" w:hAnsi="Bookman Old Style"/>
+          <w:sz w:val="20"/>
+          <w:szCs w:val="20"/>
+        </w:rPr>
+        <w:t>        if(phi[</w:t>
+      </w:r>
+      <w:proofErr w:type="spellStart"/>
+      <w:r>
+        <w:rPr>
+          <w:rFonts w:ascii="Bookman Old Style" w:hAnsi="Bookman Old Style"/>
+          <w:sz w:val="20"/>
+          <w:szCs w:val="20"/>
+        </w:rPr>
+        <w:t>i</w:t>
+      </w:r>
+      <w:proofErr w:type="spellEnd"/>
+      <w:r>
+        <w:rPr>
+          <w:rFonts w:ascii="Bookman Old Style" w:hAnsi="Bookman Old Style"/>
+          <w:sz w:val="20"/>
+          <w:szCs w:val="20"/>
+        </w:rPr>
+        <w:t>]==</w:t>
+      </w:r>
+      <w:proofErr w:type="spellStart"/>
+      <w:proofErr w:type="gramStart"/>
+      <w:r>
+        <w:rPr>
+          <w:rFonts w:ascii="Bookman Old Style" w:hAnsi="Bookman Old Style"/>
+          <w:sz w:val="20"/>
+          <w:szCs w:val="20"/>
+        </w:rPr>
+        <w:t>i</w:t>
+      </w:r>
+      <w:proofErr w:type="spellEnd"/>
+      <w:r>
+        <w:rPr>
+          <w:rFonts w:ascii="Bookman Old Style" w:hAnsi="Bookman Old Style"/>
+          <w:sz w:val="20"/>
+          <w:szCs w:val="20"/>
+        </w:rPr>
+        <w:t>){</w:t>
+      </w:r>
+      <w:proofErr w:type="gramEnd"/>
+    </w:p>
+    <w:p>
+      <w:pPr>
+        <w:spacing w:after="0" w:line="240" w:lineRule="auto"/>
+        <w:rPr>
+          <w:rFonts w:ascii="Bookman Old Style" w:hAnsi="Bookman Old Style"/>
+          <w:sz w:val="20"/>
+          <w:szCs w:val="20"/>
+        </w:rPr>
+      </w:pPr>
+      <w:r>
+        <w:rPr>
+          <w:rFonts w:ascii="Bookman Old Style" w:hAnsi="Bookman Old Style"/>
+          <w:sz w:val="20"/>
+          <w:szCs w:val="20"/>
+        </w:rPr>
+        <w:t xml:space="preserve">            </w:t>
+      </w:r>
+      <w:proofErr w:type="gramStart"/>
+      <w:r>
+        <w:rPr>
+          <w:rFonts w:ascii="Bookman Old Style" w:hAnsi="Bookman Old Style"/>
+          <w:sz w:val="20"/>
+          <w:szCs w:val="20"/>
+        </w:rPr>
+        <w:t>for(</w:t>
+      </w:r>
+      <w:proofErr w:type="spellStart"/>
+      <w:proofErr w:type="gramEnd"/>
+      <w:r>
+        <w:rPr>
+          <w:rFonts w:ascii="Bookman Old Style" w:hAnsi="Bookman Old Style"/>
+          <w:sz w:val="20"/>
+          <w:szCs w:val="20"/>
+        </w:rPr>
+        <w:t>ll</w:t>
+      </w:r>
+      <w:proofErr w:type="spellEnd"/>
+      <w:r>
+        <w:rPr>
+          <w:rFonts w:ascii="Bookman Old Style" w:hAnsi="Bookman Old Style"/>
+          <w:sz w:val="20"/>
+          <w:szCs w:val="20"/>
+        </w:rPr>
+        <w:t xml:space="preserve"> j=</w:t>
+      </w:r>
+      <w:proofErr w:type="spellStart"/>
+      <w:r>
+        <w:rPr>
+          <w:rFonts w:ascii="Bookman Old Style" w:hAnsi="Bookman Old Style"/>
+          <w:sz w:val="20"/>
+          <w:szCs w:val="20"/>
+        </w:rPr>
+        <w:t>i</w:t>
+      </w:r>
+      <w:proofErr w:type="spellEnd"/>
+      <w:r>
+        <w:rPr>
+          <w:rFonts w:ascii="Bookman Old Style" w:hAnsi="Bookman Old Style"/>
+          <w:sz w:val="20"/>
+          <w:szCs w:val="20"/>
+        </w:rPr>
+        <w:t>; j&lt;=n; j+=</w:t>
+      </w:r>
+      <w:proofErr w:type="spellStart"/>
+      <w:proofErr w:type="gramStart"/>
+      <w:r>
+        <w:rPr>
+          <w:rFonts w:ascii="Bookman Old Style" w:hAnsi="Bookman Old Style"/>
+          <w:sz w:val="20"/>
+          <w:szCs w:val="20"/>
+        </w:rPr>
+        <w:t>i</w:t>
+      </w:r>
+      <w:proofErr w:type="spellEnd"/>
+      <w:r>
+        <w:rPr>
+          <w:rFonts w:ascii="Bookman Old Style" w:hAnsi="Bookman Old Style"/>
+          <w:sz w:val="20"/>
+          <w:szCs w:val="20"/>
+        </w:rPr>
+        <w:t>){</w:t>
+      </w:r>
+      <w:proofErr w:type="gramEnd"/>
+    </w:p>
+    <w:p>
+      <w:pPr>
+        <w:spacing w:after="0" w:line="240" w:lineRule="auto"/>
+        <w:rPr>
+          <w:rFonts w:ascii="Bookman Old Style" w:hAnsi="Bookman Old Style"/>
+          <w:sz w:val="20"/>
+          <w:szCs w:val="20"/>
+        </w:rPr>
+      </w:pPr>
+      <w:r>
+        <w:rPr>
+          <w:rFonts w:ascii="Bookman Old Style" w:hAnsi="Bookman Old Style"/>
+          <w:sz w:val="20"/>
+          <w:szCs w:val="20"/>
+        </w:rPr>
+        <w:t>                phi[j] -= phi[j]/</w:t>
+      </w:r>
+      <w:proofErr w:type="spellStart"/>
+      <w:r>
+        <w:rPr>
+          <w:rFonts w:ascii="Bookman Old Style" w:hAnsi="Bookman Old Style"/>
+          <w:sz w:val="20"/>
+          <w:szCs w:val="20"/>
+        </w:rPr>
+        <w:t>i</w:t>
+      </w:r>
+      <w:proofErr w:type="spellEnd"/>
+      <w:r>
+        <w:rPr>
+          <w:rFonts w:ascii="Bookman Old Style" w:hAnsi="Bookman Old Style"/>
+          <w:sz w:val="20"/>
+          <w:szCs w:val="20"/>
+        </w:rPr>
+        <w:t>;</w:t>
+      </w:r>
+    </w:p>
+    <w:p>
+      <w:pPr>
+        <w:spacing w:after="0" w:line="240" w:lineRule="auto"/>
+        <w:rPr>
+          <w:rFonts w:ascii="Bookman Old Style" w:hAnsi="Bookman Old Style"/>
+          <w:sz w:val="20"/>
+          <w:szCs w:val="20"/>
+        </w:rPr>
+      </w:pPr>
+      <w:r>
+        <w:rPr>
+          <w:rFonts w:ascii="Bookman Old Style" w:hAnsi="Bookman Old Style"/>
+          <w:sz w:val="20"/>
+          <w:szCs w:val="20"/>
+        </w:rPr>
+        <w:t>            }</w:t>
+      </w:r>
+    </w:p>
+    <w:p>
+      <w:pPr>
+        <w:spacing w:after="0" w:line="240" w:lineRule="auto"/>
+        <w:rPr>
+          <w:rFonts w:ascii="Bookman Old Style" w:hAnsi="Bookman Old Style"/>
+          <w:sz w:val="20"/>
+          <w:szCs w:val="20"/>
+        </w:rPr>
+      </w:pPr>
+      <w:r>
+        <w:rPr>
+          <w:rFonts w:ascii="Bookman Old Style" w:hAnsi="Bookman Old Style"/>
+          <w:sz w:val="20"/>
+          <w:szCs w:val="20"/>
+        </w:rPr>
+        <w:t>        }</w:t>
+      </w:r>
+    </w:p>
+    <w:p>
+      <w:pPr>
+        <w:spacing w:after="0" w:line="240" w:lineRule="auto"/>
+        <w:rPr>
+          <w:rFonts w:ascii="Bookman Old Style" w:hAnsi="Bookman Old Style"/>
+          <w:sz w:val="20"/>
+          <w:szCs w:val="20"/>
+        </w:rPr>
+      </w:pPr>
+      <w:r>
+        <w:rPr>
+          <w:rFonts w:ascii="Bookman Old Style" w:hAnsi="Bookman Old Style"/>
+          <w:sz w:val="20"/>
+          <w:szCs w:val="20"/>
+        </w:rPr>
+        <w:t>    }</w:t>
+      </w:r>
+    </w:p>
+    <w:p>
+      <w:pPr>
+        <w:spacing w:after="0" w:line="240" w:lineRule="auto"/>
+        <w:rPr>
+          <w:rFonts w:ascii="Bookman Old Style" w:hAnsi="Bookman Old Style"/>
+          <w:sz w:val="20"/>
+          <w:szCs w:val="20"/>
+        </w:rPr>
+      </w:pPr>
+    </w:p>
+    <w:p>
+      <w:pPr>
+        <w:spacing w:after="0" w:line="240" w:lineRule="auto"/>
+        <w:rPr>
+          <w:rFonts w:ascii="Bookman Old Style" w:hAnsi="Bookman Old Style"/>
+          <w:sz w:val="20"/>
+          <w:szCs w:val="20"/>
+        </w:rPr>
+      </w:pPr>
+      <w:r>
+        <w:rPr>
+          <w:rFonts w:ascii="Bookman Old Style" w:hAnsi="Bookman Old Style"/>
+          <w:sz w:val="20"/>
+          <w:szCs w:val="20"/>
+        </w:rPr>
+        <w:t>// phi of n in root n</w:t>
+      </w:r>
+    </w:p>
+    <w:p>
+      <w:pPr>
+        <w:spacing w:after="0" w:line="240" w:lineRule="auto"/>
+        <w:rPr>
+          <w:rFonts w:ascii="Bookman Old Style" w:hAnsi="Bookman Old Style"/>
+          <w:sz w:val="20"/>
+          <w:szCs w:val="20"/>
+        </w:rPr>
+      </w:pPr>
+      <w:r>
+        <w:rPr>
+          <w:rFonts w:ascii="Bookman Old Style" w:hAnsi="Bookman Old Style"/>
           <w:sz w:val="20"/>
           <w:szCs w:val="20"/>
         </w:rPr>
         <w:t xml:space="preserve">int </w:t>
       </w:r>
-      <w:proofErr w:type="spellStart"/>
       <w:proofErr w:type="gramStart"/>
       <w:r>
         <w:rPr>
-          <w:sz w:val="20"/>
-          <w:szCs w:val="20"/>
-        </w:rPr>
-        <w:t>gcd</w:t>
-      </w:r>
-      <w:proofErr w:type="spellEnd"/>
-      <w:r>
-        <w:rPr>
-          <w:sz w:val="20"/>
-          <w:szCs w:val="20"/>
-        </w:rPr>
-        <w:t>(</w:t>
-      </w:r>
+          <w:rFonts w:ascii="Bookman Old Style" w:hAnsi="Bookman Old Style"/>
+          <w:sz w:val="20"/>
+          <w:szCs w:val="20"/>
+        </w:rPr>
+        <w:t>phi(</w:t>
+      </w:r>
+      <w:proofErr w:type="spellStart"/>
       <w:proofErr w:type="gramEnd"/>
       <w:r>
         <w:rPr>
-          <w:sz w:val="20"/>
-          <w:szCs w:val="20"/>
-        </w:rPr>
-        <w:t>int a, int b, int&amp; x, int&amp; y) {</w:t>
-      </w:r>
-    </w:p>
-    <w:p>
-      <w:pPr>
-        <w:spacing w:after="0" w:line="240" w:lineRule="auto"/>
-        <w:rPr>
-          <w:sz w:val="20"/>
-          <w:szCs w:val="20"/>
-        </w:rPr>
-      </w:pPr>
-      <w:r>
-        <w:rPr>
-          <w:sz w:val="20"/>
-          <w:szCs w:val="20"/>
-        </w:rPr>
-        <w:t xml:space="preserve">    if (b == 0) {</w:t>
-      </w:r>
-    </w:p>
-    <w:p>
-      <w:pPr>
-        <w:spacing w:after="0" w:line="240" w:lineRule="auto"/>
-        <w:rPr>
-          <w:sz w:val="20"/>
-          <w:szCs w:val="20"/>
-        </w:rPr>
-      </w:pPr>
-      <w:r>
-        <w:rPr>
-          <w:sz w:val="20"/>
-          <w:szCs w:val="20"/>
-        </w:rPr>
-        <w:t xml:space="preserve">        x = 1;</w:t>
-      </w:r>
-    </w:p>
-    <w:p>
-      <w:pPr>
-        <w:spacing w:after="0" w:line="240" w:lineRule="auto"/>
-        <w:rPr>
-          <w:sz w:val="20"/>
-          <w:szCs w:val="20"/>
-        </w:rPr>
-      </w:pPr>
-      <w:r>
-        <w:rPr>
-          <w:sz w:val="20"/>
-          <w:szCs w:val="20"/>
-        </w:rPr>
-        <w:t xml:space="preserve">        y = 0;</w:t>
-      </w:r>
-    </w:p>
-    <w:p>
-      <w:pPr>
-        <w:spacing w:after="0" w:line="240" w:lineRule="auto"/>
-        <w:rPr>
-          <w:sz w:val="20"/>
-          <w:szCs w:val="20"/>
-        </w:rPr>
-      </w:pPr>
-      <w:r>
-        <w:rPr>
-          <w:sz w:val="20"/>
-          <w:szCs w:val="20"/>
-        </w:rPr>
-        <w:t xml:space="preserve">        return a;</w:t>
-      </w:r>
-    </w:p>
-    <w:p>
-      <w:pPr>
-        <w:spacing w:after="0" w:line="240" w:lineRule="auto"/>
-        <w:rPr>
-          <w:sz w:val="20"/>
-          <w:szCs w:val="20"/>
-        </w:rPr>
-      </w:pPr>
-      <w:r>
-        <w:rPr>
-          <w:sz w:val="20"/>
-          <w:szCs w:val="20"/>
-        </w:rPr>
-        <w:t xml:space="preserve">    }</w:t>
-      </w:r>
-    </w:p>
-    <w:p>
-      <w:pPr>
-        <w:spacing w:after="0" w:line="240" w:lineRule="auto"/>
-        <w:rPr>
-          <w:sz w:val="20"/>
-          <w:szCs w:val="20"/>
-        </w:rPr>
-      </w:pPr>
-      <w:r>
-        <w:rPr>
-          <w:sz w:val="20"/>
-          <w:szCs w:val="20"/>
-        </w:rPr>
-        <w:t xml:space="preserve">    int x1, y1;</w:t>
-      </w:r>
-    </w:p>
-    <w:p>
-      <w:pPr>
-        <w:spacing w:after="0" w:line="240" w:lineRule="auto"/>
-        <w:rPr>
-          <w:sz w:val="20"/>
-          <w:szCs w:val="20"/>
-        </w:rPr>
-      </w:pPr>
-      <w:r>
-        <w:rPr>
-          <w:sz w:val="20"/>
-          <w:szCs w:val="20"/>
-        </w:rPr>
-        <w:t xml:space="preserve">    int d = </w:t>
-      </w:r>
-      <w:proofErr w:type="spellStart"/>
+          <w:rFonts w:ascii="Bookman Old Style" w:hAnsi="Bookman Old Style"/>
+          <w:sz w:val="20"/>
+          <w:szCs w:val="20"/>
+        </w:rPr>
+        <w:t>ll</w:t>
+      </w:r>
+      <w:proofErr w:type="spellEnd"/>
+      <w:r>
+        <w:rPr>
+          <w:rFonts w:ascii="Bookman Old Style" w:hAnsi="Bookman Old Style"/>
+          <w:sz w:val="20"/>
+          <w:szCs w:val="20"/>
+        </w:rPr>
+        <w:t xml:space="preserve"> &amp;</w:t>
+      </w:r>
       <w:proofErr w:type="gramStart"/>
       <w:r>
         <w:rPr>
-          <w:sz w:val="20"/>
-          <w:szCs w:val="20"/>
-        </w:rPr>
-        <w:t>gcd</w:t>
-      </w:r>
-      <w:proofErr w:type="spellEnd"/>
-      <w:r>
-        <w:rPr>
-          <w:sz w:val="20"/>
-          <w:szCs w:val="20"/>
-        </w:rPr>
-        <w:t>(</w:t>
+          <w:rFonts w:ascii="Bookman Old Style" w:hAnsi="Bookman Old Style"/>
+          <w:sz w:val="20"/>
+          <w:szCs w:val="20"/>
+        </w:rPr>
+        <w:t>n){</w:t>
       </w:r>
       <w:proofErr w:type="gramEnd"/>
-      <w:r>
-        <w:rPr>
-          <w:sz w:val="20"/>
-          <w:szCs w:val="20"/>
-        </w:rPr>
-        <w:t>b, a % b, x1, y1);</w:t>
-      </w:r>
-    </w:p>
-    <w:p>
-      <w:pPr>
-        <w:spacing w:after="0" w:line="240" w:lineRule="auto"/>
-        <w:rPr>
-          <w:sz w:val="20"/>
-          <w:szCs w:val="20"/>
-        </w:rPr>
-      </w:pPr>
-      <w:r>
-        <w:rPr>
-          <w:sz w:val="20"/>
-          <w:szCs w:val="20"/>
-        </w:rPr>
-        <w:t xml:space="preserve">    x = y1;</w:t>
-      </w:r>
-    </w:p>
-    <w:p>
-      <w:pPr>
-        <w:spacing w:after="0" w:line="240" w:lineRule="auto"/>
-        <w:rPr>
-          <w:sz w:val="20"/>
-          <w:szCs w:val="20"/>
-        </w:rPr>
-      </w:pPr>
-      <w:r>
-        <w:rPr>
-          <w:sz w:val="20"/>
-          <w:szCs w:val="20"/>
-        </w:rPr>
-        <w:t xml:space="preserve">    y = x1 - y1 * (a / b);</w:t>
-      </w:r>
-    </w:p>
-    <w:p>
-      <w:pPr>
-        <w:spacing w:after="0" w:line="240" w:lineRule="auto"/>
-        <w:rPr>
-          <w:sz w:val="20"/>
-          <w:szCs w:val="20"/>
-        </w:rPr>
-      </w:pPr>
-      <w:r>
-        <w:rPr>
-          <w:sz w:val="20"/>
-          <w:szCs w:val="20"/>
-        </w:rPr>
-        <w:t xml:space="preserve">    return d;</w:t>
-      </w:r>
-    </w:p>
-    <w:p>
-      <w:pPr>
-        <w:spacing w:after="0" w:line="240" w:lineRule="auto"/>
-        <w:rPr>
-          <w:sz w:val="20"/>
-          <w:szCs w:val="20"/>
-        </w:rPr>
-      </w:pPr>
-      <w:r>
-        <w:rPr>
+    </w:p>
+    <w:p>
+      <w:pPr>
+        <w:spacing w:after="0" w:line="240" w:lineRule="auto"/>
+        <w:rPr>
+          <w:rFonts w:ascii="Bookman Old Style" w:hAnsi="Bookman Old Style"/>
+          <w:sz w:val="20"/>
+          <w:szCs w:val="20"/>
+        </w:rPr>
+      </w:pPr>
+      <w:r>
+        <w:rPr>
+          <w:rFonts w:ascii="Bookman Old Style" w:hAnsi="Bookman Old Style"/>
+          <w:sz w:val="20"/>
+          <w:szCs w:val="20"/>
+        </w:rPr>
+        <w:t xml:space="preserve">    </w:t>
+      </w:r>
+      <w:proofErr w:type="spellStart"/>
+      <w:r>
+        <w:rPr>
+          <w:rFonts w:ascii="Bookman Old Style" w:hAnsi="Bookman Old Style"/>
+          <w:sz w:val="20"/>
+          <w:szCs w:val="20"/>
+        </w:rPr>
+        <w:t>ll</w:t>
+      </w:r>
+      <w:proofErr w:type="spellEnd"/>
+      <w:r>
+        <w:rPr>
+          <w:rFonts w:ascii="Bookman Old Style" w:hAnsi="Bookman Old Style"/>
+          <w:sz w:val="20"/>
+          <w:szCs w:val="20"/>
+        </w:rPr>
+        <w:t xml:space="preserve"> res = n;</w:t>
+      </w:r>
+    </w:p>
+    <w:p>
+      <w:pPr>
+        <w:spacing w:after="0" w:line="240" w:lineRule="auto"/>
+        <w:rPr>
+          <w:rFonts w:ascii="Bookman Old Style" w:hAnsi="Bookman Old Style"/>
+          <w:sz w:val="20"/>
+          <w:szCs w:val="20"/>
+        </w:rPr>
+      </w:pPr>
+      <w:r>
+        <w:rPr>
+          <w:rFonts w:ascii="Bookman Old Style" w:hAnsi="Bookman Old Style"/>
+          <w:sz w:val="20"/>
+          <w:szCs w:val="20"/>
+        </w:rPr>
+        <w:t xml:space="preserve">    </w:t>
+      </w:r>
+      <w:proofErr w:type="gramStart"/>
+      <w:r>
+        <w:rPr>
+          <w:rFonts w:ascii="Bookman Old Style" w:hAnsi="Bookman Old Style"/>
+          <w:sz w:val="20"/>
+          <w:szCs w:val="20"/>
+        </w:rPr>
+        <w:t>for(</w:t>
+      </w:r>
+      <w:proofErr w:type="spellStart"/>
+      <w:proofErr w:type="gramEnd"/>
+      <w:r>
+        <w:rPr>
+          <w:rFonts w:ascii="Bookman Old Style" w:hAnsi="Bookman Old Style"/>
+          <w:sz w:val="20"/>
+          <w:szCs w:val="20"/>
+        </w:rPr>
+        <w:t>ll</w:t>
+      </w:r>
+      <w:proofErr w:type="spellEnd"/>
+      <w:r>
+        <w:rPr>
+          <w:rFonts w:ascii="Bookman Old Style" w:hAnsi="Bookman Old Style"/>
+          <w:sz w:val="20"/>
+          <w:szCs w:val="20"/>
+        </w:rPr>
+        <w:t xml:space="preserve"> </w:t>
+      </w:r>
+      <w:proofErr w:type="spellStart"/>
+      <w:r>
+        <w:rPr>
+          <w:rFonts w:ascii="Bookman Old Style" w:hAnsi="Bookman Old Style"/>
+          <w:sz w:val="20"/>
+          <w:szCs w:val="20"/>
+        </w:rPr>
+        <w:t>i</w:t>
+      </w:r>
+      <w:proofErr w:type="spellEnd"/>
+      <w:r>
+        <w:rPr>
+          <w:rFonts w:ascii="Bookman Old Style" w:hAnsi="Bookman Old Style"/>
+          <w:sz w:val="20"/>
+          <w:szCs w:val="20"/>
+        </w:rPr>
+        <w:t xml:space="preserve">=2; </w:t>
+      </w:r>
+      <w:proofErr w:type="spellStart"/>
+      <w:r>
+        <w:rPr>
+          <w:rFonts w:ascii="Bookman Old Style" w:hAnsi="Bookman Old Style"/>
+          <w:sz w:val="20"/>
+          <w:szCs w:val="20"/>
+        </w:rPr>
+        <w:t>i</w:t>
+      </w:r>
+      <w:proofErr w:type="spellEnd"/>
+      <w:r>
+        <w:rPr>
+          <w:rFonts w:ascii="Bookman Old Style" w:hAnsi="Bookman Old Style"/>
+          <w:sz w:val="20"/>
+          <w:szCs w:val="20"/>
+        </w:rPr>
+        <w:t>*</w:t>
+      </w:r>
+      <w:proofErr w:type="spellStart"/>
+      <w:r>
+        <w:rPr>
+          <w:rFonts w:ascii="Bookman Old Style" w:hAnsi="Bookman Old Style"/>
+          <w:sz w:val="20"/>
+          <w:szCs w:val="20"/>
+        </w:rPr>
+        <w:t>i</w:t>
+      </w:r>
+      <w:proofErr w:type="spellEnd"/>
+      <w:r>
+        <w:rPr>
+          <w:rFonts w:ascii="Bookman Old Style" w:hAnsi="Bookman Old Style"/>
+          <w:sz w:val="20"/>
+          <w:szCs w:val="20"/>
+        </w:rPr>
+        <w:t xml:space="preserve">&lt;=n; </w:t>
+      </w:r>
+      <w:proofErr w:type="spellStart"/>
+      <w:r>
+        <w:rPr>
+          <w:rFonts w:ascii="Bookman Old Style" w:hAnsi="Bookman Old Style"/>
+          <w:sz w:val="20"/>
+          <w:szCs w:val="20"/>
+        </w:rPr>
+        <w:t>i</w:t>
+      </w:r>
+      <w:proofErr w:type="spellEnd"/>
+      <w:r>
+        <w:rPr>
+          <w:rFonts w:ascii="Bookman Old Style" w:hAnsi="Bookman Old Style"/>
+          <w:sz w:val="20"/>
+          <w:szCs w:val="20"/>
+        </w:rPr>
+        <w:t>+</w:t>
+      </w:r>
+      <w:proofErr w:type="gramStart"/>
+      <w:r>
+        <w:rPr>
+          <w:rFonts w:ascii="Bookman Old Style" w:hAnsi="Bookman Old Style"/>
+          <w:sz w:val="20"/>
+          <w:szCs w:val="20"/>
+        </w:rPr>
+        <w:t>+){</w:t>
+      </w:r>
+      <w:proofErr w:type="gramEnd"/>
+    </w:p>
+    <w:p>
+      <w:pPr>
+        <w:spacing w:after="0" w:line="240" w:lineRule="auto"/>
+        <w:rPr>
+          <w:rFonts w:ascii="Bookman Old Style" w:hAnsi="Bookman Old Style"/>
+          <w:sz w:val="20"/>
+          <w:szCs w:val="20"/>
+        </w:rPr>
+      </w:pPr>
+      <w:r>
+        <w:rPr>
+          <w:rFonts w:ascii="Bookman Old Style" w:hAnsi="Bookman Old Style"/>
+          <w:sz w:val="20"/>
+          <w:szCs w:val="20"/>
+        </w:rPr>
+        <w:t>        if(</w:t>
+      </w:r>
+      <w:proofErr w:type="spellStart"/>
+      <w:r>
+        <w:rPr>
+          <w:rFonts w:ascii="Bookman Old Style" w:hAnsi="Bookman Old Style"/>
+          <w:sz w:val="20"/>
+          <w:szCs w:val="20"/>
+        </w:rPr>
+        <w:t>n%i</w:t>
+      </w:r>
+      <w:proofErr w:type="spellEnd"/>
+      <w:r>
+        <w:rPr>
+          <w:rFonts w:ascii="Bookman Old Style" w:hAnsi="Bookman Old Style"/>
+          <w:sz w:val="20"/>
+          <w:szCs w:val="20"/>
+        </w:rPr>
+        <w:t>==</w:t>
+      </w:r>
+      <w:proofErr w:type="gramStart"/>
+      <w:r>
+        <w:rPr>
+          <w:rFonts w:ascii="Bookman Old Style" w:hAnsi="Bookman Old Style"/>
+          <w:sz w:val="20"/>
+          <w:szCs w:val="20"/>
+        </w:rPr>
+        <w:t>0){</w:t>
+      </w:r>
+      <w:proofErr w:type="gramEnd"/>
+    </w:p>
+    <w:p>
+      <w:pPr>
+        <w:spacing w:after="0" w:line="240" w:lineRule="auto"/>
+        <w:rPr>
+          <w:rFonts w:ascii="Bookman Old Style" w:hAnsi="Bookman Old Style"/>
+          <w:sz w:val="20"/>
+          <w:szCs w:val="20"/>
+        </w:rPr>
+      </w:pPr>
+      <w:r>
+        <w:rPr>
+          <w:rFonts w:ascii="Bookman Old Style" w:hAnsi="Bookman Old Style"/>
+          <w:sz w:val="20"/>
+          <w:szCs w:val="20"/>
+        </w:rPr>
+        <w:t>            while(</w:t>
+      </w:r>
+      <w:proofErr w:type="spellStart"/>
+      <w:r>
+        <w:rPr>
+          <w:rFonts w:ascii="Bookman Old Style" w:hAnsi="Bookman Old Style"/>
+          <w:sz w:val="20"/>
+          <w:szCs w:val="20"/>
+        </w:rPr>
+        <w:t>n%i</w:t>
+      </w:r>
+      <w:proofErr w:type="spellEnd"/>
+      <w:r>
+        <w:rPr>
+          <w:rFonts w:ascii="Bookman Old Style" w:hAnsi="Bookman Old Style"/>
+          <w:sz w:val="20"/>
+          <w:szCs w:val="20"/>
+        </w:rPr>
+        <w:t>==0) n/=</w:t>
+      </w:r>
+      <w:proofErr w:type="spellStart"/>
+      <w:r>
+        <w:rPr>
+          <w:rFonts w:ascii="Bookman Old Style" w:hAnsi="Bookman Old Style"/>
+          <w:sz w:val="20"/>
+          <w:szCs w:val="20"/>
+        </w:rPr>
+        <w:t>i</w:t>
+      </w:r>
+      <w:proofErr w:type="spellEnd"/>
+      <w:r>
+        <w:rPr>
+          <w:rFonts w:ascii="Bookman Old Style" w:hAnsi="Bookman Old Style"/>
+          <w:sz w:val="20"/>
+          <w:szCs w:val="20"/>
+        </w:rPr>
+        <w:t>;</w:t>
+      </w:r>
+    </w:p>
+    <w:p>
+      <w:pPr>
+        <w:spacing w:after="0" w:line="240" w:lineRule="auto"/>
+        <w:rPr>
+          <w:rFonts w:ascii="Bookman Old Style" w:hAnsi="Bookman Old Style"/>
+          <w:sz w:val="20"/>
+          <w:szCs w:val="20"/>
+        </w:rPr>
+      </w:pPr>
+      <w:r>
+        <w:rPr>
+          <w:rFonts w:ascii="Bookman Old Style" w:hAnsi="Bookman Old Style"/>
+          <w:sz w:val="20"/>
+          <w:szCs w:val="20"/>
+        </w:rPr>
+        <w:t>            res -= (res/</w:t>
+      </w:r>
+      <w:proofErr w:type="spellStart"/>
+      <w:r>
+        <w:rPr>
+          <w:rFonts w:ascii="Bookman Old Style" w:hAnsi="Bookman Old Style"/>
+          <w:sz w:val="20"/>
+          <w:szCs w:val="20"/>
+        </w:rPr>
+        <w:t>i</w:t>
+      </w:r>
+      <w:proofErr w:type="spellEnd"/>
+      <w:r>
+        <w:rPr>
+          <w:rFonts w:ascii="Bookman Old Style" w:hAnsi="Bookman Old Style"/>
+          <w:sz w:val="20"/>
+          <w:szCs w:val="20"/>
+        </w:rPr>
+        <w:t>);</w:t>
+      </w:r>
+    </w:p>
+    <w:p>
+      <w:pPr>
+        <w:spacing w:after="0" w:line="240" w:lineRule="auto"/>
+        <w:rPr>
+          <w:rFonts w:ascii="Bookman Old Style" w:hAnsi="Bookman Old Style"/>
+          <w:sz w:val="20"/>
+          <w:szCs w:val="20"/>
+        </w:rPr>
+      </w:pPr>
+      <w:r>
+        <w:rPr>
+          <w:rFonts w:ascii="Bookman Old Style" w:hAnsi="Bookman Old Style"/>
+          <w:sz w:val="20"/>
+          <w:szCs w:val="20"/>
+        </w:rPr>
+        <w:t>        }</w:t>
+      </w:r>
+    </w:p>
+    <w:p>
+      <w:pPr>
+        <w:spacing w:after="0" w:line="240" w:lineRule="auto"/>
+        <w:rPr>
+          <w:rFonts w:ascii="Bookman Old Style" w:hAnsi="Bookman Old Style"/>
+          <w:sz w:val="20"/>
+          <w:szCs w:val="20"/>
+        </w:rPr>
+      </w:pPr>
+      <w:r>
+        <w:rPr>
+          <w:rFonts w:ascii="Bookman Old Style" w:hAnsi="Bookman Old Style"/>
+          <w:sz w:val="20"/>
+          <w:szCs w:val="20"/>
+        </w:rPr>
+        <w:t>    }</w:t>
+      </w:r>
+    </w:p>
+    <w:p>
+      <w:pPr>
+        <w:spacing w:after="0" w:line="240" w:lineRule="auto"/>
+        <w:rPr>
+          <w:rFonts w:ascii="Bookman Old Style" w:hAnsi="Bookman Old Style"/>
+          <w:sz w:val="20"/>
+          <w:szCs w:val="20"/>
+        </w:rPr>
+      </w:pPr>
+      <w:r>
+        <w:rPr>
+          <w:rFonts w:ascii="Bookman Old Style" w:hAnsi="Bookman Old Style"/>
+          <w:sz w:val="20"/>
+          <w:szCs w:val="20"/>
+        </w:rPr>
+        <w:t>    if(n&gt;1) res -= (res/n);</w:t>
+      </w:r>
+    </w:p>
+    <w:p>
+      <w:pPr>
+        <w:spacing w:after="0" w:line="240" w:lineRule="auto"/>
+        <w:rPr>
+          <w:rFonts w:ascii="Bookman Old Style" w:hAnsi="Bookman Old Style"/>
+          <w:sz w:val="20"/>
+          <w:szCs w:val="20"/>
+        </w:rPr>
+      </w:pPr>
+      <w:r>
+        <w:rPr>
+          <w:rFonts w:ascii="Bookman Old Style" w:hAnsi="Bookman Old Style"/>
+          <w:sz w:val="20"/>
+          <w:szCs w:val="20"/>
+        </w:rPr>
+        <w:t>    return res;</w:t>
+      </w:r>
+    </w:p>
+    <w:p>
+      <w:pPr>
+        <w:spacing w:after="0" w:line="240" w:lineRule="auto"/>
+        <w:rPr>
+          <w:rFonts w:ascii="Bookman Old Style" w:hAnsi="Bookman Old Style"/>
+          <w:sz w:val="20"/>
+          <w:szCs w:val="20"/>
+        </w:rPr>
+      </w:pPr>
+      <w:r>
+        <w:rPr>
+          <w:rFonts w:ascii="Bookman Old Style" w:hAnsi="Bookman Old Style"/>
           <w:sz w:val="20"/>
           <w:szCs w:val="20"/>
         </w:rPr>
@@ -663,15 +2994,17 @@
       <w:pPr>
         <w:spacing w:after="0" w:line="240" w:lineRule="auto"/>
         <w:rPr>
-          <w:sz w:val="20"/>
-          <w:szCs w:val="20"/>
-        </w:rPr>
-      </w:pPr>
-    </w:p>
-    <w:p>
-      <w:pPr>
-        <w:spacing w:after="0" w:line="240" w:lineRule="auto"/>
-        <w:rPr>
+          <w:rFonts w:ascii="Bookman Old Style" w:hAnsi="Bookman Old Style"/>
+          <w:sz w:val="20"/>
+          <w:szCs w:val="20"/>
+        </w:rPr>
+      </w:pPr>
+    </w:p>
+    <w:p>
+      <w:pPr>
+        <w:spacing w:after="0" w:line="240" w:lineRule="auto"/>
+        <w:rPr>
+          <w:rFonts w:ascii="Bookman Old Style" w:hAnsi="Bookman Old Style"/>
           <w:sz w:val="20"/>
           <w:szCs w:val="20"/>
         </w:rPr>
@@ -680,7 +3013,7 @@
     <w:sectPr>
       <w:pgSz w:w="11906" w:h="16838"/>
       <w:pgMar w:top="1440" w:right="1440" w:bottom="1440" w:left="1440" w:header="708" w:footer="708" w:gutter="0"/>
-      <w:cols w:space="708"/>
+      <w:cols w:num="2" w:space="708"/>
       <w:docGrid w:linePitch="360"/>
     </w:sectPr>
   </w:body>
@@ -1290,7 +3623,6 @@
   <w:style w:type="character" w:default="1" w:styleId="DefaultParagraphFont">
     <w:name w:val="Default Paragraph Font"/>
     <w:uiPriority w:val="1"/>
-    <w:semiHidden/>
     <w:unhideWhenUsed/>
   </w:style>
   <w:style w:type="table" w:default="1" w:styleId="TableNormal">

--- a/ICPC STUDY/ICPC_STUDY.docx
+++ b/ICPC STUDY/ICPC_STUDY.docx
@@ -6,13 +6,17 @@
       <w:pPr>
         <w:rPr>
           <w:rFonts w:ascii="Bookman Old Style" w:hAnsi="Bookman Old Style"/>
-          <w:sz w:val="20"/>
-          <w:szCs w:val="20"/>
-        </w:rPr>
-      </w:pPr>
-      <w:r>
-        <w:rPr>
-          <w:rFonts w:ascii="Bookman Old Style" w:hAnsi="Bookman Old Style"/>
+          <w:b/>
+          <w:bCs/>
+          <w:sz w:val="20"/>
+          <w:szCs w:val="20"/>
+        </w:rPr>
+      </w:pPr>
+      <w:r>
+        <w:rPr>
+          <w:rFonts w:ascii="Bookman Old Style" w:hAnsi="Bookman Old Style"/>
+          <w:b/>
+          <w:bCs/>
           <w:sz w:val="20"/>
           <w:szCs w:val="20"/>
         </w:rPr>
@@ -22,6 +26,8 @@
       <w:r>
         <w:rPr>
           <w:rFonts w:ascii="Bookman Old Style" w:hAnsi="Bookman Old Style"/>
+          <w:b/>
+          <w:bCs/>
           <w:sz w:val="20"/>
           <w:szCs w:val="20"/>
         </w:rPr>
@@ -31,6 +37,8 @@
       <w:r>
         <w:rPr>
           <w:rFonts w:ascii="Bookman Old Style" w:hAnsi="Bookman Old Style"/>
+          <w:b/>
+          <w:bCs/>
           <w:sz w:val="20"/>
           <w:szCs w:val="20"/>
         </w:rPr>
@@ -619,13 +627,17 @@
         <w:spacing w:after="0" w:line="240" w:lineRule="auto"/>
         <w:rPr>
           <w:rFonts w:ascii="Bookman Old Style" w:hAnsi="Bookman Old Style"/>
-          <w:sz w:val="20"/>
-          <w:szCs w:val="20"/>
-        </w:rPr>
-      </w:pPr>
-      <w:r>
-        <w:rPr>
-          <w:rFonts w:ascii="Bookman Old Style" w:hAnsi="Bookman Old Style"/>
+          <w:b/>
+          <w:bCs/>
+          <w:sz w:val="20"/>
+          <w:szCs w:val="20"/>
+        </w:rPr>
+      </w:pPr>
+      <w:r>
+        <w:rPr>
+          <w:rFonts w:ascii="Bookman Old Style" w:hAnsi="Bookman Old Style"/>
+          <w:b/>
+          <w:bCs/>
           <w:sz w:val="20"/>
           <w:szCs w:val="20"/>
         </w:rPr>
@@ -635,6 +647,8 @@
       <w:r>
         <w:rPr>
           <w:rFonts w:ascii="Bookman Old Style" w:hAnsi="Bookman Old Style"/>
+          <w:b/>
+          <w:bCs/>
           <w:sz w:val="20"/>
           <w:szCs w:val="20"/>
         </w:rPr>
@@ -644,6 +658,8 @@
       <w:r>
         <w:rPr>
           <w:rFonts w:ascii="Bookman Old Style" w:hAnsi="Bookman Old Style"/>
+          <w:b/>
+          <w:bCs/>
           <w:sz w:val="20"/>
           <w:szCs w:val="20"/>
         </w:rPr>
@@ -937,23 +953,29 @@
         <w:spacing w:after="0" w:line="240" w:lineRule="auto"/>
         <w:rPr>
           <w:rFonts w:ascii="Bookman Old Style" w:hAnsi="Bookman Old Style"/>
-          <w:sz w:val="20"/>
-          <w:szCs w:val="20"/>
-        </w:rPr>
-      </w:pPr>
-    </w:p>
-    <w:p>
-      <w:pPr>
-        <w:spacing w:after="0" w:line="240" w:lineRule="auto"/>
-        <w:rPr>
-          <w:rFonts w:ascii="Bookman Old Style" w:hAnsi="Bookman Old Style"/>
-          <w:sz w:val="20"/>
-          <w:szCs w:val="20"/>
-        </w:rPr>
-      </w:pPr>
-      <w:r>
-        <w:rPr>
-          <w:rFonts w:ascii="Bookman Old Style" w:hAnsi="Bookman Old Style"/>
+          <w:b/>
+          <w:bCs/>
+          <w:sz w:val="20"/>
+          <w:szCs w:val="20"/>
+        </w:rPr>
+      </w:pPr>
+    </w:p>
+    <w:p>
+      <w:pPr>
+        <w:spacing w:after="0" w:line="240" w:lineRule="auto"/>
+        <w:rPr>
+          <w:rFonts w:ascii="Bookman Old Style" w:hAnsi="Bookman Old Style"/>
+          <w:b/>
+          <w:bCs/>
+          <w:sz w:val="20"/>
+          <w:szCs w:val="20"/>
+        </w:rPr>
+      </w:pPr>
+      <w:r>
+        <w:rPr>
+          <w:rFonts w:ascii="Bookman Old Style" w:hAnsi="Bookman Old Style"/>
+          <w:b/>
+          <w:bCs/>
           <w:sz w:val="20"/>
           <w:szCs w:val="20"/>
         </w:rPr>
@@ -1945,13 +1967,17 @@
         <w:spacing w:after="0" w:line="240" w:lineRule="auto"/>
         <w:rPr>
           <w:rFonts w:ascii="Bookman Old Style" w:hAnsi="Bookman Old Style"/>
-          <w:sz w:val="20"/>
-          <w:szCs w:val="20"/>
-        </w:rPr>
-      </w:pPr>
-      <w:r>
-        <w:rPr>
-          <w:rFonts w:ascii="Bookman Old Style" w:hAnsi="Bookman Old Style"/>
+          <w:b/>
+          <w:bCs/>
+          <w:sz w:val="20"/>
+          <w:szCs w:val="20"/>
+        </w:rPr>
+      </w:pPr>
+      <w:r>
+        <w:rPr>
+          <w:rFonts w:ascii="Bookman Old Style" w:hAnsi="Bookman Old Style"/>
+          <w:b/>
+          <w:bCs/>
           <w:sz w:val="20"/>
           <w:szCs w:val="20"/>
         </w:rPr>
@@ -2219,6 +2245,872 @@
           <w:sz w:val="20"/>
           <w:szCs w:val="20"/>
         </w:rPr>
+        <w:t xml:space="preserve"> i=2; </w:t>
+      </w:r>
+      <w:proofErr w:type="spellStart"/>
+      <w:r>
+        <w:rPr>
+          <w:rFonts w:ascii="Bookman Old Style" w:hAnsi="Bookman Old Style"/>
+          <w:sz w:val="20"/>
+          <w:szCs w:val="20"/>
+        </w:rPr>
+        <w:t>i</w:t>
+      </w:r>
+      <w:proofErr w:type="spellEnd"/>
+      <w:r>
+        <w:rPr>
+          <w:rFonts w:ascii="Bookman Old Style" w:hAnsi="Bookman Old Style"/>
+          <w:sz w:val="20"/>
+          <w:szCs w:val="20"/>
+        </w:rPr>
+        <w:t xml:space="preserve">&lt;=n; </w:t>
+      </w:r>
+      <w:proofErr w:type="spellStart"/>
+      <w:r>
+        <w:rPr>
+          <w:rFonts w:ascii="Bookman Old Style" w:hAnsi="Bookman Old Style"/>
+          <w:sz w:val="20"/>
+          <w:szCs w:val="20"/>
+        </w:rPr>
+        <w:t>i</w:t>
+      </w:r>
+      <w:proofErr w:type="spellEnd"/>
+      <w:r>
+        <w:rPr>
+          <w:rFonts w:ascii="Bookman Old Style" w:hAnsi="Bookman Old Style"/>
+          <w:sz w:val="20"/>
+          <w:szCs w:val="20"/>
+        </w:rPr>
+        <w:t>+</w:t>
+      </w:r>
+      <w:proofErr w:type="gramStart"/>
+      <w:r>
+        <w:rPr>
+          <w:rFonts w:ascii="Bookman Old Style" w:hAnsi="Bookman Old Style"/>
+          <w:sz w:val="20"/>
+          <w:szCs w:val="20"/>
+        </w:rPr>
+        <w:t>+){</w:t>
+      </w:r>
+      <w:proofErr w:type="gramEnd"/>
+    </w:p>
+    <w:p>
+      <w:pPr>
+        <w:spacing w:after="0" w:line="240" w:lineRule="auto"/>
+        <w:rPr>
+          <w:rFonts w:ascii="Bookman Old Style" w:hAnsi="Bookman Old Style"/>
+          <w:sz w:val="20"/>
+          <w:szCs w:val="20"/>
+        </w:rPr>
+      </w:pPr>
+      <w:r>
+        <w:rPr>
+          <w:rFonts w:ascii="Bookman Old Style" w:hAnsi="Bookman Old Style"/>
+          <w:sz w:val="20"/>
+          <w:szCs w:val="20"/>
+        </w:rPr>
+        <w:t>        if(phi[</w:t>
+      </w:r>
+      <w:proofErr w:type="spellStart"/>
+      <w:r>
+        <w:rPr>
+          <w:rFonts w:ascii="Bookman Old Style" w:hAnsi="Bookman Old Style"/>
+          <w:sz w:val="20"/>
+          <w:szCs w:val="20"/>
+        </w:rPr>
+        <w:t>i</w:t>
+      </w:r>
+      <w:proofErr w:type="spellEnd"/>
+      <w:r>
+        <w:rPr>
+          <w:rFonts w:ascii="Bookman Old Style" w:hAnsi="Bookman Old Style"/>
+          <w:sz w:val="20"/>
+          <w:szCs w:val="20"/>
+        </w:rPr>
+        <w:t>]==</w:t>
+      </w:r>
+      <w:proofErr w:type="spellStart"/>
+      <w:proofErr w:type="gramStart"/>
+      <w:r>
+        <w:rPr>
+          <w:rFonts w:ascii="Bookman Old Style" w:hAnsi="Bookman Old Style"/>
+          <w:sz w:val="20"/>
+          <w:szCs w:val="20"/>
+        </w:rPr>
+        <w:t>i</w:t>
+      </w:r>
+      <w:proofErr w:type="spellEnd"/>
+      <w:r>
+        <w:rPr>
+          <w:rFonts w:ascii="Bookman Old Style" w:hAnsi="Bookman Old Style"/>
+          <w:sz w:val="20"/>
+          <w:szCs w:val="20"/>
+        </w:rPr>
+        <w:t>){</w:t>
+      </w:r>
+      <w:proofErr w:type="gramEnd"/>
+    </w:p>
+    <w:p>
+      <w:pPr>
+        <w:spacing w:after="0" w:line="240" w:lineRule="auto"/>
+        <w:rPr>
+          <w:rFonts w:ascii="Bookman Old Style" w:hAnsi="Bookman Old Style"/>
+          <w:sz w:val="20"/>
+          <w:szCs w:val="20"/>
+        </w:rPr>
+      </w:pPr>
+      <w:r>
+        <w:rPr>
+          <w:rFonts w:ascii="Bookman Old Style" w:hAnsi="Bookman Old Style"/>
+          <w:sz w:val="20"/>
+          <w:szCs w:val="20"/>
+        </w:rPr>
+        <w:t xml:space="preserve">            </w:t>
+      </w:r>
+      <w:proofErr w:type="gramStart"/>
+      <w:r>
+        <w:rPr>
+          <w:rFonts w:ascii="Bookman Old Style" w:hAnsi="Bookman Old Style"/>
+          <w:sz w:val="20"/>
+          <w:szCs w:val="20"/>
+        </w:rPr>
+        <w:t>for(</w:t>
+      </w:r>
+      <w:proofErr w:type="spellStart"/>
+      <w:proofErr w:type="gramEnd"/>
+      <w:r>
+        <w:rPr>
+          <w:rFonts w:ascii="Bookman Old Style" w:hAnsi="Bookman Old Style"/>
+          <w:sz w:val="20"/>
+          <w:szCs w:val="20"/>
+        </w:rPr>
+        <w:t>ll</w:t>
+      </w:r>
+      <w:proofErr w:type="spellEnd"/>
+      <w:r>
+        <w:rPr>
+          <w:rFonts w:ascii="Bookman Old Style" w:hAnsi="Bookman Old Style"/>
+          <w:sz w:val="20"/>
+          <w:szCs w:val="20"/>
+        </w:rPr>
+        <w:t xml:space="preserve"> j=i; j&lt;=n; j+=</w:t>
+      </w:r>
+      <w:proofErr w:type="spellStart"/>
+      <w:proofErr w:type="gramStart"/>
+      <w:r>
+        <w:rPr>
+          <w:rFonts w:ascii="Bookman Old Style" w:hAnsi="Bookman Old Style"/>
+          <w:sz w:val="20"/>
+          <w:szCs w:val="20"/>
+        </w:rPr>
+        <w:t>i</w:t>
+      </w:r>
+      <w:proofErr w:type="spellEnd"/>
+      <w:r>
+        <w:rPr>
+          <w:rFonts w:ascii="Bookman Old Style" w:hAnsi="Bookman Old Style"/>
+          <w:sz w:val="20"/>
+          <w:szCs w:val="20"/>
+        </w:rPr>
+        <w:t>){</w:t>
+      </w:r>
+      <w:proofErr w:type="gramEnd"/>
+    </w:p>
+    <w:p>
+      <w:pPr>
+        <w:spacing w:after="0" w:line="240" w:lineRule="auto"/>
+        <w:rPr>
+          <w:rFonts w:ascii="Bookman Old Style" w:hAnsi="Bookman Old Style"/>
+          <w:sz w:val="20"/>
+          <w:szCs w:val="20"/>
+        </w:rPr>
+      </w:pPr>
+      <w:r>
+        <w:rPr>
+          <w:rFonts w:ascii="Bookman Old Style" w:hAnsi="Bookman Old Style"/>
+          <w:sz w:val="20"/>
+          <w:szCs w:val="20"/>
+        </w:rPr>
+        <w:t>                phi[j] -= phi[j]/</w:t>
+      </w:r>
+      <w:proofErr w:type="spellStart"/>
+      <w:r>
+        <w:rPr>
+          <w:rFonts w:ascii="Bookman Old Style" w:hAnsi="Bookman Old Style"/>
+          <w:sz w:val="20"/>
+          <w:szCs w:val="20"/>
+        </w:rPr>
+        <w:t>i</w:t>
+      </w:r>
+      <w:proofErr w:type="spellEnd"/>
+      <w:r>
+        <w:rPr>
+          <w:rFonts w:ascii="Bookman Old Style" w:hAnsi="Bookman Old Style"/>
+          <w:sz w:val="20"/>
+          <w:szCs w:val="20"/>
+        </w:rPr>
+        <w:t>;</w:t>
+      </w:r>
+    </w:p>
+    <w:p>
+      <w:pPr>
+        <w:spacing w:after="0" w:line="240" w:lineRule="auto"/>
+        <w:rPr>
+          <w:rFonts w:ascii="Bookman Old Style" w:hAnsi="Bookman Old Style"/>
+          <w:sz w:val="20"/>
+          <w:szCs w:val="20"/>
+        </w:rPr>
+      </w:pPr>
+      <w:r>
+        <w:rPr>
+          <w:rFonts w:ascii="Bookman Old Style" w:hAnsi="Bookman Old Style"/>
+          <w:sz w:val="20"/>
+          <w:szCs w:val="20"/>
+        </w:rPr>
+        <w:t>            }</w:t>
+      </w:r>
+    </w:p>
+    <w:p>
+      <w:pPr>
+        <w:spacing w:after="0" w:line="240" w:lineRule="auto"/>
+        <w:rPr>
+          <w:rFonts w:ascii="Bookman Old Style" w:hAnsi="Bookman Old Style"/>
+          <w:sz w:val="20"/>
+          <w:szCs w:val="20"/>
+        </w:rPr>
+      </w:pPr>
+      <w:r>
+        <w:rPr>
+          <w:rFonts w:ascii="Bookman Old Style" w:hAnsi="Bookman Old Style"/>
+          <w:sz w:val="20"/>
+          <w:szCs w:val="20"/>
+        </w:rPr>
+        <w:t>        }</w:t>
+      </w:r>
+    </w:p>
+    <w:p>
+      <w:pPr>
+        <w:spacing w:after="0" w:line="240" w:lineRule="auto"/>
+        <w:rPr>
+          <w:rFonts w:ascii="Bookman Old Style" w:hAnsi="Bookman Old Style"/>
+          <w:sz w:val="20"/>
+          <w:szCs w:val="20"/>
+        </w:rPr>
+      </w:pPr>
+      <w:r>
+        <w:rPr>
+          <w:rFonts w:ascii="Bookman Old Style" w:hAnsi="Bookman Old Style"/>
+          <w:sz w:val="20"/>
+          <w:szCs w:val="20"/>
+        </w:rPr>
+        <w:t>    }</w:t>
+      </w:r>
+    </w:p>
+    <w:p>
+      <w:pPr>
+        <w:spacing w:after="0" w:line="240" w:lineRule="auto"/>
+        <w:rPr>
+          <w:rFonts w:ascii="Bookman Old Style" w:hAnsi="Bookman Old Style"/>
+          <w:sz w:val="20"/>
+          <w:szCs w:val="20"/>
+        </w:rPr>
+      </w:pPr>
+    </w:p>
+    <w:p>
+      <w:pPr>
+        <w:spacing w:after="0" w:line="240" w:lineRule="auto"/>
+        <w:rPr>
+          <w:rFonts w:ascii="Bookman Old Style" w:hAnsi="Bookman Old Style"/>
+          <w:sz w:val="20"/>
+          <w:szCs w:val="20"/>
+        </w:rPr>
+      </w:pPr>
+      <w:r>
+        <w:rPr>
+          <w:rFonts w:ascii="Bookman Old Style" w:hAnsi="Bookman Old Style"/>
+          <w:sz w:val="20"/>
+          <w:szCs w:val="20"/>
+        </w:rPr>
+        <w:t>// phi of n in root n</w:t>
+      </w:r>
+    </w:p>
+    <w:p>
+      <w:pPr>
+        <w:spacing w:after="0" w:line="240" w:lineRule="auto"/>
+        <w:rPr>
+          <w:rFonts w:ascii="Bookman Old Style" w:hAnsi="Bookman Old Style"/>
+          <w:sz w:val="20"/>
+          <w:szCs w:val="20"/>
+        </w:rPr>
+      </w:pPr>
+      <w:r>
+        <w:rPr>
+          <w:rFonts w:ascii="Bookman Old Style" w:hAnsi="Bookman Old Style"/>
+          <w:sz w:val="20"/>
+          <w:szCs w:val="20"/>
+        </w:rPr>
+        <w:t xml:space="preserve">int </w:t>
+      </w:r>
+      <w:proofErr w:type="gramStart"/>
+      <w:r>
+        <w:rPr>
+          <w:rFonts w:ascii="Bookman Old Style" w:hAnsi="Bookman Old Style"/>
+          <w:sz w:val="20"/>
+          <w:szCs w:val="20"/>
+        </w:rPr>
+        <w:t>phi(</w:t>
+      </w:r>
+      <w:proofErr w:type="spellStart"/>
+      <w:proofErr w:type="gramEnd"/>
+      <w:r>
+        <w:rPr>
+          <w:rFonts w:ascii="Bookman Old Style" w:hAnsi="Bookman Old Style"/>
+          <w:sz w:val="20"/>
+          <w:szCs w:val="20"/>
+        </w:rPr>
+        <w:t>ll</w:t>
+      </w:r>
+      <w:proofErr w:type="spellEnd"/>
+      <w:r>
+        <w:rPr>
+          <w:rFonts w:ascii="Bookman Old Style" w:hAnsi="Bookman Old Style"/>
+          <w:sz w:val="20"/>
+          <w:szCs w:val="20"/>
+        </w:rPr>
+        <w:t xml:space="preserve"> &amp;</w:t>
+      </w:r>
+      <w:proofErr w:type="gramStart"/>
+      <w:r>
+        <w:rPr>
+          <w:rFonts w:ascii="Bookman Old Style" w:hAnsi="Bookman Old Style"/>
+          <w:sz w:val="20"/>
+          <w:szCs w:val="20"/>
+        </w:rPr>
+        <w:t>n){</w:t>
+      </w:r>
+      <w:proofErr w:type="gramEnd"/>
+    </w:p>
+    <w:p>
+      <w:pPr>
+        <w:spacing w:after="0" w:line="240" w:lineRule="auto"/>
+        <w:rPr>
+          <w:rFonts w:ascii="Bookman Old Style" w:hAnsi="Bookman Old Style"/>
+          <w:sz w:val="20"/>
+          <w:szCs w:val="20"/>
+        </w:rPr>
+      </w:pPr>
+      <w:r>
+        <w:rPr>
+          <w:rFonts w:ascii="Bookman Old Style" w:hAnsi="Bookman Old Style"/>
+          <w:sz w:val="20"/>
+          <w:szCs w:val="20"/>
+        </w:rPr>
+        <w:t xml:space="preserve">    </w:t>
+      </w:r>
+      <w:proofErr w:type="spellStart"/>
+      <w:r>
+        <w:rPr>
+          <w:rFonts w:ascii="Bookman Old Style" w:hAnsi="Bookman Old Style"/>
+          <w:sz w:val="20"/>
+          <w:szCs w:val="20"/>
+        </w:rPr>
+        <w:t>ll</w:t>
+      </w:r>
+      <w:proofErr w:type="spellEnd"/>
+      <w:r>
+        <w:rPr>
+          <w:rFonts w:ascii="Bookman Old Style" w:hAnsi="Bookman Old Style"/>
+          <w:sz w:val="20"/>
+          <w:szCs w:val="20"/>
+        </w:rPr>
+        <w:t xml:space="preserve"> res = n;</w:t>
+      </w:r>
+    </w:p>
+    <w:p>
+      <w:pPr>
+        <w:spacing w:after="0" w:line="240" w:lineRule="auto"/>
+        <w:rPr>
+          <w:rFonts w:ascii="Bookman Old Style" w:hAnsi="Bookman Old Style"/>
+          <w:sz w:val="20"/>
+          <w:szCs w:val="20"/>
+        </w:rPr>
+      </w:pPr>
+      <w:r>
+        <w:rPr>
+          <w:rFonts w:ascii="Bookman Old Style" w:hAnsi="Bookman Old Style"/>
+          <w:sz w:val="20"/>
+          <w:szCs w:val="20"/>
+        </w:rPr>
+        <w:t xml:space="preserve">    </w:t>
+      </w:r>
+      <w:proofErr w:type="gramStart"/>
+      <w:r>
+        <w:rPr>
+          <w:rFonts w:ascii="Bookman Old Style" w:hAnsi="Bookman Old Style"/>
+          <w:sz w:val="20"/>
+          <w:szCs w:val="20"/>
+        </w:rPr>
+        <w:t>for(</w:t>
+      </w:r>
+      <w:proofErr w:type="spellStart"/>
+      <w:proofErr w:type="gramEnd"/>
+      <w:r>
+        <w:rPr>
+          <w:rFonts w:ascii="Bookman Old Style" w:hAnsi="Bookman Old Style"/>
+          <w:sz w:val="20"/>
+          <w:szCs w:val="20"/>
+        </w:rPr>
+        <w:t>ll</w:t>
+      </w:r>
+      <w:proofErr w:type="spellEnd"/>
+      <w:r>
+        <w:rPr>
+          <w:rFonts w:ascii="Bookman Old Style" w:hAnsi="Bookman Old Style"/>
+          <w:sz w:val="20"/>
+          <w:szCs w:val="20"/>
+        </w:rPr>
+        <w:t xml:space="preserve"> i=2; </w:t>
+      </w:r>
+      <w:proofErr w:type="spellStart"/>
+      <w:r>
+        <w:rPr>
+          <w:rFonts w:ascii="Bookman Old Style" w:hAnsi="Bookman Old Style"/>
+          <w:sz w:val="20"/>
+          <w:szCs w:val="20"/>
+        </w:rPr>
+        <w:t>i</w:t>
+      </w:r>
+      <w:proofErr w:type="spellEnd"/>
+      <w:r>
+        <w:rPr>
+          <w:rFonts w:ascii="Bookman Old Style" w:hAnsi="Bookman Old Style"/>
+          <w:sz w:val="20"/>
+          <w:szCs w:val="20"/>
+        </w:rPr>
+        <w:t>*</w:t>
+      </w:r>
+      <w:proofErr w:type="spellStart"/>
+      <w:r>
+        <w:rPr>
+          <w:rFonts w:ascii="Bookman Old Style" w:hAnsi="Bookman Old Style"/>
+          <w:sz w:val="20"/>
+          <w:szCs w:val="20"/>
+        </w:rPr>
+        <w:t>i</w:t>
+      </w:r>
+      <w:proofErr w:type="spellEnd"/>
+      <w:r>
+        <w:rPr>
+          <w:rFonts w:ascii="Bookman Old Style" w:hAnsi="Bookman Old Style"/>
+          <w:sz w:val="20"/>
+          <w:szCs w:val="20"/>
+        </w:rPr>
+        <w:t xml:space="preserve">&lt;=n; </w:t>
+      </w:r>
+      <w:proofErr w:type="spellStart"/>
+      <w:r>
+        <w:rPr>
+          <w:rFonts w:ascii="Bookman Old Style" w:hAnsi="Bookman Old Style"/>
+          <w:sz w:val="20"/>
+          <w:szCs w:val="20"/>
+        </w:rPr>
+        <w:t>i</w:t>
+      </w:r>
+      <w:proofErr w:type="spellEnd"/>
+      <w:r>
+        <w:rPr>
+          <w:rFonts w:ascii="Bookman Old Style" w:hAnsi="Bookman Old Style"/>
+          <w:sz w:val="20"/>
+          <w:szCs w:val="20"/>
+        </w:rPr>
+        <w:t>+</w:t>
+      </w:r>
+      <w:proofErr w:type="gramStart"/>
+      <w:r>
+        <w:rPr>
+          <w:rFonts w:ascii="Bookman Old Style" w:hAnsi="Bookman Old Style"/>
+          <w:sz w:val="20"/>
+          <w:szCs w:val="20"/>
+        </w:rPr>
+        <w:t>+){</w:t>
+      </w:r>
+      <w:proofErr w:type="gramEnd"/>
+    </w:p>
+    <w:p>
+      <w:pPr>
+        <w:spacing w:after="0" w:line="240" w:lineRule="auto"/>
+        <w:rPr>
+          <w:rFonts w:ascii="Bookman Old Style" w:hAnsi="Bookman Old Style"/>
+          <w:sz w:val="20"/>
+          <w:szCs w:val="20"/>
+        </w:rPr>
+      </w:pPr>
+      <w:r>
+        <w:rPr>
+          <w:rFonts w:ascii="Bookman Old Style" w:hAnsi="Bookman Old Style"/>
+          <w:sz w:val="20"/>
+          <w:szCs w:val="20"/>
+        </w:rPr>
+        <w:t>        if(</w:t>
+      </w:r>
+      <w:proofErr w:type="spellStart"/>
+      <w:r>
+        <w:rPr>
+          <w:rFonts w:ascii="Bookman Old Style" w:hAnsi="Bookman Old Style"/>
+          <w:sz w:val="20"/>
+          <w:szCs w:val="20"/>
+        </w:rPr>
+        <w:t>n%i</w:t>
+      </w:r>
+      <w:proofErr w:type="spellEnd"/>
+      <w:r>
+        <w:rPr>
+          <w:rFonts w:ascii="Bookman Old Style" w:hAnsi="Bookman Old Style"/>
+          <w:sz w:val="20"/>
+          <w:szCs w:val="20"/>
+        </w:rPr>
+        <w:t>==</w:t>
+      </w:r>
+      <w:proofErr w:type="gramStart"/>
+      <w:r>
+        <w:rPr>
+          <w:rFonts w:ascii="Bookman Old Style" w:hAnsi="Bookman Old Style"/>
+          <w:sz w:val="20"/>
+          <w:szCs w:val="20"/>
+        </w:rPr>
+        <w:t>0){</w:t>
+      </w:r>
+      <w:proofErr w:type="gramEnd"/>
+    </w:p>
+    <w:p>
+      <w:pPr>
+        <w:spacing w:after="0" w:line="240" w:lineRule="auto"/>
+        <w:rPr>
+          <w:rFonts w:ascii="Bookman Old Style" w:hAnsi="Bookman Old Style"/>
+          <w:sz w:val="20"/>
+          <w:szCs w:val="20"/>
+        </w:rPr>
+      </w:pPr>
+      <w:r>
+        <w:rPr>
+          <w:rFonts w:ascii="Bookman Old Style" w:hAnsi="Bookman Old Style"/>
+          <w:sz w:val="20"/>
+          <w:szCs w:val="20"/>
+        </w:rPr>
+        <w:t>            while(</w:t>
+      </w:r>
+      <w:proofErr w:type="spellStart"/>
+      <w:r>
+        <w:rPr>
+          <w:rFonts w:ascii="Bookman Old Style" w:hAnsi="Bookman Old Style"/>
+          <w:sz w:val="20"/>
+          <w:szCs w:val="20"/>
+        </w:rPr>
+        <w:t>n%i</w:t>
+      </w:r>
+      <w:proofErr w:type="spellEnd"/>
+      <w:r>
+        <w:rPr>
+          <w:rFonts w:ascii="Bookman Old Style" w:hAnsi="Bookman Old Style"/>
+          <w:sz w:val="20"/>
+          <w:szCs w:val="20"/>
+        </w:rPr>
+        <w:t>==0) n/=i;</w:t>
+      </w:r>
+    </w:p>
+    <w:p>
+      <w:pPr>
+        <w:spacing w:after="0" w:line="240" w:lineRule="auto"/>
+        <w:rPr>
+          <w:rFonts w:ascii="Bookman Old Style" w:hAnsi="Bookman Old Style"/>
+          <w:sz w:val="20"/>
+          <w:szCs w:val="20"/>
+        </w:rPr>
+      </w:pPr>
+      <w:r>
+        <w:rPr>
+          <w:rFonts w:ascii="Bookman Old Style" w:hAnsi="Bookman Old Style"/>
+          <w:sz w:val="20"/>
+          <w:szCs w:val="20"/>
+        </w:rPr>
+        <w:t>            res -= (res/</w:t>
+      </w:r>
+      <w:proofErr w:type="spellStart"/>
+      <w:r>
+        <w:rPr>
+          <w:rFonts w:ascii="Bookman Old Style" w:hAnsi="Bookman Old Style"/>
+          <w:sz w:val="20"/>
+          <w:szCs w:val="20"/>
+        </w:rPr>
+        <w:t>i</w:t>
+      </w:r>
+      <w:proofErr w:type="spellEnd"/>
+      <w:r>
+        <w:rPr>
+          <w:rFonts w:ascii="Bookman Old Style" w:hAnsi="Bookman Old Style"/>
+          <w:sz w:val="20"/>
+          <w:szCs w:val="20"/>
+        </w:rPr>
+        <w:t>);</w:t>
+      </w:r>
+    </w:p>
+    <w:p>
+      <w:pPr>
+        <w:spacing w:after="0" w:line="240" w:lineRule="auto"/>
+        <w:rPr>
+          <w:rFonts w:ascii="Bookman Old Style" w:hAnsi="Bookman Old Style"/>
+          <w:sz w:val="20"/>
+          <w:szCs w:val="20"/>
+        </w:rPr>
+      </w:pPr>
+      <w:r>
+        <w:rPr>
+          <w:rFonts w:ascii="Bookman Old Style" w:hAnsi="Bookman Old Style"/>
+          <w:sz w:val="20"/>
+          <w:szCs w:val="20"/>
+        </w:rPr>
+        <w:t>        }</w:t>
+      </w:r>
+    </w:p>
+    <w:p>
+      <w:pPr>
+        <w:spacing w:after="0" w:line="240" w:lineRule="auto"/>
+        <w:rPr>
+          <w:rFonts w:ascii="Bookman Old Style" w:hAnsi="Bookman Old Style"/>
+          <w:sz w:val="20"/>
+          <w:szCs w:val="20"/>
+        </w:rPr>
+      </w:pPr>
+      <w:r>
+        <w:rPr>
+          <w:rFonts w:ascii="Bookman Old Style" w:hAnsi="Bookman Old Style"/>
+          <w:sz w:val="20"/>
+          <w:szCs w:val="20"/>
+        </w:rPr>
+        <w:t>    }</w:t>
+      </w:r>
+    </w:p>
+    <w:p>
+      <w:pPr>
+        <w:spacing w:after="0" w:line="240" w:lineRule="auto"/>
+        <w:rPr>
+          <w:rFonts w:ascii="Bookman Old Style" w:hAnsi="Bookman Old Style"/>
+          <w:sz w:val="20"/>
+          <w:szCs w:val="20"/>
+        </w:rPr>
+      </w:pPr>
+      <w:r>
+        <w:rPr>
+          <w:rFonts w:ascii="Bookman Old Style" w:hAnsi="Bookman Old Style"/>
+          <w:sz w:val="20"/>
+          <w:szCs w:val="20"/>
+        </w:rPr>
+        <w:t>    if(n&gt;1) res -= (res/n);</w:t>
+      </w:r>
+    </w:p>
+    <w:p>
+      <w:pPr>
+        <w:spacing w:after="0" w:line="240" w:lineRule="auto"/>
+        <w:rPr>
+          <w:rFonts w:ascii="Bookman Old Style" w:hAnsi="Bookman Old Style"/>
+          <w:sz w:val="20"/>
+          <w:szCs w:val="20"/>
+        </w:rPr>
+      </w:pPr>
+      <w:r>
+        <w:rPr>
+          <w:rFonts w:ascii="Bookman Old Style" w:hAnsi="Bookman Old Style"/>
+          <w:sz w:val="20"/>
+          <w:szCs w:val="20"/>
+        </w:rPr>
+        <w:t>    return res;</w:t>
+      </w:r>
+    </w:p>
+    <w:p>
+      <w:pPr>
+        <w:spacing w:after="0" w:line="240" w:lineRule="auto"/>
+        <w:rPr>
+          <w:rFonts w:ascii="Bookman Old Style" w:hAnsi="Bookman Old Style"/>
+          <w:sz w:val="20"/>
+          <w:szCs w:val="20"/>
+        </w:rPr>
+      </w:pPr>
+      <w:r>
+        <w:rPr>
+          <w:rFonts w:ascii="Bookman Old Style" w:hAnsi="Bookman Old Style"/>
+          <w:sz w:val="20"/>
+          <w:szCs w:val="20"/>
+        </w:rPr>
+        <w:t>}</w:t>
+      </w:r>
+    </w:p>
+    <w:p>
+      <w:pPr>
+        <w:spacing w:after="0" w:line="240" w:lineRule="auto"/>
+        <w:rPr>
+          <w:rFonts w:ascii="Bookman Old Style" w:hAnsi="Bookman Old Style"/>
+          <w:sz w:val="20"/>
+          <w:szCs w:val="20"/>
+        </w:rPr>
+      </w:pPr>
+    </w:p>
+    <w:p>
+      <w:pPr>
+        <w:spacing w:after="0" w:line="240" w:lineRule="auto"/>
+        <w:rPr>
+          <w:rFonts w:ascii="Bookman Old Style" w:hAnsi="Bookman Old Style"/>
+          <w:b/>
+          <w:bCs/>
+          <w:sz w:val="20"/>
+          <w:szCs w:val="20"/>
+        </w:rPr>
+      </w:pPr>
+      <w:r>
+        <w:rPr>
+          <w:rFonts w:ascii="Bookman Old Style" w:hAnsi="Bookman Old Style"/>
+          <w:b/>
+          <w:bCs/>
+          <w:sz w:val="20"/>
+          <w:szCs w:val="20"/>
+        </w:rPr>
+        <w:t>5. Bridges and articulation points</w:t>
+      </w:r>
+    </w:p>
+    <w:p>
+      <w:pPr>
+        <w:spacing w:after="0" w:line="240" w:lineRule="auto"/>
+        <w:rPr>
+          <w:rFonts w:ascii="Bookman Old Style" w:hAnsi="Bookman Old Style"/>
+          <w:sz w:val="20"/>
+          <w:szCs w:val="20"/>
+        </w:rPr>
+      </w:pPr>
+    </w:p>
+    <w:p>
+      <w:pPr>
+        <w:spacing w:after="0" w:line="240" w:lineRule="auto"/>
+        <w:rPr>
+          <w:rFonts w:ascii="Bookman Old Style" w:hAnsi="Bookman Old Style"/>
+          <w:sz w:val="20"/>
+          <w:szCs w:val="20"/>
+        </w:rPr>
+      </w:pPr>
+      <w:r>
+        <w:rPr>
+          <w:rFonts w:ascii="Bookman Old Style" w:hAnsi="Bookman Old Style"/>
+          <w:sz w:val="20"/>
+          <w:szCs w:val="20"/>
+        </w:rPr>
+        <w:t xml:space="preserve">void </w:t>
+      </w:r>
+      <w:proofErr w:type="spellStart"/>
+      <w:r>
+        <w:rPr>
+          <w:rFonts w:ascii="Bookman Old Style" w:hAnsi="Bookman Old Style"/>
+          <w:sz w:val="20"/>
+          <w:szCs w:val="20"/>
+        </w:rPr>
+        <w:t>dfs</w:t>
+      </w:r>
+      <w:proofErr w:type="spellEnd"/>
+      <w:proofErr w:type="gramStart"/>
+      <w:r>
+        <w:rPr>
+          <w:rFonts w:ascii="Bookman Old Style" w:hAnsi="Bookman Old Style"/>
+          <w:sz w:val="20"/>
+          <w:szCs w:val="20"/>
+        </w:rPr>
+        <w:t>(...){</w:t>
+      </w:r>
+      <w:proofErr w:type="gramEnd"/>
+    </w:p>
+    <w:p>
+      <w:pPr>
+        <w:spacing w:after="0" w:line="240" w:lineRule="auto"/>
+        <w:rPr>
+          <w:rFonts w:ascii="Bookman Old Style" w:hAnsi="Bookman Old Style"/>
+          <w:sz w:val="20"/>
+          <w:szCs w:val="20"/>
+        </w:rPr>
+      </w:pPr>
+      <w:r>
+        <w:rPr>
+          <w:rFonts w:ascii="Bookman Old Style" w:hAnsi="Bookman Old Style"/>
+          <w:sz w:val="20"/>
+          <w:szCs w:val="20"/>
+        </w:rPr>
+        <w:t>    vis[u] = true;</w:t>
+      </w:r>
+    </w:p>
+    <w:p>
+      <w:pPr>
+        <w:spacing w:after="0" w:line="240" w:lineRule="auto"/>
+        <w:rPr>
+          <w:rFonts w:ascii="Bookman Old Style" w:hAnsi="Bookman Old Style"/>
+          <w:sz w:val="20"/>
+          <w:szCs w:val="20"/>
+        </w:rPr>
+      </w:pPr>
+      <w:r>
+        <w:rPr>
+          <w:rFonts w:ascii="Bookman Old Style" w:hAnsi="Bookman Old Style"/>
+          <w:sz w:val="20"/>
+          <w:szCs w:val="20"/>
+        </w:rPr>
+        <w:t>    tin[u] = low[u] = timer++;</w:t>
+      </w:r>
+    </w:p>
+    <w:p>
+      <w:pPr>
+        <w:spacing w:after="0" w:line="240" w:lineRule="auto"/>
+        <w:rPr>
+          <w:rFonts w:ascii="Bookman Old Style" w:hAnsi="Bookman Old Style"/>
+          <w:sz w:val="20"/>
+          <w:szCs w:val="20"/>
+        </w:rPr>
+      </w:pPr>
+      <w:r>
+        <w:rPr>
+          <w:rFonts w:ascii="Bookman Old Style" w:hAnsi="Bookman Old Style"/>
+          <w:sz w:val="20"/>
+          <w:szCs w:val="20"/>
+        </w:rPr>
+        <w:t xml:space="preserve">    </w:t>
+      </w:r>
+      <w:proofErr w:type="gramStart"/>
+      <w:r>
+        <w:rPr>
+          <w:rFonts w:ascii="Bookman Old Style" w:hAnsi="Bookman Old Style"/>
+          <w:sz w:val="20"/>
+          <w:szCs w:val="20"/>
+        </w:rPr>
+        <w:t>for(</w:t>
+      </w:r>
+      <w:proofErr w:type="gramEnd"/>
+      <w:r>
+        <w:rPr>
+          <w:rFonts w:ascii="Bookman Old Style" w:hAnsi="Bookman Old Style"/>
+          <w:sz w:val="20"/>
+          <w:szCs w:val="20"/>
+        </w:rPr>
+        <w:t xml:space="preserve">auto </w:t>
+      </w:r>
+      <w:proofErr w:type="gramStart"/>
+      <w:r>
+        <w:rPr>
+          <w:rFonts w:ascii="Bookman Old Style" w:hAnsi="Bookman Old Style"/>
+          <w:sz w:val="20"/>
+          <w:szCs w:val="20"/>
+        </w:rPr>
+        <w:t>v :</w:t>
+      </w:r>
+      <w:proofErr w:type="gramEnd"/>
+      <w:r>
+        <w:rPr>
+          <w:rFonts w:ascii="Bookman Old Style" w:hAnsi="Bookman Old Style"/>
+          <w:sz w:val="20"/>
+          <w:szCs w:val="20"/>
+        </w:rPr>
         <w:t xml:space="preserve"> </w:t>
       </w:r>
       <w:proofErr w:type="spellStart"/>
@@ -2228,6 +3120,1297 @@
           <w:sz w:val="20"/>
           <w:szCs w:val="20"/>
         </w:rPr>
+        <w:t>adj</w:t>
+      </w:r>
+      <w:proofErr w:type="spellEnd"/>
+      <w:r>
+        <w:rPr>
+          <w:rFonts w:ascii="Bookman Old Style" w:hAnsi="Bookman Old Style"/>
+          <w:sz w:val="20"/>
+          <w:szCs w:val="20"/>
+        </w:rPr>
+        <w:t>[u</w:t>
+      </w:r>
+      <w:proofErr w:type="gramStart"/>
+      <w:r>
+        <w:rPr>
+          <w:rFonts w:ascii="Bookman Old Style" w:hAnsi="Bookman Old Style"/>
+          <w:sz w:val="20"/>
+          <w:szCs w:val="20"/>
+        </w:rPr>
+        <w:t>]){</w:t>
+      </w:r>
+      <w:proofErr w:type="gramEnd"/>
+    </w:p>
+    <w:p>
+      <w:pPr>
+        <w:spacing w:after="0" w:line="240" w:lineRule="auto"/>
+        <w:rPr>
+          <w:rFonts w:ascii="Bookman Old Style" w:hAnsi="Bookman Old Style"/>
+          <w:sz w:val="20"/>
+          <w:szCs w:val="20"/>
+        </w:rPr>
+      </w:pPr>
+      <w:r>
+        <w:rPr>
+          <w:rFonts w:ascii="Bookman Old Style" w:hAnsi="Bookman Old Style"/>
+          <w:sz w:val="20"/>
+          <w:szCs w:val="20"/>
+        </w:rPr>
+        <w:t>        if(v==p) continue;</w:t>
+      </w:r>
+    </w:p>
+    <w:p>
+      <w:pPr>
+        <w:spacing w:after="0" w:line="240" w:lineRule="auto"/>
+        <w:rPr>
+          <w:rFonts w:ascii="Bookman Old Style" w:hAnsi="Bookman Old Style"/>
+          <w:sz w:val="20"/>
+          <w:szCs w:val="20"/>
+        </w:rPr>
+      </w:pPr>
+      <w:r>
+        <w:rPr>
+          <w:rFonts w:ascii="Bookman Old Style" w:hAnsi="Bookman Old Style"/>
+          <w:sz w:val="20"/>
+          <w:szCs w:val="20"/>
+        </w:rPr>
+        <w:t>        if(vis[v</w:t>
+      </w:r>
+      <w:proofErr w:type="gramStart"/>
+      <w:r>
+        <w:rPr>
+          <w:rFonts w:ascii="Bookman Old Style" w:hAnsi="Bookman Old Style"/>
+          <w:sz w:val="20"/>
+          <w:szCs w:val="20"/>
+        </w:rPr>
+        <w:t>]){</w:t>
+      </w:r>
+      <w:proofErr w:type="gramEnd"/>
+    </w:p>
+    <w:p>
+      <w:pPr>
+        <w:spacing w:after="0" w:line="240" w:lineRule="auto"/>
+        <w:rPr>
+          <w:rFonts w:ascii="Bookman Old Style" w:hAnsi="Bookman Old Style"/>
+          <w:sz w:val="20"/>
+          <w:szCs w:val="20"/>
+        </w:rPr>
+      </w:pPr>
+      <w:r>
+        <w:rPr>
+          <w:rFonts w:ascii="Bookman Old Style" w:hAnsi="Bookman Old Style"/>
+          <w:sz w:val="20"/>
+          <w:szCs w:val="20"/>
+        </w:rPr>
+        <w:t>            low[u] = min(low[u</w:t>
+      </w:r>
+      <w:proofErr w:type="gramStart"/>
+      <w:r>
+        <w:rPr>
+          <w:rFonts w:ascii="Bookman Old Style" w:hAnsi="Bookman Old Style"/>
+          <w:sz w:val="20"/>
+          <w:szCs w:val="20"/>
+        </w:rPr>
+        <w:t>],tin</w:t>
+      </w:r>
+      <w:proofErr w:type="gramEnd"/>
+      <w:r>
+        <w:rPr>
+          <w:rFonts w:ascii="Bookman Old Style" w:hAnsi="Bookman Old Style"/>
+          <w:sz w:val="20"/>
+          <w:szCs w:val="20"/>
+        </w:rPr>
+        <w:t>[v]);</w:t>
+      </w:r>
+    </w:p>
+    <w:p>
+      <w:pPr>
+        <w:spacing w:after="0" w:line="240" w:lineRule="auto"/>
+        <w:rPr>
+          <w:rFonts w:ascii="Bookman Old Style" w:hAnsi="Bookman Old Style"/>
+          <w:sz w:val="20"/>
+          <w:szCs w:val="20"/>
+        </w:rPr>
+      </w:pPr>
+      <w:r>
+        <w:rPr>
+          <w:rFonts w:ascii="Bookman Old Style" w:hAnsi="Bookman Old Style"/>
+          <w:sz w:val="20"/>
+          <w:szCs w:val="20"/>
+        </w:rPr>
+        <w:t xml:space="preserve">        </w:t>
+      </w:r>
+      <w:proofErr w:type="gramStart"/>
+      <w:r>
+        <w:rPr>
+          <w:rFonts w:ascii="Bookman Old Style" w:hAnsi="Bookman Old Style"/>
+          <w:sz w:val="20"/>
+          <w:szCs w:val="20"/>
+        </w:rPr>
+        <w:t>}else</w:t>
+      </w:r>
+      <w:proofErr w:type="gramEnd"/>
+      <w:r>
+        <w:rPr>
+          <w:rFonts w:ascii="Bookman Old Style" w:hAnsi="Bookman Old Style"/>
+          <w:sz w:val="20"/>
+          <w:szCs w:val="20"/>
+        </w:rPr>
+        <w:t>{</w:t>
+      </w:r>
+    </w:p>
+    <w:p>
+      <w:pPr>
+        <w:spacing w:after="0" w:line="240" w:lineRule="auto"/>
+        <w:rPr>
+          <w:rFonts w:ascii="Bookman Old Style" w:hAnsi="Bookman Old Style"/>
+          <w:sz w:val="20"/>
+          <w:szCs w:val="20"/>
+        </w:rPr>
+      </w:pPr>
+      <w:r>
+        <w:rPr>
+          <w:rFonts w:ascii="Bookman Old Style" w:hAnsi="Bookman Old Style"/>
+          <w:sz w:val="20"/>
+          <w:szCs w:val="20"/>
+        </w:rPr>
+        <w:t xml:space="preserve">            </w:t>
+      </w:r>
+      <w:proofErr w:type="spellStart"/>
+      <w:r>
+        <w:rPr>
+          <w:rFonts w:ascii="Bookman Old Style" w:hAnsi="Bookman Old Style"/>
+          <w:sz w:val="20"/>
+          <w:szCs w:val="20"/>
+        </w:rPr>
+        <w:t>dfs</w:t>
+      </w:r>
+      <w:proofErr w:type="spellEnd"/>
+      <w:r>
+        <w:rPr>
+          <w:rFonts w:ascii="Bookman Old Style" w:hAnsi="Bookman Old Style"/>
+          <w:sz w:val="20"/>
+          <w:szCs w:val="20"/>
+        </w:rPr>
+        <w:t>(</w:t>
+      </w:r>
+      <w:proofErr w:type="spellStart"/>
+      <w:proofErr w:type="gramStart"/>
+      <w:r>
+        <w:rPr>
+          <w:rFonts w:ascii="Bookman Old Style" w:hAnsi="Bookman Old Style"/>
+          <w:sz w:val="20"/>
+          <w:szCs w:val="20"/>
+        </w:rPr>
+        <w:t>v,u</w:t>
+      </w:r>
+      <w:proofErr w:type="gramEnd"/>
+      <w:r>
+        <w:rPr>
+          <w:rFonts w:ascii="Bookman Old Style" w:hAnsi="Bookman Old Style"/>
+          <w:sz w:val="20"/>
+          <w:szCs w:val="20"/>
+        </w:rPr>
+        <w:t>,</w:t>
+      </w:r>
+      <w:proofErr w:type="gramStart"/>
+      <w:r>
+        <w:rPr>
+          <w:rFonts w:ascii="Bookman Old Style" w:hAnsi="Bookman Old Style"/>
+          <w:sz w:val="20"/>
+          <w:szCs w:val="20"/>
+        </w:rPr>
+        <w:t>vis,tin</w:t>
+      </w:r>
+      <w:proofErr w:type="gramEnd"/>
+      <w:r>
+        <w:rPr>
+          <w:rFonts w:ascii="Bookman Old Style" w:hAnsi="Bookman Old Style"/>
+          <w:sz w:val="20"/>
+          <w:szCs w:val="20"/>
+        </w:rPr>
+        <w:t>,</w:t>
+      </w:r>
+      <w:proofErr w:type="gramStart"/>
+      <w:r>
+        <w:rPr>
+          <w:rFonts w:ascii="Bookman Old Style" w:hAnsi="Bookman Old Style"/>
+          <w:sz w:val="20"/>
+          <w:szCs w:val="20"/>
+        </w:rPr>
+        <w:t>low,timer</w:t>
+      </w:r>
+      <w:proofErr w:type="gramEnd"/>
+      <w:r>
+        <w:rPr>
+          <w:rFonts w:ascii="Bookman Old Style" w:hAnsi="Bookman Old Style"/>
+          <w:sz w:val="20"/>
+          <w:szCs w:val="20"/>
+        </w:rPr>
+        <w:t>,</w:t>
+      </w:r>
+      <w:proofErr w:type="gramStart"/>
+      <w:r>
+        <w:rPr>
+          <w:rFonts w:ascii="Bookman Old Style" w:hAnsi="Bookman Old Style"/>
+          <w:sz w:val="20"/>
+          <w:szCs w:val="20"/>
+        </w:rPr>
+        <w:t>adj,res</w:t>
+      </w:r>
+      <w:proofErr w:type="spellEnd"/>
+      <w:proofErr w:type="gramEnd"/>
+      <w:r>
+        <w:rPr>
+          <w:rFonts w:ascii="Bookman Old Style" w:hAnsi="Bookman Old Style"/>
+          <w:sz w:val="20"/>
+          <w:szCs w:val="20"/>
+        </w:rPr>
+        <w:t>);</w:t>
+      </w:r>
+    </w:p>
+    <w:p>
+      <w:pPr>
+        <w:spacing w:after="0" w:line="240" w:lineRule="auto"/>
+        <w:rPr>
+          <w:rFonts w:ascii="Bookman Old Style" w:hAnsi="Bookman Old Style"/>
+          <w:sz w:val="20"/>
+          <w:szCs w:val="20"/>
+        </w:rPr>
+      </w:pPr>
+      <w:r>
+        <w:rPr>
+          <w:rFonts w:ascii="Bookman Old Style" w:hAnsi="Bookman Old Style"/>
+          <w:sz w:val="20"/>
+          <w:szCs w:val="20"/>
+        </w:rPr>
+        <w:t>            low[u] = min(low[u</w:t>
+      </w:r>
+      <w:proofErr w:type="gramStart"/>
+      <w:r>
+        <w:rPr>
+          <w:rFonts w:ascii="Bookman Old Style" w:hAnsi="Bookman Old Style"/>
+          <w:sz w:val="20"/>
+          <w:szCs w:val="20"/>
+        </w:rPr>
+        <w:t>],low</w:t>
+      </w:r>
+      <w:proofErr w:type="gramEnd"/>
+      <w:r>
+        <w:rPr>
+          <w:rFonts w:ascii="Bookman Old Style" w:hAnsi="Bookman Old Style"/>
+          <w:sz w:val="20"/>
+          <w:szCs w:val="20"/>
+        </w:rPr>
+        <w:t>[v]);</w:t>
+      </w:r>
+    </w:p>
+    <w:p>
+      <w:pPr>
+        <w:spacing w:after="0" w:line="240" w:lineRule="auto"/>
+        <w:rPr>
+          <w:rFonts w:ascii="Bookman Old Style" w:hAnsi="Bookman Old Style"/>
+          <w:sz w:val="20"/>
+          <w:szCs w:val="20"/>
+        </w:rPr>
+      </w:pPr>
+      <w:r>
+        <w:rPr>
+          <w:rFonts w:ascii="Bookman Old Style" w:hAnsi="Bookman Old Style"/>
+          <w:sz w:val="20"/>
+          <w:szCs w:val="20"/>
+        </w:rPr>
+        <w:t xml:space="preserve">            if(low[v]&gt;tin[u]) </w:t>
+      </w:r>
+      <w:proofErr w:type="spellStart"/>
+      <w:proofErr w:type="gramStart"/>
+      <w:r>
+        <w:rPr>
+          <w:rFonts w:ascii="Bookman Old Style" w:hAnsi="Bookman Old Style"/>
+          <w:sz w:val="20"/>
+          <w:szCs w:val="20"/>
+        </w:rPr>
+        <w:t>res.push</w:t>
+      </w:r>
+      <w:proofErr w:type="gramEnd"/>
+      <w:r>
+        <w:rPr>
+          <w:rFonts w:ascii="Bookman Old Style" w:hAnsi="Bookman Old Style"/>
+          <w:sz w:val="20"/>
+          <w:szCs w:val="20"/>
+        </w:rPr>
+        <w:t>_back</w:t>
+      </w:r>
+      <w:proofErr w:type="spellEnd"/>
+      <w:r>
+        <w:rPr>
+          <w:rFonts w:ascii="Bookman Old Style" w:hAnsi="Bookman Old Style"/>
+          <w:sz w:val="20"/>
+          <w:szCs w:val="20"/>
+        </w:rPr>
+        <w:t>({min(</w:t>
+      </w:r>
+      <w:proofErr w:type="spellStart"/>
+      <w:proofErr w:type="gramStart"/>
+      <w:r>
+        <w:rPr>
+          <w:rFonts w:ascii="Bookman Old Style" w:hAnsi="Bookman Old Style"/>
+          <w:sz w:val="20"/>
+          <w:szCs w:val="20"/>
+        </w:rPr>
+        <w:t>u,v</w:t>
+      </w:r>
+      <w:proofErr w:type="spellEnd"/>
+      <w:r>
+        <w:rPr>
+          <w:rFonts w:ascii="Bookman Old Style" w:hAnsi="Bookman Old Style"/>
+          <w:sz w:val="20"/>
+          <w:szCs w:val="20"/>
+        </w:rPr>
+        <w:t>),max</w:t>
+      </w:r>
+      <w:proofErr w:type="gramEnd"/>
+      <w:r>
+        <w:rPr>
+          <w:rFonts w:ascii="Bookman Old Style" w:hAnsi="Bookman Old Style"/>
+          <w:sz w:val="20"/>
+          <w:szCs w:val="20"/>
+        </w:rPr>
+        <w:t>(</w:t>
+      </w:r>
+      <w:proofErr w:type="spellStart"/>
+      <w:proofErr w:type="gramStart"/>
+      <w:r>
+        <w:rPr>
+          <w:rFonts w:ascii="Bookman Old Style" w:hAnsi="Bookman Old Style"/>
+          <w:sz w:val="20"/>
+          <w:szCs w:val="20"/>
+        </w:rPr>
+        <w:t>v,u</w:t>
+      </w:r>
+      <w:proofErr w:type="spellEnd"/>
+      <w:proofErr w:type="gramEnd"/>
+      <w:r>
+        <w:rPr>
+          <w:rFonts w:ascii="Bookman Old Style" w:hAnsi="Bookman Old Style"/>
+          <w:sz w:val="20"/>
+          <w:szCs w:val="20"/>
+        </w:rPr>
+        <w:t>)});</w:t>
+      </w:r>
+    </w:p>
+    <w:p>
+      <w:pPr>
+        <w:spacing w:after="0" w:line="240" w:lineRule="auto"/>
+        <w:rPr>
+          <w:rFonts w:ascii="Bookman Old Style" w:hAnsi="Bookman Old Style"/>
+          <w:sz w:val="20"/>
+          <w:szCs w:val="20"/>
+        </w:rPr>
+      </w:pPr>
+      <w:r>
+        <w:rPr>
+          <w:rFonts w:ascii="Bookman Old Style" w:hAnsi="Bookman Old Style"/>
+          <w:sz w:val="20"/>
+          <w:szCs w:val="20"/>
+        </w:rPr>
+        <w:t>        }</w:t>
+      </w:r>
+    </w:p>
+    <w:p>
+      <w:pPr>
+        <w:spacing w:after="0" w:line="240" w:lineRule="auto"/>
+        <w:rPr>
+          <w:rFonts w:ascii="Bookman Old Style" w:hAnsi="Bookman Old Style"/>
+          <w:sz w:val="20"/>
+          <w:szCs w:val="20"/>
+        </w:rPr>
+      </w:pPr>
+      <w:r>
+        <w:rPr>
+          <w:rFonts w:ascii="Bookman Old Style" w:hAnsi="Bookman Old Style"/>
+          <w:sz w:val="20"/>
+          <w:szCs w:val="20"/>
+        </w:rPr>
+        <w:t>    }</w:t>
+      </w:r>
+    </w:p>
+    <w:p>
+      <w:pPr>
+        <w:spacing w:after="0" w:line="240" w:lineRule="auto"/>
+        <w:rPr>
+          <w:rFonts w:ascii="Bookman Old Style" w:hAnsi="Bookman Old Style"/>
+          <w:sz w:val="20"/>
+          <w:szCs w:val="20"/>
+        </w:rPr>
+      </w:pPr>
+      <w:r>
+        <w:rPr>
+          <w:rFonts w:ascii="Bookman Old Style" w:hAnsi="Bookman Old Style"/>
+          <w:sz w:val="20"/>
+          <w:szCs w:val="20"/>
+        </w:rPr>
+        <w:t>}</w:t>
+      </w:r>
+    </w:p>
+    <w:p>
+      <w:pPr>
+        <w:spacing w:after="0" w:line="240" w:lineRule="auto"/>
+        <w:rPr>
+          <w:rFonts w:ascii="Bookman Old Style" w:hAnsi="Bookman Old Style"/>
+          <w:sz w:val="20"/>
+          <w:szCs w:val="20"/>
+        </w:rPr>
+      </w:pPr>
+    </w:p>
+    <w:p>
+      <w:pPr>
+        <w:spacing w:after="0" w:line="240" w:lineRule="auto"/>
+        <w:rPr>
+          <w:rFonts w:ascii="Bookman Old Style" w:hAnsi="Bookman Old Style"/>
+          <w:sz w:val="20"/>
+          <w:szCs w:val="20"/>
+        </w:rPr>
+      </w:pPr>
+      <w:r>
+        <w:rPr>
+          <w:rFonts w:ascii="Bookman Old Style" w:hAnsi="Bookman Old Style"/>
+          <w:sz w:val="20"/>
+          <w:szCs w:val="20"/>
+        </w:rPr>
+        <w:t xml:space="preserve">void </w:t>
+      </w:r>
+      <w:proofErr w:type="spellStart"/>
+      <w:proofErr w:type="gramStart"/>
+      <w:r>
+        <w:rPr>
+          <w:rFonts w:ascii="Bookman Old Style" w:hAnsi="Bookman Old Style"/>
+          <w:sz w:val="20"/>
+          <w:szCs w:val="20"/>
+        </w:rPr>
+        <w:t>dfs</w:t>
+      </w:r>
+      <w:proofErr w:type="spellEnd"/>
+      <w:r>
+        <w:rPr>
+          <w:rFonts w:ascii="Bookman Old Style" w:hAnsi="Bookman Old Style"/>
+          <w:sz w:val="20"/>
+          <w:szCs w:val="20"/>
+        </w:rPr>
+        <w:t>(</w:t>
+      </w:r>
+      <w:proofErr w:type="gramEnd"/>
+      <w:r>
+        <w:rPr>
+          <w:rFonts w:ascii="Bookman Old Style" w:hAnsi="Bookman Old Style"/>
+          <w:sz w:val="20"/>
+          <w:szCs w:val="20"/>
+        </w:rPr>
+        <w:t>int u, int p = -</w:t>
+      </w:r>
+      <w:proofErr w:type="gramStart"/>
+      <w:r>
+        <w:rPr>
+          <w:rFonts w:ascii="Bookman Old Style" w:hAnsi="Bookman Old Style"/>
+          <w:sz w:val="20"/>
+          <w:szCs w:val="20"/>
+        </w:rPr>
+        <w:t>1){</w:t>
+      </w:r>
+      <w:proofErr w:type="gramEnd"/>
+    </w:p>
+    <w:p>
+      <w:pPr>
+        <w:spacing w:after="0" w:line="240" w:lineRule="auto"/>
+        <w:rPr>
+          <w:rFonts w:ascii="Bookman Old Style" w:hAnsi="Bookman Old Style"/>
+          <w:sz w:val="20"/>
+          <w:szCs w:val="20"/>
+        </w:rPr>
+      </w:pPr>
+      <w:r>
+        <w:rPr>
+          <w:rFonts w:ascii="Bookman Old Style" w:hAnsi="Bookman Old Style"/>
+          <w:sz w:val="20"/>
+          <w:szCs w:val="20"/>
+        </w:rPr>
+        <w:t>    vis[u] = true;</w:t>
+      </w:r>
+    </w:p>
+    <w:p>
+      <w:pPr>
+        <w:spacing w:after="0" w:line="240" w:lineRule="auto"/>
+        <w:rPr>
+          <w:rFonts w:ascii="Bookman Old Style" w:hAnsi="Bookman Old Style"/>
+          <w:sz w:val="20"/>
+          <w:szCs w:val="20"/>
+        </w:rPr>
+      </w:pPr>
+      <w:r>
+        <w:rPr>
+          <w:rFonts w:ascii="Bookman Old Style" w:hAnsi="Bookman Old Style"/>
+          <w:sz w:val="20"/>
+          <w:szCs w:val="20"/>
+        </w:rPr>
+        <w:t>    tin[u] = low[u] = timer++;</w:t>
+      </w:r>
+    </w:p>
+    <w:p>
+      <w:pPr>
+        <w:spacing w:after="0" w:line="240" w:lineRule="auto"/>
+        <w:rPr>
+          <w:rFonts w:ascii="Bookman Old Style" w:hAnsi="Bookman Old Style"/>
+          <w:sz w:val="20"/>
+          <w:szCs w:val="20"/>
+        </w:rPr>
+      </w:pPr>
+      <w:r>
+        <w:rPr>
+          <w:rFonts w:ascii="Bookman Old Style" w:hAnsi="Bookman Old Style"/>
+          <w:sz w:val="20"/>
+          <w:szCs w:val="20"/>
+        </w:rPr>
+        <w:t>    int children = 0;</w:t>
+      </w:r>
+    </w:p>
+    <w:p>
+      <w:pPr>
+        <w:spacing w:after="0" w:line="240" w:lineRule="auto"/>
+        <w:rPr>
+          <w:rFonts w:ascii="Bookman Old Style" w:hAnsi="Bookman Old Style"/>
+          <w:sz w:val="20"/>
+          <w:szCs w:val="20"/>
+        </w:rPr>
+      </w:pPr>
+      <w:r>
+        <w:rPr>
+          <w:rFonts w:ascii="Bookman Old Style" w:hAnsi="Bookman Old Style"/>
+          <w:sz w:val="20"/>
+          <w:szCs w:val="20"/>
+        </w:rPr>
+        <w:t xml:space="preserve">    </w:t>
+      </w:r>
+      <w:proofErr w:type="gramStart"/>
+      <w:r>
+        <w:rPr>
+          <w:rFonts w:ascii="Bookman Old Style" w:hAnsi="Bookman Old Style"/>
+          <w:sz w:val="20"/>
+          <w:szCs w:val="20"/>
+        </w:rPr>
+        <w:t>for(</w:t>
+      </w:r>
+      <w:proofErr w:type="gramEnd"/>
+      <w:r>
+        <w:rPr>
+          <w:rFonts w:ascii="Bookman Old Style" w:hAnsi="Bookman Old Style"/>
+          <w:sz w:val="20"/>
+          <w:szCs w:val="20"/>
+        </w:rPr>
+        <w:t xml:space="preserve">auto </w:t>
+      </w:r>
+      <w:proofErr w:type="gramStart"/>
+      <w:r>
+        <w:rPr>
+          <w:rFonts w:ascii="Bookman Old Style" w:hAnsi="Bookman Old Style"/>
+          <w:sz w:val="20"/>
+          <w:szCs w:val="20"/>
+        </w:rPr>
+        <w:t>v :</w:t>
+      </w:r>
+      <w:proofErr w:type="gramEnd"/>
+      <w:r>
+        <w:rPr>
+          <w:rFonts w:ascii="Bookman Old Style" w:hAnsi="Bookman Old Style"/>
+          <w:sz w:val="20"/>
+          <w:szCs w:val="20"/>
+        </w:rPr>
+        <w:t xml:space="preserve"> </w:t>
+      </w:r>
+      <w:proofErr w:type="spellStart"/>
+      <w:r>
+        <w:rPr>
+          <w:rFonts w:ascii="Bookman Old Style" w:hAnsi="Bookman Old Style"/>
+          <w:sz w:val="20"/>
+          <w:szCs w:val="20"/>
+        </w:rPr>
+        <w:t>adj</w:t>
+      </w:r>
+      <w:proofErr w:type="spellEnd"/>
+      <w:r>
+        <w:rPr>
+          <w:rFonts w:ascii="Bookman Old Style" w:hAnsi="Bookman Old Style"/>
+          <w:sz w:val="20"/>
+          <w:szCs w:val="20"/>
+        </w:rPr>
+        <w:t>[u</w:t>
+      </w:r>
+      <w:proofErr w:type="gramStart"/>
+      <w:r>
+        <w:rPr>
+          <w:rFonts w:ascii="Bookman Old Style" w:hAnsi="Bookman Old Style"/>
+          <w:sz w:val="20"/>
+          <w:szCs w:val="20"/>
+        </w:rPr>
+        <w:t>]){</w:t>
+      </w:r>
+      <w:proofErr w:type="gramEnd"/>
+    </w:p>
+    <w:p>
+      <w:pPr>
+        <w:spacing w:after="0" w:line="240" w:lineRule="auto"/>
+        <w:rPr>
+          <w:rFonts w:ascii="Bookman Old Style" w:hAnsi="Bookman Old Style"/>
+          <w:sz w:val="20"/>
+          <w:szCs w:val="20"/>
+        </w:rPr>
+      </w:pPr>
+      <w:r>
+        <w:rPr>
+          <w:rFonts w:ascii="Bookman Old Style" w:hAnsi="Bookman Old Style"/>
+          <w:sz w:val="20"/>
+          <w:szCs w:val="20"/>
+        </w:rPr>
+        <w:t xml:space="preserve">        </w:t>
+      </w:r>
+      <w:proofErr w:type="gramStart"/>
+      <w:r>
+        <w:rPr>
+          <w:rFonts w:ascii="Bookman Old Style" w:hAnsi="Bookman Old Style"/>
+          <w:sz w:val="20"/>
+          <w:szCs w:val="20"/>
+        </w:rPr>
+        <w:t>if(</w:t>
+      </w:r>
+      <w:proofErr w:type="gramEnd"/>
+      <w:r>
+        <w:rPr>
+          <w:rFonts w:ascii="Bookman Old Style" w:hAnsi="Bookman Old Style"/>
+          <w:sz w:val="20"/>
+          <w:szCs w:val="20"/>
+        </w:rPr>
+        <w:t>v == p) continue;</w:t>
+      </w:r>
+    </w:p>
+    <w:p>
+      <w:pPr>
+        <w:spacing w:after="0" w:line="240" w:lineRule="auto"/>
+        <w:rPr>
+          <w:rFonts w:ascii="Bookman Old Style" w:hAnsi="Bookman Old Style"/>
+          <w:sz w:val="20"/>
+          <w:szCs w:val="20"/>
+        </w:rPr>
+      </w:pPr>
+      <w:r>
+        <w:rPr>
+          <w:rFonts w:ascii="Bookman Old Style" w:hAnsi="Bookman Old Style"/>
+          <w:sz w:val="20"/>
+          <w:szCs w:val="20"/>
+        </w:rPr>
+        <w:t>        if(vis[v</w:t>
+      </w:r>
+      <w:proofErr w:type="gramStart"/>
+      <w:r>
+        <w:rPr>
+          <w:rFonts w:ascii="Bookman Old Style" w:hAnsi="Bookman Old Style"/>
+          <w:sz w:val="20"/>
+          <w:szCs w:val="20"/>
+        </w:rPr>
+        <w:t>]){</w:t>
+      </w:r>
+      <w:proofErr w:type="gramEnd"/>
+    </w:p>
+    <w:p>
+      <w:pPr>
+        <w:spacing w:after="0" w:line="240" w:lineRule="auto"/>
+        <w:rPr>
+          <w:rFonts w:ascii="Bookman Old Style" w:hAnsi="Bookman Old Style"/>
+          <w:sz w:val="20"/>
+          <w:szCs w:val="20"/>
+        </w:rPr>
+      </w:pPr>
+      <w:r>
+        <w:rPr>
+          <w:rFonts w:ascii="Bookman Old Style" w:hAnsi="Bookman Old Style"/>
+          <w:sz w:val="20"/>
+          <w:szCs w:val="20"/>
+        </w:rPr>
+        <w:t>            low[u] = min(low[u], tin[v]);</w:t>
+      </w:r>
+    </w:p>
+    <w:p>
+      <w:pPr>
+        <w:spacing w:after="0" w:line="240" w:lineRule="auto"/>
+        <w:rPr>
+          <w:rFonts w:ascii="Bookman Old Style" w:hAnsi="Bookman Old Style"/>
+          <w:sz w:val="20"/>
+          <w:szCs w:val="20"/>
+        </w:rPr>
+      </w:pPr>
+      <w:r>
+        <w:rPr>
+          <w:rFonts w:ascii="Bookman Old Style" w:hAnsi="Bookman Old Style"/>
+          <w:sz w:val="20"/>
+          <w:szCs w:val="20"/>
+        </w:rPr>
+        <w:t xml:space="preserve">        </w:t>
+      </w:r>
+      <w:proofErr w:type="gramStart"/>
+      <w:r>
+        <w:rPr>
+          <w:rFonts w:ascii="Bookman Old Style" w:hAnsi="Bookman Old Style"/>
+          <w:sz w:val="20"/>
+          <w:szCs w:val="20"/>
+        </w:rPr>
+        <w:t>}else</w:t>
+      </w:r>
+      <w:proofErr w:type="gramEnd"/>
+      <w:r>
+        <w:rPr>
+          <w:rFonts w:ascii="Bookman Old Style" w:hAnsi="Bookman Old Style"/>
+          <w:sz w:val="20"/>
+          <w:szCs w:val="20"/>
+        </w:rPr>
+        <w:t>{</w:t>
+      </w:r>
+    </w:p>
+    <w:p>
+      <w:pPr>
+        <w:spacing w:after="0" w:line="240" w:lineRule="auto"/>
+        <w:rPr>
+          <w:rFonts w:ascii="Bookman Old Style" w:hAnsi="Bookman Old Style"/>
+          <w:sz w:val="20"/>
+          <w:szCs w:val="20"/>
+        </w:rPr>
+      </w:pPr>
+      <w:r>
+        <w:rPr>
+          <w:rFonts w:ascii="Bookman Old Style" w:hAnsi="Bookman Old Style"/>
+          <w:sz w:val="20"/>
+          <w:szCs w:val="20"/>
+        </w:rPr>
+        <w:lastRenderedPageBreak/>
+        <w:t xml:space="preserve">            </w:t>
+      </w:r>
+      <w:proofErr w:type="spellStart"/>
+      <w:proofErr w:type="gramStart"/>
+      <w:r>
+        <w:rPr>
+          <w:rFonts w:ascii="Bookman Old Style" w:hAnsi="Bookman Old Style"/>
+          <w:sz w:val="20"/>
+          <w:szCs w:val="20"/>
+        </w:rPr>
+        <w:t>dfs</w:t>
+      </w:r>
+      <w:proofErr w:type="spellEnd"/>
+      <w:r>
+        <w:rPr>
+          <w:rFonts w:ascii="Bookman Old Style" w:hAnsi="Bookman Old Style"/>
+          <w:sz w:val="20"/>
+          <w:szCs w:val="20"/>
+        </w:rPr>
+        <w:t>(</w:t>
+      </w:r>
+      <w:proofErr w:type="gramEnd"/>
+      <w:r>
+        <w:rPr>
+          <w:rFonts w:ascii="Bookman Old Style" w:hAnsi="Bookman Old Style"/>
+          <w:sz w:val="20"/>
+          <w:szCs w:val="20"/>
+        </w:rPr>
+        <w:t>v, u);</w:t>
+      </w:r>
+    </w:p>
+    <w:p>
+      <w:pPr>
+        <w:spacing w:after="0" w:line="240" w:lineRule="auto"/>
+        <w:rPr>
+          <w:rFonts w:ascii="Bookman Old Style" w:hAnsi="Bookman Old Style"/>
+          <w:sz w:val="20"/>
+          <w:szCs w:val="20"/>
+        </w:rPr>
+      </w:pPr>
+      <w:r>
+        <w:rPr>
+          <w:rFonts w:ascii="Bookman Old Style" w:hAnsi="Bookman Old Style"/>
+          <w:sz w:val="20"/>
+          <w:szCs w:val="20"/>
+        </w:rPr>
+        <w:t>            low[u] = min(low[u], low[v]);</w:t>
+      </w:r>
+    </w:p>
+    <w:p>
+      <w:pPr>
+        <w:spacing w:after="0" w:line="240" w:lineRule="auto"/>
+        <w:rPr>
+          <w:rFonts w:ascii="Bookman Old Style" w:hAnsi="Bookman Old Style"/>
+          <w:sz w:val="20"/>
+          <w:szCs w:val="20"/>
+        </w:rPr>
+      </w:pPr>
+      <w:r>
+        <w:rPr>
+          <w:rFonts w:ascii="Bookman Old Style" w:hAnsi="Bookman Old Style"/>
+          <w:sz w:val="20"/>
+          <w:szCs w:val="20"/>
+        </w:rPr>
+        <w:t xml:space="preserve">            if(low[v] &gt;= tin[u] &amp;&amp; </w:t>
+      </w:r>
+      <w:proofErr w:type="gramStart"/>
+      <w:r>
+        <w:rPr>
+          <w:rFonts w:ascii="Bookman Old Style" w:hAnsi="Bookman Old Style"/>
+          <w:sz w:val="20"/>
+          <w:szCs w:val="20"/>
+        </w:rPr>
+        <w:t>p !</w:t>
+      </w:r>
+      <w:proofErr w:type="gramEnd"/>
+      <w:r>
+        <w:rPr>
+          <w:rFonts w:ascii="Bookman Old Style" w:hAnsi="Bookman Old Style"/>
+          <w:sz w:val="20"/>
+          <w:szCs w:val="20"/>
+        </w:rPr>
+        <w:t>= -</w:t>
+      </w:r>
+      <w:proofErr w:type="gramStart"/>
+      <w:r>
+        <w:rPr>
+          <w:rFonts w:ascii="Bookman Old Style" w:hAnsi="Bookman Old Style"/>
+          <w:sz w:val="20"/>
+          <w:szCs w:val="20"/>
+        </w:rPr>
+        <w:t>1){</w:t>
+      </w:r>
+      <w:proofErr w:type="gramEnd"/>
+    </w:p>
+    <w:p>
+      <w:pPr>
+        <w:spacing w:after="0" w:line="240" w:lineRule="auto"/>
+        <w:rPr>
+          <w:rFonts w:ascii="Bookman Old Style" w:hAnsi="Bookman Old Style"/>
+          <w:sz w:val="20"/>
+          <w:szCs w:val="20"/>
+        </w:rPr>
+      </w:pPr>
+      <w:r>
+        <w:rPr>
+          <w:rFonts w:ascii="Bookman Old Style" w:hAnsi="Bookman Old Style"/>
+          <w:sz w:val="20"/>
+          <w:szCs w:val="20"/>
+        </w:rPr>
+        <w:t xml:space="preserve">                </w:t>
+      </w:r>
+      <w:proofErr w:type="spellStart"/>
+      <w:proofErr w:type="gramStart"/>
+      <w:r>
+        <w:rPr>
+          <w:rFonts w:ascii="Bookman Old Style" w:hAnsi="Bookman Old Style"/>
+          <w:sz w:val="20"/>
+          <w:szCs w:val="20"/>
+        </w:rPr>
+        <w:t>art.push</w:t>
+      </w:r>
+      <w:proofErr w:type="gramEnd"/>
+      <w:r>
+        <w:rPr>
+          <w:rFonts w:ascii="Bookman Old Style" w:hAnsi="Bookman Old Style"/>
+          <w:sz w:val="20"/>
+          <w:szCs w:val="20"/>
+        </w:rPr>
+        <w:t>_back</w:t>
+      </w:r>
+      <w:proofErr w:type="spellEnd"/>
+      <w:r>
+        <w:rPr>
+          <w:rFonts w:ascii="Bookman Old Style" w:hAnsi="Bookman Old Style"/>
+          <w:sz w:val="20"/>
+          <w:szCs w:val="20"/>
+        </w:rPr>
+        <w:t>(u);</w:t>
+      </w:r>
+    </w:p>
+    <w:p>
+      <w:pPr>
+        <w:spacing w:after="0" w:line="240" w:lineRule="auto"/>
+        <w:rPr>
+          <w:rFonts w:ascii="Bookman Old Style" w:hAnsi="Bookman Old Style"/>
+          <w:sz w:val="20"/>
+          <w:szCs w:val="20"/>
+        </w:rPr>
+      </w:pPr>
+      <w:r>
+        <w:rPr>
+          <w:rFonts w:ascii="Bookman Old Style" w:hAnsi="Bookman Old Style"/>
+          <w:sz w:val="20"/>
+          <w:szCs w:val="20"/>
+        </w:rPr>
+        <w:t>            }</w:t>
+      </w:r>
+    </w:p>
+    <w:p>
+      <w:pPr>
+        <w:spacing w:after="0" w:line="240" w:lineRule="auto"/>
+        <w:rPr>
+          <w:rFonts w:ascii="Bookman Old Style" w:hAnsi="Bookman Old Style"/>
+          <w:sz w:val="20"/>
+          <w:szCs w:val="20"/>
+        </w:rPr>
+      </w:pPr>
+      <w:r>
+        <w:rPr>
+          <w:rFonts w:ascii="Bookman Old Style" w:hAnsi="Bookman Old Style"/>
+          <w:sz w:val="20"/>
+          <w:szCs w:val="20"/>
+        </w:rPr>
+        <w:t>            children++;</w:t>
+      </w:r>
+    </w:p>
+    <w:p>
+      <w:pPr>
+        <w:spacing w:after="0" w:line="240" w:lineRule="auto"/>
+        <w:rPr>
+          <w:rFonts w:ascii="Bookman Old Style" w:hAnsi="Bookman Old Style"/>
+          <w:sz w:val="20"/>
+          <w:szCs w:val="20"/>
+        </w:rPr>
+      </w:pPr>
+      <w:r>
+        <w:rPr>
+          <w:rFonts w:ascii="Bookman Old Style" w:hAnsi="Bookman Old Style"/>
+          <w:sz w:val="20"/>
+          <w:szCs w:val="20"/>
+        </w:rPr>
+        <w:t>        }</w:t>
+      </w:r>
+    </w:p>
+    <w:p>
+      <w:pPr>
+        <w:spacing w:after="0" w:line="240" w:lineRule="auto"/>
+        <w:rPr>
+          <w:rFonts w:ascii="Bookman Old Style" w:hAnsi="Bookman Old Style"/>
+          <w:sz w:val="20"/>
+          <w:szCs w:val="20"/>
+        </w:rPr>
+      </w:pPr>
+      <w:r>
+        <w:rPr>
+          <w:rFonts w:ascii="Bookman Old Style" w:hAnsi="Bookman Old Style"/>
+          <w:sz w:val="20"/>
+          <w:szCs w:val="20"/>
+        </w:rPr>
+        <w:t>    }</w:t>
+      </w:r>
+    </w:p>
+    <w:p>
+      <w:pPr>
+        <w:spacing w:after="0" w:line="240" w:lineRule="auto"/>
+        <w:rPr>
+          <w:rFonts w:ascii="Bookman Old Style" w:hAnsi="Bookman Old Style"/>
+          <w:sz w:val="20"/>
+          <w:szCs w:val="20"/>
+        </w:rPr>
+      </w:pPr>
+      <w:r>
+        <w:rPr>
+          <w:rFonts w:ascii="Bookman Old Style" w:hAnsi="Bookman Old Style"/>
+          <w:sz w:val="20"/>
+          <w:szCs w:val="20"/>
+        </w:rPr>
+        <w:t xml:space="preserve">    </w:t>
+      </w:r>
+      <w:proofErr w:type="gramStart"/>
+      <w:r>
+        <w:rPr>
+          <w:rFonts w:ascii="Bookman Old Style" w:hAnsi="Bookman Old Style"/>
+          <w:sz w:val="20"/>
+          <w:szCs w:val="20"/>
+        </w:rPr>
+        <w:t>if(</w:t>
+      </w:r>
+      <w:proofErr w:type="gramEnd"/>
+      <w:r>
+        <w:rPr>
+          <w:rFonts w:ascii="Bookman Old Style" w:hAnsi="Bookman Old Style"/>
+          <w:sz w:val="20"/>
+          <w:szCs w:val="20"/>
+        </w:rPr>
+        <w:t xml:space="preserve">p == -1 &amp;&amp; children &gt; </w:t>
+      </w:r>
+      <w:proofErr w:type="gramStart"/>
+      <w:r>
+        <w:rPr>
+          <w:rFonts w:ascii="Bookman Old Style" w:hAnsi="Bookman Old Style"/>
+          <w:sz w:val="20"/>
+          <w:szCs w:val="20"/>
+        </w:rPr>
+        <w:t>1){</w:t>
+      </w:r>
+      <w:proofErr w:type="gramEnd"/>
+    </w:p>
+    <w:p>
+      <w:pPr>
+        <w:spacing w:after="0" w:line="240" w:lineRule="auto"/>
+        <w:rPr>
+          <w:rFonts w:ascii="Bookman Old Style" w:hAnsi="Bookman Old Style"/>
+          <w:sz w:val="20"/>
+          <w:szCs w:val="20"/>
+        </w:rPr>
+      </w:pPr>
+      <w:r>
+        <w:rPr>
+          <w:rFonts w:ascii="Bookman Old Style" w:hAnsi="Bookman Old Style"/>
+          <w:sz w:val="20"/>
+          <w:szCs w:val="20"/>
+        </w:rPr>
+        <w:t xml:space="preserve">        </w:t>
+      </w:r>
+      <w:proofErr w:type="spellStart"/>
+      <w:proofErr w:type="gramStart"/>
+      <w:r>
+        <w:rPr>
+          <w:rFonts w:ascii="Bookman Old Style" w:hAnsi="Bookman Old Style"/>
+          <w:sz w:val="20"/>
+          <w:szCs w:val="20"/>
+        </w:rPr>
+        <w:t>art.push</w:t>
+      </w:r>
+      <w:proofErr w:type="gramEnd"/>
+      <w:r>
+        <w:rPr>
+          <w:rFonts w:ascii="Bookman Old Style" w:hAnsi="Bookman Old Style"/>
+          <w:sz w:val="20"/>
+          <w:szCs w:val="20"/>
+        </w:rPr>
+        <w:t>_back</w:t>
+      </w:r>
+      <w:proofErr w:type="spellEnd"/>
+      <w:r>
+        <w:rPr>
+          <w:rFonts w:ascii="Bookman Old Style" w:hAnsi="Bookman Old Style"/>
+          <w:sz w:val="20"/>
+          <w:szCs w:val="20"/>
+        </w:rPr>
+        <w:t>(u);</w:t>
+      </w:r>
+    </w:p>
+    <w:p>
+      <w:pPr>
+        <w:spacing w:after="0" w:line="240" w:lineRule="auto"/>
+        <w:rPr>
+          <w:rFonts w:ascii="Bookman Old Style" w:hAnsi="Bookman Old Style"/>
+          <w:sz w:val="20"/>
+          <w:szCs w:val="20"/>
+        </w:rPr>
+      </w:pPr>
+      <w:r>
+        <w:rPr>
+          <w:rFonts w:ascii="Bookman Old Style" w:hAnsi="Bookman Old Style"/>
+          <w:sz w:val="20"/>
+          <w:szCs w:val="20"/>
+        </w:rPr>
+        <w:t>    }</w:t>
+      </w:r>
+    </w:p>
+    <w:p>
+      <w:pPr>
+        <w:spacing w:after="0" w:line="240" w:lineRule="auto"/>
+        <w:rPr>
+          <w:rFonts w:ascii="Bookman Old Style" w:hAnsi="Bookman Old Style"/>
+          <w:sz w:val="20"/>
+          <w:szCs w:val="20"/>
+        </w:rPr>
+      </w:pPr>
+      <w:r>
+        <w:rPr>
+          <w:rFonts w:ascii="Bookman Old Style" w:hAnsi="Bookman Old Style"/>
+          <w:sz w:val="20"/>
+          <w:szCs w:val="20"/>
+        </w:rPr>
+        <w:t>}</w:t>
+      </w:r>
+    </w:p>
+    <w:p>
+      <w:pPr>
+        <w:spacing w:after="0" w:line="240" w:lineRule="auto"/>
+        <w:rPr>
+          <w:rFonts w:ascii="Bookman Old Style" w:hAnsi="Bookman Old Style"/>
+          <w:sz w:val="20"/>
+          <w:szCs w:val="20"/>
+        </w:rPr>
+      </w:pPr>
+    </w:p>
+    <w:p>
+      <w:pPr>
+        <w:spacing w:after="0" w:line="240" w:lineRule="auto"/>
+        <w:rPr>
+          <w:rFonts w:ascii="Bookman Old Style" w:hAnsi="Bookman Old Style"/>
+          <w:b/>
+          <w:bCs/>
+          <w:sz w:val="20"/>
+          <w:szCs w:val="20"/>
+        </w:rPr>
+      </w:pPr>
+      <w:r>
+        <w:rPr>
+          <w:rFonts w:ascii="Bookman Old Style" w:hAnsi="Bookman Old Style"/>
+          <w:b/>
+          <w:bCs/>
+          <w:sz w:val="20"/>
+          <w:szCs w:val="20"/>
+        </w:rPr>
+        <w:t xml:space="preserve">6. </w:t>
+      </w:r>
+      <w:proofErr w:type="spellStart"/>
+      <w:r>
+        <w:rPr>
+          <w:rFonts w:ascii="Bookman Old Style" w:hAnsi="Bookman Old Style"/>
+          <w:b/>
+          <w:bCs/>
+          <w:sz w:val="20"/>
+          <w:szCs w:val="20"/>
+        </w:rPr>
+        <w:t>nCr</w:t>
+      </w:r>
+      <w:proofErr w:type="spellEnd"/>
+    </w:p>
+    <w:p>
+      <w:pPr>
+        <w:spacing w:after="0" w:line="240" w:lineRule="auto"/>
+        <w:rPr>
+          <w:rFonts w:ascii="Bookman Old Style" w:hAnsi="Bookman Old Style"/>
+          <w:sz w:val="20"/>
+          <w:szCs w:val="20"/>
+        </w:rPr>
+      </w:pPr>
+    </w:p>
+    <w:p>
+      <w:pPr>
+        <w:spacing w:after="0" w:line="240" w:lineRule="auto"/>
+        <w:rPr>
+          <w:rFonts w:ascii="Bookman Old Style" w:hAnsi="Bookman Old Style"/>
+          <w:sz w:val="20"/>
+          <w:szCs w:val="20"/>
+        </w:rPr>
+      </w:pPr>
+      <w:r>
+        <w:rPr>
+          <w:rFonts w:ascii="Bookman Old Style" w:hAnsi="Bookman Old Style"/>
+          <w:sz w:val="20"/>
+          <w:szCs w:val="20"/>
+        </w:rPr>
+        <w:t xml:space="preserve">void </w:t>
+      </w:r>
+      <w:proofErr w:type="spellStart"/>
+      <w:proofErr w:type="gramStart"/>
+      <w:r>
+        <w:rPr>
+          <w:rFonts w:ascii="Bookman Old Style" w:hAnsi="Bookman Old Style"/>
+          <w:sz w:val="20"/>
+          <w:szCs w:val="20"/>
+        </w:rPr>
+        <w:t>factandinv</w:t>
+      </w:r>
+      <w:proofErr w:type="spellEnd"/>
+      <w:r>
+        <w:rPr>
+          <w:rFonts w:ascii="Bookman Old Style" w:hAnsi="Bookman Old Style"/>
+          <w:sz w:val="20"/>
+          <w:szCs w:val="20"/>
+        </w:rPr>
+        <w:t>(){</w:t>
+      </w:r>
+      <w:proofErr w:type="gramEnd"/>
+    </w:p>
+    <w:p>
+      <w:pPr>
+        <w:spacing w:after="0" w:line="240" w:lineRule="auto"/>
+        <w:rPr>
+          <w:rFonts w:ascii="Bookman Old Style" w:hAnsi="Bookman Old Style"/>
+          <w:sz w:val="20"/>
+          <w:szCs w:val="20"/>
+        </w:rPr>
+      </w:pPr>
+      <w:r>
+        <w:rPr>
+          <w:rFonts w:ascii="Bookman Old Style" w:hAnsi="Bookman Old Style"/>
+          <w:sz w:val="20"/>
+          <w:szCs w:val="20"/>
+        </w:rPr>
+        <w:t xml:space="preserve">    </w:t>
+      </w:r>
+      <w:proofErr w:type="gramStart"/>
+      <w:r>
+        <w:rPr>
+          <w:rFonts w:ascii="Bookman Old Style" w:hAnsi="Bookman Old Style"/>
+          <w:sz w:val="20"/>
+          <w:szCs w:val="20"/>
+        </w:rPr>
+        <w:t>fact[</w:t>
+      </w:r>
+      <w:proofErr w:type="gramEnd"/>
+      <w:r>
+        <w:rPr>
+          <w:rFonts w:ascii="Bookman Old Style" w:hAnsi="Bookman Old Style"/>
+          <w:sz w:val="20"/>
+          <w:szCs w:val="20"/>
+        </w:rPr>
+        <w:t>0] = 1;</w:t>
+      </w:r>
+    </w:p>
+    <w:p>
+      <w:pPr>
+        <w:spacing w:after="0" w:line="240" w:lineRule="auto"/>
+        <w:rPr>
+          <w:rFonts w:ascii="Bookman Old Style" w:hAnsi="Bookman Old Style"/>
+          <w:sz w:val="20"/>
+          <w:szCs w:val="20"/>
+        </w:rPr>
+      </w:pPr>
+      <w:r>
+        <w:rPr>
+          <w:rFonts w:ascii="Bookman Old Style" w:hAnsi="Bookman Old Style"/>
+          <w:sz w:val="20"/>
+          <w:szCs w:val="20"/>
+        </w:rPr>
+        <w:t xml:space="preserve">    </w:t>
+      </w:r>
+      <w:proofErr w:type="gramStart"/>
+      <w:r>
+        <w:rPr>
+          <w:rFonts w:ascii="Bookman Old Style" w:hAnsi="Bookman Old Style"/>
+          <w:sz w:val="20"/>
+          <w:szCs w:val="20"/>
+        </w:rPr>
+        <w:t>for(</w:t>
+      </w:r>
+      <w:proofErr w:type="spellStart"/>
+      <w:proofErr w:type="gramEnd"/>
+      <w:r>
+        <w:rPr>
+          <w:rFonts w:ascii="Bookman Old Style" w:hAnsi="Bookman Old Style"/>
+          <w:sz w:val="20"/>
+          <w:szCs w:val="20"/>
+        </w:rPr>
+        <w:t>ll</w:t>
+      </w:r>
+      <w:proofErr w:type="spellEnd"/>
+      <w:r>
+        <w:rPr>
+          <w:rFonts w:ascii="Bookman Old Style" w:hAnsi="Bookman Old Style"/>
+          <w:sz w:val="20"/>
+          <w:szCs w:val="20"/>
+        </w:rPr>
+        <w:t xml:space="preserve"> i=1; </w:t>
+      </w:r>
+      <w:proofErr w:type="spellStart"/>
+      <w:r>
+        <w:rPr>
+          <w:rFonts w:ascii="Bookman Old Style" w:hAnsi="Bookman Old Style"/>
+          <w:sz w:val="20"/>
+          <w:szCs w:val="20"/>
+        </w:rPr>
         <w:t>i</w:t>
       </w:r>
       <w:proofErr w:type="spellEnd"/>
@@ -2237,7 +4420,25 @@
           <w:sz w:val="20"/>
           <w:szCs w:val="20"/>
         </w:rPr>
-        <w:t xml:space="preserve">=2; </w:t>
+        <w:t>&lt;</w:t>
+      </w:r>
+      <w:proofErr w:type="spellStart"/>
+      <w:r>
+        <w:rPr>
+          <w:rFonts w:ascii="Bookman Old Style" w:hAnsi="Bookman Old Style"/>
+          <w:sz w:val="20"/>
+          <w:szCs w:val="20"/>
+        </w:rPr>
+        <w:t>maxn</w:t>
+      </w:r>
+      <w:proofErr w:type="spellEnd"/>
+      <w:r>
+        <w:rPr>
+          <w:rFonts w:ascii="Bookman Old Style" w:hAnsi="Bookman Old Style"/>
+          <w:sz w:val="20"/>
+          <w:szCs w:val="20"/>
+        </w:rPr>
+        <w:t xml:space="preserve">; </w:t>
       </w:r>
       <w:proofErr w:type="spellStart"/>
       <w:r>
@@ -2255,7 +4456,35 @@
           <w:sz w:val="20"/>
           <w:szCs w:val="20"/>
         </w:rPr>
-        <w:t xml:space="preserve">&lt;=n; </w:t>
+        <w:t>+</w:t>
+      </w:r>
+      <w:proofErr w:type="gramStart"/>
+      <w:r>
+        <w:rPr>
+          <w:rFonts w:ascii="Bookman Old Style" w:hAnsi="Bookman Old Style"/>
+          <w:sz w:val="20"/>
+          <w:szCs w:val="20"/>
+        </w:rPr>
+        <w:t>+){</w:t>
+      </w:r>
+      <w:proofErr w:type="gramEnd"/>
+    </w:p>
+    <w:p>
+      <w:pPr>
+        <w:spacing w:after="0" w:line="240" w:lineRule="auto"/>
+        <w:rPr>
+          <w:rFonts w:ascii="Bookman Old Style" w:hAnsi="Bookman Old Style"/>
+          <w:sz w:val="20"/>
+          <w:szCs w:val="20"/>
+        </w:rPr>
+      </w:pPr>
+      <w:r>
+        <w:rPr>
+          <w:rFonts w:ascii="Bookman Old Style" w:hAnsi="Bookman Old Style"/>
+          <w:sz w:val="20"/>
+          <w:szCs w:val="20"/>
+        </w:rPr>
+        <w:t>        fact[</w:t>
       </w:r>
       <w:proofErr w:type="spellStart"/>
       <w:r>
@@ -2273,6 +4502,1810 @@
           <w:sz w:val="20"/>
           <w:szCs w:val="20"/>
         </w:rPr>
+        <w:t>] = (fact[i-</w:t>
+      </w:r>
+      <w:proofErr w:type="gramStart"/>
+      <w:r>
+        <w:rPr>
+          <w:rFonts w:ascii="Bookman Old Style" w:hAnsi="Bookman Old Style"/>
+          <w:sz w:val="20"/>
+          <w:szCs w:val="20"/>
+        </w:rPr>
+        <w:t>1]*</w:t>
+      </w:r>
+      <w:proofErr w:type="spellStart"/>
+      <w:r>
+        <w:rPr>
+          <w:rFonts w:ascii="Bookman Old Style" w:hAnsi="Bookman Old Style"/>
+          <w:sz w:val="20"/>
+          <w:szCs w:val="20"/>
+        </w:rPr>
+        <w:t>i</w:t>
+      </w:r>
+      <w:proofErr w:type="spellEnd"/>
+      <w:r>
+        <w:rPr>
+          <w:rFonts w:ascii="Bookman Old Style" w:hAnsi="Bookman Old Style"/>
+          <w:sz w:val="20"/>
+          <w:szCs w:val="20"/>
+        </w:rPr>
+        <w:t>)%</w:t>
+      </w:r>
+      <w:proofErr w:type="gramEnd"/>
+      <w:r>
+        <w:rPr>
+          <w:rFonts w:ascii="Bookman Old Style" w:hAnsi="Bookman Old Style"/>
+          <w:sz w:val="20"/>
+          <w:szCs w:val="20"/>
+        </w:rPr>
+        <w:t>mod;</w:t>
+      </w:r>
+    </w:p>
+    <w:p>
+      <w:pPr>
+        <w:spacing w:after="0" w:line="240" w:lineRule="auto"/>
+        <w:rPr>
+          <w:rFonts w:ascii="Bookman Old Style" w:hAnsi="Bookman Old Style"/>
+          <w:sz w:val="20"/>
+          <w:szCs w:val="20"/>
+        </w:rPr>
+      </w:pPr>
+      <w:r>
+        <w:rPr>
+          <w:rFonts w:ascii="Bookman Old Style" w:hAnsi="Bookman Old Style"/>
+          <w:sz w:val="20"/>
+          <w:szCs w:val="20"/>
+        </w:rPr>
+        <w:t>    }</w:t>
+      </w:r>
+    </w:p>
+    <w:p>
+      <w:pPr>
+        <w:spacing w:after="0" w:line="240" w:lineRule="auto"/>
+        <w:rPr>
+          <w:rFonts w:ascii="Bookman Old Style" w:hAnsi="Bookman Old Style"/>
+          <w:sz w:val="20"/>
+          <w:szCs w:val="20"/>
+        </w:rPr>
+      </w:pPr>
+      <w:r>
+        <w:rPr>
+          <w:rFonts w:ascii="Bookman Old Style" w:hAnsi="Bookman Old Style"/>
+          <w:sz w:val="20"/>
+          <w:szCs w:val="20"/>
+        </w:rPr>
+        <w:t xml:space="preserve">    </w:t>
+      </w:r>
+      <w:proofErr w:type="spellStart"/>
+      <w:r>
+        <w:rPr>
+          <w:rFonts w:ascii="Bookman Old Style" w:hAnsi="Bookman Old Style"/>
+          <w:sz w:val="20"/>
+          <w:szCs w:val="20"/>
+        </w:rPr>
+        <w:t>invFact</w:t>
+      </w:r>
+      <w:proofErr w:type="spellEnd"/>
+      <w:r>
+        <w:rPr>
+          <w:rFonts w:ascii="Bookman Old Style" w:hAnsi="Bookman Old Style"/>
+          <w:sz w:val="20"/>
+          <w:szCs w:val="20"/>
+        </w:rPr>
+        <w:t xml:space="preserve">[maxn-1] = </w:t>
+      </w:r>
+      <w:proofErr w:type="spellStart"/>
+      <w:r>
+        <w:rPr>
+          <w:rFonts w:ascii="Bookman Old Style" w:hAnsi="Bookman Old Style"/>
+          <w:sz w:val="20"/>
+          <w:szCs w:val="20"/>
+        </w:rPr>
+        <w:t>binexp</w:t>
+      </w:r>
+      <w:proofErr w:type="spellEnd"/>
+      <w:r>
+        <w:rPr>
+          <w:rFonts w:ascii="Bookman Old Style" w:hAnsi="Bookman Old Style"/>
+          <w:sz w:val="20"/>
+          <w:szCs w:val="20"/>
+        </w:rPr>
+        <w:t>(fact[maxn-1</w:t>
+      </w:r>
+      <w:proofErr w:type="gramStart"/>
+      <w:r>
+        <w:rPr>
+          <w:rFonts w:ascii="Bookman Old Style" w:hAnsi="Bookman Old Style"/>
+          <w:sz w:val="20"/>
+          <w:szCs w:val="20"/>
+        </w:rPr>
+        <w:t>],mod</w:t>
+      </w:r>
+      <w:proofErr w:type="gramEnd"/>
+      <w:r>
+        <w:rPr>
+          <w:rFonts w:ascii="Bookman Old Style" w:hAnsi="Bookman Old Style"/>
+          <w:sz w:val="20"/>
+          <w:szCs w:val="20"/>
+        </w:rPr>
+        <w:t>-2);</w:t>
+      </w:r>
+    </w:p>
+    <w:p>
+      <w:pPr>
+        <w:spacing w:after="0" w:line="240" w:lineRule="auto"/>
+        <w:rPr>
+          <w:rFonts w:ascii="Bookman Old Style" w:hAnsi="Bookman Old Style"/>
+          <w:sz w:val="20"/>
+          <w:szCs w:val="20"/>
+        </w:rPr>
+      </w:pPr>
+      <w:r>
+        <w:rPr>
+          <w:rFonts w:ascii="Bookman Old Style" w:hAnsi="Bookman Old Style"/>
+          <w:sz w:val="20"/>
+          <w:szCs w:val="20"/>
+        </w:rPr>
+        <w:t xml:space="preserve">    </w:t>
+      </w:r>
+      <w:proofErr w:type="gramStart"/>
+      <w:r>
+        <w:rPr>
+          <w:rFonts w:ascii="Bookman Old Style" w:hAnsi="Bookman Old Style"/>
+          <w:sz w:val="20"/>
+          <w:szCs w:val="20"/>
+        </w:rPr>
+        <w:t>for(</w:t>
+      </w:r>
+      <w:proofErr w:type="gramEnd"/>
+      <w:r>
+        <w:rPr>
+          <w:rFonts w:ascii="Bookman Old Style" w:hAnsi="Bookman Old Style"/>
+          <w:sz w:val="20"/>
+          <w:szCs w:val="20"/>
+        </w:rPr>
+        <w:t xml:space="preserve">int </w:t>
+      </w:r>
+      <w:proofErr w:type="spellStart"/>
+      <w:r>
+        <w:rPr>
+          <w:rFonts w:ascii="Bookman Old Style" w:hAnsi="Bookman Old Style"/>
+          <w:sz w:val="20"/>
+          <w:szCs w:val="20"/>
+        </w:rPr>
+        <w:t>i</w:t>
+      </w:r>
+      <w:proofErr w:type="spellEnd"/>
+      <w:r>
+        <w:rPr>
+          <w:rFonts w:ascii="Bookman Old Style" w:hAnsi="Bookman Old Style"/>
+          <w:sz w:val="20"/>
+          <w:szCs w:val="20"/>
+        </w:rPr>
+        <w:t xml:space="preserve">=maxn-2; </w:t>
+      </w:r>
+      <w:proofErr w:type="spellStart"/>
+      <w:r>
+        <w:rPr>
+          <w:rFonts w:ascii="Bookman Old Style" w:hAnsi="Bookman Old Style"/>
+          <w:sz w:val="20"/>
+          <w:szCs w:val="20"/>
+        </w:rPr>
+        <w:t>i</w:t>
+      </w:r>
+      <w:proofErr w:type="spellEnd"/>
+      <w:r>
+        <w:rPr>
+          <w:rFonts w:ascii="Bookman Old Style" w:hAnsi="Bookman Old Style"/>
+          <w:sz w:val="20"/>
+          <w:szCs w:val="20"/>
+        </w:rPr>
+        <w:t xml:space="preserve">&gt;=0; </w:t>
+      </w:r>
+      <w:proofErr w:type="spellStart"/>
+      <w:r>
+        <w:rPr>
+          <w:rFonts w:ascii="Bookman Old Style" w:hAnsi="Bookman Old Style"/>
+          <w:sz w:val="20"/>
+          <w:szCs w:val="20"/>
+        </w:rPr>
+        <w:t>i</w:t>
+      </w:r>
+      <w:proofErr w:type="spellEnd"/>
+      <w:proofErr w:type="gramStart"/>
+      <w:r>
+        <w:rPr>
+          <w:rFonts w:ascii="Bookman Old Style" w:hAnsi="Bookman Old Style"/>
+          <w:sz w:val="20"/>
+          <w:szCs w:val="20"/>
+        </w:rPr>
+        <w:t>--){</w:t>
+      </w:r>
+      <w:proofErr w:type="gramEnd"/>
+    </w:p>
+    <w:p>
+      <w:pPr>
+        <w:spacing w:after="0" w:line="240" w:lineRule="auto"/>
+        <w:rPr>
+          <w:rFonts w:ascii="Bookman Old Style" w:hAnsi="Bookman Old Style"/>
+          <w:sz w:val="20"/>
+          <w:szCs w:val="20"/>
+        </w:rPr>
+      </w:pPr>
+      <w:r>
+        <w:rPr>
+          <w:rFonts w:ascii="Bookman Old Style" w:hAnsi="Bookman Old Style"/>
+          <w:sz w:val="20"/>
+          <w:szCs w:val="20"/>
+        </w:rPr>
+        <w:t xml:space="preserve">        </w:t>
+      </w:r>
+      <w:proofErr w:type="spellStart"/>
+      <w:r>
+        <w:rPr>
+          <w:rFonts w:ascii="Bookman Old Style" w:hAnsi="Bookman Old Style"/>
+          <w:sz w:val="20"/>
+          <w:szCs w:val="20"/>
+        </w:rPr>
+        <w:t>invFact</w:t>
+      </w:r>
+      <w:proofErr w:type="spellEnd"/>
+      <w:r>
+        <w:rPr>
+          <w:rFonts w:ascii="Bookman Old Style" w:hAnsi="Bookman Old Style"/>
+          <w:sz w:val="20"/>
+          <w:szCs w:val="20"/>
+        </w:rPr>
+        <w:t>[</w:t>
+      </w:r>
+      <w:proofErr w:type="spellStart"/>
+      <w:r>
+        <w:rPr>
+          <w:rFonts w:ascii="Bookman Old Style" w:hAnsi="Bookman Old Style"/>
+          <w:sz w:val="20"/>
+          <w:szCs w:val="20"/>
+        </w:rPr>
+        <w:t>i</w:t>
+      </w:r>
+      <w:proofErr w:type="spellEnd"/>
+      <w:r>
+        <w:rPr>
+          <w:rFonts w:ascii="Bookman Old Style" w:hAnsi="Bookman Old Style"/>
+          <w:sz w:val="20"/>
+          <w:szCs w:val="20"/>
+        </w:rPr>
+        <w:t>] = (</w:t>
+      </w:r>
+      <w:proofErr w:type="spellStart"/>
+      <w:r>
+        <w:rPr>
+          <w:rFonts w:ascii="Bookman Old Style" w:hAnsi="Bookman Old Style"/>
+          <w:sz w:val="20"/>
+          <w:szCs w:val="20"/>
+        </w:rPr>
+        <w:t>invFact</w:t>
+      </w:r>
+      <w:proofErr w:type="spellEnd"/>
+      <w:r>
+        <w:rPr>
+          <w:rFonts w:ascii="Bookman Old Style" w:hAnsi="Bookman Old Style"/>
+          <w:sz w:val="20"/>
+          <w:szCs w:val="20"/>
+        </w:rPr>
+        <w:t>[i+</w:t>
+      </w:r>
+      <w:proofErr w:type="gramStart"/>
+      <w:r>
+        <w:rPr>
+          <w:rFonts w:ascii="Bookman Old Style" w:hAnsi="Bookman Old Style"/>
+          <w:sz w:val="20"/>
+          <w:szCs w:val="20"/>
+        </w:rPr>
+        <w:t>1]*</w:t>
+      </w:r>
+      <w:proofErr w:type="gramEnd"/>
+      <w:r>
+        <w:rPr>
+          <w:rFonts w:ascii="Bookman Old Style" w:hAnsi="Bookman Old Style"/>
+          <w:sz w:val="20"/>
+          <w:szCs w:val="20"/>
+        </w:rPr>
+        <w:t>(i+1</w:t>
+      </w:r>
+      <w:proofErr w:type="gramStart"/>
+      <w:r>
+        <w:rPr>
+          <w:rFonts w:ascii="Bookman Old Style" w:hAnsi="Bookman Old Style"/>
+          <w:sz w:val="20"/>
+          <w:szCs w:val="20"/>
+        </w:rPr>
+        <w:t>))%</w:t>
+      </w:r>
+      <w:proofErr w:type="gramEnd"/>
+      <w:r>
+        <w:rPr>
+          <w:rFonts w:ascii="Bookman Old Style" w:hAnsi="Bookman Old Style"/>
+          <w:sz w:val="20"/>
+          <w:szCs w:val="20"/>
+        </w:rPr>
+        <w:t>mod;</w:t>
+      </w:r>
+    </w:p>
+    <w:p>
+      <w:pPr>
+        <w:spacing w:after="0" w:line="240" w:lineRule="auto"/>
+        <w:rPr>
+          <w:rFonts w:ascii="Bookman Old Style" w:hAnsi="Bookman Old Style"/>
+          <w:sz w:val="20"/>
+          <w:szCs w:val="20"/>
+        </w:rPr>
+      </w:pPr>
+      <w:r>
+        <w:rPr>
+          <w:rFonts w:ascii="Bookman Old Style" w:hAnsi="Bookman Old Style"/>
+          <w:sz w:val="20"/>
+          <w:szCs w:val="20"/>
+        </w:rPr>
+        <w:t>    }</w:t>
+      </w:r>
+    </w:p>
+    <w:p>
+      <w:pPr>
+        <w:spacing w:after="0" w:line="240" w:lineRule="auto"/>
+        <w:rPr>
+          <w:rFonts w:ascii="Bookman Old Style" w:hAnsi="Bookman Old Style"/>
+          <w:sz w:val="20"/>
+          <w:szCs w:val="20"/>
+        </w:rPr>
+      </w:pPr>
+      <w:r>
+        <w:rPr>
+          <w:rFonts w:ascii="Bookman Old Style" w:hAnsi="Bookman Old Style"/>
+          <w:sz w:val="20"/>
+          <w:szCs w:val="20"/>
+        </w:rPr>
+        <w:t>}</w:t>
+      </w:r>
+    </w:p>
+    <w:p>
+      <w:pPr>
+        <w:spacing w:after="0" w:line="240" w:lineRule="auto"/>
+        <w:rPr>
+          <w:rFonts w:ascii="Bookman Old Style" w:hAnsi="Bookman Old Style"/>
+          <w:sz w:val="20"/>
+          <w:szCs w:val="20"/>
+        </w:rPr>
+      </w:pPr>
+      <w:proofErr w:type="spellStart"/>
+      <w:r>
+        <w:rPr>
+          <w:rFonts w:ascii="Bookman Old Style" w:hAnsi="Bookman Old Style"/>
+          <w:sz w:val="20"/>
+          <w:szCs w:val="20"/>
+        </w:rPr>
+        <w:t>ll</w:t>
+      </w:r>
+      <w:proofErr w:type="spellEnd"/>
+      <w:r>
+        <w:rPr>
+          <w:rFonts w:ascii="Bookman Old Style" w:hAnsi="Bookman Old Style"/>
+          <w:sz w:val="20"/>
+          <w:szCs w:val="20"/>
+        </w:rPr>
+        <w:t xml:space="preserve"> </w:t>
+      </w:r>
+      <w:proofErr w:type="spellStart"/>
+      <w:proofErr w:type="gramStart"/>
+      <w:r>
+        <w:rPr>
+          <w:rFonts w:ascii="Bookman Old Style" w:hAnsi="Bookman Old Style"/>
+          <w:sz w:val="20"/>
+          <w:szCs w:val="20"/>
+        </w:rPr>
+        <w:t>nCr</w:t>
+      </w:r>
+      <w:proofErr w:type="spellEnd"/>
+      <w:r>
+        <w:rPr>
+          <w:rFonts w:ascii="Bookman Old Style" w:hAnsi="Bookman Old Style"/>
+          <w:sz w:val="20"/>
+          <w:szCs w:val="20"/>
+        </w:rPr>
+        <w:t>(</w:t>
+      </w:r>
+      <w:proofErr w:type="gramEnd"/>
+      <w:r>
+        <w:rPr>
+          <w:rFonts w:ascii="Bookman Old Style" w:hAnsi="Bookman Old Style"/>
+          <w:sz w:val="20"/>
+          <w:szCs w:val="20"/>
+        </w:rPr>
+        <w:t xml:space="preserve">int n, int </w:t>
+      </w:r>
+      <w:proofErr w:type="gramStart"/>
+      <w:r>
+        <w:rPr>
+          <w:rFonts w:ascii="Bookman Old Style" w:hAnsi="Bookman Old Style"/>
+          <w:sz w:val="20"/>
+          <w:szCs w:val="20"/>
+        </w:rPr>
+        <w:t>r){</w:t>
+      </w:r>
+      <w:proofErr w:type="gramEnd"/>
+    </w:p>
+    <w:p>
+      <w:pPr>
+        <w:spacing w:after="0" w:line="240" w:lineRule="auto"/>
+        <w:rPr>
+          <w:rFonts w:ascii="Bookman Old Style" w:hAnsi="Bookman Old Style"/>
+          <w:sz w:val="20"/>
+          <w:szCs w:val="20"/>
+        </w:rPr>
+      </w:pPr>
+      <w:r>
+        <w:rPr>
+          <w:rFonts w:ascii="Bookman Old Style" w:hAnsi="Bookman Old Style"/>
+          <w:sz w:val="20"/>
+          <w:szCs w:val="20"/>
+        </w:rPr>
+        <w:t xml:space="preserve">    </w:t>
+      </w:r>
+      <w:proofErr w:type="gramStart"/>
+      <w:r>
+        <w:rPr>
+          <w:rFonts w:ascii="Bookman Old Style" w:hAnsi="Bookman Old Style"/>
+          <w:sz w:val="20"/>
+          <w:szCs w:val="20"/>
+        </w:rPr>
+        <w:t>if(</w:t>
+      </w:r>
+      <w:proofErr w:type="gramEnd"/>
+      <w:r>
+        <w:rPr>
+          <w:rFonts w:ascii="Bookman Old Style" w:hAnsi="Bookman Old Style"/>
+          <w:sz w:val="20"/>
+          <w:szCs w:val="20"/>
+        </w:rPr>
+        <w:t>r &lt; 0 || r &gt; n) return 0;</w:t>
+      </w:r>
+    </w:p>
+    <w:p>
+      <w:pPr>
+        <w:spacing w:after="0" w:line="240" w:lineRule="auto"/>
+        <w:rPr>
+          <w:rFonts w:ascii="Bookman Old Style" w:hAnsi="Bookman Old Style"/>
+          <w:sz w:val="20"/>
+          <w:szCs w:val="20"/>
+        </w:rPr>
+      </w:pPr>
+      <w:r>
+        <w:rPr>
+          <w:rFonts w:ascii="Bookman Old Style" w:hAnsi="Bookman Old Style"/>
+          <w:sz w:val="20"/>
+          <w:szCs w:val="20"/>
+        </w:rPr>
+        <w:t xml:space="preserve">    return (((fact[n] * </w:t>
+      </w:r>
+      <w:proofErr w:type="spellStart"/>
+      <w:r>
+        <w:rPr>
+          <w:rFonts w:ascii="Bookman Old Style" w:hAnsi="Bookman Old Style"/>
+          <w:sz w:val="20"/>
+          <w:szCs w:val="20"/>
+        </w:rPr>
+        <w:t>invFact</w:t>
+      </w:r>
+      <w:proofErr w:type="spellEnd"/>
+      <w:r>
+        <w:rPr>
+          <w:rFonts w:ascii="Bookman Old Style" w:hAnsi="Bookman Old Style"/>
+          <w:sz w:val="20"/>
+          <w:szCs w:val="20"/>
+        </w:rPr>
+        <w:t>[r]) % mod)</w:t>
+      </w:r>
+    </w:p>
+    <w:p>
+      <w:pPr>
+        <w:spacing w:after="0" w:line="240" w:lineRule="auto"/>
+        <w:rPr>
+          <w:rFonts w:ascii="Bookman Old Style" w:hAnsi="Bookman Old Style"/>
+          <w:sz w:val="20"/>
+          <w:szCs w:val="20"/>
+        </w:rPr>
+      </w:pPr>
+      <w:r>
+        <w:rPr>
+          <w:rFonts w:ascii="Bookman Old Style" w:hAnsi="Bookman Old Style"/>
+          <w:sz w:val="20"/>
+          <w:szCs w:val="20"/>
+        </w:rPr>
+        <w:t xml:space="preserve">            * </w:t>
+      </w:r>
+      <w:proofErr w:type="spellStart"/>
+      <w:r>
+        <w:rPr>
+          <w:rFonts w:ascii="Bookman Old Style" w:hAnsi="Bookman Old Style"/>
+          <w:sz w:val="20"/>
+          <w:szCs w:val="20"/>
+        </w:rPr>
+        <w:t>invFact</w:t>
+      </w:r>
+      <w:proofErr w:type="spellEnd"/>
+      <w:r>
+        <w:rPr>
+          <w:rFonts w:ascii="Bookman Old Style" w:hAnsi="Bookman Old Style"/>
+          <w:sz w:val="20"/>
+          <w:szCs w:val="20"/>
+        </w:rPr>
+        <w:t>[n-r]) % mod;</w:t>
+      </w:r>
+    </w:p>
+    <w:p>
+      <w:pPr>
+        <w:spacing w:after="0" w:line="240" w:lineRule="auto"/>
+        <w:rPr>
+          <w:rFonts w:ascii="Bookman Old Style" w:hAnsi="Bookman Old Style"/>
+          <w:sz w:val="20"/>
+          <w:szCs w:val="20"/>
+        </w:rPr>
+      </w:pPr>
+      <w:r>
+        <w:rPr>
+          <w:rFonts w:ascii="Bookman Old Style" w:hAnsi="Bookman Old Style"/>
+          <w:sz w:val="20"/>
+          <w:szCs w:val="20"/>
+        </w:rPr>
+        <w:t>}</w:t>
+      </w:r>
+    </w:p>
+    <w:p>
+      <w:pPr>
+        <w:spacing w:after="0" w:line="240" w:lineRule="auto"/>
+        <w:rPr>
+          <w:rFonts w:ascii="Bookman Old Style" w:hAnsi="Bookman Old Style"/>
+          <w:sz w:val="20"/>
+          <w:szCs w:val="20"/>
+        </w:rPr>
+      </w:pPr>
+    </w:p>
+    <w:p>
+      <w:pPr>
+        <w:spacing w:after="0" w:line="240" w:lineRule="auto"/>
+        <w:rPr>
+          <w:rFonts w:ascii="Bookman Old Style" w:hAnsi="Bookman Old Style"/>
+          <w:sz w:val="20"/>
+          <w:szCs w:val="20"/>
+        </w:rPr>
+      </w:pPr>
+    </w:p>
+    <w:p>
+      <w:pPr>
+        <w:spacing w:after="0" w:line="240" w:lineRule="auto"/>
+        <w:rPr>
+          <w:rFonts w:ascii="Bookman Old Style" w:hAnsi="Bookman Old Style"/>
+          <w:sz w:val="20"/>
+          <w:szCs w:val="20"/>
+        </w:rPr>
+      </w:pPr>
+      <w:r>
+        <w:rPr>
+          <w:rFonts w:ascii="Bookman Old Style" w:hAnsi="Bookman Old Style"/>
+          <w:sz w:val="20"/>
+          <w:szCs w:val="20"/>
+        </w:rPr>
+        <w:t>7. Tarjan’s SCC</w:t>
+      </w:r>
+    </w:p>
+    <w:p>
+      <w:pPr>
+        <w:spacing w:after="0" w:line="240" w:lineRule="auto"/>
+        <w:rPr>
+          <w:rFonts w:ascii="Bookman Old Style" w:hAnsi="Bookman Old Style"/>
+          <w:sz w:val="20"/>
+          <w:szCs w:val="20"/>
+        </w:rPr>
+      </w:pPr>
+    </w:p>
+    <w:p>
+      <w:pPr>
+        <w:spacing w:after="0" w:line="240" w:lineRule="auto"/>
+        <w:rPr>
+          <w:rFonts w:ascii="Bookman Old Style" w:hAnsi="Bookman Old Style"/>
+          <w:sz w:val="20"/>
+          <w:szCs w:val="20"/>
+        </w:rPr>
+      </w:pPr>
+      <w:r>
+        <w:rPr>
+          <w:rFonts w:ascii="Bookman Old Style" w:hAnsi="Bookman Old Style"/>
+          <w:sz w:val="20"/>
+          <w:szCs w:val="20"/>
+        </w:rPr>
+        <w:t>int timer = 0;</w:t>
+      </w:r>
+    </w:p>
+    <w:p>
+      <w:pPr>
+        <w:spacing w:after="0" w:line="240" w:lineRule="auto"/>
+        <w:rPr>
+          <w:rFonts w:ascii="Bookman Old Style" w:hAnsi="Bookman Old Style"/>
+          <w:sz w:val="20"/>
+          <w:szCs w:val="20"/>
+        </w:rPr>
+      </w:pPr>
+      <w:r>
+        <w:rPr>
+          <w:rFonts w:ascii="Bookman Old Style" w:hAnsi="Bookman Old Style"/>
+          <w:sz w:val="20"/>
+          <w:szCs w:val="20"/>
+        </w:rPr>
+        <w:t xml:space="preserve">        vector&lt;int&gt; tin(</w:t>
+      </w:r>
+      <w:proofErr w:type="gramStart"/>
+      <w:r>
+        <w:rPr>
+          <w:rFonts w:ascii="Bookman Old Style" w:hAnsi="Bookman Old Style"/>
+          <w:sz w:val="20"/>
+          <w:szCs w:val="20"/>
+        </w:rPr>
+        <w:t>n,-</w:t>
+      </w:r>
+      <w:proofErr w:type="gramEnd"/>
+      <w:r>
+        <w:rPr>
+          <w:rFonts w:ascii="Bookman Old Style" w:hAnsi="Bookman Old Style"/>
+          <w:sz w:val="20"/>
+          <w:szCs w:val="20"/>
+        </w:rPr>
+        <w:t>1), low(</w:t>
+      </w:r>
+      <w:proofErr w:type="gramStart"/>
+      <w:r>
+        <w:rPr>
+          <w:rFonts w:ascii="Bookman Old Style" w:hAnsi="Bookman Old Style"/>
+          <w:sz w:val="20"/>
+          <w:szCs w:val="20"/>
+        </w:rPr>
+        <w:t>n,-</w:t>
+      </w:r>
+      <w:proofErr w:type="gramEnd"/>
+      <w:r>
+        <w:rPr>
+          <w:rFonts w:ascii="Bookman Old Style" w:hAnsi="Bookman Old Style"/>
+          <w:sz w:val="20"/>
+          <w:szCs w:val="20"/>
+        </w:rPr>
+        <w:t>1);</w:t>
+      </w:r>
+    </w:p>
+    <w:p>
+      <w:pPr>
+        <w:spacing w:after="0" w:line="240" w:lineRule="auto"/>
+        <w:rPr>
+          <w:rFonts w:ascii="Bookman Old Style" w:hAnsi="Bookman Old Style"/>
+          <w:sz w:val="20"/>
+          <w:szCs w:val="20"/>
+        </w:rPr>
+      </w:pPr>
+      <w:r>
+        <w:rPr>
+          <w:rFonts w:ascii="Bookman Old Style" w:hAnsi="Bookman Old Style"/>
+          <w:sz w:val="20"/>
+          <w:szCs w:val="20"/>
+        </w:rPr>
+        <w:t xml:space="preserve">        vector&lt;int&gt; st;</w:t>
+      </w:r>
+    </w:p>
+    <w:p>
+      <w:pPr>
+        <w:spacing w:after="0" w:line="240" w:lineRule="auto"/>
+        <w:rPr>
+          <w:rFonts w:ascii="Bookman Old Style" w:hAnsi="Bookman Old Style"/>
+          <w:sz w:val="20"/>
+          <w:szCs w:val="20"/>
+        </w:rPr>
+      </w:pPr>
+      <w:r>
+        <w:rPr>
+          <w:rFonts w:ascii="Bookman Old Style" w:hAnsi="Bookman Old Style"/>
+          <w:sz w:val="20"/>
+          <w:szCs w:val="20"/>
+        </w:rPr>
+        <w:t xml:space="preserve">        vector&lt;int&gt; roots(</w:t>
+      </w:r>
+      <w:proofErr w:type="gramStart"/>
+      <w:r>
+        <w:rPr>
+          <w:rFonts w:ascii="Bookman Old Style" w:hAnsi="Bookman Old Style"/>
+          <w:sz w:val="20"/>
+          <w:szCs w:val="20"/>
+        </w:rPr>
+        <w:t>n,-</w:t>
+      </w:r>
+      <w:proofErr w:type="gramEnd"/>
+      <w:r>
+        <w:rPr>
+          <w:rFonts w:ascii="Bookman Old Style" w:hAnsi="Bookman Old Style"/>
+          <w:sz w:val="20"/>
+          <w:szCs w:val="20"/>
+        </w:rPr>
+        <w:t>1);</w:t>
+      </w:r>
+    </w:p>
+    <w:p>
+      <w:pPr>
+        <w:spacing w:after="0" w:line="240" w:lineRule="auto"/>
+        <w:rPr>
+          <w:rFonts w:ascii="Bookman Old Style" w:hAnsi="Bookman Old Style"/>
+          <w:sz w:val="20"/>
+          <w:szCs w:val="20"/>
+        </w:rPr>
+      </w:pPr>
+      <w:r>
+        <w:rPr>
+          <w:rFonts w:ascii="Bookman Old Style" w:hAnsi="Bookman Old Style"/>
+          <w:sz w:val="20"/>
+          <w:szCs w:val="20"/>
+        </w:rPr>
+        <w:t xml:space="preserve">        vector&lt;vector&lt;int&gt;&gt; components;</w:t>
+      </w:r>
+    </w:p>
+    <w:p>
+      <w:pPr>
+        <w:spacing w:after="0" w:line="240" w:lineRule="auto"/>
+        <w:rPr>
+          <w:rFonts w:ascii="Bookman Old Style" w:hAnsi="Bookman Old Style"/>
+          <w:sz w:val="20"/>
+          <w:szCs w:val="20"/>
+        </w:rPr>
+      </w:pPr>
+      <w:r>
+        <w:rPr>
+          <w:rFonts w:ascii="Bookman Old Style" w:hAnsi="Bookman Old Style"/>
+          <w:sz w:val="20"/>
+          <w:szCs w:val="20"/>
+        </w:rPr>
+        <w:t xml:space="preserve">        vector&lt;vector&lt;int&gt;&gt; </w:t>
+      </w:r>
+      <w:proofErr w:type="spellStart"/>
+      <w:r>
+        <w:rPr>
+          <w:rFonts w:ascii="Bookman Old Style" w:hAnsi="Bookman Old Style"/>
+          <w:sz w:val="20"/>
+          <w:szCs w:val="20"/>
+        </w:rPr>
+        <w:t>adj</w:t>
+      </w:r>
+      <w:proofErr w:type="spellEnd"/>
+      <w:r>
+        <w:rPr>
+          <w:rFonts w:ascii="Bookman Old Style" w:hAnsi="Bookman Old Style"/>
+          <w:sz w:val="20"/>
+          <w:szCs w:val="20"/>
+        </w:rPr>
+        <w:t>(n);</w:t>
+      </w:r>
+    </w:p>
+    <w:p>
+      <w:pPr>
+        <w:spacing w:after="0" w:line="240" w:lineRule="auto"/>
+        <w:rPr>
+          <w:rFonts w:ascii="Bookman Old Style" w:hAnsi="Bookman Old Style"/>
+          <w:sz w:val="20"/>
+          <w:szCs w:val="20"/>
+        </w:rPr>
+      </w:pPr>
+      <w:r>
+        <w:rPr>
+          <w:rFonts w:ascii="Bookman Old Style" w:hAnsi="Bookman Old Style"/>
+          <w:sz w:val="20"/>
+          <w:szCs w:val="20"/>
+        </w:rPr>
+        <w:t xml:space="preserve">        </w:t>
+      </w:r>
+      <w:proofErr w:type="gramStart"/>
+      <w:r>
+        <w:rPr>
+          <w:rFonts w:ascii="Bookman Old Style" w:hAnsi="Bookman Old Style"/>
+          <w:sz w:val="20"/>
+          <w:szCs w:val="20"/>
+        </w:rPr>
+        <w:t>for(</w:t>
+      </w:r>
+      <w:proofErr w:type="gramEnd"/>
+      <w:r>
+        <w:rPr>
+          <w:rFonts w:ascii="Bookman Old Style" w:hAnsi="Bookman Old Style"/>
+          <w:sz w:val="20"/>
+          <w:szCs w:val="20"/>
+        </w:rPr>
+        <w:t xml:space="preserve">auto </w:t>
+      </w:r>
+      <w:proofErr w:type="gramStart"/>
+      <w:r>
+        <w:rPr>
+          <w:rFonts w:ascii="Bookman Old Style" w:hAnsi="Bookman Old Style"/>
+          <w:sz w:val="20"/>
+          <w:szCs w:val="20"/>
+        </w:rPr>
+        <w:t>a :</w:t>
+      </w:r>
+      <w:proofErr w:type="gramEnd"/>
+      <w:r>
+        <w:rPr>
+          <w:rFonts w:ascii="Bookman Old Style" w:hAnsi="Bookman Old Style"/>
+          <w:sz w:val="20"/>
+          <w:szCs w:val="20"/>
+        </w:rPr>
+        <w:t xml:space="preserve"> </w:t>
+      </w:r>
+      <w:proofErr w:type="gramStart"/>
+      <w:r>
+        <w:rPr>
+          <w:rFonts w:ascii="Bookman Old Style" w:hAnsi="Bookman Old Style"/>
+          <w:sz w:val="20"/>
+          <w:szCs w:val="20"/>
+        </w:rPr>
+        <w:t>edges){</w:t>
+      </w:r>
+      <w:proofErr w:type="gramEnd"/>
+    </w:p>
+    <w:p>
+      <w:pPr>
+        <w:spacing w:after="0" w:line="240" w:lineRule="auto"/>
+        <w:rPr>
+          <w:rFonts w:ascii="Bookman Old Style" w:hAnsi="Bookman Old Style"/>
+          <w:sz w:val="20"/>
+          <w:szCs w:val="20"/>
+        </w:rPr>
+      </w:pPr>
+      <w:r>
+        <w:rPr>
+          <w:rFonts w:ascii="Bookman Old Style" w:hAnsi="Bookman Old Style"/>
+          <w:sz w:val="20"/>
+          <w:szCs w:val="20"/>
+        </w:rPr>
+        <w:t xml:space="preserve">            </w:t>
+      </w:r>
+      <w:proofErr w:type="spellStart"/>
+      <w:r>
+        <w:rPr>
+          <w:rFonts w:ascii="Bookman Old Style" w:hAnsi="Bookman Old Style"/>
+          <w:sz w:val="20"/>
+          <w:szCs w:val="20"/>
+        </w:rPr>
+        <w:t>adj</w:t>
+      </w:r>
+      <w:proofErr w:type="spellEnd"/>
+      <w:r>
+        <w:rPr>
+          <w:rFonts w:ascii="Bookman Old Style" w:hAnsi="Bookman Old Style"/>
+          <w:sz w:val="20"/>
+          <w:szCs w:val="20"/>
+        </w:rPr>
+        <w:t>[a[0]</w:t>
+      </w:r>
+      <w:proofErr w:type="gramStart"/>
+      <w:r>
+        <w:rPr>
+          <w:rFonts w:ascii="Bookman Old Style" w:hAnsi="Bookman Old Style"/>
+          <w:sz w:val="20"/>
+          <w:szCs w:val="20"/>
+        </w:rPr>
+        <w:t>].</w:t>
+      </w:r>
+      <w:proofErr w:type="spellStart"/>
+      <w:r>
+        <w:rPr>
+          <w:rFonts w:ascii="Bookman Old Style" w:hAnsi="Bookman Old Style"/>
+          <w:sz w:val="20"/>
+          <w:szCs w:val="20"/>
+        </w:rPr>
+        <w:t>push</w:t>
+      </w:r>
+      <w:proofErr w:type="gramEnd"/>
+      <w:r>
+        <w:rPr>
+          <w:rFonts w:ascii="Bookman Old Style" w:hAnsi="Bookman Old Style"/>
+          <w:sz w:val="20"/>
+          <w:szCs w:val="20"/>
+        </w:rPr>
+        <w:t>_back</w:t>
+      </w:r>
+      <w:proofErr w:type="spellEnd"/>
+      <w:r>
+        <w:rPr>
+          <w:rFonts w:ascii="Bookman Old Style" w:hAnsi="Bookman Old Style"/>
+          <w:sz w:val="20"/>
+          <w:szCs w:val="20"/>
+        </w:rPr>
+        <w:t>(</w:t>
+      </w:r>
+      <w:proofErr w:type="gramStart"/>
+      <w:r>
+        <w:rPr>
+          <w:rFonts w:ascii="Bookman Old Style" w:hAnsi="Bookman Old Style"/>
+          <w:sz w:val="20"/>
+          <w:szCs w:val="20"/>
+        </w:rPr>
+        <w:t>a[</w:t>
+      </w:r>
+      <w:proofErr w:type="gramEnd"/>
+      <w:r>
+        <w:rPr>
+          <w:rFonts w:ascii="Bookman Old Style" w:hAnsi="Bookman Old Style"/>
+          <w:sz w:val="20"/>
+          <w:szCs w:val="20"/>
+        </w:rPr>
+        <w:t>1]);</w:t>
+      </w:r>
+    </w:p>
+    <w:p>
+      <w:pPr>
+        <w:spacing w:after="0" w:line="240" w:lineRule="auto"/>
+        <w:rPr>
+          <w:rFonts w:ascii="Bookman Old Style" w:hAnsi="Bookman Old Style"/>
+          <w:sz w:val="20"/>
+          <w:szCs w:val="20"/>
+        </w:rPr>
+      </w:pPr>
+      <w:r>
+        <w:rPr>
+          <w:rFonts w:ascii="Bookman Old Style" w:hAnsi="Bookman Old Style"/>
+          <w:sz w:val="20"/>
+          <w:szCs w:val="20"/>
+        </w:rPr>
+        <w:t xml:space="preserve">        }</w:t>
+      </w:r>
+    </w:p>
+    <w:p>
+      <w:pPr>
+        <w:spacing w:after="0" w:line="240" w:lineRule="auto"/>
+        <w:rPr>
+          <w:rFonts w:ascii="Bookman Old Style" w:hAnsi="Bookman Old Style"/>
+          <w:sz w:val="20"/>
+          <w:szCs w:val="20"/>
+        </w:rPr>
+      </w:pPr>
+      <w:r>
+        <w:rPr>
+          <w:rFonts w:ascii="Bookman Old Style" w:hAnsi="Bookman Old Style"/>
+          <w:sz w:val="20"/>
+          <w:szCs w:val="20"/>
+        </w:rPr>
+        <w:t xml:space="preserve">        auto </w:t>
+      </w:r>
+      <w:proofErr w:type="spellStart"/>
+      <w:r>
+        <w:rPr>
+          <w:rFonts w:ascii="Bookman Old Style" w:hAnsi="Bookman Old Style"/>
+          <w:sz w:val="20"/>
+          <w:szCs w:val="20"/>
+        </w:rPr>
+        <w:t>dfs</w:t>
+      </w:r>
+      <w:proofErr w:type="spellEnd"/>
+      <w:r>
+        <w:rPr>
+          <w:rFonts w:ascii="Bookman Old Style" w:hAnsi="Bookman Old Style"/>
+          <w:sz w:val="20"/>
+          <w:szCs w:val="20"/>
+        </w:rPr>
+        <w:t xml:space="preserve"> = [</w:t>
+      </w:r>
+      <w:proofErr w:type="gramStart"/>
+      <w:r>
+        <w:rPr>
+          <w:rFonts w:ascii="Bookman Old Style" w:hAnsi="Bookman Old Style"/>
+          <w:sz w:val="20"/>
+          <w:szCs w:val="20"/>
+        </w:rPr>
+        <w:t>&amp;](</w:t>
+      </w:r>
+      <w:proofErr w:type="gramEnd"/>
+      <w:r>
+        <w:rPr>
+          <w:rFonts w:ascii="Bookman Old Style" w:hAnsi="Bookman Old Style"/>
+          <w:sz w:val="20"/>
+          <w:szCs w:val="20"/>
+        </w:rPr>
+        <w:t xml:space="preserve">auto &amp;&amp;self, int u) -&gt; </w:t>
+      </w:r>
+      <w:proofErr w:type="gramStart"/>
+      <w:r>
+        <w:rPr>
+          <w:rFonts w:ascii="Bookman Old Style" w:hAnsi="Bookman Old Style"/>
+          <w:sz w:val="20"/>
+          <w:szCs w:val="20"/>
+        </w:rPr>
+        <w:t>void{</w:t>
+      </w:r>
+      <w:proofErr w:type="gramEnd"/>
+    </w:p>
+    <w:p>
+      <w:pPr>
+        <w:spacing w:after="0" w:line="240" w:lineRule="auto"/>
+        <w:rPr>
+          <w:rFonts w:ascii="Bookman Old Style" w:hAnsi="Bookman Old Style"/>
+          <w:sz w:val="20"/>
+          <w:szCs w:val="20"/>
+        </w:rPr>
+      </w:pPr>
+      <w:r>
+        <w:rPr>
+          <w:rFonts w:ascii="Bookman Old Style" w:hAnsi="Bookman Old Style"/>
+          <w:sz w:val="20"/>
+          <w:szCs w:val="20"/>
+        </w:rPr>
+        <w:t xml:space="preserve">            low[u] = tin[u] = timer++;</w:t>
+      </w:r>
+    </w:p>
+    <w:p>
+      <w:pPr>
+        <w:spacing w:after="0" w:line="240" w:lineRule="auto"/>
+        <w:rPr>
+          <w:rFonts w:ascii="Bookman Old Style" w:hAnsi="Bookman Old Style"/>
+          <w:sz w:val="20"/>
+          <w:szCs w:val="20"/>
+        </w:rPr>
+      </w:pPr>
+      <w:r>
+        <w:rPr>
+          <w:rFonts w:ascii="Bookman Old Style" w:hAnsi="Bookman Old Style"/>
+          <w:sz w:val="20"/>
+          <w:szCs w:val="20"/>
+        </w:rPr>
+        <w:t xml:space="preserve">            </w:t>
+      </w:r>
+      <w:proofErr w:type="spellStart"/>
+      <w:proofErr w:type="gramStart"/>
+      <w:r>
+        <w:rPr>
+          <w:rFonts w:ascii="Bookman Old Style" w:hAnsi="Bookman Old Style"/>
+          <w:sz w:val="20"/>
+          <w:szCs w:val="20"/>
+        </w:rPr>
+        <w:t>st.push</w:t>
+      </w:r>
+      <w:proofErr w:type="gramEnd"/>
+      <w:r>
+        <w:rPr>
+          <w:rFonts w:ascii="Bookman Old Style" w:hAnsi="Bookman Old Style"/>
+          <w:sz w:val="20"/>
+          <w:szCs w:val="20"/>
+        </w:rPr>
+        <w:t>_back</w:t>
+      </w:r>
+      <w:proofErr w:type="spellEnd"/>
+      <w:r>
+        <w:rPr>
+          <w:rFonts w:ascii="Bookman Old Style" w:hAnsi="Bookman Old Style"/>
+          <w:sz w:val="20"/>
+          <w:szCs w:val="20"/>
+        </w:rPr>
+        <w:t>(u);</w:t>
+      </w:r>
+    </w:p>
+    <w:p>
+      <w:pPr>
+        <w:spacing w:after="0" w:line="240" w:lineRule="auto"/>
+        <w:rPr>
+          <w:rFonts w:ascii="Bookman Old Style" w:hAnsi="Bookman Old Style"/>
+          <w:sz w:val="20"/>
+          <w:szCs w:val="20"/>
+        </w:rPr>
+      </w:pPr>
+      <w:r>
+        <w:rPr>
+          <w:rFonts w:ascii="Bookman Old Style" w:hAnsi="Bookman Old Style"/>
+          <w:sz w:val="20"/>
+          <w:szCs w:val="20"/>
+        </w:rPr>
+        <w:t xml:space="preserve">            </w:t>
+      </w:r>
+      <w:proofErr w:type="gramStart"/>
+      <w:r>
+        <w:rPr>
+          <w:rFonts w:ascii="Bookman Old Style" w:hAnsi="Bookman Old Style"/>
+          <w:sz w:val="20"/>
+          <w:szCs w:val="20"/>
+        </w:rPr>
+        <w:t>for(</w:t>
+      </w:r>
+      <w:proofErr w:type="gramEnd"/>
+      <w:r>
+        <w:rPr>
+          <w:rFonts w:ascii="Bookman Old Style" w:hAnsi="Bookman Old Style"/>
+          <w:sz w:val="20"/>
+          <w:szCs w:val="20"/>
+        </w:rPr>
+        <w:t xml:space="preserve">auto </w:t>
+      </w:r>
+      <w:proofErr w:type="gramStart"/>
+      <w:r>
+        <w:rPr>
+          <w:rFonts w:ascii="Bookman Old Style" w:hAnsi="Bookman Old Style"/>
+          <w:sz w:val="20"/>
+          <w:szCs w:val="20"/>
+        </w:rPr>
+        <w:t>v :</w:t>
+      </w:r>
+      <w:proofErr w:type="gramEnd"/>
+      <w:r>
+        <w:rPr>
+          <w:rFonts w:ascii="Bookman Old Style" w:hAnsi="Bookman Old Style"/>
+          <w:sz w:val="20"/>
+          <w:szCs w:val="20"/>
+        </w:rPr>
+        <w:t xml:space="preserve"> </w:t>
+      </w:r>
+      <w:proofErr w:type="spellStart"/>
+      <w:r>
+        <w:rPr>
+          <w:rFonts w:ascii="Bookman Old Style" w:hAnsi="Bookman Old Style"/>
+          <w:sz w:val="20"/>
+          <w:szCs w:val="20"/>
+        </w:rPr>
+        <w:t>adj</w:t>
+      </w:r>
+      <w:proofErr w:type="spellEnd"/>
+      <w:r>
+        <w:rPr>
+          <w:rFonts w:ascii="Bookman Old Style" w:hAnsi="Bookman Old Style"/>
+          <w:sz w:val="20"/>
+          <w:szCs w:val="20"/>
+        </w:rPr>
+        <w:t>[u</w:t>
+      </w:r>
+      <w:proofErr w:type="gramStart"/>
+      <w:r>
+        <w:rPr>
+          <w:rFonts w:ascii="Bookman Old Style" w:hAnsi="Bookman Old Style"/>
+          <w:sz w:val="20"/>
+          <w:szCs w:val="20"/>
+        </w:rPr>
+        <w:t>]){</w:t>
+      </w:r>
+      <w:proofErr w:type="gramEnd"/>
+    </w:p>
+    <w:p>
+      <w:pPr>
+        <w:spacing w:after="0" w:line="240" w:lineRule="auto"/>
+        <w:rPr>
+          <w:rFonts w:ascii="Bookman Old Style" w:hAnsi="Bookman Old Style"/>
+          <w:sz w:val="20"/>
+          <w:szCs w:val="20"/>
+        </w:rPr>
+      </w:pPr>
+      <w:r>
+        <w:rPr>
+          <w:rFonts w:ascii="Bookman Old Style" w:hAnsi="Bookman Old Style"/>
+          <w:sz w:val="20"/>
+          <w:szCs w:val="20"/>
+        </w:rPr>
+        <w:t xml:space="preserve">                if(tin[v]==-</w:t>
+      </w:r>
+      <w:proofErr w:type="gramStart"/>
+      <w:r>
+        <w:rPr>
+          <w:rFonts w:ascii="Bookman Old Style" w:hAnsi="Bookman Old Style"/>
+          <w:sz w:val="20"/>
+          <w:szCs w:val="20"/>
+        </w:rPr>
+        <w:t>1){</w:t>
+      </w:r>
+      <w:proofErr w:type="gramEnd"/>
+    </w:p>
+    <w:p>
+      <w:pPr>
+        <w:spacing w:after="0" w:line="240" w:lineRule="auto"/>
+        <w:rPr>
+          <w:rFonts w:ascii="Bookman Old Style" w:hAnsi="Bookman Old Style"/>
+          <w:sz w:val="20"/>
+          <w:szCs w:val="20"/>
+        </w:rPr>
+      </w:pPr>
+      <w:r>
+        <w:rPr>
+          <w:rFonts w:ascii="Bookman Old Style" w:hAnsi="Bookman Old Style"/>
+          <w:sz w:val="20"/>
+          <w:szCs w:val="20"/>
+        </w:rPr>
+        <w:t xml:space="preserve">                    self(</w:t>
+      </w:r>
+      <w:proofErr w:type="spellStart"/>
+      <w:proofErr w:type="gramStart"/>
+      <w:r>
+        <w:rPr>
+          <w:rFonts w:ascii="Bookman Old Style" w:hAnsi="Bookman Old Style"/>
+          <w:sz w:val="20"/>
+          <w:szCs w:val="20"/>
+        </w:rPr>
+        <w:t>self,v</w:t>
+      </w:r>
+      <w:proofErr w:type="spellEnd"/>
+      <w:proofErr w:type="gramEnd"/>
+      <w:r>
+        <w:rPr>
+          <w:rFonts w:ascii="Bookman Old Style" w:hAnsi="Bookman Old Style"/>
+          <w:sz w:val="20"/>
+          <w:szCs w:val="20"/>
+        </w:rPr>
+        <w:t>);</w:t>
+      </w:r>
+    </w:p>
+    <w:p>
+      <w:pPr>
+        <w:spacing w:after="0" w:line="240" w:lineRule="auto"/>
+        <w:rPr>
+          <w:rFonts w:ascii="Bookman Old Style" w:hAnsi="Bookman Old Style"/>
+          <w:sz w:val="20"/>
+          <w:szCs w:val="20"/>
+        </w:rPr>
+      </w:pPr>
+      <w:r>
+        <w:rPr>
+          <w:rFonts w:ascii="Bookman Old Style" w:hAnsi="Bookman Old Style"/>
+          <w:sz w:val="20"/>
+          <w:szCs w:val="20"/>
+        </w:rPr>
+        <w:t xml:space="preserve">                    low[u] = min(low[u</w:t>
+      </w:r>
+      <w:proofErr w:type="gramStart"/>
+      <w:r>
+        <w:rPr>
+          <w:rFonts w:ascii="Bookman Old Style" w:hAnsi="Bookman Old Style"/>
+          <w:sz w:val="20"/>
+          <w:szCs w:val="20"/>
+        </w:rPr>
+        <w:t>],low</w:t>
+      </w:r>
+      <w:proofErr w:type="gramEnd"/>
+      <w:r>
+        <w:rPr>
+          <w:rFonts w:ascii="Bookman Old Style" w:hAnsi="Bookman Old Style"/>
+          <w:sz w:val="20"/>
+          <w:szCs w:val="20"/>
+        </w:rPr>
+        <w:t>[v]);</w:t>
+      </w:r>
+    </w:p>
+    <w:p>
+      <w:pPr>
+        <w:spacing w:after="0" w:line="240" w:lineRule="auto"/>
+        <w:rPr>
+          <w:rFonts w:ascii="Bookman Old Style" w:hAnsi="Bookman Old Style"/>
+          <w:sz w:val="20"/>
+          <w:szCs w:val="20"/>
+        </w:rPr>
+      </w:pPr>
+      <w:r>
+        <w:rPr>
+          <w:rFonts w:ascii="Bookman Old Style" w:hAnsi="Bookman Old Style"/>
+          <w:sz w:val="20"/>
+          <w:szCs w:val="20"/>
+        </w:rPr>
+        <w:t xml:space="preserve">                } </w:t>
+      </w:r>
+    </w:p>
+    <w:p>
+      <w:pPr>
+        <w:spacing w:after="0" w:line="240" w:lineRule="auto"/>
+        <w:rPr>
+          <w:rFonts w:ascii="Bookman Old Style" w:hAnsi="Bookman Old Style"/>
+          <w:sz w:val="20"/>
+          <w:szCs w:val="20"/>
+        </w:rPr>
+      </w:pPr>
+      <w:r>
+        <w:rPr>
+          <w:rFonts w:ascii="Bookman Old Style" w:hAnsi="Bookman Old Style"/>
+          <w:sz w:val="20"/>
+          <w:szCs w:val="20"/>
+        </w:rPr>
+        <w:t xml:space="preserve">                else if(roots[v]==-1) low[u] = min(tin[v</w:t>
+      </w:r>
+      <w:proofErr w:type="gramStart"/>
+      <w:r>
+        <w:rPr>
+          <w:rFonts w:ascii="Bookman Old Style" w:hAnsi="Bookman Old Style"/>
+          <w:sz w:val="20"/>
+          <w:szCs w:val="20"/>
+        </w:rPr>
+        <w:t>],low</w:t>
+      </w:r>
+      <w:proofErr w:type="gramEnd"/>
+      <w:r>
+        <w:rPr>
+          <w:rFonts w:ascii="Bookman Old Style" w:hAnsi="Bookman Old Style"/>
+          <w:sz w:val="20"/>
+          <w:szCs w:val="20"/>
+        </w:rPr>
+        <w:t>[u]);</w:t>
+      </w:r>
+    </w:p>
+    <w:p>
+      <w:pPr>
+        <w:spacing w:after="0" w:line="240" w:lineRule="auto"/>
+        <w:rPr>
+          <w:rFonts w:ascii="Bookman Old Style" w:hAnsi="Bookman Old Style"/>
+          <w:sz w:val="20"/>
+          <w:szCs w:val="20"/>
+        </w:rPr>
+      </w:pPr>
+      <w:r>
+        <w:rPr>
+          <w:rFonts w:ascii="Bookman Old Style" w:hAnsi="Bookman Old Style"/>
+          <w:sz w:val="20"/>
+          <w:szCs w:val="20"/>
+        </w:rPr>
+        <w:t xml:space="preserve">            }</w:t>
+      </w:r>
+    </w:p>
+    <w:p>
+      <w:pPr>
+        <w:spacing w:after="0" w:line="240" w:lineRule="auto"/>
+        <w:rPr>
+          <w:rFonts w:ascii="Bookman Old Style" w:hAnsi="Bookman Old Style"/>
+          <w:sz w:val="20"/>
+          <w:szCs w:val="20"/>
+        </w:rPr>
+      </w:pPr>
+      <w:r>
+        <w:rPr>
+          <w:rFonts w:ascii="Bookman Old Style" w:hAnsi="Bookman Old Style"/>
+          <w:sz w:val="20"/>
+          <w:szCs w:val="20"/>
+        </w:rPr>
+        <w:t xml:space="preserve">            if(low[u]==tin[u</w:t>
+      </w:r>
+      <w:proofErr w:type="gramStart"/>
+      <w:r>
+        <w:rPr>
+          <w:rFonts w:ascii="Bookman Old Style" w:hAnsi="Bookman Old Style"/>
+          <w:sz w:val="20"/>
+          <w:szCs w:val="20"/>
+        </w:rPr>
+        <w:t>]){</w:t>
+      </w:r>
+      <w:proofErr w:type="gramEnd"/>
+    </w:p>
+    <w:p>
+      <w:pPr>
+        <w:spacing w:after="0" w:line="240" w:lineRule="auto"/>
+        <w:rPr>
+          <w:rFonts w:ascii="Bookman Old Style" w:hAnsi="Bookman Old Style"/>
+          <w:sz w:val="20"/>
+          <w:szCs w:val="20"/>
+        </w:rPr>
+      </w:pPr>
+      <w:r>
+        <w:rPr>
+          <w:rFonts w:ascii="Bookman Old Style" w:hAnsi="Bookman Old Style"/>
+          <w:sz w:val="20"/>
+          <w:szCs w:val="20"/>
+        </w:rPr>
+        <w:t xml:space="preserve">                </w:t>
+      </w:r>
+      <w:proofErr w:type="spellStart"/>
+      <w:proofErr w:type="gramStart"/>
+      <w:r>
+        <w:rPr>
+          <w:rFonts w:ascii="Bookman Old Style" w:hAnsi="Bookman Old Style"/>
+          <w:sz w:val="20"/>
+          <w:szCs w:val="20"/>
+        </w:rPr>
+        <w:t>components.push</w:t>
+      </w:r>
+      <w:proofErr w:type="gramEnd"/>
+      <w:r>
+        <w:rPr>
+          <w:rFonts w:ascii="Bookman Old Style" w:hAnsi="Bookman Old Style"/>
+          <w:sz w:val="20"/>
+          <w:szCs w:val="20"/>
+        </w:rPr>
+        <w:t>_</w:t>
+      </w:r>
+      <w:proofErr w:type="gramStart"/>
+      <w:r>
+        <w:rPr>
+          <w:rFonts w:ascii="Bookman Old Style" w:hAnsi="Bookman Old Style"/>
+          <w:sz w:val="20"/>
+          <w:szCs w:val="20"/>
+        </w:rPr>
+        <w:t>back</w:t>
+      </w:r>
+      <w:proofErr w:type="spellEnd"/>
+      <w:r>
+        <w:rPr>
+          <w:rFonts w:ascii="Bookman Old Style" w:hAnsi="Bookman Old Style"/>
+          <w:sz w:val="20"/>
+          <w:szCs w:val="20"/>
+        </w:rPr>
+        <w:t>(</w:t>
+      </w:r>
+      <w:proofErr w:type="gramEnd"/>
+      <w:r>
+        <w:rPr>
+          <w:rFonts w:ascii="Bookman Old Style" w:hAnsi="Bookman Old Style"/>
+          <w:sz w:val="20"/>
+          <w:szCs w:val="20"/>
+        </w:rPr>
+        <w:t>{});</w:t>
+      </w:r>
+    </w:p>
+    <w:p>
+      <w:pPr>
+        <w:spacing w:after="0" w:line="240" w:lineRule="auto"/>
+        <w:rPr>
+          <w:rFonts w:ascii="Bookman Old Style" w:hAnsi="Bookman Old Style"/>
+          <w:sz w:val="20"/>
+          <w:szCs w:val="20"/>
+        </w:rPr>
+      </w:pPr>
+      <w:r>
+        <w:rPr>
+          <w:rFonts w:ascii="Bookman Old Style" w:hAnsi="Bookman Old Style"/>
+          <w:sz w:val="20"/>
+          <w:szCs w:val="20"/>
+        </w:rPr>
+        <w:t xml:space="preserve">                while(true</w:t>
+      </w:r>
+      <w:proofErr w:type="gramStart"/>
+      <w:r>
+        <w:rPr>
+          <w:rFonts w:ascii="Bookman Old Style" w:hAnsi="Bookman Old Style"/>
+          <w:sz w:val="20"/>
+          <w:szCs w:val="20"/>
+        </w:rPr>
+        <w:t>){</w:t>
+      </w:r>
+      <w:proofErr w:type="gramEnd"/>
+    </w:p>
+    <w:p>
+      <w:pPr>
+        <w:spacing w:after="0" w:line="240" w:lineRule="auto"/>
+        <w:rPr>
+          <w:rFonts w:ascii="Bookman Old Style" w:hAnsi="Bookman Old Style"/>
+          <w:sz w:val="20"/>
+          <w:szCs w:val="20"/>
+        </w:rPr>
+      </w:pPr>
+      <w:r>
+        <w:rPr>
+          <w:rFonts w:ascii="Bookman Old Style" w:hAnsi="Bookman Old Style"/>
+          <w:sz w:val="20"/>
+          <w:szCs w:val="20"/>
+        </w:rPr>
+        <w:t xml:space="preserve">                    int a = </w:t>
+      </w:r>
+      <w:proofErr w:type="spellStart"/>
+      <w:proofErr w:type="gramStart"/>
+      <w:r>
+        <w:rPr>
+          <w:rFonts w:ascii="Bookman Old Style" w:hAnsi="Bookman Old Style"/>
+          <w:sz w:val="20"/>
+          <w:szCs w:val="20"/>
+        </w:rPr>
+        <w:t>st.back</w:t>
+      </w:r>
+      <w:proofErr w:type="spellEnd"/>
+      <w:proofErr w:type="gramEnd"/>
+      <w:r>
+        <w:rPr>
+          <w:rFonts w:ascii="Bookman Old Style" w:hAnsi="Bookman Old Style"/>
+          <w:sz w:val="20"/>
+          <w:szCs w:val="20"/>
+        </w:rPr>
+        <w:t>();</w:t>
+      </w:r>
+    </w:p>
+    <w:p>
+      <w:pPr>
+        <w:spacing w:after="0" w:line="240" w:lineRule="auto"/>
+        <w:rPr>
+          <w:rFonts w:ascii="Bookman Old Style" w:hAnsi="Bookman Old Style"/>
+          <w:sz w:val="20"/>
+          <w:szCs w:val="20"/>
+        </w:rPr>
+      </w:pPr>
+      <w:r>
+        <w:rPr>
+          <w:rFonts w:ascii="Bookman Old Style" w:hAnsi="Bookman Old Style"/>
+          <w:sz w:val="20"/>
+          <w:szCs w:val="20"/>
+        </w:rPr>
+        <w:t xml:space="preserve">                    </w:t>
+      </w:r>
+      <w:proofErr w:type="spellStart"/>
+      <w:r>
+        <w:rPr>
+          <w:rFonts w:ascii="Bookman Old Style" w:hAnsi="Bookman Old Style"/>
+          <w:sz w:val="20"/>
+          <w:szCs w:val="20"/>
+        </w:rPr>
+        <w:t>st.pop_</w:t>
+      </w:r>
+      <w:proofErr w:type="gramStart"/>
+      <w:r>
+        <w:rPr>
+          <w:rFonts w:ascii="Bookman Old Style" w:hAnsi="Bookman Old Style"/>
+          <w:sz w:val="20"/>
+          <w:szCs w:val="20"/>
+        </w:rPr>
+        <w:t>back</w:t>
+      </w:r>
+      <w:proofErr w:type="spellEnd"/>
+      <w:r>
+        <w:rPr>
+          <w:rFonts w:ascii="Bookman Old Style" w:hAnsi="Bookman Old Style"/>
+          <w:sz w:val="20"/>
+          <w:szCs w:val="20"/>
+        </w:rPr>
+        <w:t>(</w:t>
+      </w:r>
+      <w:proofErr w:type="gramEnd"/>
+      <w:r>
+        <w:rPr>
+          <w:rFonts w:ascii="Bookman Old Style" w:hAnsi="Bookman Old Style"/>
+          <w:sz w:val="20"/>
+          <w:szCs w:val="20"/>
+        </w:rPr>
+        <w:t>);</w:t>
+      </w:r>
+    </w:p>
+    <w:p>
+      <w:pPr>
+        <w:spacing w:after="0" w:line="240" w:lineRule="auto"/>
+        <w:rPr>
+          <w:rFonts w:ascii="Bookman Old Style" w:hAnsi="Bookman Old Style"/>
+          <w:sz w:val="20"/>
+          <w:szCs w:val="20"/>
+        </w:rPr>
+      </w:pPr>
+      <w:r>
+        <w:rPr>
+          <w:rFonts w:ascii="Bookman Old Style" w:hAnsi="Bookman Old Style"/>
+          <w:sz w:val="20"/>
+          <w:szCs w:val="20"/>
+        </w:rPr>
+        <w:t xml:space="preserve">                    roots[a] = u;</w:t>
+      </w:r>
+    </w:p>
+    <w:p>
+      <w:pPr>
+        <w:spacing w:after="0" w:line="240" w:lineRule="auto"/>
+        <w:rPr>
+          <w:rFonts w:ascii="Bookman Old Style" w:hAnsi="Bookman Old Style"/>
+          <w:sz w:val="20"/>
+          <w:szCs w:val="20"/>
+        </w:rPr>
+      </w:pPr>
+      <w:r>
+        <w:rPr>
+          <w:rFonts w:ascii="Bookman Old Style" w:hAnsi="Bookman Old Style"/>
+          <w:sz w:val="20"/>
+          <w:szCs w:val="20"/>
+        </w:rPr>
+        <w:t xml:space="preserve">                    </w:t>
+      </w:r>
+      <w:proofErr w:type="spellStart"/>
+      <w:proofErr w:type="gramStart"/>
+      <w:r>
+        <w:rPr>
+          <w:rFonts w:ascii="Bookman Old Style" w:hAnsi="Bookman Old Style"/>
+          <w:sz w:val="20"/>
+          <w:szCs w:val="20"/>
+        </w:rPr>
+        <w:t>components.back</w:t>
+      </w:r>
+      <w:proofErr w:type="spellEnd"/>
+      <w:proofErr w:type="gramEnd"/>
+      <w:r>
+        <w:rPr>
+          <w:rFonts w:ascii="Bookman Old Style" w:hAnsi="Bookman Old Style"/>
+          <w:sz w:val="20"/>
+          <w:szCs w:val="20"/>
+        </w:rPr>
+        <w:t>(</w:t>
+      </w:r>
+      <w:proofErr w:type="gramStart"/>
+      <w:r>
+        <w:rPr>
+          <w:rFonts w:ascii="Bookman Old Style" w:hAnsi="Bookman Old Style"/>
+          <w:sz w:val="20"/>
+          <w:szCs w:val="20"/>
+        </w:rPr>
+        <w:t>).</w:t>
+      </w:r>
+      <w:proofErr w:type="spellStart"/>
+      <w:r>
+        <w:rPr>
+          <w:rFonts w:ascii="Bookman Old Style" w:hAnsi="Bookman Old Style"/>
+          <w:sz w:val="20"/>
+          <w:szCs w:val="20"/>
+        </w:rPr>
+        <w:t>push</w:t>
+      </w:r>
+      <w:proofErr w:type="gramEnd"/>
+      <w:r>
+        <w:rPr>
+          <w:rFonts w:ascii="Bookman Old Style" w:hAnsi="Bookman Old Style"/>
+          <w:sz w:val="20"/>
+          <w:szCs w:val="20"/>
+        </w:rPr>
+        <w:t>_back</w:t>
+      </w:r>
+      <w:proofErr w:type="spellEnd"/>
+      <w:r>
+        <w:rPr>
+          <w:rFonts w:ascii="Bookman Old Style" w:hAnsi="Bookman Old Style"/>
+          <w:sz w:val="20"/>
+          <w:szCs w:val="20"/>
+        </w:rPr>
+        <w:t>(a);</w:t>
+      </w:r>
+    </w:p>
+    <w:p>
+      <w:pPr>
+        <w:spacing w:after="0" w:line="240" w:lineRule="auto"/>
+        <w:rPr>
+          <w:rFonts w:ascii="Bookman Old Style" w:hAnsi="Bookman Old Style"/>
+          <w:sz w:val="20"/>
+          <w:szCs w:val="20"/>
+        </w:rPr>
+      </w:pPr>
+      <w:r>
+        <w:rPr>
+          <w:rFonts w:ascii="Bookman Old Style" w:hAnsi="Bookman Old Style"/>
+          <w:sz w:val="20"/>
+          <w:szCs w:val="20"/>
+        </w:rPr>
+        <w:t xml:space="preserve">                    if(a==u) break;</w:t>
+      </w:r>
+    </w:p>
+    <w:p>
+      <w:pPr>
+        <w:spacing w:after="0" w:line="240" w:lineRule="auto"/>
+        <w:rPr>
+          <w:rFonts w:ascii="Bookman Old Style" w:hAnsi="Bookman Old Style"/>
+          <w:sz w:val="20"/>
+          <w:szCs w:val="20"/>
+        </w:rPr>
+      </w:pPr>
+      <w:r>
+        <w:rPr>
+          <w:rFonts w:ascii="Bookman Old Style" w:hAnsi="Bookman Old Style"/>
+          <w:sz w:val="20"/>
+          <w:szCs w:val="20"/>
+        </w:rPr>
+        <w:t xml:space="preserve">                }</w:t>
+      </w:r>
+    </w:p>
+    <w:p>
+      <w:pPr>
+        <w:spacing w:after="0" w:line="240" w:lineRule="auto"/>
+        <w:rPr>
+          <w:rFonts w:ascii="Bookman Old Style" w:hAnsi="Bookman Old Style"/>
+          <w:sz w:val="20"/>
+          <w:szCs w:val="20"/>
+        </w:rPr>
+      </w:pPr>
+      <w:r>
+        <w:rPr>
+          <w:rFonts w:ascii="Bookman Old Style" w:hAnsi="Bookman Old Style"/>
+          <w:sz w:val="20"/>
+          <w:szCs w:val="20"/>
+        </w:rPr>
+        <w:t xml:space="preserve">            }</w:t>
+      </w:r>
+    </w:p>
+    <w:p>
+      <w:pPr>
+        <w:spacing w:after="0" w:line="240" w:lineRule="auto"/>
+        <w:rPr>
+          <w:rFonts w:ascii="Bookman Old Style" w:hAnsi="Bookman Old Style"/>
+          <w:sz w:val="20"/>
+          <w:szCs w:val="20"/>
+        </w:rPr>
+      </w:pPr>
+      <w:r>
+        <w:rPr>
+          <w:rFonts w:ascii="Bookman Old Style" w:hAnsi="Bookman Old Style"/>
+          <w:sz w:val="20"/>
+          <w:szCs w:val="20"/>
+        </w:rPr>
+        <w:t xml:space="preserve">        }; </w:t>
+      </w:r>
+    </w:p>
+    <w:p>
+      <w:pPr>
+        <w:spacing w:after="0" w:line="240" w:lineRule="auto"/>
+        <w:rPr>
+          <w:rFonts w:ascii="Bookman Old Style" w:hAnsi="Bookman Old Style"/>
+          <w:sz w:val="20"/>
+          <w:szCs w:val="20"/>
+        </w:rPr>
+      </w:pPr>
+      <w:r>
+        <w:rPr>
+          <w:rFonts w:ascii="Bookman Old Style" w:hAnsi="Bookman Old Style"/>
+          <w:sz w:val="20"/>
+          <w:szCs w:val="20"/>
+        </w:rPr>
+        <w:t xml:space="preserve">        </w:t>
+      </w:r>
+      <w:proofErr w:type="gramStart"/>
+      <w:r>
+        <w:rPr>
+          <w:rFonts w:ascii="Bookman Old Style" w:hAnsi="Bookman Old Style"/>
+          <w:sz w:val="20"/>
+          <w:szCs w:val="20"/>
+        </w:rPr>
+        <w:t>for(</w:t>
+      </w:r>
+      <w:proofErr w:type="gramEnd"/>
+      <w:r>
+        <w:rPr>
+          <w:rFonts w:ascii="Bookman Old Style" w:hAnsi="Bookman Old Style"/>
+          <w:sz w:val="20"/>
+          <w:szCs w:val="20"/>
+        </w:rPr>
+        <w:t xml:space="preserve">int </w:t>
+      </w:r>
+      <w:proofErr w:type="spellStart"/>
+      <w:r>
+        <w:rPr>
+          <w:rFonts w:ascii="Bookman Old Style" w:hAnsi="Bookman Old Style"/>
+          <w:sz w:val="20"/>
+          <w:szCs w:val="20"/>
+        </w:rPr>
+        <w:t>i</w:t>
+      </w:r>
+      <w:proofErr w:type="spellEnd"/>
+      <w:r>
+        <w:rPr>
+          <w:rFonts w:ascii="Bookman Old Style" w:hAnsi="Bookman Old Style"/>
+          <w:sz w:val="20"/>
+          <w:szCs w:val="20"/>
+        </w:rPr>
+        <w:t xml:space="preserve">=0; </w:t>
+      </w:r>
+      <w:proofErr w:type="spellStart"/>
+      <w:r>
+        <w:rPr>
+          <w:rFonts w:ascii="Bookman Old Style" w:hAnsi="Bookman Old Style"/>
+          <w:sz w:val="20"/>
+          <w:szCs w:val="20"/>
+        </w:rPr>
+        <w:t>i</w:t>
+      </w:r>
+      <w:proofErr w:type="spellEnd"/>
+      <w:r>
+        <w:rPr>
+          <w:rFonts w:ascii="Bookman Old Style" w:hAnsi="Bookman Old Style"/>
+          <w:sz w:val="20"/>
+          <w:szCs w:val="20"/>
+        </w:rPr>
+        <w:t xml:space="preserve">&lt;n; </w:t>
+      </w:r>
+      <w:proofErr w:type="spellStart"/>
+      <w:r>
+        <w:rPr>
+          <w:rFonts w:ascii="Bookman Old Style" w:hAnsi="Bookman Old Style"/>
+          <w:sz w:val="20"/>
+          <w:szCs w:val="20"/>
+        </w:rPr>
+        <w:t>i</w:t>
+      </w:r>
+      <w:proofErr w:type="spellEnd"/>
+      <w:r>
+        <w:rPr>
+          <w:rFonts w:ascii="Bookman Old Style" w:hAnsi="Bookman Old Style"/>
+          <w:sz w:val="20"/>
+          <w:szCs w:val="20"/>
+        </w:rPr>
         <w:t>+</w:t>
       </w:r>
       <w:proofErr w:type="gramStart"/>
@@ -2301,7 +6334,7 @@
           <w:sz w:val="20"/>
           <w:szCs w:val="20"/>
         </w:rPr>
-        <w:t>        if(phi[</w:t>
+        <w:t xml:space="preserve">            if(tin[</w:t>
       </w:r>
       <w:proofErr w:type="spellStart"/>
       <w:r>
@@ -2319,10 +6352,1095 @@
           <w:sz w:val="20"/>
           <w:szCs w:val="20"/>
         </w:rPr>
-        <w:t>]==</w:t>
-      </w:r>
-      <w:proofErr w:type="spellStart"/>
-      <w:proofErr w:type="gramStart"/>
+        <w:t xml:space="preserve">]==-1) </w:t>
+      </w:r>
+      <w:proofErr w:type="spellStart"/>
+      <w:r>
+        <w:rPr>
+          <w:rFonts w:ascii="Bookman Old Style" w:hAnsi="Bookman Old Style"/>
+          <w:sz w:val="20"/>
+          <w:szCs w:val="20"/>
+        </w:rPr>
+        <w:t>dfs</w:t>
+      </w:r>
+      <w:proofErr w:type="spellEnd"/>
+      <w:r>
+        <w:rPr>
+          <w:rFonts w:ascii="Bookman Old Style" w:hAnsi="Bookman Old Style"/>
+          <w:sz w:val="20"/>
+          <w:szCs w:val="20"/>
+        </w:rPr>
+        <w:t>(</w:t>
+      </w:r>
+      <w:proofErr w:type="spellStart"/>
+      <w:proofErr w:type="gramStart"/>
+      <w:r>
+        <w:rPr>
+          <w:rFonts w:ascii="Bookman Old Style" w:hAnsi="Bookman Old Style"/>
+          <w:sz w:val="20"/>
+          <w:szCs w:val="20"/>
+        </w:rPr>
+        <w:t>dfs,i</w:t>
+      </w:r>
+      <w:proofErr w:type="spellEnd"/>
+      <w:proofErr w:type="gramEnd"/>
+      <w:r>
+        <w:rPr>
+          <w:rFonts w:ascii="Bookman Old Style" w:hAnsi="Bookman Old Style"/>
+          <w:sz w:val="20"/>
+          <w:szCs w:val="20"/>
+        </w:rPr>
+        <w:t>);</w:t>
+      </w:r>
+    </w:p>
+    <w:p>
+      <w:pPr>
+        <w:spacing w:after="0" w:line="240" w:lineRule="auto"/>
+        <w:rPr>
+          <w:rFonts w:ascii="Bookman Old Style" w:hAnsi="Bookman Old Style"/>
+          <w:sz w:val="20"/>
+          <w:szCs w:val="20"/>
+        </w:rPr>
+      </w:pPr>
+      <w:r>
+        <w:rPr>
+          <w:rFonts w:ascii="Bookman Old Style" w:hAnsi="Bookman Old Style"/>
+          <w:sz w:val="20"/>
+          <w:szCs w:val="20"/>
+        </w:rPr>
+        <w:t xml:space="preserve">        }</w:t>
+      </w:r>
+    </w:p>
+    <w:p>
+      <w:pPr>
+        <w:spacing w:after="0" w:line="240" w:lineRule="auto"/>
+        <w:rPr>
+          <w:rFonts w:ascii="Bookman Old Style" w:hAnsi="Bookman Old Style"/>
+          <w:sz w:val="20"/>
+          <w:szCs w:val="20"/>
+        </w:rPr>
+      </w:pPr>
+    </w:p>
+    <w:p>
+      <w:pPr>
+        <w:spacing w:after="0" w:line="240" w:lineRule="auto"/>
+        <w:rPr>
+          <w:rFonts w:ascii="Bookman Old Style" w:hAnsi="Bookman Old Style"/>
+          <w:sz w:val="20"/>
+          <w:szCs w:val="20"/>
+        </w:rPr>
+      </w:pPr>
+      <w:r>
+        <w:rPr>
+          <w:rFonts w:ascii="Bookman Old Style" w:hAnsi="Bookman Old Style"/>
+          <w:sz w:val="20"/>
+          <w:szCs w:val="20"/>
+        </w:rPr>
+        <w:t>8. Kosaraju SCC</w:t>
+      </w:r>
+    </w:p>
+    <w:p>
+      <w:pPr>
+        <w:spacing w:after="0" w:line="240" w:lineRule="auto"/>
+        <w:rPr>
+          <w:rFonts w:ascii="Bookman Old Style" w:hAnsi="Bookman Old Style"/>
+          <w:sz w:val="20"/>
+          <w:szCs w:val="20"/>
+        </w:rPr>
+      </w:pPr>
+    </w:p>
+    <w:p>
+      <w:pPr>
+        <w:spacing w:after="0" w:line="240" w:lineRule="auto"/>
+        <w:rPr>
+          <w:rFonts w:ascii="Bookman Old Style" w:hAnsi="Bookman Old Style"/>
+          <w:sz w:val="20"/>
+          <w:szCs w:val="20"/>
+        </w:rPr>
+      </w:pPr>
+      <w:r>
+        <w:rPr>
+          <w:rFonts w:ascii="Bookman Old Style" w:hAnsi="Bookman Old Style"/>
+          <w:sz w:val="20"/>
+          <w:szCs w:val="20"/>
+        </w:rPr>
+        <w:t xml:space="preserve">int </w:t>
+      </w:r>
+      <w:proofErr w:type="spellStart"/>
+      <w:proofErr w:type="gramStart"/>
+      <w:r>
+        <w:rPr>
+          <w:rFonts w:ascii="Bookman Old Style" w:hAnsi="Bookman Old Style"/>
+          <w:sz w:val="20"/>
+          <w:szCs w:val="20"/>
+        </w:rPr>
+        <w:t>kosaraju</w:t>
+      </w:r>
+      <w:proofErr w:type="spellEnd"/>
+      <w:r>
+        <w:rPr>
+          <w:rFonts w:ascii="Bookman Old Style" w:hAnsi="Bookman Old Style"/>
+          <w:sz w:val="20"/>
+          <w:szCs w:val="20"/>
+        </w:rPr>
+        <w:t>(</w:t>
+      </w:r>
+      <w:proofErr w:type="gramEnd"/>
+      <w:r>
+        <w:rPr>
+          <w:rFonts w:ascii="Bookman Old Style" w:hAnsi="Bookman Old Style"/>
+          <w:sz w:val="20"/>
+          <w:szCs w:val="20"/>
+        </w:rPr>
+        <w:t>int n, vector&lt;vector&lt;int&gt;&gt; &amp;edges) {</w:t>
+      </w:r>
+    </w:p>
+    <w:p>
+      <w:pPr>
+        <w:spacing w:after="0" w:line="240" w:lineRule="auto"/>
+        <w:rPr>
+          <w:rFonts w:ascii="Bookman Old Style" w:hAnsi="Bookman Old Style"/>
+          <w:sz w:val="20"/>
+          <w:szCs w:val="20"/>
+        </w:rPr>
+      </w:pPr>
+      <w:r>
+        <w:rPr>
+          <w:rFonts w:ascii="Bookman Old Style" w:hAnsi="Bookman Old Style"/>
+          <w:sz w:val="20"/>
+          <w:szCs w:val="20"/>
+        </w:rPr>
+        <w:t xml:space="preserve">        vector&lt;vector&lt;int&gt;&gt; </w:t>
+      </w:r>
+      <w:proofErr w:type="spellStart"/>
+      <w:r>
+        <w:rPr>
+          <w:rFonts w:ascii="Bookman Old Style" w:hAnsi="Bookman Old Style"/>
+          <w:sz w:val="20"/>
+          <w:szCs w:val="20"/>
+        </w:rPr>
+        <w:t>adj</w:t>
+      </w:r>
+      <w:proofErr w:type="spellEnd"/>
+      <w:r>
+        <w:rPr>
+          <w:rFonts w:ascii="Bookman Old Style" w:hAnsi="Bookman Old Style"/>
+          <w:sz w:val="20"/>
+          <w:szCs w:val="20"/>
+        </w:rPr>
+        <w:t>(n);</w:t>
+      </w:r>
+    </w:p>
+    <w:p>
+      <w:pPr>
+        <w:spacing w:after="0" w:line="240" w:lineRule="auto"/>
+        <w:rPr>
+          <w:rFonts w:ascii="Bookman Old Style" w:hAnsi="Bookman Old Style"/>
+          <w:sz w:val="20"/>
+          <w:szCs w:val="20"/>
+        </w:rPr>
+      </w:pPr>
+      <w:r>
+        <w:rPr>
+          <w:rFonts w:ascii="Bookman Old Style" w:hAnsi="Bookman Old Style"/>
+          <w:sz w:val="20"/>
+          <w:szCs w:val="20"/>
+        </w:rPr>
+        <w:t xml:space="preserve">        vector&lt;vector&lt;int&gt;&gt; </w:t>
+      </w:r>
+      <w:proofErr w:type="spellStart"/>
+      <w:r>
+        <w:rPr>
+          <w:rFonts w:ascii="Bookman Old Style" w:hAnsi="Bookman Old Style"/>
+          <w:sz w:val="20"/>
+          <w:szCs w:val="20"/>
+        </w:rPr>
+        <w:t>revadj</w:t>
+      </w:r>
+      <w:proofErr w:type="spellEnd"/>
+      <w:r>
+        <w:rPr>
+          <w:rFonts w:ascii="Bookman Old Style" w:hAnsi="Bookman Old Style"/>
+          <w:sz w:val="20"/>
+          <w:szCs w:val="20"/>
+        </w:rPr>
+        <w:t>(n);</w:t>
+      </w:r>
+    </w:p>
+    <w:p>
+      <w:pPr>
+        <w:spacing w:after="0" w:line="240" w:lineRule="auto"/>
+        <w:rPr>
+          <w:rFonts w:ascii="Bookman Old Style" w:hAnsi="Bookman Old Style"/>
+          <w:sz w:val="20"/>
+          <w:szCs w:val="20"/>
+        </w:rPr>
+      </w:pPr>
+      <w:r>
+        <w:rPr>
+          <w:rFonts w:ascii="Bookman Old Style" w:hAnsi="Bookman Old Style"/>
+          <w:sz w:val="20"/>
+          <w:szCs w:val="20"/>
+        </w:rPr>
+        <w:t xml:space="preserve">        </w:t>
+      </w:r>
+      <w:proofErr w:type="gramStart"/>
+      <w:r>
+        <w:rPr>
+          <w:rFonts w:ascii="Bookman Old Style" w:hAnsi="Bookman Old Style"/>
+          <w:sz w:val="20"/>
+          <w:szCs w:val="20"/>
+        </w:rPr>
+        <w:t>for(</w:t>
+      </w:r>
+      <w:proofErr w:type="gramEnd"/>
+      <w:r>
+        <w:rPr>
+          <w:rFonts w:ascii="Bookman Old Style" w:hAnsi="Bookman Old Style"/>
+          <w:sz w:val="20"/>
+          <w:szCs w:val="20"/>
+        </w:rPr>
+        <w:t xml:space="preserve">auto </w:t>
+      </w:r>
+      <w:proofErr w:type="gramStart"/>
+      <w:r>
+        <w:rPr>
+          <w:rFonts w:ascii="Bookman Old Style" w:hAnsi="Bookman Old Style"/>
+          <w:sz w:val="20"/>
+          <w:szCs w:val="20"/>
+        </w:rPr>
+        <w:t>a :</w:t>
+      </w:r>
+      <w:proofErr w:type="gramEnd"/>
+      <w:r>
+        <w:rPr>
+          <w:rFonts w:ascii="Bookman Old Style" w:hAnsi="Bookman Old Style"/>
+          <w:sz w:val="20"/>
+          <w:szCs w:val="20"/>
+        </w:rPr>
+        <w:t xml:space="preserve"> </w:t>
+      </w:r>
+      <w:proofErr w:type="gramStart"/>
+      <w:r>
+        <w:rPr>
+          <w:rFonts w:ascii="Bookman Old Style" w:hAnsi="Bookman Old Style"/>
+          <w:sz w:val="20"/>
+          <w:szCs w:val="20"/>
+        </w:rPr>
+        <w:t>edges){</w:t>
+      </w:r>
+      <w:proofErr w:type="gramEnd"/>
+    </w:p>
+    <w:p>
+      <w:pPr>
+        <w:spacing w:after="0" w:line="240" w:lineRule="auto"/>
+        <w:rPr>
+          <w:rFonts w:ascii="Bookman Old Style" w:hAnsi="Bookman Old Style"/>
+          <w:sz w:val="20"/>
+          <w:szCs w:val="20"/>
+        </w:rPr>
+      </w:pPr>
+      <w:r>
+        <w:rPr>
+          <w:rFonts w:ascii="Bookman Old Style" w:hAnsi="Bookman Old Style"/>
+          <w:sz w:val="20"/>
+          <w:szCs w:val="20"/>
+        </w:rPr>
+        <w:t xml:space="preserve">            </w:t>
+      </w:r>
+      <w:proofErr w:type="spellStart"/>
+      <w:r>
+        <w:rPr>
+          <w:rFonts w:ascii="Bookman Old Style" w:hAnsi="Bookman Old Style"/>
+          <w:sz w:val="20"/>
+          <w:szCs w:val="20"/>
+        </w:rPr>
+        <w:t>adj</w:t>
+      </w:r>
+      <w:proofErr w:type="spellEnd"/>
+      <w:r>
+        <w:rPr>
+          <w:rFonts w:ascii="Bookman Old Style" w:hAnsi="Bookman Old Style"/>
+          <w:sz w:val="20"/>
+          <w:szCs w:val="20"/>
+        </w:rPr>
+        <w:t>[a[0]</w:t>
+      </w:r>
+      <w:proofErr w:type="gramStart"/>
+      <w:r>
+        <w:rPr>
+          <w:rFonts w:ascii="Bookman Old Style" w:hAnsi="Bookman Old Style"/>
+          <w:sz w:val="20"/>
+          <w:szCs w:val="20"/>
+        </w:rPr>
+        <w:t>].</w:t>
+      </w:r>
+      <w:proofErr w:type="spellStart"/>
+      <w:r>
+        <w:rPr>
+          <w:rFonts w:ascii="Bookman Old Style" w:hAnsi="Bookman Old Style"/>
+          <w:sz w:val="20"/>
+          <w:szCs w:val="20"/>
+        </w:rPr>
+        <w:t>push</w:t>
+      </w:r>
+      <w:proofErr w:type="gramEnd"/>
+      <w:r>
+        <w:rPr>
+          <w:rFonts w:ascii="Bookman Old Style" w:hAnsi="Bookman Old Style"/>
+          <w:sz w:val="20"/>
+          <w:szCs w:val="20"/>
+        </w:rPr>
+        <w:t>_back</w:t>
+      </w:r>
+      <w:proofErr w:type="spellEnd"/>
+      <w:r>
+        <w:rPr>
+          <w:rFonts w:ascii="Bookman Old Style" w:hAnsi="Bookman Old Style"/>
+          <w:sz w:val="20"/>
+          <w:szCs w:val="20"/>
+        </w:rPr>
+        <w:t>(</w:t>
+      </w:r>
+      <w:proofErr w:type="gramStart"/>
+      <w:r>
+        <w:rPr>
+          <w:rFonts w:ascii="Bookman Old Style" w:hAnsi="Bookman Old Style"/>
+          <w:sz w:val="20"/>
+          <w:szCs w:val="20"/>
+        </w:rPr>
+        <w:t>a[</w:t>
+      </w:r>
+      <w:proofErr w:type="gramEnd"/>
+      <w:r>
+        <w:rPr>
+          <w:rFonts w:ascii="Bookman Old Style" w:hAnsi="Bookman Old Style"/>
+          <w:sz w:val="20"/>
+          <w:szCs w:val="20"/>
+        </w:rPr>
+        <w:t>1]);</w:t>
+      </w:r>
+    </w:p>
+    <w:p>
+      <w:pPr>
+        <w:spacing w:after="0" w:line="240" w:lineRule="auto"/>
+        <w:rPr>
+          <w:rFonts w:ascii="Bookman Old Style" w:hAnsi="Bookman Old Style"/>
+          <w:sz w:val="20"/>
+          <w:szCs w:val="20"/>
+        </w:rPr>
+      </w:pPr>
+      <w:r>
+        <w:rPr>
+          <w:rFonts w:ascii="Bookman Old Style" w:hAnsi="Bookman Old Style"/>
+          <w:sz w:val="20"/>
+          <w:szCs w:val="20"/>
+        </w:rPr>
+        <w:t xml:space="preserve">            </w:t>
+      </w:r>
+      <w:proofErr w:type="spellStart"/>
+      <w:r>
+        <w:rPr>
+          <w:rFonts w:ascii="Bookman Old Style" w:hAnsi="Bookman Old Style"/>
+          <w:sz w:val="20"/>
+          <w:szCs w:val="20"/>
+        </w:rPr>
+        <w:t>revadj</w:t>
+      </w:r>
+      <w:proofErr w:type="spellEnd"/>
+      <w:r>
+        <w:rPr>
+          <w:rFonts w:ascii="Bookman Old Style" w:hAnsi="Bookman Old Style"/>
+          <w:sz w:val="20"/>
+          <w:szCs w:val="20"/>
+        </w:rPr>
+        <w:t>[a[1]</w:t>
+      </w:r>
+      <w:proofErr w:type="gramStart"/>
+      <w:r>
+        <w:rPr>
+          <w:rFonts w:ascii="Bookman Old Style" w:hAnsi="Bookman Old Style"/>
+          <w:sz w:val="20"/>
+          <w:szCs w:val="20"/>
+        </w:rPr>
+        <w:t>].</w:t>
+      </w:r>
+      <w:proofErr w:type="spellStart"/>
+      <w:r>
+        <w:rPr>
+          <w:rFonts w:ascii="Bookman Old Style" w:hAnsi="Bookman Old Style"/>
+          <w:sz w:val="20"/>
+          <w:szCs w:val="20"/>
+        </w:rPr>
+        <w:t>push</w:t>
+      </w:r>
+      <w:proofErr w:type="gramEnd"/>
+      <w:r>
+        <w:rPr>
+          <w:rFonts w:ascii="Bookman Old Style" w:hAnsi="Bookman Old Style"/>
+          <w:sz w:val="20"/>
+          <w:szCs w:val="20"/>
+        </w:rPr>
+        <w:t>_back</w:t>
+      </w:r>
+      <w:proofErr w:type="spellEnd"/>
+      <w:r>
+        <w:rPr>
+          <w:rFonts w:ascii="Bookman Old Style" w:hAnsi="Bookman Old Style"/>
+          <w:sz w:val="20"/>
+          <w:szCs w:val="20"/>
+        </w:rPr>
+        <w:t>(</w:t>
+      </w:r>
+      <w:proofErr w:type="gramStart"/>
+      <w:r>
+        <w:rPr>
+          <w:rFonts w:ascii="Bookman Old Style" w:hAnsi="Bookman Old Style"/>
+          <w:sz w:val="20"/>
+          <w:szCs w:val="20"/>
+        </w:rPr>
+        <w:t>a[</w:t>
+      </w:r>
+      <w:proofErr w:type="gramEnd"/>
+      <w:r>
+        <w:rPr>
+          <w:rFonts w:ascii="Bookman Old Style" w:hAnsi="Bookman Old Style"/>
+          <w:sz w:val="20"/>
+          <w:szCs w:val="20"/>
+        </w:rPr>
+        <w:t>0]);</w:t>
+      </w:r>
+    </w:p>
+    <w:p>
+      <w:pPr>
+        <w:spacing w:after="0" w:line="240" w:lineRule="auto"/>
+        <w:rPr>
+          <w:rFonts w:ascii="Bookman Old Style" w:hAnsi="Bookman Old Style"/>
+          <w:sz w:val="20"/>
+          <w:szCs w:val="20"/>
+        </w:rPr>
+      </w:pPr>
+      <w:r>
+        <w:rPr>
+          <w:rFonts w:ascii="Bookman Old Style" w:hAnsi="Bookman Old Style"/>
+          <w:sz w:val="20"/>
+          <w:szCs w:val="20"/>
+        </w:rPr>
+        <w:t xml:space="preserve">        }</w:t>
+      </w:r>
+    </w:p>
+    <w:p>
+      <w:pPr>
+        <w:spacing w:after="0" w:line="240" w:lineRule="auto"/>
+        <w:rPr>
+          <w:rFonts w:ascii="Bookman Old Style" w:hAnsi="Bookman Old Style"/>
+          <w:sz w:val="20"/>
+          <w:szCs w:val="20"/>
+        </w:rPr>
+      </w:pPr>
+      <w:r>
+        <w:rPr>
+          <w:rFonts w:ascii="Bookman Old Style" w:hAnsi="Bookman Old Style"/>
+          <w:sz w:val="20"/>
+          <w:szCs w:val="20"/>
+        </w:rPr>
+        <w:t xml:space="preserve">        vector&lt;bool&gt; vis(</w:t>
+      </w:r>
+      <w:proofErr w:type="spellStart"/>
+      <w:proofErr w:type="gramStart"/>
+      <w:r>
+        <w:rPr>
+          <w:rFonts w:ascii="Bookman Old Style" w:hAnsi="Bookman Old Style"/>
+          <w:sz w:val="20"/>
+          <w:szCs w:val="20"/>
+        </w:rPr>
+        <w:t>n,false</w:t>
+      </w:r>
+      <w:proofErr w:type="spellEnd"/>
+      <w:proofErr w:type="gramEnd"/>
+      <w:r>
+        <w:rPr>
+          <w:rFonts w:ascii="Bookman Old Style" w:hAnsi="Bookman Old Style"/>
+          <w:sz w:val="20"/>
+          <w:szCs w:val="20"/>
+        </w:rPr>
+        <w:t>);</w:t>
+      </w:r>
+    </w:p>
+    <w:p>
+      <w:pPr>
+        <w:spacing w:after="0" w:line="240" w:lineRule="auto"/>
+        <w:rPr>
+          <w:rFonts w:ascii="Bookman Old Style" w:hAnsi="Bookman Old Style"/>
+          <w:sz w:val="20"/>
+          <w:szCs w:val="20"/>
+        </w:rPr>
+      </w:pPr>
+      <w:r>
+        <w:rPr>
+          <w:rFonts w:ascii="Bookman Old Style" w:hAnsi="Bookman Old Style"/>
+          <w:sz w:val="20"/>
+          <w:szCs w:val="20"/>
+        </w:rPr>
+        <w:t xml:space="preserve">        vector&lt;int&gt; order;</w:t>
+      </w:r>
+    </w:p>
+    <w:p>
+      <w:pPr>
+        <w:spacing w:after="0" w:line="240" w:lineRule="auto"/>
+        <w:rPr>
+          <w:rFonts w:ascii="Bookman Old Style" w:hAnsi="Bookman Old Style"/>
+          <w:sz w:val="20"/>
+          <w:szCs w:val="20"/>
+        </w:rPr>
+      </w:pPr>
+      <w:r>
+        <w:rPr>
+          <w:rFonts w:ascii="Bookman Old Style" w:hAnsi="Bookman Old Style"/>
+          <w:sz w:val="20"/>
+          <w:szCs w:val="20"/>
+        </w:rPr>
+        <w:t xml:space="preserve">        auto </w:t>
+      </w:r>
+      <w:proofErr w:type="spellStart"/>
+      <w:r>
+        <w:rPr>
+          <w:rFonts w:ascii="Bookman Old Style" w:hAnsi="Bookman Old Style"/>
+          <w:sz w:val="20"/>
+          <w:szCs w:val="20"/>
+        </w:rPr>
+        <w:t>dfs</w:t>
+      </w:r>
+      <w:proofErr w:type="spellEnd"/>
+      <w:r>
+        <w:rPr>
+          <w:rFonts w:ascii="Bookman Old Style" w:hAnsi="Bookman Old Style"/>
+          <w:sz w:val="20"/>
+          <w:szCs w:val="20"/>
+        </w:rPr>
+        <w:t xml:space="preserve"> = [</w:t>
+      </w:r>
+      <w:proofErr w:type="gramStart"/>
+      <w:r>
+        <w:rPr>
+          <w:rFonts w:ascii="Bookman Old Style" w:hAnsi="Bookman Old Style"/>
+          <w:sz w:val="20"/>
+          <w:szCs w:val="20"/>
+        </w:rPr>
+        <w:t>&amp;](</w:t>
+      </w:r>
+      <w:proofErr w:type="gramEnd"/>
+      <w:r>
+        <w:rPr>
+          <w:rFonts w:ascii="Bookman Old Style" w:hAnsi="Bookman Old Style"/>
+          <w:sz w:val="20"/>
+          <w:szCs w:val="20"/>
+        </w:rPr>
+        <w:t xml:space="preserve">auto &amp;&amp;self, int v, vector&lt;vector&lt;int&gt;&gt;&amp;graph) -&gt; </w:t>
+      </w:r>
+      <w:proofErr w:type="gramStart"/>
+      <w:r>
+        <w:rPr>
+          <w:rFonts w:ascii="Bookman Old Style" w:hAnsi="Bookman Old Style"/>
+          <w:sz w:val="20"/>
+          <w:szCs w:val="20"/>
+        </w:rPr>
+        <w:t>void{</w:t>
+      </w:r>
+      <w:proofErr w:type="gramEnd"/>
+    </w:p>
+    <w:p>
+      <w:pPr>
+        <w:spacing w:after="0" w:line="240" w:lineRule="auto"/>
+        <w:rPr>
+          <w:rFonts w:ascii="Bookman Old Style" w:hAnsi="Bookman Old Style"/>
+          <w:sz w:val="20"/>
+          <w:szCs w:val="20"/>
+        </w:rPr>
+      </w:pPr>
+      <w:r>
+        <w:rPr>
+          <w:rFonts w:ascii="Bookman Old Style" w:hAnsi="Bookman Old Style"/>
+          <w:sz w:val="20"/>
+          <w:szCs w:val="20"/>
+        </w:rPr>
+        <w:t xml:space="preserve">            vis[v] = true;</w:t>
+      </w:r>
+    </w:p>
+    <w:p>
+      <w:pPr>
+        <w:spacing w:after="0" w:line="240" w:lineRule="auto"/>
+        <w:rPr>
+          <w:rFonts w:ascii="Bookman Old Style" w:hAnsi="Bookman Old Style"/>
+          <w:sz w:val="20"/>
+          <w:szCs w:val="20"/>
+        </w:rPr>
+      </w:pPr>
+      <w:r>
+        <w:rPr>
+          <w:rFonts w:ascii="Bookman Old Style" w:hAnsi="Bookman Old Style"/>
+          <w:sz w:val="20"/>
+          <w:szCs w:val="20"/>
+        </w:rPr>
+        <w:t xml:space="preserve">            </w:t>
+      </w:r>
+      <w:proofErr w:type="gramStart"/>
+      <w:r>
+        <w:rPr>
+          <w:rFonts w:ascii="Bookman Old Style" w:hAnsi="Bookman Old Style"/>
+          <w:sz w:val="20"/>
+          <w:szCs w:val="20"/>
+        </w:rPr>
+        <w:t>for(</w:t>
+      </w:r>
+      <w:proofErr w:type="gramEnd"/>
+      <w:r>
+        <w:rPr>
+          <w:rFonts w:ascii="Bookman Old Style" w:hAnsi="Bookman Old Style"/>
+          <w:sz w:val="20"/>
+          <w:szCs w:val="20"/>
+        </w:rPr>
+        <w:t xml:space="preserve">auto </w:t>
+      </w:r>
+      <w:proofErr w:type="gramStart"/>
+      <w:r>
+        <w:rPr>
+          <w:rFonts w:ascii="Bookman Old Style" w:hAnsi="Bookman Old Style"/>
+          <w:sz w:val="20"/>
+          <w:szCs w:val="20"/>
+        </w:rPr>
+        <w:t>a :</w:t>
+      </w:r>
+      <w:proofErr w:type="gramEnd"/>
+      <w:r>
+        <w:rPr>
+          <w:rFonts w:ascii="Bookman Old Style" w:hAnsi="Bookman Old Style"/>
+          <w:sz w:val="20"/>
+          <w:szCs w:val="20"/>
+        </w:rPr>
+        <w:t xml:space="preserve"> graph[v</w:t>
+      </w:r>
+      <w:proofErr w:type="gramStart"/>
+      <w:r>
+        <w:rPr>
+          <w:rFonts w:ascii="Bookman Old Style" w:hAnsi="Bookman Old Style"/>
+          <w:sz w:val="20"/>
+          <w:szCs w:val="20"/>
+        </w:rPr>
+        <w:t>]){</w:t>
+      </w:r>
+      <w:proofErr w:type="gramEnd"/>
+    </w:p>
+    <w:p>
+      <w:pPr>
+        <w:spacing w:after="0" w:line="240" w:lineRule="auto"/>
+        <w:rPr>
+          <w:rFonts w:ascii="Bookman Old Style" w:hAnsi="Bookman Old Style"/>
+          <w:sz w:val="20"/>
+          <w:szCs w:val="20"/>
+        </w:rPr>
+      </w:pPr>
+      <w:r>
+        <w:rPr>
+          <w:rFonts w:ascii="Bookman Old Style" w:hAnsi="Bookman Old Style"/>
+          <w:sz w:val="20"/>
+          <w:szCs w:val="20"/>
+        </w:rPr>
+        <w:t xml:space="preserve">                if</w:t>
+      </w:r>
+      <w:proofErr w:type="gramStart"/>
+      <w:r>
+        <w:rPr>
+          <w:rFonts w:ascii="Bookman Old Style" w:hAnsi="Bookman Old Style"/>
+          <w:sz w:val="20"/>
+          <w:szCs w:val="20"/>
+        </w:rPr>
+        <w:t>(!vis</w:t>
+      </w:r>
+      <w:proofErr w:type="gramEnd"/>
+      <w:r>
+        <w:rPr>
+          <w:rFonts w:ascii="Bookman Old Style" w:hAnsi="Bookman Old Style"/>
+          <w:sz w:val="20"/>
+          <w:szCs w:val="20"/>
+        </w:rPr>
+        <w:t>[a]) self(</w:t>
+      </w:r>
+      <w:proofErr w:type="spellStart"/>
+      <w:proofErr w:type="gramStart"/>
+      <w:r>
+        <w:rPr>
+          <w:rFonts w:ascii="Bookman Old Style" w:hAnsi="Bookman Old Style"/>
+          <w:sz w:val="20"/>
+          <w:szCs w:val="20"/>
+        </w:rPr>
+        <w:t>self,a</w:t>
+      </w:r>
+      <w:proofErr w:type="gramEnd"/>
+      <w:r>
+        <w:rPr>
+          <w:rFonts w:ascii="Bookman Old Style" w:hAnsi="Bookman Old Style"/>
+          <w:sz w:val="20"/>
+          <w:szCs w:val="20"/>
+        </w:rPr>
+        <w:t>,graph</w:t>
+      </w:r>
+      <w:proofErr w:type="spellEnd"/>
+      <w:r>
+        <w:rPr>
+          <w:rFonts w:ascii="Bookman Old Style" w:hAnsi="Bookman Old Style"/>
+          <w:sz w:val="20"/>
+          <w:szCs w:val="20"/>
+        </w:rPr>
+        <w:t>);</w:t>
+      </w:r>
+    </w:p>
+    <w:p>
+      <w:pPr>
+        <w:spacing w:after="0" w:line="240" w:lineRule="auto"/>
+        <w:rPr>
+          <w:rFonts w:ascii="Bookman Old Style" w:hAnsi="Bookman Old Style"/>
+          <w:sz w:val="20"/>
+          <w:szCs w:val="20"/>
+        </w:rPr>
+      </w:pPr>
+      <w:r>
+        <w:rPr>
+          <w:rFonts w:ascii="Bookman Old Style" w:hAnsi="Bookman Old Style"/>
+          <w:sz w:val="20"/>
+          <w:szCs w:val="20"/>
+        </w:rPr>
+        <w:t xml:space="preserve">            }</w:t>
+      </w:r>
+    </w:p>
+    <w:p>
+      <w:pPr>
+        <w:spacing w:after="0" w:line="240" w:lineRule="auto"/>
+        <w:rPr>
+          <w:rFonts w:ascii="Bookman Old Style" w:hAnsi="Bookman Old Style"/>
+          <w:sz w:val="20"/>
+          <w:szCs w:val="20"/>
+        </w:rPr>
+      </w:pPr>
+      <w:r>
+        <w:rPr>
+          <w:rFonts w:ascii="Bookman Old Style" w:hAnsi="Bookman Old Style"/>
+          <w:sz w:val="20"/>
+          <w:szCs w:val="20"/>
+        </w:rPr>
+        <w:t xml:space="preserve">            </w:t>
+      </w:r>
+      <w:proofErr w:type="spellStart"/>
+      <w:proofErr w:type="gramStart"/>
+      <w:r>
+        <w:rPr>
+          <w:rFonts w:ascii="Bookman Old Style" w:hAnsi="Bookman Old Style"/>
+          <w:sz w:val="20"/>
+          <w:szCs w:val="20"/>
+        </w:rPr>
+        <w:t>order.push</w:t>
+      </w:r>
+      <w:proofErr w:type="gramEnd"/>
+      <w:r>
+        <w:rPr>
+          <w:rFonts w:ascii="Bookman Old Style" w:hAnsi="Bookman Old Style"/>
+          <w:sz w:val="20"/>
+          <w:szCs w:val="20"/>
+        </w:rPr>
+        <w:t>_back</w:t>
+      </w:r>
+      <w:proofErr w:type="spellEnd"/>
+      <w:r>
+        <w:rPr>
+          <w:rFonts w:ascii="Bookman Old Style" w:hAnsi="Bookman Old Style"/>
+          <w:sz w:val="20"/>
+          <w:szCs w:val="20"/>
+        </w:rPr>
+        <w:t>(v);</w:t>
+      </w:r>
+    </w:p>
+    <w:p>
+      <w:pPr>
+        <w:spacing w:after="0" w:line="240" w:lineRule="auto"/>
+        <w:rPr>
+          <w:rFonts w:ascii="Bookman Old Style" w:hAnsi="Bookman Old Style"/>
+          <w:sz w:val="20"/>
+          <w:szCs w:val="20"/>
+        </w:rPr>
+      </w:pPr>
+      <w:r>
+        <w:rPr>
+          <w:rFonts w:ascii="Bookman Old Style" w:hAnsi="Bookman Old Style"/>
+          <w:sz w:val="20"/>
+          <w:szCs w:val="20"/>
+        </w:rPr>
+        <w:t xml:space="preserve">        };</w:t>
+      </w:r>
+    </w:p>
+    <w:p>
+      <w:pPr>
+        <w:spacing w:after="0" w:line="240" w:lineRule="auto"/>
+        <w:rPr>
+          <w:rFonts w:ascii="Bookman Old Style" w:hAnsi="Bookman Old Style"/>
+          <w:sz w:val="20"/>
+          <w:szCs w:val="20"/>
+        </w:rPr>
+      </w:pPr>
+      <w:r>
+        <w:rPr>
+          <w:rFonts w:ascii="Bookman Old Style" w:hAnsi="Bookman Old Style"/>
+          <w:sz w:val="20"/>
+          <w:szCs w:val="20"/>
+        </w:rPr>
+        <w:t xml:space="preserve">        auto dfs2 = [</w:t>
+      </w:r>
+      <w:proofErr w:type="gramStart"/>
+      <w:r>
+        <w:rPr>
+          <w:rFonts w:ascii="Bookman Old Style" w:hAnsi="Bookman Old Style"/>
+          <w:sz w:val="20"/>
+          <w:szCs w:val="20"/>
+        </w:rPr>
+        <w:t>&amp;](</w:t>
+      </w:r>
+      <w:proofErr w:type="gramEnd"/>
+      <w:r>
+        <w:rPr>
+          <w:rFonts w:ascii="Bookman Old Style" w:hAnsi="Bookman Old Style"/>
+          <w:sz w:val="20"/>
+          <w:szCs w:val="20"/>
+        </w:rPr>
+        <w:t xml:space="preserve">auto &amp;&amp;self, int v, vector&lt;vector&lt;int&gt;&gt;&amp;graph) -&gt; </w:t>
+      </w:r>
+      <w:proofErr w:type="gramStart"/>
+      <w:r>
+        <w:rPr>
+          <w:rFonts w:ascii="Bookman Old Style" w:hAnsi="Bookman Old Style"/>
+          <w:sz w:val="20"/>
+          <w:szCs w:val="20"/>
+        </w:rPr>
+        <w:t>void{</w:t>
+      </w:r>
+      <w:proofErr w:type="gramEnd"/>
+    </w:p>
+    <w:p>
+      <w:pPr>
+        <w:spacing w:after="0" w:line="240" w:lineRule="auto"/>
+        <w:rPr>
+          <w:rFonts w:ascii="Bookman Old Style" w:hAnsi="Bookman Old Style"/>
+          <w:sz w:val="20"/>
+          <w:szCs w:val="20"/>
+        </w:rPr>
+      </w:pPr>
+      <w:r>
+        <w:rPr>
+          <w:rFonts w:ascii="Bookman Old Style" w:hAnsi="Bookman Old Style"/>
+          <w:sz w:val="20"/>
+          <w:szCs w:val="20"/>
+        </w:rPr>
+        <w:t xml:space="preserve">            vis[v] = true;</w:t>
+      </w:r>
+    </w:p>
+    <w:p>
+      <w:pPr>
+        <w:spacing w:after="0" w:line="240" w:lineRule="auto"/>
+        <w:rPr>
+          <w:rFonts w:ascii="Bookman Old Style" w:hAnsi="Bookman Old Style"/>
+          <w:sz w:val="20"/>
+          <w:szCs w:val="20"/>
+        </w:rPr>
+      </w:pPr>
+      <w:r>
+        <w:rPr>
+          <w:rFonts w:ascii="Bookman Old Style" w:hAnsi="Bookman Old Style"/>
+          <w:sz w:val="20"/>
+          <w:szCs w:val="20"/>
+        </w:rPr>
+        <w:t xml:space="preserve">            </w:t>
+      </w:r>
+      <w:proofErr w:type="gramStart"/>
+      <w:r>
+        <w:rPr>
+          <w:rFonts w:ascii="Bookman Old Style" w:hAnsi="Bookman Old Style"/>
+          <w:sz w:val="20"/>
+          <w:szCs w:val="20"/>
+        </w:rPr>
+        <w:t>for(</w:t>
+      </w:r>
+      <w:proofErr w:type="gramEnd"/>
+      <w:r>
+        <w:rPr>
+          <w:rFonts w:ascii="Bookman Old Style" w:hAnsi="Bookman Old Style"/>
+          <w:sz w:val="20"/>
+          <w:szCs w:val="20"/>
+        </w:rPr>
+        <w:t xml:space="preserve">auto </w:t>
+      </w:r>
+      <w:proofErr w:type="gramStart"/>
+      <w:r>
+        <w:rPr>
+          <w:rFonts w:ascii="Bookman Old Style" w:hAnsi="Bookman Old Style"/>
+          <w:sz w:val="20"/>
+          <w:szCs w:val="20"/>
+        </w:rPr>
+        <w:t>a :</w:t>
+      </w:r>
+      <w:proofErr w:type="gramEnd"/>
+      <w:r>
+        <w:rPr>
+          <w:rFonts w:ascii="Bookman Old Style" w:hAnsi="Bookman Old Style"/>
+          <w:sz w:val="20"/>
+          <w:szCs w:val="20"/>
+        </w:rPr>
+        <w:t xml:space="preserve"> graph[v</w:t>
+      </w:r>
+      <w:proofErr w:type="gramStart"/>
+      <w:r>
+        <w:rPr>
+          <w:rFonts w:ascii="Bookman Old Style" w:hAnsi="Bookman Old Style"/>
+          <w:sz w:val="20"/>
+          <w:szCs w:val="20"/>
+        </w:rPr>
+        <w:t>]){</w:t>
+      </w:r>
+      <w:proofErr w:type="gramEnd"/>
+    </w:p>
+    <w:p>
+      <w:pPr>
+        <w:spacing w:after="0" w:line="240" w:lineRule="auto"/>
+        <w:rPr>
+          <w:rFonts w:ascii="Bookman Old Style" w:hAnsi="Bookman Old Style"/>
+          <w:sz w:val="20"/>
+          <w:szCs w:val="20"/>
+        </w:rPr>
+      </w:pPr>
+      <w:r>
+        <w:rPr>
+          <w:rFonts w:ascii="Bookman Old Style" w:hAnsi="Bookman Old Style"/>
+          <w:sz w:val="20"/>
+          <w:szCs w:val="20"/>
+        </w:rPr>
+        <w:t xml:space="preserve">                if</w:t>
+      </w:r>
+      <w:proofErr w:type="gramStart"/>
+      <w:r>
+        <w:rPr>
+          <w:rFonts w:ascii="Bookman Old Style" w:hAnsi="Bookman Old Style"/>
+          <w:sz w:val="20"/>
+          <w:szCs w:val="20"/>
+        </w:rPr>
+        <w:t>(!vis</w:t>
+      </w:r>
+      <w:proofErr w:type="gramEnd"/>
+      <w:r>
+        <w:rPr>
+          <w:rFonts w:ascii="Bookman Old Style" w:hAnsi="Bookman Old Style"/>
+          <w:sz w:val="20"/>
+          <w:szCs w:val="20"/>
+        </w:rPr>
+        <w:t>[a]) self(</w:t>
+      </w:r>
+      <w:proofErr w:type="spellStart"/>
+      <w:proofErr w:type="gramStart"/>
+      <w:r>
+        <w:rPr>
+          <w:rFonts w:ascii="Bookman Old Style" w:hAnsi="Bookman Old Style"/>
+          <w:sz w:val="20"/>
+          <w:szCs w:val="20"/>
+        </w:rPr>
+        <w:t>self,a</w:t>
+      </w:r>
+      <w:proofErr w:type="gramEnd"/>
+      <w:r>
+        <w:rPr>
+          <w:rFonts w:ascii="Bookman Old Style" w:hAnsi="Bookman Old Style"/>
+          <w:sz w:val="20"/>
+          <w:szCs w:val="20"/>
+        </w:rPr>
+        <w:t>,graph</w:t>
+      </w:r>
+      <w:proofErr w:type="spellEnd"/>
+      <w:r>
+        <w:rPr>
+          <w:rFonts w:ascii="Bookman Old Style" w:hAnsi="Bookman Old Style"/>
+          <w:sz w:val="20"/>
+          <w:szCs w:val="20"/>
+        </w:rPr>
+        <w:t>);</w:t>
+      </w:r>
+    </w:p>
+    <w:p>
+      <w:pPr>
+        <w:spacing w:after="0" w:line="240" w:lineRule="auto"/>
+        <w:rPr>
+          <w:rFonts w:ascii="Bookman Old Style" w:hAnsi="Bookman Old Style"/>
+          <w:sz w:val="20"/>
+          <w:szCs w:val="20"/>
+        </w:rPr>
+      </w:pPr>
+      <w:r>
+        <w:rPr>
+          <w:rFonts w:ascii="Bookman Old Style" w:hAnsi="Bookman Old Style"/>
+          <w:sz w:val="20"/>
+          <w:szCs w:val="20"/>
+        </w:rPr>
+        <w:t xml:space="preserve">            }</w:t>
+      </w:r>
+    </w:p>
+    <w:p>
+      <w:pPr>
+        <w:spacing w:after="0" w:line="240" w:lineRule="auto"/>
+        <w:rPr>
+          <w:rFonts w:ascii="Bookman Old Style" w:hAnsi="Bookman Old Style"/>
+          <w:sz w:val="20"/>
+          <w:szCs w:val="20"/>
+        </w:rPr>
+      </w:pPr>
+      <w:r>
+        <w:rPr>
+          <w:rFonts w:ascii="Bookman Old Style" w:hAnsi="Bookman Old Style"/>
+          <w:sz w:val="20"/>
+          <w:szCs w:val="20"/>
+        </w:rPr>
+        <w:t xml:space="preserve">        };</w:t>
+      </w:r>
+    </w:p>
+    <w:p>
+      <w:pPr>
+        <w:spacing w:after="0" w:line="240" w:lineRule="auto"/>
+        <w:rPr>
+          <w:rFonts w:ascii="Bookman Old Style" w:hAnsi="Bookman Old Style"/>
+          <w:sz w:val="20"/>
+          <w:szCs w:val="20"/>
+        </w:rPr>
+      </w:pPr>
+      <w:r>
+        <w:rPr>
+          <w:rFonts w:ascii="Bookman Old Style" w:hAnsi="Bookman Old Style"/>
+          <w:sz w:val="20"/>
+          <w:szCs w:val="20"/>
+        </w:rPr>
+        <w:t xml:space="preserve">        </w:t>
+      </w:r>
+      <w:proofErr w:type="gramStart"/>
+      <w:r>
+        <w:rPr>
+          <w:rFonts w:ascii="Bookman Old Style" w:hAnsi="Bookman Old Style"/>
+          <w:sz w:val="20"/>
+          <w:szCs w:val="20"/>
+        </w:rPr>
+        <w:t>for(</w:t>
+      </w:r>
+      <w:proofErr w:type="gramEnd"/>
+      <w:r>
+        <w:rPr>
+          <w:rFonts w:ascii="Bookman Old Style" w:hAnsi="Bookman Old Style"/>
+          <w:sz w:val="20"/>
+          <w:szCs w:val="20"/>
+        </w:rPr>
+        <w:t xml:space="preserve">int </w:t>
+      </w:r>
+      <w:proofErr w:type="spellStart"/>
       <w:r>
         <w:rPr>
           <w:rFonts w:ascii="Bookman Old Style" w:hAnsi="Bookman Old Style"/>
@@ -2338,26 +7456,369 @@
           <w:sz w:val="20"/>
           <w:szCs w:val="20"/>
         </w:rPr>
-        <w:t>){</w:t>
-      </w:r>
-      <w:proofErr w:type="gramEnd"/>
-    </w:p>
-    <w:p>
-      <w:pPr>
-        <w:spacing w:after="0" w:line="240" w:lineRule="auto"/>
-        <w:rPr>
-          <w:rFonts w:ascii="Bookman Old Style" w:hAnsi="Bookman Old Style"/>
-          <w:sz w:val="20"/>
-          <w:szCs w:val="20"/>
-        </w:rPr>
-      </w:pPr>
-      <w:r>
-        <w:rPr>
-          <w:rFonts w:ascii="Bookman Old Style" w:hAnsi="Bookman Old Style"/>
-          <w:sz w:val="20"/>
-          <w:szCs w:val="20"/>
-        </w:rPr>
-        <w:t xml:space="preserve">            </w:t>
+        <w:t xml:space="preserve">=0; </w:t>
+      </w:r>
+      <w:proofErr w:type="spellStart"/>
+      <w:r>
+        <w:rPr>
+          <w:rFonts w:ascii="Bookman Old Style" w:hAnsi="Bookman Old Style"/>
+          <w:sz w:val="20"/>
+          <w:szCs w:val="20"/>
+        </w:rPr>
+        <w:t>i</w:t>
+      </w:r>
+      <w:proofErr w:type="spellEnd"/>
+      <w:r>
+        <w:rPr>
+          <w:rFonts w:ascii="Bookman Old Style" w:hAnsi="Bookman Old Style"/>
+          <w:sz w:val="20"/>
+          <w:szCs w:val="20"/>
+        </w:rPr>
+        <w:t xml:space="preserve">&lt;n; </w:t>
+      </w:r>
+      <w:proofErr w:type="spellStart"/>
+      <w:r>
+        <w:rPr>
+          <w:rFonts w:ascii="Bookman Old Style" w:hAnsi="Bookman Old Style"/>
+          <w:sz w:val="20"/>
+          <w:szCs w:val="20"/>
+        </w:rPr>
+        <w:t>i</w:t>
+      </w:r>
+      <w:proofErr w:type="spellEnd"/>
+      <w:r>
+        <w:rPr>
+          <w:rFonts w:ascii="Bookman Old Style" w:hAnsi="Bookman Old Style"/>
+          <w:sz w:val="20"/>
+          <w:szCs w:val="20"/>
+        </w:rPr>
+        <w:t>+</w:t>
+      </w:r>
+      <w:proofErr w:type="gramStart"/>
+      <w:r>
+        <w:rPr>
+          <w:rFonts w:ascii="Bookman Old Style" w:hAnsi="Bookman Old Style"/>
+          <w:sz w:val="20"/>
+          <w:szCs w:val="20"/>
+        </w:rPr>
+        <w:t>+){</w:t>
+      </w:r>
+      <w:proofErr w:type="gramEnd"/>
+    </w:p>
+    <w:p>
+      <w:pPr>
+        <w:spacing w:after="0" w:line="240" w:lineRule="auto"/>
+        <w:rPr>
+          <w:rFonts w:ascii="Bookman Old Style" w:hAnsi="Bookman Old Style"/>
+          <w:sz w:val="20"/>
+          <w:szCs w:val="20"/>
+        </w:rPr>
+      </w:pPr>
+      <w:r>
+        <w:rPr>
+          <w:rFonts w:ascii="Bookman Old Style" w:hAnsi="Bookman Old Style"/>
+          <w:sz w:val="20"/>
+          <w:szCs w:val="20"/>
+        </w:rPr>
+        <w:t xml:space="preserve">            if</w:t>
+      </w:r>
+      <w:proofErr w:type="gramStart"/>
+      <w:r>
+        <w:rPr>
+          <w:rFonts w:ascii="Bookman Old Style" w:hAnsi="Bookman Old Style"/>
+          <w:sz w:val="20"/>
+          <w:szCs w:val="20"/>
+        </w:rPr>
+        <w:t>(!vis</w:t>
+      </w:r>
+      <w:proofErr w:type="gramEnd"/>
+      <w:r>
+        <w:rPr>
+          <w:rFonts w:ascii="Bookman Old Style" w:hAnsi="Bookman Old Style"/>
+          <w:sz w:val="20"/>
+          <w:szCs w:val="20"/>
+        </w:rPr>
+        <w:t>[</w:t>
+      </w:r>
+      <w:proofErr w:type="spellStart"/>
+      <w:r>
+        <w:rPr>
+          <w:rFonts w:ascii="Bookman Old Style" w:hAnsi="Bookman Old Style"/>
+          <w:sz w:val="20"/>
+          <w:szCs w:val="20"/>
+        </w:rPr>
+        <w:t>i</w:t>
+      </w:r>
+      <w:proofErr w:type="spellEnd"/>
+      <w:proofErr w:type="gramStart"/>
+      <w:r>
+        <w:rPr>
+          <w:rFonts w:ascii="Bookman Old Style" w:hAnsi="Bookman Old Style"/>
+          <w:sz w:val="20"/>
+          <w:szCs w:val="20"/>
+        </w:rPr>
+        <w:t>]){</w:t>
+      </w:r>
+      <w:proofErr w:type="gramEnd"/>
+    </w:p>
+    <w:p>
+      <w:pPr>
+        <w:spacing w:after="0" w:line="240" w:lineRule="auto"/>
+        <w:rPr>
+          <w:rFonts w:ascii="Bookman Old Style" w:hAnsi="Bookman Old Style"/>
+          <w:sz w:val="20"/>
+          <w:szCs w:val="20"/>
+        </w:rPr>
+      </w:pPr>
+      <w:r>
+        <w:rPr>
+          <w:rFonts w:ascii="Bookman Old Style" w:hAnsi="Bookman Old Style"/>
+          <w:sz w:val="20"/>
+          <w:szCs w:val="20"/>
+        </w:rPr>
+        <w:t xml:space="preserve">                </w:t>
+      </w:r>
+      <w:proofErr w:type="spellStart"/>
+      <w:r>
+        <w:rPr>
+          <w:rFonts w:ascii="Bookman Old Style" w:hAnsi="Bookman Old Style"/>
+          <w:sz w:val="20"/>
+          <w:szCs w:val="20"/>
+        </w:rPr>
+        <w:t>dfs</w:t>
+      </w:r>
+      <w:proofErr w:type="spellEnd"/>
+      <w:r>
+        <w:rPr>
+          <w:rFonts w:ascii="Bookman Old Style" w:hAnsi="Bookman Old Style"/>
+          <w:sz w:val="20"/>
+          <w:szCs w:val="20"/>
+        </w:rPr>
+        <w:t>(</w:t>
+      </w:r>
+      <w:proofErr w:type="spellStart"/>
+      <w:proofErr w:type="gramStart"/>
+      <w:r>
+        <w:rPr>
+          <w:rFonts w:ascii="Bookman Old Style" w:hAnsi="Bookman Old Style"/>
+          <w:sz w:val="20"/>
+          <w:szCs w:val="20"/>
+        </w:rPr>
+        <w:t>dfs,i</w:t>
+      </w:r>
+      <w:proofErr w:type="gramEnd"/>
+      <w:r>
+        <w:rPr>
+          <w:rFonts w:ascii="Bookman Old Style" w:hAnsi="Bookman Old Style"/>
+          <w:sz w:val="20"/>
+          <w:szCs w:val="20"/>
+        </w:rPr>
+        <w:t>,adj</w:t>
+      </w:r>
+      <w:proofErr w:type="spellEnd"/>
+      <w:r>
+        <w:rPr>
+          <w:rFonts w:ascii="Bookman Old Style" w:hAnsi="Bookman Old Style"/>
+          <w:sz w:val="20"/>
+          <w:szCs w:val="20"/>
+        </w:rPr>
+        <w:t>);</w:t>
+      </w:r>
+    </w:p>
+    <w:p>
+      <w:pPr>
+        <w:spacing w:after="0" w:line="240" w:lineRule="auto"/>
+        <w:rPr>
+          <w:rFonts w:ascii="Bookman Old Style" w:hAnsi="Bookman Old Style"/>
+          <w:sz w:val="20"/>
+          <w:szCs w:val="20"/>
+        </w:rPr>
+      </w:pPr>
+      <w:r>
+        <w:rPr>
+          <w:rFonts w:ascii="Bookman Old Style" w:hAnsi="Bookman Old Style"/>
+          <w:sz w:val="20"/>
+          <w:szCs w:val="20"/>
+        </w:rPr>
+        <w:t xml:space="preserve">            }</w:t>
+      </w:r>
+    </w:p>
+    <w:p>
+      <w:pPr>
+        <w:spacing w:after="0" w:line="240" w:lineRule="auto"/>
+        <w:rPr>
+          <w:rFonts w:ascii="Bookman Old Style" w:hAnsi="Bookman Old Style"/>
+          <w:sz w:val="20"/>
+          <w:szCs w:val="20"/>
+        </w:rPr>
+      </w:pPr>
+      <w:r>
+        <w:rPr>
+          <w:rFonts w:ascii="Bookman Old Style" w:hAnsi="Bookman Old Style"/>
+          <w:sz w:val="20"/>
+          <w:szCs w:val="20"/>
+        </w:rPr>
+        <w:t xml:space="preserve">        }</w:t>
+      </w:r>
+    </w:p>
+    <w:p>
+      <w:pPr>
+        <w:spacing w:after="0" w:line="240" w:lineRule="auto"/>
+        <w:rPr>
+          <w:rFonts w:ascii="Bookman Old Style" w:hAnsi="Bookman Old Style"/>
+          <w:sz w:val="20"/>
+          <w:szCs w:val="20"/>
+        </w:rPr>
+      </w:pPr>
+      <w:r>
+        <w:rPr>
+          <w:rFonts w:ascii="Bookman Old Style" w:hAnsi="Bookman Old Style"/>
+          <w:sz w:val="20"/>
+          <w:szCs w:val="20"/>
+        </w:rPr>
+        <w:t xml:space="preserve">        reverse(</w:t>
+      </w:r>
+      <w:proofErr w:type="spellStart"/>
+      <w:proofErr w:type="gramStart"/>
+      <w:r>
+        <w:rPr>
+          <w:rFonts w:ascii="Bookman Old Style" w:hAnsi="Bookman Old Style"/>
+          <w:sz w:val="20"/>
+          <w:szCs w:val="20"/>
+        </w:rPr>
+        <w:t>order.begin</w:t>
+      </w:r>
+      <w:proofErr w:type="spellEnd"/>
+      <w:proofErr w:type="gramEnd"/>
+      <w:r>
+        <w:rPr>
+          <w:rFonts w:ascii="Bookman Old Style" w:hAnsi="Bookman Old Style"/>
+          <w:sz w:val="20"/>
+          <w:szCs w:val="20"/>
+        </w:rPr>
+        <w:t>(</w:t>
+      </w:r>
+      <w:proofErr w:type="gramStart"/>
+      <w:r>
+        <w:rPr>
+          <w:rFonts w:ascii="Bookman Old Style" w:hAnsi="Bookman Old Style"/>
+          <w:sz w:val="20"/>
+          <w:szCs w:val="20"/>
+        </w:rPr>
+        <w:t>),</w:t>
+      </w:r>
+      <w:proofErr w:type="spellStart"/>
+      <w:r>
+        <w:rPr>
+          <w:rFonts w:ascii="Bookman Old Style" w:hAnsi="Bookman Old Style"/>
+          <w:sz w:val="20"/>
+          <w:szCs w:val="20"/>
+        </w:rPr>
+        <w:t>order.end</w:t>
+      </w:r>
+      <w:proofErr w:type="spellEnd"/>
+      <w:proofErr w:type="gramEnd"/>
+      <w:r>
+        <w:rPr>
+          <w:rFonts w:ascii="Bookman Old Style" w:hAnsi="Bookman Old Style"/>
+          <w:sz w:val="20"/>
+          <w:szCs w:val="20"/>
+        </w:rPr>
+        <w:t>());</w:t>
+      </w:r>
+    </w:p>
+    <w:p>
+      <w:pPr>
+        <w:spacing w:after="0" w:line="240" w:lineRule="auto"/>
+        <w:rPr>
+          <w:rFonts w:ascii="Bookman Old Style" w:hAnsi="Bookman Old Style"/>
+          <w:sz w:val="20"/>
+          <w:szCs w:val="20"/>
+        </w:rPr>
+      </w:pPr>
+      <w:r>
+        <w:rPr>
+          <w:rFonts w:ascii="Bookman Old Style" w:hAnsi="Bookman Old Style"/>
+          <w:sz w:val="20"/>
+          <w:szCs w:val="20"/>
+        </w:rPr>
+        <w:t xml:space="preserve">        int res = 0;</w:t>
+      </w:r>
+    </w:p>
+    <w:p>
+      <w:pPr>
+        <w:spacing w:after="0" w:line="240" w:lineRule="auto"/>
+        <w:rPr>
+          <w:rFonts w:ascii="Bookman Old Style" w:hAnsi="Bookman Old Style"/>
+          <w:sz w:val="20"/>
+          <w:szCs w:val="20"/>
+        </w:rPr>
+      </w:pPr>
+      <w:r>
+        <w:rPr>
+          <w:rFonts w:ascii="Bookman Old Style" w:hAnsi="Bookman Old Style"/>
+          <w:sz w:val="20"/>
+          <w:szCs w:val="20"/>
+        </w:rPr>
+        <w:t xml:space="preserve">        </w:t>
+      </w:r>
+      <w:proofErr w:type="spellStart"/>
+      <w:proofErr w:type="gramStart"/>
+      <w:r>
+        <w:rPr>
+          <w:rFonts w:ascii="Bookman Old Style" w:hAnsi="Bookman Old Style"/>
+          <w:sz w:val="20"/>
+          <w:szCs w:val="20"/>
+        </w:rPr>
+        <w:t>vis.assign</w:t>
+      </w:r>
+      <w:proofErr w:type="spellEnd"/>
+      <w:proofErr w:type="gramEnd"/>
+      <w:r>
+        <w:rPr>
+          <w:rFonts w:ascii="Bookman Old Style" w:hAnsi="Bookman Old Style"/>
+          <w:sz w:val="20"/>
+          <w:szCs w:val="20"/>
+        </w:rPr>
+        <w:t>(</w:t>
+      </w:r>
+      <w:proofErr w:type="spellStart"/>
+      <w:proofErr w:type="gramStart"/>
+      <w:r>
+        <w:rPr>
+          <w:rFonts w:ascii="Bookman Old Style" w:hAnsi="Bookman Old Style"/>
+          <w:sz w:val="20"/>
+          <w:szCs w:val="20"/>
+        </w:rPr>
+        <w:t>n,false</w:t>
+      </w:r>
+      <w:proofErr w:type="spellEnd"/>
+      <w:proofErr w:type="gramEnd"/>
+      <w:r>
+        <w:rPr>
+          <w:rFonts w:ascii="Bookman Old Style" w:hAnsi="Bookman Old Style"/>
+          <w:sz w:val="20"/>
+          <w:szCs w:val="20"/>
+        </w:rPr>
+        <w:t>);</w:t>
+      </w:r>
+    </w:p>
+    <w:p>
+      <w:pPr>
+        <w:spacing w:after="0" w:line="240" w:lineRule="auto"/>
+        <w:rPr>
+          <w:rFonts w:ascii="Bookman Old Style" w:hAnsi="Bookman Old Style"/>
+          <w:sz w:val="20"/>
+          <w:szCs w:val="20"/>
+        </w:rPr>
+      </w:pPr>
+      <w:r>
+        <w:rPr>
+          <w:rFonts w:ascii="Bookman Old Style" w:hAnsi="Bookman Old Style"/>
+          <w:sz w:val="20"/>
+          <w:szCs w:val="20"/>
+        </w:rPr>
+        <w:t xml:space="preserve">        </w:t>
       </w:r>
       <w:proofErr w:type="gramStart"/>
       <w:r>
@@ -2368,26 +7829,17 @@
         </w:rPr>
         <w:t>for(</w:t>
       </w:r>
-      <w:proofErr w:type="spellStart"/>
-      <w:proofErr w:type="gramEnd"/>
-      <w:r>
-        <w:rPr>
-          <w:rFonts w:ascii="Bookman Old Style" w:hAnsi="Bookman Old Style"/>
-          <w:sz w:val="20"/>
-          <w:szCs w:val="20"/>
-        </w:rPr>
-        <w:t>ll</w:t>
-      </w:r>
-      <w:proofErr w:type="spellEnd"/>
-      <w:r>
-        <w:rPr>
-          <w:rFonts w:ascii="Bookman Old Style" w:hAnsi="Bookman Old Style"/>
-          <w:sz w:val="20"/>
-          <w:szCs w:val="20"/>
-        </w:rPr>
-        <w:t xml:space="preserve"> j=</w:t>
-      </w:r>
-      <w:proofErr w:type="spellStart"/>
+      <w:proofErr w:type="gramEnd"/>
+      <w:r>
+        <w:rPr>
+          <w:rFonts w:ascii="Bookman Old Style" w:hAnsi="Bookman Old Style"/>
+          <w:sz w:val="20"/>
+          <w:szCs w:val="20"/>
+        </w:rPr>
+        <w:t xml:space="preserve">auto </w:t>
+      </w:r>
+      <w:proofErr w:type="spellStart"/>
+      <w:proofErr w:type="gramStart"/>
       <w:r>
         <w:rPr>
           <w:rFonts w:ascii="Bookman Old Style" w:hAnsi="Bookman Old Style"/>
@@ -2403,10 +7855,64 @@
           <w:sz w:val="20"/>
           <w:szCs w:val="20"/>
         </w:rPr>
-        <w:t>; j&lt;=n; j+=</w:t>
-      </w:r>
-      <w:proofErr w:type="spellStart"/>
-      <w:proofErr w:type="gramStart"/>
+        <w:t xml:space="preserve"> :</w:t>
+      </w:r>
+      <w:proofErr w:type="gramEnd"/>
+      <w:r>
+        <w:rPr>
+          <w:rFonts w:ascii="Bookman Old Style" w:hAnsi="Bookman Old Style"/>
+          <w:sz w:val="20"/>
+          <w:szCs w:val="20"/>
+        </w:rPr>
+        <w:t xml:space="preserve"> </w:t>
+      </w:r>
+      <w:proofErr w:type="gramStart"/>
+      <w:r>
+        <w:rPr>
+          <w:rFonts w:ascii="Bookman Old Style" w:hAnsi="Bookman Old Style"/>
+          <w:sz w:val="20"/>
+          <w:szCs w:val="20"/>
+        </w:rPr>
+        <w:t>order){</w:t>
+      </w:r>
+      <w:proofErr w:type="gramEnd"/>
+    </w:p>
+    <w:p>
+      <w:pPr>
+        <w:spacing w:after="0" w:line="240" w:lineRule="auto"/>
+        <w:rPr>
+          <w:rFonts w:ascii="Bookman Old Style" w:hAnsi="Bookman Old Style"/>
+          <w:sz w:val="20"/>
+          <w:szCs w:val="20"/>
+        </w:rPr>
+      </w:pPr>
+      <w:r>
+        <w:rPr>
+          <w:rFonts w:ascii="Bookman Old Style" w:hAnsi="Bookman Old Style"/>
+          <w:sz w:val="20"/>
+          <w:szCs w:val="20"/>
+        </w:rPr>
+        <w:t xml:space="preserve">            if</w:t>
+      </w:r>
+      <w:proofErr w:type="gramStart"/>
+      <w:r>
+        <w:rPr>
+          <w:rFonts w:ascii="Bookman Old Style" w:hAnsi="Bookman Old Style"/>
+          <w:sz w:val="20"/>
+          <w:szCs w:val="20"/>
+        </w:rPr>
+        <w:t>(!vis</w:t>
+      </w:r>
+      <w:proofErr w:type="gramEnd"/>
+      <w:r>
+        <w:rPr>
+          <w:rFonts w:ascii="Bookman Old Style" w:hAnsi="Bookman Old Style"/>
+          <w:sz w:val="20"/>
+          <w:szCs w:val="20"/>
+        </w:rPr>
+        <w:t>[</w:t>
+      </w:r>
+      <w:proofErr w:type="spellStart"/>
       <w:r>
         <w:rPr>
           <w:rFonts w:ascii="Bookman Old Style" w:hAnsi="Bookman Old Style"/>
@@ -2416,578 +7922,141 @@
         <w:t>i</w:t>
       </w:r>
       <w:proofErr w:type="spellEnd"/>
-      <w:r>
-        <w:rPr>
-          <w:rFonts w:ascii="Bookman Old Style" w:hAnsi="Bookman Old Style"/>
-          <w:sz w:val="20"/>
-          <w:szCs w:val="20"/>
-        </w:rPr>
-        <w:t>){</w:t>
-      </w:r>
-      <w:proofErr w:type="gramEnd"/>
-    </w:p>
-    <w:p>
-      <w:pPr>
-        <w:spacing w:after="0" w:line="240" w:lineRule="auto"/>
-        <w:rPr>
-          <w:rFonts w:ascii="Bookman Old Style" w:hAnsi="Bookman Old Style"/>
-          <w:sz w:val="20"/>
-          <w:szCs w:val="20"/>
-        </w:rPr>
-      </w:pPr>
-      <w:r>
-        <w:rPr>
-          <w:rFonts w:ascii="Bookman Old Style" w:hAnsi="Bookman Old Style"/>
-          <w:sz w:val="20"/>
-          <w:szCs w:val="20"/>
-        </w:rPr>
-        <w:t>                phi[j] -= phi[j]/</w:t>
-      </w:r>
-      <w:proofErr w:type="spellStart"/>
-      <w:r>
-        <w:rPr>
-          <w:rFonts w:ascii="Bookman Old Style" w:hAnsi="Bookman Old Style"/>
-          <w:sz w:val="20"/>
-          <w:szCs w:val="20"/>
-        </w:rPr>
-        <w:t>i</w:t>
-      </w:r>
-      <w:proofErr w:type="spellEnd"/>
-      <w:r>
-        <w:rPr>
-          <w:rFonts w:ascii="Bookman Old Style" w:hAnsi="Bookman Old Style"/>
-          <w:sz w:val="20"/>
-          <w:szCs w:val="20"/>
-        </w:rPr>
-        <w:t>;</w:t>
-      </w:r>
-    </w:p>
-    <w:p>
-      <w:pPr>
-        <w:spacing w:after="0" w:line="240" w:lineRule="auto"/>
-        <w:rPr>
-          <w:rFonts w:ascii="Bookman Old Style" w:hAnsi="Bookman Old Style"/>
-          <w:sz w:val="20"/>
-          <w:szCs w:val="20"/>
-        </w:rPr>
-      </w:pPr>
-      <w:r>
-        <w:rPr>
-          <w:rFonts w:ascii="Bookman Old Style" w:hAnsi="Bookman Old Style"/>
-          <w:sz w:val="20"/>
-          <w:szCs w:val="20"/>
-        </w:rPr>
-        <w:t>            }</w:t>
-      </w:r>
-    </w:p>
-    <w:p>
-      <w:pPr>
-        <w:spacing w:after="0" w:line="240" w:lineRule="auto"/>
-        <w:rPr>
-          <w:rFonts w:ascii="Bookman Old Style" w:hAnsi="Bookman Old Style"/>
-          <w:sz w:val="20"/>
-          <w:szCs w:val="20"/>
-        </w:rPr>
-      </w:pPr>
-      <w:r>
-        <w:rPr>
-          <w:rFonts w:ascii="Bookman Old Style" w:hAnsi="Bookman Old Style"/>
-          <w:sz w:val="20"/>
-          <w:szCs w:val="20"/>
-        </w:rPr>
-        <w:t>        }</w:t>
-      </w:r>
-    </w:p>
-    <w:p>
-      <w:pPr>
-        <w:spacing w:after="0" w:line="240" w:lineRule="auto"/>
-        <w:rPr>
-          <w:rFonts w:ascii="Bookman Old Style" w:hAnsi="Bookman Old Style"/>
-          <w:sz w:val="20"/>
-          <w:szCs w:val="20"/>
-        </w:rPr>
-      </w:pPr>
-      <w:r>
-        <w:rPr>
-          <w:rFonts w:ascii="Bookman Old Style" w:hAnsi="Bookman Old Style"/>
-          <w:sz w:val="20"/>
-          <w:szCs w:val="20"/>
-        </w:rPr>
-        <w:t>    }</w:t>
-      </w:r>
-    </w:p>
-    <w:p>
-      <w:pPr>
-        <w:spacing w:after="0" w:line="240" w:lineRule="auto"/>
-        <w:rPr>
-          <w:rFonts w:ascii="Bookman Old Style" w:hAnsi="Bookman Old Style"/>
-          <w:sz w:val="20"/>
-          <w:szCs w:val="20"/>
-        </w:rPr>
-      </w:pPr>
-    </w:p>
-    <w:p>
-      <w:pPr>
-        <w:spacing w:after="0" w:line="240" w:lineRule="auto"/>
-        <w:rPr>
-          <w:rFonts w:ascii="Bookman Old Style" w:hAnsi="Bookman Old Style"/>
-          <w:sz w:val="20"/>
-          <w:szCs w:val="20"/>
-        </w:rPr>
-      </w:pPr>
-      <w:r>
-        <w:rPr>
-          <w:rFonts w:ascii="Bookman Old Style" w:hAnsi="Bookman Old Style"/>
-          <w:sz w:val="20"/>
-          <w:szCs w:val="20"/>
-        </w:rPr>
-        <w:t>// phi of n in root n</w:t>
-      </w:r>
-    </w:p>
-    <w:p>
-      <w:pPr>
-        <w:spacing w:after="0" w:line="240" w:lineRule="auto"/>
-        <w:rPr>
-          <w:rFonts w:ascii="Bookman Old Style" w:hAnsi="Bookman Old Style"/>
-          <w:sz w:val="20"/>
-          <w:szCs w:val="20"/>
-        </w:rPr>
-      </w:pPr>
-      <w:r>
-        <w:rPr>
-          <w:rFonts w:ascii="Bookman Old Style" w:hAnsi="Bookman Old Style"/>
-          <w:sz w:val="20"/>
-          <w:szCs w:val="20"/>
-        </w:rPr>
-        <w:t xml:space="preserve">int </w:t>
-      </w:r>
-      <w:proofErr w:type="gramStart"/>
-      <w:r>
-        <w:rPr>
-          <w:rFonts w:ascii="Bookman Old Style" w:hAnsi="Bookman Old Style"/>
-          <w:sz w:val="20"/>
-          <w:szCs w:val="20"/>
-        </w:rPr>
-        <w:t>phi(</w:t>
-      </w:r>
-      <w:proofErr w:type="spellStart"/>
-      <w:proofErr w:type="gramEnd"/>
-      <w:r>
-        <w:rPr>
-          <w:rFonts w:ascii="Bookman Old Style" w:hAnsi="Bookman Old Style"/>
-          <w:sz w:val="20"/>
-          <w:szCs w:val="20"/>
-        </w:rPr>
-        <w:t>ll</w:t>
-      </w:r>
-      <w:proofErr w:type="spellEnd"/>
-      <w:r>
-        <w:rPr>
-          <w:rFonts w:ascii="Bookman Old Style" w:hAnsi="Bookman Old Style"/>
-          <w:sz w:val="20"/>
-          <w:szCs w:val="20"/>
-        </w:rPr>
-        <w:t xml:space="preserve"> &amp;</w:t>
-      </w:r>
-      <w:proofErr w:type="gramStart"/>
-      <w:r>
-        <w:rPr>
-          <w:rFonts w:ascii="Bookman Old Style" w:hAnsi="Bookman Old Style"/>
-          <w:sz w:val="20"/>
-          <w:szCs w:val="20"/>
-        </w:rPr>
-        <w:t>n){</w:t>
-      </w:r>
-      <w:proofErr w:type="gramEnd"/>
-    </w:p>
-    <w:p>
-      <w:pPr>
-        <w:spacing w:after="0" w:line="240" w:lineRule="auto"/>
-        <w:rPr>
-          <w:rFonts w:ascii="Bookman Old Style" w:hAnsi="Bookman Old Style"/>
-          <w:sz w:val="20"/>
-          <w:szCs w:val="20"/>
-        </w:rPr>
-      </w:pPr>
-      <w:r>
-        <w:rPr>
-          <w:rFonts w:ascii="Bookman Old Style" w:hAnsi="Bookman Old Style"/>
-          <w:sz w:val="20"/>
-          <w:szCs w:val="20"/>
-        </w:rPr>
-        <w:t xml:space="preserve">    </w:t>
-      </w:r>
-      <w:proofErr w:type="spellStart"/>
-      <w:r>
-        <w:rPr>
-          <w:rFonts w:ascii="Bookman Old Style" w:hAnsi="Bookman Old Style"/>
-          <w:sz w:val="20"/>
-          <w:szCs w:val="20"/>
-        </w:rPr>
-        <w:t>ll</w:t>
-      </w:r>
-      <w:proofErr w:type="spellEnd"/>
-      <w:r>
-        <w:rPr>
-          <w:rFonts w:ascii="Bookman Old Style" w:hAnsi="Bookman Old Style"/>
-          <w:sz w:val="20"/>
-          <w:szCs w:val="20"/>
-        </w:rPr>
-        <w:t xml:space="preserve"> res = n;</w:t>
-      </w:r>
-    </w:p>
-    <w:p>
-      <w:pPr>
-        <w:spacing w:after="0" w:line="240" w:lineRule="auto"/>
-        <w:rPr>
-          <w:rFonts w:ascii="Bookman Old Style" w:hAnsi="Bookman Old Style"/>
-          <w:sz w:val="20"/>
-          <w:szCs w:val="20"/>
-        </w:rPr>
-      </w:pPr>
-      <w:r>
-        <w:rPr>
-          <w:rFonts w:ascii="Bookman Old Style" w:hAnsi="Bookman Old Style"/>
-          <w:sz w:val="20"/>
-          <w:szCs w:val="20"/>
-        </w:rPr>
-        <w:t xml:space="preserve">    </w:t>
-      </w:r>
-      <w:proofErr w:type="gramStart"/>
-      <w:r>
-        <w:rPr>
-          <w:rFonts w:ascii="Bookman Old Style" w:hAnsi="Bookman Old Style"/>
-          <w:sz w:val="20"/>
-          <w:szCs w:val="20"/>
-        </w:rPr>
-        <w:t>for(</w:t>
-      </w:r>
-      <w:proofErr w:type="spellStart"/>
-      <w:proofErr w:type="gramEnd"/>
-      <w:r>
-        <w:rPr>
-          <w:rFonts w:ascii="Bookman Old Style" w:hAnsi="Bookman Old Style"/>
-          <w:sz w:val="20"/>
-          <w:szCs w:val="20"/>
-        </w:rPr>
-        <w:t>ll</w:t>
-      </w:r>
-      <w:proofErr w:type="spellEnd"/>
-      <w:r>
-        <w:rPr>
-          <w:rFonts w:ascii="Bookman Old Style" w:hAnsi="Bookman Old Style"/>
-          <w:sz w:val="20"/>
-          <w:szCs w:val="20"/>
-        </w:rPr>
-        <w:t xml:space="preserve"> </w:t>
-      </w:r>
-      <w:proofErr w:type="spellStart"/>
-      <w:r>
-        <w:rPr>
-          <w:rFonts w:ascii="Bookman Old Style" w:hAnsi="Bookman Old Style"/>
-          <w:sz w:val="20"/>
-          <w:szCs w:val="20"/>
-        </w:rPr>
-        <w:t>i</w:t>
-      </w:r>
-      <w:proofErr w:type="spellEnd"/>
-      <w:r>
-        <w:rPr>
-          <w:rFonts w:ascii="Bookman Old Style" w:hAnsi="Bookman Old Style"/>
-          <w:sz w:val="20"/>
-          <w:szCs w:val="20"/>
-        </w:rPr>
-        <w:t xml:space="preserve">=2; </w:t>
-      </w:r>
-      <w:proofErr w:type="spellStart"/>
-      <w:r>
-        <w:rPr>
-          <w:rFonts w:ascii="Bookman Old Style" w:hAnsi="Bookman Old Style"/>
-          <w:sz w:val="20"/>
-          <w:szCs w:val="20"/>
-        </w:rPr>
-        <w:t>i</w:t>
-      </w:r>
-      <w:proofErr w:type="spellEnd"/>
-      <w:r>
-        <w:rPr>
-          <w:rFonts w:ascii="Bookman Old Style" w:hAnsi="Bookman Old Style"/>
-          <w:sz w:val="20"/>
-          <w:szCs w:val="20"/>
-        </w:rPr>
-        <w:t>*</w:t>
-      </w:r>
-      <w:proofErr w:type="spellStart"/>
-      <w:r>
-        <w:rPr>
-          <w:rFonts w:ascii="Bookman Old Style" w:hAnsi="Bookman Old Style"/>
-          <w:sz w:val="20"/>
-          <w:szCs w:val="20"/>
-        </w:rPr>
-        <w:t>i</w:t>
-      </w:r>
-      <w:proofErr w:type="spellEnd"/>
-      <w:r>
-        <w:rPr>
-          <w:rFonts w:ascii="Bookman Old Style" w:hAnsi="Bookman Old Style"/>
-          <w:sz w:val="20"/>
-          <w:szCs w:val="20"/>
-        </w:rPr>
-        <w:t xml:space="preserve">&lt;=n; </w:t>
-      </w:r>
-      <w:proofErr w:type="spellStart"/>
-      <w:r>
-        <w:rPr>
-          <w:rFonts w:ascii="Bookman Old Style" w:hAnsi="Bookman Old Style"/>
-          <w:sz w:val="20"/>
-          <w:szCs w:val="20"/>
-        </w:rPr>
-        <w:t>i</w:t>
-      </w:r>
-      <w:proofErr w:type="spellEnd"/>
-      <w:r>
-        <w:rPr>
-          <w:rFonts w:ascii="Bookman Old Style" w:hAnsi="Bookman Old Style"/>
-          <w:sz w:val="20"/>
-          <w:szCs w:val="20"/>
-        </w:rPr>
-        <w:t>+</w:t>
-      </w:r>
-      <w:proofErr w:type="gramStart"/>
-      <w:r>
-        <w:rPr>
-          <w:rFonts w:ascii="Bookman Old Style" w:hAnsi="Bookman Old Style"/>
-          <w:sz w:val="20"/>
-          <w:szCs w:val="20"/>
-        </w:rPr>
-        <w:t>+){</w:t>
-      </w:r>
-      <w:proofErr w:type="gramEnd"/>
-    </w:p>
-    <w:p>
-      <w:pPr>
-        <w:spacing w:after="0" w:line="240" w:lineRule="auto"/>
-        <w:rPr>
-          <w:rFonts w:ascii="Bookman Old Style" w:hAnsi="Bookman Old Style"/>
-          <w:sz w:val="20"/>
-          <w:szCs w:val="20"/>
-        </w:rPr>
-      </w:pPr>
-      <w:r>
-        <w:rPr>
-          <w:rFonts w:ascii="Bookman Old Style" w:hAnsi="Bookman Old Style"/>
-          <w:sz w:val="20"/>
-          <w:szCs w:val="20"/>
-        </w:rPr>
-        <w:t>        if(</w:t>
-      </w:r>
-      <w:proofErr w:type="spellStart"/>
-      <w:r>
-        <w:rPr>
-          <w:rFonts w:ascii="Bookman Old Style" w:hAnsi="Bookman Old Style"/>
-          <w:sz w:val="20"/>
-          <w:szCs w:val="20"/>
-        </w:rPr>
-        <w:t>n%i</w:t>
-      </w:r>
-      <w:proofErr w:type="spellEnd"/>
-      <w:r>
-        <w:rPr>
-          <w:rFonts w:ascii="Bookman Old Style" w:hAnsi="Bookman Old Style"/>
-          <w:sz w:val="20"/>
-          <w:szCs w:val="20"/>
-        </w:rPr>
-        <w:t>==</w:t>
-      </w:r>
-      <w:proofErr w:type="gramStart"/>
-      <w:r>
-        <w:rPr>
-          <w:rFonts w:ascii="Bookman Old Style" w:hAnsi="Bookman Old Style"/>
-          <w:sz w:val="20"/>
-          <w:szCs w:val="20"/>
-        </w:rPr>
-        <w:t>0){</w:t>
-      </w:r>
-      <w:proofErr w:type="gramEnd"/>
-    </w:p>
-    <w:p>
-      <w:pPr>
-        <w:spacing w:after="0" w:line="240" w:lineRule="auto"/>
-        <w:rPr>
-          <w:rFonts w:ascii="Bookman Old Style" w:hAnsi="Bookman Old Style"/>
-          <w:sz w:val="20"/>
-          <w:szCs w:val="20"/>
-        </w:rPr>
-      </w:pPr>
-      <w:r>
-        <w:rPr>
-          <w:rFonts w:ascii="Bookman Old Style" w:hAnsi="Bookman Old Style"/>
-          <w:sz w:val="20"/>
-          <w:szCs w:val="20"/>
-        </w:rPr>
-        <w:t>            while(</w:t>
-      </w:r>
-      <w:proofErr w:type="spellStart"/>
-      <w:r>
-        <w:rPr>
-          <w:rFonts w:ascii="Bookman Old Style" w:hAnsi="Bookman Old Style"/>
-          <w:sz w:val="20"/>
-          <w:szCs w:val="20"/>
-        </w:rPr>
-        <w:t>n%i</w:t>
-      </w:r>
-      <w:proofErr w:type="spellEnd"/>
-      <w:r>
-        <w:rPr>
-          <w:rFonts w:ascii="Bookman Old Style" w:hAnsi="Bookman Old Style"/>
-          <w:sz w:val="20"/>
-          <w:szCs w:val="20"/>
-        </w:rPr>
-        <w:t>==0) n/=</w:t>
-      </w:r>
-      <w:proofErr w:type="spellStart"/>
-      <w:r>
-        <w:rPr>
-          <w:rFonts w:ascii="Bookman Old Style" w:hAnsi="Bookman Old Style"/>
-          <w:sz w:val="20"/>
-          <w:szCs w:val="20"/>
-        </w:rPr>
-        <w:t>i</w:t>
-      </w:r>
-      <w:proofErr w:type="spellEnd"/>
-      <w:r>
-        <w:rPr>
-          <w:rFonts w:ascii="Bookman Old Style" w:hAnsi="Bookman Old Style"/>
-          <w:sz w:val="20"/>
-          <w:szCs w:val="20"/>
-        </w:rPr>
-        <w:t>;</w:t>
-      </w:r>
-    </w:p>
-    <w:p>
-      <w:pPr>
-        <w:spacing w:after="0" w:line="240" w:lineRule="auto"/>
-        <w:rPr>
-          <w:rFonts w:ascii="Bookman Old Style" w:hAnsi="Bookman Old Style"/>
-          <w:sz w:val="20"/>
-          <w:szCs w:val="20"/>
-        </w:rPr>
-      </w:pPr>
-      <w:r>
-        <w:rPr>
-          <w:rFonts w:ascii="Bookman Old Style" w:hAnsi="Bookman Old Style"/>
-          <w:sz w:val="20"/>
-          <w:szCs w:val="20"/>
-        </w:rPr>
-        <w:t>            res -= (res/</w:t>
-      </w:r>
-      <w:proofErr w:type="spellStart"/>
-      <w:r>
-        <w:rPr>
-          <w:rFonts w:ascii="Bookman Old Style" w:hAnsi="Bookman Old Style"/>
-          <w:sz w:val="20"/>
-          <w:szCs w:val="20"/>
-        </w:rPr>
-        <w:t>i</w:t>
-      </w:r>
-      <w:proofErr w:type="spellEnd"/>
-      <w:r>
-        <w:rPr>
-          <w:rFonts w:ascii="Bookman Old Style" w:hAnsi="Bookman Old Style"/>
-          <w:sz w:val="20"/>
-          <w:szCs w:val="20"/>
-        </w:rPr>
-        <w:t>);</w:t>
-      </w:r>
-    </w:p>
-    <w:p>
-      <w:pPr>
-        <w:spacing w:after="0" w:line="240" w:lineRule="auto"/>
-        <w:rPr>
-          <w:rFonts w:ascii="Bookman Old Style" w:hAnsi="Bookman Old Style"/>
-          <w:sz w:val="20"/>
-          <w:szCs w:val="20"/>
-        </w:rPr>
-      </w:pPr>
-      <w:r>
-        <w:rPr>
-          <w:rFonts w:ascii="Bookman Old Style" w:hAnsi="Bookman Old Style"/>
-          <w:sz w:val="20"/>
-          <w:szCs w:val="20"/>
-        </w:rPr>
-        <w:t>        }</w:t>
-      </w:r>
-    </w:p>
-    <w:p>
-      <w:pPr>
-        <w:spacing w:after="0" w:line="240" w:lineRule="auto"/>
-        <w:rPr>
-          <w:rFonts w:ascii="Bookman Old Style" w:hAnsi="Bookman Old Style"/>
-          <w:sz w:val="20"/>
-          <w:szCs w:val="20"/>
-        </w:rPr>
-      </w:pPr>
-      <w:r>
-        <w:rPr>
-          <w:rFonts w:ascii="Bookman Old Style" w:hAnsi="Bookman Old Style"/>
-          <w:sz w:val="20"/>
-          <w:szCs w:val="20"/>
-        </w:rPr>
-        <w:t>    }</w:t>
-      </w:r>
-    </w:p>
-    <w:p>
-      <w:pPr>
-        <w:spacing w:after="0" w:line="240" w:lineRule="auto"/>
-        <w:rPr>
-          <w:rFonts w:ascii="Bookman Old Style" w:hAnsi="Bookman Old Style"/>
-          <w:sz w:val="20"/>
-          <w:szCs w:val="20"/>
-        </w:rPr>
-      </w:pPr>
-      <w:r>
-        <w:rPr>
-          <w:rFonts w:ascii="Bookman Old Style" w:hAnsi="Bookman Old Style"/>
-          <w:sz w:val="20"/>
-          <w:szCs w:val="20"/>
-        </w:rPr>
-        <w:t>    if(n&gt;1) res -= (res/n);</w:t>
-      </w:r>
-    </w:p>
-    <w:p>
-      <w:pPr>
-        <w:spacing w:after="0" w:line="240" w:lineRule="auto"/>
-        <w:rPr>
-          <w:rFonts w:ascii="Bookman Old Style" w:hAnsi="Bookman Old Style"/>
-          <w:sz w:val="20"/>
-          <w:szCs w:val="20"/>
-        </w:rPr>
-      </w:pPr>
-      <w:r>
-        <w:rPr>
-          <w:rFonts w:ascii="Bookman Old Style" w:hAnsi="Bookman Old Style"/>
-          <w:sz w:val="20"/>
-          <w:szCs w:val="20"/>
-        </w:rPr>
-        <w:t>    return res;</w:t>
-      </w:r>
-    </w:p>
-    <w:p>
-      <w:pPr>
-        <w:spacing w:after="0" w:line="240" w:lineRule="auto"/>
-        <w:rPr>
-          <w:rFonts w:ascii="Bookman Old Style" w:hAnsi="Bookman Old Style"/>
-          <w:sz w:val="20"/>
-          <w:szCs w:val="20"/>
-        </w:rPr>
-      </w:pPr>
-      <w:r>
-        <w:rPr>
-          <w:rFonts w:ascii="Bookman Old Style" w:hAnsi="Bookman Old Style"/>
-          <w:sz w:val="20"/>
-          <w:szCs w:val="20"/>
-        </w:rPr>
-        <w:t>}</w:t>
+      <w:proofErr w:type="gramStart"/>
+      <w:r>
+        <w:rPr>
+          <w:rFonts w:ascii="Bookman Old Style" w:hAnsi="Bookman Old Style"/>
+          <w:sz w:val="20"/>
+          <w:szCs w:val="20"/>
+        </w:rPr>
+        <w:t>]){</w:t>
+      </w:r>
+      <w:proofErr w:type="gramEnd"/>
+    </w:p>
+    <w:p>
+      <w:pPr>
+        <w:spacing w:after="0" w:line="240" w:lineRule="auto"/>
+        <w:rPr>
+          <w:rFonts w:ascii="Bookman Old Style" w:hAnsi="Bookman Old Style"/>
+          <w:sz w:val="20"/>
+          <w:szCs w:val="20"/>
+        </w:rPr>
+      </w:pPr>
+      <w:r>
+        <w:rPr>
+          <w:rFonts w:ascii="Bookman Old Style" w:hAnsi="Bookman Old Style"/>
+          <w:sz w:val="20"/>
+          <w:szCs w:val="20"/>
+        </w:rPr>
+        <w:t xml:space="preserve">                res++;</w:t>
+      </w:r>
+    </w:p>
+    <w:p>
+      <w:pPr>
+        <w:spacing w:after="0" w:line="240" w:lineRule="auto"/>
+        <w:rPr>
+          <w:rFonts w:ascii="Bookman Old Style" w:hAnsi="Bookman Old Style"/>
+          <w:sz w:val="20"/>
+          <w:szCs w:val="20"/>
+        </w:rPr>
+      </w:pPr>
+      <w:r>
+        <w:rPr>
+          <w:rFonts w:ascii="Bookman Old Style" w:hAnsi="Bookman Old Style"/>
+          <w:sz w:val="20"/>
+          <w:szCs w:val="20"/>
+        </w:rPr>
+        <w:t xml:space="preserve">                dfs2(dfs</w:t>
+      </w:r>
+      <w:proofErr w:type="gramStart"/>
+      <w:r>
+        <w:rPr>
+          <w:rFonts w:ascii="Bookman Old Style" w:hAnsi="Bookman Old Style"/>
+          <w:sz w:val="20"/>
+          <w:szCs w:val="20"/>
+        </w:rPr>
+        <w:t>2,i</w:t>
+      </w:r>
+      <w:proofErr w:type="gramEnd"/>
+      <w:r>
+        <w:rPr>
+          <w:rFonts w:ascii="Bookman Old Style" w:hAnsi="Bookman Old Style"/>
+          <w:sz w:val="20"/>
+          <w:szCs w:val="20"/>
+        </w:rPr>
+        <w:t>,revadj);</w:t>
+      </w:r>
+    </w:p>
+    <w:p>
+      <w:pPr>
+        <w:spacing w:after="0" w:line="240" w:lineRule="auto"/>
+        <w:rPr>
+          <w:rFonts w:ascii="Bookman Old Style" w:hAnsi="Bookman Old Style"/>
+          <w:sz w:val="20"/>
+          <w:szCs w:val="20"/>
+        </w:rPr>
+      </w:pPr>
+      <w:r>
+        <w:rPr>
+          <w:rFonts w:ascii="Bookman Old Style" w:hAnsi="Bookman Old Style"/>
+          <w:sz w:val="20"/>
+          <w:szCs w:val="20"/>
+        </w:rPr>
+        <w:t xml:space="preserve">            }</w:t>
+      </w:r>
+    </w:p>
+    <w:p>
+      <w:pPr>
+        <w:spacing w:after="0" w:line="240" w:lineRule="auto"/>
+        <w:rPr>
+          <w:rFonts w:ascii="Bookman Old Style" w:hAnsi="Bookman Old Style"/>
+          <w:sz w:val="20"/>
+          <w:szCs w:val="20"/>
+        </w:rPr>
+      </w:pPr>
+      <w:r>
+        <w:rPr>
+          <w:rFonts w:ascii="Bookman Old Style" w:hAnsi="Bookman Old Style"/>
+          <w:sz w:val="20"/>
+          <w:szCs w:val="20"/>
+        </w:rPr>
+        <w:t xml:space="preserve">        }</w:t>
+      </w:r>
+    </w:p>
+    <w:p>
+      <w:pPr>
+        <w:spacing w:after="0" w:line="240" w:lineRule="auto"/>
+        <w:rPr>
+          <w:rFonts w:ascii="Bookman Old Style" w:hAnsi="Bookman Old Style"/>
+          <w:sz w:val="20"/>
+          <w:szCs w:val="20"/>
+        </w:rPr>
+      </w:pPr>
+      <w:r>
+        <w:rPr>
+          <w:rFonts w:ascii="Bookman Old Style" w:hAnsi="Bookman Old Style"/>
+          <w:sz w:val="20"/>
+          <w:szCs w:val="20"/>
+        </w:rPr>
+        <w:t xml:space="preserve">        return res;</w:t>
+      </w:r>
+    </w:p>
+    <w:p>
+      <w:pPr>
+        <w:spacing w:after="0" w:line="240" w:lineRule="auto"/>
+        <w:rPr>
+          <w:rFonts w:ascii="Bookman Old Style" w:hAnsi="Bookman Old Style"/>
+          <w:sz w:val="20"/>
+          <w:szCs w:val="20"/>
+        </w:rPr>
+      </w:pPr>
+      <w:r>
+        <w:rPr>
+          <w:rFonts w:ascii="Bookman Old Style" w:hAnsi="Bookman Old Style"/>
+          <w:sz w:val="20"/>
+          <w:szCs w:val="20"/>
+        </w:rPr>
+        <w:t xml:space="preserve">    }</w:t>
       </w:r>
     </w:p>
     <w:p>
@@ -3623,6 +8692,7 @@
   <w:style w:type="character" w:default="1" w:styleId="DefaultParagraphFont">
     <w:name w:val="Default Paragraph Font"/>
     <w:uiPriority w:val="1"/>
+    <w:semiHidden/>
     <w:unhideWhenUsed/>
   </w:style>
   <w:style w:type="table" w:default="1" w:styleId="TableNormal">

--- a/ICPC STUDY/ICPC_STUDY.docx
+++ b/ICPC STUDY/ICPC_STUDY.docx
@@ -11208,8 +11208,3522 @@
         <w:spacing w:after="0" w:line="240" w:lineRule="auto"/>
         <w:rPr>
           <w:rFonts w:ascii="Bookman Old Style" w:hAnsi="Bookman Old Style"/>
-          <w:sz w:val="16"/>
-          <w:szCs w:val="16"/>
+          <w:b/>
+          <w:bCs/>
+          <w:sz w:val="20"/>
+          <w:szCs w:val="20"/>
+        </w:rPr>
+      </w:pPr>
+      <w:r>
+        <w:rPr>
+          <w:rFonts w:ascii="Bookman Old Style" w:hAnsi="Bookman Old Style"/>
+          <w:b/>
+          <w:bCs/>
+          <w:sz w:val="20"/>
+          <w:szCs w:val="20"/>
+        </w:rPr>
+        <w:t>12. Matrix Exponentiation</w:t>
+      </w:r>
+    </w:p>
+    <w:p>
+      <w:pPr>
+        <w:spacing w:after="0" w:line="240" w:lineRule="auto"/>
+        <w:rPr>
+          <w:rFonts w:ascii="Bookman Old Style" w:hAnsi="Bookman Old Style"/>
+          <w:b/>
+          <w:bCs/>
+          <w:sz w:val="20"/>
+          <w:szCs w:val="20"/>
+        </w:rPr>
+      </w:pPr>
+    </w:p>
+    <w:p>
+      <w:pPr>
+        <w:spacing w:after="0" w:line="240" w:lineRule="auto"/>
+        <w:rPr>
+          <w:rFonts w:ascii="Bookman Old Style" w:hAnsi="Bookman Old Style"/>
+          <w:sz w:val="16"/>
+          <w:szCs w:val="16"/>
+        </w:rPr>
+      </w:pPr>
+      <w:r>
+        <w:rPr>
+          <w:rFonts w:ascii="Bookman Old Style" w:hAnsi="Bookman Old Style"/>
+          <w:sz w:val="16"/>
+          <w:szCs w:val="16"/>
+        </w:rPr>
+        <w:t xml:space="preserve">struct </w:t>
+      </w:r>
+      <w:proofErr w:type="gramStart"/>
+      <w:r>
+        <w:rPr>
+          <w:rFonts w:ascii="Bookman Old Style" w:hAnsi="Bookman Old Style"/>
+          <w:sz w:val="16"/>
+          <w:szCs w:val="16"/>
+        </w:rPr>
+        <w:t>matrix{</w:t>
+      </w:r>
+      <w:proofErr w:type="gramEnd"/>
+    </w:p>
+    <w:p>
+      <w:pPr>
+        <w:spacing w:after="0" w:line="240" w:lineRule="auto"/>
+        <w:rPr>
+          <w:rFonts w:ascii="Bookman Old Style" w:hAnsi="Bookman Old Style"/>
+          <w:sz w:val="16"/>
+          <w:szCs w:val="16"/>
+        </w:rPr>
+      </w:pPr>
+      <w:r>
+        <w:rPr>
+          <w:rFonts w:ascii="Bookman Old Style" w:hAnsi="Bookman Old Style"/>
+          <w:sz w:val="16"/>
+          <w:szCs w:val="16"/>
+        </w:rPr>
+        <w:t xml:space="preserve">    </w:t>
+      </w:r>
+      <w:proofErr w:type="spellStart"/>
+      <w:r>
+        <w:rPr>
+          <w:rFonts w:ascii="Bookman Old Style" w:hAnsi="Bookman Old Style"/>
+          <w:sz w:val="16"/>
+          <w:szCs w:val="16"/>
+        </w:rPr>
+        <w:t>ll</w:t>
+      </w:r>
+      <w:proofErr w:type="spellEnd"/>
+      <w:r>
+        <w:rPr>
+          <w:rFonts w:ascii="Bookman Old Style" w:hAnsi="Bookman Old Style"/>
+          <w:sz w:val="16"/>
+          <w:szCs w:val="16"/>
+        </w:rPr>
+        <w:t xml:space="preserve"> n; vector&lt;vector&lt;</w:t>
+      </w:r>
+      <w:proofErr w:type="spellStart"/>
+      <w:r>
+        <w:rPr>
+          <w:rFonts w:ascii="Bookman Old Style" w:hAnsi="Bookman Old Style"/>
+          <w:sz w:val="16"/>
+          <w:szCs w:val="16"/>
+        </w:rPr>
+        <w:t>ll</w:t>
+      </w:r>
+      <w:proofErr w:type="spellEnd"/>
+      <w:r>
+        <w:rPr>
+          <w:rFonts w:ascii="Bookman Old Style" w:hAnsi="Bookman Old Style"/>
+          <w:sz w:val="16"/>
+          <w:szCs w:val="16"/>
+        </w:rPr>
+        <w:t>&gt;&gt; mat;</w:t>
+      </w:r>
+    </w:p>
+    <w:p>
+      <w:pPr>
+        <w:spacing w:after="0" w:line="240" w:lineRule="auto"/>
+        <w:rPr>
+          <w:rFonts w:ascii="Bookman Old Style" w:hAnsi="Bookman Old Style"/>
+          <w:sz w:val="16"/>
+          <w:szCs w:val="16"/>
+        </w:rPr>
+      </w:pPr>
+      <w:r>
+        <w:rPr>
+          <w:rFonts w:ascii="Bookman Old Style" w:hAnsi="Bookman Old Style"/>
+          <w:sz w:val="16"/>
+          <w:szCs w:val="16"/>
+        </w:rPr>
+        <w:t xml:space="preserve">    </w:t>
+      </w:r>
+      <w:proofErr w:type="gramStart"/>
+      <w:r>
+        <w:rPr>
+          <w:rFonts w:ascii="Bookman Old Style" w:hAnsi="Bookman Old Style"/>
+          <w:sz w:val="16"/>
+          <w:szCs w:val="16"/>
+        </w:rPr>
+        <w:t>matrix(</w:t>
+      </w:r>
+      <w:proofErr w:type="spellStart"/>
+      <w:proofErr w:type="gramEnd"/>
+      <w:r>
+        <w:rPr>
+          <w:rFonts w:ascii="Bookman Old Style" w:hAnsi="Bookman Old Style"/>
+          <w:sz w:val="16"/>
+          <w:szCs w:val="16"/>
+        </w:rPr>
+        <w:t>ll</w:t>
+      </w:r>
+      <w:proofErr w:type="spellEnd"/>
+      <w:r>
+        <w:rPr>
+          <w:rFonts w:ascii="Bookman Old Style" w:hAnsi="Bookman Old Style"/>
+          <w:sz w:val="16"/>
+          <w:szCs w:val="16"/>
+        </w:rPr>
+        <w:t xml:space="preserve"> </w:t>
+      </w:r>
+      <w:proofErr w:type="gramStart"/>
+      <w:r>
+        <w:rPr>
+          <w:rFonts w:ascii="Bookman Old Style" w:hAnsi="Bookman Old Style"/>
+          <w:sz w:val="16"/>
+          <w:szCs w:val="16"/>
+        </w:rPr>
+        <w:t>n){</w:t>
+      </w:r>
+      <w:proofErr w:type="gramEnd"/>
+    </w:p>
+    <w:p>
+      <w:pPr>
+        <w:spacing w:after="0" w:line="240" w:lineRule="auto"/>
+        <w:rPr>
+          <w:rFonts w:ascii="Bookman Old Style" w:hAnsi="Bookman Old Style"/>
+          <w:sz w:val="16"/>
+          <w:szCs w:val="16"/>
+        </w:rPr>
+      </w:pPr>
+      <w:r>
+        <w:rPr>
+          <w:rFonts w:ascii="Bookman Old Style" w:hAnsi="Bookman Old Style"/>
+          <w:sz w:val="16"/>
+          <w:szCs w:val="16"/>
+        </w:rPr>
+        <w:t>        this-&gt;n = n;</w:t>
+      </w:r>
+    </w:p>
+    <w:p>
+      <w:pPr>
+        <w:spacing w:after="0" w:line="240" w:lineRule="auto"/>
+        <w:rPr>
+          <w:rFonts w:ascii="Bookman Old Style" w:hAnsi="Bookman Old Style"/>
+          <w:sz w:val="16"/>
+          <w:szCs w:val="16"/>
+        </w:rPr>
+      </w:pPr>
+      <w:r>
+        <w:rPr>
+          <w:rFonts w:ascii="Bookman Old Style" w:hAnsi="Bookman Old Style"/>
+          <w:sz w:val="16"/>
+          <w:szCs w:val="16"/>
+        </w:rPr>
+        <w:t xml:space="preserve">        </w:t>
+      </w:r>
+      <w:proofErr w:type="spellStart"/>
+      <w:proofErr w:type="gramStart"/>
+      <w:r>
+        <w:rPr>
+          <w:rFonts w:ascii="Bookman Old Style" w:hAnsi="Bookman Old Style"/>
+          <w:sz w:val="16"/>
+          <w:szCs w:val="16"/>
+        </w:rPr>
+        <w:t>mat.resize</w:t>
+      </w:r>
+      <w:proofErr w:type="spellEnd"/>
+      <w:proofErr w:type="gramEnd"/>
+      <w:r>
+        <w:rPr>
+          <w:rFonts w:ascii="Bookman Old Style" w:hAnsi="Bookman Old Style"/>
+          <w:sz w:val="16"/>
+          <w:szCs w:val="16"/>
+        </w:rPr>
+        <w:t>(n, vector&lt;</w:t>
+      </w:r>
+      <w:proofErr w:type="spellStart"/>
+      <w:r>
+        <w:rPr>
+          <w:rFonts w:ascii="Bookman Old Style" w:hAnsi="Bookman Old Style"/>
+          <w:sz w:val="16"/>
+          <w:szCs w:val="16"/>
+        </w:rPr>
+        <w:t>ll</w:t>
+      </w:r>
+      <w:proofErr w:type="spellEnd"/>
+      <w:r>
+        <w:rPr>
+          <w:rFonts w:ascii="Bookman Old Style" w:hAnsi="Bookman Old Style"/>
+          <w:sz w:val="16"/>
+          <w:szCs w:val="16"/>
+        </w:rPr>
+        <w:t>&gt;(</w:t>
+      </w:r>
+      <w:proofErr w:type="spellStart"/>
+      <w:proofErr w:type="gramStart"/>
+      <w:r>
+        <w:rPr>
+          <w:rFonts w:ascii="Bookman Old Style" w:hAnsi="Bookman Old Style"/>
+          <w:sz w:val="16"/>
+          <w:szCs w:val="16"/>
+        </w:rPr>
+        <w:t>n,LLONG</w:t>
+      </w:r>
+      <w:proofErr w:type="gramEnd"/>
+      <w:r>
+        <w:rPr>
+          <w:rFonts w:ascii="Bookman Old Style" w:hAnsi="Bookman Old Style"/>
+          <w:sz w:val="16"/>
+          <w:szCs w:val="16"/>
+        </w:rPr>
+        <w:t>_MAX</w:t>
+      </w:r>
+      <w:proofErr w:type="spellEnd"/>
+      <w:r>
+        <w:rPr>
+          <w:rFonts w:ascii="Bookman Old Style" w:hAnsi="Bookman Old Style"/>
+          <w:sz w:val="16"/>
+          <w:szCs w:val="16"/>
+        </w:rPr>
+        <w:t>));</w:t>
+      </w:r>
+    </w:p>
+    <w:p>
+      <w:pPr>
+        <w:spacing w:after="0" w:line="240" w:lineRule="auto"/>
+        <w:rPr>
+          <w:rFonts w:ascii="Bookman Old Style" w:hAnsi="Bookman Old Style"/>
+          <w:sz w:val="16"/>
+          <w:szCs w:val="16"/>
+        </w:rPr>
+      </w:pPr>
+      <w:r>
+        <w:rPr>
+          <w:rFonts w:ascii="Bookman Old Style" w:hAnsi="Bookman Old Style"/>
+          <w:sz w:val="16"/>
+          <w:szCs w:val="16"/>
+        </w:rPr>
+        <w:t>    }</w:t>
+      </w:r>
+    </w:p>
+    <w:p>
+      <w:pPr>
+        <w:spacing w:after="0" w:line="240" w:lineRule="auto"/>
+        <w:rPr>
+          <w:rFonts w:ascii="Bookman Old Style" w:hAnsi="Bookman Old Style"/>
+          <w:sz w:val="16"/>
+          <w:szCs w:val="16"/>
+        </w:rPr>
+      </w:pPr>
+      <w:r>
+        <w:rPr>
+          <w:rFonts w:ascii="Bookman Old Style" w:hAnsi="Bookman Old Style"/>
+          <w:sz w:val="16"/>
+          <w:szCs w:val="16"/>
+        </w:rPr>
+        <w:t>};</w:t>
+      </w:r>
+    </w:p>
+    <w:p>
+      <w:pPr>
+        <w:spacing w:after="0" w:line="240" w:lineRule="auto"/>
+        <w:rPr>
+          <w:rFonts w:ascii="Bookman Old Style" w:hAnsi="Bookman Old Style"/>
+          <w:sz w:val="16"/>
+          <w:szCs w:val="16"/>
+        </w:rPr>
+      </w:pPr>
+      <w:r>
+        <w:rPr>
+          <w:rFonts w:ascii="Bookman Old Style" w:hAnsi="Bookman Old Style"/>
+          <w:sz w:val="16"/>
+          <w:szCs w:val="16"/>
+        </w:rPr>
+        <w:t xml:space="preserve">matrix </w:t>
+      </w:r>
+      <w:proofErr w:type="gramStart"/>
+      <w:r>
+        <w:rPr>
+          <w:rFonts w:ascii="Bookman Old Style" w:hAnsi="Bookman Old Style"/>
+          <w:sz w:val="16"/>
+          <w:szCs w:val="16"/>
+        </w:rPr>
+        <w:t>multiply(</w:t>
+      </w:r>
+      <w:proofErr w:type="gramEnd"/>
+      <w:r>
+        <w:rPr>
+          <w:rFonts w:ascii="Bookman Old Style" w:hAnsi="Bookman Old Style"/>
+          <w:sz w:val="16"/>
+          <w:szCs w:val="16"/>
+        </w:rPr>
+        <w:t>matrix &amp;a, matrix &amp;</w:t>
+      </w:r>
+      <w:proofErr w:type="gramStart"/>
+      <w:r>
+        <w:rPr>
+          <w:rFonts w:ascii="Bookman Old Style" w:hAnsi="Bookman Old Style"/>
+          <w:sz w:val="16"/>
+          <w:szCs w:val="16"/>
+        </w:rPr>
+        <w:t>b){</w:t>
+      </w:r>
+      <w:proofErr w:type="gramEnd"/>
+    </w:p>
+    <w:p>
+      <w:pPr>
+        <w:spacing w:after="0" w:line="240" w:lineRule="auto"/>
+        <w:rPr>
+          <w:rFonts w:ascii="Bookman Old Style" w:hAnsi="Bookman Old Style"/>
+          <w:sz w:val="16"/>
+          <w:szCs w:val="16"/>
+        </w:rPr>
+      </w:pPr>
+      <w:r>
+        <w:rPr>
+          <w:rFonts w:ascii="Bookman Old Style" w:hAnsi="Bookman Old Style"/>
+          <w:sz w:val="16"/>
+          <w:szCs w:val="16"/>
+        </w:rPr>
+        <w:t xml:space="preserve">    </w:t>
+      </w:r>
+      <w:proofErr w:type="spellStart"/>
+      <w:r>
+        <w:rPr>
+          <w:rFonts w:ascii="Bookman Old Style" w:hAnsi="Bookman Old Style"/>
+          <w:sz w:val="16"/>
+          <w:szCs w:val="16"/>
+        </w:rPr>
+        <w:t>ll</w:t>
+      </w:r>
+      <w:proofErr w:type="spellEnd"/>
+      <w:r>
+        <w:rPr>
+          <w:rFonts w:ascii="Bookman Old Style" w:hAnsi="Bookman Old Style"/>
+          <w:sz w:val="16"/>
+          <w:szCs w:val="16"/>
+        </w:rPr>
+        <w:t xml:space="preserve"> n = </w:t>
+      </w:r>
+      <w:proofErr w:type="spellStart"/>
+      <w:r>
+        <w:rPr>
+          <w:rFonts w:ascii="Bookman Old Style" w:hAnsi="Bookman Old Style"/>
+          <w:sz w:val="16"/>
+          <w:szCs w:val="16"/>
+        </w:rPr>
+        <w:t>a.n</w:t>
+      </w:r>
+      <w:proofErr w:type="spellEnd"/>
+      <w:r>
+        <w:rPr>
+          <w:rFonts w:ascii="Bookman Old Style" w:hAnsi="Bookman Old Style"/>
+          <w:sz w:val="16"/>
+          <w:szCs w:val="16"/>
+        </w:rPr>
+        <w:t>;</w:t>
+      </w:r>
+    </w:p>
+    <w:p>
+      <w:pPr>
+        <w:spacing w:after="0" w:line="240" w:lineRule="auto"/>
+        <w:rPr>
+          <w:rFonts w:ascii="Bookman Old Style" w:hAnsi="Bookman Old Style"/>
+          <w:sz w:val="16"/>
+          <w:szCs w:val="16"/>
+        </w:rPr>
+      </w:pPr>
+      <w:r>
+        <w:rPr>
+          <w:rFonts w:ascii="Bookman Old Style" w:hAnsi="Bookman Old Style"/>
+          <w:sz w:val="16"/>
+          <w:szCs w:val="16"/>
+        </w:rPr>
+        <w:t>    matrix res(n);</w:t>
+      </w:r>
+    </w:p>
+    <w:p>
+      <w:pPr>
+        <w:spacing w:after="0" w:line="240" w:lineRule="auto"/>
+        <w:rPr>
+          <w:rFonts w:ascii="Bookman Old Style" w:hAnsi="Bookman Old Style"/>
+          <w:sz w:val="16"/>
+          <w:szCs w:val="16"/>
+        </w:rPr>
+      </w:pPr>
+      <w:r>
+        <w:rPr>
+          <w:rFonts w:ascii="Bookman Old Style" w:hAnsi="Bookman Old Style"/>
+          <w:sz w:val="16"/>
+          <w:szCs w:val="16"/>
+        </w:rPr>
+        <w:t xml:space="preserve">    </w:t>
+      </w:r>
+      <w:proofErr w:type="gramStart"/>
+      <w:r>
+        <w:rPr>
+          <w:rFonts w:ascii="Bookman Old Style" w:hAnsi="Bookman Old Style"/>
+          <w:sz w:val="16"/>
+          <w:szCs w:val="16"/>
+        </w:rPr>
+        <w:t>for(</w:t>
+      </w:r>
+      <w:proofErr w:type="spellStart"/>
+      <w:proofErr w:type="gramEnd"/>
+      <w:r>
+        <w:rPr>
+          <w:rFonts w:ascii="Bookman Old Style" w:hAnsi="Bookman Old Style"/>
+          <w:sz w:val="16"/>
+          <w:szCs w:val="16"/>
+        </w:rPr>
+        <w:t>ll</w:t>
+      </w:r>
+      <w:proofErr w:type="spellEnd"/>
+      <w:r>
+        <w:rPr>
+          <w:rFonts w:ascii="Bookman Old Style" w:hAnsi="Bookman Old Style"/>
+          <w:sz w:val="16"/>
+          <w:szCs w:val="16"/>
+        </w:rPr>
+        <w:t xml:space="preserve"> i=0; </w:t>
+      </w:r>
+      <w:proofErr w:type="spellStart"/>
+      <w:r>
+        <w:rPr>
+          <w:rFonts w:ascii="Bookman Old Style" w:hAnsi="Bookman Old Style"/>
+          <w:sz w:val="16"/>
+          <w:szCs w:val="16"/>
+        </w:rPr>
+        <w:t>i</w:t>
+      </w:r>
+      <w:proofErr w:type="spellEnd"/>
+      <w:r>
+        <w:rPr>
+          <w:rFonts w:ascii="Bookman Old Style" w:hAnsi="Bookman Old Style"/>
+          <w:sz w:val="16"/>
+          <w:szCs w:val="16"/>
+        </w:rPr>
+        <w:t xml:space="preserve">&lt;n; </w:t>
+      </w:r>
+      <w:proofErr w:type="spellStart"/>
+      <w:r>
+        <w:rPr>
+          <w:rFonts w:ascii="Bookman Old Style" w:hAnsi="Bookman Old Style"/>
+          <w:sz w:val="16"/>
+          <w:szCs w:val="16"/>
+        </w:rPr>
+        <w:t>i</w:t>
+      </w:r>
+      <w:proofErr w:type="spellEnd"/>
+      <w:r>
+        <w:rPr>
+          <w:rFonts w:ascii="Bookman Old Style" w:hAnsi="Bookman Old Style"/>
+          <w:sz w:val="16"/>
+          <w:szCs w:val="16"/>
+        </w:rPr>
+        <w:t>+</w:t>
+      </w:r>
+      <w:proofErr w:type="gramStart"/>
+      <w:r>
+        <w:rPr>
+          <w:rFonts w:ascii="Bookman Old Style" w:hAnsi="Bookman Old Style"/>
+          <w:sz w:val="16"/>
+          <w:szCs w:val="16"/>
+        </w:rPr>
+        <w:t>+){</w:t>
+      </w:r>
+      <w:proofErr w:type="gramEnd"/>
+    </w:p>
+    <w:p>
+      <w:pPr>
+        <w:spacing w:after="0" w:line="240" w:lineRule="auto"/>
+        <w:rPr>
+          <w:rFonts w:ascii="Bookman Old Style" w:hAnsi="Bookman Old Style"/>
+          <w:sz w:val="16"/>
+          <w:szCs w:val="16"/>
+        </w:rPr>
+      </w:pPr>
+      <w:r>
+        <w:rPr>
+          <w:rFonts w:ascii="Bookman Old Style" w:hAnsi="Bookman Old Style"/>
+          <w:sz w:val="16"/>
+          <w:szCs w:val="16"/>
+        </w:rPr>
+        <w:t xml:space="preserve">        </w:t>
+      </w:r>
+      <w:proofErr w:type="gramStart"/>
+      <w:r>
+        <w:rPr>
+          <w:rFonts w:ascii="Bookman Old Style" w:hAnsi="Bookman Old Style"/>
+          <w:sz w:val="16"/>
+          <w:szCs w:val="16"/>
+        </w:rPr>
+        <w:t>for(</w:t>
+      </w:r>
+      <w:proofErr w:type="spellStart"/>
+      <w:proofErr w:type="gramEnd"/>
+      <w:r>
+        <w:rPr>
+          <w:rFonts w:ascii="Bookman Old Style" w:hAnsi="Bookman Old Style"/>
+          <w:sz w:val="16"/>
+          <w:szCs w:val="16"/>
+        </w:rPr>
+        <w:t>ll</w:t>
+      </w:r>
+      <w:proofErr w:type="spellEnd"/>
+      <w:r>
+        <w:rPr>
+          <w:rFonts w:ascii="Bookman Old Style" w:hAnsi="Bookman Old Style"/>
+          <w:sz w:val="16"/>
+          <w:szCs w:val="16"/>
+        </w:rPr>
+        <w:t xml:space="preserve"> k=0; k&lt;n; k+</w:t>
+      </w:r>
+      <w:proofErr w:type="gramStart"/>
+      <w:r>
+        <w:rPr>
+          <w:rFonts w:ascii="Bookman Old Style" w:hAnsi="Bookman Old Style"/>
+          <w:sz w:val="16"/>
+          <w:szCs w:val="16"/>
+        </w:rPr>
+        <w:t>+){</w:t>
+      </w:r>
+      <w:proofErr w:type="gramEnd"/>
+    </w:p>
+    <w:p>
+      <w:pPr>
+        <w:spacing w:after="0" w:line="240" w:lineRule="auto"/>
+        <w:rPr>
+          <w:rFonts w:ascii="Bookman Old Style" w:hAnsi="Bookman Old Style"/>
+          <w:sz w:val="16"/>
+          <w:szCs w:val="16"/>
+        </w:rPr>
+      </w:pPr>
+      <w:r>
+        <w:rPr>
+          <w:rFonts w:ascii="Bookman Old Style" w:hAnsi="Bookman Old Style"/>
+          <w:sz w:val="16"/>
+          <w:szCs w:val="16"/>
+        </w:rPr>
+        <w:t>            if(</w:t>
+      </w:r>
+      <w:proofErr w:type="spellStart"/>
+      <w:r>
+        <w:rPr>
+          <w:rFonts w:ascii="Bookman Old Style" w:hAnsi="Bookman Old Style"/>
+          <w:sz w:val="16"/>
+          <w:szCs w:val="16"/>
+        </w:rPr>
+        <w:t>a.mat</w:t>
+      </w:r>
+      <w:proofErr w:type="spellEnd"/>
+      <w:r>
+        <w:rPr>
+          <w:rFonts w:ascii="Bookman Old Style" w:hAnsi="Bookman Old Style"/>
+          <w:sz w:val="16"/>
+          <w:szCs w:val="16"/>
+        </w:rPr>
+        <w:t>[</w:t>
+      </w:r>
+      <w:proofErr w:type="spellStart"/>
+      <w:r>
+        <w:rPr>
+          <w:rFonts w:ascii="Bookman Old Style" w:hAnsi="Bookman Old Style"/>
+          <w:sz w:val="16"/>
+          <w:szCs w:val="16"/>
+        </w:rPr>
+        <w:t>i</w:t>
+      </w:r>
+      <w:proofErr w:type="spellEnd"/>
+      <w:r>
+        <w:rPr>
+          <w:rFonts w:ascii="Bookman Old Style" w:hAnsi="Bookman Old Style"/>
+          <w:sz w:val="16"/>
+          <w:szCs w:val="16"/>
+        </w:rPr>
+        <w:t>][</w:t>
+      </w:r>
+      <w:proofErr w:type="gramStart"/>
+      <w:r>
+        <w:rPr>
+          <w:rFonts w:ascii="Bookman Old Style" w:hAnsi="Bookman Old Style"/>
+          <w:sz w:val="16"/>
+          <w:szCs w:val="16"/>
+        </w:rPr>
+        <w:t>k]=</w:t>
+      </w:r>
+      <w:proofErr w:type="gramEnd"/>
+      <w:r>
+        <w:rPr>
+          <w:rFonts w:ascii="Bookman Old Style" w:hAnsi="Bookman Old Style"/>
+          <w:sz w:val="16"/>
+          <w:szCs w:val="16"/>
+        </w:rPr>
+        <w:t>=LLONG_MAX) continue;</w:t>
+      </w:r>
+    </w:p>
+    <w:p>
+      <w:pPr>
+        <w:spacing w:after="0" w:line="240" w:lineRule="auto"/>
+        <w:rPr>
+          <w:rFonts w:ascii="Bookman Old Style" w:hAnsi="Bookman Old Style"/>
+          <w:sz w:val="16"/>
+          <w:szCs w:val="16"/>
+        </w:rPr>
+      </w:pPr>
+      <w:r>
+        <w:rPr>
+          <w:rFonts w:ascii="Bookman Old Style" w:hAnsi="Bookman Old Style"/>
+          <w:sz w:val="16"/>
+          <w:szCs w:val="16"/>
+        </w:rPr>
+        <w:t xml:space="preserve">            </w:t>
+      </w:r>
+      <w:proofErr w:type="gramStart"/>
+      <w:r>
+        <w:rPr>
+          <w:rFonts w:ascii="Bookman Old Style" w:hAnsi="Bookman Old Style"/>
+          <w:sz w:val="16"/>
+          <w:szCs w:val="16"/>
+        </w:rPr>
+        <w:t>for(</w:t>
+      </w:r>
+      <w:proofErr w:type="spellStart"/>
+      <w:proofErr w:type="gramEnd"/>
+      <w:r>
+        <w:rPr>
+          <w:rFonts w:ascii="Bookman Old Style" w:hAnsi="Bookman Old Style"/>
+          <w:sz w:val="16"/>
+          <w:szCs w:val="16"/>
+        </w:rPr>
+        <w:t>ll</w:t>
+      </w:r>
+      <w:proofErr w:type="spellEnd"/>
+      <w:r>
+        <w:rPr>
+          <w:rFonts w:ascii="Bookman Old Style" w:hAnsi="Bookman Old Style"/>
+          <w:sz w:val="16"/>
+          <w:szCs w:val="16"/>
+        </w:rPr>
+        <w:t xml:space="preserve"> j=0; j&lt;n; </w:t>
+      </w:r>
+      <w:proofErr w:type="spellStart"/>
+      <w:proofErr w:type="gramStart"/>
+      <w:r>
+        <w:rPr>
+          <w:rFonts w:ascii="Bookman Old Style" w:hAnsi="Bookman Old Style"/>
+          <w:sz w:val="16"/>
+          <w:szCs w:val="16"/>
+        </w:rPr>
+        <w:t>j++</w:t>
+      </w:r>
+      <w:proofErr w:type="spellEnd"/>
+      <w:r>
+        <w:rPr>
+          <w:rFonts w:ascii="Bookman Old Style" w:hAnsi="Bookman Old Style"/>
+          <w:sz w:val="16"/>
+          <w:szCs w:val="16"/>
+        </w:rPr>
+        <w:t>){</w:t>
+      </w:r>
+      <w:proofErr w:type="gramEnd"/>
+    </w:p>
+    <w:p>
+      <w:pPr>
+        <w:spacing w:after="0" w:line="240" w:lineRule="auto"/>
+        <w:rPr>
+          <w:rFonts w:ascii="Bookman Old Style" w:hAnsi="Bookman Old Style"/>
+          <w:sz w:val="16"/>
+          <w:szCs w:val="16"/>
+        </w:rPr>
+      </w:pPr>
+      <w:r>
+        <w:rPr>
+          <w:rFonts w:ascii="Bookman Old Style" w:hAnsi="Bookman Old Style"/>
+          <w:sz w:val="16"/>
+          <w:szCs w:val="16"/>
+        </w:rPr>
+        <w:t>                if(</w:t>
+      </w:r>
+      <w:proofErr w:type="spellStart"/>
+      <w:r>
+        <w:rPr>
+          <w:rFonts w:ascii="Bookman Old Style" w:hAnsi="Bookman Old Style"/>
+          <w:sz w:val="16"/>
+          <w:szCs w:val="16"/>
+        </w:rPr>
+        <w:t>b.mat</w:t>
+      </w:r>
+      <w:proofErr w:type="spellEnd"/>
+      <w:r>
+        <w:rPr>
+          <w:rFonts w:ascii="Bookman Old Style" w:hAnsi="Bookman Old Style"/>
+          <w:sz w:val="16"/>
+          <w:szCs w:val="16"/>
+        </w:rPr>
+        <w:t>[k][</w:t>
+      </w:r>
+      <w:proofErr w:type="gramStart"/>
+      <w:r>
+        <w:rPr>
+          <w:rFonts w:ascii="Bookman Old Style" w:hAnsi="Bookman Old Style"/>
+          <w:sz w:val="16"/>
+          <w:szCs w:val="16"/>
+        </w:rPr>
+        <w:t>j]=</w:t>
+      </w:r>
+      <w:proofErr w:type="gramEnd"/>
+      <w:r>
+        <w:rPr>
+          <w:rFonts w:ascii="Bookman Old Style" w:hAnsi="Bookman Old Style"/>
+          <w:sz w:val="16"/>
+          <w:szCs w:val="16"/>
+        </w:rPr>
+        <w:t>=LLONG_MAX) continue;</w:t>
+      </w:r>
+    </w:p>
+    <w:p>
+      <w:pPr>
+        <w:spacing w:after="0" w:line="240" w:lineRule="auto"/>
+        <w:rPr>
+          <w:rFonts w:ascii="Bookman Old Style" w:hAnsi="Bookman Old Style"/>
+          <w:sz w:val="16"/>
+          <w:szCs w:val="16"/>
+        </w:rPr>
+      </w:pPr>
+      <w:r>
+        <w:rPr>
+          <w:rFonts w:ascii="Bookman Old Style" w:hAnsi="Bookman Old Style"/>
+          <w:sz w:val="16"/>
+          <w:szCs w:val="16"/>
+        </w:rPr>
+        <w:t xml:space="preserve">                </w:t>
+      </w:r>
+      <w:proofErr w:type="spellStart"/>
+      <w:r>
+        <w:rPr>
+          <w:rFonts w:ascii="Bookman Old Style" w:hAnsi="Bookman Old Style"/>
+          <w:sz w:val="16"/>
+          <w:szCs w:val="16"/>
+        </w:rPr>
+        <w:t>res.mat</w:t>
+      </w:r>
+      <w:proofErr w:type="spellEnd"/>
+      <w:r>
+        <w:rPr>
+          <w:rFonts w:ascii="Bookman Old Style" w:hAnsi="Bookman Old Style"/>
+          <w:sz w:val="16"/>
+          <w:szCs w:val="16"/>
+        </w:rPr>
+        <w:t>[</w:t>
+      </w:r>
+      <w:proofErr w:type="spellStart"/>
+      <w:r>
+        <w:rPr>
+          <w:rFonts w:ascii="Bookman Old Style" w:hAnsi="Bookman Old Style"/>
+          <w:sz w:val="16"/>
+          <w:szCs w:val="16"/>
+        </w:rPr>
+        <w:t>i</w:t>
+      </w:r>
+      <w:proofErr w:type="spellEnd"/>
+      <w:r>
+        <w:rPr>
+          <w:rFonts w:ascii="Bookman Old Style" w:hAnsi="Bookman Old Style"/>
+          <w:sz w:val="16"/>
+          <w:szCs w:val="16"/>
+        </w:rPr>
+        <w:t>][j] = min(</w:t>
+      </w:r>
+      <w:proofErr w:type="spellStart"/>
+      <w:r>
+        <w:rPr>
+          <w:rFonts w:ascii="Bookman Old Style" w:hAnsi="Bookman Old Style"/>
+          <w:sz w:val="16"/>
+          <w:szCs w:val="16"/>
+        </w:rPr>
+        <w:t>res.mat</w:t>
+      </w:r>
+      <w:proofErr w:type="spellEnd"/>
+      <w:r>
+        <w:rPr>
+          <w:rFonts w:ascii="Bookman Old Style" w:hAnsi="Bookman Old Style"/>
+          <w:sz w:val="16"/>
+          <w:szCs w:val="16"/>
+        </w:rPr>
+        <w:t>[</w:t>
+      </w:r>
+      <w:proofErr w:type="spellStart"/>
+      <w:r>
+        <w:rPr>
+          <w:rFonts w:ascii="Bookman Old Style" w:hAnsi="Bookman Old Style"/>
+          <w:sz w:val="16"/>
+          <w:szCs w:val="16"/>
+        </w:rPr>
+        <w:t>i</w:t>
+      </w:r>
+      <w:proofErr w:type="spellEnd"/>
+      <w:r>
+        <w:rPr>
+          <w:rFonts w:ascii="Bookman Old Style" w:hAnsi="Bookman Old Style"/>
+          <w:sz w:val="16"/>
+          <w:szCs w:val="16"/>
+        </w:rPr>
+        <w:t>][j</w:t>
+      </w:r>
+      <w:proofErr w:type="gramStart"/>
+      <w:r>
+        <w:rPr>
+          <w:rFonts w:ascii="Bookman Old Style" w:hAnsi="Bookman Old Style"/>
+          <w:sz w:val="16"/>
+          <w:szCs w:val="16"/>
+        </w:rPr>
+        <w:t>],</w:t>
+      </w:r>
+      <w:proofErr w:type="spellStart"/>
+      <w:r>
+        <w:rPr>
+          <w:rFonts w:ascii="Bookman Old Style" w:hAnsi="Bookman Old Style"/>
+          <w:sz w:val="16"/>
+          <w:szCs w:val="16"/>
+        </w:rPr>
+        <w:t>a.mat</w:t>
+      </w:r>
+      <w:proofErr w:type="spellEnd"/>
+      <w:proofErr w:type="gramEnd"/>
+      <w:r>
+        <w:rPr>
+          <w:rFonts w:ascii="Bookman Old Style" w:hAnsi="Bookman Old Style"/>
+          <w:sz w:val="16"/>
+          <w:szCs w:val="16"/>
+        </w:rPr>
+        <w:t>[</w:t>
+      </w:r>
+      <w:proofErr w:type="spellStart"/>
+      <w:r>
+        <w:rPr>
+          <w:rFonts w:ascii="Bookman Old Style" w:hAnsi="Bookman Old Style"/>
+          <w:sz w:val="16"/>
+          <w:szCs w:val="16"/>
+        </w:rPr>
+        <w:t>i</w:t>
+      </w:r>
+      <w:proofErr w:type="spellEnd"/>
+      <w:r>
+        <w:rPr>
+          <w:rFonts w:ascii="Bookman Old Style" w:hAnsi="Bookman Old Style"/>
+          <w:sz w:val="16"/>
+          <w:szCs w:val="16"/>
+        </w:rPr>
+        <w:t xml:space="preserve">][k] + </w:t>
+      </w:r>
+      <w:proofErr w:type="spellStart"/>
+      <w:r>
+        <w:rPr>
+          <w:rFonts w:ascii="Bookman Old Style" w:hAnsi="Bookman Old Style"/>
+          <w:sz w:val="16"/>
+          <w:szCs w:val="16"/>
+        </w:rPr>
+        <w:t>b.mat</w:t>
+      </w:r>
+      <w:proofErr w:type="spellEnd"/>
+      <w:r>
+        <w:rPr>
+          <w:rFonts w:ascii="Bookman Old Style" w:hAnsi="Bookman Old Style"/>
+          <w:sz w:val="16"/>
+          <w:szCs w:val="16"/>
+        </w:rPr>
+        <w:t>[k][j]);</w:t>
+      </w:r>
+    </w:p>
+    <w:p>
+      <w:pPr>
+        <w:spacing w:after="0" w:line="240" w:lineRule="auto"/>
+        <w:rPr>
+          <w:rFonts w:ascii="Bookman Old Style" w:hAnsi="Bookman Old Style"/>
+          <w:sz w:val="16"/>
+          <w:szCs w:val="16"/>
+        </w:rPr>
+      </w:pPr>
+      <w:r>
+        <w:rPr>
+          <w:rFonts w:ascii="Bookman Old Style" w:hAnsi="Bookman Old Style"/>
+          <w:sz w:val="16"/>
+          <w:szCs w:val="16"/>
+        </w:rPr>
+        <w:t>            }</w:t>
+      </w:r>
+    </w:p>
+    <w:p>
+      <w:pPr>
+        <w:spacing w:after="0" w:line="240" w:lineRule="auto"/>
+        <w:rPr>
+          <w:rFonts w:ascii="Bookman Old Style" w:hAnsi="Bookman Old Style"/>
+          <w:sz w:val="16"/>
+          <w:szCs w:val="16"/>
+        </w:rPr>
+      </w:pPr>
+      <w:r>
+        <w:rPr>
+          <w:rFonts w:ascii="Bookman Old Style" w:hAnsi="Bookman Old Style"/>
+          <w:sz w:val="16"/>
+          <w:szCs w:val="16"/>
+        </w:rPr>
+        <w:t>        }</w:t>
+      </w:r>
+    </w:p>
+    <w:p>
+      <w:pPr>
+        <w:spacing w:after="0" w:line="240" w:lineRule="auto"/>
+        <w:rPr>
+          <w:rFonts w:ascii="Bookman Old Style" w:hAnsi="Bookman Old Style"/>
+          <w:sz w:val="16"/>
+          <w:szCs w:val="16"/>
+        </w:rPr>
+      </w:pPr>
+      <w:r>
+        <w:rPr>
+          <w:rFonts w:ascii="Bookman Old Style" w:hAnsi="Bookman Old Style"/>
+          <w:sz w:val="16"/>
+          <w:szCs w:val="16"/>
+        </w:rPr>
+        <w:t>    }</w:t>
+      </w:r>
+    </w:p>
+    <w:p>
+      <w:pPr>
+        <w:spacing w:after="0" w:line="240" w:lineRule="auto"/>
+        <w:rPr>
+          <w:rFonts w:ascii="Bookman Old Style" w:hAnsi="Bookman Old Style"/>
+          <w:sz w:val="16"/>
+          <w:szCs w:val="16"/>
+        </w:rPr>
+      </w:pPr>
+      <w:r>
+        <w:rPr>
+          <w:rFonts w:ascii="Bookman Old Style" w:hAnsi="Bookman Old Style"/>
+          <w:sz w:val="16"/>
+          <w:szCs w:val="16"/>
+        </w:rPr>
+        <w:t>    return res;</w:t>
+      </w:r>
+    </w:p>
+    <w:p>
+      <w:pPr>
+        <w:spacing w:after="0" w:line="240" w:lineRule="auto"/>
+        <w:rPr>
+          <w:rFonts w:ascii="Bookman Old Style" w:hAnsi="Bookman Old Style"/>
+          <w:sz w:val="16"/>
+          <w:szCs w:val="16"/>
+        </w:rPr>
+      </w:pPr>
+      <w:r>
+        <w:rPr>
+          <w:rFonts w:ascii="Bookman Old Style" w:hAnsi="Bookman Old Style"/>
+          <w:sz w:val="16"/>
+          <w:szCs w:val="16"/>
+        </w:rPr>
+        <w:t>}</w:t>
+      </w:r>
+    </w:p>
+    <w:p>
+      <w:pPr>
+        <w:spacing w:after="0" w:line="240" w:lineRule="auto"/>
+        <w:rPr>
+          <w:rFonts w:ascii="Bookman Old Style" w:hAnsi="Bookman Old Style"/>
+          <w:sz w:val="16"/>
+          <w:szCs w:val="16"/>
+        </w:rPr>
+      </w:pPr>
+      <w:r>
+        <w:rPr>
+          <w:rFonts w:ascii="Bookman Old Style" w:hAnsi="Bookman Old Style"/>
+          <w:sz w:val="16"/>
+          <w:szCs w:val="16"/>
+        </w:rPr>
+        <w:t xml:space="preserve">matrix </w:t>
+      </w:r>
+      <w:proofErr w:type="gramStart"/>
+      <w:r>
+        <w:rPr>
+          <w:rFonts w:ascii="Bookman Old Style" w:hAnsi="Bookman Old Style"/>
+          <w:sz w:val="16"/>
+          <w:szCs w:val="16"/>
+        </w:rPr>
+        <w:t>power(</w:t>
+      </w:r>
+      <w:proofErr w:type="gramEnd"/>
+      <w:r>
+        <w:rPr>
+          <w:rFonts w:ascii="Bookman Old Style" w:hAnsi="Bookman Old Style"/>
+          <w:sz w:val="16"/>
+          <w:szCs w:val="16"/>
+        </w:rPr>
+        <w:t xml:space="preserve">matrix &amp;a, </w:t>
+      </w:r>
+      <w:proofErr w:type="spellStart"/>
+      <w:r>
+        <w:rPr>
+          <w:rFonts w:ascii="Bookman Old Style" w:hAnsi="Bookman Old Style"/>
+          <w:sz w:val="16"/>
+          <w:szCs w:val="16"/>
+        </w:rPr>
+        <w:t>ll</w:t>
+      </w:r>
+      <w:proofErr w:type="spellEnd"/>
+      <w:r>
+        <w:rPr>
+          <w:rFonts w:ascii="Bookman Old Style" w:hAnsi="Bookman Old Style"/>
+          <w:sz w:val="16"/>
+          <w:szCs w:val="16"/>
+        </w:rPr>
+        <w:t xml:space="preserve"> </w:t>
+      </w:r>
+      <w:proofErr w:type="gramStart"/>
+      <w:r>
+        <w:rPr>
+          <w:rFonts w:ascii="Bookman Old Style" w:hAnsi="Bookman Old Style"/>
+          <w:sz w:val="16"/>
+          <w:szCs w:val="16"/>
+        </w:rPr>
+        <w:t>k){</w:t>
+      </w:r>
+      <w:proofErr w:type="gramEnd"/>
+    </w:p>
+    <w:p>
+      <w:pPr>
+        <w:spacing w:after="0" w:line="240" w:lineRule="auto"/>
+        <w:rPr>
+          <w:rFonts w:ascii="Bookman Old Style" w:hAnsi="Bookman Old Style"/>
+          <w:sz w:val="16"/>
+          <w:szCs w:val="16"/>
+        </w:rPr>
+      </w:pPr>
+      <w:r>
+        <w:rPr>
+          <w:rFonts w:ascii="Bookman Old Style" w:hAnsi="Bookman Old Style"/>
+          <w:sz w:val="16"/>
+          <w:szCs w:val="16"/>
+        </w:rPr>
+        <w:t xml:space="preserve">    </w:t>
+      </w:r>
+      <w:proofErr w:type="spellStart"/>
+      <w:r>
+        <w:rPr>
+          <w:rFonts w:ascii="Bookman Old Style" w:hAnsi="Bookman Old Style"/>
+          <w:sz w:val="16"/>
+          <w:szCs w:val="16"/>
+        </w:rPr>
+        <w:t>ll</w:t>
+      </w:r>
+      <w:proofErr w:type="spellEnd"/>
+      <w:r>
+        <w:rPr>
+          <w:rFonts w:ascii="Bookman Old Style" w:hAnsi="Bookman Old Style"/>
+          <w:sz w:val="16"/>
+          <w:szCs w:val="16"/>
+        </w:rPr>
+        <w:t xml:space="preserve"> n = </w:t>
+      </w:r>
+      <w:proofErr w:type="spellStart"/>
+      <w:r>
+        <w:rPr>
+          <w:rFonts w:ascii="Bookman Old Style" w:hAnsi="Bookman Old Style"/>
+          <w:sz w:val="16"/>
+          <w:szCs w:val="16"/>
+        </w:rPr>
+        <w:t>a.n</w:t>
+      </w:r>
+      <w:proofErr w:type="spellEnd"/>
+      <w:r>
+        <w:rPr>
+          <w:rFonts w:ascii="Bookman Old Style" w:hAnsi="Bookman Old Style"/>
+          <w:sz w:val="16"/>
+          <w:szCs w:val="16"/>
+        </w:rPr>
+        <w:t>;</w:t>
+      </w:r>
+    </w:p>
+    <w:p>
+      <w:pPr>
+        <w:spacing w:after="0" w:line="240" w:lineRule="auto"/>
+        <w:rPr>
+          <w:rFonts w:ascii="Bookman Old Style" w:hAnsi="Bookman Old Style"/>
+          <w:sz w:val="16"/>
+          <w:szCs w:val="16"/>
+        </w:rPr>
+      </w:pPr>
+      <w:r>
+        <w:rPr>
+          <w:rFonts w:ascii="Bookman Old Style" w:hAnsi="Bookman Old Style"/>
+          <w:sz w:val="16"/>
+          <w:szCs w:val="16"/>
+        </w:rPr>
+        <w:t>    matrix res(n);</w:t>
+      </w:r>
+    </w:p>
+    <w:p>
+      <w:pPr>
+        <w:spacing w:after="0" w:line="240" w:lineRule="auto"/>
+        <w:rPr>
+          <w:rFonts w:ascii="Bookman Old Style" w:hAnsi="Bookman Old Style"/>
+          <w:sz w:val="16"/>
+          <w:szCs w:val="16"/>
+        </w:rPr>
+      </w:pPr>
+      <w:r>
+        <w:rPr>
+          <w:rFonts w:ascii="Bookman Old Style" w:hAnsi="Bookman Old Style"/>
+          <w:sz w:val="16"/>
+          <w:szCs w:val="16"/>
+        </w:rPr>
+        <w:t xml:space="preserve">    </w:t>
+      </w:r>
+      <w:proofErr w:type="gramStart"/>
+      <w:r>
+        <w:rPr>
+          <w:rFonts w:ascii="Bookman Old Style" w:hAnsi="Bookman Old Style"/>
+          <w:sz w:val="16"/>
+          <w:szCs w:val="16"/>
+        </w:rPr>
+        <w:t>for(</w:t>
+      </w:r>
+      <w:proofErr w:type="spellStart"/>
+      <w:proofErr w:type="gramEnd"/>
+      <w:r>
+        <w:rPr>
+          <w:rFonts w:ascii="Bookman Old Style" w:hAnsi="Bookman Old Style"/>
+          <w:sz w:val="16"/>
+          <w:szCs w:val="16"/>
+        </w:rPr>
+        <w:t>ll</w:t>
+      </w:r>
+      <w:proofErr w:type="spellEnd"/>
+      <w:r>
+        <w:rPr>
+          <w:rFonts w:ascii="Bookman Old Style" w:hAnsi="Bookman Old Style"/>
+          <w:sz w:val="16"/>
+          <w:szCs w:val="16"/>
+        </w:rPr>
+        <w:t xml:space="preserve"> </w:t>
+      </w:r>
+      <w:proofErr w:type="spellStart"/>
+      <w:r>
+        <w:rPr>
+          <w:rFonts w:ascii="Bookman Old Style" w:hAnsi="Bookman Old Style"/>
+          <w:sz w:val="16"/>
+          <w:szCs w:val="16"/>
+        </w:rPr>
+        <w:t>i</w:t>
+      </w:r>
+      <w:proofErr w:type="spellEnd"/>
+      <w:r>
+        <w:rPr>
+          <w:rFonts w:ascii="Bookman Old Style" w:hAnsi="Bookman Old Style"/>
+          <w:sz w:val="16"/>
+          <w:szCs w:val="16"/>
+        </w:rPr>
+        <w:t xml:space="preserve">=0; </w:t>
+      </w:r>
+      <w:proofErr w:type="spellStart"/>
+      <w:r>
+        <w:rPr>
+          <w:rFonts w:ascii="Bookman Old Style" w:hAnsi="Bookman Old Style"/>
+          <w:sz w:val="16"/>
+          <w:szCs w:val="16"/>
+        </w:rPr>
+        <w:t>i</w:t>
+      </w:r>
+      <w:proofErr w:type="spellEnd"/>
+      <w:r>
+        <w:rPr>
+          <w:rFonts w:ascii="Bookman Old Style" w:hAnsi="Bookman Old Style"/>
+          <w:sz w:val="16"/>
+          <w:szCs w:val="16"/>
+        </w:rPr>
+        <w:t xml:space="preserve">&lt;n; </w:t>
+      </w:r>
+      <w:proofErr w:type="spellStart"/>
+      <w:r>
+        <w:rPr>
+          <w:rFonts w:ascii="Bookman Old Style" w:hAnsi="Bookman Old Style"/>
+          <w:sz w:val="16"/>
+          <w:szCs w:val="16"/>
+        </w:rPr>
+        <w:t>i</w:t>
+      </w:r>
+      <w:proofErr w:type="spellEnd"/>
+      <w:r>
+        <w:rPr>
+          <w:rFonts w:ascii="Bookman Old Style" w:hAnsi="Bookman Old Style"/>
+          <w:sz w:val="16"/>
+          <w:szCs w:val="16"/>
+        </w:rPr>
+        <w:t xml:space="preserve">++) </w:t>
+      </w:r>
+      <w:proofErr w:type="spellStart"/>
+      <w:r>
+        <w:rPr>
+          <w:rFonts w:ascii="Bookman Old Style" w:hAnsi="Bookman Old Style"/>
+          <w:sz w:val="16"/>
+          <w:szCs w:val="16"/>
+        </w:rPr>
+        <w:t>res.mat</w:t>
+      </w:r>
+      <w:proofErr w:type="spellEnd"/>
+      <w:r>
+        <w:rPr>
+          <w:rFonts w:ascii="Bookman Old Style" w:hAnsi="Bookman Old Style"/>
+          <w:sz w:val="16"/>
+          <w:szCs w:val="16"/>
+        </w:rPr>
+        <w:t>[</w:t>
+      </w:r>
+      <w:proofErr w:type="spellStart"/>
+      <w:r>
+        <w:rPr>
+          <w:rFonts w:ascii="Bookman Old Style" w:hAnsi="Bookman Old Style"/>
+          <w:sz w:val="16"/>
+          <w:szCs w:val="16"/>
+        </w:rPr>
+        <w:t>i</w:t>
+      </w:r>
+      <w:proofErr w:type="spellEnd"/>
+      <w:r>
+        <w:rPr>
+          <w:rFonts w:ascii="Bookman Old Style" w:hAnsi="Bookman Old Style"/>
+          <w:sz w:val="16"/>
+          <w:szCs w:val="16"/>
+        </w:rPr>
+        <w:t>][</w:t>
+      </w:r>
+      <w:proofErr w:type="spellStart"/>
+      <w:r>
+        <w:rPr>
+          <w:rFonts w:ascii="Bookman Old Style" w:hAnsi="Bookman Old Style"/>
+          <w:sz w:val="16"/>
+          <w:szCs w:val="16"/>
+        </w:rPr>
+        <w:t>i</w:t>
+      </w:r>
+      <w:proofErr w:type="spellEnd"/>
+      <w:r>
+        <w:rPr>
+          <w:rFonts w:ascii="Bookman Old Style" w:hAnsi="Bookman Old Style"/>
+          <w:sz w:val="16"/>
+          <w:szCs w:val="16"/>
+        </w:rPr>
+        <w:t>] = 0;</w:t>
+      </w:r>
+    </w:p>
+    <w:p>
+      <w:pPr>
+        <w:spacing w:after="0" w:line="240" w:lineRule="auto"/>
+        <w:rPr>
+          <w:rFonts w:ascii="Bookman Old Style" w:hAnsi="Bookman Old Style"/>
+          <w:sz w:val="16"/>
+          <w:szCs w:val="16"/>
+        </w:rPr>
+      </w:pPr>
+      <w:r>
+        <w:rPr>
+          <w:rFonts w:ascii="Bookman Old Style" w:hAnsi="Bookman Old Style"/>
+          <w:sz w:val="16"/>
+          <w:szCs w:val="16"/>
+        </w:rPr>
+        <w:t>    while(k&gt;</w:t>
+      </w:r>
+      <w:proofErr w:type="gramStart"/>
+      <w:r>
+        <w:rPr>
+          <w:rFonts w:ascii="Bookman Old Style" w:hAnsi="Bookman Old Style"/>
+          <w:sz w:val="16"/>
+          <w:szCs w:val="16"/>
+        </w:rPr>
+        <w:t>0){</w:t>
+      </w:r>
+      <w:proofErr w:type="gramEnd"/>
+    </w:p>
+    <w:p>
+      <w:pPr>
+        <w:spacing w:after="0" w:line="240" w:lineRule="auto"/>
+        <w:rPr>
+          <w:rFonts w:ascii="Bookman Old Style" w:hAnsi="Bookman Old Style"/>
+          <w:sz w:val="16"/>
+          <w:szCs w:val="16"/>
+        </w:rPr>
+      </w:pPr>
+      <w:r>
+        <w:rPr>
+          <w:rFonts w:ascii="Bookman Old Style" w:hAnsi="Bookman Old Style"/>
+          <w:sz w:val="16"/>
+          <w:szCs w:val="16"/>
+        </w:rPr>
+        <w:t>        if(k%2) res = multiply(</w:t>
+      </w:r>
+      <w:proofErr w:type="spellStart"/>
+      <w:proofErr w:type="gramStart"/>
+      <w:r>
+        <w:rPr>
+          <w:rFonts w:ascii="Bookman Old Style" w:hAnsi="Bookman Old Style"/>
+          <w:sz w:val="16"/>
+          <w:szCs w:val="16"/>
+        </w:rPr>
+        <w:t>res,a</w:t>
+      </w:r>
+      <w:proofErr w:type="spellEnd"/>
+      <w:proofErr w:type="gramEnd"/>
+      <w:r>
+        <w:rPr>
+          <w:rFonts w:ascii="Bookman Old Style" w:hAnsi="Bookman Old Style"/>
+          <w:sz w:val="16"/>
+          <w:szCs w:val="16"/>
+        </w:rPr>
+        <w:t>);</w:t>
+      </w:r>
+    </w:p>
+    <w:p>
+      <w:pPr>
+        <w:spacing w:after="0" w:line="240" w:lineRule="auto"/>
+        <w:rPr>
+          <w:rFonts w:ascii="Bookman Old Style" w:hAnsi="Bookman Old Style"/>
+          <w:sz w:val="16"/>
+          <w:szCs w:val="16"/>
+        </w:rPr>
+      </w:pPr>
+      <w:r>
+        <w:rPr>
+          <w:rFonts w:ascii="Bookman Old Style" w:hAnsi="Bookman Old Style"/>
+          <w:sz w:val="16"/>
+          <w:szCs w:val="16"/>
+        </w:rPr>
+        <w:t>        a = multiply(</w:t>
+      </w:r>
+      <w:proofErr w:type="spellStart"/>
+      <w:proofErr w:type="gramStart"/>
+      <w:r>
+        <w:rPr>
+          <w:rFonts w:ascii="Bookman Old Style" w:hAnsi="Bookman Old Style"/>
+          <w:sz w:val="16"/>
+          <w:szCs w:val="16"/>
+        </w:rPr>
+        <w:t>a,a</w:t>
+      </w:r>
+      <w:proofErr w:type="spellEnd"/>
+      <w:proofErr w:type="gramEnd"/>
+      <w:r>
+        <w:rPr>
+          <w:rFonts w:ascii="Bookman Old Style" w:hAnsi="Bookman Old Style"/>
+          <w:sz w:val="16"/>
+          <w:szCs w:val="16"/>
+        </w:rPr>
+        <w:t>);</w:t>
+      </w:r>
+    </w:p>
+    <w:p>
+      <w:pPr>
+        <w:spacing w:after="0" w:line="240" w:lineRule="auto"/>
+        <w:rPr>
+          <w:rFonts w:ascii="Bookman Old Style" w:hAnsi="Bookman Old Style"/>
+          <w:sz w:val="16"/>
+          <w:szCs w:val="16"/>
+        </w:rPr>
+      </w:pPr>
+      <w:r>
+        <w:rPr>
+          <w:rFonts w:ascii="Bookman Old Style" w:hAnsi="Bookman Old Style"/>
+          <w:sz w:val="16"/>
+          <w:szCs w:val="16"/>
+        </w:rPr>
+        <w:t>        k/=2;</w:t>
+      </w:r>
+    </w:p>
+    <w:p>
+      <w:pPr>
+        <w:spacing w:after="0" w:line="240" w:lineRule="auto"/>
+        <w:rPr>
+          <w:rFonts w:ascii="Bookman Old Style" w:hAnsi="Bookman Old Style"/>
+          <w:sz w:val="16"/>
+          <w:szCs w:val="16"/>
+        </w:rPr>
+      </w:pPr>
+      <w:r>
+        <w:rPr>
+          <w:rFonts w:ascii="Bookman Old Style" w:hAnsi="Bookman Old Style"/>
+          <w:sz w:val="16"/>
+          <w:szCs w:val="16"/>
+        </w:rPr>
+        <w:t>    }</w:t>
+      </w:r>
+    </w:p>
+    <w:p>
+      <w:pPr>
+        <w:spacing w:after="0" w:line="240" w:lineRule="auto"/>
+        <w:rPr>
+          <w:rFonts w:ascii="Bookman Old Style" w:hAnsi="Bookman Old Style"/>
+          <w:sz w:val="16"/>
+          <w:szCs w:val="16"/>
+        </w:rPr>
+      </w:pPr>
+      <w:r>
+        <w:rPr>
+          <w:rFonts w:ascii="Bookman Old Style" w:hAnsi="Bookman Old Style"/>
+          <w:sz w:val="16"/>
+          <w:szCs w:val="16"/>
+        </w:rPr>
+        <w:t>    return res;</w:t>
+      </w:r>
+    </w:p>
+    <w:p>
+      <w:pPr>
+        <w:spacing w:after="0" w:line="240" w:lineRule="auto"/>
+        <w:rPr>
+          <w:rFonts w:ascii="Bookman Old Style" w:hAnsi="Bookman Old Style"/>
+          <w:sz w:val="16"/>
+          <w:szCs w:val="16"/>
+        </w:rPr>
+      </w:pPr>
+      <w:r>
+        <w:rPr>
+          <w:rFonts w:ascii="Bookman Old Style" w:hAnsi="Bookman Old Style"/>
+          <w:sz w:val="16"/>
+          <w:szCs w:val="16"/>
+        </w:rPr>
+        <w:t>}</w:t>
+      </w:r>
+    </w:p>
+    <w:p>
+      <w:pPr>
+        <w:spacing w:after="0" w:line="240" w:lineRule="auto"/>
+        <w:rPr>
+          <w:rFonts w:ascii="Bookman Old Style" w:hAnsi="Bookman Old Style"/>
+          <w:sz w:val="16"/>
+          <w:szCs w:val="16"/>
+        </w:rPr>
+      </w:pPr>
+    </w:p>
+    <w:p>
+      <w:pPr>
+        <w:spacing w:after="0" w:line="240" w:lineRule="auto"/>
+        <w:rPr>
+          <w:rFonts w:ascii="Bookman Old Style" w:hAnsi="Bookman Old Style"/>
+          <w:b/>
+          <w:bCs/>
+          <w:sz w:val="20"/>
+          <w:szCs w:val="20"/>
+        </w:rPr>
+      </w:pPr>
+    </w:p>
+    <w:p>
+      <w:pPr>
+        <w:spacing w:after="0" w:line="240" w:lineRule="auto"/>
+        <w:rPr>
+          <w:rFonts w:ascii="Bookman Old Style" w:hAnsi="Bookman Old Style"/>
+          <w:b/>
+          <w:bCs/>
+          <w:sz w:val="20"/>
+          <w:szCs w:val="20"/>
+        </w:rPr>
+      </w:pPr>
+      <w:r>
+        <w:rPr>
+          <w:rFonts w:ascii="Bookman Old Style" w:hAnsi="Bookman Old Style"/>
+          <w:b/>
+          <w:bCs/>
+          <w:sz w:val="20"/>
+          <w:szCs w:val="20"/>
+        </w:rPr>
+        <w:t xml:space="preserve">13. Ford Fulkerson and Edmonds </w:t>
+      </w:r>
+      <w:proofErr w:type="spellStart"/>
+      <w:r>
+        <w:rPr>
+          <w:rFonts w:ascii="Bookman Old Style" w:hAnsi="Bookman Old Style"/>
+          <w:b/>
+          <w:bCs/>
+          <w:sz w:val="20"/>
+          <w:szCs w:val="20"/>
+        </w:rPr>
+        <w:t>karp</w:t>
+      </w:r>
+      <w:proofErr w:type="spellEnd"/>
+      <w:r>
+        <w:rPr>
+          <w:rFonts w:ascii="Bookman Old Style" w:hAnsi="Bookman Old Style"/>
+          <w:b/>
+          <w:bCs/>
+          <w:sz w:val="20"/>
+          <w:szCs w:val="20"/>
+        </w:rPr>
+        <w:t xml:space="preserve"> (Maximum flow) </w:t>
+      </w:r>
+      <w:r>
+        <w:rPr>
+          <w:rFonts w:ascii="Bookman Old Style" w:hAnsi="Bookman Old Style"/>
+          <w:b/>
+          <w:bCs/>
+          <w:sz w:val="20"/>
+          <w:szCs w:val="20"/>
+        </w:rPr>
+        <w:t>(V * E</w:t>
+      </w:r>
+      <w:r>
+        <w:rPr>
+          <w:rFonts w:ascii="Bookman Old Style" w:hAnsi="Bookman Old Style"/>
+          <w:b/>
+          <w:bCs/>
+          <w:sz w:val="20"/>
+          <w:szCs w:val="20"/>
+        </w:rPr>
+        <w:t>²</w:t>
+      </w:r>
+      <w:r>
+        <w:rPr>
+          <w:rFonts w:ascii="Bookman Old Style" w:hAnsi="Bookman Old Style"/>
+          <w:b/>
+          <w:bCs/>
+          <w:sz w:val="20"/>
+          <w:szCs w:val="20"/>
+        </w:rPr>
+        <w:t xml:space="preserve">) </w:t>
+      </w:r>
+    </w:p>
+    <w:p>
+      <w:pPr>
+        <w:spacing w:after="0" w:line="240" w:lineRule="auto"/>
+        <w:rPr>
+          <w:rFonts w:ascii="Bookman Old Style" w:hAnsi="Bookman Old Style"/>
+          <w:b/>
+          <w:bCs/>
+          <w:sz w:val="20"/>
+          <w:szCs w:val="20"/>
+        </w:rPr>
+      </w:pPr>
+    </w:p>
+    <w:p>
+      <w:pPr>
+        <w:spacing w:after="0" w:line="240" w:lineRule="auto"/>
+        <w:rPr>
+          <w:rFonts w:ascii="Bookman Old Style" w:hAnsi="Bookman Old Style"/>
+          <w:sz w:val="16"/>
+          <w:szCs w:val="16"/>
+        </w:rPr>
+      </w:pPr>
+      <w:proofErr w:type="spellStart"/>
+      <w:r>
+        <w:rPr>
+          <w:rFonts w:ascii="Bookman Old Style" w:hAnsi="Bookman Old Style"/>
+          <w:sz w:val="16"/>
+          <w:szCs w:val="16"/>
+        </w:rPr>
+        <w:t>ll</w:t>
+      </w:r>
+      <w:proofErr w:type="spellEnd"/>
+      <w:r>
+        <w:rPr>
+          <w:rFonts w:ascii="Bookman Old Style" w:hAnsi="Bookman Old Style"/>
+          <w:sz w:val="16"/>
+          <w:szCs w:val="16"/>
+        </w:rPr>
+        <w:t xml:space="preserve"> </w:t>
+      </w:r>
+      <w:proofErr w:type="spellStart"/>
+      <w:proofErr w:type="gramStart"/>
+      <w:r>
+        <w:rPr>
+          <w:rFonts w:ascii="Bookman Old Style" w:hAnsi="Bookman Old Style"/>
+          <w:sz w:val="16"/>
+          <w:szCs w:val="16"/>
+        </w:rPr>
+        <w:t>bfs</w:t>
+      </w:r>
+      <w:proofErr w:type="spellEnd"/>
+      <w:r>
+        <w:rPr>
+          <w:rFonts w:ascii="Bookman Old Style" w:hAnsi="Bookman Old Style"/>
+          <w:sz w:val="16"/>
+          <w:szCs w:val="16"/>
+        </w:rPr>
+        <w:t>(</w:t>
+      </w:r>
+      <w:proofErr w:type="spellStart"/>
+      <w:proofErr w:type="gramEnd"/>
+      <w:r>
+        <w:rPr>
+          <w:rFonts w:ascii="Bookman Old Style" w:hAnsi="Bookman Old Style"/>
+          <w:sz w:val="16"/>
+          <w:szCs w:val="16"/>
+        </w:rPr>
+        <w:t>ll</w:t>
+      </w:r>
+      <w:proofErr w:type="spellEnd"/>
+      <w:r>
+        <w:rPr>
+          <w:rFonts w:ascii="Bookman Old Style" w:hAnsi="Bookman Old Style"/>
+          <w:sz w:val="16"/>
+          <w:szCs w:val="16"/>
+        </w:rPr>
+        <w:t xml:space="preserve"> source, </w:t>
+      </w:r>
+      <w:proofErr w:type="spellStart"/>
+      <w:r>
+        <w:rPr>
+          <w:rFonts w:ascii="Bookman Old Style" w:hAnsi="Bookman Old Style"/>
+          <w:sz w:val="16"/>
+          <w:szCs w:val="16"/>
+        </w:rPr>
+        <w:t>ll</w:t>
+      </w:r>
+      <w:proofErr w:type="spellEnd"/>
+      <w:r>
+        <w:rPr>
+          <w:rFonts w:ascii="Bookman Old Style" w:hAnsi="Bookman Old Style"/>
+          <w:sz w:val="16"/>
+          <w:szCs w:val="16"/>
+        </w:rPr>
+        <w:t xml:space="preserve"> sink, vector&lt;vector&lt;</w:t>
+      </w:r>
+      <w:proofErr w:type="spellStart"/>
+      <w:r>
+        <w:rPr>
+          <w:rFonts w:ascii="Bookman Old Style" w:hAnsi="Bookman Old Style"/>
+          <w:sz w:val="16"/>
+          <w:szCs w:val="16"/>
+        </w:rPr>
+        <w:t>ll</w:t>
+      </w:r>
+      <w:proofErr w:type="spellEnd"/>
+      <w:r>
+        <w:rPr>
+          <w:rFonts w:ascii="Bookman Old Style" w:hAnsi="Bookman Old Style"/>
+          <w:sz w:val="16"/>
+          <w:szCs w:val="16"/>
+        </w:rPr>
+        <w:t>&gt;&gt;&amp;</w:t>
+      </w:r>
+      <w:proofErr w:type="spellStart"/>
+      <w:r>
+        <w:rPr>
+          <w:rFonts w:ascii="Bookman Old Style" w:hAnsi="Bookman Old Style"/>
+          <w:sz w:val="16"/>
+          <w:szCs w:val="16"/>
+        </w:rPr>
+        <w:t>adj</w:t>
+      </w:r>
+      <w:proofErr w:type="spellEnd"/>
+      <w:r>
+        <w:rPr>
+          <w:rFonts w:ascii="Bookman Old Style" w:hAnsi="Bookman Old Style"/>
+          <w:sz w:val="16"/>
+          <w:szCs w:val="16"/>
+        </w:rPr>
+        <w:t>, vector&lt;vector&lt;</w:t>
+      </w:r>
+      <w:proofErr w:type="spellStart"/>
+      <w:r>
+        <w:rPr>
+          <w:rFonts w:ascii="Bookman Old Style" w:hAnsi="Bookman Old Style"/>
+          <w:sz w:val="16"/>
+          <w:szCs w:val="16"/>
+        </w:rPr>
+        <w:t>ll</w:t>
+      </w:r>
+      <w:proofErr w:type="spellEnd"/>
+      <w:r>
+        <w:rPr>
+          <w:rFonts w:ascii="Bookman Old Style" w:hAnsi="Bookman Old Style"/>
+          <w:sz w:val="16"/>
+          <w:szCs w:val="16"/>
+        </w:rPr>
+        <w:t>&gt;&gt;&amp;capacity, vector&lt;</w:t>
+      </w:r>
+      <w:proofErr w:type="spellStart"/>
+      <w:r>
+        <w:rPr>
+          <w:rFonts w:ascii="Bookman Old Style" w:hAnsi="Bookman Old Style"/>
+          <w:sz w:val="16"/>
+          <w:szCs w:val="16"/>
+        </w:rPr>
+        <w:t>ll</w:t>
+      </w:r>
+      <w:proofErr w:type="spellEnd"/>
+      <w:r>
+        <w:rPr>
+          <w:rFonts w:ascii="Bookman Old Style" w:hAnsi="Bookman Old Style"/>
+          <w:sz w:val="16"/>
+          <w:szCs w:val="16"/>
+        </w:rPr>
+        <w:t>&gt;&amp;</w:t>
+      </w:r>
+      <w:proofErr w:type="gramStart"/>
+      <w:r>
+        <w:rPr>
+          <w:rFonts w:ascii="Bookman Old Style" w:hAnsi="Bookman Old Style"/>
+          <w:sz w:val="16"/>
+          <w:szCs w:val="16"/>
+        </w:rPr>
+        <w:t>parent){</w:t>
+      </w:r>
+      <w:proofErr w:type="gramEnd"/>
+    </w:p>
+    <w:p>
+      <w:pPr>
+        <w:spacing w:after="0" w:line="240" w:lineRule="auto"/>
+        <w:rPr>
+          <w:rFonts w:ascii="Bookman Old Style" w:hAnsi="Bookman Old Style"/>
+          <w:sz w:val="16"/>
+          <w:szCs w:val="16"/>
+        </w:rPr>
+      </w:pPr>
+      <w:r>
+        <w:rPr>
+          <w:rFonts w:ascii="Bookman Old Style" w:hAnsi="Bookman Old Style"/>
+          <w:sz w:val="16"/>
+          <w:szCs w:val="16"/>
+        </w:rPr>
+        <w:t>    fill(</w:t>
+      </w:r>
+      <w:proofErr w:type="spellStart"/>
+      <w:proofErr w:type="gramStart"/>
+      <w:r>
+        <w:rPr>
+          <w:rFonts w:ascii="Bookman Old Style" w:hAnsi="Bookman Old Style"/>
+          <w:sz w:val="16"/>
+          <w:szCs w:val="16"/>
+        </w:rPr>
+        <w:t>parent.begin</w:t>
+      </w:r>
+      <w:proofErr w:type="spellEnd"/>
+      <w:proofErr w:type="gramEnd"/>
+      <w:r>
+        <w:rPr>
+          <w:rFonts w:ascii="Bookman Old Style" w:hAnsi="Bookman Old Style"/>
+          <w:sz w:val="16"/>
+          <w:szCs w:val="16"/>
+        </w:rPr>
+        <w:t>(</w:t>
+      </w:r>
+      <w:proofErr w:type="gramStart"/>
+      <w:r>
+        <w:rPr>
+          <w:rFonts w:ascii="Bookman Old Style" w:hAnsi="Bookman Old Style"/>
+          <w:sz w:val="16"/>
+          <w:szCs w:val="16"/>
+        </w:rPr>
+        <w:t>),</w:t>
+      </w:r>
+      <w:proofErr w:type="spellStart"/>
+      <w:r>
+        <w:rPr>
+          <w:rFonts w:ascii="Bookman Old Style" w:hAnsi="Bookman Old Style"/>
+          <w:sz w:val="16"/>
+          <w:szCs w:val="16"/>
+        </w:rPr>
+        <w:t>parent.end</w:t>
+      </w:r>
+      <w:proofErr w:type="spellEnd"/>
+      <w:proofErr w:type="gramEnd"/>
+      <w:r>
+        <w:rPr>
+          <w:rFonts w:ascii="Bookman Old Style" w:hAnsi="Bookman Old Style"/>
+          <w:sz w:val="16"/>
+          <w:szCs w:val="16"/>
+        </w:rPr>
+        <w:t>(</w:t>
+      </w:r>
+      <w:proofErr w:type="gramStart"/>
+      <w:r>
+        <w:rPr>
+          <w:rFonts w:ascii="Bookman Old Style" w:hAnsi="Bookman Old Style"/>
+          <w:sz w:val="16"/>
+          <w:szCs w:val="16"/>
+        </w:rPr>
+        <w:t>),-</w:t>
+      </w:r>
+      <w:proofErr w:type="gramEnd"/>
+      <w:r>
+        <w:rPr>
+          <w:rFonts w:ascii="Bookman Old Style" w:hAnsi="Bookman Old Style"/>
+          <w:sz w:val="16"/>
+          <w:szCs w:val="16"/>
+        </w:rPr>
+        <w:t>1);</w:t>
+      </w:r>
+    </w:p>
+    <w:p>
+      <w:pPr>
+        <w:spacing w:after="0" w:line="240" w:lineRule="auto"/>
+        <w:rPr>
+          <w:rFonts w:ascii="Bookman Old Style" w:hAnsi="Bookman Old Style"/>
+          <w:sz w:val="16"/>
+          <w:szCs w:val="16"/>
+        </w:rPr>
+      </w:pPr>
+      <w:r>
+        <w:rPr>
+          <w:rFonts w:ascii="Bookman Old Style" w:hAnsi="Bookman Old Style"/>
+          <w:sz w:val="16"/>
+          <w:szCs w:val="16"/>
+        </w:rPr>
+        <w:t>    parent[source] = -2;</w:t>
+      </w:r>
+    </w:p>
+    <w:p>
+      <w:pPr>
+        <w:spacing w:after="0" w:line="240" w:lineRule="auto"/>
+        <w:rPr>
+          <w:rFonts w:ascii="Bookman Old Style" w:hAnsi="Bookman Old Style"/>
+          <w:sz w:val="16"/>
+          <w:szCs w:val="16"/>
+        </w:rPr>
+      </w:pPr>
+      <w:r>
+        <w:rPr>
+          <w:rFonts w:ascii="Bookman Old Style" w:hAnsi="Bookman Old Style"/>
+          <w:sz w:val="16"/>
+          <w:szCs w:val="16"/>
+        </w:rPr>
+        <w:t>    queue&lt;pair&lt;</w:t>
+      </w:r>
+      <w:proofErr w:type="spellStart"/>
+      <w:proofErr w:type="gramStart"/>
+      <w:r>
+        <w:rPr>
+          <w:rFonts w:ascii="Bookman Old Style" w:hAnsi="Bookman Old Style"/>
+          <w:sz w:val="16"/>
+          <w:szCs w:val="16"/>
+        </w:rPr>
+        <w:t>ll,ll</w:t>
+      </w:r>
+      <w:proofErr w:type="spellEnd"/>
+      <w:proofErr w:type="gramEnd"/>
+      <w:r>
+        <w:rPr>
+          <w:rFonts w:ascii="Bookman Old Style" w:hAnsi="Bookman Old Style"/>
+          <w:sz w:val="16"/>
+          <w:szCs w:val="16"/>
+        </w:rPr>
+        <w:t>&gt;&gt; q;</w:t>
+      </w:r>
+    </w:p>
+    <w:p>
+      <w:pPr>
+        <w:spacing w:after="0" w:line="240" w:lineRule="auto"/>
+        <w:rPr>
+          <w:rFonts w:ascii="Bookman Old Style" w:hAnsi="Bookman Old Style"/>
+          <w:sz w:val="16"/>
+          <w:szCs w:val="16"/>
+        </w:rPr>
+      </w:pPr>
+      <w:r>
+        <w:rPr>
+          <w:rFonts w:ascii="Bookman Old Style" w:hAnsi="Bookman Old Style"/>
+          <w:sz w:val="16"/>
+          <w:szCs w:val="16"/>
+        </w:rPr>
+        <w:t xml:space="preserve">    </w:t>
+      </w:r>
+      <w:proofErr w:type="spellStart"/>
+      <w:proofErr w:type="gramStart"/>
+      <w:r>
+        <w:rPr>
+          <w:rFonts w:ascii="Bookman Old Style" w:hAnsi="Bookman Old Style"/>
+          <w:sz w:val="16"/>
+          <w:szCs w:val="16"/>
+        </w:rPr>
+        <w:t>q.push</w:t>
+      </w:r>
+      <w:proofErr w:type="spellEnd"/>
+      <w:proofErr w:type="gramEnd"/>
+      <w:r>
+        <w:rPr>
+          <w:rFonts w:ascii="Bookman Old Style" w:hAnsi="Bookman Old Style"/>
+          <w:sz w:val="16"/>
+          <w:szCs w:val="16"/>
+        </w:rPr>
+        <w:t>({</w:t>
+      </w:r>
+      <w:proofErr w:type="spellStart"/>
+      <w:proofErr w:type="gramStart"/>
+      <w:r>
+        <w:rPr>
+          <w:rFonts w:ascii="Bookman Old Style" w:hAnsi="Bookman Old Style"/>
+          <w:sz w:val="16"/>
+          <w:szCs w:val="16"/>
+        </w:rPr>
+        <w:t>source,LLONG</w:t>
+      </w:r>
+      <w:proofErr w:type="gramEnd"/>
+      <w:r>
+        <w:rPr>
+          <w:rFonts w:ascii="Bookman Old Style" w:hAnsi="Bookman Old Style"/>
+          <w:sz w:val="16"/>
+          <w:szCs w:val="16"/>
+        </w:rPr>
+        <w:t>_MAX</w:t>
+      </w:r>
+      <w:proofErr w:type="spellEnd"/>
+      <w:r>
+        <w:rPr>
+          <w:rFonts w:ascii="Bookman Old Style" w:hAnsi="Bookman Old Style"/>
+          <w:sz w:val="16"/>
+          <w:szCs w:val="16"/>
+        </w:rPr>
+        <w:t>});</w:t>
+      </w:r>
+    </w:p>
+    <w:p>
+      <w:pPr>
+        <w:spacing w:after="0" w:line="240" w:lineRule="auto"/>
+        <w:rPr>
+          <w:rFonts w:ascii="Bookman Old Style" w:hAnsi="Bookman Old Style"/>
+          <w:sz w:val="16"/>
+          <w:szCs w:val="16"/>
+        </w:rPr>
+      </w:pPr>
+      <w:r>
+        <w:rPr>
+          <w:rFonts w:ascii="Bookman Old Style" w:hAnsi="Bookman Old Style"/>
+          <w:sz w:val="16"/>
+          <w:szCs w:val="16"/>
+        </w:rPr>
+        <w:t>    while</w:t>
+      </w:r>
+      <w:proofErr w:type="gramStart"/>
+      <w:r>
+        <w:rPr>
+          <w:rFonts w:ascii="Bookman Old Style" w:hAnsi="Bookman Old Style"/>
+          <w:sz w:val="16"/>
+          <w:szCs w:val="16"/>
+        </w:rPr>
+        <w:t>(!</w:t>
+      </w:r>
+      <w:proofErr w:type="spellStart"/>
+      <w:r>
+        <w:rPr>
+          <w:rFonts w:ascii="Bookman Old Style" w:hAnsi="Bookman Old Style"/>
+          <w:sz w:val="16"/>
+          <w:szCs w:val="16"/>
+        </w:rPr>
+        <w:t>q</w:t>
+      </w:r>
+      <w:proofErr w:type="gramEnd"/>
+      <w:r>
+        <w:rPr>
+          <w:rFonts w:ascii="Bookman Old Style" w:hAnsi="Bookman Old Style"/>
+          <w:sz w:val="16"/>
+          <w:szCs w:val="16"/>
+        </w:rPr>
+        <w:t>.</w:t>
+      </w:r>
+      <w:proofErr w:type="gramStart"/>
+      <w:r>
+        <w:rPr>
+          <w:rFonts w:ascii="Bookman Old Style" w:hAnsi="Bookman Old Style"/>
+          <w:sz w:val="16"/>
+          <w:szCs w:val="16"/>
+        </w:rPr>
+        <w:t>empty</w:t>
+      </w:r>
+      <w:proofErr w:type="spellEnd"/>
+      <w:r>
+        <w:rPr>
+          <w:rFonts w:ascii="Bookman Old Style" w:hAnsi="Bookman Old Style"/>
+          <w:sz w:val="16"/>
+          <w:szCs w:val="16"/>
+        </w:rPr>
+        <w:t>()){</w:t>
+      </w:r>
+      <w:proofErr w:type="gramEnd"/>
+    </w:p>
+    <w:p>
+      <w:pPr>
+        <w:spacing w:after="0" w:line="240" w:lineRule="auto"/>
+        <w:rPr>
+          <w:rFonts w:ascii="Bookman Old Style" w:hAnsi="Bookman Old Style"/>
+          <w:sz w:val="16"/>
+          <w:szCs w:val="16"/>
+        </w:rPr>
+      </w:pPr>
+      <w:r>
+        <w:rPr>
+          <w:rFonts w:ascii="Bookman Old Style" w:hAnsi="Bookman Old Style"/>
+          <w:sz w:val="16"/>
+          <w:szCs w:val="16"/>
+        </w:rPr>
+        <w:t>        auto [</w:t>
+      </w:r>
+      <w:proofErr w:type="spellStart"/>
+      <w:proofErr w:type="gramStart"/>
+      <w:r>
+        <w:rPr>
+          <w:rFonts w:ascii="Bookman Old Style" w:hAnsi="Bookman Old Style"/>
+          <w:sz w:val="16"/>
+          <w:szCs w:val="16"/>
+        </w:rPr>
+        <w:t>curr,currflow</w:t>
+      </w:r>
+      <w:proofErr w:type="spellEnd"/>
+      <w:proofErr w:type="gramEnd"/>
+      <w:r>
+        <w:rPr>
+          <w:rFonts w:ascii="Bookman Old Style" w:hAnsi="Bookman Old Style"/>
+          <w:sz w:val="16"/>
+          <w:szCs w:val="16"/>
+        </w:rPr>
+        <w:t xml:space="preserve">] = </w:t>
+      </w:r>
+      <w:proofErr w:type="spellStart"/>
+      <w:proofErr w:type="gramStart"/>
+      <w:r>
+        <w:rPr>
+          <w:rFonts w:ascii="Bookman Old Style" w:hAnsi="Bookman Old Style"/>
+          <w:sz w:val="16"/>
+          <w:szCs w:val="16"/>
+        </w:rPr>
+        <w:t>q.front</w:t>
+      </w:r>
+      <w:proofErr w:type="spellEnd"/>
+      <w:proofErr w:type="gramEnd"/>
+      <w:r>
+        <w:rPr>
+          <w:rFonts w:ascii="Bookman Old Style" w:hAnsi="Bookman Old Style"/>
+          <w:sz w:val="16"/>
+          <w:szCs w:val="16"/>
+        </w:rPr>
+        <w:t xml:space="preserve">(); </w:t>
+      </w:r>
+      <w:proofErr w:type="spellStart"/>
+      <w:proofErr w:type="gramStart"/>
+      <w:r>
+        <w:rPr>
+          <w:rFonts w:ascii="Bookman Old Style" w:hAnsi="Bookman Old Style"/>
+          <w:sz w:val="16"/>
+          <w:szCs w:val="16"/>
+        </w:rPr>
+        <w:t>q.pop</w:t>
+      </w:r>
+      <w:proofErr w:type="spellEnd"/>
+      <w:r>
+        <w:rPr>
+          <w:rFonts w:ascii="Bookman Old Style" w:hAnsi="Bookman Old Style"/>
+          <w:sz w:val="16"/>
+          <w:szCs w:val="16"/>
+        </w:rPr>
+        <w:t>(</w:t>
+      </w:r>
+      <w:proofErr w:type="gramEnd"/>
+      <w:r>
+        <w:rPr>
+          <w:rFonts w:ascii="Bookman Old Style" w:hAnsi="Bookman Old Style"/>
+          <w:sz w:val="16"/>
+          <w:szCs w:val="16"/>
+        </w:rPr>
+        <w:t>);</w:t>
+      </w:r>
+    </w:p>
+    <w:p>
+      <w:pPr>
+        <w:spacing w:after="0" w:line="240" w:lineRule="auto"/>
+        <w:rPr>
+          <w:rFonts w:ascii="Bookman Old Style" w:hAnsi="Bookman Old Style"/>
+          <w:sz w:val="16"/>
+          <w:szCs w:val="16"/>
+        </w:rPr>
+      </w:pPr>
+      <w:r>
+        <w:rPr>
+          <w:rFonts w:ascii="Bookman Old Style" w:hAnsi="Bookman Old Style"/>
+          <w:sz w:val="16"/>
+          <w:szCs w:val="16"/>
+        </w:rPr>
+        <w:t xml:space="preserve">        </w:t>
+      </w:r>
+      <w:proofErr w:type="gramStart"/>
+      <w:r>
+        <w:rPr>
+          <w:rFonts w:ascii="Bookman Old Style" w:hAnsi="Bookman Old Style"/>
+          <w:sz w:val="16"/>
+          <w:szCs w:val="16"/>
+        </w:rPr>
+        <w:t>for(</w:t>
+      </w:r>
+      <w:proofErr w:type="gramEnd"/>
+      <w:r>
+        <w:rPr>
+          <w:rFonts w:ascii="Bookman Old Style" w:hAnsi="Bookman Old Style"/>
+          <w:sz w:val="16"/>
+          <w:szCs w:val="16"/>
+        </w:rPr>
+        <w:t xml:space="preserve">auto </w:t>
+      </w:r>
+      <w:proofErr w:type="gramStart"/>
+      <w:r>
+        <w:rPr>
+          <w:rFonts w:ascii="Bookman Old Style" w:hAnsi="Bookman Old Style"/>
+          <w:sz w:val="16"/>
+          <w:szCs w:val="16"/>
+        </w:rPr>
+        <w:t>a :</w:t>
+      </w:r>
+      <w:proofErr w:type="gramEnd"/>
+      <w:r>
+        <w:rPr>
+          <w:rFonts w:ascii="Bookman Old Style" w:hAnsi="Bookman Old Style"/>
+          <w:sz w:val="16"/>
+          <w:szCs w:val="16"/>
+        </w:rPr>
+        <w:t xml:space="preserve"> </w:t>
+      </w:r>
+      <w:proofErr w:type="spellStart"/>
+      <w:r>
+        <w:rPr>
+          <w:rFonts w:ascii="Bookman Old Style" w:hAnsi="Bookman Old Style"/>
+          <w:sz w:val="16"/>
+          <w:szCs w:val="16"/>
+        </w:rPr>
+        <w:t>adj</w:t>
+      </w:r>
+      <w:proofErr w:type="spellEnd"/>
+      <w:r>
+        <w:rPr>
+          <w:rFonts w:ascii="Bookman Old Style" w:hAnsi="Bookman Old Style"/>
+          <w:sz w:val="16"/>
+          <w:szCs w:val="16"/>
+        </w:rPr>
+        <w:t>[</w:t>
+      </w:r>
+      <w:proofErr w:type="spellStart"/>
+      <w:r>
+        <w:rPr>
+          <w:rFonts w:ascii="Bookman Old Style" w:hAnsi="Bookman Old Style"/>
+          <w:sz w:val="16"/>
+          <w:szCs w:val="16"/>
+        </w:rPr>
+        <w:t>curr</w:t>
+      </w:r>
+      <w:proofErr w:type="spellEnd"/>
+      <w:proofErr w:type="gramStart"/>
+      <w:r>
+        <w:rPr>
+          <w:rFonts w:ascii="Bookman Old Style" w:hAnsi="Bookman Old Style"/>
+          <w:sz w:val="16"/>
+          <w:szCs w:val="16"/>
+        </w:rPr>
+        <w:t>]){</w:t>
+      </w:r>
+      <w:proofErr w:type="gramEnd"/>
+    </w:p>
+    <w:p>
+      <w:pPr>
+        <w:spacing w:after="0" w:line="240" w:lineRule="auto"/>
+        <w:rPr>
+          <w:rFonts w:ascii="Bookman Old Style" w:hAnsi="Bookman Old Style"/>
+          <w:sz w:val="16"/>
+          <w:szCs w:val="16"/>
+        </w:rPr>
+      </w:pPr>
+      <w:r>
+        <w:rPr>
+          <w:rFonts w:ascii="Bookman Old Style" w:hAnsi="Bookman Old Style"/>
+          <w:sz w:val="16"/>
+          <w:szCs w:val="16"/>
+        </w:rPr>
+        <w:t>            if(parent[a]==-1 &amp;&amp; capacity[</w:t>
+      </w:r>
+      <w:proofErr w:type="spellStart"/>
+      <w:r>
+        <w:rPr>
+          <w:rFonts w:ascii="Bookman Old Style" w:hAnsi="Bookman Old Style"/>
+          <w:sz w:val="16"/>
+          <w:szCs w:val="16"/>
+        </w:rPr>
+        <w:t>curr</w:t>
+      </w:r>
+      <w:proofErr w:type="spellEnd"/>
+      <w:r>
+        <w:rPr>
+          <w:rFonts w:ascii="Bookman Old Style" w:hAnsi="Bookman Old Style"/>
+          <w:sz w:val="16"/>
+          <w:szCs w:val="16"/>
+        </w:rPr>
+        <w:t xml:space="preserve">][a] &gt; </w:t>
+      </w:r>
+      <w:proofErr w:type="gramStart"/>
+      <w:r>
+        <w:rPr>
+          <w:rFonts w:ascii="Bookman Old Style" w:hAnsi="Bookman Old Style"/>
+          <w:sz w:val="16"/>
+          <w:szCs w:val="16"/>
+        </w:rPr>
+        <w:t>0){</w:t>
+      </w:r>
+      <w:proofErr w:type="gramEnd"/>
+    </w:p>
+    <w:p>
+      <w:pPr>
+        <w:spacing w:after="0" w:line="240" w:lineRule="auto"/>
+        <w:rPr>
+          <w:rFonts w:ascii="Bookman Old Style" w:hAnsi="Bookman Old Style"/>
+          <w:sz w:val="16"/>
+          <w:szCs w:val="16"/>
+        </w:rPr>
+      </w:pPr>
+      <w:r>
+        <w:rPr>
+          <w:rFonts w:ascii="Bookman Old Style" w:hAnsi="Bookman Old Style"/>
+          <w:sz w:val="16"/>
+          <w:szCs w:val="16"/>
+        </w:rPr>
+        <w:t xml:space="preserve">                parent[a] = </w:t>
+      </w:r>
+      <w:proofErr w:type="spellStart"/>
+      <w:r>
+        <w:rPr>
+          <w:rFonts w:ascii="Bookman Old Style" w:hAnsi="Bookman Old Style"/>
+          <w:sz w:val="16"/>
+          <w:szCs w:val="16"/>
+        </w:rPr>
+        <w:t>curr</w:t>
+      </w:r>
+      <w:proofErr w:type="spellEnd"/>
+      <w:r>
+        <w:rPr>
+          <w:rFonts w:ascii="Bookman Old Style" w:hAnsi="Bookman Old Style"/>
+          <w:sz w:val="16"/>
+          <w:szCs w:val="16"/>
+        </w:rPr>
+        <w:t>;</w:t>
+      </w:r>
+    </w:p>
+    <w:p>
+      <w:pPr>
+        <w:spacing w:after="0" w:line="240" w:lineRule="auto"/>
+        <w:rPr>
+          <w:rFonts w:ascii="Bookman Old Style" w:hAnsi="Bookman Old Style"/>
+          <w:sz w:val="16"/>
+          <w:szCs w:val="16"/>
+        </w:rPr>
+      </w:pPr>
+      <w:r>
+        <w:rPr>
+          <w:rFonts w:ascii="Bookman Old Style" w:hAnsi="Bookman Old Style"/>
+          <w:sz w:val="16"/>
+          <w:szCs w:val="16"/>
+        </w:rPr>
+        <w:t xml:space="preserve">                </w:t>
+      </w:r>
+      <w:proofErr w:type="spellStart"/>
+      <w:r>
+        <w:rPr>
+          <w:rFonts w:ascii="Bookman Old Style" w:hAnsi="Bookman Old Style"/>
+          <w:sz w:val="16"/>
+          <w:szCs w:val="16"/>
+        </w:rPr>
+        <w:t>ll</w:t>
+      </w:r>
+      <w:proofErr w:type="spellEnd"/>
+      <w:r>
+        <w:rPr>
+          <w:rFonts w:ascii="Bookman Old Style" w:hAnsi="Bookman Old Style"/>
+          <w:sz w:val="16"/>
+          <w:szCs w:val="16"/>
+        </w:rPr>
+        <w:t xml:space="preserve"> </w:t>
+      </w:r>
+      <w:proofErr w:type="spellStart"/>
+      <w:r>
+        <w:rPr>
+          <w:rFonts w:ascii="Bookman Old Style" w:hAnsi="Bookman Old Style"/>
+          <w:sz w:val="16"/>
+          <w:szCs w:val="16"/>
+        </w:rPr>
+        <w:t>newflow</w:t>
+      </w:r>
+      <w:proofErr w:type="spellEnd"/>
+      <w:r>
+        <w:rPr>
+          <w:rFonts w:ascii="Bookman Old Style" w:hAnsi="Bookman Old Style"/>
+          <w:sz w:val="16"/>
+          <w:szCs w:val="16"/>
+        </w:rPr>
+        <w:t xml:space="preserve"> = </w:t>
+      </w:r>
+      <w:proofErr w:type="gramStart"/>
+      <w:r>
+        <w:rPr>
+          <w:rFonts w:ascii="Bookman Old Style" w:hAnsi="Bookman Old Style"/>
+          <w:sz w:val="16"/>
+          <w:szCs w:val="16"/>
+        </w:rPr>
+        <w:t>min(</w:t>
+      </w:r>
+      <w:proofErr w:type="spellStart"/>
+      <w:proofErr w:type="gramEnd"/>
+      <w:r>
+        <w:rPr>
+          <w:rFonts w:ascii="Bookman Old Style" w:hAnsi="Bookman Old Style"/>
+          <w:sz w:val="16"/>
+          <w:szCs w:val="16"/>
+        </w:rPr>
+        <w:t>currflow</w:t>
+      </w:r>
+      <w:proofErr w:type="spellEnd"/>
+      <w:r>
+        <w:rPr>
+          <w:rFonts w:ascii="Bookman Old Style" w:hAnsi="Bookman Old Style"/>
+          <w:sz w:val="16"/>
+          <w:szCs w:val="16"/>
+        </w:rPr>
+        <w:t>, capacity[</w:t>
+      </w:r>
+      <w:proofErr w:type="spellStart"/>
+      <w:r>
+        <w:rPr>
+          <w:rFonts w:ascii="Bookman Old Style" w:hAnsi="Bookman Old Style"/>
+          <w:sz w:val="16"/>
+          <w:szCs w:val="16"/>
+        </w:rPr>
+        <w:t>curr</w:t>
+      </w:r>
+      <w:proofErr w:type="spellEnd"/>
+      <w:r>
+        <w:rPr>
+          <w:rFonts w:ascii="Bookman Old Style" w:hAnsi="Bookman Old Style"/>
+          <w:sz w:val="16"/>
+          <w:szCs w:val="16"/>
+        </w:rPr>
+        <w:t>][a]);</w:t>
+      </w:r>
+    </w:p>
+    <w:p>
+      <w:pPr>
+        <w:spacing w:after="0" w:line="240" w:lineRule="auto"/>
+        <w:rPr>
+          <w:rFonts w:ascii="Bookman Old Style" w:hAnsi="Bookman Old Style"/>
+          <w:sz w:val="16"/>
+          <w:szCs w:val="16"/>
+        </w:rPr>
+      </w:pPr>
+      <w:r>
+        <w:rPr>
+          <w:rFonts w:ascii="Bookman Old Style" w:hAnsi="Bookman Old Style"/>
+          <w:sz w:val="16"/>
+          <w:szCs w:val="16"/>
+        </w:rPr>
+        <w:t xml:space="preserve">                if(a==sink) return </w:t>
+      </w:r>
+      <w:proofErr w:type="spellStart"/>
+      <w:r>
+        <w:rPr>
+          <w:rFonts w:ascii="Bookman Old Style" w:hAnsi="Bookman Old Style"/>
+          <w:sz w:val="16"/>
+          <w:szCs w:val="16"/>
+        </w:rPr>
+        <w:t>newflow</w:t>
+      </w:r>
+      <w:proofErr w:type="spellEnd"/>
+      <w:r>
+        <w:rPr>
+          <w:rFonts w:ascii="Bookman Old Style" w:hAnsi="Bookman Old Style"/>
+          <w:sz w:val="16"/>
+          <w:szCs w:val="16"/>
+        </w:rPr>
+        <w:t>;</w:t>
+      </w:r>
+    </w:p>
+    <w:p>
+      <w:pPr>
+        <w:spacing w:after="0" w:line="240" w:lineRule="auto"/>
+        <w:rPr>
+          <w:rFonts w:ascii="Bookman Old Style" w:hAnsi="Bookman Old Style"/>
+          <w:sz w:val="16"/>
+          <w:szCs w:val="16"/>
+        </w:rPr>
+      </w:pPr>
+      <w:r>
+        <w:rPr>
+          <w:rFonts w:ascii="Bookman Old Style" w:hAnsi="Bookman Old Style"/>
+          <w:sz w:val="16"/>
+          <w:szCs w:val="16"/>
+        </w:rPr>
+        <w:t xml:space="preserve">                </w:t>
+      </w:r>
+      <w:proofErr w:type="spellStart"/>
+      <w:proofErr w:type="gramStart"/>
+      <w:r>
+        <w:rPr>
+          <w:rFonts w:ascii="Bookman Old Style" w:hAnsi="Bookman Old Style"/>
+          <w:sz w:val="16"/>
+          <w:szCs w:val="16"/>
+        </w:rPr>
+        <w:t>q.push</w:t>
+      </w:r>
+      <w:proofErr w:type="spellEnd"/>
+      <w:proofErr w:type="gramEnd"/>
+      <w:r>
+        <w:rPr>
+          <w:rFonts w:ascii="Bookman Old Style" w:hAnsi="Bookman Old Style"/>
+          <w:sz w:val="16"/>
+          <w:szCs w:val="16"/>
+        </w:rPr>
+        <w:t>({</w:t>
+      </w:r>
+      <w:proofErr w:type="spellStart"/>
+      <w:proofErr w:type="gramStart"/>
+      <w:r>
+        <w:rPr>
+          <w:rFonts w:ascii="Bookman Old Style" w:hAnsi="Bookman Old Style"/>
+          <w:sz w:val="16"/>
+          <w:szCs w:val="16"/>
+        </w:rPr>
+        <w:t>a,newflow</w:t>
+      </w:r>
+      <w:proofErr w:type="spellEnd"/>
+      <w:proofErr w:type="gramEnd"/>
+      <w:r>
+        <w:rPr>
+          <w:rFonts w:ascii="Bookman Old Style" w:hAnsi="Bookman Old Style"/>
+          <w:sz w:val="16"/>
+          <w:szCs w:val="16"/>
+        </w:rPr>
+        <w:t>});</w:t>
+      </w:r>
+    </w:p>
+    <w:p>
+      <w:pPr>
+        <w:spacing w:after="0" w:line="240" w:lineRule="auto"/>
+        <w:rPr>
+          <w:rFonts w:ascii="Bookman Old Style" w:hAnsi="Bookman Old Style"/>
+          <w:sz w:val="16"/>
+          <w:szCs w:val="16"/>
+        </w:rPr>
+      </w:pPr>
+      <w:r>
+        <w:rPr>
+          <w:rFonts w:ascii="Bookman Old Style" w:hAnsi="Bookman Old Style"/>
+          <w:sz w:val="16"/>
+          <w:szCs w:val="16"/>
+        </w:rPr>
+        <w:t>            }</w:t>
+      </w:r>
+    </w:p>
+    <w:p>
+      <w:pPr>
+        <w:spacing w:after="0" w:line="240" w:lineRule="auto"/>
+        <w:rPr>
+          <w:rFonts w:ascii="Bookman Old Style" w:hAnsi="Bookman Old Style"/>
+          <w:sz w:val="16"/>
+          <w:szCs w:val="16"/>
+        </w:rPr>
+      </w:pPr>
+      <w:r>
+        <w:rPr>
+          <w:rFonts w:ascii="Bookman Old Style" w:hAnsi="Bookman Old Style"/>
+          <w:sz w:val="16"/>
+          <w:szCs w:val="16"/>
+        </w:rPr>
+        <w:t>        }</w:t>
+      </w:r>
+    </w:p>
+    <w:p>
+      <w:pPr>
+        <w:spacing w:after="0" w:line="240" w:lineRule="auto"/>
+        <w:rPr>
+          <w:rFonts w:ascii="Bookman Old Style" w:hAnsi="Bookman Old Style"/>
+          <w:sz w:val="16"/>
+          <w:szCs w:val="16"/>
+        </w:rPr>
+      </w:pPr>
+      <w:r>
+        <w:rPr>
+          <w:rFonts w:ascii="Bookman Old Style" w:hAnsi="Bookman Old Style"/>
+          <w:sz w:val="16"/>
+          <w:szCs w:val="16"/>
+        </w:rPr>
+        <w:t>    }</w:t>
+      </w:r>
+    </w:p>
+    <w:p>
+      <w:pPr>
+        <w:spacing w:after="0" w:line="240" w:lineRule="auto"/>
+        <w:rPr>
+          <w:rFonts w:ascii="Bookman Old Style" w:hAnsi="Bookman Old Style"/>
+          <w:sz w:val="16"/>
+          <w:szCs w:val="16"/>
+        </w:rPr>
+      </w:pPr>
+      <w:r>
+        <w:rPr>
+          <w:rFonts w:ascii="Bookman Old Style" w:hAnsi="Bookman Old Style"/>
+          <w:sz w:val="16"/>
+          <w:szCs w:val="16"/>
+        </w:rPr>
+        <w:t>    return 0;</w:t>
+      </w:r>
+    </w:p>
+    <w:p>
+      <w:pPr>
+        <w:spacing w:after="0" w:line="240" w:lineRule="auto"/>
+        <w:rPr>
+          <w:rFonts w:ascii="Bookman Old Style" w:hAnsi="Bookman Old Style"/>
+          <w:sz w:val="16"/>
+          <w:szCs w:val="16"/>
+        </w:rPr>
+      </w:pPr>
+      <w:r>
+        <w:rPr>
+          <w:rFonts w:ascii="Bookman Old Style" w:hAnsi="Bookman Old Style"/>
+          <w:sz w:val="16"/>
+          <w:szCs w:val="16"/>
+        </w:rPr>
+        <w:t>}</w:t>
+      </w:r>
+    </w:p>
+    <w:p>
+      <w:pPr>
+        <w:spacing w:after="0" w:line="240" w:lineRule="auto"/>
+        <w:rPr>
+          <w:rFonts w:ascii="Bookman Old Style" w:hAnsi="Bookman Old Style"/>
+          <w:sz w:val="16"/>
+          <w:szCs w:val="16"/>
+        </w:rPr>
+      </w:pPr>
+      <w:proofErr w:type="spellStart"/>
+      <w:r>
+        <w:rPr>
+          <w:rFonts w:ascii="Bookman Old Style" w:hAnsi="Bookman Old Style"/>
+          <w:sz w:val="16"/>
+          <w:szCs w:val="16"/>
+        </w:rPr>
+        <w:t>ll</w:t>
+      </w:r>
+      <w:proofErr w:type="spellEnd"/>
+      <w:r>
+        <w:rPr>
+          <w:rFonts w:ascii="Bookman Old Style" w:hAnsi="Bookman Old Style"/>
+          <w:sz w:val="16"/>
+          <w:szCs w:val="16"/>
+        </w:rPr>
+        <w:t xml:space="preserve"> </w:t>
+      </w:r>
+      <w:proofErr w:type="gramStart"/>
+      <w:r>
+        <w:rPr>
+          <w:rFonts w:ascii="Bookman Old Style" w:hAnsi="Bookman Old Style"/>
+          <w:sz w:val="16"/>
+          <w:szCs w:val="16"/>
+        </w:rPr>
+        <w:t>maxflow(</w:t>
+      </w:r>
+      <w:proofErr w:type="spellStart"/>
+      <w:proofErr w:type="gramEnd"/>
+      <w:r>
+        <w:rPr>
+          <w:rFonts w:ascii="Bookman Old Style" w:hAnsi="Bookman Old Style"/>
+          <w:sz w:val="16"/>
+          <w:szCs w:val="16"/>
+        </w:rPr>
+        <w:t>ll</w:t>
+      </w:r>
+      <w:proofErr w:type="spellEnd"/>
+      <w:r>
+        <w:rPr>
+          <w:rFonts w:ascii="Bookman Old Style" w:hAnsi="Bookman Old Style"/>
+          <w:sz w:val="16"/>
+          <w:szCs w:val="16"/>
+        </w:rPr>
+        <w:t xml:space="preserve"> n, </w:t>
+      </w:r>
+      <w:proofErr w:type="spellStart"/>
+      <w:r>
+        <w:rPr>
+          <w:rFonts w:ascii="Bookman Old Style" w:hAnsi="Bookman Old Style"/>
+          <w:sz w:val="16"/>
+          <w:szCs w:val="16"/>
+        </w:rPr>
+        <w:t>ll</w:t>
+      </w:r>
+      <w:proofErr w:type="spellEnd"/>
+      <w:r>
+        <w:rPr>
+          <w:rFonts w:ascii="Bookman Old Style" w:hAnsi="Bookman Old Style"/>
+          <w:sz w:val="16"/>
+          <w:szCs w:val="16"/>
+        </w:rPr>
+        <w:t xml:space="preserve"> source, </w:t>
+      </w:r>
+      <w:proofErr w:type="spellStart"/>
+      <w:r>
+        <w:rPr>
+          <w:rFonts w:ascii="Bookman Old Style" w:hAnsi="Bookman Old Style"/>
+          <w:sz w:val="16"/>
+          <w:szCs w:val="16"/>
+        </w:rPr>
+        <w:t>ll</w:t>
+      </w:r>
+      <w:proofErr w:type="spellEnd"/>
+      <w:r>
+        <w:rPr>
+          <w:rFonts w:ascii="Bookman Old Style" w:hAnsi="Bookman Old Style"/>
+          <w:sz w:val="16"/>
+          <w:szCs w:val="16"/>
+        </w:rPr>
+        <w:t xml:space="preserve"> sink, vector&lt;vector&lt;</w:t>
+      </w:r>
+      <w:proofErr w:type="spellStart"/>
+      <w:r>
+        <w:rPr>
+          <w:rFonts w:ascii="Bookman Old Style" w:hAnsi="Bookman Old Style"/>
+          <w:sz w:val="16"/>
+          <w:szCs w:val="16"/>
+        </w:rPr>
+        <w:t>ll</w:t>
+      </w:r>
+      <w:proofErr w:type="spellEnd"/>
+      <w:r>
+        <w:rPr>
+          <w:rFonts w:ascii="Bookman Old Style" w:hAnsi="Bookman Old Style"/>
+          <w:sz w:val="16"/>
+          <w:szCs w:val="16"/>
+        </w:rPr>
+        <w:t>&gt;&gt;&amp;</w:t>
+      </w:r>
+      <w:proofErr w:type="spellStart"/>
+      <w:r>
+        <w:rPr>
+          <w:rFonts w:ascii="Bookman Old Style" w:hAnsi="Bookman Old Style"/>
+          <w:sz w:val="16"/>
+          <w:szCs w:val="16"/>
+        </w:rPr>
+        <w:t>adj</w:t>
+      </w:r>
+      <w:proofErr w:type="spellEnd"/>
+      <w:r>
+        <w:rPr>
+          <w:rFonts w:ascii="Bookman Old Style" w:hAnsi="Bookman Old Style"/>
+          <w:sz w:val="16"/>
+          <w:szCs w:val="16"/>
+        </w:rPr>
+        <w:t>, vector&lt;vector&lt;</w:t>
+      </w:r>
+      <w:proofErr w:type="spellStart"/>
+      <w:r>
+        <w:rPr>
+          <w:rFonts w:ascii="Bookman Old Style" w:hAnsi="Bookman Old Style"/>
+          <w:sz w:val="16"/>
+          <w:szCs w:val="16"/>
+        </w:rPr>
+        <w:t>ll</w:t>
+      </w:r>
+      <w:proofErr w:type="spellEnd"/>
+      <w:r>
+        <w:rPr>
+          <w:rFonts w:ascii="Bookman Old Style" w:hAnsi="Bookman Old Style"/>
+          <w:sz w:val="16"/>
+          <w:szCs w:val="16"/>
+        </w:rPr>
+        <w:t>&gt;&gt;&amp;</w:t>
+      </w:r>
+      <w:proofErr w:type="gramStart"/>
+      <w:r>
+        <w:rPr>
+          <w:rFonts w:ascii="Bookman Old Style" w:hAnsi="Bookman Old Style"/>
+          <w:sz w:val="16"/>
+          <w:szCs w:val="16"/>
+        </w:rPr>
+        <w:t>capacity){</w:t>
+      </w:r>
+      <w:proofErr w:type="gramEnd"/>
+    </w:p>
+    <w:p>
+      <w:pPr>
+        <w:spacing w:after="0" w:line="240" w:lineRule="auto"/>
+        <w:rPr>
+          <w:rFonts w:ascii="Bookman Old Style" w:hAnsi="Bookman Old Style"/>
+          <w:sz w:val="16"/>
+          <w:szCs w:val="16"/>
+        </w:rPr>
+      </w:pPr>
+      <w:r>
+        <w:rPr>
+          <w:rFonts w:ascii="Bookman Old Style" w:hAnsi="Bookman Old Style"/>
+          <w:sz w:val="16"/>
+          <w:szCs w:val="16"/>
+        </w:rPr>
+        <w:t xml:space="preserve">    </w:t>
+      </w:r>
+      <w:proofErr w:type="spellStart"/>
+      <w:r>
+        <w:rPr>
+          <w:rFonts w:ascii="Bookman Old Style" w:hAnsi="Bookman Old Style"/>
+          <w:sz w:val="16"/>
+          <w:szCs w:val="16"/>
+        </w:rPr>
+        <w:t>ll</w:t>
+      </w:r>
+      <w:proofErr w:type="spellEnd"/>
+      <w:r>
+        <w:rPr>
+          <w:rFonts w:ascii="Bookman Old Style" w:hAnsi="Bookman Old Style"/>
+          <w:sz w:val="16"/>
+          <w:szCs w:val="16"/>
+        </w:rPr>
+        <w:t xml:space="preserve"> </w:t>
+      </w:r>
+      <w:proofErr w:type="spellStart"/>
+      <w:r>
+        <w:rPr>
+          <w:rFonts w:ascii="Bookman Old Style" w:hAnsi="Bookman Old Style"/>
+          <w:sz w:val="16"/>
+          <w:szCs w:val="16"/>
+        </w:rPr>
+        <w:t>totalflow</w:t>
+      </w:r>
+      <w:proofErr w:type="spellEnd"/>
+      <w:r>
+        <w:rPr>
+          <w:rFonts w:ascii="Bookman Old Style" w:hAnsi="Bookman Old Style"/>
+          <w:sz w:val="16"/>
+          <w:szCs w:val="16"/>
+        </w:rPr>
+        <w:t xml:space="preserve"> = 0;</w:t>
+      </w:r>
+    </w:p>
+    <w:p>
+      <w:pPr>
+        <w:spacing w:after="0" w:line="240" w:lineRule="auto"/>
+        <w:rPr>
+          <w:rFonts w:ascii="Bookman Old Style" w:hAnsi="Bookman Old Style"/>
+          <w:sz w:val="16"/>
+          <w:szCs w:val="16"/>
+        </w:rPr>
+      </w:pPr>
+      <w:r>
+        <w:rPr>
+          <w:rFonts w:ascii="Bookman Old Style" w:hAnsi="Bookman Old Style"/>
+          <w:sz w:val="16"/>
+          <w:szCs w:val="16"/>
+        </w:rPr>
+        <w:t>    vector&lt;</w:t>
+      </w:r>
+      <w:proofErr w:type="spellStart"/>
+      <w:r>
+        <w:rPr>
+          <w:rFonts w:ascii="Bookman Old Style" w:hAnsi="Bookman Old Style"/>
+          <w:sz w:val="16"/>
+          <w:szCs w:val="16"/>
+        </w:rPr>
+        <w:t>ll</w:t>
+      </w:r>
+      <w:proofErr w:type="spellEnd"/>
+      <w:r>
+        <w:rPr>
+          <w:rFonts w:ascii="Bookman Old Style" w:hAnsi="Bookman Old Style"/>
+          <w:sz w:val="16"/>
+          <w:szCs w:val="16"/>
+        </w:rPr>
+        <w:t>&gt; parent(n);</w:t>
+      </w:r>
+    </w:p>
+    <w:p>
+      <w:pPr>
+        <w:spacing w:after="0" w:line="240" w:lineRule="auto"/>
+        <w:rPr>
+          <w:rFonts w:ascii="Bookman Old Style" w:hAnsi="Bookman Old Style"/>
+          <w:sz w:val="16"/>
+          <w:szCs w:val="16"/>
+        </w:rPr>
+      </w:pPr>
+      <w:r>
+        <w:rPr>
+          <w:rFonts w:ascii="Bookman Old Style" w:hAnsi="Bookman Old Style"/>
+          <w:sz w:val="16"/>
+          <w:szCs w:val="16"/>
+        </w:rPr>
+        <w:t xml:space="preserve">    </w:t>
+      </w:r>
+      <w:proofErr w:type="spellStart"/>
+      <w:r>
+        <w:rPr>
+          <w:rFonts w:ascii="Bookman Old Style" w:hAnsi="Bookman Old Style"/>
+          <w:sz w:val="16"/>
+          <w:szCs w:val="16"/>
+        </w:rPr>
+        <w:t>ll</w:t>
+      </w:r>
+      <w:proofErr w:type="spellEnd"/>
+      <w:r>
+        <w:rPr>
+          <w:rFonts w:ascii="Bookman Old Style" w:hAnsi="Bookman Old Style"/>
+          <w:sz w:val="16"/>
+          <w:szCs w:val="16"/>
+        </w:rPr>
+        <w:t xml:space="preserve"> </w:t>
+      </w:r>
+      <w:proofErr w:type="spellStart"/>
+      <w:r>
+        <w:rPr>
+          <w:rFonts w:ascii="Bookman Old Style" w:hAnsi="Bookman Old Style"/>
+          <w:sz w:val="16"/>
+          <w:szCs w:val="16"/>
+        </w:rPr>
+        <w:t>newflow</w:t>
+      </w:r>
+      <w:proofErr w:type="spellEnd"/>
+      <w:r>
+        <w:rPr>
+          <w:rFonts w:ascii="Bookman Old Style" w:hAnsi="Bookman Old Style"/>
+          <w:sz w:val="16"/>
+          <w:szCs w:val="16"/>
+        </w:rPr>
+        <w:t>;</w:t>
+      </w:r>
+    </w:p>
+    <w:p>
+      <w:pPr>
+        <w:spacing w:after="0" w:line="240" w:lineRule="auto"/>
+        <w:rPr>
+          <w:rFonts w:ascii="Bookman Old Style" w:hAnsi="Bookman Old Style"/>
+          <w:sz w:val="16"/>
+          <w:szCs w:val="16"/>
+        </w:rPr>
+      </w:pPr>
+      <w:r>
+        <w:rPr>
+          <w:rFonts w:ascii="Bookman Old Style" w:hAnsi="Bookman Old Style"/>
+          <w:sz w:val="16"/>
+          <w:szCs w:val="16"/>
+        </w:rPr>
+        <w:t xml:space="preserve">    </w:t>
+      </w:r>
+      <w:proofErr w:type="gramStart"/>
+      <w:r>
+        <w:rPr>
+          <w:rFonts w:ascii="Bookman Old Style" w:hAnsi="Bookman Old Style"/>
+          <w:sz w:val="16"/>
+          <w:szCs w:val="16"/>
+        </w:rPr>
+        <w:t>while(</w:t>
+      </w:r>
+      <w:proofErr w:type="gramEnd"/>
+      <w:r>
+        <w:rPr>
+          <w:rFonts w:ascii="Bookman Old Style" w:hAnsi="Bookman Old Style"/>
+          <w:sz w:val="16"/>
+          <w:szCs w:val="16"/>
+        </w:rPr>
+        <w:t>(</w:t>
+      </w:r>
+      <w:proofErr w:type="spellStart"/>
+      <w:r>
+        <w:rPr>
+          <w:rFonts w:ascii="Bookman Old Style" w:hAnsi="Bookman Old Style"/>
+          <w:sz w:val="16"/>
+          <w:szCs w:val="16"/>
+        </w:rPr>
+        <w:t>newflow</w:t>
+      </w:r>
+      <w:proofErr w:type="spellEnd"/>
+      <w:r>
+        <w:rPr>
+          <w:rFonts w:ascii="Bookman Old Style" w:hAnsi="Bookman Old Style"/>
+          <w:sz w:val="16"/>
+          <w:szCs w:val="16"/>
+        </w:rPr>
+        <w:t xml:space="preserve"> = </w:t>
+      </w:r>
+      <w:proofErr w:type="spellStart"/>
+      <w:r>
+        <w:rPr>
+          <w:rFonts w:ascii="Bookman Old Style" w:hAnsi="Bookman Old Style"/>
+          <w:sz w:val="16"/>
+          <w:szCs w:val="16"/>
+        </w:rPr>
+        <w:t>bfs</w:t>
+      </w:r>
+      <w:proofErr w:type="spellEnd"/>
+      <w:r>
+        <w:rPr>
+          <w:rFonts w:ascii="Bookman Old Style" w:hAnsi="Bookman Old Style"/>
+          <w:sz w:val="16"/>
+          <w:szCs w:val="16"/>
+        </w:rPr>
+        <w:t>(</w:t>
+      </w:r>
+      <w:proofErr w:type="spellStart"/>
+      <w:proofErr w:type="gramStart"/>
+      <w:r>
+        <w:rPr>
+          <w:rFonts w:ascii="Bookman Old Style" w:hAnsi="Bookman Old Style"/>
+          <w:sz w:val="16"/>
+          <w:szCs w:val="16"/>
+        </w:rPr>
+        <w:t>source,sink</w:t>
+      </w:r>
+      <w:proofErr w:type="gramEnd"/>
+      <w:r>
+        <w:rPr>
+          <w:rFonts w:ascii="Bookman Old Style" w:hAnsi="Bookman Old Style"/>
+          <w:sz w:val="16"/>
+          <w:szCs w:val="16"/>
+        </w:rPr>
+        <w:t>,</w:t>
+      </w:r>
+      <w:proofErr w:type="gramStart"/>
+      <w:r>
+        <w:rPr>
+          <w:rFonts w:ascii="Bookman Old Style" w:hAnsi="Bookman Old Style"/>
+          <w:sz w:val="16"/>
+          <w:szCs w:val="16"/>
+        </w:rPr>
+        <w:t>adj,capacity</w:t>
+      </w:r>
+      <w:proofErr w:type="gramEnd"/>
+      <w:r>
+        <w:rPr>
+          <w:rFonts w:ascii="Bookman Old Style" w:hAnsi="Bookman Old Style"/>
+          <w:sz w:val="16"/>
+          <w:szCs w:val="16"/>
+        </w:rPr>
+        <w:t>,parent</w:t>
+      </w:r>
+      <w:proofErr w:type="spellEnd"/>
+      <w:r>
+        <w:rPr>
+          <w:rFonts w:ascii="Bookman Old Style" w:hAnsi="Bookman Old Style"/>
+          <w:sz w:val="16"/>
+          <w:szCs w:val="16"/>
+        </w:rPr>
+        <w:t>)</w:t>
+      </w:r>
+      <w:proofErr w:type="gramStart"/>
+      <w:r>
+        <w:rPr>
+          <w:rFonts w:ascii="Bookman Old Style" w:hAnsi="Bookman Old Style"/>
+          <w:sz w:val="16"/>
+          <w:szCs w:val="16"/>
+        </w:rPr>
+        <w:t>)){</w:t>
+      </w:r>
+      <w:proofErr w:type="gramEnd"/>
+    </w:p>
+    <w:p>
+      <w:pPr>
+        <w:spacing w:after="0" w:line="240" w:lineRule="auto"/>
+        <w:rPr>
+          <w:rFonts w:ascii="Bookman Old Style" w:hAnsi="Bookman Old Style"/>
+          <w:sz w:val="16"/>
+          <w:szCs w:val="16"/>
+        </w:rPr>
+      </w:pPr>
+      <w:r>
+        <w:rPr>
+          <w:rFonts w:ascii="Bookman Old Style" w:hAnsi="Bookman Old Style"/>
+          <w:sz w:val="16"/>
+          <w:szCs w:val="16"/>
+        </w:rPr>
+        <w:t xml:space="preserve">        </w:t>
+      </w:r>
+      <w:proofErr w:type="spellStart"/>
+      <w:r>
+        <w:rPr>
+          <w:rFonts w:ascii="Bookman Old Style" w:hAnsi="Bookman Old Style"/>
+          <w:sz w:val="16"/>
+          <w:szCs w:val="16"/>
+        </w:rPr>
+        <w:t>totalflow</w:t>
+      </w:r>
+      <w:proofErr w:type="spellEnd"/>
+      <w:r>
+        <w:rPr>
+          <w:rFonts w:ascii="Bookman Old Style" w:hAnsi="Bookman Old Style"/>
+          <w:sz w:val="16"/>
+          <w:szCs w:val="16"/>
+        </w:rPr>
+        <w:t xml:space="preserve"> += </w:t>
+      </w:r>
+      <w:proofErr w:type="spellStart"/>
+      <w:r>
+        <w:rPr>
+          <w:rFonts w:ascii="Bookman Old Style" w:hAnsi="Bookman Old Style"/>
+          <w:sz w:val="16"/>
+          <w:szCs w:val="16"/>
+        </w:rPr>
+        <w:t>newflow</w:t>
+      </w:r>
+      <w:proofErr w:type="spellEnd"/>
+      <w:r>
+        <w:rPr>
+          <w:rFonts w:ascii="Bookman Old Style" w:hAnsi="Bookman Old Style"/>
+          <w:sz w:val="16"/>
+          <w:szCs w:val="16"/>
+        </w:rPr>
+        <w:t>;</w:t>
+      </w:r>
+    </w:p>
+    <w:p>
+      <w:pPr>
+        <w:spacing w:after="0" w:line="240" w:lineRule="auto"/>
+        <w:rPr>
+          <w:rFonts w:ascii="Bookman Old Style" w:hAnsi="Bookman Old Style"/>
+          <w:sz w:val="16"/>
+          <w:szCs w:val="16"/>
+        </w:rPr>
+      </w:pPr>
+      <w:r>
+        <w:rPr>
+          <w:rFonts w:ascii="Bookman Old Style" w:hAnsi="Bookman Old Style"/>
+          <w:sz w:val="16"/>
+          <w:szCs w:val="16"/>
+        </w:rPr>
+        <w:t xml:space="preserve">        </w:t>
+      </w:r>
+      <w:proofErr w:type="spellStart"/>
+      <w:r>
+        <w:rPr>
+          <w:rFonts w:ascii="Bookman Old Style" w:hAnsi="Bookman Old Style"/>
+          <w:sz w:val="16"/>
+          <w:szCs w:val="16"/>
+        </w:rPr>
+        <w:t>ll</w:t>
+      </w:r>
+      <w:proofErr w:type="spellEnd"/>
+      <w:r>
+        <w:rPr>
+          <w:rFonts w:ascii="Bookman Old Style" w:hAnsi="Bookman Old Style"/>
+          <w:sz w:val="16"/>
+          <w:szCs w:val="16"/>
+        </w:rPr>
+        <w:t xml:space="preserve"> </w:t>
+      </w:r>
+      <w:proofErr w:type="spellStart"/>
+      <w:r>
+        <w:rPr>
+          <w:rFonts w:ascii="Bookman Old Style" w:hAnsi="Bookman Old Style"/>
+          <w:sz w:val="16"/>
+          <w:szCs w:val="16"/>
+        </w:rPr>
+        <w:t>curr</w:t>
+      </w:r>
+      <w:proofErr w:type="spellEnd"/>
+      <w:r>
+        <w:rPr>
+          <w:rFonts w:ascii="Bookman Old Style" w:hAnsi="Bookman Old Style"/>
+          <w:sz w:val="16"/>
+          <w:szCs w:val="16"/>
+        </w:rPr>
+        <w:t xml:space="preserve"> = sink;</w:t>
+      </w:r>
+    </w:p>
+    <w:p>
+      <w:pPr>
+        <w:spacing w:after="0" w:line="240" w:lineRule="auto"/>
+        <w:rPr>
+          <w:rFonts w:ascii="Bookman Old Style" w:hAnsi="Bookman Old Style"/>
+          <w:sz w:val="16"/>
+          <w:szCs w:val="16"/>
+        </w:rPr>
+      </w:pPr>
+      <w:r>
+        <w:rPr>
+          <w:rFonts w:ascii="Bookman Old Style" w:hAnsi="Bookman Old Style"/>
+          <w:sz w:val="16"/>
+          <w:szCs w:val="16"/>
+        </w:rPr>
+        <w:t>        while(</w:t>
+      </w:r>
+      <w:proofErr w:type="spellStart"/>
+      <w:proofErr w:type="gramStart"/>
+      <w:r>
+        <w:rPr>
+          <w:rFonts w:ascii="Bookman Old Style" w:hAnsi="Bookman Old Style"/>
+          <w:sz w:val="16"/>
+          <w:szCs w:val="16"/>
+        </w:rPr>
+        <w:t>curr</w:t>
+      </w:r>
+      <w:proofErr w:type="spellEnd"/>
+      <w:r>
+        <w:rPr>
+          <w:rFonts w:ascii="Bookman Old Style" w:hAnsi="Bookman Old Style"/>
+          <w:sz w:val="16"/>
+          <w:szCs w:val="16"/>
+        </w:rPr>
+        <w:t>!=source){</w:t>
+      </w:r>
+      <w:proofErr w:type="gramEnd"/>
+    </w:p>
+    <w:p>
+      <w:pPr>
+        <w:spacing w:after="0" w:line="240" w:lineRule="auto"/>
+        <w:rPr>
+          <w:rFonts w:ascii="Bookman Old Style" w:hAnsi="Bookman Old Style"/>
+          <w:sz w:val="16"/>
+          <w:szCs w:val="16"/>
+        </w:rPr>
+      </w:pPr>
+      <w:r>
+        <w:rPr>
+          <w:rFonts w:ascii="Bookman Old Style" w:hAnsi="Bookman Old Style"/>
+          <w:sz w:val="16"/>
+          <w:szCs w:val="16"/>
+        </w:rPr>
+        <w:t xml:space="preserve">            </w:t>
+      </w:r>
+      <w:proofErr w:type="spellStart"/>
+      <w:r>
+        <w:rPr>
+          <w:rFonts w:ascii="Bookman Old Style" w:hAnsi="Bookman Old Style"/>
+          <w:sz w:val="16"/>
+          <w:szCs w:val="16"/>
+        </w:rPr>
+        <w:t>ll</w:t>
+      </w:r>
+      <w:proofErr w:type="spellEnd"/>
+      <w:r>
+        <w:rPr>
+          <w:rFonts w:ascii="Bookman Old Style" w:hAnsi="Bookman Old Style"/>
+          <w:sz w:val="16"/>
+          <w:szCs w:val="16"/>
+        </w:rPr>
+        <w:t xml:space="preserve"> </w:t>
+      </w:r>
+      <w:proofErr w:type="spellStart"/>
+      <w:r>
+        <w:rPr>
+          <w:rFonts w:ascii="Bookman Old Style" w:hAnsi="Bookman Old Style"/>
+          <w:sz w:val="16"/>
+          <w:szCs w:val="16"/>
+        </w:rPr>
+        <w:t>prev</w:t>
+      </w:r>
+      <w:proofErr w:type="spellEnd"/>
+      <w:r>
+        <w:rPr>
+          <w:rFonts w:ascii="Bookman Old Style" w:hAnsi="Bookman Old Style"/>
+          <w:sz w:val="16"/>
+          <w:szCs w:val="16"/>
+        </w:rPr>
+        <w:t xml:space="preserve"> = parent[</w:t>
+      </w:r>
+      <w:proofErr w:type="spellStart"/>
+      <w:r>
+        <w:rPr>
+          <w:rFonts w:ascii="Bookman Old Style" w:hAnsi="Bookman Old Style"/>
+          <w:sz w:val="16"/>
+          <w:szCs w:val="16"/>
+        </w:rPr>
+        <w:t>curr</w:t>
+      </w:r>
+      <w:proofErr w:type="spellEnd"/>
+      <w:r>
+        <w:rPr>
+          <w:rFonts w:ascii="Bookman Old Style" w:hAnsi="Bookman Old Style"/>
+          <w:sz w:val="16"/>
+          <w:szCs w:val="16"/>
+        </w:rPr>
+        <w:t>];</w:t>
+      </w:r>
+    </w:p>
+    <w:p>
+      <w:pPr>
+        <w:spacing w:after="0" w:line="240" w:lineRule="auto"/>
+        <w:rPr>
+          <w:rFonts w:ascii="Bookman Old Style" w:hAnsi="Bookman Old Style"/>
+          <w:sz w:val="16"/>
+          <w:szCs w:val="16"/>
+        </w:rPr>
+      </w:pPr>
+      <w:r>
+        <w:rPr>
+          <w:rFonts w:ascii="Bookman Old Style" w:hAnsi="Bookman Old Style"/>
+          <w:sz w:val="16"/>
+          <w:szCs w:val="16"/>
+        </w:rPr>
+        <w:t>            capacity[</w:t>
+      </w:r>
+      <w:proofErr w:type="spellStart"/>
+      <w:r>
+        <w:rPr>
+          <w:rFonts w:ascii="Bookman Old Style" w:hAnsi="Bookman Old Style"/>
+          <w:sz w:val="16"/>
+          <w:szCs w:val="16"/>
+        </w:rPr>
+        <w:t>prev</w:t>
+      </w:r>
+      <w:proofErr w:type="spellEnd"/>
+      <w:r>
+        <w:rPr>
+          <w:rFonts w:ascii="Bookman Old Style" w:hAnsi="Bookman Old Style"/>
+          <w:sz w:val="16"/>
+          <w:szCs w:val="16"/>
+        </w:rPr>
+        <w:t>][</w:t>
+      </w:r>
+      <w:proofErr w:type="spellStart"/>
+      <w:r>
+        <w:rPr>
+          <w:rFonts w:ascii="Bookman Old Style" w:hAnsi="Bookman Old Style"/>
+          <w:sz w:val="16"/>
+          <w:szCs w:val="16"/>
+        </w:rPr>
+        <w:t>curr</w:t>
+      </w:r>
+      <w:proofErr w:type="spellEnd"/>
+      <w:r>
+        <w:rPr>
+          <w:rFonts w:ascii="Bookman Old Style" w:hAnsi="Bookman Old Style"/>
+          <w:sz w:val="16"/>
+          <w:szCs w:val="16"/>
+        </w:rPr>
+        <w:t xml:space="preserve">] -= </w:t>
+      </w:r>
+      <w:proofErr w:type="spellStart"/>
+      <w:r>
+        <w:rPr>
+          <w:rFonts w:ascii="Bookman Old Style" w:hAnsi="Bookman Old Style"/>
+          <w:sz w:val="16"/>
+          <w:szCs w:val="16"/>
+        </w:rPr>
+        <w:t>newflow</w:t>
+      </w:r>
+      <w:proofErr w:type="spellEnd"/>
+      <w:r>
+        <w:rPr>
+          <w:rFonts w:ascii="Bookman Old Style" w:hAnsi="Bookman Old Style"/>
+          <w:sz w:val="16"/>
+          <w:szCs w:val="16"/>
+        </w:rPr>
+        <w:t>;</w:t>
+      </w:r>
+    </w:p>
+    <w:p>
+      <w:pPr>
+        <w:spacing w:after="0" w:line="240" w:lineRule="auto"/>
+        <w:rPr>
+          <w:rFonts w:ascii="Bookman Old Style" w:hAnsi="Bookman Old Style"/>
+          <w:sz w:val="16"/>
+          <w:szCs w:val="16"/>
+        </w:rPr>
+      </w:pPr>
+      <w:r>
+        <w:rPr>
+          <w:rFonts w:ascii="Bookman Old Style" w:hAnsi="Bookman Old Style"/>
+          <w:sz w:val="16"/>
+          <w:szCs w:val="16"/>
+        </w:rPr>
+        <w:t>            capacity[</w:t>
+      </w:r>
+      <w:proofErr w:type="spellStart"/>
+      <w:r>
+        <w:rPr>
+          <w:rFonts w:ascii="Bookman Old Style" w:hAnsi="Bookman Old Style"/>
+          <w:sz w:val="16"/>
+          <w:szCs w:val="16"/>
+        </w:rPr>
+        <w:t>curr</w:t>
+      </w:r>
+      <w:proofErr w:type="spellEnd"/>
+      <w:r>
+        <w:rPr>
+          <w:rFonts w:ascii="Bookman Old Style" w:hAnsi="Bookman Old Style"/>
+          <w:sz w:val="16"/>
+          <w:szCs w:val="16"/>
+        </w:rPr>
+        <w:t>][</w:t>
+      </w:r>
+      <w:proofErr w:type="spellStart"/>
+      <w:r>
+        <w:rPr>
+          <w:rFonts w:ascii="Bookman Old Style" w:hAnsi="Bookman Old Style"/>
+          <w:sz w:val="16"/>
+          <w:szCs w:val="16"/>
+        </w:rPr>
+        <w:t>prev</w:t>
+      </w:r>
+      <w:proofErr w:type="spellEnd"/>
+      <w:r>
+        <w:rPr>
+          <w:rFonts w:ascii="Bookman Old Style" w:hAnsi="Bookman Old Style"/>
+          <w:sz w:val="16"/>
+          <w:szCs w:val="16"/>
+        </w:rPr>
+        <w:t xml:space="preserve">] += </w:t>
+      </w:r>
+      <w:proofErr w:type="spellStart"/>
+      <w:r>
+        <w:rPr>
+          <w:rFonts w:ascii="Bookman Old Style" w:hAnsi="Bookman Old Style"/>
+          <w:sz w:val="16"/>
+          <w:szCs w:val="16"/>
+        </w:rPr>
+        <w:t>newflow</w:t>
+      </w:r>
+      <w:proofErr w:type="spellEnd"/>
+      <w:r>
+        <w:rPr>
+          <w:rFonts w:ascii="Bookman Old Style" w:hAnsi="Bookman Old Style"/>
+          <w:sz w:val="16"/>
+          <w:szCs w:val="16"/>
+        </w:rPr>
+        <w:t>;</w:t>
+      </w:r>
+    </w:p>
+    <w:p>
+      <w:pPr>
+        <w:spacing w:after="0" w:line="240" w:lineRule="auto"/>
+        <w:rPr>
+          <w:rFonts w:ascii="Bookman Old Style" w:hAnsi="Bookman Old Style"/>
+          <w:sz w:val="16"/>
+          <w:szCs w:val="16"/>
+        </w:rPr>
+      </w:pPr>
+      <w:r>
+        <w:rPr>
+          <w:rFonts w:ascii="Bookman Old Style" w:hAnsi="Bookman Old Style"/>
+          <w:sz w:val="16"/>
+          <w:szCs w:val="16"/>
+        </w:rPr>
+        <w:t xml:space="preserve">            </w:t>
+      </w:r>
+      <w:proofErr w:type="spellStart"/>
+      <w:r>
+        <w:rPr>
+          <w:rFonts w:ascii="Bookman Old Style" w:hAnsi="Bookman Old Style"/>
+          <w:sz w:val="16"/>
+          <w:szCs w:val="16"/>
+        </w:rPr>
+        <w:t>curr</w:t>
+      </w:r>
+      <w:proofErr w:type="spellEnd"/>
+      <w:r>
+        <w:rPr>
+          <w:rFonts w:ascii="Bookman Old Style" w:hAnsi="Bookman Old Style"/>
+          <w:sz w:val="16"/>
+          <w:szCs w:val="16"/>
+        </w:rPr>
+        <w:t xml:space="preserve"> = </w:t>
+      </w:r>
+      <w:proofErr w:type="spellStart"/>
+      <w:r>
+        <w:rPr>
+          <w:rFonts w:ascii="Bookman Old Style" w:hAnsi="Bookman Old Style"/>
+          <w:sz w:val="16"/>
+          <w:szCs w:val="16"/>
+        </w:rPr>
+        <w:t>prev</w:t>
+      </w:r>
+      <w:proofErr w:type="spellEnd"/>
+      <w:r>
+        <w:rPr>
+          <w:rFonts w:ascii="Bookman Old Style" w:hAnsi="Bookman Old Style"/>
+          <w:sz w:val="16"/>
+          <w:szCs w:val="16"/>
+        </w:rPr>
+        <w:t>;</w:t>
+      </w:r>
+    </w:p>
+    <w:p>
+      <w:pPr>
+        <w:spacing w:after="0" w:line="240" w:lineRule="auto"/>
+        <w:rPr>
+          <w:rFonts w:ascii="Bookman Old Style" w:hAnsi="Bookman Old Style"/>
+          <w:sz w:val="16"/>
+          <w:szCs w:val="16"/>
+        </w:rPr>
+      </w:pPr>
+      <w:r>
+        <w:rPr>
+          <w:rFonts w:ascii="Bookman Old Style" w:hAnsi="Bookman Old Style"/>
+          <w:sz w:val="16"/>
+          <w:szCs w:val="16"/>
+        </w:rPr>
+        <w:t>        }</w:t>
+      </w:r>
+    </w:p>
+    <w:p>
+      <w:pPr>
+        <w:spacing w:after="0" w:line="240" w:lineRule="auto"/>
+        <w:rPr>
+          <w:rFonts w:ascii="Bookman Old Style" w:hAnsi="Bookman Old Style"/>
+          <w:sz w:val="16"/>
+          <w:szCs w:val="16"/>
+        </w:rPr>
+      </w:pPr>
+      <w:r>
+        <w:rPr>
+          <w:rFonts w:ascii="Bookman Old Style" w:hAnsi="Bookman Old Style"/>
+          <w:sz w:val="16"/>
+          <w:szCs w:val="16"/>
+        </w:rPr>
+        <w:t>    }</w:t>
+      </w:r>
+    </w:p>
+    <w:p>
+      <w:pPr>
+        <w:spacing w:after="0" w:line="240" w:lineRule="auto"/>
+        <w:rPr>
+          <w:rFonts w:ascii="Bookman Old Style" w:hAnsi="Bookman Old Style"/>
+          <w:sz w:val="16"/>
+          <w:szCs w:val="16"/>
+        </w:rPr>
+      </w:pPr>
+      <w:r>
+        <w:rPr>
+          <w:rFonts w:ascii="Bookman Old Style" w:hAnsi="Bookman Old Style"/>
+          <w:sz w:val="16"/>
+          <w:szCs w:val="16"/>
+        </w:rPr>
+        <w:t xml:space="preserve">    return </w:t>
+      </w:r>
+      <w:proofErr w:type="spellStart"/>
+      <w:r>
+        <w:rPr>
+          <w:rFonts w:ascii="Bookman Old Style" w:hAnsi="Bookman Old Style"/>
+          <w:sz w:val="16"/>
+          <w:szCs w:val="16"/>
+        </w:rPr>
+        <w:t>totalflow</w:t>
+      </w:r>
+      <w:proofErr w:type="spellEnd"/>
+      <w:r>
+        <w:rPr>
+          <w:rFonts w:ascii="Bookman Old Style" w:hAnsi="Bookman Old Style"/>
+          <w:sz w:val="16"/>
+          <w:szCs w:val="16"/>
+        </w:rPr>
+        <w:t>;</w:t>
+      </w:r>
+    </w:p>
+    <w:p>
+      <w:pPr>
+        <w:spacing w:after="0" w:line="240" w:lineRule="auto"/>
+        <w:rPr>
+          <w:rFonts w:ascii="Bookman Old Style" w:hAnsi="Bookman Old Style"/>
+          <w:sz w:val="16"/>
+          <w:szCs w:val="16"/>
+        </w:rPr>
+      </w:pPr>
+      <w:r>
+        <w:rPr>
+          <w:rFonts w:ascii="Bookman Old Style" w:hAnsi="Bookman Old Style"/>
+          <w:sz w:val="16"/>
+          <w:szCs w:val="16"/>
+        </w:rPr>
+        <w:t>}</w:t>
+      </w:r>
+    </w:p>
+    <w:p>
+      <w:pPr>
+        <w:spacing w:after="0" w:line="240" w:lineRule="auto"/>
+        <w:rPr>
+          <w:rFonts w:ascii="Bookman Old Style" w:hAnsi="Bookman Old Style"/>
+          <w:b/>
+          <w:bCs/>
+          <w:sz w:val="20"/>
+          <w:szCs w:val="20"/>
+        </w:rPr>
+      </w:pPr>
+    </w:p>
+    <w:p>
+      <w:pPr>
+        <w:spacing w:after="0" w:line="240" w:lineRule="auto"/>
+        <w:rPr>
+          <w:rFonts w:ascii="Bookman Old Style" w:hAnsi="Bookman Old Style"/>
+          <w:b/>
+          <w:bCs/>
+          <w:sz w:val="20"/>
+          <w:szCs w:val="20"/>
         </w:rPr>
       </w:pPr>
     </w:p>
@@ -11623,6 +15137,7 @@
   <w:style w:type="paragraph" w:default="1" w:styleId="Normal">
     <w:name w:val="Normal"/>
     <w:qFormat/>
+    <w:rsid w:val="00163CFA"/>
   </w:style>
   <w:style w:type="paragraph" w:styleId="Heading1">
     <w:name w:val="heading 1"/>

--- a/ICPC STUDY/ICPC_STUDY.docx
+++ b/ICPC STUDY/ICPC_STUDY.docx
@@ -14284,9 +14284,28 @@
           <w:sz w:val="16"/>
           <w:szCs w:val="16"/>
         </w:rPr>
-        <w:t xml:space="preserve"> </w:t>
-      </w:r>
-      <w:proofErr w:type="spellStart"/>
+        <w:t xml:space="preserve"> curr = sink;</w:t>
+      </w:r>
+    </w:p>
+    <w:p>
+      <w:pPr>
+        <w:spacing w:after="0" w:line="240" w:lineRule="auto"/>
+        <w:rPr>
+          <w:rFonts w:ascii="Bookman Old Style" w:hAnsi="Bookman Old Style"/>
+          <w:sz w:val="16"/>
+          <w:szCs w:val="16"/>
+        </w:rPr>
+      </w:pPr>
+      <w:r>
+        <w:rPr>
+          <w:rFonts w:ascii="Bookman Old Style" w:hAnsi="Bookman Old Style"/>
+          <w:sz w:val="16"/>
+          <w:szCs w:val="16"/>
+        </w:rPr>
+        <w:t>        while(</w:t>
+      </w:r>
+      <w:proofErr w:type="spellStart"/>
+      <w:proofErr w:type="gramStart"/>
       <w:r>
         <w:rPr>
           <w:rFonts w:ascii="Bookman Old Style" w:hAnsi="Bookman Old Style"/>
@@ -14302,43 +14321,6 @@
           <w:sz w:val="16"/>
           <w:szCs w:val="16"/>
         </w:rPr>
-        <w:t xml:space="preserve"> = sink;</w:t>
-      </w:r>
-    </w:p>
-    <w:p>
-      <w:pPr>
-        <w:spacing w:after="0" w:line="240" w:lineRule="auto"/>
-        <w:rPr>
-          <w:rFonts w:ascii="Bookman Old Style" w:hAnsi="Bookman Old Style"/>
-          <w:sz w:val="16"/>
-          <w:szCs w:val="16"/>
-        </w:rPr>
-      </w:pPr>
-      <w:r>
-        <w:rPr>
-          <w:rFonts w:ascii="Bookman Old Style" w:hAnsi="Bookman Old Style"/>
-          <w:sz w:val="16"/>
-          <w:szCs w:val="16"/>
-        </w:rPr>
-        <w:t>        while(</w:t>
-      </w:r>
-      <w:proofErr w:type="spellStart"/>
-      <w:proofErr w:type="gramStart"/>
-      <w:r>
-        <w:rPr>
-          <w:rFonts w:ascii="Bookman Old Style" w:hAnsi="Bookman Old Style"/>
-          <w:sz w:val="16"/>
-          <w:szCs w:val="16"/>
-        </w:rPr>
-        <w:t>curr</w:t>
-      </w:r>
-      <w:proofErr w:type="spellEnd"/>
-      <w:r>
-        <w:rPr>
-          <w:rFonts w:ascii="Bookman Old Style" w:hAnsi="Bookman Old Style"/>
-          <w:sz w:val="16"/>
-          <w:szCs w:val="16"/>
-        </w:rPr>
         <w:t>!=source){</w:t>
       </w:r>
       <w:proofErr w:type="gramEnd"/>
@@ -14376,25 +14358,7 @@
           <w:sz w:val="16"/>
           <w:szCs w:val="16"/>
         </w:rPr>
-        <w:t xml:space="preserve"> </w:t>
-      </w:r>
-      <w:proofErr w:type="spellStart"/>
-      <w:r>
-        <w:rPr>
-          <w:rFonts w:ascii="Bookman Old Style" w:hAnsi="Bookman Old Style"/>
-          <w:sz w:val="16"/>
-          <w:szCs w:val="16"/>
-        </w:rPr>
-        <w:t>prev</w:t>
-      </w:r>
-      <w:proofErr w:type="spellEnd"/>
-      <w:r>
-        <w:rPr>
-          <w:rFonts w:ascii="Bookman Old Style" w:hAnsi="Bookman Old Style"/>
-          <w:sz w:val="16"/>
-          <w:szCs w:val="16"/>
-        </w:rPr>
-        <w:t xml:space="preserve"> = parent[</w:t>
+        <w:t xml:space="preserve"> prev = parent[</w:t>
       </w:r>
       <w:proofErr w:type="spellStart"/>
       <w:r>
@@ -14714,6 +14678,2567 @@
           <w:szCs w:val="20"/>
         </w:rPr>
       </w:pPr>
+    </w:p>
+    <w:p>
+      <w:pPr>
+        <w:spacing w:after="0" w:line="240" w:lineRule="auto"/>
+        <w:rPr>
+          <w:rFonts w:ascii="Bookman Old Style" w:hAnsi="Bookman Old Style"/>
+          <w:b/>
+          <w:bCs/>
+          <w:sz w:val="20"/>
+          <w:szCs w:val="20"/>
+        </w:rPr>
+      </w:pPr>
+      <w:r>
+        <w:rPr>
+          <w:rFonts w:ascii="Bookman Old Style" w:hAnsi="Bookman Old Style"/>
+          <w:b/>
+          <w:bCs/>
+          <w:sz w:val="20"/>
+          <w:szCs w:val="20"/>
+        </w:rPr>
+        <w:t>14. Mobius Function</w:t>
+      </w:r>
+    </w:p>
+    <w:p>
+      <w:pPr>
+        <w:spacing w:after="0" w:line="240" w:lineRule="auto"/>
+        <w:rPr>
+          <w:rFonts w:ascii="Bookman Old Style" w:hAnsi="Bookman Old Style"/>
+          <w:b/>
+          <w:bCs/>
+          <w:sz w:val="20"/>
+          <w:szCs w:val="20"/>
+        </w:rPr>
+      </w:pPr>
+    </w:p>
+    <w:p>
+      <w:pPr>
+        <w:spacing w:after="0" w:line="240" w:lineRule="auto"/>
+        <w:rPr>
+          <w:rFonts w:ascii="Bookman Old Style" w:hAnsi="Bookman Old Style"/>
+          <w:sz w:val="20"/>
+          <w:szCs w:val="20"/>
+        </w:rPr>
+      </w:pPr>
+      <w:proofErr w:type="gramStart"/>
+      <w:r>
+        <w:rPr>
+          <w:rFonts w:ascii="Bookman Old Style" w:hAnsi="Bookman Old Style"/>
+          <w:sz w:val="20"/>
+          <w:szCs w:val="20"/>
+        </w:rPr>
+        <w:t>O(</w:t>
+      </w:r>
+      <w:proofErr w:type="gramEnd"/>
+      <w:r>
+        <w:rPr>
+          <w:rFonts w:ascii="Bookman Old Style" w:hAnsi="Bookman Old Style"/>
+          <w:sz w:val="20"/>
+          <w:szCs w:val="20"/>
+        </w:rPr>
+        <w:t>log N)</w:t>
+      </w:r>
+    </w:p>
+    <w:p>
+      <w:pPr>
+        <w:spacing w:after="0" w:line="240" w:lineRule="auto"/>
+        <w:rPr>
+          <w:rFonts w:ascii="Bookman Old Style" w:hAnsi="Bookman Old Style"/>
+          <w:b/>
+          <w:bCs/>
+          <w:sz w:val="20"/>
+          <w:szCs w:val="20"/>
+        </w:rPr>
+      </w:pPr>
+    </w:p>
+    <w:p>
+      <w:pPr>
+        <w:spacing w:after="0" w:line="240" w:lineRule="auto"/>
+        <w:rPr>
+          <w:rFonts w:ascii="Bookman Old Style" w:hAnsi="Bookman Old Style"/>
+          <w:sz w:val="16"/>
+          <w:szCs w:val="16"/>
+        </w:rPr>
+      </w:pPr>
+      <w:r>
+        <w:rPr>
+          <w:rFonts w:ascii="Bookman Old Style" w:hAnsi="Bookman Old Style"/>
+          <w:sz w:val="16"/>
+          <w:szCs w:val="16"/>
+        </w:rPr>
+        <w:t xml:space="preserve">vector&lt;int&gt; </w:t>
+      </w:r>
+      <w:proofErr w:type="gramStart"/>
+      <w:r>
+        <w:rPr>
+          <w:rFonts w:ascii="Bookman Old Style" w:hAnsi="Bookman Old Style"/>
+          <w:sz w:val="16"/>
+          <w:szCs w:val="16"/>
+        </w:rPr>
+        <w:t>mu(</w:t>
+      </w:r>
+      <w:proofErr w:type="gramEnd"/>
+      <w:r>
+        <w:rPr>
+          <w:rFonts w:ascii="Bookman Old Style" w:hAnsi="Bookman Old Style"/>
+          <w:sz w:val="16"/>
+          <w:szCs w:val="16"/>
+        </w:rPr>
+        <w:t>MAXN, 0);</w:t>
+      </w:r>
+    </w:p>
+    <w:p>
+      <w:pPr>
+        <w:spacing w:after="0" w:line="240" w:lineRule="auto"/>
+        <w:rPr>
+          <w:rFonts w:ascii="Bookman Old Style" w:hAnsi="Bookman Old Style"/>
+          <w:sz w:val="16"/>
+          <w:szCs w:val="16"/>
+        </w:rPr>
+      </w:pPr>
+    </w:p>
+    <w:p>
+      <w:pPr>
+        <w:spacing w:after="0" w:line="240" w:lineRule="auto"/>
+        <w:rPr>
+          <w:rFonts w:ascii="Bookman Old Style" w:hAnsi="Bookman Old Style"/>
+          <w:sz w:val="16"/>
+          <w:szCs w:val="16"/>
+        </w:rPr>
+      </w:pPr>
+      <w:r>
+        <w:rPr>
+          <w:rFonts w:ascii="Bookman Old Style" w:hAnsi="Bookman Old Style"/>
+          <w:sz w:val="16"/>
+          <w:szCs w:val="16"/>
+        </w:rPr>
+        <w:t xml:space="preserve">void </w:t>
+      </w:r>
+      <w:proofErr w:type="gramStart"/>
+      <w:r>
+        <w:rPr>
+          <w:rFonts w:ascii="Bookman Old Style" w:hAnsi="Bookman Old Style"/>
+          <w:sz w:val="16"/>
+          <w:szCs w:val="16"/>
+        </w:rPr>
+        <w:t>mobius(</w:t>
+      </w:r>
+      <w:proofErr w:type="gramEnd"/>
+      <w:r>
+        <w:rPr>
+          <w:rFonts w:ascii="Bookman Old Style" w:hAnsi="Bookman Old Style"/>
+          <w:sz w:val="16"/>
+          <w:szCs w:val="16"/>
+        </w:rPr>
+        <w:t>) {</w:t>
+      </w:r>
+    </w:p>
+    <w:p>
+      <w:pPr>
+        <w:spacing w:after="0" w:line="240" w:lineRule="auto"/>
+        <w:rPr>
+          <w:rFonts w:ascii="Bookman Old Style" w:hAnsi="Bookman Old Style"/>
+          <w:sz w:val="16"/>
+          <w:szCs w:val="16"/>
+        </w:rPr>
+      </w:pPr>
+      <w:r>
+        <w:rPr>
+          <w:rFonts w:ascii="Bookman Old Style" w:hAnsi="Bookman Old Style"/>
+          <w:sz w:val="16"/>
+          <w:szCs w:val="16"/>
+        </w:rPr>
+        <w:t xml:space="preserve">    </w:t>
+      </w:r>
+      <w:proofErr w:type="gramStart"/>
+      <w:r>
+        <w:rPr>
+          <w:rFonts w:ascii="Bookman Old Style" w:hAnsi="Bookman Old Style"/>
+          <w:sz w:val="16"/>
+          <w:szCs w:val="16"/>
+        </w:rPr>
+        <w:t>mu[</w:t>
+      </w:r>
+      <w:proofErr w:type="gramEnd"/>
+      <w:r>
+        <w:rPr>
+          <w:rFonts w:ascii="Bookman Old Style" w:hAnsi="Bookman Old Style"/>
+          <w:sz w:val="16"/>
+          <w:szCs w:val="16"/>
+        </w:rPr>
+        <w:t>1] = 1;</w:t>
+      </w:r>
+    </w:p>
+    <w:p>
+      <w:pPr>
+        <w:spacing w:after="0" w:line="240" w:lineRule="auto"/>
+        <w:rPr>
+          <w:rFonts w:ascii="Bookman Old Style" w:hAnsi="Bookman Old Style"/>
+          <w:sz w:val="16"/>
+          <w:szCs w:val="16"/>
+        </w:rPr>
+      </w:pPr>
+      <w:r>
+        <w:rPr>
+          <w:rFonts w:ascii="Bookman Old Style" w:hAnsi="Bookman Old Style"/>
+          <w:sz w:val="16"/>
+          <w:szCs w:val="16"/>
+        </w:rPr>
+        <w:t xml:space="preserve">    for (int </w:t>
+      </w:r>
+      <w:proofErr w:type="spellStart"/>
+      <w:r>
+        <w:rPr>
+          <w:rFonts w:ascii="Bookman Old Style" w:hAnsi="Bookman Old Style"/>
+          <w:sz w:val="16"/>
+          <w:szCs w:val="16"/>
+        </w:rPr>
+        <w:t>i</w:t>
+      </w:r>
+      <w:proofErr w:type="spellEnd"/>
+      <w:r>
+        <w:rPr>
+          <w:rFonts w:ascii="Bookman Old Style" w:hAnsi="Bookman Old Style"/>
+          <w:sz w:val="16"/>
+          <w:szCs w:val="16"/>
+        </w:rPr>
+        <w:t xml:space="preserve"> = 1; </w:t>
+      </w:r>
+      <w:proofErr w:type="spellStart"/>
+      <w:r>
+        <w:rPr>
+          <w:rFonts w:ascii="Bookman Old Style" w:hAnsi="Bookman Old Style"/>
+          <w:sz w:val="16"/>
+          <w:szCs w:val="16"/>
+        </w:rPr>
+        <w:t>i</w:t>
+      </w:r>
+      <w:proofErr w:type="spellEnd"/>
+      <w:r>
+        <w:rPr>
+          <w:rFonts w:ascii="Bookman Old Style" w:hAnsi="Bookman Old Style"/>
+          <w:sz w:val="16"/>
+          <w:szCs w:val="16"/>
+        </w:rPr>
+        <w:t xml:space="preserve"> &lt; MAXN; </w:t>
+      </w:r>
+      <w:proofErr w:type="spellStart"/>
+      <w:r>
+        <w:rPr>
+          <w:rFonts w:ascii="Bookman Old Style" w:hAnsi="Bookman Old Style"/>
+          <w:sz w:val="16"/>
+          <w:szCs w:val="16"/>
+        </w:rPr>
+        <w:t>i</w:t>
+      </w:r>
+      <w:proofErr w:type="spellEnd"/>
+      <w:r>
+        <w:rPr>
+          <w:rFonts w:ascii="Bookman Old Style" w:hAnsi="Bookman Old Style"/>
+          <w:sz w:val="16"/>
+          <w:szCs w:val="16"/>
+        </w:rPr>
+        <w:t>++) {</w:t>
+      </w:r>
+    </w:p>
+    <w:p>
+      <w:pPr>
+        <w:spacing w:after="0" w:line="240" w:lineRule="auto"/>
+        <w:rPr>
+          <w:rFonts w:ascii="Bookman Old Style" w:hAnsi="Bookman Old Style"/>
+          <w:sz w:val="16"/>
+          <w:szCs w:val="16"/>
+        </w:rPr>
+      </w:pPr>
+      <w:r>
+        <w:rPr>
+          <w:rFonts w:ascii="Bookman Old Style" w:hAnsi="Bookman Old Style"/>
+          <w:sz w:val="16"/>
+          <w:szCs w:val="16"/>
+        </w:rPr>
+        <w:t xml:space="preserve">        for (int j = </w:t>
+      </w:r>
+      <w:proofErr w:type="spellStart"/>
+      <w:r>
+        <w:rPr>
+          <w:rFonts w:ascii="Bookman Old Style" w:hAnsi="Bookman Old Style"/>
+          <w:sz w:val="16"/>
+          <w:szCs w:val="16"/>
+        </w:rPr>
+        <w:t>i</w:t>
+      </w:r>
+      <w:proofErr w:type="spellEnd"/>
+      <w:r>
+        <w:rPr>
+          <w:rFonts w:ascii="Bookman Old Style" w:hAnsi="Bookman Old Style"/>
+          <w:sz w:val="16"/>
+          <w:szCs w:val="16"/>
+        </w:rPr>
+        <w:t xml:space="preserve"> * 2; j &lt; MAXN; j += </w:t>
+      </w:r>
+      <w:proofErr w:type="spellStart"/>
+      <w:r>
+        <w:rPr>
+          <w:rFonts w:ascii="Bookman Old Style" w:hAnsi="Bookman Old Style"/>
+          <w:sz w:val="16"/>
+          <w:szCs w:val="16"/>
+        </w:rPr>
+        <w:t>i</w:t>
+      </w:r>
+      <w:proofErr w:type="spellEnd"/>
+      <w:r>
+        <w:rPr>
+          <w:rFonts w:ascii="Bookman Old Style" w:hAnsi="Bookman Old Style"/>
+          <w:sz w:val="16"/>
+          <w:szCs w:val="16"/>
+        </w:rPr>
+        <w:t>) {</w:t>
+      </w:r>
+    </w:p>
+    <w:p>
+      <w:pPr>
+        <w:spacing w:after="0" w:line="240" w:lineRule="auto"/>
+        <w:rPr>
+          <w:rFonts w:ascii="Bookman Old Style" w:hAnsi="Bookman Old Style"/>
+          <w:sz w:val="16"/>
+          <w:szCs w:val="16"/>
+        </w:rPr>
+      </w:pPr>
+      <w:r>
+        <w:rPr>
+          <w:rFonts w:ascii="Bookman Old Style" w:hAnsi="Bookman Old Style"/>
+          <w:sz w:val="16"/>
+          <w:szCs w:val="16"/>
+        </w:rPr>
+        <w:t>            mu[j] -= mu[</w:t>
+      </w:r>
+      <w:proofErr w:type="spellStart"/>
+      <w:r>
+        <w:rPr>
+          <w:rFonts w:ascii="Bookman Old Style" w:hAnsi="Bookman Old Style"/>
+          <w:sz w:val="16"/>
+          <w:szCs w:val="16"/>
+        </w:rPr>
+        <w:t>i</w:t>
+      </w:r>
+      <w:proofErr w:type="spellEnd"/>
+      <w:r>
+        <w:rPr>
+          <w:rFonts w:ascii="Bookman Old Style" w:hAnsi="Bookman Old Style"/>
+          <w:sz w:val="16"/>
+          <w:szCs w:val="16"/>
+        </w:rPr>
+        <w:t>];</w:t>
+      </w:r>
+    </w:p>
+    <w:p>
+      <w:pPr>
+        <w:spacing w:after="0" w:line="240" w:lineRule="auto"/>
+        <w:rPr>
+          <w:rFonts w:ascii="Bookman Old Style" w:hAnsi="Bookman Old Style"/>
+          <w:sz w:val="16"/>
+          <w:szCs w:val="16"/>
+        </w:rPr>
+      </w:pPr>
+      <w:r>
+        <w:rPr>
+          <w:rFonts w:ascii="Bookman Old Style" w:hAnsi="Bookman Old Style"/>
+          <w:sz w:val="16"/>
+          <w:szCs w:val="16"/>
+        </w:rPr>
+        <w:lastRenderedPageBreak/>
+        <w:t>        }</w:t>
+      </w:r>
+    </w:p>
+    <w:p>
+      <w:pPr>
+        <w:spacing w:after="0" w:line="240" w:lineRule="auto"/>
+        <w:rPr>
+          <w:rFonts w:ascii="Bookman Old Style" w:hAnsi="Bookman Old Style"/>
+          <w:sz w:val="16"/>
+          <w:szCs w:val="16"/>
+        </w:rPr>
+      </w:pPr>
+      <w:r>
+        <w:rPr>
+          <w:rFonts w:ascii="Bookman Old Style" w:hAnsi="Bookman Old Style"/>
+          <w:sz w:val="16"/>
+          <w:szCs w:val="16"/>
+        </w:rPr>
+        <w:t>    }</w:t>
+      </w:r>
+    </w:p>
+    <w:p>
+      <w:pPr>
+        <w:spacing w:after="0" w:line="240" w:lineRule="auto"/>
+        <w:rPr>
+          <w:rFonts w:ascii="Bookman Old Style" w:hAnsi="Bookman Old Style"/>
+          <w:sz w:val="16"/>
+          <w:szCs w:val="16"/>
+        </w:rPr>
+      </w:pPr>
+      <w:r>
+        <w:rPr>
+          <w:rFonts w:ascii="Bookman Old Style" w:hAnsi="Bookman Old Style"/>
+          <w:sz w:val="16"/>
+          <w:szCs w:val="16"/>
+        </w:rPr>
+        <w:t>}</w:t>
+      </w:r>
+    </w:p>
+    <w:p>
+      <w:pPr>
+        <w:spacing w:after="0" w:line="240" w:lineRule="auto"/>
+        <w:rPr>
+          <w:rFonts w:ascii="Bookman Old Style" w:hAnsi="Bookman Old Style"/>
+          <w:b/>
+          <w:bCs/>
+          <w:sz w:val="20"/>
+          <w:szCs w:val="20"/>
+        </w:rPr>
+      </w:pPr>
+    </w:p>
+    <w:p>
+      <w:pPr>
+        <w:spacing w:after="0" w:line="240" w:lineRule="auto"/>
+        <w:rPr>
+          <w:rFonts w:ascii="Bookman Old Style" w:hAnsi="Bookman Old Style"/>
+          <w:sz w:val="16"/>
+          <w:szCs w:val="16"/>
+        </w:rPr>
+      </w:pPr>
+      <w:proofErr w:type="spellStart"/>
+      <w:r>
+        <w:rPr>
+          <w:rFonts w:ascii="Bookman Old Style" w:hAnsi="Bookman Old Style"/>
+          <w:sz w:val="16"/>
+          <w:szCs w:val="16"/>
+        </w:rPr>
+        <w:t>const</w:t>
+      </w:r>
+      <w:proofErr w:type="spellEnd"/>
+      <w:r>
+        <w:rPr>
+          <w:rFonts w:ascii="Bookman Old Style" w:hAnsi="Bookman Old Style"/>
+          <w:sz w:val="16"/>
+          <w:szCs w:val="16"/>
+        </w:rPr>
+        <w:t xml:space="preserve"> int MAXN = 1e7 + 5;</w:t>
+      </w:r>
+    </w:p>
+    <w:p>
+      <w:pPr>
+        <w:spacing w:after="0" w:line="240" w:lineRule="auto"/>
+        <w:rPr>
+          <w:rFonts w:ascii="Bookman Old Style" w:hAnsi="Bookman Old Style"/>
+          <w:sz w:val="16"/>
+          <w:szCs w:val="16"/>
+        </w:rPr>
+      </w:pPr>
+      <w:r>
+        <w:rPr>
+          <w:rFonts w:ascii="Bookman Old Style" w:hAnsi="Bookman Old Style"/>
+          <w:sz w:val="16"/>
+          <w:szCs w:val="16"/>
+        </w:rPr>
+        <w:t xml:space="preserve">vector&lt;int&gt; </w:t>
+      </w:r>
+      <w:proofErr w:type="gramStart"/>
+      <w:r>
+        <w:rPr>
+          <w:rFonts w:ascii="Bookman Old Style" w:hAnsi="Bookman Old Style"/>
+          <w:sz w:val="16"/>
+          <w:szCs w:val="16"/>
+        </w:rPr>
+        <w:t>mu(</w:t>
+      </w:r>
+      <w:proofErr w:type="gramEnd"/>
+      <w:r>
+        <w:rPr>
+          <w:rFonts w:ascii="Bookman Old Style" w:hAnsi="Bookman Old Style"/>
+          <w:sz w:val="16"/>
+          <w:szCs w:val="16"/>
+        </w:rPr>
+        <w:t>MAXN, 0);</w:t>
+      </w:r>
+    </w:p>
+    <w:p>
+      <w:pPr>
+        <w:spacing w:after="0" w:line="240" w:lineRule="auto"/>
+        <w:rPr>
+          <w:rFonts w:ascii="Bookman Old Style" w:hAnsi="Bookman Old Style"/>
+          <w:sz w:val="16"/>
+          <w:szCs w:val="16"/>
+        </w:rPr>
+      </w:pPr>
+      <w:r>
+        <w:rPr>
+          <w:rFonts w:ascii="Bookman Old Style" w:hAnsi="Bookman Old Style"/>
+          <w:sz w:val="16"/>
+          <w:szCs w:val="16"/>
+        </w:rPr>
+        <w:t>vector&lt;int&gt; primes;</w:t>
+      </w:r>
+    </w:p>
+    <w:p>
+      <w:pPr>
+        <w:spacing w:after="0" w:line="240" w:lineRule="auto"/>
+        <w:rPr>
+          <w:rFonts w:ascii="Bookman Old Style" w:hAnsi="Bookman Old Style"/>
+          <w:sz w:val="16"/>
+          <w:szCs w:val="16"/>
+        </w:rPr>
+      </w:pPr>
+      <w:r>
+        <w:rPr>
+          <w:rFonts w:ascii="Bookman Old Style" w:hAnsi="Bookman Old Style"/>
+          <w:sz w:val="16"/>
+          <w:szCs w:val="16"/>
+        </w:rPr>
+        <w:t xml:space="preserve">vector&lt;bool&gt; </w:t>
+      </w:r>
+      <w:proofErr w:type="spellStart"/>
+      <w:r>
+        <w:rPr>
+          <w:rFonts w:ascii="Bookman Old Style" w:hAnsi="Bookman Old Style"/>
+          <w:sz w:val="16"/>
+          <w:szCs w:val="16"/>
+        </w:rPr>
+        <w:t>is_</w:t>
+      </w:r>
+      <w:proofErr w:type="gramStart"/>
+      <w:r>
+        <w:rPr>
+          <w:rFonts w:ascii="Bookman Old Style" w:hAnsi="Bookman Old Style"/>
+          <w:sz w:val="16"/>
+          <w:szCs w:val="16"/>
+        </w:rPr>
+        <w:t>prime</w:t>
+      </w:r>
+      <w:proofErr w:type="spellEnd"/>
+      <w:r>
+        <w:rPr>
+          <w:rFonts w:ascii="Bookman Old Style" w:hAnsi="Bookman Old Style"/>
+          <w:sz w:val="16"/>
+          <w:szCs w:val="16"/>
+        </w:rPr>
+        <w:t>(</w:t>
+      </w:r>
+      <w:proofErr w:type="gramEnd"/>
+      <w:r>
+        <w:rPr>
+          <w:rFonts w:ascii="Bookman Old Style" w:hAnsi="Bookman Old Style"/>
+          <w:sz w:val="16"/>
+          <w:szCs w:val="16"/>
+        </w:rPr>
+        <w:t>MAXN, true);</w:t>
+      </w:r>
+    </w:p>
+    <w:p>
+      <w:pPr>
+        <w:spacing w:after="0" w:line="240" w:lineRule="auto"/>
+        <w:rPr>
+          <w:rFonts w:ascii="Bookman Old Style" w:hAnsi="Bookman Old Style"/>
+          <w:sz w:val="16"/>
+          <w:szCs w:val="16"/>
+        </w:rPr>
+      </w:pPr>
+    </w:p>
+    <w:p>
+      <w:pPr>
+        <w:spacing w:after="0" w:line="240" w:lineRule="auto"/>
+        <w:rPr>
+          <w:rFonts w:ascii="Bookman Old Style" w:hAnsi="Bookman Old Style"/>
+          <w:sz w:val="16"/>
+          <w:szCs w:val="16"/>
+        </w:rPr>
+      </w:pPr>
+      <w:r>
+        <w:rPr>
+          <w:rFonts w:ascii="Bookman Old Style" w:hAnsi="Bookman Old Style"/>
+          <w:sz w:val="16"/>
+          <w:szCs w:val="16"/>
+        </w:rPr>
+        <w:t xml:space="preserve">void </w:t>
+      </w:r>
+      <w:proofErr w:type="spellStart"/>
+      <w:r>
+        <w:rPr>
+          <w:rFonts w:ascii="Bookman Old Style" w:hAnsi="Bookman Old Style"/>
+          <w:sz w:val="16"/>
+          <w:szCs w:val="16"/>
+        </w:rPr>
+        <w:t>build_mobius_</w:t>
+      </w:r>
+      <w:proofErr w:type="gramStart"/>
+      <w:r>
+        <w:rPr>
+          <w:rFonts w:ascii="Bookman Old Style" w:hAnsi="Bookman Old Style"/>
+          <w:sz w:val="16"/>
+          <w:szCs w:val="16"/>
+        </w:rPr>
+        <w:t>linear</w:t>
+      </w:r>
+      <w:proofErr w:type="spellEnd"/>
+      <w:r>
+        <w:rPr>
+          <w:rFonts w:ascii="Bookman Old Style" w:hAnsi="Bookman Old Style"/>
+          <w:sz w:val="16"/>
+          <w:szCs w:val="16"/>
+        </w:rPr>
+        <w:t>(</w:t>
+      </w:r>
+      <w:proofErr w:type="gramEnd"/>
+      <w:r>
+        <w:rPr>
+          <w:rFonts w:ascii="Bookman Old Style" w:hAnsi="Bookman Old Style"/>
+          <w:sz w:val="16"/>
+          <w:szCs w:val="16"/>
+        </w:rPr>
+        <w:t>) {</w:t>
+      </w:r>
+    </w:p>
+    <w:p>
+      <w:pPr>
+        <w:spacing w:after="0" w:line="240" w:lineRule="auto"/>
+        <w:rPr>
+          <w:rFonts w:ascii="Bookman Old Style" w:hAnsi="Bookman Old Style"/>
+          <w:sz w:val="16"/>
+          <w:szCs w:val="16"/>
+        </w:rPr>
+      </w:pPr>
+      <w:r>
+        <w:rPr>
+          <w:rFonts w:ascii="Bookman Old Style" w:hAnsi="Bookman Old Style"/>
+          <w:sz w:val="16"/>
+          <w:szCs w:val="16"/>
+        </w:rPr>
+        <w:t xml:space="preserve">    </w:t>
+      </w:r>
+      <w:proofErr w:type="spellStart"/>
+      <w:r>
+        <w:rPr>
+          <w:rFonts w:ascii="Bookman Old Style" w:hAnsi="Bookman Old Style"/>
+          <w:sz w:val="16"/>
+          <w:szCs w:val="16"/>
+        </w:rPr>
+        <w:t>is_</w:t>
+      </w:r>
+      <w:proofErr w:type="gramStart"/>
+      <w:r>
+        <w:rPr>
+          <w:rFonts w:ascii="Bookman Old Style" w:hAnsi="Bookman Old Style"/>
+          <w:sz w:val="16"/>
+          <w:szCs w:val="16"/>
+        </w:rPr>
+        <w:t>prime</w:t>
+      </w:r>
+      <w:proofErr w:type="spellEnd"/>
+      <w:r>
+        <w:rPr>
+          <w:rFonts w:ascii="Bookman Old Style" w:hAnsi="Bookman Old Style"/>
+          <w:sz w:val="16"/>
+          <w:szCs w:val="16"/>
+        </w:rPr>
+        <w:t>[</w:t>
+      </w:r>
+      <w:proofErr w:type="gramEnd"/>
+      <w:r>
+        <w:rPr>
+          <w:rFonts w:ascii="Bookman Old Style" w:hAnsi="Bookman Old Style"/>
+          <w:sz w:val="16"/>
+          <w:szCs w:val="16"/>
+        </w:rPr>
+        <w:t xml:space="preserve">0] = </w:t>
+      </w:r>
+      <w:proofErr w:type="spellStart"/>
+      <w:r>
+        <w:rPr>
+          <w:rFonts w:ascii="Bookman Old Style" w:hAnsi="Bookman Old Style"/>
+          <w:sz w:val="16"/>
+          <w:szCs w:val="16"/>
+        </w:rPr>
+        <w:t>is_</w:t>
+      </w:r>
+      <w:proofErr w:type="gramStart"/>
+      <w:r>
+        <w:rPr>
+          <w:rFonts w:ascii="Bookman Old Style" w:hAnsi="Bookman Old Style"/>
+          <w:sz w:val="16"/>
+          <w:szCs w:val="16"/>
+        </w:rPr>
+        <w:t>prime</w:t>
+      </w:r>
+      <w:proofErr w:type="spellEnd"/>
+      <w:r>
+        <w:rPr>
+          <w:rFonts w:ascii="Bookman Old Style" w:hAnsi="Bookman Old Style"/>
+          <w:sz w:val="16"/>
+          <w:szCs w:val="16"/>
+        </w:rPr>
+        <w:t>[</w:t>
+      </w:r>
+      <w:proofErr w:type="gramEnd"/>
+      <w:r>
+        <w:rPr>
+          <w:rFonts w:ascii="Bookman Old Style" w:hAnsi="Bookman Old Style"/>
+          <w:sz w:val="16"/>
+          <w:szCs w:val="16"/>
+        </w:rPr>
+        <w:t>1] = false;</w:t>
+      </w:r>
+    </w:p>
+    <w:p>
+      <w:pPr>
+        <w:spacing w:after="0" w:line="240" w:lineRule="auto"/>
+        <w:rPr>
+          <w:rFonts w:ascii="Bookman Old Style" w:hAnsi="Bookman Old Style"/>
+          <w:sz w:val="16"/>
+          <w:szCs w:val="16"/>
+        </w:rPr>
+      </w:pPr>
+      <w:r>
+        <w:rPr>
+          <w:rFonts w:ascii="Bookman Old Style" w:hAnsi="Bookman Old Style"/>
+          <w:sz w:val="16"/>
+          <w:szCs w:val="16"/>
+        </w:rPr>
+        <w:t xml:space="preserve">    </w:t>
+      </w:r>
+      <w:proofErr w:type="gramStart"/>
+      <w:r>
+        <w:rPr>
+          <w:rFonts w:ascii="Bookman Old Style" w:hAnsi="Bookman Old Style"/>
+          <w:sz w:val="16"/>
+          <w:szCs w:val="16"/>
+        </w:rPr>
+        <w:t>mu[</w:t>
+      </w:r>
+      <w:proofErr w:type="gramEnd"/>
+      <w:r>
+        <w:rPr>
+          <w:rFonts w:ascii="Bookman Old Style" w:hAnsi="Bookman Old Style"/>
+          <w:sz w:val="16"/>
+          <w:szCs w:val="16"/>
+        </w:rPr>
+        <w:t>1] = 1;</w:t>
+      </w:r>
+    </w:p>
+    <w:p>
+      <w:pPr>
+        <w:spacing w:after="0" w:line="240" w:lineRule="auto"/>
+        <w:rPr>
+          <w:rFonts w:ascii="Bookman Old Style" w:hAnsi="Bookman Old Style"/>
+          <w:sz w:val="16"/>
+          <w:szCs w:val="16"/>
+        </w:rPr>
+      </w:pPr>
+      <w:r>
+        <w:rPr>
+          <w:rFonts w:ascii="Bookman Old Style" w:hAnsi="Bookman Old Style"/>
+          <w:sz w:val="16"/>
+          <w:szCs w:val="16"/>
+        </w:rPr>
+        <w:t xml:space="preserve">    </w:t>
+      </w:r>
+    </w:p>
+    <w:p>
+      <w:pPr>
+        <w:spacing w:after="0" w:line="240" w:lineRule="auto"/>
+        <w:rPr>
+          <w:rFonts w:ascii="Bookman Old Style" w:hAnsi="Bookman Old Style"/>
+          <w:sz w:val="16"/>
+          <w:szCs w:val="16"/>
+        </w:rPr>
+      </w:pPr>
+      <w:r>
+        <w:rPr>
+          <w:rFonts w:ascii="Bookman Old Style" w:hAnsi="Bookman Old Style"/>
+          <w:sz w:val="16"/>
+          <w:szCs w:val="16"/>
+        </w:rPr>
+        <w:t xml:space="preserve">    for (int </w:t>
+      </w:r>
+      <w:proofErr w:type="spellStart"/>
+      <w:r>
+        <w:rPr>
+          <w:rFonts w:ascii="Bookman Old Style" w:hAnsi="Bookman Old Style"/>
+          <w:sz w:val="16"/>
+          <w:szCs w:val="16"/>
+        </w:rPr>
+        <w:t>i</w:t>
+      </w:r>
+      <w:proofErr w:type="spellEnd"/>
+      <w:r>
+        <w:rPr>
+          <w:rFonts w:ascii="Bookman Old Style" w:hAnsi="Bookman Old Style"/>
+          <w:sz w:val="16"/>
+          <w:szCs w:val="16"/>
+        </w:rPr>
+        <w:t xml:space="preserve"> = 2; </w:t>
+      </w:r>
+      <w:proofErr w:type="spellStart"/>
+      <w:r>
+        <w:rPr>
+          <w:rFonts w:ascii="Bookman Old Style" w:hAnsi="Bookman Old Style"/>
+          <w:sz w:val="16"/>
+          <w:szCs w:val="16"/>
+        </w:rPr>
+        <w:t>i</w:t>
+      </w:r>
+      <w:proofErr w:type="spellEnd"/>
+      <w:r>
+        <w:rPr>
+          <w:rFonts w:ascii="Bookman Old Style" w:hAnsi="Bookman Old Style"/>
+          <w:sz w:val="16"/>
+          <w:szCs w:val="16"/>
+        </w:rPr>
+        <w:t xml:space="preserve"> &lt; MAXN; </w:t>
+      </w:r>
+      <w:proofErr w:type="spellStart"/>
+      <w:r>
+        <w:rPr>
+          <w:rFonts w:ascii="Bookman Old Style" w:hAnsi="Bookman Old Style"/>
+          <w:sz w:val="16"/>
+          <w:szCs w:val="16"/>
+        </w:rPr>
+        <w:t>i</w:t>
+      </w:r>
+      <w:proofErr w:type="spellEnd"/>
+      <w:r>
+        <w:rPr>
+          <w:rFonts w:ascii="Bookman Old Style" w:hAnsi="Bookman Old Style"/>
+          <w:sz w:val="16"/>
+          <w:szCs w:val="16"/>
+        </w:rPr>
+        <w:t>++) {</w:t>
+      </w:r>
+    </w:p>
+    <w:p>
+      <w:pPr>
+        <w:spacing w:after="0" w:line="240" w:lineRule="auto"/>
+        <w:rPr>
+          <w:rFonts w:ascii="Bookman Old Style" w:hAnsi="Bookman Old Style"/>
+          <w:sz w:val="16"/>
+          <w:szCs w:val="16"/>
+        </w:rPr>
+      </w:pPr>
+      <w:r>
+        <w:rPr>
+          <w:rFonts w:ascii="Bookman Old Style" w:hAnsi="Bookman Old Style"/>
+          <w:sz w:val="16"/>
+          <w:szCs w:val="16"/>
+        </w:rPr>
+        <w:t>        // If it's a prime, add to list and set mu to -1</w:t>
+      </w:r>
+    </w:p>
+    <w:p>
+      <w:pPr>
+        <w:spacing w:after="0" w:line="240" w:lineRule="auto"/>
+        <w:rPr>
+          <w:rFonts w:ascii="Bookman Old Style" w:hAnsi="Bookman Old Style"/>
+          <w:sz w:val="16"/>
+          <w:szCs w:val="16"/>
+        </w:rPr>
+      </w:pPr>
+      <w:r>
+        <w:rPr>
+          <w:rFonts w:ascii="Bookman Old Style" w:hAnsi="Bookman Old Style"/>
+          <w:sz w:val="16"/>
+          <w:szCs w:val="16"/>
+        </w:rPr>
+        <w:t>        if (</w:t>
+      </w:r>
+      <w:proofErr w:type="spellStart"/>
+      <w:r>
+        <w:rPr>
+          <w:rFonts w:ascii="Bookman Old Style" w:hAnsi="Bookman Old Style"/>
+          <w:sz w:val="16"/>
+          <w:szCs w:val="16"/>
+        </w:rPr>
+        <w:t>is_prime</w:t>
+      </w:r>
+      <w:proofErr w:type="spellEnd"/>
+      <w:r>
+        <w:rPr>
+          <w:rFonts w:ascii="Bookman Old Style" w:hAnsi="Bookman Old Style"/>
+          <w:sz w:val="16"/>
+          <w:szCs w:val="16"/>
+        </w:rPr>
+        <w:t>[</w:t>
+      </w:r>
+      <w:proofErr w:type="spellStart"/>
+      <w:r>
+        <w:rPr>
+          <w:rFonts w:ascii="Bookman Old Style" w:hAnsi="Bookman Old Style"/>
+          <w:sz w:val="16"/>
+          <w:szCs w:val="16"/>
+        </w:rPr>
+        <w:t>i</w:t>
+      </w:r>
+      <w:proofErr w:type="spellEnd"/>
+      <w:r>
+        <w:rPr>
+          <w:rFonts w:ascii="Bookman Old Style" w:hAnsi="Bookman Old Style"/>
+          <w:sz w:val="16"/>
+          <w:szCs w:val="16"/>
+        </w:rPr>
+        <w:t>]) {</w:t>
+      </w:r>
+    </w:p>
+    <w:p>
+      <w:pPr>
+        <w:spacing w:after="0" w:line="240" w:lineRule="auto"/>
+        <w:rPr>
+          <w:rFonts w:ascii="Bookman Old Style" w:hAnsi="Bookman Old Style"/>
+          <w:sz w:val="16"/>
+          <w:szCs w:val="16"/>
+        </w:rPr>
+      </w:pPr>
+      <w:r>
+        <w:rPr>
+          <w:rFonts w:ascii="Bookman Old Style" w:hAnsi="Bookman Old Style"/>
+          <w:sz w:val="16"/>
+          <w:szCs w:val="16"/>
+        </w:rPr>
+        <w:t xml:space="preserve">            </w:t>
+      </w:r>
+      <w:proofErr w:type="spellStart"/>
+      <w:proofErr w:type="gramStart"/>
+      <w:r>
+        <w:rPr>
+          <w:rFonts w:ascii="Bookman Old Style" w:hAnsi="Bookman Old Style"/>
+          <w:sz w:val="16"/>
+          <w:szCs w:val="16"/>
+        </w:rPr>
+        <w:t>primes.push</w:t>
+      </w:r>
+      <w:proofErr w:type="gramEnd"/>
+      <w:r>
+        <w:rPr>
+          <w:rFonts w:ascii="Bookman Old Style" w:hAnsi="Bookman Old Style"/>
+          <w:sz w:val="16"/>
+          <w:szCs w:val="16"/>
+        </w:rPr>
+        <w:t>_back</w:t>
+      </w:r>
+      <w:proofErr w:type="spellEnd"/>
+      <w:r>
+        <w:rPr>
+          <w:rFonts w:ascii="Bookman Old Style" w:hAnsi="Bookman Old Style"/>
+          <w:sz w:val="16"/>
+          <w:szCs w:val="16"/>
+        </w:rPr>
+        <w:t>(</w:t>
+      </w:r>
+      <w:proofErr w:type="spellStart"/>
+      <w:r>
+        <w:rPr>
+          <w:rFonts w:ascii="Bookman Old Style" w:hAnsi="Bookman Old Style"/>
+          <w:sz w:val="16"/>
+          <w:szCs w:val="16"/>
+        </w:rPr>
+        <w:t>i</w:t>
+      </w:r>
+      <w:proofErr w:type="spellEnd"/>
+      <w:r>
+        <w:rPr>
+          <w:rFonts w:ascii="Bookman Old Style" w:hAnsi="Bookman Old Style"/>
+          <w:sz w:val="16"/>
+          <w:szCs w:val="16"/>
+        </w:rPr>
+        <w:t>);</w:t>
+      </w:r>
+    </w:p>
+    <w:p>
+      <w:pPr>
+        <w:spacing w:after="0" w:line="240" w:lineRule="auto"/>
+        <w:rPr>
+          <w:rFonts w:ascii="Bookman Old Style" w:hAnsi="Bookman Old Style"/>
+          <w:sz w:val="16"/>
+          <w:szCs w:val="16"/>
+        </w:rPr>
+      </w:pPr>
+      <w:r>
+        <w:rPr>
+          <w:rFonts w:ascii="Bookman Old Style" w:hAnsi="Bookman Old Style"/>
+          <w:sz w:val="16"/>
+          <w:szCs w:val="16"/>
+        </w:rPr>
+        <w:t>            mu[</w:t>
+      </w:r>
+      <w:proofErr w:type="spellStart"/>
+      <w:r>
+        <w:rPr>
+          <w:rFonts w:ascii="Bookman Old Style" w:hAnsi="Bookman Old Style"/>
+          <w:sz w:val="16"/>
+          <w:szCs w:val="16"/>
+        </w:rPr>
+        <w:t>i</w:t>
+      </w:r>
+      <w:proofErr w:type="spellEnd"/>
+      <w:r>
+        <w:rPr>
+          <w:rFonts w:ascii="Bookman Old Style" w:hAnsi="Bookman Old Style"/>
+          <w:sz w:val="16"/>
+          <w:szCs w:val="16"/>
+        </w:rPr>
+        <w:t>] = -1;</w:t>
+      </w:r>
+    </w:p>
+    <w:p>
+      <w:pPr>
+        <w:spacing w:after="0" w:line="240" w:lineRule="auto"/>
+        <w:rPr>
+          <w:rFonts w:ascii="Bookman Old Style" w:hAnsi="Bookman Old Style"/>
+          <w:sz w:val="16"/>
+          <w:szCs w:val="16"/>
+        </w:rPr>
+      </w:pPr>
+      <w:r>
+        <w:rPr>
+          <w:rFonts w:ascii="Bookman Old Style" w:hAnsi="Bookman Old Style"/>
+          <w:sz w:val="16"/>
+          <w:szCs w:val="16"/>
+        </w:rPr>
+        <w:t>        }</w:t>
+      </w:r>
+    </w:p>
+    <w:p>
+      <w:pPr>
+        <w:spacing w:after="0" w:line="240" w:lineRule="auto"/>
+        <w:rPr>
+          <w:rFonts w:ascii="Bookman Old Style" w:hAnsi="Bookman Old Style"/>
+          <w:sz w:val="16"/>
+          <w:szCs w:val="16"/>
+        </w:rPr>
+      </w:pPr>
+      <w:r>
+        <w:rPr>
+          <w:rFonts w:ascii="Bookman Old Style" w:hAnsi="Bookman Old Style"/>
+          <w:sz w:val="16"/>
+          <w:szCs w:val="16"/>
+        </w:rPr>
+        <w:t xml:space="preserve">        </w:t>
+      </w:r>
+    </w:p>
+    <w:p>
+      <w:pPr>
+        <w:spacing w:after="0" w:line="240" w:lineRule="auto"/>
+        <w:rPr>
+          <w:rFonts w:ascii="Bookman Old Style" w:hAnsi="Bookman Old Style"/>
+          <w:sz w:val="16"/>
+          <w:szCs w:val="16"/>
+        </w:rPr>
+      </w:pPr>
+      <w:r>
+        <w:rPr>
+          <w:rFonts w:ascii="Bookman Old Style" w:hAnsi="Bookman Old Style"/>
+          <w:sz w:val="16"/>
+          <w:szCs w:val="16"/>
+        </w:rPr>
+        <w:t xml:space="preserve">        for (int </w:t>
+      </w:r>
+      <w:proofErr w:type="gramStart"/>
+      <w:r>
+        <w:rPr>
+          <w:rFonts w:ascii="Bookman Old Style" w:hAnsi="Bookman Old Style"/>
+          <w:sz w:val="16"/>
+          <w:szCs w:val="16"/>
+        </w:rPr>
+        <w:t>p :</w:t>
+      </w:r>
+      <w:proofErr w:type="gramEnd"/>
+      <w:r>
+        <w:rPr>
+          <w:rFonts w:ascii="Bookman Old Style" w:hAnsi="Bookman Old Style"/>
+          <w:sz w:val="16"/>
+          <w:szCs w:val="16"/>
+        </w:rPr>
+        <w:t xml:space="preserve"> primes) {</w:t>
+      </w:r>
+    </w:p>
+    <w:p>
+      <w:pPr>
+        <w:spacing w:after="0" w:line="240" w:lineRule="auto"/>
+        <w:rPr>
+          <w:rFonts w:ascii="Bookman Old Style" w:hAnsi="Bookman Old Style"/>
+          <w:sz w:val="16"/>
+          <w:szCs w:val="16"/>
+        </w:rPr>
+      </w:pPr>
+      <w:r>
+        <w:rPr>
+          <w:rFonts w:ascii="Bookman Old Style" w:hAnsi="Bookman Old Style"/>
+          <w:sz w:val="16"/>
+          <w:szCs w:val="16"/>
+        </w:rPr>
+        <w:t>            if (</w:t>
+      </w:r>
+      <w:proofErr w:type="spellStart"/>
+      <w:r>
+        <w:rPr>
+          <w:rFonts w:ascii="Bookman Old Style" w:hAnsi="Bookman Old Style"/>
+          <w:sz w:val="16"/>
+          <w:szCs w:val="16"/>
+        </w:rPr>
+        <w:t>i</w:t>
+      </w:r>
+      <w:proofErr w:type="spellEnd"/>
+      <w:r>
+        <w:rPr>
+          <w:rFonts w:ascii="Bookman Old Style" w:hAnsi="Bookman Old Style"/>
+          <w:sz w:val="16"/>
+          <w:szCs w:val="16"/>
+        </w:rPr>
+        <w:t xml:space="preserve"> * p &gt;= MAXN) break; // Prevent out-of-bounds</w:t>
+      </w:r>
+    </w:p>
+    <w:p>
+      <w:pPr>
+        <w:spacing w:after="0" w:line="240" w:lineRule="auto"/>
+        <w:rPr>
+          <w:rFonts w:ascii="Bookman Old Style" w:hAnsi="Bookman Old Style"/>
+          <w:sz w:val="16"/>
+          <w:szCs w:val="16"/>
+        </w:rPr>
+      </w:pPr>
+      <w:r>
+        <w:rPr>
+          <w:rFonts w:ascii="Bookman Old Style" w:hAnsi="Bookman Old Style"/>
+          <w:sz w:val="16"/>
+          <w:szCs w:val="16"/>
+        </w:rPr>
+        <w:t xml:space="preserve">            </w:t>
+      </w:r>
+    </w:p>
+    <w:p>
+      <w:pPr>
+        <w:spacing w:after="0" w:line="240" w:lineRule="auto"/>
+        <w:rPr>
+          <w:rFonts w:ascii="Bookman Old Style" w:hAnsi="Bookman Old Style"/>
+          <w:sz w:val="16"/>
+          <w:szCs w:val="16"/>
+        </w:rPr>
+      </w:pPr>
+      <w:r>
+        <w:rPr>
+          <w:rFonts w:ascii="Bookman Old Style" w:hAnsi="Bookman Old Style"/>
+          <w:sz w:val="16"/>
+          <w:szCs w:val="16"/>
+        </w:rPr>
+        <w:t xml:space="preserve">            </w:t>
+      </w:r>
+      <w:proofErr w:type="spellStart"/>
+      <w:r>
+        <w:rPr>
+          <w:rFonts w:ascii="Bookman Old Style" w:hAnsi="Bookman Old Style"/>
+          <w:sz w:val="16"/>
+          <w:szCs w:val="16"/>
+        </w:rPr>
+        <w:t>is_</w:t>
+      </w:r>
+      <w:proofErr w:type="gramStart"/>
+      <w:r>
+        <w:rPr>
+          <w:rFonts w:ascii="Bookman Old Style" w:hAnsi="Bookman Old Style"/>
+          <w:sz w:val="16"/>
+          <w:szCs w:val="16"/>
+        </w:rPr>
+        <w:t>prime</w:t>
+      </w:r>
+      <w:proofErr w:type="spellEnd"/>
+      <w:r>
+        <w:rPr>
+          <w:rFonts w:ascii="Bookman Old Style" w:hAnsi="Bookman Old Style"/>
+          <w:sz w:val="16"/>
+          <w:szCs w:val="16"/>
+        </w:rPr>
+        <w:t>[</w:t>
+      </w:r>
+      <w:proofErr w:type="spellStart"/>
+      <w:proofErr w:type="gramEnd"/>
+      <w:r>
+        <w:rPr>
+          <w:rFonts w:ascii="Bookman Old Style" w:hAnsi="Bookman Old Style"/>
+          <w:sz w:val="16"/>
+          <w:szCs w:val="16"/>
+        </w:rPr>
+        <w:t>i</w:t>
+      </w:r>
+      <w:proofErr w:type="spellEnd"/>
+      <w:r>
+        <w:rPr>
+          <w:rFonts w:ascii="Bookman Old Style" w:hAnsi="Bookman Old Style"/>
+          <w:sz w:val="16"/>
+          <w:szCs w:val="16"/>
+        </w:rPr>
+        <w:t xml:space="preserve"> * p] = false;</w:t>
+      </w:r>
+    </w:p>
+    <w:p>
+      <w:pPr>
+        <w:spacing w:after="0" w:line="240" w:lineRule="auto"/>
+        <w:rPr>
+          <w:rFonts w:ascii="Bookman Old Style" w:hAnsi="Bookman Old Style"/>
+          <w:sz w:val="16"/>
+          <w:szCs w:val="16"/>
+        </w:rPr>
+      </w:pPr>
+      <w:r>
+        <w:rPr>
+          <w:rFonts w:ascii="Bookman Old Style" w:hAnsi="Bookman Old Style"/>
+          <w:sz w:val="16"/>
+          <w:szCs w:val="16"/>
+        </w:rPr>
+        <w:t xml:space="preserve">            </w:t>
+      </w:r>
+    </w:p>
+    <w:p>
+      <w:pPr>
+        <w:spacing w:after="0" w:line="240" w:lineRule="auto"/>
+        <w:rPr>
+          <w:rFonts w:ascii="Bookman Old Style" w:hAnsi="Bookman Old Style"/>
+          <w:sz w:val="16"/>
+          <w:szCs w:val="16"/>
+        </w:rPr>
+      </w:pPr>
+      <w:r>
+        <w:rPr>
+          <w:rFonts w:ascii="Bookman Old Style" w:hAnsi="Bookman Old Style"/>
+          <w:sz w:val="16"/>
+          <w:szCs w:val="16"/>
+        </w:rPr>
+        <w:t>            if (</w:t>
+      </w:r>
+      <w:proofErr w:type="spellStart"/>
+      <w:r>
+        <w:rPr>
+          <w:rFonts w:ascii="Bookman Old Style" w:hAnsi="Bookman Old Style"/>
+          <w:sz w:val="16"/>
+          <w:szCs w:val="16"/>
+        </w:rPr>
+        <w:t>i</w:t>
+      </w:r>
+      <w:proofErr w:type="spellEnd"/>
+      <w:r>
+        <w:rPr>
+          <w:rFonts w:ascii="Bookman Old Style" w:hAnsi="Bookman Old Style"/>
+          <w:sz w:val="16"/>
+          <w:szCs w:val="16"/>
+        </w:rPr>
+        <w:t xml:space="preserve"> % p == 0) {</w:t>
+      </w:r>
+    </w:p>
+    <w:p>
+      <w:pPr>
+        <w:spacing w:after="0" w:line="240" w:lineRule="auto"/>
+        <w:rPr>
+          <w:rFonts w:ascii="Bookman Old Style" w:hAnsi="Bookman Old Style"/>
+          <w:sz w:val="16"/>
+          <w:szCs w:val="16"/>
+        </w:rPr>
+      </w:pPr>
+      <w:r>
+        <w:rPr>
+          <w:rFonts w:ascii="Bookman Old Style" w:hAnsi="Bookman Old Style"/>
+          <w:sz w:val="16"/>
+          <w:szCs w:val="16"/>
+        </w:rPr>
+        <w:t xml:space="preserve">                // </w:t>
+      </w:r>
+      <w:proofErr w:type="spellStart"/>
+      <w:r>
+        <w:rPr>
+          <w:rFonts w:ascii="Bookman Old Style" w:hAnsi="Bookman Old Style"/>
+          <w:sz w:val="16"/>
+          <w:szCs w:val="16"/>
+        </w:rPr>
+        <w:t>i</w:t>
+      </w:r>
+      <w:proofErr w:type="spellEnd"/>
+      <w:r>
+        <w:rPr>
+          <w:rFonts w:ascii="Bookman Old Style" w:hAnsi="Bookman Old Style"/>
+          <w:sz w:val="16"/>
+          <w:szCs w:val="16"/>
+        </w:rPr>
+        <w:t xml:space="preserve"> already contains p -&gt; </w:t>
+      </w:r>
+      <w:proofErr w:type="spellStart"/>
+      <w:r>
+        <w:rPr>
+          <w:rFonts w:ascii="Bookman Old Style" w:hAnsi="Bookman Old Style"/>
+          <w:sz w:val="16"/>
+          <w:szCs w:val="16"/>
+        </w:rPr>
+        <w:t>i</w:t>
+      </w:r>
+      <w:proofErr w:type="spellEnd"/>
+      <w:r>
+        <w:rPr>
+          <w:rFonts w:ascii="Bookman Old Style" w:hAnsi="Bookman Old Style"/>
+          <w:sz w:val="16"/>
+          <w:szCs w:val="16"/>
+        </w:rPr>
+        <w:t>*p has a squared prime factor</w:t>
+      </w:r>
+    </w:p>
+    <w:p>
+      <w:pPr>
+        <w:spacing w:after="0" w:line="240" w:lineRule="auto"/>
+        <w:rPr>
+          <w:rFonts w:ascii="Bookman Old Style" w:hAnsi="Bookman Old Style"/>
+          <w:sz w:val="16"/>
+          <w:szCs w:val="16"/>
+        </w:rPr>
+      </w:pPr>
+      <w:r>
+        <w:rPr>
+          <w:rFonts w:ascii="Bookman Old Style" w:hAnsi="Bookman Old Style"/>
+          <w:sz w:val="16"/>
+          <w:szCs w:val="16"/>
+        </w:rPr>
+        <w:t xml:space="preserve">                </w:t>
+      </w:r>
+      <w:proofErr w:type="gramStart"/>
+      <w:r>
+        <w:rPr>
+          <w:rFonts w:ascii="Bookman Old Style" w:hAnsi="Bookman Old Style"/>
+          <w:sz w:val="16"/>
+          <w:szCs w:val="16"/>
+        </w:rPr>
+        <w:t>mu[</w:t>
+      </w:r>
+      <w:proofErr w:type="spellStart"/>
+      <w:proofErr w:type="gramEnd"/>
+      <w:r>
+        <w:rPr>
+          <w:rFonts w:ascii="Bookman Old Style" w:hAnsi="Bookman Old Style"/>
+          <w:sz w:val="16"/>
+          <w:szCs w:val="16"/>
+        </w:rPr>
+        <w:t>i</w:t>
+      </w:r>
+      <w:proofErr w:type="spellEnd"/>
+      <w:r>
+        <w:rPr>
+          <w:rFonts w:ascii="Bookman Old Style" w:hAnsi="Bookman Old Style"/>
+          <w:sz w:val="16"/>
+          <w:szCs w:val="16"/>
+        </w:rPr>
+        <w:t xml:space="preserve"> * p] = 0;</w:t>
+      </w:r>
+    </w:p>
+    <w:p>
+      <w:pPr>
+        <w:spacing w:after="0" w:line="240" w:lineRule="auto"/>
+        <w:rPr>
+          <w:rFonts w:ascii="Bookman Old Style" w:hAnsi="Bookman Old Style"/>
+          <w:sz w:val="16"/>
+          <w:szCs w:val="16"/>
+        </w:rPr>
+      </w:pPr>
+      <w:r>
+        <w:rPr>
+          <w:rFonts w:ascii="Bookman Old Style" w:hAnsi="Bookman Old Style"/>
+          <w:sz w:val="16"/>
+          <w:szCs w:val="16"/>
+        </w:rPr>
+        <w:t>                break; // Maintains O(N) complexity</w:t>
+      </w:r>
+    </w:p>
+    <w:p>
+      <w:pPr>
+        <w:spacing w:after="0" w:line="240" w:lineRule="auto"/>
+        <w:rPr>
+          <w:rFonts w:ascii="Bookman Old Style" w:hAnsi="Bookman Old Style"/>
+          <w:sz w:val="16"/>
+          <w:szCs w:val="16"/>
+        </w:rPr>
+      </w:pPr>
+      <w:r>
+        <w:rPr>
+          <w:rFonts w:ascii="Bookman Old Style" w:hAnsi="Bookman Old Style"/>
+          <w:sz w:val="16"/>
+          <w:szCs w:val="16"/>
+        </w:rPr>
+        <w:t>            } else {</w:t>
+      </w:r>
+    </w:p>
+    <w:p>
+      <w:pPr>
+        <w:spacing w:after="0" w:line="240" w:lineRule="auto"/>
+        <w:rPr>
+          <w:rFonts w:ascii="Bookman Old Style" w:hAnsi="Bookman Old Style"/>
+          <w:sz w:val="16"/>
+          <w:szCs w:val="16"/>
+        </w:rPr>
+      </w:pPr>
+      <w:r>
+        <w:rPr>
+          <w:rFonts w:ascii="Bookman Old Style" w:hAnsi="Bookman Old Style"/>
+          <w:sz w:val="16"/>
+          <w:szCs w:val="16"/>
+        </w:rPr>
+        <w:t xml:space="preserve">                // </w:t>
+      </w:r>
+      <w:proofErr w:type="spellStart"/>
+      <w:r>
+        <w:rPr>
+          <w:rFonts w:ascii="Bookman Old Style" w:hAnsi="Bookman Old Style"/>
+          <w:sz w:val="16"/>
+          <w:szCs w:val="16"/>
+        </w:rPr>
+        <w:t>i</w:t>
+      </w:r>
+      <w:proofErr w:type="spellEnd"/>
+      <w:r>
+        <w:rPr>
+          <w:rFonts w:ascii="Bookman Old Style" w:hAnsi="Bookman Old Style"/>
+          <w:sz w:val="16"/>
+          <w:szCs w:val="16"/>
+        </w:rPr>
+        <w:t xml:space="preserve"> does not contain p -&gt; one new distinct prime factor added</w:t>
+      </w:r>
+    </w:p>
+    <w:p>
+      <w:pPr>
+        <w:spacing w:after="0" w:line="240" w:lineRule="auto"/>
+        <w:rPr>
+          <w:rFonts w:ascii="Bookman Old Style" w:hAnsi="Bookman Old Style"/>
+          <w:sz w:val="16"/>
+          <w:szCs w:val="16"/>
+        </w:rPr>
+      </w:pPr>
+      <w:r>
+        <w:rPr>
+          <w:rFonts w:ascii="Bookman Old Style" w:hAnsi="Bookman Old Style"/>
+          <w:sz w:val="16"/>
+          <w:szCs w:val="16"/>
+        </w:rPr>
+        <w:t xml:space="preserve">                </w:t>
+      </w:r>
+      <w:proofErr w:type="gramStart"/>
+      <w:r>
+        <w:rPr>
+          <w:rFonts w:ascii="Bookman Old Style" w:hAnsi="Bookman Old Style"/>
+          <w:sz w:val="16"/>
+          <w:szCs w:val="16"/>
+        </w:rPr>
+        <w:t>mu[</w:t>
+      </w:r>
+      <w:proofErr w:type="spellStart"/>
+      <w:proofErr w:type="gramEnd"/>
+      <w:r>
+        <w:rPr>
+          <w:rFonts w:ascii="Bookman Old Style" w:hAnsi="Bookman Old Style"/>
+          <w:sz w:val="16"/>
+          <w:szCs w:val="16"/>
+        </w:rPr>
+        <w:t>i</w:t>
+      </w:r>
+      <w:proofErr w:type="spellEnd"/>
+      <w:r>
+        <w:rPr>
+          <w:rFonts w:ascii="Bookman Old Style" w:hAnsi="Bookman Old Style"/>
+          <w:sz w:val="16"/>
+          <w:szCs w:val="16"/>
+        </w:rPr>
+        <w:t xml:space="preserve"> * p] = -mu[</w:t>
+      </w:r>
+      <w:proofErr w:type="spellStart"/>
+      <w:r>
+        <w:rPr>
+          <w:rFonts w:ascii="Bookman Old Style" w:hAnsi="Bookman Old Style"/>
+          <w:sz w:val="16"/>
+          <w:szCs w:val="16"/>
+        </w:rPr>
+        <w:t>i</w:t>
+      </w:r>
+      <w:proofErr w:type="spellEnd"/>
+      <w:r>
+        <w:rPr>
+          <w:rFonts w:ascii="Bookman Old Style" w:hAnsi="Bookman Old Style"/>
+          <w:sz w:val="16"/>
+          <w:szCs w:val="16"/>
+        </w:rPr>
+        <w:t>];</w:t>
+      </w:r>
+    </w:p>
+    <w:p>
+      <w:pPr>
+        <w:spacing w:after="0" w:line="240" w:lineRule="auto"/>
+        <w:rPr>
+          <w:rFonts w:ascii="Bookman Old Style" w:hAnsi="Bookman Old Style"/>
+          <w:sz w:val="16"/>
+          <w:szCs w:val="16"/>
+        </w:rPr>
+      </w:pPr>
+      <w:r>
+        <w:rPr>
+          <w:rFonts w:ascii="Bookman Old Style" w:hAnsi="Bookman Old Style"/>
+          <w:sz w:val="16"/>
+          <w:szCs w:val="16"/>
+        </w:rPr>
+        <w:t>            }</w:t>
+      </w:r>
+    </w:p>
+    <w:p>
+      <w:pPr>
+        <w:spacing w:after="0" w:line="240" w:lineRule="auto"/>
+        <w:rPr>
+          <w:rFonts w:ascii="Bookman Old Style" w:hAnsi="Bookman Old Style"/>
+          <w:sz w:val="16"/>
+          <w:szCs w:val="16"/>
+        </w:rPr>
+      </w:pPr>
+      <w:r>
+        <w:rPr>
+          <w:rFonts w:ascii="Bookman Old Style" w:hAnsi="Bookman Old Style"/>
+          <w:sz w:val="16"/>
+          <w:szCs w:val="16"/>
+        </w:rPr>
+        <w:t>        }</w:t>
+      </w:r>
+    </w:p>
+    <w:p>
+      <w:pPr>
+        <w:spacing w:after="0" w:line="240" w:lineRule="auto"/>
+        <w:rPr>
+          <w:rFonts w:ascii="Bookman Old Style" w:hAnsi="Bookman Old Style"/>
+          <w:sz w:val="16"/>
+          <w:szCs w:val="16"/>
+        </w:rPr>
+      </w:pPr>
+      <w:r>
+        <w:rPr>
+          <w:rFonts w:ascii="Bookman Old Style" w:hAnsi="Bookman Old Style"/>
+          <w:sz w:val="16"/>
+          <w:szCs w:val="16"/>
+        </w:rPr>
+        <w:t>    }</w:t>
+      </w:r>
+    </w:p>
+    <w:p>
+      <w:pPr>
+        <w:spacing w:after="0" w:line="240" w:lineRule="auto"/>
+        <w:rPr>
+          <w:rFonts w:ascii="Bookman Old Style" w:hAnsi="Bookman Old Style"/>
+          <w:sz w:val="16"/>
+          <w:szCs w:val="16"/>
+        </w:rPr>
+      </w:pPr>
+      <w:r>
+        <w:rPr>
+          <w:rFonts w:ascii="Bookman Old Style" w:hAnsi="Bookman Old Style"/>
+          <w:sz w:val="16"/>
+          <w:szCs w:val="16"/>
+        </w:rPr>
+        <w:t>}</w:t>
+      </w:r>
+    </w:p>
+    <w:p>
+      <w:pPr>
+        <w:spacing w:after="0" w:line="240" w:lineRule="auto"/>
+        <w:rPr>
+          <w:rFonts w:ascii="Bookman Old Style" w:hAnsi="Bookman Old Style"/>
+          <w:sz w:val="16"/>
+          <w:szCs w:val="16"/>
+        </w:rPr>
+      </w:pPr>
+    </w:p>
+    <w:p>
+      <w:pPr>
+        <w:spacing w:after="0" w:line="240" w:lineRule="auto"/>
+        <w:rPr>
+          <w:rFonts w:ascii="Bookman Old Style" w:hAnsi="Bookman Old Style"/>
+          <w:sz w:val="16"/>
+          <w:szCs w:val="16"/>
+        </w:rPr>
+      </w:pPr>
+      <w:r>
+        <w:rPr>
+          <w:rFonts w:ascii="Bookman Old Style" w:hAnsi="Bookman Old Style"/>
+          <w:sz w:val="16"/>
+          <w:szCs w:val="16"/>
+        </w:rPr>
+        <w:t>O(N)</w:t>
+      </w:r>
+    </w:p>
+    <w:p>
+      <w:pPr>
+        <w:spacing w:after="0" w:line="240" w:lineRule="auto"/>
+        <w:rPr>
+          <w:rFonts w:ascii="Bookman Old Style" w:hAnsi="Bookman Old Style"/>
+          <w:b/>
+          <w:bCs/>
+          <w:sz w:val="20"/>
+          <w:szCs w:val="20"/>
+        </w:rPr>
+      </w:pPr>
+    </w:p>
+    <w:p>
+      <w:pPr>
+        <w:spacing w:after="0" w:line="240" w:lineRule="auto"/>
+        <w:rPr>
+          <w:rFonts w:ascii="Bookman Old Style" w:hAnsi="Bookman Old Style"/>
+          <w:sz w:val="20"/>
+          <w:szCs w:val="20"/>
+        </w:rPr>
+      </w:pPr>
+      <w:proofErr w:type="spellStart"/>
+      <w:r>
+        <w:rPr>
+          <w:rFonts w:ascii="Bookman Old Style" w:hAnsi="Bookman Old Style"/>
+          <w:sz w:val="20"/>
+          <w:szCs w:val="20"/>
+        </w:rPr>
+        <w:t>const</w:t>
+      </w:r>
+      <w:proofErr w:type="spellEnd"/>
+      <w:r>
+        <w:rPr>
+          <w:rFonts w:ascii="Bookman Old Style" w:hAnsi="Bookman Old Style"/>
+          <w:sz w:val="20"/>
+          <w:szCs w:val="20"/>
+        </w:rPr>
+        <w:t xml:space="preserve"> int MAXN = 1e7 + 5;</w:t>
+      </w:r>
+    </w:p>
+    <w:p>
+      <w:pPr>
+        <w:spacing w:after="0" w:line="240" w:lineRule="auto"/>
+        <w:rPr>
+          <w:rFonts w:ascii="Bookman Old Style" w:hAnsi="Bookman Old Style"/>
+          <w:sz w:val="20"/>
+          <w:szCs w:val="20"/>
+        </w:rPr>
+      </w:pPr>
+      <w:r>
+        <w:rPr>
+          <w:rFonts w:ascii="Bookman Old Style" w:hAnsi="Bookman Old Style"/>
+          <w:sz w:val="20"/>
+          <w:szCs w:val="20"/>
+        </w:rPr>
+        <w:t xml:space="preserve">vector&lt;int&gt; </w:t>
+      </w:r>
+      <w:proofErr w:type="gramStart"/>
+      <w:r>
+        <w:rPr>
+          <w:rFonts w:ascii="Bookman Old Style" w:hAnsi="Bookman Old Style"/>
+          <w:sz w:val="20"/>
+          <w:szCs w:val="20"/>
+        </w:rPr>
+        <w:t>mu(</w:t>
+      </w:r>
+      <w:proofErr w:type="gramEnd"/>
+      <w:r>
+        <w:rPr>
+          <w:rFonts w:ascii="Bookman Old Style" w:hAnsi="Bookman Old Style"/>
+          <w:sz w:val="20"/>
+          <w:szCs w:val="20"/>
+        </w:rPr>
+        <w:t>MAXN, 0);</w:t>
+      </w:r>
+    </w:p>
+    <w:p>
+      <w:pPr>
+        <w:spacing w:after="0" w:line="240" w:lineRule="auto"/>
+        <w:rPr>
+          <w:rFonts w:ascii="Bookman Old Style" w:hAnsi="Bookman Old Style"/>
+          <w:sz w:val="20"/>
+          <w:szCs w:val="20"/>
+        </w:rPr>
+      </w:pPr>
+      <w:r>
+        <w:rPr>
+          <w:rFonts w:ascii="Bookman Old Style" w:hAnsi="Bookman Old Style"/>
+          <w:sz w:val="20"/>
+          <w:szCs w:val="20"/>
+        </w:rPr>
+        <w:t>vector&lt;int&gt; primes;</w:t>
+      </w:r>
+    </w:p>
+    <w:p>
+      <w:pPr>
+        <w:spacing w:after="0" w:line="240" w:lineRule="auto"/>
+        <w:rPr>
+          <w:rFonts w:ascii="Bookman Old Style" w:hAnsi="Bookman Old Style"/>
+          <w:sz w:val="20"/>
+          <w:szCs w:val="20"/>
+        </w:rPr>
+      </w:pPr>
+      <w:r>
+        <w:rPr>
+          <w:rFonts w:ascii="Bookman Old Style" w:hAnsi="Bookman Old Style"/>
+          <w:sz w:val="20"/>
+          <w:szCs w:val="20"/>
+        </w:rPr>
+        <w:t xml:space="preserve">vector&lt;bool&gt; </w:t>
+      </w:r>
+      <w:proofErr w:type="spellStart"/>
+      <w:r>
+        <w:rPr>
+          <w:rFonts w:ascii="Bookman Old Style" w:hAnsi="Bookman Old Style"/>
+          <w:sz w:val="20"/>
+          <w:szCs w:val="20"/>
+        </w:rPr>
+        <w:t>is_</w:t>
+      </w:r>
+      <w:proofErr w:type="gramStart"/>
+      <w:r>
+        <w:rPr>
+          <w:rFonts w:ascii="Bookman Old Style" w:hAnsi="Bookman Old Style"/>
+          <w:sz w:val="20"/>
+          <w:szCs w:val="20"/>
+        </w:rPr>
+        <w:t>prime</w:t>
+      </w:r>
+      <w:proofErr w:type="spellEnd"/>
+      <w:r>
+        <w:rPr>
+          <w:rFonts w:ascii="Bookman Old Style" w:hAnsi="Bookman Old Style"/>
+          <w:sz w:val="20"/>
+          <w:szCs w:val="20"/>
+        </w:rPr>
+        <w:t>(</w:t>
+      </w:r>
+      <w:proofErr w:type="gramEnd"/>
+      <w:r>
+        <w:rPr>
+          <w:rFonts w:ascii="Bookman Old Style" w:hAnsi="Bookman Old Style"/>
+          <w:sz w:val="20"/>
+          <w:szCs w:val="20"/>
+        </w:rPr>
+        <w:t>MAXN, true);</w:t>
+      </w:r>
+    </w:p>
+    <w:p>
+      <w:pPr>
+        <w:spacing w:after="0" w:line="240" w:lineRule="auto"/>
+        <w:rPr>
+          <w:rFonts w:ascii="Bookman Old Style" w:hAnsi="Bookman Old Style"/>
+          <w:sz w:val="20"/>
+          <w:szCs w:val="20"/>
+        </w:rPr>
+      </w:pPr>
+    </w:p>
+    <w:p>
+      <w:pPr>
+        <w:spacing w:after="0" w:line="240" w:lineRule="auto"/>
+        <w:rPr>
+          <w:rFonts w:ascii="Bookman Old Style" w:hAnsi="Bookman Old Style"/>
+          <w:sz w:val="20"/>
+          <w:szCs w:val="20"/>
+        </w:rPr>
+      </w:pPr>
+      <w:r>
+        <w:rPr>
+          <w:rFonts w:ascii="Bookman Old Style" w:hAnsi="Bookman Old Style"/>
+          <w:sz w:val="20"/>
+          <w:szCs w:val="20"/>
+        </w:rPr>
+        <w:t xml:space="preserve">void </w:t>
+      </w:r>
+      <w:proofErr w:type="spellStart"/>
+      <w:r>
+        <w:rPr>
+          <w:rFonts w:ascii="Bookman Old Style" w:hAnsi="Bookman Old Style"/>
+          <w:sz w:val="20"/>
+          <w:szCs w:val="20"/>
+        </w:rPr>
+        <w:t>build_mobius_</w:t>
+      </w:r>
+      <w:proofErr w:type="gramStart"/>
+      <w:r>
+        <w:rPr>
+          <w:rFonts w:ascii="Bookman Old Style" w:hAnsi="Bookman Old Style"/>
+          <w:sz w:val="20"/>
+          <w:szCs w:val="20"/>
+        </w:rPr>
+        <w:t>linear</w:t>
+      </w:r>
+      <w:proofErr w:type="spellEnd"/>
+      <w:r>
+        <w:rPr>
+          <w:rFonts w:ascii="Bookman Old Style" w:hAnsi="Bookman Old Style"/>
+          <w:sz w:val="20"/>
+          <w:szCs w:val="20"/>
+        </w:rPr>
+        <w:t>(</w:t>
+      </w:r>
+      <w:proofErr w:type="gramEnd"/>
+      <w:r>
+        <w:rPr>
+          <w:rFonts w:ascii="Bookman Old Style" w:hAnsi="Bookman Old Style"/>
+          <w:sz w:val="20"/>
+          <w:szCs w:val="20"/>
+        </w:rPr>
+        <w:t>) {</w:t>
+      </w:r>
+    </w:p>
+    <w:p>
+      <w:pPr>
+        <w:spacing w:after="0" w:line="240" w:lineRule="auto"/>
+        <w:rPr>
+          <w:rFonts w:ascii="Bookman Old Style" w:hAnsi="Bookman Old Style"/>
+          <w:sz w:val="20"/>
+          <w:szCs w:val="20"/>
+        </w:rPr>
+      </w:pPr>
+      <w:r>
+        <w:rPr>
+          <w:rFonts w:ascii="Bookman Old Style" w:hAnsi="Bookman Old Style"/>
+          <w:sz w:val="20"/>
+          <w:szCs w:val="20"/>
+        </w:rPr>
+        <w:t xml:space="preserve">    </w:t>
+      </w:r>
+      <w:proofErr w:type="spellStart"/>
+      <w:r>
+        <w:rPr>
+          <w:rFonts w:ascii="Bookman Old Style" w:hAnsi="Bookman Old Style"/>
+          <w:sz w:val="20"/>
+          <w:szCs w:val="20"/>
+        </w:rPr>
+        <w:t>is_</w:t>
+      </w:r>
+      <w:proofErr w:type="gramStart"/>
+      <w:r>
+        <w:rPr>
+          <w:rFonts w:ascii="Bookman Old Style" w:hAnsi="Bookman Old Style"/>
+          <w:sz w:val="20"/>
+          <w:szCs w:val="20"/>
+        </w:rPr>
+        <w:t>prime</w:t>
+      </w:r>
+      <w:proofErr w:type="spellEnd"/>
+      <w:r>
+        <w:rPr>
+          <w:rFonts w:ascii="Bookman Old Style" w:hAnsi="Bookman Old Style"/>
+          <w:sz w:val="20"/>
+          <w:szCs w:val="20"/>
+        </w:rPr>
+        <w:t>[</w:t>
+      </w:r>
+      <w:proofErr w:type="gramEnd"/>
+      <w:r>
+        <w:rPr>
+          <w:rFonts w:ascii="Bookman Old Style" w:hAnsi="Bookman Old Style"/>
+          <w:sz w:val="20"/>
+          <w:szCs w:val="20"/>
+        </w:rPr>
+        <w:t xml:space="preserve">0] = </w:t>
+      </w:r>
+      <w:proofErr w:type="spellStart"/>
+      <w:r>
+        <w:rPr>
+          <w:rFonts w:ascii="Bookman Old Style" w:hAnsi="Bookman Old Style"/>
+          <w:sz w:val="20"/>
+          <w:szCs w:val="20"/>
+        </w:rPr>
+        <w:t>is_</w:t>
+      </w:r>
+      <w:proofErr w:type="gramStart"/>
+      <w:r>
+        <w:rPr>
+          <w:rFonts w:ascii="Bookman Old Style" w:hAnsi="Bookman Old Style"/>
+          <w:sz w:val="20"/>
+          <w:szCs w:val="20"/>
+        </w:rPr>
+        <w:t>prime</w:t>
+      </w:r>
+      <w:proofErr w:type="spellEnd"/>
+      <w:r>
+        <w:rPr>
+          <w:rFonts w:ascii="Bookman Old Style" w:hAnsi="Bookman Old Style"/>
+          <w:sz w:val="20"/>
+          <w:szCs w:val="20"/>
+        </w:rPr>
+        <w:t>[</w:t>
+      </w:r>
+      <w:proofErr w:type="gramEnd"/>
+      <w:r>
+        <w:rPr>
+          <w:rFonts w:ascii="Bookman Old Style" w:hAnsi="Bookman Old Style"/>
+          <w:sz w:val="20"/>
+          <w:szCs w:val="20"/>
+        </w:rPr>
+        <w:t>1] = false;</w:t>
+      </w:r>
+    </w:p>
+    <w:p>
+      <w:pPr>
+        <w:spacing w:after="0" w:line="240" w:lineRule="auto"/>
+        <w:rPr>
+          <w:rFonts w:ascii="Bookman Old Style" w:hAnsi="Bookman Old Style"/>
+          <w:sz w:val="20"/>
+          <w:szCs w:val="20"/>
+        </w:rPr>
+      </w:pPr>
+      <w:r>
+        <w:rPr>
+          <w:rFonts w:ascii="Bookman Old Style" w:hAnsi="Bookman Old Style"/>
+          <w:sz w:val="20"/>
+          <w:szCs w:val="20"/>
+        </w:rPr>
+        <w:t xml:space="preserve">    </w:t>
+      </w:r>
+      <w:proofErr w:type="gramStart"/>
+      <w:r>
+        <w:rPr>
+          <w:rFonts w:ascii="Bookman Old Style" w:hAnsi="Bookman Old Style"/>
+          <w:sz w:val="20"/>
+          <w:szCs w:val="20"/>
+        </w:rPr>
+        <w:t>mu[</w:t>
+      </w:r>
+      <w:proofErr w:type="gramEnd"/>
+      <w:r>
+        <w:rPr>
+          <w:rFonts w:ascii="Bookman Old Style" w:hAnsi="Bookman Old Style"/>
+          <w:sz w:val="20"/>
+          <w:szCs w:val="20"/>
+        </w:rPr>
+        <w:t>1] = 1;</w:t>
+      </w:r>
+    </w:p>
+    <w:p>
+      <w:pPr>
+        <w:spacing w:after="0" w:line="240" w:lineRule="auto"/>
+        <w:rPr>
+          <w:rFonts w:ascii="Bookman Old Style" w:hAnsi="Bookman Old Style"/>
+          <w:sz w:val="20"/>
+          <w:szCs w:val="20"/>
+        </w:rPr>
+      </w:pPr>
+      <w:r>
+        <w:rPr>
+          <w:rFonts w:ascii="Bookman Old Style" w:hAnsi="Bookman Old Style"/>
+          <w:sz w:val="20"/>
+          <w:szCs w:val="20"/>
+        </w:rPr>
+        <w:t xml:space="preserve">    for (int </w:t>
+      </w:r>
+      <w:proofErr w:type="spellStart"/>
+      <w:r>
+        <w:rPr>
+          <w:rFonts w:ascii="Bookman Old Style" w:hAnsi="Bookman Old Style"/>
+          <w:sz w:val="20"/>
+          <w:szCs w:val="20"/>
+        </w:rPr>
+        <w:t>i</w:t>
+      </w:r>
+      <w:proofErr w:type="spellEnd"/>
+      <w:r>
+        <w:rPr>
+          <w:rFonts w:ascii="Bookman Old Style" w:hAnsi="Bookman Old Style"/>
+          <w:sz w:val="20"/>
+          <w:szCs w:val="20"/>
+        </w:rPr>
+        <w:t xml:space="preserve"> = 2; </w:t>
+      </w:r>
+      <w:proofErr w:type="spellStart"/>
+      <w:r>
+        <w:rPr>
+          <w:rFonts w:ascii="Bookman Old Style" w:hAnsi="Bookman Old Style"/>
+          <w:sz w:val="20"/>
+          <w:szCs w:val="20"/>
+        </w:rPr>
+        <w:t>i</w:t>
+      </w:r>
+      <w:proofErr w:type="spellEnd"/>
+      <w:r>
+        <w:rPr>
+          <w:rFonts w:ascii="Bookman Old Style" w:hAnsi="Bookman Old Style"/>
+          <w:sz w:val="20"/>
+          <w:szCs w:val="20"/>
+        </w:rPr>
+        <w:t xml:space="preserve"> &lt; MAXN; </w:t>
+      </w:r>
+      <w:proofErr w:type="spellStart"/>
+      <w:r>
+        <w:rPr>
+          <w:rFonts w:ascii="Bookman Old Style" w:hAnsi="Bookman Old Style"/>
+          <w:sz w:val="20"/>
+          <w:szCs w:val="20"/>
+        </w:rPr>
+        <w:t>i</w:t>
+      </w:r>
+      <w:proofErr w:type="spellEnd"/>
+      <w:r>
+        <w:rPr>
+          <w:rFonts w:ascii="Bookman Old Style" w:hAnsi="Bookman Old Style"/>
+          <w:sz w:val="20"/>
+          <w:szCs w:val="20"/>
+        </w:rPr>
+        <w:t>++) {</w:t>
+      </w:r>
+    </w:p>
+    <w:p>
+      <w:pPr>
+        <w:spacing w:after="0" w:line="240" w:lineRule="auto"/>
+        <w:rPr>
+          <w:rFonts w:ascii="Bookman Old Style" w:hAnsi="Bookman Old Style"/>
+          <w:sz w:val="20"/>
+          <w:szCs w:val="20"/>
+        </w:rPr>
+      </w:pPr>
+      <w:r>
+        <w:rPr>
+          <w:rFonts w:ascii="Bookman Old Style" w:hAnsi="Bookman Old Style"/>
+          <w:sz w:val="20"/>
+          <w:szCs w:val="20"/>
+        </w:rPr>
+        <w:t>        if (</w:t>
+      </w:r>
+      <w:proofErr w:type="spellStart"/>
+      <w:r>
+        <w:rPr>
+          <w:rFonts w:ascii="Bookman Old Style" w:hAnsi="Bookman Old Style"/>
+          <w:sz w:val="20"/>
+          <w:szCs w:val="20"/>
+        </w:rPr>
+        <w:t>is_prime</w:t>
+      </w:r>
+      <w:proofErr w:type="spellEnd"/>
+      <w:r>
+        <w:rPr>
+          <w:rFonts w:ascii="Bookman Old Style" w:hAnsi="Bookman Old Style"/>
+          <w:sz w:val="20"/>
+          <w:szCs w:val="20"/>
+        </w:rPr>
+        <w:t>[</w:t>
+      </w:r>
+      <w:proofErr w:type="spellStart"/>
+      <w:r>
+        <w:rPr>
+          <w:rFonts w:ascii="Bookman Old Style" w:hAnsi="Bookman Old Style"/>
+          <w:sz w:val="20"/>
+          <w:szCs w:val="20"/>
+        </w:rPr>
+        <w:t>i</w:t>
+      </w:r>
+      <w:proofErr w:type="spellEnd"/>
+      <w:r>
+        <w:rPr>
+          <w:rFonts w:ascii="Bookman Old Style" w:hAnsi="Bookman Old Style"/>
+          <w:sz w:val="20"/>
+          <w:szCs w:val="20"/>
+        </w:rPr>
+        <w:t>]) {</w:t>
+      </w:r>
+    </w:p>
+    <w:p>
+      <w:pPr>
+        <w:spacing w:after="0" w:line="240" w:lineRule="auto"/>
+        <w:rPr>
+          <w:rFonts w:ascii="Bookman Old Style" w:hAnsi="Bookman Old Style"/>
+          <w:sz w:val="20"/>
+          <w:szCs w:val="20"/>
+        </w:rPr>
+      </w:pPr>
+      <w:r>
+        <w:rPr>
+          <w:rFonts w:ascii="Bookman Old Style" w:hAnsi="Bookman Old Style"/>
+          <w:sz w:val="20"/>
+          <w:szCs w:val="20"/>
+        </w:rPr>
+        <w:t xml:space="preserve">            </w:t>
+      </w:r>
+      <w:proofErr w:type="spellStart"/>
+      <w:proofErr w:type="gramStart"/>
+      <w:r>
+        <w:rPr>
+          <w:rFonts w:ascii="Bookman Old Style" w:hAnsi="Bookman Old Style"/>
+          <w:sz w:val="20"/>
+          <w:szCs w:val="20"/>
+        </w:rPr>
+        <w:t>primes.push</w:t>
+      </w:r>
+      <w:proofErr w:type="gramEnd"/>
+      <w:r>
+        <w:rPr>
+          <w:rFonts w:ascii="Bookman Old Style" w:hAnsi="Bookman Old Style"/>
+          <w:sz w:val="20"/>
+          <w:szCs w:val="20"/>
+        </w:rPr>
+        <w:t>_back</w:t>
+      </w:r>
+      <w:proofErr w:type="spellEnd"/>
+      <w:r>
+        <w:rPr>
+          <w:rFonts w:ascii="Bookman Old Style" w:hAnsi="Bookman Old Style"/>
+          <w:sz w:val="20"/>
+          <w:szCs w:val="20"/>
+        </w:rPr>
+        <w:t>(</w:t>
+      </w:r>
+      <w:proofErr w:type="spellStart"/>
+      <w:r>
+        <w:rPr>
+          <w:rFonts w:ascii="Bookman Old Style" w:hAnsi="Bookman Old Style"/>
+          <w:sz w:val="20"/>
+          <w:szCs w:val="20"/>
+        </w:rPr>
+        <w:t>i</w:t>
+      </w:r>
+      <w:proofErr w:type="spellEnd"/>
+      <w:r>
+        <w:rPr>
+          <w:rFonts w:ascii="Bookman Old Style" w:hAnsi="Bookman Old Style"/>
+          <w:sz w:val="20"/>
+          <w:szCs w:val="20"/>
+        </w:rPr>
+        <w:t>);</w:t>
+      </w:r>
+    </w:p>
+    <w:p>
+      <w:pPr>
+        <w:spacing w:after="0" w:line="240" w:lineRule="auto"/>
+        <w:rPr>
+          <w:rFonts w:ascii="Bookman Old Style" w:hAnsi="Bookman Old Style"/>
+          <w:sz w:val="20"/>
+          <w:szCs w:val="20"/>
+        </w:rPr>
+      </w:pPr>
+      <w:r>
+        <w:rPr>
+          <w:rFonts w:ascii="Bookman Old Style" w:hAnsi="Bookman Old Style"/>
+          <w:sz w:val="20"/>
+          <w:szCs w:val="20"/>
+        </w:rPr>
+        <w:t>            mu[</w:t>
+      </w:r>
+      <w:proofErr w:type="spellStart"/>
+      <w:r>
+        <w:rPr>
+          <w:rFonts w:ascii="Bookman Old Style" w:hAnsi="Bookman Old Style"/>
+          <w:sz w:val="20"/>
+          <w:szCs w:val="20"/>
+        </w:rPr>
+        <w:t>i</w:t>
+      </w:r>
+      <w:proofErr w:type="spellEnd"/>
+      <w:r>
+        <w:rPr>
+          <w:rFonts w:ascii="Bookman Old Style" w:hAnsi="Bookman Old Style"/>
+          <w:sz w:val="20"/>
+          <w:szCs w:val="20"/>
+        </w:rPr>
+        <w:t>] = -1;</w:t>
+      </w:r>
+    </w:p>
+    <w:p>
+      <w:pPr>
+        <w:spacing w:after="0" w:line="240" w:lineRule="auto"/>
+        <w:rPr>
+          <w:rFonts w:ascii="Bookman Old Style" w:hAnsi="Bookman Old Style"/>
+          <w:sz w:val="20"/>
+          <w:szCs w:val="20"/>
+        </w:rPr>
+      </w:pPr>
+      <w:r>
+        <w:rPr>
+          <w:rFonts w:ascii="Bookman Old Style" w:hAnsi="Bookman Old Style"/>
+          <w:sz w:val="20"/>
+          <w:szCs w:val="20"/>
+        </w:rPr>
+        <w:t>        }</w:t>
+      </w:r>
+    </w:p>
+    <w:p>
+      <w:pPr>
+        <w:spacing w:after="0" w:line="240" w:lineRule="auto"/>
+        <w:rPr>
+          <w:rFonts w:ascii="Bookman Old Style" w:hAnsi="Bookman Old Style"/>
+          <w:sz w:val="20"/>
+          <w:szCs w:val="20"/>
+        </w:rPr>
+      </w:pPr>
+      <w:r>
+        <w:rPr>
+          <w:rFonts w:ascii="Bookman Old Style" w:hAnsi="Bookman Old Style"/>
+          <w:sz w:val="20"/>
+          <w:szCs w:val="20"/>
+        </w:rPr>
+        <w:t xml:space="preserve">        for (int </w:t>
+      </w:r>
+      <w:proofErr w:type="gramStart"/>
+      <w:r>
+        <w:rPr>
+          <w:rFonts w:ascii="Bookman Old Style" w:hAnsi="Bookman Old Style"/>
+          <w:sz w:val="20"/>
+          <w:szCs w:val="20"/>
+        </w:rPr>
+        <w:t>p :</w:t>
+      </w:r>
+      <w:proofErr w:type="gramEnd"/>
+      <w:r>
+        <w:rPr>
+          <w:rFonts w:ascii="Bookman Old Style" w:hAnsi="Bookman Old Style"/>
+          <w:sz w:val="20"/>
+          <w:szCs w:val="20"/>
+        </w:rPr>
+        <w:t xml:space="preserve"> primes) {</w:t>
+      </w:r>
+    </w:p>
+    <w:p>
+      <w:pPr>
+        <w:spacing w:after="0" w:line="240" w:lineRule="auto"/>
+        <w:rPr>
+          <w:rFonts w:ascii="Bookman Old Style" w:hAnsi="Bookman Old Style"/>
+          <w:sz w:val="20"/>
+          <w:szCs w:val="20"/>
+        </w:rPr>
+      </w:pPr>
+      <w:r>
+        <w:rPr>
+          <w:rFonts w:ascii="Bookman Old Style" w:hAnsi="Bookman Old Style"/>
+          <w:sz w:val="20"/>
+          <w:szCs w:val="20"/>
+        </w:rPr>
+        <w:t>            if (</w:t>
+      </w:r>
+      <w:proofErr w:type="spellStart"/>
+      <w:r>
+        <w:rPr>
+          <w:rFonts w:ascii="Bookman Old Style" w:hAnsi="Bookman Old Style"/>
+          <w:sz w:val="20"/>
+          <w:szCs w:val="20"/>
+        </w:rPr>
+        <w:t>i</w:t>
+      </w:r>
+      <w:proofErr w:type="spellEnd"/>
+      <w:r>
+        <w:rPr>
+          <w:rFonts w:ascii="Bookman Old Style" w:hAnsi="Bookman Old Style"/>
+          <w:sz w:val="20"/>
+          <w:szCs w:val="20"/>
+        </w:rPr>
+        <w:t xml:space="preserve"> * p &gt;= MAXN) break; </w:t>
+      </w:r>
+    </w:p>
+    <w:p>
+      <w:pPr>
+        <w:spacing w:after="0" w:line="240" w:lineRule="auto"/>
+        <w:rPr>
+          <w:rFonts w:ascii="Bookman Old Style" w:hAnsi="Bookman Old Style"/>
+          <w:sz w:val="20"/>
+          <w:szCs w:val="20"/>
+        </w:rPr>
+      </w:pPr>
+      <w:r>
+        <w:rPr>
+          <w:rFonts w:ascii="Bookman Old Style" w:hAnsi="Bookman Old Style"/>
+          <w:sz w:val="20"/>
+          <w:szCs w:val="20"/>
+        </w:rPr>
+        <w:t xml:space="preserve">            </w:t>
+      </w:r>
+      <w:proofErr w:type="spellStart"/>
+      <w:r>
+        <w:rPr>
+          <w:rFonts w:ascii="Bookman Old Style" w:hAnsi="Bookman Old Style"/>
+          <w:sz w:val="20"/>
+          <w:szCs w:val="20"/>
+        </w:rPr>
+        <w:t>is_</w:t>
+      </w:r>
+      <w:proofErr w:type="gramStart"/>
+      <w:r>
+        <w:rPr>
+          <w:rFonts w:ascii="Bookman Old Style" w:hAnsi="Bookman Old Style"/>
+          <w:sz w:val="20"/>
+          <w:szCs w:val="20"/>
+        </w:rPr>
+        <w:t>prime</w:t>
+      </w:r>
+      <w:proofErr w:type="spellEnd"/>
+      <w:r>
+        <w:rPr>
+          <w:rFonts w:ascii="Bookman Old Style" w:hAnsi="Bookman Old Style"/>
+          <w:sz w:val="20"/>
+          <w:szCs w:val="20"/>
+        </w:rPr>
+        <w:t>[</w:t>
+      </w:r>
+      <w:proofErr w:type="spellStart"/>
+      <w:proofErr w:type="gramEnd"/>
+      <w:r>
+        <w:rPr>
+          <w:rFonts w:ascii="Bookman Old Style" w:hAnsi="Bookman Old Style"/>
+          <w:sz w:val="20"/>
+          <w:szCs w:val="20"/>
+        </w:rPr>
+        <w:t>i</w:t>
+      </w:r>
+      <w:proofErr w:type="spellEnd"/>
+      <w:r>
+        <w:rPr>
+          <w:rFonts w:ascii="Bookman Old Style" w:hAnsi="Bookman Old Style"/>
+          <w:sz w:val="20"/>
+          <w:szCs w:val="20"/>
+        </w:rPr>
+        <w:t xml:space="preserve"> * p] = false;</w:t>
+      </w:r>
+    </w:p>
+    <w:p>
+      <w:pPr>
+        <w:spacing w:after="0" w:line="240" w:lineRule="auto"/>
+        <w:rPr>
+          <w:rFonts w:ascii="Bookman Old Style" w:hAnsi="Bookman Old Style"/>
+          <w:sz w:val="20"/>
+          <w:szCs w:val="20"/>
+        </w:rPr>
+      </w:pPr>
+      <w:r>
+        <w:rPr>
+          <w:rFonts w:ascii="Bookman Old Style" w:hAnsi="Bookman Old Style"/>
+          <w:sz w:val="20"/>
+          <w:szCs w:val="20"/>
+        </w:rPr>
+        <w:t>            if (</w:t>
+      </w:r>
+      <w:proofErr w:type="spellStart"/>
+      <w:r>
+        <w:rPr>
+          <w:rFonts w:ascii="Bookman Old Style" w:hAnsi="Bookman Old Style"/>
+          <w:sz w:val="20"/>
+          <w:szCs w:val="20"/>
+        </w:rPr>
+        <w:t>i</w:t>
+      </w:r>
+      <w:proofErr w:type="spellEnd"/>
+      <w:r>
+        <w:rPr>
+          <w:rFonts w:ascii="Bookman Old Style" w:hAnsi="Bookman Old Style"/>
+          <w:sz w:val="20"/>
+          <w:szCs w:val="20"/>
+        </w:rPr>
+        <w:t xml:space="preserve"> % p == 0) {</w:t>
+      </w:r>
+    </w:p>
+    <w:p>
+      <w:pPr>
+        <w:spacing w:after="0" w:line="240" w:lineRule="auto"/>
+        <w:rPr>
+          <w:rFonts w:ascii="Bookman Old Style" w:hAnsi="Bookman Old Style"/>
+          <w:sz w:val="20"/>
+          <w:szCs w:val="20"/>
+        </w:rPr>
+      </w:pPr>
+      <w:r>
+        <w:rPr>
+          <w:rFonts w:ascii="Bookman Old Style" w:hAnsi="Bookman Old Style"/>
+          <w:sz w:val="20"/>
+          <w:szCs w:val="20"/>
+        </w:rPr>
+        <w:t xml:space="preserve">                </w:t>
+      </w:r>
+      <w:proofErr w:type="gramStart"/>
+      <w:r>
+        <w:rPr>
+          <w:rFonts w:ascii="Bookman Old Style" w:hAnsi="Bookman Old Style"/>
+          <w:sz w:val="20"/>
+          <w:szCs w:val="20"/>
+        </w:rPr>
+        <w:t>mu[</w:t>
+      </w:r>
+      <w:proofErr w:type="spellStart"/>
+      <w:proofErr w:type="gramEnd"/>
+      <w:r>
+        <w:rPr>
+          <w:rFonts w:ascii="Bookman Old Style" w:hAnsi="Bookman Old Style"/>
+          <w:sz w:val="20"/>
+          <w:szCs w:val="20"/>
+        </w:rPr>
+        <w:t>i</w:t>
+      </w:r>
+      <w:proofErr w:type="spellEnd"/>
+      <w:r>
+        <w:rPr>
+          <w:rFonts w:ascii="Bookman Old Style" w:hAnsi="Bookman Old Style"/>
+          <w:sz w:val="20"/>
+          <w:szCs w:val="20"/>
+        </w:rPr>
+        <w:t xml:space="preserve"> * p] = 0;</w:t>
+      </w:r>
+    </w:p>
+    <w:p>
+      <w:pPr>
+        <w:spacing w:after="0" w:line="240" w:lineRule="auto"/>
+        <w:rPr>
+          <w:rFonts w:ascii="Bookman Old Style" w:hAnsi="Bookman Old Style"/>
+          <w:sz w:val="20"/>
+          <w:szCs w:val="20"/>
+        </w:rPr>
+      </w:pPr>
+      <w:r>
+        <w:rPr>
+          <w:rFonts w:ascii="Bookman Old Style" w:hAnsi="Bookman Old Style"/>
+          <w:sz w:val="20"/>
+          <w:szCs w:val="20"/>
+        </w:rPr>
+        <w:t xml:space="preserve">                break; </w:t>
+      </w:r>
+    </w:p>
+    <w:p>
+      <w:pPr>
+        <w:spacing w:after="0" w:line="240" w:lineRule="auto"/>
+        <w:rPr>
+          <w:rFonts w:ascii="Bookman Old Style" w:hAnsi="Bookman Old Style"/>
+          <w:sz w:val="20"/>
+          <w:szCs w:val="20"/>
+        </w:rPr>
+      </w:pPr>
+      <w:r>
+        <w:rPr>
+          <w:rFonts w:ascii="Bookman Old Style" w:hAnsi="Bookman Old Style"/>
+          <w:sz w:val="20"/>
+          <w:szCs w:val="20"/>
+        </w:rPr>
+        <w:t>            } else {</w:t>
+      </w:r>
+    </w:p>
+    <w:p>
+      <w:pPr>
+        <w:spacing w:after="0" w:line="240" w:lineRule="auto"/>
+        <w:rPr>
+          <w:rFonts w:ascii="Bookman Old Style" w:hAnsi="Bookman Old Style"/>
+          <w:sz w:val="20"/>
+          <w:szCs w:val="20"/>
+        </w:rPr>
+      </w:pPr>
+      <w:r>
+        <w:rPr>
+          <w:rFonts w:ascii="Bookman Old Style" w:hAnsi="Bookman Old Style"/>
+          <w:sz w:val="20"/>
+          <w:szCs w:val="20"/>
+        </w:rPr>
+        <w:t xml:space="preserve">                </w:t>
+      </w:r>
+      <w:proofErr w:type="gramStart"/>
+      <w:r>
+        <w:rPr>
+          <w:rFonts w:ascii="Bookman Old Style" w:hAnsi="Bookman Old Style"/>
+          <w:sz w:val="20"/>
+          <w:szCs w:val="20"/>
+        </w:rPr>
+        <w:t>mu[</w:t>
+      </w:r>
+      <w:proofErr w:type="spellStart"/>
+      <w:proofErr w:type="gramEnd"/>
+      <w:r>
+        <w:rPr>
+          <w:rFonts w:ascii="Bookman Old Style" w:hAnsi="Bookman Old Style"/>
+          <w:sz w:val="20"/>
+          <w:szCs w:val="20"/>
+        </w:rPr>
+        <w:t>i</w:t>
+      </w:r>
+      <w:proofErr w:type="spellEnd"/>
+      <w:r>
+        <w:rPr>
+          <w:rFonts w:ascii="Bookman Old Style" w:hAnsi="Bookman Old Style"/>
+          <w:sz w:val="20"/>
+          <w:szCs w:val="20"/>
+        </w:rPr>
+        <w:t xml:space="preserve"> * p] = -mu[</w:t>
+      </w:r>
+      <w:proofErr w:type="spellStart"/>
+      <w:r>
+        <w:rPr>
+          <w:rFonts w:ascii="Bookman Old Style" w:hAnsi="Bookman Old Style"/>
+          <w:sz w:val="20"/>
+          <w:szCs w:val="20"/>
+        </w:rPr>
+        <w:t>i</w:t>
+      </w:r>
+      <w:proofErr w:type="spellEnd"/>
+      <w:r>
+        <w:rPr>
+          <w:rFonts w:ascii="Bookman Old Style" w:hAnsi="Bookman Old Style"/>
+          <w:sz w:val="20"/>
+          <w:szCs w:val="20"/>
+        </w:rPr>
+        <w:t>];</w:t>
+      </w:r>
+    </w:p>
+    <w:p>
+      <w:pPr>
+        <w:spacing w:after="0" w:line="240" w:lineRule="auto"/>
+        <w:rPr>
+          <w:rFonts w:ascii="Bookman Old Style" w:hAnsi="Bookman Old Style"/>
+          <w:sz w:val="20"/>
+          <w:szCs w:val="20"/>
+        </w:rPr>
+      </w:pPr>
+      <w:r>
+        <w:rPr>
+          <w:rFonts w:ascii="Bookman Old Style" w:hAnsi="Bookman Old Style"/>
+          <w:sz w:val="20"/>
+          <w:szCs w:val="20"/>
+        </w:rPr>
+        <w:t>            }</w:t>
+      </w:r>
+    </w:p>
+    <w:p>
+      <w:pPr>
+        <w:spacing w:after="0" w:line="240" w:lineRule="auto"/>
+        <w:rPr>
+          <w:rFonts w:ascii="Bookman Old Style" w:hAnsi="Bookman Old Style"/>
+          <w:sz w:val="20"/>
+          <w:szCs w:val="20"/>
+        </w:rPr>
+      </w:pPr>
+      <w:r>
+        <w:rPr>
+          <w:rFonts w:ascii="Bookman Old Style" w:hAnsi="Bookman Old Style"/>
+          <w:sz w:val="20"/>
+          <w:szCs w:val="20"/>
+        </w:rPr>
+        <w:t>        }</w:t>
+      </w:r>
+    </w:p>
+    <w:p>
+      <w:pPr>
+        <w:spacing w:after="0" w:line="240" w:lineRule="auto"/>
+        <w:rPr>
+          <w:rFonts w:ascii="Bookman Old Style" w:hAnsi="Bookman Old Style"/>
+          <w:sz w:val="20"/>
+          <w:szCs w:val="20"/>
+        </w:rPr>
+      </w:pPr>
+      <w:r>
+        <w:rPr>
+          <w:rFonts w:ascii="Bookman Old Style" w:hAnsi="Bookman Old Style"/>
+          <w:sz w:val="20"/>
+          <w:szCs w:val="20"/>
+        </w:rPr>
+        <w:t>    }</w:t>
+      </w:r>
+    </w:p>
+    <w:p>
+      <w:pPr>
+        <w:spacing w:after="0" w:line="240" w:lineRule="auto"/>
+        <w:rPr>
+          <w:rFonts w:ascii="Bookman Old Style" w:hAnsi="Bookman Old Style"/>
+          <w:sz w:val="20"/>
+          <w:szCs w:val="20"/>
+        </w:rPr>
+      </w:pPr>
+      <w:r>
+        <w:rPr>
+          <w:rFonts w:ascii="Bookman Old Style" w:hAnsi="Bookman Old Style"/>
+          <w:sz w:val="20"/>
+          <w:szCs w:val="20"/>
+        </w:rPr>
+        <w:t>}</w:t>
+      </w:r>
     </w:p>
     <w:p>
       <w:pPr>

--- a/ICPC STUDY/ICPC_STUDY.docx
+++ b/ICPC STUDY/ICPC_STUDY.docx
@@ -22300,7 +22300,277 @@
           <w:sz w:val="16"/>
           <w:szCs w:val="16"/>
         </w:rPr>
-        <w:t xml:space="preserve"> n, </w:t>
+        <w:t xml:space="preserve"> n, ll </w:t>
+      </w:r>
+      <w:proofErr w:type="gramStart"/>
+      <w:r>
+        <w:rPr>
+          <w:rFonts w:ascii="Bookman Old Style" w:hAnsi="Bookman Old Style"/>
+          <w:sz w:val="16"/>
+          <w:szCs w:val="16"/>
+        </w:rPr>
+        <w:t>k){</w:t>
+      </w:r>
+      <w:proofErr w:type="gramEnd"/>
+    </w:p>
+    <w:p>
+      <w:pPr>
+        <w:spacing w:after="0" w:line="240" w:lineRule="auto"/>
+        <w:rPr>
+          <w:rFonts w:ascii="Bookman Old Style" w:hAnsi="Bookman Old Style"/>
+          <w:sz w:val="16"/>
+          <w:szCs w:val="16"/>
+        </w:rPr>
+      </w:pPr>
+      <w:r>
+        <w:rPr>
+          <w:rFonts w:ascii="Bookman Old Style" w:hAnsi="Bookman Old Style"/>
+          <w:sz w:val="16"/>
+          <w:szCs w:val="16"/>
+        </w:rPr>
+        <w:t>        this-&gt;n = n;</w:t>
+      </w:r>
+    </w:p>
+    <w:p>
+      <w:pPr>
+        <w:spacing w:after="0" w:line="240" w:lineRule="auto"/>
+        <w:rPr>
+          <w:rFonts w:ascii="Bookman Old Style" w:hAnsi="Bookman Old Style"/>
+          <w:sz w:val="16"/>
+          <w:szCs w:val="16"/>
+        </w:rPr>
+      </w:pPr>
+      <w:r>
+        <w:rPr>
+          <w:rFonts w:ascii="Bookman Old Style" w:hAnsi="Bookman Old Style"/>
+          <w:sz w:val="16"/>
+          <w:szCs w:val="16"/>
+        </w:rPr>
+        <w:t>        this-&gt;k = k;</w:t>
+      </w:r>
+    </w:p>
+    <w:p>
+      <w:pPr>
+        <w:spacing w:after="0" w:line="240" w:lineRule="auto"/>
+        <w:rPr>
+          <w:rFonts w:ascii="Bookman Old Style" w:hAnsi="Bookman Old Style"/>
+          <w:sz w:val="16"/>
+          <w:szCs w:val="16"/>
+        </w:rPr>
+      </w:pPr>
+      <w:r>
+        <w:rPr>
+          <w:rFonts w:ascii="Bookman Old Style" w:hAnsi="Bookman Old Style"/>
+          <w:sz w:val="16"/>
+          <w:szCs w:val="16"/>
+        </w:rPr>
+        <w:t xml:space="preserve">        </w:t>
+      </w:r>
+      <w:proofErr w:type="spellStart"/>
+      <w:proofErr w:type="gramStart"/>
+      <w:r>
+        <w:rPr>
+          <w:rFonts w:ascii="Bookman Old Style" w:hAnsi="Bookman Old Style"/>
+          <w:sz w:val="16"/>
+          <w:szCs w:val="16"/>
+        </w:rPr>
+        <w:t>removed.resize</w:t>
+      </w:r>
+      <w:proofErr w:type="spellEnd"/>
+      <w:proofErr w:type="gramEnd"/>
+      <w:r>
+        <w:rPr>
+          <w:rFonts w:ascii="Bookman Old Style" w:hAnsi="Bookman Old Style"/>
+          <w:sz w:val="16"/>
+          <w:szCs w:val="16"/>
+        </w:rPr>
+        <w:t>(</w:t>
+      </w:r>
+      <w:proofErr w:type="spellStart"/>
+      <w:proofErr w:type="gramStart"/>
+      <w:r>
+        <w:rPr>
+          <w:rFonts w:ascii="Bookman Old Style" w:hAnsi="Bookman Old Style"/>
+          <w:sz w:val="16"/>
+          <w:szCs w:val="16"/>
+        </w:rPr>
+        <w:t>n,false</w:t>
+      </w:r>
+      <w:proofErr w:type="spellEnd"/>
+      <w:proofErr w:type="gramEnd"/>
+      <w:r>
+        <w:rPr>
+          <w:rFonts w:ascii="Bookman Old Style" w:hAnsi="Bookman Old Style"/>
+          <w:sz w:val="16"/>
+          <w:szCs w:val="16"/>
+        </w:rPr>
+        <w:t>);</w:t>
+      </w:r>
+    </w:p>
+    <w:p>
+      <w:pPr>
+        <w:spacing w:after="0" w:line="240" w:lineRule="auto"/>
+        <w:rPr>
+          <w:rFonts w:ascii="Bookman Old Style" w:hAnsi="Bookman Old Style"/>
+          <w:sz w:val="16"/>
+          <w:szCs w:val="16"/>
+        </w:rPr>
+      </w:pPr>
+      <w:r>
+        <w:rPr>
+          <w:rFonts w:ascii="Bookman Old Style" w:hAnsi="Bookman Old Style"/>
+          <w:sz w:val="16"/>
+          <w:szCs w:val="16"/>
+        </w:rPr>
+        <w:t xml:space="preserve">        </w:t>
+      </w:r>
+      <w:proofErr w:type="spellStart"/>
+      <w:proofErr w:type="gramStart"/>
+      <w:r>
+        <w:rPr>
+          <w:rFonts w:ascii="Bookman Old Style" w:hAnsi="Bookman Old Style"/>
+          <w:sz w:val="16"/>
+          <w:szCs w:val="16"/>
+        </w:rPr>
+        <w:t>subtree.resize</w:t>
+      </w:r>
+      <w:proofErr w:type="spellEnd"/>
+      <w:proofErr w:type="gramEnd"/>
+      <w:r>
+        <w:rPr>
+          <w:rFonts w:ascii="Bookman Old Style" w:hAnsi="Bookman Old Style"/>
+          <w:sz w:val="16"/>
+          <w:szCs w:val="16"/>
+        </w:rPr>
+        <w:t>(n,0);</w:t>
+      </w:r>
+    </w:p>
+    <w:p>
+      <w:pPr>
+        <w:spacing w:after="0" w:line="240" w:lineRule="auto"/>
+        <w:rPr>
+          <w:rFonts w:ascii="Bookman Old Style" w:hAnsi="Bookman Old Style"/>
+          <w:sz w:val="16"/>
+          <w:szCs w:val="16"/>
+        </w:rPr>
+      </w:pPr>
+      <w:r>
+        <w:rPr>
+          <w:rFonts w:ascii="Bookman Old Style" w:hAnsi="Bookman Old Style"/>
+          <w:sz w:val="16"/>
+          <w:szCs w:val="16"/>
+        </w:rPr>
+        <w:t xml:space="preserve">        </w:t>
+      </w:r>
+      <w:proofErr w:type="spellStart"/>
+      <w:proofErr w:type="gramStart"/>
+      <w:r>
+        <w:rPr>
+          <w:rFonts w:ascii="Bookman Old Style" w:hAnsi="Bookman Old Style"/>
+          <w:sz w:val="16"/>
+          <w:szCs w:val="16"/>
+        </w:rPr>
+        <w:t>count.resize</w:t>
+      </w:r>
+      <w:proofErr w:type="spellEnd"/>
+      <w:proofErr w:type="gramEnd"/>
+      <w:r>
+        <w:rPr>
+          <w:rFonts w:ascii="Bookman Old Style" w:hAnsi="Bookman Old Style"/>
+          <w:sz w:val="16"/>
+          <w:szCs w:val="16"/>
+        </w:rPr>
+        <w:t>(n+1,0);</w:t>
+      </w:r>
+    </w:p>
+    <w:p>
+      <w:pPr>
+        <w:spacing w:after="0" w:line="240" w:lineRule="auto"/>
+        <w:rPr>
+          <w:rFonts w:ascii="Bookman Old Style" w:hAnsi="Bookman Old Style"/>
+          <w:sz w:val="16"/>
+          <w:szCs w:val="16"/>
+        </w:rPr>
+      </w:pPr>
+      <w:r>
+        <w:rPr>
+          <w:rFonts w:ascii="Bookman Old Style" w:hAnsi="Bookman Old Style"/>
+          <w:sz w:val="16"/>
+          <w:szCs w:val="16"/>
+        </w:rPr>
+        <w:t xml:space="preserve">        </w:t>
+      </w:r>
+      <w:proofErr w:type="spellStart"/>
+      <w:r>
+        <w:rPr>
+          <w:rFonts w:ascii="Bookman Old Style" w:hAnsi="Bookman Old Style"/>
+          <w:sz w:val="16"/>
+          <w:szCs w:val="16"/>
+        </w:rPr>
+        <w:t>maxdepth</w:t>
+      </w:r>
+      <w:proofErr w:type="spellEnd"/>
+      <w:r>
+        <w:rPr>
+          <w:rFonts w:ascii="Bookman Old Style" w:hAnsi="Bookman Old Style"/>
+          <w:sz w:val="16"/>
+          <w:szCs w:val="16"/>
+        </w:rPr>
+        <w:t xml:space="preserve"> = 0;</w:t>
+      </w:r>
+    </w:p>
+    <w:p>
+      <w:pPr>
+        <w:spacing w:after="0" w:line="240" w:lineRule="auto"/>
+        <w:rPr>
+          <w:rFonts w:ascii="Bookman Old Style" w:hAnsi="Bookman Old Style"/>
+          <w:sz w:val="16"/>
+          <w:szCs w:val="16"/>
+        </w:rPr>
+      </w:pPr>
+      <w:r>
+        <w:rPr>
+          <w:rFonts w:ascii="Bookman Old Style" w:hAnsi="Bookman Old Style"/>
+          <w:sz w:val="16"/>
+          <w:szCs w:val="16"/>
+        </w:rPr>
+        <w:t>        paths = 0;</w:t>
+      </w:r>
+    </w:p>
+    <w:p>
+      <w:pPr>
+        <w:spacing w:after="0" w:line="240" w:lineRule="auto"/>
+        <w:rPr>
+          <w:rFonts w:ascii="Bookman Old Style" w:hAnsi="Bookman Old Style"/>
+          <w:sz w:val="16"/>
+          <w:szCs w:val="16"/>
+        </w:rPr>
+      </w:pPr>
+      <w:r>
+        <w:rPr>
+          <w:rFonts w:ascii="Bookman Old Style" w:hAnsi="Bookman Old Style"/>
+          <w:sz w:val="16"/>
+          <w:szCs w:val="16"/>
+        </w:rPr>
+        <w:t>    }</w:t>
+      </w:r>
+    </w:p>
+    <w:p>
+      <w:pPr>
+        <w:spacing w:after="0" w:line="240" w:lineRule="auto"/>
+        <w:rPr>
+          <w:rFonts w:ascii="Bookman Old Style" w:hAnsi="Bookman Old Style"/>
+          <w:sz w:val="16"/>
+          <w:szCs w:val="16"/>
+        </w:rPr>
+      </w:pPr>
+      <w:r>
+        <w:rPr>
+          <w:rFonts w:ascii="Bookman Old Style" w:hAnsi="Bookman Old Style"/>
+          <w:sz w:val="16"/>
+          <w:szCs w:val="16"/>
+        </w:rPr>
+        <w:t xml:space="preserve">    </w:t>
       </w:r>
       <w:proofErr w:type="spellStart"/>
       <w:r>
@@ -22320,6 +22590,7 @@
         </w:rPr>
         <w:t xml:space="preserve"> </w:t>
       </w:r>
+      <w:proofErr w:type="spellStart"/>
       <w:proofErr w:type="gramStart"/>
       <w:r>
         <w:rPr>
@@ -22327,44 +22598,109 @@
           <w:sz w:val="16"/>
           <w:szCs w:val="16"/>
         </w:rPr>
-        <w:t>k){</w:t>
-      </w:r>
+        <w:t>getsubtreesize</w:t>
+      </w:r>
+      <w:proofErr w:type="spellEnd"/>
+      <w:r>
+        <w:rPr>
+          <w:rFonts w:ascii="Bookman Old Style" w:hAnsi="Bookman Old Style"/>
+          <w:sz w:val="16"/>
+          <w:szCs w:val="16"/>
+        </w:rPr>
+        <w:t>(</w:t>
+      </w:r>
+      <w:proofErr w:type="spellStart"/>
       <w:proofErr w:type="gramEnd"/>
-    </w:p>
-    <w:p>
-      <w:pPr>
-        <w:spacing w:after="0" w:line="240" w:lineRule="auto"/>
-        <w:rPr>
-          <w:rFonts w:ascii="Bookman Old Style" w:hAnsi="Bookman Old Style"/>
-          <w:sz w:val="16"/>
-          <w:szCs w:val="16"/>
-        </w:rPr>
-      </w:pPr>
-      <w:r>
-        <w:rPr>
-          <w:rFonts w:ascii="Bookman Old Style" w:hAnsi="Bookman Old Style"/>
-          <w:sz w:val="16"/>
-          <w:szCs w:val="16"/>
-        </w:rPr>
-        <w:t>        this-&gt;n = n;</w:t>
-      </w:r>
-    </w:p>
-    <w:p>
-      <w:pPr>
-        <w:spacing w:after="0" w:line="240" w:lineRule="auto"/>
-        <w:rPr>
-          <w:rFonts w:ascii="Bookman Old Style" w:hAnsi="Bookman Old Style"/>
-          <w:sz w:val="16"/>
-          <w:szCs w:val="16"/>
-        </w:rPr>
-      </w:pPr>
-      <w:r>
-        <w:rPr>
-          <w:rFonts w:ascii="Bookman Old Style" w:hAnsi="Bookman Old Style"/>
-          <w:sz w:val="16"/>
-          <w:szCs w:val="16"/>
-        </w:rPr>
-        <w:t>        this-&gt;k = k;</w:t>
+      <w:r>
+        <w:rPr>
+          <w:rFonts w:ascii="Bookman Old Style" w:hAnsi="Bookman Old Style"/>
+          <w:sz w:val="16"/>
+          <w:szCs w:val="16"/>
+        </w:rPr>
+        <w:t>ll</w:t>
+      </w:r>
+      <w:proofErr w:type="spellEnd"/>
+      <w:r>
+        <w:rPr>
+          <w:rFonts w:ascii="Bookman Old Style" w:hAnsi="Bookman Old Style"/>
+          <w:sz w:val="16"/>
+          <w:szCs w:val="16"/>
+        </w:rPr>
+        <w:t xml:space="preserve"> u, </w:t>
+      </w:r>
+      <w:proofErr w:type="spellStart"/>
+      <w:r>
+        <w:rPr>
+          <w:rFonts w:ascii="Bookman Old Style" w:hAnsi="Bookman Old Style"/>
+          <w:sz w:val="16"/>
+          <w:szCs w:val="16"/>
+        </w:rPr>
+        <w:t>ll</w:t>
+      </w:r>
+      <w:proofErr w:type="spellEnd"/>
+      <w:r>
+        <w:rPr>
+          <w:rFonts w:ascii="Bookman Old Style" w:hAnsi="Bookman Old Style"/>
+          <w:sz w:val="16"/>
+          <w:szCs w:val="16"/>
+        </w:rPr>
+        <w:t xml:space="preserve"> p, vector&lt;vector&lt;</w:t>
+      </w:r>
+      <w:proofErr w:type="spellStart"/>
+      <w:r>
+        <w:rPr>
+          <w:rFonts w:ascii="Bookman Old Style" w:hAnsi="Bookman Old Style"/>
+          <w:sz w:val="16"/>
+          <w:szCs w:val="16"/>
+        </w:rPr>
+        <w:t>ll</w:t>
+      </w:r>
+      <w:proofErr w:type="spellEnd"/>
+      <w:r>
+        <w:rPr>
+          <w:rFonts w:ascii="Bookman Old Style" w:hAnsi="Bookman Old Style"/>
+          <w:sz w:val="16"/>
+          <w:szCs w:val="16"/>
+        </w:rPr>
+        <w:t>&gt;&gt;&amp;</w:t>
+      </w:r>
+      <w:proofErr w:type="spellStart"/>
+      <w:proofErr w:type="gramStart"/>
+      <w:r>
+        <w:rPr>
+          <w:rFonts w:ascii="Bookman Old Style" w:hAnsi="Bookman Old Style"/>
+          <w:sz w:val="16"/>
+          <w:szCs w:val="16"/>
+        </w:rPr>
+        <w:t>adj</w:t>
+      </w:r>
+      <w:proofErr w:type="spellEnd"/>
+      <w:r>
+        <w:rPr>
+          <w:rFonts w:ascii="Bookman Old Style" w:hAnsi="Bookman Old Style"/>
+          <w:sz w:val="16"/>
+          <w:szCs w:val="16"/>
+        </w:rPr>
+        <w:t>){</w:t>
+      </w:r>
+      <w:proofErr w:type="gramEnd"/>
+    </w:p>
+    <w:p>
+      <w:pPr>
+        <w:spacing w:after="0" w:line="240" w:lineRule="auto"/>
+        <w:rPr>
+          <w:rFonts w:ascii="Bookman Old Style" w:hAnsi="Bookman Old Style"/>
+          <w:sz w:val="16"/>
+          <w:szCs w:val="16"/>
+        </w:rPr>
+      </w:pPr>
+      <w:r>
+        <w:rPr>
+          <w:rFonts w:ascii="Bookman Old Style" w:hAnsi="Bookman Old Style"/>
+          <w:sz w:val="16"/>
+          <w:szCs w:val="16"/>
+        </w:rPr>
+        <w:t>        subtree[u] = 1;</w:t>
       </w:r>
     </w:p>
     <w:p>
@@ -22384,7 +22720,6 @@
         </w:rPr>
         <w:t xml:space="preserve">        </w:t>
       </w:r>
-      <w:proofErr w:type="spellStart"/>
       <w:proofErr w:type="gramStart"/>
       <w:r>
         <w:rPr>
@@ -22392,9 +22727,8 @@
           <w:sz w:val="16"/>
           <w:szCs w:val="16"/>
         </w:rPr>
-        <w:t>removed.resize</w:t>
-      </w:r>
-      <w:proofErr w:type="spellEnd"/>
+        <w:t>for(</w:t>
+      </w:r>
       <w:proofErr w:type="gramEnd"/>
       <w:r>
         <w:rPr>
@@ -22402,6 +22736,124 @@
           <w:sz w:val="16"/>
           <w:szCs w:val="16"/>
         </w:rPr>
+        <w:t xml:space="preserve">auto </w:t>
+      </w:r>
+      <w:proofErr w:type="gramStart"/>
+      <w:r>
+        <w:rPr>
+          <w:rFonts w:ascii="Bookman Old Style" w:hAnsi="Bookman Old Style"/>
+          <w:sz w:val="16"/>
+          <w:szCs w:val="16"/>
+        </w:rPr>
+        <w:t>v :</w:t>
+      </w:r>
+      <w:proofErr w:type="gramEnd"/>
+      <w:r>
+        <w:rPr>
+          <w:rFonts w:ascii="Bookman Old Style" w:hAnsi="Bookman Old Style"/>
+          <w:sz w:val="16"/>
+          <w:szCs w:val="16"/>
+        </w:rPr>
+        <w:t xml:space="preserve"> </w:t>
+      </w:r>
+      <w:proofErr w:type="spellStart"/>
+      <w:r>
+        <w:rPr>
+          <w:rFonts w:ascii="Bookman Old Style" w:hAnsi="Bookman Old Style"/>
+          <w:sz w:val="16"/>
+          <w:szCs w:val="16"/>
+        </w:rPr>
+        <w:t>adj</w:t>
+      </w:r>
+      <w:proofErr w:type="spellEnd"/>
+      <w:r>
+        <w:rPr>
+          <w:rFonts w:ascii="Bookman Old Style" w:hAnsi="Bookman Old Style"/>
+          <w:sz w:val="16"/>
+          <w:szCs w:val="16"/>
+        </w:rPr>
+        <w:t>[u</w:t>
+      </w:r>
+      <w:proofErr w:type="gramStart"/>
+      <w:r>
+        <w:rPr>
+          <w:rFonts w:ascii="Bookman Old Style" w:hAnsi="Bookman Old Style"/>
+          <w:sz w:val="16"/>
+          <w:szCs w:val="16"/>
+        </w:rPr>
+        <w:t>]){</w:t>
+      </w:r>
+      <w:proofErr w:type="gramEnd"/>
+    </w:p>
+    <w:p>
+      <w:pPr>
+        <w:spacing w:after="0" w:line="240" w:lineRule="auto"/>
+        <w:rPr>
+          <w:rFonts w:ascii="Bookman Old Style" w:hAnsi="Bookman Old Style"/>
+          <w:sz w:val="16"/>
+          <w:szCs w:val="16"/>
+        </w:rPr>
+      </w:pPr>
+      <w:r>
+        <w:rPr>
+          <w:rFonts w:ascii="Bookman Old Style" w:hAnsi="Bookman Old Style"/>
+          <w:sz w:val="16"/>
+          <w:szCs w:val="16"/>
+        </w:rPr>
+        <w:t xml:space="preserve">            </w:t>
+      </w:r>
+      <w:proofErr w:type="gramStart"/>
+      <w:r>
+        <w:rPr>
+          <w:rFonts w:ascii="Bookman Old Style" w:hAnsi="Bookman Old Style"/>
+          <w:sz w:val="16"/>
+          <w:szCs w:val="16"/>
+        </w:rPr>
+        <w:t>if(</w:t>
+      </w:r>
+      <w:proofErr w:type="gramEnd"/>
+      <w:r>
+        <w:rPr>
+          <w:rFonts w:ascii="Bookman Old Style" w:hAnsi="Bookman Old Style"/>
+          <w:sz w:val="16"/>
+          <w:szCs w:val="16"/>
+        </w:rPr>
+        <w:t>v==p || removed[v]) continue;</w:t>
+      </w:r>
+    </w:p>
+    <w:p>
+      <w:pPr>
+        <w:spacing w:after="0" w:line="240" w:lineRule="auto"/>
+        <w:rPr>
+          <w:rFonts w:ascii="Bookman Old Style" w:hAnsi="Bookman Old Style"/>
+          <w:sz w:val="16"/>
+          <w:szCs w:val="16"/>
+        </w:rPr>
+      </w:pPr>
+      <w:r>
+        <w:rPr>
+          <w:rFonts w:ascii="Bookman Old Style" w:hAnsi="Bookman Old Style"/>
+          <w:sz w:val="16"/>
+          <w:szCs w:val="16"/>
+        </w:rPr>
+        <w:t xml:space="preserve">            subtree[u] += </w:t>
+      </w:r>
+      <w:proofErr w:type="spellStart"/>
+      <w:r>
+        <w:rPr>
+          <w:rFonts w:ascii="Bookman Old Style" w:hAnsi="Bookman Old Style"/>
+          <w:sz w:val="16"/>
+          <w:szCs w:val="16"/>
+        </w:rPr>
+        <w:t>getsubtreesize</w:t>
+      </w:r>
+      <w:proofErr w:type="spellEnd"/>
+      <w:r>
+        <w:rPr>
+          <w:rFonts w:ascii="Bookman Old Style" w:hAnsi="Bookman Old Style"/>
+          <w:sz w:val="16"/>
+          <w:szCs w:val="16"/>
+        </w:rPr>
         <w:t>(</w:t>
       </w:r>
       <w:proofErr w:type="spellStart"/>
@@ -22412,9 +22864,8 @@
           <w:sz w:val="16"/>
           <w:szCs w:val="16"/>
         </w:rPr>
-        <w:t>n,false</w:t>
-      </w:r>
-      <w:proofErr w:type="spellEnd"/>
+        <w:t>v,u</w:t>
+      </w:r>
       <w:proofErr w:type="gramEnd"/>
       <w:r>
         <w:rPr>
@@ -22422,6 +22873,473 @@
           <w:sz w:val="16"/>
           <w:szCs w:val="16"/>
         </w:rPr>
+        <w:t>,adj</w:t>
+      </w:r>
+      <w:proofErr w:type="spellEnd"/>
+      <w:r>
+        <w:rPr>
+          <w:rFonts w:ascii="Bookman Old Style" w:hAnsi="Bookman Old Style"/>
+          <w:sz w:val="16"/>
+          <w:szCs w:val="16"/>
+        </w:rPr>
+        <w:t xml:space="preserve">); </w:t>
+      </w:r>
+    </w:p>
+    <w:p>
+      <w:pPr>
+        <w:spacing w:after="0" w:line="240" w:lineRule="auto"/>
+        <w:rPr>
+          <w:rFonts w:ascii="Bookman Old Style" w:hAnsi="Bookman Old Style"/>
+          <w:sz w:val="16"/>
+          <w:szCs w:val="16"/>
+        </w:rPr>
+      </w:pPr>
+      <w:r>
+        <w:rPr>
+          <w:rFonts w:ascii="Bookman Old Style" w:hAnsi="Bookman Old Style"/>
+          <w:sz w:val="16"/>
+          <w:szCs w:val="16"/>
+        </w:rPr>
+        <w:t>        }</w:t>
+      </w:r>
+    </w:p>
+    <w:p>
+      <w:pPr>
+        <w:spacing w:after="0" w:line="240" w:lineRule="auto"/>
+        <w:rPr>
+          <w:rFonts w:ascii="Bookman Old Style" w:hAnsi="Bookman Old Style"/>
+          <w:sz w:val="16"/>
+          <w:szCs w:val="16"/>
+        </w:rPr>
+      </w:pPr>
+      <w:r>
+        <w:rPr>
+          <w:rFonts w:ascii="Bookman Old Style" w:hAnsi="Bookman Old Style"/>
+          <w:sz w:val="16"/>
+          <w:szCs w:val="16"/>
+        </w:rPr>
+        <w:t>        return subtree[u];</w:t>
+      </w:r>
+    </w:p>
+    <w:p>
+      <w:pPr>
+        <w:spacing w:after="0" w:line="240" w:lineRule="auto"/>
+        <w:rPr>
+          <w:rFonts w:ascii="Bookman Old Style" w:hAnsi="Bookman Old Style"/>
+          <w:sz w:val="16"/>
+          <w:szCs w:val="16"/>
+        </w:rPr>
+      </w:pPr>
+      <w:r>
+        <w:rPr>
+          <w:rFonts w:ascii="Bookman Old Style" w:hAnsi="Bookman Old Style"/>
+          <w:sz w:val="16"/>
+          <w:szCs w:val="16"/>
+        </w:rPr>
+        <w:t>    }</w:t>
+      </w:r>
+    </w:p>
+    <w:p>
+      <w:pPr>
+        <w:spacing w:after="0" w:line="240" w:lineRule="auto"/>
+        <w:rPr>
+          <w:rFonts w:ascii="Bookman Old Style" w:hAnsi="Bookman Old Style"/>
+          <w:sz w:val="16"/>
+          <w:szCs w:val="16"/>
+        </w:rPr>
+      </w:pPr>
+      <w:r>
+        <w:rPr>
+          <w:rFonts w:ascii="Bookman Old Style" w:hAnsi="Bookman Old Style"/>
+          <w:sz w:val="16"/>
+          <w:szCs w:val="16"/>
+        </w:rPr>
+        <w:t xml:space="preserve">    </w:t>
+      </w:r>
+      <w:proofErr w:type="spellStart"/>
+      <w:r>
+        <w:rPr>
+          <w:rFonts w:ascii="Bookman Old Style" w:hAnsi="Bookman Old Style"/>
+          <w:sz w:val="16"/>
+          <w:szCs w:val="16"/>
+        </w:rPr>
+        <w:t>ll</w:t>
+      </w:r>
+      <w:proofErr w:type="spellEnd"/>
+      <w:r>
+        <w:rPr>
+          <w:rFonts w:ascii="Bookman Old Style" w:hAnsi="Bookman Old Style"/>
+          <w:sz w:val="16"/>
+          <w:szCs w:val="16"/>
+        </w:rPr>
+        <w:t xml:space="preserve"> </w:t>
+      </w:r>
+      <w:proofErr w:type="spellStart"/>
+      <w:proofErr w:type="gramStart"/>
+      <w:r>
+        <w:rPr>
+          <w:rFonts w:ascii="Bookman Old Style" w:hAnsi="Bookman Old Style"/>
+          <w:sz w:val="16"/>
+          <w:szCs w:val="16"/>
+        </w:rPr>
+        <w:t>getcentroid</w:t>
+      </w:r>
+      <w:proofErr w:type="spellEnd"/>
+      <w:r>
+        <w:rPr>
+          <w:rFonts w:ascii="Bookman Old Style" w:hAnsi="Bookman Old Style"/>
+          <w:sz w:val="16"/>
+          <w:szCs w:val="16"/>
+        </w:rPr>
+        <w:t>(</w:t>
+      </w:r>
+      <w:proofErr w:type="spellStart"/>
+      <w:proofErr w:type="gramEnd"/>
+      <w:r>
+        <w:rPr>
+          <w:rFonts w:ascii="Bookman Old Style" w:hAnsi="Bookman Old Style"/>
+          <w:sz w:val="16"/>
+          <w:szCs w:val="16"/>
+        </w:rPr>
+        <w:t>ll</w:t>
+      </w:r>
+      <w:proofErr w:type="spellEnd"/>
+      <w:r>
+        <w:rPr>
+          <w:rFonts w:ascii="Bookman Old Style" w:hAnsi="Bookman Old Style"/>
+          <w:sz w:val="16"/>
+          <w:szCs w:val="16"/>
+        </w:rPr>
+        <w:t xml:space="preserve"> u, </w:t>
+      </w:r>
+      <w:proofErr w:type="spellStart"/>
+      <w:r>
+        <w:rPr>
+          <w:rFonts w:ascii="Bookman Old Style" w:hAnsi="Bookman Old Style"/>
+          <w:sz w:val="16"/>
+          <w:szCs w:val="16"/>
+        </w:rPr>
+        <w:t>ll</w:t>
+      </w:r>
+      <w:proofErr w:type="spellEnd"/>
+      <w:r>
+        <w:rPr>
+          <w:rFonts w:ascii="Bookman Old Style" w:hAnsi="Bookman Old Style"/>
+          <w:sz w:val="16"/>
+          <w:szCs w:val="16"/>
+        </w:rPr>
+        <w:t xml:space="preserve"> p, </w:t>
+      </w:r>
+      <w:proofErr w:type="spellStart"/>
+      <w:r>
+        <w:rPr>
+          <w:rFonts w:ascii="Bookman Old Style" w:hAnsi="Bookman Old Style"/>
+          <w:sz w:val="16"/>
+          <w:szCs w:val="16"/>
+        </w:rPr>
+        <w:t>ll</w:t>
+      </w:r>
+      <w:proofErr w:type="spellEnd"/>
+      <w:r>
+        <w:rPr>
+          <w:rFonts w:ascii="Bookman Old Style" w:hAnsi="Bookman Old Style"/>
+          <w:sz w:val="16"/>
+          <w:szCs w:val="16"/>
+        </w:rPr>
+        <w:t xml:space="preserve"> </w:t>
+      </w:r>
+      <w:proofErr w:type="spellStart"/>
+      <w:r>
+        <w:rPr>
+          <w:rFonts w:ascii="Bookman Old Style" w:hAnsi="Bookman Old Style"/>
+          <w:sz w:val="16"/>
+          <w:szCs w:val="16"/>
+        </w:rPr>
+        <w:t>treesize</w:t>
+      </w:r>
+      <w:proofErr w:type="spellEnd"/>
+      <w:r>
+        <w:rPr>
+          <w:rFonts w:ascii="Bookman Old Style" w:hAnsi="Bookman Old Style"/>
+          <w:sz w:val="16"/>
+          <w:szCs w:val="16"/>
+        </w:rPr>
+        <w:t>, vector&lt;vector&lt;</w:t>
+      </w:r>
+      <w:proofErr w:type="spellStart"/>
+      <w:r>
+        <w:rPr>
+          <w:rFonts w:ascii="Bookman Old Style" w:hAnsi="Bookman Old Style"/>
+          <w:sz w:val="16"/>
+          <w:szCs w:val="16"/>
+        </w:rPr>
+        <w:t>ll</w:t>
+      </w:r>
+      <w:proofErr w:type="spellEnd"/>
+      <w:r>
+        <w:rPr>
+          <w:rFonts w:ascii="Bookman Old Style" w:hAnsi="Bookman Old Style"/>
+          <w:sz w:val="16"/>
+          <w:szCs w:val="16"/>
+        </w:rPr>
+        <w:t>&gt;&gt;&amp;</w:t>
+      </w:r>
+      <w:proofErr w:type="spellStart"/>
+      <w:proofErr w:type="gramStart"/>
+      <w:r>
+        <w:rPr>
+          <w:rFonts w:ascii="Bookman Old Style" w:hAnsi="Bookman Old Style"/>
+          <w:sz w:val="16"/>
+          <w:szCs w:val="16"/>
+        </w:rPr>
+        <w:t>adj</w:t>
+      </w:r>
+      <w:proofErr w:type="spellEnd"/>
+      <w:r>
+        <w:rPr>
+          <w:rFonts w:ascii="Bookman Old Style" w:hAnsi="Bookman Old Style"/>
+          <w:sz w:val="16"/>
+          <w:szCs w:val="16"/>
+        </w:rPr>
+        <w:t>){</w:t>
+      </w:r>
+      <w:proofErr w:type="gramEnd"/>
+    </w:p>
+    <w:p>
+      <w:pPr>
+        <w:spacing w:after="0" w:line="240" w:lineRule="auto"/>
+        <w:rPr>
+          <w:rFonts w:ascii="Bookman Old Style" w:hAnsi="Bookman Old Style"/>
+          <w:sz w:val="16"/>
+          <w:szCs w:val="16"/>
+        </w:rPr>
+      </w:pPr>
+      <w:r>
+        <w:rPr>
+          <w:rFonts w:ascii="Bookman Old Style" w:hAnsi="Bookman Old Style"/>
+          <w:sz w:val="16"/>
+          <w:szCs w:val="16"/>
+        </w:rPr>
+        <w:t xml:space="preserve">        </w:t>
+      </w:r>
+      <w:proofErr w:type="gramStart"/>
+      <w:r>
+        <w:rPr>
+          <w:rFonts w:ascii="Bookman Old Style" w:hAnsi="Bookman Old Style"/>
+          <w:sz w:val="16"/>
+          <w:szCs w:val="16"/>
+        </w:rPr>
+        <w:t>for(</w:t>
+      </w:r>
+      <w:proofErr w:type="gramEnd"/>
+      <w:r>
+        <w:rPr>
+          <w:rFonts w:ascii="Bookman Old Style" w:hAnsi="Bookman Old Style"/>
+          <w:sz w:val="16"/>
+          <w:szCs w:val="16"/>
+        </w:rPr>
+        <w:t xml:space="preserve">auto </w:t>
+      </w:r>
+      <w:proofErr w:type="gramStart"/>
+      <w:r>
+        <w:rPr>
+          <w:rFonts w:ascii="Bookman Old Style" w:hAnsi="Bookman Old Style"/>
+          <w:sz w:val="16"/>
+          <w:szCs w:val="16"/>
+        </w:rPr>
+        <w:t>v :</w:t>
+      </w:r>
+      <w:proofErr w:type="gramEnd"/>
+      <w:r>
+        <w:rPr>
+          <w:rFonts w:ascii="Bookman Old Style" w:hAnsi="Bookman Old Style"/>
+          <w:sz w:val="16"/>
+          <w:szCs w:val="16"/>
+        </w:rPr>
+        <w:t xml:space="preserve"> </w:t>
+      </w:r>
+      <w:proofErr w:type="spellStart"/>
+      <w:r>
+        <w:rPr>
+          <w:rFonts w:ascii="Bookman Old Style" w:hAnsi="Bookman Old Style"/>
+          <w:sz w:val="16"/>
+          <w:szCs w:val="16"/>
+        </w:rPr>
+        <w:t>adj</w:t>
+      </w:r>
+      <w:proofErr w:type="spellEnd"/>
+      <w:r>
+        <w:rPr>
+          <w:rFonts w:ascii="Bookman Old Style" w:hAnsi="Bookman Old Style"/>
+          <w:sz w:val="16"/>
+          <w:szCs w:val="16"/>
+        </w:rPr>
+        <w:t>[u</w:t>
+      </w:r>
+      <w:proofErr w:type="gramStart"/>
+      <w:r>
+        <w:rPr>
+          <w:rFonts w:ascii="Bookman Old Style" w:hAnsi="Bookman Old Style"/>
+          <w:sz w:val="16"/>
+          <w:szCs w:val="16"/>
+        </w:rPr>
+        <w:t>]){</w:t>
+      </w:r>
+      <w:proofErr w:type="gramEnd"/>
+    </w:p>
+    <w:p>
+      <w:pPr>
+        <w:spacing w:after="0" w:line="240" w:lineRule="auto"/>
+        <w:rPr>
+          <w:rFonts w:ascii="Bookman Old Style" w:hAnsi="Bookman Old Style"/>
+          <w:sz w:val="16"/>
+          <w:szCs w:val="16"/>
+        </w:rPr>
+      </w:pPr>
+      <w:r>
+        <w:rPr>
+          <w:rFonts w:ascii="Bookman Old Style" w:hAnsi="Bookman Old Style"/>
+          <w:sz w:val="16"/>
+          <w:szCs w:val="16"/>
+        </w:rPr>
+        <w:t xml:space="preserve">            </w:t>
+      </w:r>
+      <w:proofErr w:type="gramStart"/>
+      <w:r>
+        <w:rPr>
+          <w:rFonts w:ascii="Bookman Old Style" w:hAnsi="Bookman Old Style"/>
+          <w:sz w:val="16"/>
+          <w:szCs w:val="16"/>
+        </w:rPr>
+        <w:t>if(</w:t>
+      </w:r>
+      <w:proofErr w:type="gramEnd"/>
+      <w:r>
+        <w:rPr>
+          <w:rFonts w:ascii="Bookman Old Style" w:hAnsi="Bookman Old Style"/>
+          <w:sz w:val="16"/>
+          <w:szCs w:val="16"/>
+        </w:rPr>
+        <w:t>v==p || removed[v]) continue;</w:t>
+      </w:r>
+    </w:p>
+    <w:p>
+      <w:pPr>
+        <w:spacing w:after="0" w:line="240" w:lineRule="auto"/>
+        <w:rPr>
+          <w:rFonts w:ascii="Bookman Old Style" w:hAnsi="Bookman Old Style"/>
+          <w:sz w:val="16"/>
+          <w:szCs w:val="16"/>
+        </w:rPr>
+      </w:pPr>
+      <w:r>
+        <w:rPr>
+          <w:rFonts w:ascii="Bookman Old Style" w:hAnsi="Bookman Old Style"/>
+          <w:sz w:val="16"/>
+          <w:szCs w:val="16"/>
+        </w:rPr>
+        <w:t>            if(subtree[v]&gt;(</w:t>
+      </w:r>
+      <w:proofErr w:type="spellStart"/>
+      <w:r>
+        <w:rPr>
+          <w:rFonts w:ascii="Bookman Old Style" w:hAnsi="Bookman Old Style"/>
+          <w:sz w:val="16"/>
+          <w:szCs w:val="16"/>
+        </w:rPr>
+        <w:t>treesize</w:t>
+      </w:r>
+      <w:proofErr w:type="spellEnd"/>
+      <w:r>
+        <w:rPr>
+          <w:rFonts w:ascii="Bookman Old Style" w:hAnsi="Bookman Old Style"/>
+          <w:sz w:val="16"/>
+          <w:szCs w:val="16"/>
+        </w:rPr>
+        <w:t>/2</w:t>
+      </w:r>
+      <w:proofErr w:type="gramStart"/>
+      <w:r>
+        <w:rPr>
+          <w:rFonts w:ascii="Bookman Old Style" w:hAnsi="Bookman Old Style"/>
+          <w:sz w:val="16"/>
+          <w:szCs w:val="16"/>
+        </w:rPr>
+        <w:t>)){</w:t>
+      </w:r>
+      <w:proofErr w:type="gramEnd"/>
+    </w:p>
+    <w:p>
+      <w:pPr>
+        <w:spacing w:after="0" w:line="240" w:lineRule="auto"/>
+        <w:rPr>
+          <w:rFonts w:ascii="Bookman Old Style" w:hAnsi="Bookman Old Style"/>
+          <w:sz w:val="16"/>
+          <w:szCs w:val="16"/>
+        </w:rPr>
+      </w:pPr>
+      <w:r>
+        <w:rPr>
+          <w:rFonts w:ascii="Bookman Old Style" w:hAnsi="Bookman Old Style"/>
+          <w:sz w:val="16"/>
+          <w:szCs w:val="16"/>
+        </w:rPr>
+        <w:t xml:space="preserve">                return </w:t>
+      </w:r>
+      <w:proofErr w:type="spellStart"/>
+      <w:r>
+        <w:rPr>
+          <w:rFonts w:ascii="Bookman Old Style" w:hAnsi="Bookman Old Style"/>
+          <w:sz w:val="16"/>
+          <w:szCs w:val="16"/>
+        </w:rPr>
+        <w:t>getcentroid</w:t>
+      </w:r>
+      <w:proofErr w:type="spellEnd"/>
+      <w:r>
+        <w:rPr>
+          <w:rFonts w:ascii="Bookman Old Style" w:hAnsi="Bookman Old Style"/>
+          <w:sz w:val="16"/>
+          <w:szCs w:val="16"/>
+        </w:rPr>
+        <w:t>(</w:t>
+      </w:r>
+      <w:proofErr w:type="spellStart"/>
+      <w:proofErr w:type="gramStart"/>
+      <w:r>
+        <w:rPr>
+          <w:rFonts w:ascii="Bookman Old Style" w:hAnsi="Bookman Old Style"/>
+          <w:sz w:val="16"/>
+          <w:szCs w:val="16"/>
+        </w:rPr>
+        <w:t>v,u</w:t>
+      </w:r>
+      <w:proofErr w:type="gramEnd"/>
+      <w:r>
+        <w:rPr>
+          <w:rFonts w:ascii="Bookman Old Style" w:hAnsi="Bookman Old Style"/>
+          <w:sz w:val="16"/>
+          <w:szCs w:val="16"/>
+        </w:rPr>
+        <w:t>,</w:t>
+      </w:r>
+      <w:proofErr w:type="gramStart"/>
+      <w:r>
+        <w:rPr>
+          <w:rFonts w:ascii="Bookman Old Style" w:hAnsi="Bookman Old Style"/>
+          <w:sz w:val="16"/>
+          <w:szCs w:val="16"/>
+        </w:rPr>
+        <w:t>treesize,adj</w:t>
+      </w:r>
+      <w:proofErr w:type="spellEnd"/>
+      <w:proofErr w:type="gramEnd"/>
+      <w:r>
+        <w:rPr>
+          <w:rFonts w:ascii="Bookman Old Style" w:hAnsi="Bookman Old Style"/>
+          <w:sz w:val="16"/>
+          <w:szCs w:val="16"/>
+        </w:rPr>
         <w:t>);</w:t>
       </w:r>
     </w:p>
@@ -22440,9 +23358,358 @@
           <w:sz w:val="16"/>
           <w:szCs w:val="16"/>
         </w:rPr>
+        <w:t>            }</w:t>
+      </w:r>
+    </w:p>
+    <w:p>
+      <w:pPr>
+        <w:spacing w:after="0" w:line="240" w:lineRule="auto"/>
+        <w:rPr>
+          <w:rFonts w:ascii="Bookman Old Style" w:hAnsi="Bookman Old Style"/>
+          <w:sz w:val="16"/>
+          <w:szCs w:val="16"/>
+        </w:rPr>
+      </w:pPr>
+      <w:r>
+        <w:rPr>
+          <w:rFonts w:ascii="Bookman Old Style" w:hAnsi="Bookman Old Style"/>
+          <w:sz w:val="16"/>
+          <w:szCs w:val="16"/>
+        </w:rPr>
+        <w:t>        }</w:t>
+      </w:r>
+    </w:p>
+    <w:p>
+      <w:pPr>
+        <w:spacing w:after="0" w:line="240" w:lineRule="auto"/>
+        <w:rPr>
+          <w:rFonts w:ascii="Bookman Old Style" w:hAnsi="Bookman Old Style"/>
+          <w:sz w:val="16"/>
+          <w:szCs w:val="16"/>
+        </w:rPr>
+      </w:pPr>
+      <w:r>
+        <w:rPr>
+          <w:rFonts w:ascii="Bookman Old Style" w:hAnsi="Bookman Old Style"/>
+          <w:sz w:val="16"/>
+          <w:szCs w:val="16"/>
+        </w:rPr>
+        <w:t>        return u;</w:t>
+      </w:r>
+    </w:p>
+    <w:p>
+      <w:pPr>
+        <w:spacing w:after="0" w:line="240" w:lineRule="auto"/>
+        <w:rPr>
+          <w:rFonts w:ascii="Bookman Old Style" w:hAnsi="Bookman Old Style"/>
+          <w:sz w:val="16"/>
+          <w:szCs w:val="16"/>
+        </w:rPr>
+      </w:pPr>
+      <w:r>
+        <w:rPr>
+          <w:rFonts w:ascii="Bookman Old Style" w:hAnsi="Bookman Old Style"/>
+          <w:sz w:val="16"/>
+          <w:szCs w:val="16"/>
+        </w:rPr>
+        <w:t>    }</w:t>
+      </w:r>
+    </w:p>
+    <w:p>
+      <w:pPr>
+        <w:spacing w:after="0" w:line="240" w:lineRule="auto"/>
+        <w:rPr>
+          <w:rFonts w:ascii="Bookman Old Style" w:hAnsi="Bookman Old Style"/>
+          <w:sz w:val="16"/>
+          <w:szCs w:val="16"/>
+        </w:rPr>
+      </w:pPr>
+      <w:r>
+        <w:rPr>
+          <w:rFonts w:ascii="Bookman Old Style" w:hAnsi="Bookman Old Style"/>
+          <w:sz w:val="16"/>
+          <w:szCs w:val="16"/>
+        </w:rPr>
+        <w:t xml:space="preserve">    void </w:t>
+      </w:r>
+      <w:proofErr w:type="spellStart"/>
+      <w:proofErr w:type="gramStart"/>
+      <w:r>
+        <w:rPr>
+          <w:rFonts w:ascii="Bookman Old Style" w:hAnsi="Bookman Old Style"/>
+          <w:sz w:val="16"/>
+          <w:szCs w:val="16"/>
+        </w:rPr>
+        <w:t>getdist</w:t>
+      </w:r>
+      <w:proofErr w:type="spellEnd"/>
+      <w:r>
+        <w:rPr>
+          <w:rFonts w:ascii="Bookman Old Style" w:hAnsi="Bookman Old Style"/>
+          <w:sz w:val="16"/>
+          <w:szCs w:val="16"/>
+        </w:rPr>
+        <w:t>(</w:t>
+      </w:r>
+      <w:proofErr w:type="spellStart"/>
+      <w:proofErr w:type="gramEnd"/>
+      <w:r>
+        <w:rPr>
+          <w:rFonts w:ascii="Bookman Old Style" w:hAnsi="Bookman Old Style"/>
+          <w:sz w:val="16"/>
+          <w:szCs w:val="16"/>
+        </w:rPr>
+        <w:t>ll</w:t>
+      </w:r>
+      <w:proofErr w:type="spellEnd"/>
+      <w:r>
+        <w:rPr>
+          <w:rFonts w:ascii="Bookman Old Style" w:hAnsi="Bookman Old Style"/>
+          <w:sz w:val="16"/>
+          <w:szCs w:val="16"/>
+        </w:rPr>
+        <w:t xml:space="preserve"> </w:t>
+      </w:r>
+      <w:proofErr w:type="spellStart"/>
+      <w:proofErr w:type="gramStart"/>
+      <w:r>
+        <w:rPr>
+          <w:rFonts w:ascii="Bookman Old Style" w:hAnsi="Bookman Old Style"/>
+          <w:sz w:val="16"/>
+          <w:szCs w:val="16"/>
+        </w:rPr>
+        <w:t>u,ll</w:t>
+      </w:r>
+      <w:proofErr w:type="spellEnd"/>
+      <w:proofErr w:type="gramEnd"/>
+      <w:r>
+        <w:rPr>
+          <w:rFonts w:ascii="Bookman Old Style" w:hAnsi="Bookman Old Style"/>
+          <w:sz w:val="16"/>
+          <w:szCs w:val="16"/>
+        </w:rPr>
+        <w:t xml:space="preserve"> p, </w:t>
+      </w:r>
+      <w:proofErr w:type="spellStart"/>
+      <w:r>
+        <w:rPr>
+          <w:rFonts w:ascii="Bookman Old Style" w:hAnsi="Bookman Old Style"/>
+          <w:sz w:val="16"/>
+          <w:szCs w:val="16"/>
+        </w:rPr>
+        <w:t>ll</w:t>
+      </w:r>
+      <w:proofErr w:type="spellEnd"/>
+      <w:r>
+        <w:rPr>
+          <w:rFonts w:ascii="Bookman Old Style" w:hAnsi="Bookman Old Style"/>
+          <w:sz w:val="16"/>
+          <w:szCs w:val="16"/>
+        </w:rPr>
+        <w:t xml:space="preserve"> </w:t>
+      </w:r>
+      <w:proofErr w:type="spellStart"/>
+      <w:r>
+        <w:rPr>
+          <w:rFonts w:ascii="Bookman Old Style" w:hAnsi="Bookman Old Style"/>
+          <w:sz w:val="16"/>
+          <w:szCs w:val="16"/>
+        </w:rPr>
+        <w:t>dist</w:t>
+      </w:r>
+      <w:proofErr w:type="spellEnd"/>
+      <w:r>
+        <w:rPr>
+          <w:rFonts w:ascii="Bookman Old Style" w:hAnsi="Bookman Old Style"/>
+          <w:sz w:val="16"/>
+          <w:szCs w:val="16"/>
+        </w:rPr>
+        <w:t xml:space="preserve">, bool </w:t>
+      </w:r>
+      <w:proofErr w:type="spellStart"/>
+      <w:r>
+        <w:rPr>
+          <w:rFonts w:ascii="Bookman Old Style" w:hAnsi="Bookman Old Style"/>
+          <w:sz w:val="16"/>
+          <w:szCs w:val="16"/>
+        </w:rPr>
+        <w:t>iscounting</w:t>
+      </w:r>
+      <w:proofErr w:type="spellEnd"/>
+      <w:r>
+        <w:rPr>
+          <w:rFonts w:ascii="Bookman Old Style" w:hAnsi="Bookman Old Style"/>
+          <w:sz w:val="16"/>
+          <w:szCs w:val="16"/>
+        </w:rPr>
+        <w:t>, vector&lt;vector&lt;</w:t>
+      </w:r>
+      <w:proofErr w:type="spellStart"/>
+      <w:r>
+        <w:rPr>
+          <w:rFonts w:ascii="Bookman Old Style" w:hAnsi="Bookman Old Style"/>
+          <w:sz w:val="16"/>
+          <w:szCs w:val="16"/>
+        </w:rPr>
+        <w:t>ll</w:t>
+      </w:r>
+      <w:proofErr w:type="spellEnd"/>
+      <w:r>
+        <w:rPr>
+          <w:rFonts w:ascii="Bookman Old Style" w:hAnsi="Bookman Old Style"/>
+          <w:sz w:val="16"/>
+          <w:szCs w:val="16"/>
+        </w:rPr>
+        <w:t>&gt;&gt;&amp;</w:t>
+      </w:r>
+      <w:proofErr w:type="spellStart"/>
+      <w:proofErr w:type="gramStart"/>
+      <w:r>
+        <w:rPr>
+          <w:rFonts w:ascii="Bookman Old Style" w:hAnsi="Bookman Old Style"/>
+          <w:sz w:val="16"/>
+          <w:szCs w:val="16"/>
+        </w:rPr>
+        <w:t>adj</w:t>
+      </w:r>
+      <w:proofErr w:type="spellEnd"/>
+      <w:r>
+        <w:rPr>
+          <w:rFonts w:ascii="Bookman Old Style" w:hAnsi="Bookman Old Style"/>
+          <w:sz w:val="16"/>
+          <w:szCs w:val="16"/>
+        </w:rPr>
+        <w:t>){</w:t>
+      </w:r>
+      <w:proofErr w:type="gramEnd"/>
+    </w:p>
+    <w:p>
+      <w:pPr>
+        <w:spacing w:after="0" w:line="240" w:lineRule="auto"/>
+        <w:rPr>
+          <w:rFonts w:ascii="Bookman Old Style" w:hAnsi="Bookman Old Style"/>
+          <w:sz w:val="16"/>
+          <w:szCs w:val="16"/>
+        </w:rPr>
+      </w:pPr>
+      <w:r>
+        <w:rPr>
+          <w:rFonts w:ascii="Bookman Old Style" w:hAnsi="Bookman Old Style"/>
+          <w:sz w:val="16"/>
+          <w:szCs w:val="16"/>
+        </w:rPr>
+        <w:t>        if(</w:t>
+      </w:r>
+      <w:proofErr w:type="spellStart"/>
+      <w:r>
+        <w:rPr>
+          <w:rFonts w:ascii="Bookman Old Style" w:hAnsi="Bookman Old Style"/>
+          <w:sz w:val="16"/>
+          <w:szCs w:val="16"/>
+        </w:rPr>
+        <w:t>dist</w:t>
+      </w:r>
+      <w:proofErr w:type="spellEnd"/>
+      <w:r>
+        <w:rPr>
+          <w:rFonts w:ascii="Bookman Old Style" w:hAnsi="Bookman Old Style"/>
+          <w:sz w:val="16"/>
+          <w:szCs w:val="16"/>
+        </w:rPr>
+        <w:t>&gt;k) return;</w:t>
+      </w:r>
+    </w:p>
+    <w:p>
+      <w:pPr>
+        <w:spacing w:after="0" w:line="240" w:lineRule="auto"/>
+        <w:rPr>
+          <w:rFonts w:ascii="Bookman Old Style" w:hAnsi="Bookman Old Style"/>
+          <w:sz w:val="16"/>
+          <w:szCs w:val="16"/>
+        </w:rPr>
+      </w:pPr>
+      <w:r>
+        <w:rPr>
+          <w:rFonts w:ascii="Bookman Old Style" w:hAnsi="Bookman Old Style"/>
+          <w:sz w:val="16"/>
+          <w:szCs w:val="16"/>
+        </w:rPr>
+        <w:t>        if(</w:t>
+      </w:r>
+      <w:proofErr w:type="spellStart"/>
+      <w:r>
+        <w:rPr>
+          <w:rFonts w:ascii="Bookman Old Style" w:hAnsi="Bookman Old Style"/>
+          <w:sz w:val="16"/>
+          <w:szCs w:val="16"/>
+        </w:rPr>
+        <w:t>iscounting</w:t>
+      </w:r>
+      <w:proofErr w:type="spellEnd"/>
+      <w:proofErr w:type="gramStart"/>
+      <w:r>
+        <w:rPr>
+          <w:rFonts w:ascii="Bookman Old Style" w:hAnsi="Bookman Old Style"/>
+          <w:sz w:val="16"/>
+          <w:szCs w:val="16"/>
+        </w:rPr>
+        <w:t>){</w:t>
+      </w:r>
+      <w:proofErr w:type="gramEnd"/>
+    </w:p>
+    <w:p>
+      <w:pPr>
+        <w:spacing w:after="0" w:line="240" w:lineRule="auto"/>
+        <w:rPr>
+          <w:rFonts w:ascii="Bookman Old Style" w:hAnsi="Bookman Old Style"/>
+          <w:sz w:val="16"/>
+          <w:szCs w:val="16"/>
+        </w:rPr>
+      </w:pPr>
+      <w:r>
+        <w:rPr>
+          <w:rFonts w:ascii="Bookman Old Style" w:hAnsi="Bookman Old Style"/>
+          <w:sz w:val="16"/>
+          <w:szCs w:val="16"/>
+        </w:rPr>
+        <w:t>            paths += count[k-</w:t>
+      </w:r>
+      <w:proofErr w:type="spellStart"/>
+      <w:r>
+        <w:rPr>
+          <w:rFonts w:ascii="Bookman Old Style" w:hAnsi="Bookman Old Style"/>
+          <w:sz w:val="16"/>
+          <w:szCs w:val="16"/>
+        </w:rPr>
+        <w:t>dist</w:t>
+      </w:r>
+      <w:proofErr w:type="spellEnd"/>
+      <w:r>
+        <w:rPr>
+          <w:rFonts w:ascii="Bookman Old Style" w:hAnsi="Bookman Old Style"/>
+          <w:sz w:val="16"/>
+          <w:szCs w:val="16"/>
+        </w:rPr>
+        <w:t>];</w:t>
+      </w:r>
+    </w:p>
+    <w:p>
+      <w:pPr>
+        <w:spacing w:after="0" w:line="240" w:lineRule="auto"/>
+        <w:rPr>
+          <w:rFonts w:ascii="Bookman Old Style" w:hAnsi="Bookman Old Style"/>
+          <w:sz w:val="16"/>
+          <w:szCs w:val="16"/>
+        </w:rPr>
+      </w:pPr>
+      <w:r>
+        <w:rPr>
+          <w:rFonts w:ascii="Bookman Old Style" w:hAnsi="Bookman Old Style"/>
+          <w:sz w:val="16"/>
+          <w:szCs w:val="16"/>
+        </w:rPr>
         <w:t xml:space="preserve">        </w:t>
       </w:r>
-      <w:proofErr w:type="spellStart"/>
       <w:proofErr w:type="gramStart"/>
       <w:r>
         <w:rPr>
@@ -22450,9 +23717,8 @@
           <w:sz w:val="16"/>
           <w:szCs w:val="16"/>
         </w:rPr>
-        <w:t>subtree.resize</w:t>
-      </w:r>
-      <w:proofErr w:type="spellEnd"/>
+        <w:t>}else</w:t>
+      </w:r>
       <w:proofErr w:type="gramEnd"/>
       <w:r>
         <w:rPr>
@@ -22460,7 +23726,117 @@
           <w:sz w:val="16"/>
           <w:szCs w:val="16"/>
         </w:rPr>
-        <w:t>(n,0);</w:t>
+        <w:t>{</w:t>
+      </w:r>
+    </w:p>
+    <w:p>
+      <w:pPr>
+        <w:spacing w:after="0" w:line="240" w:lineRule="auto"/>
+        <w:rPr>
+          <w:rFonts w:ascii="Bookman Old Style" w:hAnsi="Bookman Old Style"/>
+          <w:sz w:val="16"/>
+          <w:szCs w:val="16"/>
+        </w:rPr>
+      </w:pPr>
+      <w:r>
+        <w:rPr>
+          <w:rFonts w:ascii="Bookman Old Style" w:hAnsi="Bookman Old Style"/>
+          <w:sz w:val="16"/>
+          <w:szCs w:val="16"/>
+        </w:rPr>
+        <w:t>            count[</w:t>
+      </w:r>
+      <w:proofErr w:type="spellStart"/>
+      <w:r>
+        <w:rPr>
+          <w:rFonts w:ascii="Bookman Old Style" w:hAnsi="Bookman Old Style"/>
+          <w:sz w:val="16"/>
+          <w:szCs w:val="16"/>
+        </w:rPr>
+        <w:t>dist</w:t>
+      </w:r>
+      <w:proofErr w:type="spellEnd"/>
+      <w:r>
+        <w:rPr>
+          <w:rFonts w:ascii="Bookman Old Style" w:hAnsi="Bookman Old Style"/>
+          <w:sz w:val="16"/>
+          <w:szCs w:val="16"/>
+        </w:rPr>
+        <w:t>]++;</w:t>
+      </w:r>
+    </w:p>
+    <w:p>
+      <w:pPr>
+        <w:spacing w:after="0" w:line="240" w:lineRule="auto"/>
+        <w:rPr>
+          <w:rFonts w:ascii="Bookman Old Style" w:hAnsi="Bookman Old Style"/>
+          <w:sz w:val="16"/>
+          <w:szCs w:val="16"/>
+        </w:rPr>
+      </w:pPr>
+      <w:r>
+        <w:rPr>
+          <w:rFonts w:ascii="Bookman Old Style" w:hAnsi="Bookman Old Style"/>
+          <w:sz w:val="16"/>
+          <w:szCs w:val="16"/>
+        </w:rPr>
+        <w:t xml:space="preserve">            </w:t>
+      </w:r>
+      <w:proofErr w:type="spellStart"/>
+      <w:r>
+        <w:rPr>
+          <w:rFonts w:ascii="Bookman Old Style" w:hAnsi="Bookman Old Style"/>
+          <w:sz w:val="16"/>
+          <w:szCs w:val="16"/>
+        </w:rPr>
+        <w:t>maxdepth</w:t>
+      </w:r>
+      <w:proofErr w:type="spellEnd"/>
+      <w:r>
+        <w:rPr>
+          <w:rFonts w:ascii="Bookman Old Style" w:hAnsi="Bookman Old Style"/>
+          <w:sz w:val="16"/>
+          <w:szCs w:val="16"/>
+        </w:rPr>
+        <w:t xml:space="preserve"> = max(</w:t>
+      </w:r>
+      <w:proofErr w:type="spellStart"/>
+      <w:proofErr w:type="gramStart"/>
+      <w:r>
+        <w:rPr>
+          <w:rFonts w:ascii="Bookman Old Style" w:hAnsi="Bookman Old Style"/>
+          <w:sz w:val="16"/>
+          <w:szCs w:val="16"/>
+        </w:rPr>
+        <w:t>maxdepth,dist</w:t>
+      </w:r>
+      <w:proofErr w:type="spellEnd"/>
+      <w:proofErr w:type="gramEnd"/>
+      <w:r>
+        <w:rPr>
+          <w:rFonts w:ascii="Bookman Old Style" w:hAnsi="Bookman Old Style"/>
+          <w:sz w:val="16"/>
+          <w:szCs w:val="16"/>
+        </w:rPr>
+        <w:t>);</w:t>
+      </w:r>
+    </w:p>
+    <w:p>
+      <w:pPr>
+        <w:spacing w:after="0" w:line="240" w:lineRule="auto"/>
+        <w:rPr>
+          <w:rFonts w:ascii="Bookman Old Style" w:hAnsi="Bookman Old Style"/>
+          <w:sz w:val="16"/>
+          <w:szCs w:val="16"/>
+        </w:rPr>
+      </w:pPr>
+      <w:r>
+        <w:rPr>
+          <w:rFonts w:ascii="Bookman Old Style" w:hAnsi="Bookman Old Style"/>
+          <w:sz w:val="16"/>
+          <w:szCs w:val="16"/>
+        </w:rPr>
+        <w:t xml:space="preserve">        } </w:t>
       </w:r>
     </w:p>
     <w:p>
@@ -22480,7 +23856,6 @@
         </w:rPr>
         <w:t xml:space="preserve">        </w:t>
       </w:r>
-      <w:proofErr w:type="spellStart"/>
       <w:proofErr w:type="gramStart"/>
       <w:r>
         <w:rPr>
@@ -22488,9 +23863,8 @@
           <w:sz w:val="16"/>
           <w:szCs w:val="16"/>
         </w:rPr>
-        <w:t>count.resize</w:t>
-      </w:r>
-      <w:proofErr w:type="spellEnd"/>
+        <w:t>for(</w:t>
+      </w:r>
       <w:proofErr w:type="gramEnd"/>
       <w:r>
         <w:rPr>
@@ -22498,8 +23872,292 @@
           <w:sz w:val="16"/>
           <w:szCs w:val="16"/>
         </w:rPr>
-        <w:t>(n+1,0);</w:t>
-      </w:r>
+        <w:t xml:space="preserve">auto </w:t>
+      </w:r>
+      <w:proofErr w:type="gramStart"/>
+      <w:r>
+        <w:rPr>
+          <w:rFonts w:ascii="Bookman Old Style" w:hAnsi="Bookman Old Style"/>
+          <w:sz w:val="16"/>
+          <w:szCs w:val="16"/>
+        </w:rPr>
+        <w:t>v :</w:t>
+      </w:r>
+      <w:proofErr w:type="gramEnd"/>
+      <w:r>
+        <w:rPr>
+          <w:rFonts w:ascii="Bookman Old Style" w:hAnsi="Bookman Old Style"/>
+          <w:sz w:val="16"/>
+          <w:szCs w:val="16"/>
+        </w:rPr>
+        <w:t xml:space="preserve"> </w:t>
+      </w:r>
+      <w:proofErr w:type="spellStart"/>
+      <w:r>
+        <w:rPr>
+          <w:rFonts w:ascii="Bookman Old Style" w:hAnsi="Bookman Old Style"/>
+          <w:sz w:val="16"/>
+          <w:szCs w:val="16"/>
+        </w:rPr>
+        <w:t>adj</w:t>
+      </w:r>
+      <w:proofErr w:type="spellEnd"/>
+      <w:r>
+        <w:rPr>
+          <w:rFonts w:ascii="Bookman Old Style" w:hAnsi="Bookman Old Style"/>
+          <w:sz w:val="16"/>
+          <w:szCs w:val="16"/>
+        </w:rPr>
+        <w:t>[u</w:t>
+      </w:r>
+      <w:proofErr w:type="gramStart"/>
+      <w:r>
+        <w:rPr>
+          <w:rFonts w:ascii="Bookman Old Style" w:hAnsi="Bookman Old Style"/>
+          <w:sz w:val="16"/>
+          <w:szCs w:val="16"/>
+        </w:rPr>
+        <w:t>]){</w:t>
+      </w:r>
+      <w:proofErr w:type="gramEnd"/>
+    </w:p>
+    <w:p>
+      <w:pPr>
+        <w:spacing w:after="0" w:line="240" w:lineRule="auto"/>
+        <w:rPr>
+          <w:rFonts w:ascii="Bookman Old Style" w:hAnsi="Bookman Old Style"/>
+          <w:sz w:val="16"/>
+          <w:szCs w:val="16"/>
+        </w:rPr>
+      </w:pPr>
+      <w:r>
+        <w:rPr>
+          <w:rFonts w:ascii="Bookman Old Style" w:hAnsi="Bookman Old Style"/>
+          <w:sz w:val="16"/>
+          <w:szCs w:val="16"/>
+        </w:rPr>
+        <w:t xml:space="preserve">            </w:t>
+      </w:r>
+      <w:proofErr w:type="gramStart"/>
+      <w:r>
+        <w:rPr>
+          <w:rFonts w:ascii="Bookman Old Style" w:hAnsi="Bookman Old Style"/>
+          <w:sz w:val="16"/>
+          <w:szCs w:val="16"/>
+        </w:rPr>
+        <w:t>if(</w:t>
+      </w:r>
+      <w:proofErr w:type="gramEnd"/>
+      <w:r>
+        <w:rPr>
+          <w:rFonts w:ascii="Bookman Old Style" w:hAnsi="Bookman Old Style"/>
+          <w:sz w:val="16"/>
+          <w:szCs w:val="16"/>
+        </w:rPr>
+        <w:t>v==p || removed[v]) continue;</w:t>
+      </w:r>
+    </w:p>
+    <w:p>
+      <w:pPr>
+        <w:spacing w:after="0" w:line="240" w:lineRule="auto"/>
+        <w:rPr>
+          <w:rFonts w:ascii="Bookman Old Style" w:hAnsi="Bookman Old Style"/>
+          <w:sz w:val="16"/>
+          <w:szCs w:val="16"/>
+        </w:rPr>
+      </w:pPr>
+      <w:r>
+        <w:rPr>
+          <w:rFonts w:ascii="Bookman Old Style" w:hAnsi="Bookman Old Style"/>
+          <w:sz w:val="16"/>
+          <w:szCs w:val="16"/>
+        </w:rPr>
+        <w:t xml:space="preserve">            </w:t>
+      </w:r>
+      <w:proofErr w:type="spellStart"/>
+      <w:r>
+        <w:rPr>
+          <w:rFonts w:ascii="Bookman Old Style" w:hAnsi="Bookman Old Style"/>
+          <w:sz w:val="16"/>
+          <w:szCs w:val="16"/>
+        </w:rPr>
+        <w:t>getdist</w:t>
+      </w:r>
+      <w:proofErr w:type="spellEnd"/>
+      <w:r>
+        <w:rPr>
+          <w:rFonts w:ascii="Bookman Old Style" w:hAnsi="Bookman Old Style"/>
+          <w:sz w:val="16"/>
+          <w:szCs w:val="16"/>
+        </w:rPr>
+        <w:t>(</w:t>
+      </w:r>
+      <w:proofErr w:type="gramStart"/>
+      <w:r>
+        <w:rPr>
+          <w:rFonts w:ascii="Bookman Old Style" w:hAnsi="Bookman Old Style"/>
+          <w:sz w:val="16"/>
+          <w:szCs w:val="16"/>
+        </w:rPr>
+        <w:t>v,u</w:t>
+      </w:r>
+      <w:proofErr w:type="gramEnd"/>
+      <w:r>
+        <w:rPr>
+          <w:rFonts w:ascii="Bookman Old Style" w:hAnsi="Bookman Old Style"/>
+          <w:sz w:val="16"/>
+          <w:szCs w:val="16"/>
+        </w:rPr>
+        <w:t>,dist+</w:t>
+      </w:r>
+      <w:proofErr w:type="gramStart"/>
+      <w:r>
+        <w:rPr>
+          <w:rFonts w:ascii="Bookman Old Style" w:hAnsi="Bookman Old Style"/>
+          <w:sz w:val="16"/>
+          <w:szCs w:val="16"/>
+        </w:rPr>
+        <w:t>1,iscounting</w:t>
+      </w:r>
+      <w:proofErr w:type="gramEnd"/>
+      <w:r>
+        <w:rPr>
+          <w:rFonts w:ascii="Bookman Old Style" w:hAnsi="Bookman Old Style"/>
+          <w:sz w:val="16"/>
+          <w:szCs w:val="16"/>
+        </w:rPr>
+        <w:t>,adj);</w:t>
+      </w:r>
+    </w:p>
+    <w:p>
+      <w:pPr>
+        <w:spacing w:after="0" w:line="240" w:lineRule="auto"/>
+        <w:rPr>
+          <w:rFonts w:ascii="Bookman Old Style" w:hAnsi="Bookman Old Style"/>
+          <w:sz w:val="16"/>
+          <w:szCs w:val="16"/>
+        </w:rPr>
+      </w:pPr>
+      <w:r>
+        <w:rPr>
+          <w:rFonts w:ascii="Bookman Old Style" w:hAnsi="Bookman Old Style"/>
+          <w:sz w:val="16"/>
+          <w:szCs w:val="16"/>
+        </w:rPr>
+        <w:t>        }</w:t>
+      </w:r>
+    </w:p>
+    <w:p>
+      <w:pPr>
+        <w:spacing w:after="0" w:line="240" w:lineRule="auto"/>
+        <w:rPr>
+          <w:rFonts w:ascii="Bookman Old Style" w:hAnsi="Bookman Old Style"/>
+          <w:sz w:val="16"/>
+          <w:szCs w:val="16"/>
+        </w:rPr>
+      </w:pPr>
+      <w:r>
+        <w:rPr>
+          <w:rFonts w:ascii="Bookman Old Style" w:hAnsi="Bookman Old Style"/>
+          <w:sz w:val="16"/>
+          <w:szCs w:val="16"/>
+        </w:rPr>
+        <w:t>    }</w:t>
+      </w:r>
+    </w:p>
+    <w:p>
+      <w:pPr>
+        <w:spacing w:after="0" w:line="240" w:lineRule="auto"/>
+        <w:rPr>
+          <w:rFonts w:ascii="Bookman Old Style" w:hAnsi="Bookman Old Style"/>
+          <w:sz w:val="16"/>
+          <w:szCs w:val="16"/>
+        </w:rPr>
+      </w:pPr>
+      <w:r>
+        <w:rPr>
+          <w:rFonts w:ascii="Bookman Old Style" w:hAnsi="Bookman Old Style"/>
+          <w:sz w:val="16"/>
+          <w:szCs w:val="16"/>
+        </w:rPr>
+        <w:t xml:space="preserve">    void </w:t>
+      </w:r>
+      <w:proofErr w:type="spellStart"/>
+      <w:proofErr w:type="gramStart"/>
+      <w:r>
+        <w:rPr>
+          <w:rFonts w:ascii="Bookman Old Style" w:hAnsi="Bookman Old Style"/>
+          <w:sz w:val="16"/>
+          <w:szCs w:val="16"/>
+        </w:rPr>
+        <w:t>processcentroid</w:t>
+      </w:r>
+      <w:proofErr w:type="spellEnd"/>
+      <w:r>
+        <w:rPr>
+          <w:rFonts w:ascii="Bookman Old Style" w:hAnsi="Bookman Old Style"/>
+          <w:sz w:val="16"/>
+          <w:szCs w:val="16"/>
+        </w:rPr>
+        <w:t>(</w:t>
+      </w:r>
+      <w:proofErr w:type="spellStart"/>
+      <w:proofErr w:type="gramEnd"/>
+      <w:r>
+        <w:rPr>
+          <w:rFonts w:ascii="Bookman Old Style" w:hAnsi="Bookman Old Style"/>
+          <w:sz w:val="16"/>
+          <w:szCs w:val="16"/>
+        </w:rPr>
+        <w:t>ll</w:t>
+      </w:r>
+      <w:proofErr w:type="spellEnd"/>
+      <w:r>
+        <w:rPr>
+          <w:rFonts w:ascii="Bookman Old Style" w:hAnsi="Bookman Old Style"/>
+          <w:sz w:val="16"/>
+          <w:szCs w:val="16"/>
+        </w:rPr>
+        <w:t xml:space="preserve"> centroid, vector&lt;vector&lt;</w:t>
+      </w:r>
+      <w:proofErr w:type="spellStart"/>
+      <w:r>
+        <w:rPr>
+          <w:rFonts w:ascii="Bookman Old Style" w:hAnsi="Bookman Old Style"/>
+          <w:sz w:val="16"/>
+          <w:szCs w:val="16"/>
+        </w:rPr>
+        <w:t>ll</w:t>
+      </w:r>
+      <w:proofErr w:type="spellEnd"/>
+      <w:r>
+        <w:rPr>
+          <w:rFonts w:ascii="Bookman Old Style" w:hAnsi="Bookman Old Style"/>
+          <w:sz w:val="16"/>
+          <w:szCs w:val="16"/>
+        </w:rPr>
+        <w:t>&gt;&gt;&amp;</w:t>
+      </w:r>
+      <w:proofErr w:type="spellStart"/>
+      <w:proofErr w:type="gramStart"/>
+      <w:r>
+        <w:rPr>
+          <w:rFonts w:ascii="Bookman Old Style" w:hAnsi="Bookman Old Style"/>
+          <w:sz w:val="16"/>
+          <w:szCs w:val="16"/>
+        </w:rPr>
+        <w:t>adj</w:t>
+      </w:r>
+      <w:proofErr w:type="spellEnd"/>
+      <w:r>
+        <w:rPr>
+          <w:rFonts w:ascii="Bookman Old Style" w:hAnsi="Bookman Old Style"/>
+          <w:sz w:val="16"/>
+          <w:szCs w:val="16"/>
+        </w:rPr>
+        <w:t>){</w:t>
+      </w:r>
+      <w:proofErr w:type="gramEnd"/>
     </w:p>
     <w:p>
       <w:pPr>
@@ -22552,7 +24210,351 @@
           <w:sz w:val="16"/>
           <w:szCs w:val="16"/>
         </w:rPr>
-        <w:t>        paths = 0;</w:t>
+        <w:t xml:space="preserve">        </w:t>
+      </w:r>
+      <w:proofErr w:type="gramStart"/>
+      <w:r>
+        <w:rPr>
+          <w:rFonts w:ascii="Bookman Old Style" w:hAnsi="Bookman Old Style"/>
+          <w:sz w:val="16"/>
+          <w:szCs w:val="16"/>
+        </w:rPr>
+        <w:t>count[</w:t>
+      </w:r>
+      <w:proofErr w:type="gramEnd"/>
+      <w:r>
+        <w:rPr>
+          <w:rFonts w:ascii="Bookman Old Style" w:hAnsi="Bookman Old Style"/>
+          <w:sz w:val="16"/>
+          <w:szCs w:val="16"/>
+        </w:rPr>
+        <w:t>0] = 1;</w:t>
+      </w:r>
+    </w:p>
+    <w:p>
+      <w:pPr>
+        <w:spacing w:after="0" w:line="240" w:lineRule="auto"/>
+        <w:rPr>
+          <w:rFonts w:ascii="Bookman Old Style" w:hAnsi="Bookman Old Style"/>
+          <w:sz w:val="16"/>
+          <w:szCs w:val="16"/>
+        </w:rPr>
+      </w:pPr>
+      <w:r>
+        <w:rPr>
+          <w:rFonts w:ascii="Bookman Old Style" w:hAnsi="Bookman Old Style"/>
+          <w:sz w:val="16"/>
+          <w:szCs w:val="16"/>
+        </w:rPr>
+        <w:t xml:space="preserve">        </w:t>
+      </w:r>
+      <w:proofErr w:type="gramStart"/>
+      <w:r>
+        <w:rPr>
+          <w:rFonts w:ascii="Bookman Old Style" w:hAnsi="Bookman Old Style"/>
+          <w:sz w:val="16"/>
+          <w:szCs w:val="16"/>
+        </w:rPr>
+        <w:t>for(</w:t>
+      </w:r>
+      <w:proofErr w:type="gramEnd"/>
+      <w:r>
+        <w:rPr>
+          <w:rFonts w:ascii="Bookman Old Style" w:hAnsi="Bookman Old Style"/>
+          <w:sz w:val="16"/>
+          <w:szCs w:val="16"/>
+        </w:rPr>
+        <w:t xml:space="preserve">auto </w:t>
+      </w:r>
+      <w:proofErr w:type="gramStart"/>
+      <w:r>
+        <w:rPr>
+          <w:rFonts w:ascii="Bookman Old Style" w:hAnsi="Bookman Old Style"/>
+          <w:sz w:val="16"/>
+          <w:szCs w:val="16"/>
+        </w:rPr>
+        <w:t>v :</w:t>
+      </w:r>
+      <w:proofErr w:type="gramEnd"/>
+      <w:r>
+        <w:rPr>
+          <w:rFonts w:ascii="Bookman Old Style" w:hAnsi="Bookman Old Style"/>
+          <w:sz w:val="16"/>
+          <w:szCs w:val="16"/>
+        </w:rPr>
+        <w:t xml:space="preserve"> </w:t>
+      </w:r>
+      <w:proofErr w:type="spellStart"/>
+      <w:r>
+        <w:rPr>
+          <w:rFonts w:ascii="Bookman Old Style" w:hAnsi="Bookman Old Style"/>
+          <w:sz w:val="16"/>
+          <w:szCs w:val="16"/>
+        </w:rPr>
+        <w:t>adj</w:t>
+      </w:r>
+      <w:proofErr w:type="spellEnd"/>
+      <w:r>
+        <w:rPr>
+          <w:rFonts w:ascii="Bookman Old Style" w:hAnsi="Bookman Old Style"/>
+          <w:sz w:val="16"/>
+          <w:szCs w:val="16"/>
+        </w:rPr>
+        <w:t>[centroid</w:t>
+      </w:r>
+      <w:proofErr w:type="gramStart"/>
+      <w:r>
+        <w:rPr>
+          <w:rFonts w:ascii="Bookman Old Style" w:hAnsi="Bookman Old Style"/>
+          <w:sz w:val="16"/>
+          <w:szCs w:val="16"/>
+        </w:rPr>
+        <w:t>]){</w:t>
+      </w:r>
+      <w:proofErr w:type="gramEnd"/>
+    </w:p>
+    <w:p>
+      <w:pPr>
+        <w:spacing w:after="0" w:line="240" w:lineRule="auto"/>
+        <w:rPr>
+          <w:rFonts w:ascii="Bookman Old Style" w:hAnsi="Bookman Old Style"/>
+          <w:sz w:val="16"/>
+          <w:szCs w:val="16"/>
+        </w:rPr>
+      </w:pPr>
+      <w:r>
+        <w:rPr>
+          <w:rFonts w:ascii="Bookman Old Style" w:hAnsi="Bookman Old Style"/>
+          <w:sz w:val="16"/>
+          <w:szCs w:val="16"/>
+        </w:rPr>
+        <w:t>            if(removed[v]) continue;</w:t>
+      </w:r>
+    </w:p>
+    <w:p>
+      <w:pPr>
+        <w:spacing w:after="0" w:line="240" w:lineRule="auto"/>
+        <w:rPr>
+          <w:rFonts w:ascii="Bookman Old Style" w:hAnsi="Bookman Old Style"/>
+          <w:sz w:val="16"/>
+          <w:szCs w:val="16"/>
+        </w:rPr>
+      </w:pPr>
+      <w:r>
+        <w:rPr>
+          <w:rFonts w:ascii="Bookman Old Style" w:hAnsi="Bookman Old Style"/>
+          <w:sz w:val="16"/>
+          <w:szCs w:val="16"/>
+        </w:rPr>
+        <w:t xml:space="preserve">            </w:t>
+      </w:r>
+      <w:proofErr w:type="spellStart"/>
+      <w:r>
+        <w:rPr>
+          <w:rFonts w:ascii="Bookman Old Style" w:hAnsi="Bookman Old Style"/>
+          <w:sz w:val="16"/>
+          <w:szCs w:val="16"/>
+        </w:rPr>
+        <w:t>getdist</w:t>
+      </w:r>
+      <w:proofErr w:type="spellEnd"/>
+      <w:r>
+        <w:rPr>
+          <w:rFonts w:ascii="Bookman Old Style" w:hAnsi="Bookman Old Style"/>
+          <w:sz w:val="16"/>
+          <w:szCs w:val="16"/>
+        </w:rPr>
+        <w:t>(</w:t>
+      </w:r>
+      <w:proofErr w:type="gramStart"/>
+      <w:r>
+        <w:rPr>
+          <w:rFonts w:ascii="Bookman Old Style" w:hAnsi="Bookman Old Style"/>
+          <w:sz w:val="16"/>
+          <w:szCs w:val="16"/>
+        </w:rPr>
+        <w:t>v,centroid</w:t>
+      </w:r>
+      <w:proofErr w:type="gramEnd"/>
+      <w:r>
+        <w:rPr>
+          <w:rFonts w:ascii="Bookman Old Style" w:hAnsi="Bookman Old Style"/>
+          <w:sz w:val="16"/>
+          <w:szCs w:val="16"/>
+        </w:rPr>
+        <w:t>,</w:t>
+      </w:r>
+      <w:proofErr w:type="gramStart"/>
+      <w:r>
+        <w:rPr>
+          <w:rFonts w:ascii="Bookman Old Style" w:hAnsi="Bookman Old Style"/>
+          <w:sz w:val="16"/>
+          <w:szCs w:val="16"/>
+        </w:rPr>
+        <w:t>1,true</w:t>
+      </w:r>
+      <w:proofErr w:type="gramEnd"/>
+      <w:r>
+        <w:rPr>
+          <w:rFonts w:ascii="Bookman Old Style" w:hAnsi="Bookman Old Style"/>
+          <w:sz w:val="16"/>
+          <w:szCs w:val="16"/>
+        </w:rPr>
+        <w:t>,adj);</w:t>
+      </w:r>
+    </w:p>
+    <w:p>
+      <w:pPr>
+        <w:spacing w:after="0" w:line="240" w:lineRule="auto"/>
+        <w:rPr>
+          <w:rFonts w:ascii="Bookman Old Style" w:hAnsi="Bookman Old Style"/>
+          <w:sz w:val="16"/>
+          <w:szCs w:val="16"/>
+        </w:rPr>
+      </w:pPr>
+      <w:r>
+        <w:rPr>
+          <w:rFonts w:ascii="Bookman Old Style" w:hAnsi="Bookman Old Style"/>
+          <w:sz w:val="16"/>
+          <w:szCs w:val="16"/>
+        </w:rPr>
+        <w:t xml:space="preserve">            </w:t>
+      </w:r>
+      <w:proofErr w:type="spellStart"/>
+      <w:r>
+        <w:rPr>
+          <w:rFonts w:ascii="Bookman Old Style" w:hAnsi="Bookman Old Style"/>
+          <w:sz w:val="16"/>
+          <w:szCs w:val="16"/>
+        </w:rPr>
+        <w:t>getdist</w:t>
+      </w:r>
+      <w:proofErr w:type="spellEnd"/>
+      <w:r>
+        <w:rPr>
+          <w:rFonts w:ascii="Bookman Old Style" w:hAnsi="Bookman Old Style"/>
+          <w:sz w:val="16"/>
+          <w:szCs w:val="16"/>
+        </w:rPr>
+        <w:t>(</w:t>
+      </w:r>
+      <w:proofErr w:type="gramStart"/>
+      <w:r>
+        <w:rPr>
+          <w:rFonts w:ascii="Bookman Old Style" w:hAnsi="Bookman Old Style"/>
+          <w:sz w:val="16"/>
+          <w:szCs w:val="16"/>
+        </w:rPr>
+        <w:t>v,centroid</w:t>
+      </w:r>
+      <w:proofErr w:type="gramEnd"/>
+      <w:r>
+        <w:rPr>
+          <w:rFonts w:ascii="Bookman Old Style" w:hAnsi="Bookman Old Style"/>
+          <w:sz w:val="16"/>
+          <w:szCs w:val="16"/>
+        </w:rPr>
+        <w:t>,</w:t>
+      </w:r>
+      <w:proofErr w:type="gramStart"/>
+      <w:r>
+        <w:rPr>
+          <w:rFonts w:ascii="Bookman Old Style" w:hAnsi="Bookman Old Style"/>
+          <w:sz w:val="16"/>
+          <w:szCs w:val="16"/>
+        </w:rPr>
+        <w:t>1,false</w:t>
+      </w:r>
+      <w:proofErr w:type="gramEnd"/>
+      <w:r>
+        <w:rPr>
+          <w:rFonts w:ascii="Bookman Old Style" w:hAnsi="Bookman Old Style"/>
+          <w:sz w:val="16"/>
+          <w:szCs w:val="16"/>
+        </w:rPr>
+        <w:t>,adj);</w:t>
+      </w:r>
+    </w:p>
+    <w:p>
+      <w:pPr>
+        <w:spacing w:after="0" w:line="240" w:lineRule="auto"/>
+        <w:rPr>
+          <w:rFonts w:ascii="Bookman Old Style" w:hAnsi="Bookman Old Style"/>
+          <w:sz w:val="16"/>
+          <w:szCs w:val="16"/>
+        </w:rPr>
+      </w:pPr>
+      <w:r>
+        <w:rPr>
+          <w:rFonts w:ascii="Bookman Old Style" w:hAnsi="Bookman Old Style"/>
+          <w:sz w:val="16"/>
+          <w:szCs w:val="16"/>
+        </w:rPr>
+        <w:t>        }</w:t>
+      </w:r>
+    </w:p>
+    <w:p>
+      <w:pPr>
+        <w:spacing w:after="0" w:line="240" w:lineRule="auto"/>
+        <w:rPr>
+          <w:rFonts w:ascii="Bookman Old Style" w:hAnsi="Bookman Old Style"/>
+          <w:sz w:val="16"/>
+          <w:szCs w:val="16"/>
+        </w:rPr>
+      </w:pPr>
+      <w:r>
+        <w:rPr>
+          <w:rFonts w:ascii="Bookman Old Style" w:hAnsi="Bookman Old Style"/>
+          <w:sz w:val="16"/>
+          <w:szCs w:val="16"/>
+        </w:rPr>
+        <w:t>        fill(</w:t>
+      </w:r>
+      <w:proofErr w:type="spellStart"/>
+      <w:proofErr w:type="gramStart"/>
+      <w:r>
+        <w:rPr>
+          <w:rFonts w:ascii="Bookman Old Style" w:hAnsi="Bookman Old Style"/>
+          <w:sz w:val="16"/>
+          <w:szCs w:val="16"/>
+        </w:rPr>
+        <w:t>count.begin</w:t>
+      </w:r>
+      <w:proofErr w:type="spellEnd"/>
+      <w:r>
+        <w:rPr>
+          <w:rFonts w:ascii="Bookman Old Style" w:hAnsi="Bookman Old Style"/>
+          <w:sz w:val="16"/>
+          <w:szCs w:val="16"/>
+        </w:rPr>
+        <w:t>()+1,count</w:t>
+      </w:r>
+      <w:proofErr w:type="gramEnd"/>
+      <w:r>
+        <w:rPr>
+          <w:rFonts w:ascii="Bookman Old Style" w:hAnsi="Bookman Old Style"/>
+          <w:sz w:val="16"/>
+          <w:szCs w:val="16"/>
+        </w:rPr>
+        <w:t>.begin</w:t>
+      </w:r>
+      <w:proofErr w:type="gramStart"/>
+      <w:r>
+        <w:rPr>
+          <w:rFonts w:ascii="Bookman Old Style" w:hAnsi="Bookman Old Style"/>
+          <w:sz w:val="16"/>
+          <w:szCs w:val="16"/>
+        </w:rPr>
+        <w:t>()+</w:t>
+      </w:r>
+      <w:proofErr w:type="gramEnd"/>
+      <w:r>
+        <w:rPr>
+          <w:rFonts w:ascii="Bookman Old Style" w:hAnsi="Bookman Old Style"/>
+          <w:sz w:val="16"/>
+          <w:szCs w:val="16"/>
+        </w:rPr>
+        <w:t>maxdepth+1,0);</w:t>
       </w:r>
     </w:p>
     <w:p>
@@ -22588,6 +24590,546 @@
           <w:sz w:val="16"/>
           <w:szCs w:val="16"/>
         </w:rPr>
+        <w:t xml:space="preserve">    void </w:t>
+      </w:r>
+      <w:proofErr w:type="gramStart"/>
+      <w:r>
+        <w:rPr>
+          <w:rFonts w:ascii="Bookman Old Style" w:hAnsi="Bookman Old Style"/>
+          <w:sz w:val="16"/>
+          <w:szCs w:val="16"/>
+        </w:rPr>
+        <w:t>decompose(</w:t>
+      </w:r>
+      <w:proofErr w:type="spellStart"/>
+      <w:proofErr w:type="gramEnd"/>
+      <w:r>
+        <w:rPr>
+          <w:rFonts w:ascii="Bookman Old Style" w:hAnsi="Bookman Old Style"/>
+          <w:sz w:val="16"/>
+          <w:szCs w:val="16"/>
+        </w:rPr>
+        <w:t>ll</w:t>
+      </w:r>
+      <w:proofErr w:type="spellEnd"/>
+      <w:r>
+        <w:rPr>
+          <w:rFonts w:ascii="Bookman Old Style" w:hAnsi="Bookman Old Style"/>
+          <w:sz w:val="16"/>
+          <w:szCs w:val="16"/>
+        </w:rPr>
+        <w:t xml:space="preserve"> u, vector&lt;vector&lt;</w:t>
+      </w:r>
+      <w:proofErr w:type="spellStart"/>
+      <w:r>
+        <w:rPr>
+          <w:rFonts w:ascii="Bookman Old Style" w:hAnsi="Bookman Old Style"/>
+          <w:sz w:val="16"/>
+          <w:szCs w:val="16"/>
+        </w:rPr>
+        <w:t>ll</w:t>
+      </w:r>
+      <w:proofErr w:type="spellEnd"/>
+      <w:r>
+        <w:rPr>
+          <w:rFonts w:ascii="Bookman Old Style" w:hAnsi="Bookman Old Style"/>
+          <w:sz w:val="16"/>
+          <w:szCs w:val="16"/>
+        </w:rPr>
+        <w:t>&gt;&gt;&amp;</w:t>
+      </w:r>
+      <w:proofErr w:type="spellStart"/>
+      <w:proofErr w:type="gramStart"/>
+      <w:r>
+        <w:rPr>
+          <w:rFonts w:ascii="Bookman Old Style" w:hAnsi="Bookman Old Style"/>
+          <w:sz w:val="16"/>
+          <w:szCs w:val="16"/>
+        </w:rPr>
+        <w:t>adj</w:t>
+      </w:r>
+      <w:proofErr w:type="spellEnd"/>
+      <w:r>
+        <w:rPr>
+          <w:rFonts w:ascii="Bookman Old Style" w:hAnsi="Bookman Old Style"/>
+          <w:sz w:val="16"/>
+          <w:szCs w:val="16"/>
+        </w:rPr>
+        <w:t>){</w:t>
+      </w:r>
+      <w:proofErr w:type="gramEnd"/>
+    </w:p>
+    <w:p>
+      <w:pPr>
+        <w:spacing w:after="0" w:line="240" w:lineRule="auto"/>
+        <w:rPr>
+          <w:rFonts w:ascii="Bookman Old Style" w:hAnsi="Bookman Old Style"/>
+          <w:sz w:val="16"/>
+          <w:szCs w:val="16"/>
+        </w:rPr>
+      </w:pPr>
+      <w:r>
+        <w:rPr>
+          <w:rFonts w:ascii="Bookman Old Style" w:hAnsi="Bookman Old Style"/>
+          <w:sz w:val="16"/>
+          <w:szCs w:val="16"/>
+        </w:rPr>
+        <w:t xml:space="preserve">        </w:t>
+      </w:r>
+      <w:proofErr w:type="spellStart"/>
+      <w:r>
+        <w:rPr>
+          <w:rFonts w:ascii="Bookman Old Style" w:hAnsi="Bookman Old Style"/>
+          <w:sz w:val="16"/>
+          <w:szCs w:val="16"/>
+        </w:rPr>
+        <w:t>ll</w:t>
+      </w:r>
+      <w:proofErr w:type="spellEnd"/>
+      <w:r>
+        <w:rPr>
+          <w:rFonts w:ascii="Bookman Old Style" w:hAnsi="Bookman Old Style"/>
+          <w:sz w:val="16"/>
+          <w:szCs w:val="16"/>
+        </w:rPr>
+        <w:t xml:space="preserve"> </w:t>
+      </w:r>
+      <w:proofErr w:type="spellStart"/>
+      <w:r>
+        <w:rPr>
+          <w:rFonts w:ascii="Bookman Old Style" w:hAnsi="Bookman Old Style"/>
+          <w:sz w:val="16"/>
+          <w:szCs w:val="16"/>
+        </w:rPr>
+        <w:t>treesize</w:t>
+      </w:r>
+      <w:proofErr w:type="spellEnd"/>
+      <w:r>
+        <w:rPr>
+          <w:rFonts w:ascii="Bookman Old Style" w:hAnsi="Bookman Old Style"/>
+          <w:sz w:val="16"/>
+          <w:szCs w:val="16"/>
+        </w:rPr>
+        <w:t xml:space="preserve"> = </w:t>
+      </w:r>
+      <w:proofErr w:type="spellStart"/>
+      <w:r>
+        <w:rPr>
+          <w:rFonts w:ascii="Bookman Old Style" w:hAnsi="Bookman Old Style"/>
+          <w:sz w:val="16"/>
+          <w:szCs w:val="16"/>
+        </w:rPr>
+        <w:t>getsubtreesize</w:t>
+      </w:r>
+      <w:proofErr w:type="spellEnd"/>
+      <w:r>
+        <w:rPr>
+          <w:rFonts w:ascii="Bookman Old Style" w:hAnsi="Bookman Old Style"/>
+          <w:sz w:val="16"/>
+          <w:szCs w:val="16"/>
+        </w:rPr>
+        <w:t>(</w:t>
+      </w:r>
+      <w:proofErr w:type="gramStart"/>
+      <w:r>
+        <w:rPr>
+          <w:rFonts w:ascii="Bookman Old Style" w:hAnsi="Bookman Old Style"/>
+          <w:sz w:val="16"/>
+          <w:szCs w:val="16"/>
+        </w:rPr>
+        <w:t>u,-1,adj</w:t>
+      </w:r>
+      <w:proofErr w:type="gramEnd"/>
+      <w:r>
+        <w:rPr>
+          <w:rFonts w:ascii="Bookman Old Style" w:hAnsi="Bookman Old Style"/>
+          <w:sz w:val="16"/>
+          <w:szCs w:val="16"/>
+        </w:rPr>
+        <w:t>);</w:t>
+      </w:r>
+    </w:p>
+    <w:p>
+      <w:pPr>
+        <w:spacing w:after="0" w:line="240" w:lineRule="auto"/>
+        <w:rPr>
+          <w:rFonts w:ascii="Bookman Old Style" w:hAnsi="Bookman Old Style"/>
+          <w:sz w:val="16"/>
+          <w:szCs w:val="16"/>
+        </w:rPr>
+      </w:pPr>
+      <w:r>
+        <w:rPr>
+          <w:rFonts w:ascii="Bookman Old Style" w:hAnsi="Bookman Old Style"/>
+          <w:sz w:val="16"/>
+          <w:szCs w:val="16"/>
+        </w:rPr>
+        <w:t xml:space="preserve">        </w:t>
+      </w:r>
+      <w:proofErr w:type="spellStart"/>
+      <w:r>
+        <w:rPr>
+          <w:rFonts w:ascii="Bookman Old Style" w:hAnsi="Bookman Old Style"/>
+          <w:sz w:val="16"/>
+          <w:szCs w:val="16"/>
+        </w:rPr>
+        <w:t>ll</w:t>
+      </w:r>
+      <w:proofErr w:type="spellEnd"/>
+      <w:r>
+        <w:rPr>
+          <w:rFonts w:ascii="Bookman Old Style" w:hAnsi="Bookman Old Style"/>
+          <w:sz w:val="16"/>
+          <w:szCs w:val="16"/>
+        </w:rPr>
+        <w:t xml:space="preserve"> centroid = </w:t>
+      </w:r>
+      <w:proofErr w:type="spellStart"/>
+      <w:r>
+        <w:rPr>
+          <w:rFonts w:ascii="Bookman Old Style" w:hAnsi="Bookman Old Style"/>
+          <w:sz w:val="16"/>
+          <w:szCs w:val="16"/>
+        </w:rPr>
+        <w:t>getcentroid</w:t>
+      </w:r>
+      <w:proofErr w:type="spellEnd"/>
+      <w:r>
+        <w:rPr>
+          <w:rFonts w:ascii="Bookman Old Style" w:hAnsi="Bookman Old Style"/>
+          <w:sz w:val="16"/>
+          <w:szCs w:val="16"/>
+        </w:rPr>
+        <w:t>(</w:t>
+      </w:r>
+      <w:proofErr w:type="gramStart"/>
+      <w:r>
+        <w:rPr>
+          <w:rFonts w:ascii="Bookman Old Style" w:hAnsi="Bookman Old Style"/>
+          <w:sz w:val="16"/>
+          <w:szCs w:val="16"/>
+        </w:rPr>
+        <w:t>u,-1,treesize</w:t>
+      </w:r>
+      <w:proofErr w:type="gramEnd"/>
+      <w:r>
+        <w:rPr>
+          <w:rFonts w:ascii="Bookman Old Style" w:hAnsi="Bookman Old Style"/>
+          <w:sz w:val="16"/>
+          <w:szCs w:val="16"/>
+        </w:rPr>
+        <w:t>,adj);</w:t>
+      </w:r>
+    </w:p>
+    <w:p>
+      <w:pPr>
+        <w:spacing w:after="0" w:line="240" w:lineRule="auto"/>
+        <w:rPr>
+          <w:rFonts w:ascii="Bookman Old Style" w:hAnsi="Bookman Old Style"/>
+          <w:sz w:val="16"/>
+          <w:szCs w:val="16"/>
+        </w:rPr>
+      </w:pPr>
+      <w:r>
+        <w:rPr>
+          <w:rFonts w:ascii="Bookman Old Style" w:hAnsi="Bookman Old Style"/>
+          <w:sz w:val="16"/>
+          <w:szCs w:val="16"/>
+        </w:rPr>
+        <w:t xml:space="preserve">        </w:t>
+      </w:r>
+      <w:proofErr w:type="spellStart"/>
+      <w:r>
+        <w:rPr>
+          <w:rFonts w:ascii="Bookman Old Style" w:hAnsi="Bookman Old Style"/>
+          <w:sz w:val="16"/>
+          <w:szCs w:val="16"/>
+        </w:rPr>
+        <w:t>processcentroid</w:t>
+      </w:r>
+      <w:proofErr w:type="spellEnd"/>
+      <w:r>
+        <w:rPr>
+          <w:rFonts w:ascii="Bookman Old Style" w:hAnsi="Bookman Old Style"/>
+          <w:sz w:val="16"/>
+          <w:szCs w:val="16"/>
+        </w:rPr>
+        <w:t>(</w:t>
+      </w:r>
+      <w:proofErr w:type="spellStart"/>
+      <w:proofErr w:type="gramStart"/>
+      <w:r>
+        <w:rPr>
+          <w:rFonts w:ascii="Bookman Old Style" w:hAnsi="Bookman Old Style"/>
+          <w:sz w:val="16"/>
+          <w:szCs w:val="16"/>
+        </w:rPr>
+        <w:t>centroid,adj</w:t>
+      </w:r>
+      <w:proofErr w:type="spellEnd"/>
+      <w:proofErr w:type="gramEnd"/>
+      <w:r>
+        <w:rPr>
+          <w:rFonts w:ascii="Bookman Old Style" w:hAnsi="Bookman Old Style"/>
+          <w:sz w:val="16"/>
+          <w:szCs w:val="16"/>
+        </w:rPr>
+        <w:t>);</w:t>
+      </w:r>
+    </w:p>
+    <w:p>
+      <w:pPr>
+        <w:spacing w:after="0" w:line="240" w:lineRule="auto"/>
+        <w:rPr>
+          <w:rFonts w:ascii="Bookman Old Style" w:hAnsi="Bookman Old Style"/>
+          <w:sz w:val="16"/>
+          <w:szCs w:val="16"/>
+        </w:rPr>
+      </w:pPr>
+      <w:r>
+        <w:rPr>
+          <w:rFonts w:ascii="Bookman Old Style" w:hAnsi="Bookman Old Style"/>
+          <w:sz w:val="16"/>
+          <w:szCs w:val="16"/>
+        </w:rPr>
+        <w:t>        removed[centroid] = true;</w:t>
+      </w:r>
+    </w:p>
+    <w:p>
+      <w:pPr>
+        <w:spacing w:after="0" w:line="240" w:lineRule="auto"/>
+        <w:rPr>
+          <w:rFonts w:ascii="Bookman Old Style" w:hAnsi="Bookman Old Style"/>
+          <w:sz w:val="16"/>
+          <w:szCs w:val="16"/>
+        </w:rPr>
+      </w:pPr>
+      <w:r>
+        <w:rPr>
+          <w:rFonts w:ascii="Bookman Old Style" w:hAnsi="Bookman Old Style"/>
+          <w:sz w:val="16"/>
+          <w:szCs w:val="16"/>
+        </w:rPr>
+        <w:t xml:space="preserve">        </w:t>
+      </w:r>
+      <w:proofErr w:type="gramStart"/>
+      <w:r>
+        <w:rPr>
+          <w:rFonts w:ascii="Bookman Old Style" w:hAnsi="Bookman Old Style"/>
+          <w:sz w:val="16"/>
+          <w:szCs w:val="16"/>
+        </w:rPr>
+        <w:t>for(</w:t>
+      </w:r>
+      <w:proofErr w:type="gramEnd"/>
+      <w:r>
+        <w:rPr>
+          <w:rFonts w:ascii="Bookman Old Style" w:hAnsi="Bookman Old Style"/>
+          <w:sz w:val="16"/>
+          <w:szCs w:val="16"/>
+        </w:rPr>
+        <w:t xml:space="preserve">auto </w:t>
+      </w:r>
+      <w:proofErr w:type="gramStart"/>
+      <w:r>
+        <w:rPr>
+          <w:rFonts w:ascii="Bookman Old Style" w:hAnsi="Bookman Old Style"/>
+          <w:sz w:val="16"/>
+          <w:szCs w:val="16"/>
+        </w:rPr>
+        <w:t>v :</w:t>
+      </w:r>
+      <w:proofErr w:type="gramEnd"/>
+      <w:r>
+        <w:rPr>
+          <w:rFonts w:ascii="Bookman Old Style" w:hAnsi="Bookman Old Style"/>
+          <w:sz w:val="16"/>
+          <w:szCs w:val="16"/>
+        </w:rPr>
+        <w:t xml:space="preserve"> </w:t>
+      </w:r>
+      <w:proofErr w:type="spellStart"/>
+      <w:r>
+        <w:rPr>
+          <w:rFonts w:ascii="Bookman Old Style" w:hAnsi="Bookman Old Style"/>
+          <w:sz w:val="16"/>
+          <w:szCs w:val="16"/>
+        </w:rPr>
+        <w:t>adj</w:t>
+      </w:r>
+      <w:proofErr w:type="spellEnd"/>
+      <w:r>
+        <w:rPr>
+          <w:rFonts w:ascii="Bookman Old Style" w:hAnsi="Bookman Old Style"/>
+          <w:sz w:val="16"/>
+          <w:szCs w:val="16"/>
+        </w:rPr>
+        <w:t>[centroid</w:t>
+      </w:r>
+      <w:proofErr w:type="gramStart"/>
+      <w:r>
+        <w:rPr>
+          <w:rFonts w:ascii="Bookman Old Style" w:hAnsi="Bookman Old Style"/>
+          <w:sz w:val="16"/>
+          <w:szCs w:val="16"/>
+        </w:rPr>
+        <w:t>]){</w:t>
+      </w:r>
+      <w:proofErr w:type="gramEnd"/>
+    </w:p>
+    <w:p>
+      <w:pPr>
+        <w:spacing w:after="0" w:line="240" w:lineRule="auto"/>
+        <w:rPr>
+          <w:rFonts w:ascii="Bookman Old Style" w:hAnsi="Bookman Old Style"/>
+          <w:sz w:val="16"/>
+          <w:szCs w:val="16"/>
+        </w:rPr>
+      </w:pPr>
+      <w:r>
+        <w:rPr>
+          <w:rFonts w:ascii="Bookman Old Style" w:hAnsi="Bookman Old Style"/>
+          <w:sz w:val="16"/>
+          <w:szCs w:val="16"/>
+        </w:rPr>
+        <w:t>            if</w:t>
+      </w:r>
+      <w:proofErr w:type="gramStart"/>
+      <w:r>
+        <w:rPr>
+          <w:rFonts w:ascii="Bookman Old Style" w:hAnsi="Bookman Old Style"/>
+          <w:sz w:val="16"/>
+          <w:szCs w:val="16"/>
+        </w:rPr>
+        <w:t>(!removed</w:t>
+      </w:r>
+      <w:proofErr w:type="gramEnd"/>
+      <w:r>
+        <w:rPr>
+          <w:rFonts w:ascii="Bookman Old Style" w:hAnsi="Bookman Old Style"/>
+          <w:sz w:val="16"/>
+          <w:szCs w:val="16"/>
+        </w:rPr>
+        <w:t>[v</w:t>
+      </w:r>
+      <w:proofErr w:type="gramStart"/>
+      <w:r>
+        <w:rPr>
+          <w:rFonts w:ascii="Bookman Old Style" w:hAnsi="Bookman Old Style"/>
+          <w:sz w:val="16"/>
+          <w:szCs w:val="16"/>
+        </w:rPr>
+        <w:t>]){</w:t>
+      </w:r>
+      <w:proofErr w:type="gramEnd"/>
+    </w:p>
+    <w:p>
+      <w:pPr>
+        <w:spacing w:after="0" w:line="240" w:lineRule="auto"/>
+        <w:rPr>
+          <w:rFonts w:ascii="Bookman Old Style" w:hAnsi="Bookman Old Style"/>
+          <w:sz w:val="16"/>
+          <w:szCs w:val="16"/>
+        </w:rPr>
+      </w:pPr>
+      <w:r>
+        <w:rPr>
+          <w:rFonts w:ascii="Bookman Old Style" w:hAnsi="Bookman Old Style"/>
+          <w:sz w:val="16"/>
+          <w:szCs w:val="16"/>
+        </w:rPr>
+        <w:t>                decompose(</w:t>
+      </w:r>
+      <w:proofErr w:type="spellStart"/>
+      <w:proofErr w:type="gramStart"/>
+      <w:r>
+        <w:rPr>
+          <w:rFonts w:ascii="Bookman Old Style" w:hAnsi="Bookman Old Style"/>
+          <w:sz w:val="16"/>
+          <w:szCs w:val="16"/>
+        </w:rPr>
+        <w:t>v,adj</w:t>
+      </w:r>
+      <w:proofErr w:type="spellEnd"/>
+      <w:proofErr w:type="gramEnd"/>
+      <w:r>
+        <w:rPr>
+          <w:rFonts w:ascii="Bookman Old Style" w:hAnsi="Bookman Old Style"/>
+          <w:sz w:val="16"/>
+          <w:szCs w:val="16"/>
+        </w:rPr>
+        <w:t>);</w:t>
+      </w:r>
+    </w:p>
+    <w:p>
+      <w:pPr>
+        <w:spacing w:after="0" w:line="240" w:lineRule="auto"/>
+        <w:rPr>
+          <w:rFonts w:ascii="Bookman Old Style" w:hAnsi="Bookman Old Style"/>
+          <w:sz w:val="16"/>
+          <w:szCs w:val="16"/>
+        </w:rPr>
+      </w:pPr>
+      <w:r>
+        <w:rPr>
+          <w:rFonts w:ascii="Bookman Old Style" w:hAnsi="Bookman Old Style"/>
+          <w:sz w:val="16"/>
+          <w:szCs w:val="16"/>
+        </w:rPr>
+        <w:t>            }</w:t>
+      </w:r>
+    </w:p>
+    <w:p>
+      <w:pPr>
+        <w:spacing w:after="0" w:line="240" w:lineRule="auto"/>
+        <w:rPr>
+          <w:rFonts w:ascii="Bookman Old Style" w:hAnsi="Bookman Old Style"/>
+          <w:sz w:val="16"/>
+          <w:szCs w:val="16"/>
+        </w:rPr>
+      </w:pPr>
+      <w:r>
+        <w:rPr>
+          <w:rFonts w:ascii="Bookman Old Style" w:hAnsi="Bookman Old Style"/>
+          <w:sz w:val="16"/>
+          <w:szCs w:val="16"/>
+        </w:rPr>
+        <w:t>        }</w:t>
+      </w:r>
+    </w:p>
+    <w:p>
+      <w:pPr>
+        <w:spacing w:after="0" w:line="240" w:lineRule="auto"/>
+        <w:rPr>
+          <w:rFonts w:ascii="Bookman Old Style" w:hAnsi="Bookman Old Style"/>
+          <w:sz w:val="16"/>
+          <w:szCs w:val="16"/>
+        </w:rPr>
+      </w:pPr>
+      <w:r>
+        <w:rPr>
+          <w:rFonts w:ascii="Bookman Old Style" w:hAnsi="Bookman Old Style"/>
+          <w:sz w:val="16"/>
+          <w:szCs w:val="16"/>
+        </w:rPr>
+        <w:t>    }</w:t>
+      </w:r>
+    </w:p>
+    <w:p>
+      <w:pPr>
+        <w:spacing w:after="0" w:line="240" w:lineRule="auto"/>
+        <w:rPr>
+          <w:rFonts w:ascii="Bookman Old Style" w:hAnsi="Bookman Old Style"/>
+          <w:sz w:val="16"/>
+          <w:szCs w:val="16"/>
+        </w:rPr>
+      </w:pPr>
+      <w:r>
+        <w:rPr>
+          <w:rFonts w:ascii="Bookman Old Style" w:hAnsi="Bookman Old Style"/>
+          <w:sz w:val="16"/>
+          <w:szCs w:val="16"/>
+        </w:rPr>
         <w:t xml:space="preserve">    </w:t>
       </w:r>
       <w:proofErr w:type="spellStart"/>
@@ -22606,7 +25148,25 @@
           <w:sz w:val="16"/>
           <w:szCs w:val="16"/>
         </w:rPr>
-        <w:t xml:space="preserve"> </w:t>
+        <w:t xml:space="preserve"> solve(vector&lt;vector&lt;</w:t>
+      </w:r>
+      <w:proofErr w:type="spellStart"/>
+      <w:r>
+        <w:rPr>
+          <w:rFonts w:ascii="Bookman Old Style" w:hAnsi="Bookman Old Style"/>
+          <w:sz w:val="16"/>
+          <w:szCs w:val="16"/>
+        </w:rPr>
+        <w:t>ll</w:t>
+      </w:r>
+      <w:proofErr w:type="spellEnd"/>
+      <w:r>
+        <w:rPr>
+          <w:rFonts w:ascii="Bookman Old Style" w:hAnsi="Bookman Old Style"/>
+          <w:sz w:val="16"/>
+          <w:szCs w:val="16"/>
+        </w:rPr>
+        <w:t>&gt;&gt;&amp;</w:t>
       </w:r>
       <w:proofErr w:type="spellStart"/>
       <w:proofErr w:type="gramStart"/>
@@ -22616,7 +25176,179 @@
           <w:sz w:val="16"/>
           <w:szCs w:val="16"/>
         </w:rPr>
-        <w:t>getsubtreesize</w:t>
+        <w:t>adj</w:t>
+      </w:r>
+      <w:proofErr w:type="spellEnd"/>
+      <w:r>
+        <w:rPr>
+          <w:rFonts w:ascii="Bookman Old Style" w:hAnsi="Bookman Old Style"/>
+          <w:sz w:val="16"/>
+          <w:szCs w:val="16"/>
+        </w:rPr>
+        <w:t>){</w:t>
+      </w:r>
+      <w:proofErr w:type="gramEnd"/>
+    </w:p>
+    <w:p>
+      <w:pPr>
+        <w:spacing w:after="0" w:line="240" w:lineRule="auto"/>
+        <w:rPr>
+          <w:rFonts w:ascii="Bookman Old Style" w:hAnsi="Bookman Old Style"/>
+          <w:sz w:val="16"/>
+          <w:szCs w:val="16"/>
+        </w:rPr>
+      </w:pPr>
+      <w:r>
+        <w:rPr>
+          <w:rFonts w:ascii="Bookman Old Style" w:hAnsi="Bookman Old Style"/>
+          <w:sz w:val="16"/>
+          <w:szCs w:val="16"/>
+        </w:rPr>
+        <w:t>        decompose(</w:t>
+      </w:r>
+      <w:proofErr w:type="gramStart"/>
+      <w:r>
+        <w:rPr>
+          <w:rFonts w:ascii="Bookman Old Style" w:hAnsi="Bookman Old Style"/>
+          <w:sz w:val="16"/>
+          <w:szCs w:val="16"/>
+        </w:rPr>
+        <w:t>0,adj</w:t>
+      </w:r>
+      <w:proofErr w:type="gramEnd"/>
+      <w:r>
+        <w:rPr>
+          <w:rFonts w:ascii="Bookman Old Style" w:hAnsi="Bookman Old Style"/>
+          <w:sz w:val="16"/>
+          <w:szCs w:val="16"/>
+        </w:rPr>
+        <w:t>);</w:t>
+      </w:r>
+    </w:p>
+    <w:p>
+      <w:pPr>
+        <w:spacing w:after="0" w:line="240" w:lineRule="auto"/>
+        <w:rPr>
+          <w:rFonts w:ascii="Bookman Old Style" w:hAnsi="Bookman Old Style"/>
+          <w:sz w:val="16"/>
+          <w:szCs w:val="16"/>
+        </w:rPr>
+      </w:pPr>
+      <w:r>
+        <w:rPr>
+          <w:rFonts w:ascii="Bookman Old Style" w:hAnsi="Bookman Old Style"/>
+          <w:sz w:val="16"/>
+          <w:szCs w:val="16"/>
+        </w:rPr>
+        <w:t>        return paths;</w:t>
+      </w:r>
+    </w:p>
+    <w:p>
+      <w:pPr>
+        <w:spacing w:after="0" w:line="240" w:lineRule="auto"/>
+        <w:rPr>
+          <w:rFonts w:ascii="Bookman Old Style" w:hAnsi="Bookman Old Style"/>
+          <w:sz w:val="16"/>
+          <w:szCs w:val="16"/>
+        </w:rPr>
+      </w:pPr>
+      <w:r>
+        <w:rPr>
+          <w:rFonts w:ascii="Bookman Old Style" w:hAnsi="Bookman Old Style"/>
+          <w:sz w:val="16"/>
+          <w:szCs w:val="16"/>
+        </w:rPr>
+        <w:t>    }</w:t>
+      </w:r>
+    </w:p>
+    <w:p>
+      <w:pPr>
+        <w:spacing w:after="0" w:line="240" w:lineRule="auto"/>
+        <w:rPr>
+          <w:rFonts w:ascii="Bookman Old Style" w:hAnsi="Bookman Old Style"/>
+          <w:sz w:val="16"/>
+          <w:szCs w:val="16"/>
+        </w:rPr>
+      </w:pPr>
+      <w:r>
+        <w:rPr>
+          <w:rFonts w:ascii="Bookman Old Style" w:hAnsi="Bookman Old Style"/>
+          <w:sz w:val="16"/>
+          <w:szCs w:val="16"/>
+        </w:rPr>
+        <w:t>};</w:t>
+      </w:r>
+    </w:p>
+    <w:p>
+      <w:pPr>
+        <w:spacing w:after="0" w:line="240" w:lineRule="auto"/>
+        <w:rPr>
+          <w:rFonts w:ascii="Bookman Old Style" w:hAnsi="Bookman Old Style"/>
+          <w:sz w:val="16"/>
+          <w:szCs w:val="16"/>
+        </w:rPr>
+      </w:pPr>
+    </w:p>
+    <w:p>
+      <w:pPr>
+        <w:spacing w:after="0" w:line="240" w:lineRule="auto"/>
+        <w:rPr>
+          <w:rFonts w:ascii="Bookman Old Style" w:hAnsi="Bookman Old Style"/>
+          <w:b/>
+          <w:bCs/>
+          <w:sz w:val="20"/>
+          <w:szCs w:val="20"/>
+        </w:rPr>
+      </w:pPr>
+      <w:r>
+        <w:rPr>
+          <w:rFonts w:ascii="Bookman Old Style" w:hAnsi="Bookman Old Style"/>
+          <w:b/>
+          <w:bCs/>
+          <w:sz w:val="20"/>
+          <w:szCs w:val="20"/>
+        </w:rPr>
+        <w:t>18. SOS DP</w:t>
+      </w:r>
+    </w:p>
+    <w:p>
+      <w:pPr>
+        <w:spacing w:after="0" w:line="240" w:lineRule="auto"/>
+        <w:rPr>
+          <w:rFonts w:ascii="Bookman Old Style" w:hAnsi="Bookman Old Style"/>
+          <w:b/>
+          <w:bCs/>
+          <w:sz w:val="20"/>
+          <w:szCs w:val="20"/>
+        </w:rPr>
+      </w:pPr>
+    </w:p>
+    <w:p>
+      <w:pPr>
+        <w:spacing w:after="0" w:line="240" w:lineRule="auto"/>
+        <w:rPr>
+          <w:rFonts w:ascii="Bookman Old Style" w:hAnsi="Bookman Old Style"/>
+          <w:sz w:val="16"/>
+          <w:szCs w:val="16"/>
+        </w:rPr>
+      </w:pPr>
+      <w:r>
+        <w:rPr>
+          <w:rFonts w:ascii="Bookman Old Style" w:hAnsi="Bookman Old Style"/>
+          <w:sz w:val="16"/>
+          <w:szCs w:val="16"/>
+        </w:rPr>
+        <w:t xml:space="preserve">vector&lt;int&gt; </w:t>
+      </w:r>
+      <w:proofErr w:type="spellStart"/>
+      <w:proofErr w:type="gramStart"/>
+      <w:r>
+        <w:rPr>
+          <w:rFonts w:ascii="Bookman Old Style" w:hAnsi="Bookman Old Style"/>
+          <w:sz w:val="16"/>
+          <w:szCs w:val="16"/>
+        </w:rPr>
+        <w:t>dp</w:t>
       </w:r>
       <w:proofErr w:type="spellEnd"/>
       <w:r>
@@ -22627,7 +25359,6 @@
         </w:rPr>
         <w:t>(</w:t>
       </w:r>
-      <w:proofErr w:type="spellStart"/>
       <w:proofErr w:type="gramEnd"/>
       <w:r>
         <w:rPr>
@@ -22635,54 +25366,278 @@
           <w:sz w:val="16"/>
           <w:szCs w:val="16"/>
         </w:rPr>
-        <w:t>ll</w:t>
-      </w:r>
-      <w:proofErr w:type="spellEnd"/>
-      <w:r>
-        <w:rPr>
-          <w:rFonts w:ascii="Bookman Old Style" w:hAnsi="Bookman Old Style"/>
-          <w:sz w:val="16"/>
-          <w:szCs w:val="16"/>
-        </w:rPr>
-        <w:t xml:space="preserve"> u, </w:t>
-      </w:r>
-      <w:proofErr w:type="spellStart"/>
-      <w:r>
-        <w:rPr>
-          <w:rFonts w:ascii="Bookman Old Style" w:hAnsi="Bookman Old Style"/>
-          <w:sz w:val="16"/>
-          <w:szCs w:val="16"/>
-        </w:rPr>
-        <w:t>ll</w:t>
-      </w:r>
-      <w:proofErr w:type="spellEnd"/>
-      <w:r>
-        <w:rPr>
-          <w:rFonts w:ascii="Bookman Old Style" w:hAnsi="Bookman Old Style"/>
-          <w:sz w:val="16"/>
-          <w:szCs w:val="16"/>
-        </w:rPr>
-        <w:t xml:space="preserve"> p, vector&lt;vector&lt;</w:t>
-      </w:r>
-      <w:proofErr w:type="spellStart"/>
-      <w:r>
-        <w:rPr>
-          <w:rFonts w:ascii="Bookman Old Style" w:hAnsi="Bookman Old Style"/>
-          <w:sz w:val="16"/>
-          <w:szCs w:val="16"/>
-        </w:rPr>
-        <w:t>ll</w:t>
-      </w:r>
-      <w:proofErr w:type="spellEnd"/>
-      <w:r>
-        <w:rPr>
-          <w:rFonts w:ascii="Bookman Old Style" w:hAnsi="Bookman Old Style"/>
-          <w:sz w:val="16"/>
-          <w:szCs w:val="16"/>
-        </w:rPr>
-        <w:t>&gt;&gt;&amp;</w:t>
-      </w:r>
-      <w:proofErr w:type="spellStart"/>
+        <w:t>1 &lt;&lt; N, 0);</w:t>
+      </w:r>
+    </w:p>
+    <w:p>
+      <w:pPr>
+        <w:spacing w:after="0" w:line="240" w:lineRule="auto"/>
+        <w:rPr>
+          <w:rFonts w:ascii="Bookman Old Style" w:hAnsi="Bookman Old Style"/>
+          <w:sz w:val="16"/>
+          <w:szCs w:val="16"/>
+        </w:rPr>
+      </w:pPr>
+      <w:r>
+        <w:rPr>
+          <w:rFonts w:ascii="Bookman Old Style" w:hAnsi="Bookman Old Style"/>
+          <w:sz w:val="16"/>
+          <w:szCs w:val="16"/>
+        </w:rPr>
+        <w:t>for (int mask = 0; mask &lt; (1 &lt;&lt; N); mask++) {</w:t>
+      </w:r>
+    </w:p>
+    <w:p>
+      <w:pPr>
+        <w:spacing w:after="0" w:line="240" w:lineRule="auto"/>
+        <w:rPr>
+          <w:rFonts w:ascii="Bookman Old Style" w:hAnsi="Bookman Old Style"/>
+          <w:sz w:val="16"/>
+          <w:szCs w:val="16"/>
+        </w:rPr>
+      </w:pPr>
+      <w:r>
+        <w:rPr>
+          <w:rFonts w:ascii="Bookman Old Style" w:hAnsi="Bookman Old Style"/>
+          <w:sz w:val="16"/>
+          <w:szCs w:val="16"/>
+        </w:rPr>
+        <w:t xml:space="preserve">    </w:t>
+      </w:r>
+      <w:proofErr w:type="spellStart"/>
+      <w:r>
+        <w:rPr>
+          <w:rFonts w:ascii="Bookman Old Style" w:hAnsi="Bookman Old Style"/>
+          <w:sz w:val="16"/>
+          <w:szCs w:val="16"/>
+        </w:rPr>
+        <w:t>dp</w:t>
+      </w:r>
+      <w:proofErr w:type="spellEnd"/>
+      <w:r>
+        <w:rPr>
+          <w:rFonts w:ascii="Bookman Old Style" w:hAnsi="Bookman Old Style"/>
+          <w:sz w:val="16"/>
+          <w:szCs w:val="16"/>
+        </w:rPr>
+        <w:t xml:space="preserve">[mask] = </w:t>
+      </w:r>
+      <w:proofErr w:type="spellStart"/>
+      <w:r>
+        <w:rPr>
+          <w:rFonts w:ascii="Bookman Old Style" w:hAnsi="Bookman Old Style"/>
+          <w:sz w:val="16"/>
+          <w:szCs w:val="16"/>
+        </w:rPr>
+        <w:t>initial_value</w:t>
+      </w:r>
+      <w:proofErr w:type="spellEnd"/>
+      <w:r>
+        <w:rPr>
+          <w:rFonts w:ascii="Bookman Old Style" w:hAnsi="Bookman Old Style"/>
+          <w:sz w:val="16"/>
+          <w:szCs w:val="16"/>
+        </w:rPr>
+        <w:t>[mask];</w:t>
+      </w:r>
+    </w:p>
+    <w:p>
+      <w:pPr>
+        <w:spacing w:after="0" w:line="240" w:lineRule="auto"/>
+        <w:rPr>
+          <w:rFonts w:ascii="Bookman Old Style" w:hAnsi="Bookman Old Style"/>
+          <w:sz w:val="16"/>
+          <w:szCs w:val="16"/>
+        </w:rPr>
+      </w:pPr>
+      <w:r>
+        <w:rPr>
+          <w:rFonts w:ascii="Bookman Old Style" w:hAnsi="Bookman Old Style"/>
+          <w:sz w:val="16"/>
+          <w:szCs w:val="16"/>
+        </w:rPr>
+        <w:t>}</w:t>
+      </w:r>
+    </w:p>
+    <w:p>
+      <w:pPr>
+        <w:spacing w:after="0" w:line="240" w:lineRule="auto"/>
+        <w:rPr>
+          <w:rFonts w:ascii="Bookman Old Style" w:hAnsi="Bookman Old Style"/>
+          <w:sz w:val="16"/>
+          <w:szCs w:val="16"/>
+        </w:rPr>
+      </w:pPr>
+      <w:r>
+        <w:rPr>
+          <w:rFonts w:ascii="Bookman Old Style" w:hAnsi="Bookman Old Style"/>
+          <w:sz w:val="16"/>
+          <w:szCs w:val="16"/>
+        </w:rPr>
+        <w:t xml:space="preserve">for (int </w:t>
+      </w:r>
+      <w:proofErr w:type="spellStart"/>
+      <w:r>
+        <w:rPr>
+          <w:rFonts w:ascii="Bookman Old Style" w:hAnsi="Bookman Old Style"/>
+          <w:sz w:val="16"/>
+          <w:szCs w:val="16"/>
+        </w:rPr>
+        <w:t>i</w:t>
+      </w:r>
+      <w:proofErr w:type="spellEnd"/>
+      <w:r>
+        <w:rPr>
+          <w:rFonts w:ascii="Bookman Old Style" w:hAnsi="Bookman Old Style"/>
+          <w:sz w:val="16"/>
+          <w:szCs w:val="16"/>
+        </w:rPr>
+        <w:t xml:space="preserve"> = 0; </w:t>
+      </w:r>
+      <w:proofErr w:type="spellStart"/>
+      <w:r>
+        <w:rPr>
+          <w:rFonts w:ascii="Bookman Old Style" w:hAnsi="Bookman Old Style"/>
+          <w:sz w:val="16"/>
+          <w:szCs w:val="16"/>
+        </w:rPr>
+        <w:t>i</w:t>
+      </w:r>
+      <w:proofErr w:type="spellEnd"/>
+      <w:r>
+        <w:rPr>
+          <w:rFonts w:ascii="Bookman Old Style" w:hAnsi="Bookman Old Style"/>
+          <w:sz w:val="16"/>
+          <w:szCs w:val="16"/>
+        </w:rPr>
+        <w:t xml:space="preserve"> &lt; N; </w:t>
+      </w:r>
+      <w:proofErr w:type="spellStart"/>
+      <w:r>
+        <w:rPr>
+          <w:rFonts w:ascii="Bookman Old Style" w:hAnsi="Bookman Old Style"/>
+          <w:sz w:val="16"/>
+          <w:szCs w:val="16"/>
+        </w:rPr>
+        <w:t>i</w:t>
+      </w:r>
+      <w:proofErr w:type="spellEnd"/>
+      <w:r>
+        <w:rPr>
+          <w:rFonts w:ascii="Bookman Old Style" w:hAnsi="Bookman Old Style"/>
+          <w:sz w:val="16"/>
+          <w:szCs w:val="16"/>
+        </w:rPr>
+        <w:t>++) {</w:t>
+      </w:r>
+    </w:p>
+    <w:p>
+      <w:pPr>
+        <w:spacing w:after="0" w:line="240" w:lineRule="auto"/>
+        <w:rPr>
+          <w:rFonts w:ascii="Bookman Old Style" w:hAnsi="Bookman Old Style"/>
+          <w:sz w:val="16"/>
+          <w:szCs w:val="16"/>
+        </w:rPr>
+      </w:pPr>
+      <w:r>
+        <w:rPr>
+          <w:rFonts w:ascii="Bookman Old Style" w:hAnsi="Bookman Old Style"/>
+          <w:sz w:val="16"/>
+          <w:szCs w:val="16"/>
+        </w:rPr>
+        <w:t>    for (int mask = (1 &lt;&lt; N) - 1; mask &gt;= 0; mask--) {</w:t>
+      </w:r>
+    </w:p>
+    <w:p>
+      <w:pPr>
+        <w:spacing w:after="0" w:line="240" w:lineRule="auto"/>
+        <w:rPr>
+          <w:rFonts w:ascii="Bookman Old Style" w:hAnsi="Bookman Old Style"/>
+          <w:sz w:val="16"/>
+          <w:szCs w:val="16"/>
+        </w:rPr>
+      </w:pPr>
+      <w:r>
+        <w:rPr>
+          <w:rFonts w:ascii="Bookman Old Style" w:hAnsi="Bookman Old Style"/>
+          <w:sz w:val="16"/>
+          <w:szCs w:val="16"/>
+        </w:rPr>
+        <w:t xml:space="preserve">        if (mask &amp; (1 &lt;&lt; </w:t>
+      </w:r>
+      <w:proofErr w:type="spellStart"/>
+      <w:r>
+        <w:rPr>
+          <w:rFonts w:ascii="Bookman Old Style" w:hAnsi="Bookman Old Style"/>
+          <w:sz w:val="16"/>
+          <w:szCs w:val="16"/>
+        </w:rPr>
+        <w:t>i</w:t>
+      </w:r>
+      <w:proofErr w:type="spellEnd"/>
+      <w:r>
+        <w:rPr>
+          <w:rFonts w:ascii="Bookman Old Style" w:hAnsi="Bookman Old Style"/>
+          <w:sz w:val="16"/>
+          <w:szCs w:val="16"/>
+        </w:rPr>
+        <w:t>)) {</w:t>
+      </w:r>
+    </w:p>
+    <w:p>
+      <w:pPr>
+        <w:spacing w:after="0" w:line="240" w:lineRule="auto"/>
+        <w:rPr>
+          <w:rFonts w:ascii="Bookman Old Style" w:hAnsi="Bookman Old Style"/>
+          <w:sz w:val="16"/>
+          <w:szCs w:val="16"/>
+        </w:rPr>
+      </w:pPr>
+      <w:r>
+        <w:rPr>
+          <w:rFonts w:ascii="Bookman Old Style" w:hAnsi="Bookman Old Style"/>
+          <w:sz w:val="16"/>
+          <w:szCs w:val="16"/>
+        </w:rPr>
+        <w:t xml:space="preserve">            // TYPE A: Subsequence/Subset Propagation </w:t>
+      </w:r>
+    </w:p>
+    <w:p>
+      <w:pPr>
+        <w:spacing w:after="0" w:line="240" w:lineRule="auto"/>
+        <w:rPr>
+          <w:rFonts w:ascii="Bookman Old Style" w:hAnsi="Bookman Old Style"/>
+          <w:sz w:val="16"/>
+          <w:szCs w:val="16"/>
+        </w:rPr>
+      </w:pPr>
+      <w:r>
+        <w:rPr>
+          <w:rFonts w:ascii="Bookman Old Style" w:hAnsi="Bookman Old Style"/>
+          <w:sz w:val="16"/>
+          <w:szCs w:val="16"/>
+        </w:rPr>
+        <w:t>            if (</w:t>
+      </w:r>
+      <w:proofErr w:type="spellStart"/>
+      <w:r>
+        <w:rPr>
+          <w:rFonts w:ascii="Bookman Old Style" w:hAnsi="Bookman Old Style"/>
+          <w:sz w:val="16"/>
+          <w:szCs w:val="16"/>
+        </w:rPr>
+        <w:t>dp</w:t>
+      </w:r>
+      <w:proofErr w:type="spellEnd"/>
+      <w:r>
+        <w:rPr>
+          <w:rFonts w:ascii="Bookman Old Style" w:hAnsi="Bookman Old Style"/>
+          <w:sz w:val="16"/>
+          <w:szCs w:val="16"/>
+        </w:rPr>
+        <w:t>[mask</w:t>
+      </w:r>
       <w:proofErr w:type="gramStart"/>
       <w:r>
         <w:rPr>
@@ -22690,54 +25645,18 @@
           <w:sz w:val="16"/>
           <w:szCs w:val="16"/>
         </w:rPr>
-        <w:t>adj</w:t>
-      </w:r>
-      <w:proofErr w:type="spellEnd"/>
-      <w:r>
-        <w:rPr>
-          <w:rFonts w:ascii="Bookman Old Style" w:hAnsi="Bookman Old Style"/>
-          <w:sz w:val="16"/>
-          <w:szCs w:val="16"/>
-        </w:rPr>
-        <w:t>){</w:t>
+        <w:t>] !</w:t>
       </w:r>
       <w:proofErr w:type="gramEnd"/>
-    </w:p>
-    <w:p>
-      <w:pPr>
-        <w:spacing w:after="0" w:line="240" w:lineRule="auto"/>
-        <w:rPr>
-          <w:rFonts w:ascii="Bookman Old Style" w:hAnsi="Bookman Old Style"/>
-          <w:sz w:val="16"/>
-          <w:szCs w:val="16"/>
-        </w:rPr>
-      </w:pPr>
-      <w:r>
-        <w:rPr>
-          <w:rFonts w:ascii="Bookman Old Style" w:hAnsi="Bookman Old Style"/>
-          <w:sz w:val="16"/>
-          <w:szCs w:val="16"/>
-        </w:rPr>
-        <w:t>        subtree[u] = 1;</w:t>
-      </w:r>
-    </w:p>
-    <w:p>
-      <w:pPr>
-        <w:spacing w:after="0" w:line="240" w:lineRule="auto"/>
-        <w:rPr>
-          <w:rFonts w:ascii="Bookman Old Style" w:hAnsi="Bookman Old Style"/>
-          <w:sz w:val="16"/>
-          <w:szCs w:val="16"/>
-        </w:rPr>
-      </w:pPr>
-      <w:r>
-        <w:rPr>
-          <w:rFonts w:ascii="Bookman Old Style" w:hAnsi="Bookman Old Style"/>
-          <w:sz w:val="16"/>
-          <w:szCs w:val="16"/>
-        </w:rPr>
-        <w:t xml:space="preserve">        </w:t>
-      </w:r>
+      <w:r>
+        <w:rPr>
+          <w:rFonts w:ascii="Bookman Old Style" w:hAnsi="Bookman Old Style"/>
+          <w:sz w:val="16"/>
+          <w:szCs w:val="16"/>
+        </w:rPr>
+        <w:t xml:space="preserve">= 0) </w:t>
+      </w:r>
+      <w:proofErr w:type="spellStart"/>
       <w:proofErr w:type="gramStart"/>
       <w:r>
         <w:rPr>
@@ -22745,7 +25664,16 @@
           <w:sz w:val="16"/>
           <w:szCs w:val="16"/>
         </w:rPr>
-        <w:t>for(</w:t>
+        <w:t>dp</w:t>
+      </w:r>
+      <w:proofErr w:type="spellEnd"/>
+      <w:r>
+        <w:rPr>
+          <w:rFonts w:ascii="Bookman Old Style" w:hAnsi="Bookman Old Style"/>
+          <w:sz w:val="16"/>
+          <w:szCs w:val="16"/>
+        </w:rPr>
+        <w:t>[</w:t>
       </w:r>
       <w:proofErr w:type="gramEnd"/>
       <w:r>
@@ -22754,8 +25682,99 @@
           <w:sz w:val="16"/>
           <w:szCs w:val="16"/>
         </w:rPr>
-        <w:t xml:space="preserve">auto </w:t>
-      </w:r>
+        <w:t xml:space="preserve">mask ^ (1 &lt;&lt; </w:t>
+      </w:r>
+      <w:proofErr w:type="spellStart"/>
+      <w:r>
+        <w:rPr>
+          <w:rFonts w:ascii="Bookman Old Style" w:hAnsi="Bookman Old Style"/>
+          <w:sz w:val="16"/>
+          <w:szCs w:val="16"/>
+        </w:rPr>
+        <w:t>i</w:t>
+      </w:r>
+      <w:proofErr w:type="spellEnd"/>
+      <w:r>
+        <w:rPr>
+          <w:rFonts w:ascii="Bookman Old Style" w:hAnsi="Bookman Old Style"/>
+          <w:sz w:val="16"/>
+          <w:szCs w:val="16"/>
+        </w:rPr>
+        <w:t xml:space="preserve">)] = </w:t>
+      </w:r>
+      <w:proofErr w:type="spellStart"/>
+      <w:r>
+        <w:rPr>
+          <w:rFonts w:ascii="Bookman Old Style" w:hAnsi="Bookman Old Style"/>
+          <w:sz w:val="16"/>
+          <w:szCs w:val="16"/>
+        </w:rPr>
+        <w:t>dp</w:t>
+      </w:r>
+      <w:proofErr w:type="spellEnd"/>
+      <w:r>
+        <w:rPr>
+          <w:rFonts w:ascii="Bookman Old Style" w:hAnsi="Bookman Old Style"/>
+          <w:sz w:val="16"/>
+          <w:szCs w:val="16"/>
+        </w:rPr>
+        <w:t>[mask];</w:t>
+      </w:r>
+    </w:p>
+    <w:p>
+      <w:pPr>
+        <w:spacing w:after="0" w:line="240" w:lineRule="auto"/>
+        <w:rPr>
+          <w:rFonts w:ascii="Bookman Old Style" w:hAnsi="Bookman Old Style"/>
+          <w:sz w:val="16"/>
+          <w:szCs w:val="16"/>
+        </w:rPr>
+      </w:pPr>
+      <w:r>
+        <w:rPr>
+          <w:rFonts w:ascii="Bookman Old Style" w:hAnsi="Bookman Old Style"/>
+          <w:sz w:val="16"/>
+          <w:szCs w:val="16"/>
+        </w:rPr>
+        <w:t>            // TYPE B: Summing Over Subsets (Counting problems)</w:t>
+      </w:r>
+    </w:p>
+    <w:p>
+      <w:pPr>
+        <w:spacing w:after="0" w:line="240" w:lineRule="auto"/>
+        <w:rPr>
+          <w:rFonts w:ascii="Bookman Old Style" w:hAnsi="Bookman Old Style"/>
+          <w:sz w:val="16"/>
+          <w:szCs w:val="16"/>
+        </w:rPr>
+      </w:pPr>
+      <w:r>
+        <w:rPr>
+          <w:rFonts w:ascii="Bookman Old Style" w:hAnsi="Bookman Old Style"/>
+          <w:sz w:val="16"/>
+          <w:szCs w:val="16"/>
+        </w:rPr>
+        <w:t xml:space="preserve">            // </w:t>
+      </w:r>
+      <w:proofErr w:type="spellStart"/>
+      <w:r>
+        <w:rPr>
+          <w:rFonts w:ascii="Bookman Old Style" w:hAnsi="Bookman Old Style"/>
+          <w:sz w:val="16"/>
+          <w:szCs w:val="16"/>
+        </w:rPr>
+        <w:t>dp</w:t>
+      </w:r>
+      <w:proofErr w:type="spellEnd"/>
+      <w:r>
+        <w:rPr>
+          <w:rFonts w:ascii="Bookman Old Style" w:hAnsi="Bookman Old Style"/>
+          <w:sz w:val="16"/>
+          <w:szCs w:val="16"/>
+        </w:rPr>
+        <w:t xml:space="preserve">[mask] += </w:t>
+      </w:r>
+      <w:proofErr w:type="spellStart"/>
       <w:proofErr w:type="gramStart"/>
       <w:r>
         <w:rPr>
@@ -22763,7 +25782,16 @@
           <w:sz w:val="16"/>
           <w:szCs w:val="16"/>
         </w:rPr>
-        <w:t>v :</w:t>
+        <w:t>dp</w:t>
+      </w:r>
+      <w:proofErr w:type="spellEnd"/>
+      <w:r>
+        <w:rPr>
+          <w:rFonts w:ascii="Bookman Old Style" w:hAnsi="Bookman Old Style"/>
+          <w:sz w:val="16"/>
+          <w:szCs w:val="16"/>
+        </w:rPr>
+        <w:t>[</w:t>
       </w:r>
       <w:proofErr w:type="gramEnd"/>
       <w:r>
@@ -22772,135 +25800,25 @@
           <w:sz w:val="16"/>
           <w:szCs w:val="16"/>
         </w:rPr>
-        <w:t xml:space="preserve"> </w:t>
-      </w:r>
-      <w:proofErr w:type="spellStart"/>
-      <w:r>
-        <w:rPr>
-          <w:rFonts w:ascii="Bookman Old Style" w:hAnsi="Bookman Old Style"/>
-          <w:sz w:val="16"/>
-          <w:szCs w:val="16"/>
-        </w:rPr>
-        <w:t>adj</w:t>
-      </w:r>
-      <w:proofErr w:type="spellEnd"/>
-      <w:r>
-        <w:rPr>
-          <w:rFonts w:ascii="Bookman Old Style" w:hAnsi="Bookman Old Style"/>
-          <w:sz w:val="16"/>
-          <w:szCs w:val="16"/>
-        </w:rPr>
-        <w:t>[u</w:t>
-      </w:r>
-      <w:proofErr w:type="gramStart"/>
-      <w:r>
-        <w:rPr>
-          <w:rFonts w:ascii="Bookman Old Style" w:hAnsi="Bookman Old Style"/>
-          <w:sz w:val="16"/>
-          <w:szCs w:val="16"/>
-        </w:rPr>
-        <w:t>]){</w:t>
-      </w:r>
-      <w:proofErr w:type="gramEnd"/>
-    </w:p>
-    <w:p>
-      <w:pPr>
-        <w:spacing w:after="0" w:line="240" w:lineRule="auto"/>
-        <w:rPr>
-          <w:rFonts w:ascii="Bookman Old Style" w:hAnsi="Bookman Old Style"/>
-          <w:sz w:val="16"/>
-          <w:szCs w:val="16"/>
-        </w:rPr>
-      </w:pPr>
-      <w:r>
-        <w:rPr>
-          <w:rFonts w:ascii="Bookman Old Style" w:hAnsi="Bookman Old Style"/>
-          <w:sz w:val="16"/>
-          <w:szCs w:val="16"/>
-        </w:rPr>
-        <w:t xml:space="preserve">            </w:t>
-      </w:r>
-      <w:proofErr w:type="gramStart"/>
-      <w:r>
-        <w:rPr>
-          <w:rFonts w:ascii="Bookman Old Style" w:hAnsi="Bookman Old Style"/>
-          <w:sz w:val="16"/>
-          <w:szCs w:val="16"/>
-        </w:rPr>
-        <w:t>if(</w:t>
-      </w:r>
-      <w:proofErr w:type="gramEnd"/>
-      <w:r>
-        <w:rPr>
-          <w:rFonts w:ascii="Bookman Old Style" w:hAnsi="Bookman Old Style"/>
-          <w:sz w:val="16"/>
-          <w:szCs w:val="16"/>
-        </w:rPr>
-        <w:t>v==p || removed[v]) continue;</w:t>
-      </w:r>
-    </w:p>
-    <w:p>
-      <w:pPr>
-        <w:spacing w:after="0" w:line="240" w:lineRule="auto"/>
-        <w:rPr>
-          <w:rFonts w:ascii="Bookman Old Style" w:hAnsi="Bookman Old Style"/>
-          <w:sz w:val="16"/>
-          <w:szCs w:val="16"/>
-        </w:rPr>
-      </w:pPr>
-      <w:r>
-        <w:rPr>
-          <w:rFonts w:ascii="Bookman Old Style" w:hAnsi="Bookman Old Style"/>
-          <w:sz w:val="16"/>
-          <w:szCs w:val="16"/>
-        </w:rPr>
-        <w:t xml:space="preserve">            subtree[u] += </w:t>
-      </w:r>
-      <w:proofErr w:type="spellStart"/>
-      <w:r>
-        <w:rPr>
-          <w:rFonts w:ascii="Bookman Old Style" w:hAnsi="Bookman Old Style"/>
-          <w:sz w:val="16"/>
-          <w:szCs w:val="16"/>
-        </w:rPr>
-        <w:t>getsubtreesize</w:t>
-      </w:r>
-      <w:proofErr w:type="spellEnd"/>
-      <w:r>
-        <w:rPr>
-          <w:rFonts w:ascii="Bookman Old Style" w:hAnsi="Bookman Old Style"/>
-          <w:sz w:val="16"/>
-          <w:szCs w:val="16"/>
-        </w:rPr>
-        <w:t>(</w:t>
-      </w:r>
-      <w:proofErr w:type="spellStart"/>
-      <w:proofErr w:type="gramStart"/>
-      <w:r>
-        <w:rPr>
-          <w:rFonts w:ascii="Bookman Old Style" w:hAnsi="Bookman Old Style"/>
-          <w:sz w:val="16"/>
-          <w:szCs w:val="16"/>
-        </w:rPr>
-        <w:t>v,u</w:t>
-      </w:r>
-      <w:proofErr w:type="gramEnd"/>
-      <w:r>
-        <w:rPr>
-          <w:rFonts w:ascii="Bookman Old Style" w:hAnsi="Bookman Old Style"/>
-          <w:sz w:val="16"/>
-          <w:szCs w:val="16"/>
-        </w:rPr>
-        <w:t>,adj</w:t>
-      </w:r>
-      <w:proofErr w:type="spellEnd"/>
-      <w:r>
-        <w:rPr>
-          <w:rFonts w:ascii="Bookman Old Style" w:hAnsi="Bookman Old Style"/>
-          <w:sz w:val="16"/>
-          <w:szCs w:val="16"/>
-        </w:rPr>
-        <w:t xml:space="preserve">); </w:t>
+        <w:t xml:space="preserve">mask ^ (1 &lt;&lt; </w:t>
+      </w:r>
+      <w:proofErr w:type="spellStart"/>
+      <w:r>
+        <w:rPr>
+          <w:rFonts w:ascii="Bookman Old Style" w:hAnsi="Bookman Old Style"/>
+          <w:sz w:val="16"/>
+          <w:szCs w:val="16"/>
+        </w:rPr>
+        <w:t>i</w:t>
+      </w:r>
+      <w:proofErr w:type="spellEnd"/>
+      <w:r>
+        <w:rPr>
+          <w:rFonts w:ascii="Bookman Old Style" w:hAnsi="Bookman Old Style"/>
+          <w:sz w:val="16"/>
+          <w:szCs w:val="16"/>
+        </w:rPr>
+        <w:t>)];</w:t>
       </w:r>
     </w:p>
     <w:p>
@@ -22936,24 +25854,6 @@
           <w:sz w:val="16"/>
           <w:szCs w:val="16"/>
         </w:rPr>
-        <w:t>        return subtree[u];</w:t>
-      </w:r>
-    </w:p>
-    <w:p>
-      <w:pPr>
-        <w:spacing w:after="0" w:line="240" w:lineRule="auto"/>
-        <w:rPr>
-          <w:rFonts w:ascii="Bookman Old Style" w:hAnsi="Bookman Old Style"/>
-          <w:sz w:val="16"/>
-          <w:szCs w:val="16"/>
-        </w:rPr>
-      </w:pPr>
-      <w:r>
-        <w:rPr>
-          <w:rFonts w:ascii="Bookman Old Style" w:hAnsi="Bookman Old Style"/>
-          <w:sz w:val="16"/>
-          <w:szCs w:val="16"/>
-        </w:rPr>
         <w:t>    }</w:t>
       </w:r>
     </w:p>
@@ -22972,2340 +25872,9 @@
           <w:sz w:val="16"/>
           <w:szCs w:val="16"/>
         </w:rPr>
-        <w:t xml:space="preserve">    </w:t>
-      </w:r>
-      <w:proofErr w:type="spellStart"/>
-      <w:r>
-        <w:rPr>
-          <w:rFonts w:ascii="Bookman Old Style" w:hAnsi="Bookman Old Style"/>
-          <w:sz w:val="16"/>
-          <w:szCs w:val="16"/>
-        </w:rPr>
-        <w:t>ll</w:t>
-      </w:r>
-      <w:proofErr w:type="spellEnd"/>
-      <w:r>
-        <w:rPr>
-          <w:rFonts w:ascii="Bookman Old Style" w:hAnsi="Bookman Old Style"/>
-          <w:sz w:val="16"/>
-          <w:szCs w:val="16"/>
-        </w:rPr>
-        <w:t xml:space="preserve"> </w:t>
-      </w:r>
-      <w:proofErr w:type="spellStart"/>
-      <w:proofErr w:type="gramStart"/>
-      <w:r>
-        <w:rPr>
-          <w:rFonts w:ascii="Bookman Old Style" w:hAnsi="Bookman Old Style"/>
-          <w:sz w:val="16"/>
-          <w:szCs w:val="16"/>
-        </w:rPr>
-        <w:t>getcentroid</w:t>
-      </w:r>
-      <w:proofErr w:type="spellEnd"/>
-      <w:r>
-        <w:rPr>
-          <w:rFonts w:ascii="Bookman Old Style" w:hAnsi="Bookman Old Style"/>
-          <w:sz w:val="16"/>
-          <w:szCs w:val="16"/>
-        </w:rPr>
-        <w:t>(</w:t>
-      </w:r>
-      <w:proofErr w:type="spellStart"/>
-      <w:proofErr w:type="gramEnd"/>
-      <w:r>
-        <w:rPr>
-          <w:rFonts w:ascii="Bookman Old Style" w:hAnsi="Bookman Old Style"/>
-          <w:sz w:val="16"/>
-          <w:szCs w:val="16"/>
-        </w:rPr>
-        <w:t>ll</w:t>
-      </w:r>
-      <w:proofErr w:type="spellEnd"/>
-      <w:r>
-        <w:rPr>
-          <w:rFonts w:ascii="Bookman Old Style" w:hAnsi="Bookman Old Style"/>
-          <w:sz w:val="16"/>
-          <w:szCs w:val="16"/>
-        </w:rPr>
-        <w:t xml:space="preserve"> u, </w:t>
-      </w:r>
-      <w:proofErr w:type="spellStart"/>
-      <w:r>
-        <w:rPr>
-          <w:rFonts w:ascii="Bookman Old Style" w:hAnsi="Bookman Old Style"/>
-          <w:sz w:val="16"/>
-          <w:szCs w:val="16"/>
-        </w:rPr>
-        <w:t>ll</w:t>
-      </w:r>
-      <w:proofErr w:type="spellEnd"/>
-      <w:r>
-        <w:rPr>
-          <w:rFonts w:ascii="Bookman Old Style" w:hAnsi="Bookman Old Style"/>
-          <w:sz w:val="16"/>
-          <w:szCs w:val="16"/>
-        </w:rPr>
-        <w:t xml:space="preserve"> p, </w:t>
-      </w:r>
-      <w:proofErr w:type="spellStart"/>
-      <w:r>
-        <w:rPr>
-          <w:rFonts w:ascii="Bookman Old Style" w:hAnsi="Bookman Old Style"/>
-          <w:sz w:val="16"/>
-          <w:szCs w:val="16"/>
-        </w:rPr>
-        <w:t>ll</w:t>
-      </w:r>
-      <w:proofErr w:type="spellEnd"/>
-      <w:r>
-        <w:rPr>
-          <w:rFonts w:ascii="Bookman Old Style" w:hAnsi="Bookman Old Style"/>
-          <w:sz w:val="16"/>
-          <w:szCs w:val="16"/>
-        </w:rPr>
-        <w:t xml:space="preserve"> </w:t>
-      </w:r>
-      <w:proofErr w:type="spellStart"/>
-      <w:r>
-        <w:rPr>
-          <w:rFonts w:ascii="Bookman Old Style" w:hAnsi="Bookman Old Style"/>
-          <w:sz w:val="16"/>
-          <w:szCs w:val="16"/>
-        </w:rPr>
-        <w:t>treesize</w:t>
-      </w:r>
-      <w:proofErr w:type="spellEnd"/>
-      <w:r>
-        <w:rPr>
-          <w:rFonts w:ascii="Bookman Old Style" w:hAnsi="Bookman Old Style"/>
-          <w:sz w:val="16"/>
-          <w:szCs w:val="16"/>
-        </w:rPr>
-        <w:t>, vector&lt;vector&lt;</w:t>
-      </w:r>
-      <w:proofErr w:type="spellStart"/>
-      <w:r>
-        <w:rPr>
-          <w:rFonts w:ascii="Bookman Old Style" w:hAnsi="Bookman Old Style"/>
-          <w:sz w:val="16"/>
-          <w:szCs w:val="16"/>
-        </w:rPr>
-        <w:t>ll</w:t>
-      </w:r>
-      <w:proofErr w:type="spellEnd"/>
-      <w:r>
-        <w:rPr>
-          <w:rFonts w:ascii="Bookman Old Style" w:hAnsi="Bookman Old Style"/>
-          <w:sz w:val="16"/>
-          <w:szCs w:val="16"/>
-        </w:rPr>
-        <w:t>&gt;&gt;&amp;</w:t>
-      </w:r>
-      <w:proofErr w:type="spellStart"/>
-      <w:proofErr w:type="gramStart"/>
-      <w:r>
-        <w:rPr>
-          <w:rFonts w:ascii="Bookman Old Style" w:hAnsi="Bookman Old Style"/>
-          <w:sz w:val="16"/>
-          <w:szCs w:val="16"/>
-        </w:rPr>
-        <w:t>adj</w:t>
-      </w:r>
-      <w:proofErr w:type="spellEnd"/>
-      <w:r>
-        <w:rPr>
-          <w:rFonts w:ascii="Bookman Old Style" w:hAnsi="Bookman Old Style"/>
-          <w:sz w:val="16"/>
-          <w:szCs w:val="16"/>
-        </w:rPr>
-        <w:t>){</w:t>
-      </w:r>
-      <w:proofErr w:type="gramEnd"/>
-    </w:p>
-    <w:p>
-      <w:pPr>
-        <w:spacing w:after="0" w:line="240" w:lineRule="auto"/>
-        <w:rPr>
-          <w:rFonts w:ascii="Bookman Old Style" w:hAnsi="Bookman Old Style"/>
-          <w:sz w:val="16"/>
-          <w:szCs w:val="16"/>
-        </w:rPr>
-      </w:pPr>
-      <w:r>
-        <w:rPr>
-          <w:rFonts w:ascii="Bookman Old Style" w:hAnsi="Bookman Old Style"/>
-          <w:sz w:val="16"/>
-          <w:szCs w:val="16"/>
-        </w:rPr>
-        <w:t xml:space="preserve">        </w:t>
-      </w:r>
-      <w:proofErr w:type="gramStart"/>
-      <w:r>
-        <w:rPr>
-          <w:rFonts w:ascii="Bookman Old Style" w:hAnsi="Bookman Old Style"/>
-          <w:sz w:val="16"/>
-          <w:szCs w:val="16"/>
-        </w:rPr>
-        <w:t>for(</w:t>
-      </w:r>
-      <w:proofErr w:type="gramEnd"/>
-      <w:r>
-        <w:rPr>
-          <w:rFonts w:ascii="Bookman Old Style" w:hAnsi="Bookman Old Style"/>
-          <w:sz w:val="16"/>
-          <w:szCs w:val="16"/>
-        </w:rPr>
-        <w:t xml:space="preserve">auto </w:t>
-      </w:r>
-      <w:proofErr w:type="gramStart"/>
-      <w:r>
-        <w:rPr>
-          <w:rFonts w:ascii="Bookman Old Style" w:hAnsi="Bookman Old Style"/>
-          <w:sz w:val="16"/>
-          <w:szCs w:val="16"/>
-        </w:rPr>
-        <w:t>v :</w:t>
-      </w:r>
-      <w:proofErr w:type="gramEnd"/>
-      <w:r>
-        <w:rPr>
-          <w:rFonts w:ascii="Bookman Old Style" w:hAnsi="Bookman Old Style"/>
-          <w:sz w:val="16"/>
-          <w:szCs w:val="16"/>
-        </w:rPr>
-        <w:t xml:space="preserve"> </w:t>
-      </w:r>
-      <w:proofErr w:type="spellStart"/>
-      <w:r>
-        <w:rPr>
-          <w:rFonts w:ascii="Bookman Old Style" w:hAnsi="Bookman Old Style"/>
-          <w:sz w:val="16"/>
-          <w:szCs w:val="16"/>
-        </w:rPr>
-        <w:t>adj</w:t>
-      </w:r>
-      <w:proofErr w:type="spellEnd"/>
-      <w:r>
-        <w:rPr>
-          <w:rFonts w:ascii="Bookman Old Style" w:hAnsi="Bookman Old Style"/>
-          <w:sz w:val="16"/>
-          <w:szCs w:val="16"/>
-        </w:rPr>
-        <w:t>[u</w:t>
-      </w:r>
-      <w:proofErr w:type="gramStart"/>
-      <w:r>
-        <w:rPr>
-          <w:rFonts w:ascii="Bookman Old Style" w:hAnsi="Bookman Old Style"/>
-          <w:sz w:val="16"/>
-          <w:szCs w:val="16"/>
-        </w:rPr>
-        <w:t>]){</w:t>
-      </w:r>
-      <w:proofErr w:type="gramEnd"/>
-    </w:p>
-    <w:p>
-      <w:pPr>
-        <w:spacing w:after="0" w:line="240" w:lineRule="auto"/>
-        <w:rPr>
-          <w:rFonts w:ascii="Bookman Old Style" w:hAnsi="Bookman Old Style"/>
-          <w:sz w:val="16"/>
-          <w:szCs w:val="16"/>
-        </w:rPr>
-      </w:pPr>
-      <w:r>
-        <w:rPr>
-          <w:rFonts w:ascii="Bookman Old Style" w:hAnsi="Bookman Old Style"/>
-          <w:sz w:val="16"/>
-          <w:szCs w:val="16"/>
-        </w:rPr>
-        <w:t xml:space="preserve">            </w:t>
-      </w:r>
-      <w:proofErr w:type="gramStart"/>
-      <w:r>
-        <w:rPr>
-          <w:rFonts w:ascii="Bookman Old Style" w:hAnsi="Bookman Old Style"/>
-          <w:sz w:val="16"/>
-          <w:szCs w:val="16"/>
-        </w:rPr>
-        <w:t>if(</w:t>
-      </w:r>
-      <w:proofErr w:type="gramEnd"/>
-      <w:r>
-        <w:rPr>
-          <w:rFonts w:ascii="Bookman Old Style" w:hAnsi="Bookman Old Style"/>
-          <w:sz w:val="16"/>
-          <w:szCs w:val="16"/>
-        </w:rPr>
-        <w:t>v==p || removed[v]) continue;</w:t>
-      </w:r>
-    </w:p>
-    <w:p>
-      <w:pPr>
-        <w:spacing w:after="0" w:line="240" w:lineRule="auto"/>
-        <w:rPr>
-          <w:rFonts w:ascii="Bookman Old Style" w:hAnsi="Bookman Old Style"/>
-          <w:sz w:val="16"/>
-          <w:szCs w:val="16"/>
-        </w:rPr>
-      </w:pPr>
-      <w:r>
-        <w:rPr>
-          <w:rFonts w:ascii="Bookman Old Style" w:hAnsi="Bookman Old Style"/>
-          <w:sz w:val="16"/>
-          <w:szCs w:val="16"/>
-        </w:rPr>
-        <w:t>            if(subtree[v]&gt;(</w:t>
-      </w:r>
-      <w:proofErr w:type="spellStart"/>
-      <w:r>
-        <w:rPr>
-          <w:rFonts w:ascii="Bookman Old Style" w:hAnsi="Bookman Old Style"/>
-          <w:sz w:val="16"/>
-          <w:szCs w:val="16"/>
-        </w:rPr>
-        <w:t>treesize</w:t>
-      </w:r>
-      <w:proofErr w:type="spellEnd"/>
-      <w:r>
-        <w:rPr>
-          <w:rFonts w:ascii="Bookman Old Style" w:hAnsi="Bookman Old Style"/>
-          <w:sz w:val="16"/>
-          <w:szCs w:val="16"/>
-        </w:rPr>
-        <w:t>/2</w:t>
-      </w:r>
-      <w:proofErr w:type="gramStart"/>
-      <w:r>
-        <w:rPr>
-          <w:rFonts w:ascii="Bookman Old Style" w:hAnsi="Bookman Old Style"/>
-          <w:sz w:val="16"/>
-          <w:szCs w:val="16"/>
-        </w:rPr>
-        <w:t>)){</w:t>
-      </w:r>
-      <w:proofErr w:type="gramEnd"/>
-    </w:p>
-    <w:p>
-      <w:pPr>
-        <w:spacing w:after="0" w:line="240" w:lineRule="auto"/>
-        <w:rPr>
-          <w:rFonts w:ascii="Bookman Old Style" w:hAnsi="Bookman Old Style"/>
-          <w:sz w:val="16"/>
-          <w:szCs w:val="16"/>
-        </w:rPr>
-      </w:pPr>
-      <w:r>
-        <w:rPr>
-          <w:rFonts w:ascii="Bookman Old Style" w:hAnsi="Bookman Old Style"/>
-          <w:sz w:val="16"/>
-          <w:szCs w:val="16"/>
-        </w:rPr>
-        <w:t xml:space="preserve">                return </w:t>
-      </w:r>
-      <w:proofErr w:type="spellStart"/>
-      <w:r>
-        <w:rPr>
-          <w:rFonts w:ascii="Bookman Old Style" w:hAnsi="Bookman Old Style"/>
-          <w:sz w:val="16"/>
-          <w:szCs w:val="16"/>
-        </w:rPr>
-        <w:t>getcentroid</w:t>
-      </w:r>
-      <w:proofErr w:type="spellEnd"/>
-      <w:r>
-        <w:rPr>
-          <w:rFonts w:ascii="Bookman Old Style" w:hAnsi="Bookman Old Style"/>
-          <w:sz w:val="16"/>
-          <w:szCs w:val="16"/>
-        </w:rPr>
-        <w:t>(</w:t>
-      </w:r>
-      <w:proofErr w:type="spellStart"/>
-      <w:proofErr w:type="gramStart"/>
-      <w:r>
-        <w:rPr>
-          <w:rFonts w:ascii="Bookman Old Style" w:hAnsi="Bookman Old Style"/>
-          <w:sz w:val="16"/>
-          <w:szCs w:val="16"/>
-        </w:rPr>
-        <w:t>v,u</w:t>
-      </w:r>
-      <w:proofErr w:type="gramEnd"/>
-      <w:r>
-        <w:rPr>
-          <w:rFonts w:ascii="Bookman Old Style" w:hAnsi="Bookman Old Style"/>
-          <w:sz w:val="16"/>
-          <w:szCs w:val="16"/>
-        </w:rPr>
-        <w:t>,</w:t>
-      </w:r>
-      <w:proofErr w:type="gramStart"/>
-      <w:r>
-        <w:rPr>
-          <w:rFonts w:ascii="Bookman Old Style" w:hAnsi="Bookman Old Style"/>
-          <w:sz w:val="16"/>
-          <w:szCs w:val="16"/>
-        </w:rPr>
-        <w:t>treesize,adj</w:t>
-      </w:r>
-      <w:proofErr w:type="spellEnd"/>
-      <w:proofErr w:type="gramEnd"/>
-      <w:r>
-        <w:rPr>
-          <w:rFonts w:ascii="Bookman Old Style" w:hAnsi="Bookman Old Style"/>
-          <w:sz w:val="16"/>
-          <w:szCs w:val="16"/>
-        </w:rPr>
-        <w:t>);</w:t>
-      </w:r>
-    </w:p>
-    <w:p>
-      <w:pPr>
-        <w:spacing w:after="0" w:line="240" w:lineRule="auto"/>
-        <w:rPr>
-          <w:rFonts w:ascii="Bookman Old Style" w:hAnsi="Bookman Old Style"/>
-          <w:sz w:val="16"/>
-          <w:szCs w:val="16"/>
-        </w:rPr>
-      </w:pPr>
-      <w:r>
-        <w:rPr>
-          <w:rFonts w:ascii="Bookman Old Style" w:hAnsi="Bookman Old Style"/>
-          <w:sz w:val="16"/>
-          <w:szCs w:val="16"/>
-        </w:rPr>
-        <w:t>            }</w:t>
-      </w:r>
-    </w:p>
-    <w:p>
-      <w:pPr>
-        <w:spacing w:after="0" w:line="240" w:lineRule="auto"/>
-        <w:rPr>
-          <w:rFonts w:ascii="Bookman Old Style" w:hAnsi="Bookman Old Style"/>
-          <w:sz w:val="16"/>
-          <w:szCs w:val="16"/>
-        </w:rPr>
-      </w:pPr>
-      <w:r>
-        <w:rPr>
-          <w:rFonts w:ascii="Bookman Old Style" w:hAnsi="Bookman Old Style"/>
-          <w:sz w:val="16"/>
-          <w:szCs w:val="16"/>
-        </w:rPr>
-        <w:t>        }</w:t>
-      </w:r>
-    </w:p>
-    <w:p>
-      <w:pPr>
-        <w:spacing w:after="0" w:line="240" w:lineRule="auto"/>
-        <w:rPr>
-          <w:rFonts w:ascii="Bookman Old Style" w:hAnsi="Bookman Old Style"/>
-          <w:sz w:val="16"/>
-          <w:szCs w:val="16"/>
-        </w:rPr>
-      </w:pPr>
-      <w:r>
-        <w:rPr>
-          <w:rFonts w:ascii="Bookman Old Style" w:hAnsi="Bookman Old Style"/>
-          <w:sz w:val="16"/>
-          <w:szCs w:val="16"/>
-        </w:rPr>
-        <w:t>        return u;</w:t>
-      </w:r>
-    </w:p>
-    <w:p>
-      <w:pPr>
-        <w:spacing w:after="0" w:line="240" w:lineRule="auto"/>
-        <w:rPr>
-          <w:rFonts w:ascii="Bookman Old Style" w:hAnsi="Bookman Old Style"/>
-          <w:sz w:val="16"/>
-          <w:szCs w:val="16"/>
-        </w:rPr>
-      </w:pPr>
-      <w:r>
-        <w:rPr>
-          <w:rFonts w:ascii="Bookman Old Style" w:hAnsi="Bookman Old Style"/>
-          <w:sz w:val="16"/>
-          <w:szCs w:val="16"/>
-        </w:rPr>
-        <w:t>    }</w:t>
-      </w:r>
-    </w:p>
-    <w:p>
-      <w:pPr>
-        <w:spacing w:after="0" w:line="240" w:lineRule="auto"/>
-        <w:rPr>
-          <w:rFonts w:ascii="Bookman Old Style" w:hAnsi="Bookman Old Style"/>
-          <w:sz w:val="16"/>
-          <w:szCs w:val="16"/>
-        </w:rPr>
-      </w:pPr>
-      <w:r>
-        <w:rPr>
-          <w:rFonts w:ascii="Bookman Old Style" w:hAnsi="Bookman Old Style"/>
-          <w:sz w:val="16"/>
-          <w:szCs w:val="16"/>
-        </w:rPr>
-        <w:t xml:space="preserve">    void </w:t>
-      </w:r>
-      <w:proofErr w:type="spellStart"/>
-      <w:proofErr w:type="gramStart"/>
-      <w:r>
-        <w:rPr>
-          <w:rFonts w:ascii="Bookman Old Style" w:hAnsi="Bookman Old Style"/>
-          <w:sz w:val="16"/>
-          <w:szCs w:val="16"/>
-        </w:rPr>
-        <w:t>getdist</w:t>
-      </w:r>
-      <w:proofErr w:type="spellEnd"/>
-      <w:r>
-        <w:rPr>
-          <w:rFonts w:ascii="Bookman Old Style" w:hAnsi="Bookman Old Style"/>
-          <w:sz w:val="16"/>
-          <w:szCs w:val="16"/>
-        </w:rPr>
-        <w:t>(</w:t>
-      </w:r>
-      <w:proofErr w:type="spellStart"/>
-      <w:proofErr w:type="gramEnd"/>
-      <w:r>
-        <w:rPr>
-          <w:rFonts w:ascii="Bookman Old Style" w:hAnsi="Bookman Old Style"/>
-          <w:sz w:val="16"/>
-          <w:szCs w:val="16"/>
-        </w:rPr>
-        <w:t>ll</w:t>
-      </w:r>
-      <w:proofErr w:type="spellEnd"/>
-      <w:r>
-        <w:rPr>
-          <w:rFonts w:ascii="Bookman Old Style" w:hAnsi="Bookman Old Style"/>
-          <w:sz w:val="16"/>
-          <w:szCs w:val="16"/>
-        </w:rPr>
-        <w:t xml:space="preserve"> </w:t>
-      </w:r>
-      <w:proofErr w:type="spellStart"/>
-      <w:proofErr w:type="gramStart"/>
-      <w:r>
-        <w:rPr>
-          <w:rFonts w:ascii="Bookman Old Style" w:hAnsi="Bookman Old Style"/>
-          <w:sz w:val="16"/>
-          <w:szCs w:val="16"/>
-        </w:rPr>
-        <w:t>u,ll</w:t>
-      </w:r>
-      <w:proofErr w:type="spellEnd"/>
-      <w:proofErr w:type="gramEnd"/>
-      <w:r>
-        <w:rPr>
-          <w:rFonts w:ascii="Bookman Old Style" w:hAnsi="Bookman Old Style"/>
-          <w:sz w:val="16"/>
-          <w:szCs w:val="16"/>
-        </w:rPr>
-        <w:t xml:space="preserve"> p, </w:t>
-      </w:r>
-      <w:proofErr w:type="spellStart"/>
-      <w:r>
-        <w:rPr>
-          <w:rFonts w:ascii="Bookman Old Style" w:hAnsi="Bookman Old Style"/>
-          <w:sz w:val="16"/>
-          <w:szCs w:val="16"/>
-        </w:rPr>
-        <w:t>ll</w:t>
-      </w:r>
-      <w:proofErr w:type="spellEnd"/>
-      <w:r>
-        <w:rPr>
-          <w:rFonts w:ascii="Bookman Old Style" w:hAnsi="Bookman Old Style"/>
-          <w:sz w:val="16"/>
-          <w:szCs w:val="16"/>
-        </w:rPr>
-        <w:t xml:space="preserve"> </w:t>
-      </w:r>
-      <w:proofErr w:type="spellStart"/>
-      <w:r>
-        <w:rPr>
-          <w:rFonts w:ascii="Bookman Old Style" w:hAnsi="Bookman Old Style"/>
-          <w:sz w:val="16"/>
-          <w:szCs w:val="16"/>
-        </w:rPr>
-        <w:t>dist</w:t>
-      </w:r>
-      <w:proofErr w:type="spellEnd"/>
-      <w:r>
-        <w:rPr>
-          <w:rFonts w:ascii="Bookman Old Style" w:hAnsi="Bookman Old Style"/>
-          <w:sz w:val="16"/>
-          <w:szCs w:val="16"/>
-        </w:rPr>
-        <w:t xml:space="preserve">, bool </w:t>
-      </w:r>
-      <w:proofErr w:type="spellStart"/>
-      <w:r>
-        <w:rPr>
-          <w:rFonts w:ascii="Bookman Old Style" w:hAnsi="Bookman Old Style"/>
-          <w:sz w:val="16"/>
-          <w:szCs w:val="16"/>
-        </w:rPr>
-        <w:t>iscounting</w:t>
-      </w:r>
-      <w:proofErr w:type="spellEnd"/>
-      <w:r>
-        <w:rPr>
-          <w:rFonts w:ascii="Bookman Old Style" w:hAnsi="Bookman Old Style"/>
-          <w:sz w:val="16"/>
-          <w:szCs w:val="16"/>
-        </w:rPr>
-        <w:t>, vector&lt;vector&lt;</w:t>
-      </w:r>
-      <w:proofErr w:type="spellStart"/>
-      <w:r>
-        <w:rPr>
-          <w:rFonts w:ascii="Bookman Old Style" w:hAnsi="Bookman Old Style"/>
-          <w:sz w:val="16"/>
-          <w:szCs w:val="16"/>
-        </w:rPr>
-        <w:t>ll</w:t>
-      </w:r>
-      <w:proofErr w:type="spellEnd"/>
-      <w:r>
-        <w:rPr>
-          <w:rFonts w:ascii="Bookman Old Style" w:hAnsi="Bookman Old Style"/>
-          <w:sz w:val="16"/>
-          <w:szCs w:val="16"/>
-        </w:rPr>
-        <w:t>&gt;&gt;&amp;</w:t>
-      </w:r>
-      <w:proofErr w:type="spellStart"/>
-      <w:proofErr w:type="gramStart"/>
-      <w:r>
-        <w:rPr>
-          <w:rFonts w:ascii="Bookman Old Style" w:hAnsi="Bookman Old Style"/>
-          <w:sz w:val="16"/>
-          <w:szCs w:val="16"/>
-        </w:rPr>
-        <w:t>adj</w:t>
-      </w:r>
-      <w:proofErr w:type="spellEnd"/>
-      <w:r>
-        <w:rPr>
-          <w:rFonts w:ascii="Bookman Old Style" w:hAnsi="Bookman Old Style"/>
-          <w:sz w:val="16"/>
-          <w:szCs w:val="16"/>
-        </w:rPr>
-        <w:t>){</w:t>
-      </w:r>
-      <w:proofErr w:type="gramEnd"/>
-    </w:p>
-    <w:p>
-      <w:pPr>
-        <w:spacing w:after="0" w:line="240" w:lineRule="auto"/>
-        <w:rPr>
-          <w:rFonts w:ascii="Bookman Old Style" w:hAnsi="Bookman Old Style"/>
-          <w:sz w:val="16"/>
-          <w:szCs w:val="16"/>
-        </w:rPr>
-      </w:pPr>
-      <w:r>
-        <w:rPr>
-          <w:rFonts w:ascii="Bookman Old Style" w:hAnsi="Bookman Old Style"/>
-          <w:sz w:val="16"/>
-          <w:szCs w:val="16"/>
-        </w:rPr>
-        <w:t>        if(</w:t>
-      </w:r>
-      <w:proofErr w:type="spellStart"/>
-      <w:r>
-        <w:rPr>
-          <w:rFonts w:ascii="Bookman Old Style" w:hAnsi="Bookman Old Style"/>
-          <w:sz w:val="16"/>
-          <w:szCs w:val="16"/>
-        </w:rPr>
-        <w:t>dist</w:t>
-      </w:r>
-      <w:proofErr w:type="spellEnd"/>
-      <w:r>
-        <w:rPr>
-          <w:rFonts w:ascii="Bookman Old Style" w:hAnsi="Bookman Old Style"/>
-          <w:sz w:val="16"/>
-          <w:szCs w:val="16"/>
-        </w:rPr>
-        <w:t>&gt;k) return;</w:t>
-      </w:r>
-    </w:p>
-    <w:p>
-      <w:pPr>
-        <w:spacing w:after="0" w:line="240" w:lineRule="auto"/>
-        <w:rPr>
-          <w:rFonts w:ascii="Bookman Old Style" w:hAnsi="Bookman Old Style"/>
-          <w:sz w:val="16"/>
-          <w:szCs w:val="16"/>
-        </w:rPr>
-      </w:pPr>
-      <w:r>
-        <w:rPr>
-          <w:rFonts w:ascii="Bookman Old Style" w:hAnsi="Bookman Old Style"/>
-          <w:sz w:val="16"/>
-          <w:szCs w:val="16"/>
-        </w:rPr>
-        <w:t>        if(</w:t>
-      </w:r>
-      <w:proofErr w:type="spellStart"/>
-      <w:r>
-        <w:rPr>
-          <w:rFonts w:ascii="Bookman Old Style" w:hAnsi="Bookman Old Style"/>
-          <w:sz w:val="16"/>
-          <w:szCs w:val="16"/>
-        </w:rPr>
-        <w:t>iscounting</w:t>
-      </w:r>
-      <w:proofErr w:type="spellEnd"/>
-      <w:proofErr w:type="gramStart"/>
-      <w:r>
-        <w:rPr>
-          <w:rFonts w:ascii="Bookman Old Style" w:hAnsi="Bookman Old Style"/>
-          <w:sz w:val="16"/>
-          <w:szCs w:val="16"/>
-        </w:rPr>
-        <w:t>){</w:t>
-      </w:r>
-      <w:proofErr w:type="gramEnd"/>
-    </w:p>
-    <w:p>
-      <w:pPr>
-        <w:spacing w:after="0" w:line="240" w:lineRule="auto"/>
-        <w:rPr>
-          <w:rFonts w:ascii="Bookman Old Style" w:hAnsi="Bookman Old Style"/>
-          <w:sz w:val="16"/>
-          <w:szCs w:val="16"/>
-        </w:rPr>
-      </w:pPr>
-      <w:r>
-        <w:rPr>
-          <w:rFonts w:ascii="Bookman Old Style" w:hAnsi="Bookman Old Style"/>
-          <w:sz w:val="16"/>
-          <w:szCs w:val="16"/>
-        </w:rPr>
-        <w:t>            paths += count[k-</w:t>
-      </w:r>
-      <w:proofErr w:type="spellStart"/>
-      <w:r>
-        <w:rPr>
-          <w:rFonts w:ascii="Bookman Old Style" w:hAnsi="Bookman Old Style"/>
-          <w:sz w:val="16"/>
-          <w:szCs w:val="16"/>
-        </w:rPr>
-        <w:t>dist</w:t>
-      </w:r>
-      <w:proofErr w:type="spellEnd"/>
-      <w:r>
-        <w:rPr>
-          <w:rFonts w:ascii="Bookman Old Style" w:hAnsi="Bookman Old Style"/>
-          <w:sz w:val="16"/>
-          <w:szCs w:val="16"/>
-        </w:rPr>
-        <w:t>];</w:t>
-      </w:r>
-    </w:p>
-    <w:p>
-      <w:pPr>
-        <w:spacing w:after="0" w:line="240" w:lineRule="auto"/>
-        <w:rPr>
-          <w:rFonts w:ascii="Bookman Old Style" w:hAnsi="Bookman Old Style"/>
-          <w:sz w:val="16"/>
-          <w:szCs w:val="16"/>
-        </w:rPr>
-      </w:pPr>
-      <w:r>
-        <w:rPr>
-          <w:rFonts w:ascii="Bookman Old Style" w:hAnsi="Bookman Old Style"/>
-          <w:sz w:val="16"/>
-          <w:szCs w:val="16"/>
-        </w:rPr>
-        <w:t xml:space="preserve">        </w:t>
-      </w:r>
-      <w:proofErr w:type="gramStart"/>
-      <w:r>
-        <w:rPr>
-          <w:rFonts w:ascii="Bookman Old Style" w:hAnsi="Bookman Old Style"/>
-          <w:sz w:val="16"/>
-          <w:szCs w:val="16"/>
-        </w:rPr>
-        <w:t>}else</w:t>
-      </w:r>
-      <w:proofErr w:type="gramEnd"/>
-      <w:r>
-        <w:rPr>
-          <w:rFonts w:ascii="Bookman Old Style" w:hAnsi="Bookman Old Style"/>
-          <w:sz w:val="16"/>
-          <w:szCs w:val="16"/>
-        </w:rPr>
-        <w:t>{</w:t>
-      </w:r>
-    </w:p>
-    <w:p>
-      <w:pPr>
-        <w:spacing w:after="0" w:line="240" w:lineRule="auto"/>
-        <w:rPr>
-          <w:rFonts w:ascii="Bookman Old Style" w:hAnsi="Bookman Old Style"/>
-          <w:sz w:val="16"/>
-          <w:szCs w:val="16"/>
-        </w:rPr>
-      </w:pPr>
-      <w:r>
-        <w:rPr>
-          <w:rFonts w:ascii="Bookman Old Style" w:hAnsi="Bookman Old Style"/>
-          <w:sz w:val="16"/>
-          <w:szCs w:val="16"/>
-        </w:rPr>
-        <w:t>            count[</w:t>
-      </w:r>
-      <w:proofErr w:type="spellStart"/>
-      <w:r>
-        <w:rPr>
-          <w:rFonts w:ascii="Bookman Old Style" w:hAnsi="Bookman Old Style"/>
-          <w:sz w:val="16"/>
-          <w:szCs w:val="16"/>
-        </w:rPr>
-        <w:t>dist</w:t>
-      </w:r>
-      <w:proofErr w:type="spellEnd"/>
-      <w:r>
-        <w:rPr>
-          <w:rFonts w:ascii="Bookman Old Style" w:hAnsi="Bookman Old Style"/>
-          <w:sz w:val="16"/>
-          <w:szCs w:val="16"/>
-        </w:rPr>
-        <w:t>]++;</w:t>
-      </w:r>
-    </w:p>
-    <w:p>
-      <w:pPr>
-        <w:spacing w:after="0" w:line="240" w:lineRule="auto"/>
-        <w:rPr>
-          <w:rFonts w:ascii="Bookman Old Style" w:hAnsi="Bookman Old Style"/>
-          <w:sz w:val="16"/>
-          <w:szCs w:val="16"/>
-        </w:rPr>
-      </w:pPr>
-      <w:r>
-        <w:rPr>
-          <w:rFonts w:ascii="Bookman Old Style" w:hAnsi="Bookman Old Style"/>
-          <w:sz w:val="16"/>
-          <w:szCs w:val="16"/>
-        </w:rPr>
-        <w:t xml:space="preserve">            </w:t>
-      </w:r>
-      <w:proofErr w:type="spellStart"/>
-      <w:r>
-        <w:rPr>
-          <w:rFonts w:ascii="Bookman Old Style" w:hAnsi="Bookman Old Style"/>
-          <w:sz w:val="16"/>
-          <w:szCs w:val="16"/>
-        </w:rPr>
-        <w:t>maxdepth</w:t>
-      </w:r>
-      <w:proofErr w:type="spellEnd"/>
-      <w:r>
-        <w:rPr>
-          <w:rFonts w:ascii="Bookman Old Style" w:hAnsi="Bookman Old Style"/>
-          <w:sz w:val="16"/>
-          <w:szCs w:val="16"/>
-        </w:rPr>
-        <w:t xml:space="preserve"> = max(</w:t>
-      </w:r>
-      <w:proofErr w:type="spellStart"/>
-      <w:proofErr w:type="gramStart"/>
-      <w:r>
-        <w:rPr>
-          <w:rFonts w:ascii="Bookman Old Style" w:hAnsi="Bookman Old Style"/>
-          <w:sz w:val="16"/>
-          <w:szCs w:val="16"/>
-        </w:rPr>
-        <w:t>maxdepth,dist</w:t>
-      </w:r>
-      <w:proofErr w:type="spellEnd"/>
-      <w:proofErr w:type="gramEnd"/>
-      <w:r>
-        <w:rPr>
-          <w:rFonts w:ascii="Bookman Old Style" w:hAnsi="Bookman Old Style"/>
-          <w:sz w:val="16"/>
-          <w:szCs w:val="16"/>
-        </w:rPr>
-        <w:t>);</w:t>
-      </w:r>
-    </w:p>
-    <w:p>
-      <w:pPr>
-        <w:spacing w:after="0" w:line="240" w:lineRule="auto"/>
-        <w:rPr>
-          <w:rFonts w:ascii="Bookman Old Style" w:hAnsi="Bookman Old Style"/>
-          <w:sz w:val="16"/>
-          <w:szCs w:val="16"/>
-        </w:rPr>
-      </w:pPr>
-      <w:r>
-        <w:rPr>
-          <w:rFonts w:ascii="Bookman Old Style" w:hAnsi="Bookman Old Style"/>
-          <w:sz w:val="16"/>
-          <w:szCs w:val="16"/>
-        </w:rPr>
-        <w:t xml:space="preserve">        } </w:t>
-      </w:r>
-    </w:p>
-    <w:p>
-      <w:pPr>
-        <w:spacing w:after="0" w:line="240" w:lineRule="auto"/>
-        <w:rPr>
-          <w:rFonts w:ascii="Bookman Old Style" w:hAnsi="Bookman Old Style"/>
-          <w:sz w:val="16"/>
-          <w:szCs w:val="16"/>
-        </w:rPr>
-      </w:pPr>
-      <w:r>
-        <w:rPr>
-          <w:rFonts w:ascii="Bookman Old Style" w:hAnsi="Bookman Old Style"/>
-          <w:sz w:val="16"/>
-          <w:szCs w:val="16"/>
-        </w:rPr>
-        <w:t xml:space="preserve">        </w:t>
-      </w:r>
-      <w:proofErr w:type="gramStart"/>
-      <w:r>
-        <w:rPr>
-          <w:rFonts w:ascii="Bookman Old Style" w:hAnsi="Bookman Old Style"/>
-          <w:sz w:val="16"/>
-          <w:szCs w:val="16"/>
-        </w:rPr>
-        <w:t>for(</w:t>
-      </w:r>
-      <w:proofErr w:type="gramEnd"/>
-      <w:r>
-        <w:rPr>
-          <w:rFonts w:ascii="Bookman Old Style" w:hAnsi="Bookman Old Style"/>
-          <w:sz w:val="16"/>
-          <w:szCs w:val="16"/>
-        </w:rPr>
-        <w:t xml:space="preserve">auto </w:t>
-      </w:r>
-      <w:proofErr w:type="gramStart"/>
-      <w:r>
-        <w:rPr>
-          <w:rFonts w:ascii="Bookman Old Style" w:hAnsi="Bookman Old Style"/>
-          <w:sz w:val="16"/>
-          <w:szCs w:val="16"/>
-        </w:rPr>
-        <w:t>v :</w:t>
-      </w:r>
-      <w:proofErr w:type="gramEnd"/>
-      <w:r>
-        <w:rPr>
-          <w:rFonts w:ascii="Bookman Old Style" w:hAnsi="Bookman Old Style"/>
-          <w:sz w:val="16"/>
-          <w:szCs w:val="16"/>
-        </w:rPr>
-        <w:t xml:space="preserve"> </w:t>
-      </w:r>
-      <w:proofErr w:type="spellStart"/>
-      <w:r>
-        <w:rPr>
-          <w:rFonts w:ascii="Bookman Old Style" w:hAnsi="Bookman Old Style"/>
-          <w:sz w:val="16"/>
-          <w:szCs w:val="16"/>
-        </w:rPr>
-        <w:t>adj</w:t>
-      </w:r>
-      <w:proofErr w:type="spellEnd"/>
-      <w:r>
-        <w:rPr>
-          <w:rFonts w:ascii="Bookman Old Style" w:hAnsi="Bookman Old Style"/>
-          <w:sz w:val="16"/>
-          <w:szCs w:val="16"/>
-        </w:rPr>
-        <w:t>[u</w:t>
-      </w:r>
-      <w:proofErr w:type="gramStart"/>
-      <w:r>
-        <w:rPr>
-          <w:rFonts w:ascii="Bookman Old Style" w:hAnsi="Bookman Old Style"/>
-          <w:sz w:val="16"/>
-          <w:szCs w:val="16"/>
-        </w:rPr>
-        <w:t>]){</w:t>
-      </w:r>
-      <w:proofErr w:type="gramEnd"/>
-    </w:p>
-    <w:p>
-      <w:pPr>
-        <w:spacing w:after="0" w:line="240" w:lineRule="auto"/>
-        <w:rPr>
-          <w:rFonts w:ascii="Bookman Old Style" w:hAnsi="Bookman Old Style"/>
-          <w:sz w:val="16"/>
-          <w:szCs w:val="16"/>
-        </w:rPr>
-      </w:pPr>
-      <w:r>
-        <w:rPr>
-          <w:rFonts w:ascii="Bookman Old Style" w:hAnsi="Bookman Old Style"/>
-          <w:sz w:val="16"/>
-          <w:szCs w:val="16"/>
-        </w:rPr>
-        <w:t xml:space="preserve">            </w:t>
-      </w:r>
-      <w:proofErr w:type="gramStart"/>
-      <w:r>
-        <w:rPr>
-          <w:rFonts w:ascii="Bookman Old Style" w:hAnsi="Bookman Old Style"/>
-          <w:sz w:val="16"/>
-          <w:szCs w:val="16"/>
-        </w:rPr>
-        <w:t>if(</w:t>
-      </w:r>
-      <w:proofErr w:type="gramEnd"/>
-      <w:r>
-        <w:rPr>
-          <w:rFonts w:ascii="Bookman Old Style" w:hAnsi="Bookman Old Style"/>
-          <w:sz w:val="16"/>
-          <w:szCs w:val="16"/>
-        </w:rPr>
-        <w:t>v==p || removed[v]) continue;</w:t>
-      </w:r>
-    </w:p>
-    <w:p>
-      <w:pPr>
-        <w:spacing w:after="0" w:line="240" w:lineRule="auto"/>
-        <w:rPr>
-          <w:rFonts w:ascii="Bookman Old Style" w:hAnsi="Bookman Old Style"/>
-          <w:sz w:val="16"/>
-          <w:szCs w:val="16"/>
-        </w:rPr>
-      </w:pPr>
-      <w:r>
-        <w:rPr>
-          <w:rFonts w:ascii="Bookman Old Style" w:hAnsi="Bookman Old Style"/>
-          <w:sz w:val="16"/>
-          <w:szCs w:val="16"/>
-        </w:rPr>
-        <w:t xml:space="preserve">            </w:t>
-      </w:r>
-      <w:proofErr w:type="spellStart"/>
-      <w:r>
-        <w:rPr>
-          <w:rFonts w:ascii="Bookman Old Style" w:hAnsi="Bookman Old Style"/>
-          <w:sz w:val="16"/>
-          <w:szCs w:val="16"/>
-        </w:rPr>
-        <w:t>getdist</w:t>
-      </w:r>
-      <w:proofErr w:type="spellEnd"/>
-      <w:r>
-        <w:rPr>
-          <w:rFonts w:ascii="Bookman Old Style" w:hAnsi="Bookman Old Style"/>
-          <w:sz w:val="16"/>
-          <w:szCs w:val="16"/>
-        </w:rPr>
-        <w:t>(</w:t>
-      </w:r>
-      <w:proofErr w:type="gramStart"/>
-      <w:r>
-        <w:rPr>
-          <w:rFonts w:ascii="Bookman Old Style" w:hAnsi="Bookman Old Style"/>
-          <w:sz w:val="16"/>
-          <w:szCs w:val="16"/>
-        </w:rPr>
-        <w:t>v,u</w:t>
-      </w:r>
-      <w:proofErr w:type="gramEnd"/>
-      <w:r>
-        <w:rPr>
-          <w:rFonts w:ascii="Bookman Old Style" w:hAnsi="Bookman Old Style"/>
-          <w:sz w:val="16"/>
-          <w:szCs w:val="16"/>
-        </w:rPr>
-        <w:t>,dist+</w:t>
-      </w:r>
-      <w:proofErr w:type="gramStart"/>
-      <w:r>
-        <w:rPr>
-          <w:rFonts w:ascii="Bookman Old Style" w:hAnsi="Bookman Old Style"/>
-          <w:sz w:val="16"/>
-          <w:szCs w:val="16"/>
-        </w:rPr>
-        <w:t>1,iscounting</w:t>
-      </w:r>
-      <w:proofErr w:type="gramEnd"/>
-      <w:r>
-        <w:rPr>
-          <w:rFonts w:ascii="Bookman Old Style" w:hAnsi="Bookman Old Style"/>
-          <w:sz w:val="16"/>
-          <w:szCs w:val="16"/>
-        </w:rPr>
-        <w:t>,adj);</w:t>
-      </w:r>
-    </w:p>
-    <w:p>
-      <w:pPr>
-        <w:spacing w:after="0" w:line="240" w:lineRule="auto"/>
-        <w:rPr>
-          <w:rFonts w:ascii="Bookman Old Style" w:hAnsi="Bookman Old Style"/>
-          <w:sz w:val="16"/>
-          <w:szCs w:val="16"/>
-        </w:rPr>
-      </w:pPr>
-      <w:r>
-        <w:rPr>
-          <w:rFonts w:ascii="Bookman Old Style" w:hAnsi="Bookman Old Style"/>
-          <w:sz w:val="16"/>
-          <w:szCs w:val="16"/>
-        </w:rPr>
-        <w:t>        }</w:t>
-      </w:r>
-    </w:p>
-    <w:p>
-      <w:pPr>
-        <w:spacing w:after="0" w:line="240" w:lineRule="auto"/>
-        <w:rPr>
-          <w:rFonts w:ascii="Bookman Old Style" w:hAnsi="Bookman Old Style"/>
-          <w:sz w:val="16"/>
-          <w:szCs w:val="16"/>
-        </w:rPr>
-      </w:pPr>
-      <w:r>
-        <w:rPr>
-          <w:rFonts w:ascii="Bookman Old Style" w:hAnsi="Bookman Old Style"/>
-          <w:sz w:val="16"/>
-          <w:szCs w:val="16"/>
-        </w:rPr>
-        <w:t>    }</w:t>
-      </w:r>
-    </w:p>
-    <w:p>
-      <w:pPr>
-        <w:spacing w:after="0" w:line="240" w:lineRule="auto"/>
-        <w:rPr>
-          <w:rFonts w:ascii="Bookman Old Style" w:hAnsi="Bookman Old Style"/>
-          <w:sz w:val="16"/>
-          <w:szCs w:val="16"/>
-        </w:rPr>
-      </w:pPr>
-      <w:r>
-        <w:rPr>
-          <w:rFonts w:ascii="Bookman Old Style" w:hAnsi="Bookman Old Style"/>
-          <w:sz w:val="16"/>
-          <w:szCs w:val="16"/>
-        </w:rPr>
-        <w:t xml:space="preserve">    void </w:t>
-      </w:r>
-      <w:proofErr w:type="spellStart"/>
-      <w:proofErr w:type="gramStart"/>
-      <w:r>
-        <w:rPr>
-          <w:rFonts w:ascii="Bookman Old Style" w:hAnsi="Bookman Old Style"/>
-          <w:sz w:val="16"/>
-          <w:szCs w:val="16"/>
-        </w:rPr>
-        <w:t>processcentroid</w:t>
-      </w:r>
-      <w:proofErr w:type="spellEnd"/>
-      <w:r>
-        <w:rPr>
-          <w:rFonts w:ascii="Bookman Old Style" w:hAnsi="Bookman Old Style"/>
-          <w:sz w:val="16"/>
-          <w:szCs w:val="16"/>
-        </w:rPr>
-        <w:t>(</w:t>
-      </w:r>
-      <w:proofErr w:type="spellStart"/>
-      <w:proofErr w:type="gramEnd"/>
-      <w:r>
-        <w:rPr>
-          <w:rFonts w:ascii="Bookman Old Style" w:hAnsi="Bookman Old Style"/>
-          <w:sz w:val="16"/>
-          <w:szCs w:val="16"/>
-        </w:rPr>
-        <w:t>ll</w:t>
-      </w:r>
-      <w:proofErr w:type="spellEnd"/>
-      <w:r>
-        <w:rPr>
-          <w:rFonts w:ascii="Bookman Old Style" w:hAnsi="Bookman Old Style"/>
-          <w:sz w:val="16"/>
-          <w:szCs w:val="16"/>
-        </w:rPr>
-        <w:t xml:space="preserve"> centroid, vector&lt;vector&lt;</w:t>
-      </w:r>
-      <w:proofErr w:type="spellStart"/>
-      <w:r>
-        <w:rPr>
-          <w:rFonts w:ascii="Bookman Old Style" w:hAnsi="Bookman Old Style"/>
-          <w:sz w:val="16"/>
-          <w:szCs w:val="16"/>
-        </w:rPr>
-        <w:t>ll</w:t>
-      </w:r>
-      <w:proofErr w:type="spellEnd"/>
-      <w:r>
-        <w:rPr>
-          <w:rFonts w:ascii="Bookman Old Style" w:hAnsi="Bookman Old Style"/>
-          <w:sz w:val="16"/>
-          <w:szCs w:val="16"/>
-        </w:rPr>
-        <w:t>&gt;&gt;&amp;</w:t>
-      </w:r>
-      <w:proofErr w:type="spellStart"/>
-      <w:proofErr w:type="gramStart"/>
-      <w:r>
-        <w:rPr>
-          <w:rFonts w:ascii="Bookman Old Style" w:hAnsi="Bookman Old Style"/>
-          <w:sz w:val="16"/>
-          <w:szCs w:val="16"/>
-        </w:rPr>
-        <w:t>adj</w:t>
-      </w:r>
-      <w:proofErr w:type="spellEnd"/>
-      <w:r>
-        <w:rPr>
-          <w:rFonts w:ascii="Bookman Old Style" w:hAnsi="Bookman Old Style"/>
-          <w:sz w:val="16"/>
-          <w:szCs w:val="16"/>
-        </w:rPr>
-        <w:t>){</w:t>
-      </w:r>
-      <w:proofErr w:type="gramEnd"/>
-    </w:p>
-    <w:p>
-      <w:pPr>
-        <w:spacing w:after="0" w:line="240" w:lineRule="auto"/>
-        <w:rPr>
-          <w:rFonts w:ascii="Bookman Old Style" w:hAnsi="Bookman Old Style"/>
-          <w:sz w:val="16"/>
-          <w:szCs w:val="16"/>
-        </w:rPr>
-      </w:pPr>
-      <w:r>
-        <w:rPr>
-          <w:rFonts w:ascii="Bookman Old Style" w:hAnsi="Bookman Old Style"/>
-          <w:sz w:val="16"/>
-          <w:szCs w:val="16"/>
-        </w:rPr>
-        <w:t xml:space="preserve">        </w:t>
-      </w:r>
-      <w:proofErr w:type="spellStart"/>
-      <w:r>
-        <w:rPr>
-          <w:rFonts w:ascii="Bookman Old Style" w:hAnsi="Bookman Old Style"/>
-          <w:sz w:val="16"/>
-          <w:szCs w:val="16"/>
-        </w:rPr>
-        <w:t>maxdepth</w:t>
-      </w:r>
-      <w:proofErr w:type="spellEnd"/>
-      <w:r>
-        <w:rPr>
-          <w:rFonts w:ascii="Bookman Old Style" w:hAnsi="Bookman Old Style"/>
-          <w:sz w:val="16"/>
-          <w:szCs w:val="16"/>
-        </w:rPr>
-        <w:t xml:space="preserve"> = 0;</w:t>
-      </w:r>
-    </w:p>
-    <w:p>
-      <w:pPr>
-        <w:spacing w:after="0" w:line="240" w:lineRule="auto"/>
-        <w:rPr>
-          <w:rFonts w:ascii="Bookman Old Style" w:hAnsi="Bookman Old Style"/>
-          <w:sz w:val="16"/>
-          <w:szCs w:val="16"/>
-        </w:rPr>
-      </w:pPr>
-      <w:r>
-        <w:rPr>
-          <w:rFonts w:ascii="Bookman Old Style" w:hAnsi="Bookman Old Style"/>
-          <w:sz w:val="16"/>
-          <w:szCs w:val="16"/>
-        </w:rPr>
-        <w:t xml:space="preserve">        </w:t>
-      </w:r>
-      <w:proofErr w:type="gramStart"/>
-      <w:r>
-        <w:rPr>
-          <w:rFonts w:ascii="Bookman Old Style" w:hAnsi="Bookman Old Style"/>
-          <w:sz w:val="16"/>
-          <w:szCs w:val="16"/>
-        </w:rPr>
-        <w:t>count[</w:t>
-      </w:r>
-      <w:proofErr w:type="gramEnd"/>
-      <w:r>
-        <w:rPr>
-          <w:rFonts w:ascii="Bookman Old Style" w:hAnsi="Bookman Old Style"/>
-          <w:sz w:val="16"/>
-          <w:szCs w:val="16"/>
-        </w:rPr>
-        <w:t>0] = 1;</w:t>
-      </w:r>
-    </w:p>
-    <w:p>
-      <w:pPr>
-        <w:spacing w:after="0" w:line="240" w:lineRule="auto"/>
-        <w:rPr>
-          <w:rFonts w:ascii="Bookman Old Style" w:hAnsi="Bookman Old Style"/>
-          <w:sz w:val="16"/>
-          <w:szCs w:val="16"/>
-        </w:rPr>
-      </w:pPr>
-      <w:r>
-        <w:rPr>
-          <w:rFonts w:ascii="Bookman Old Style" w:hAnsi="Bookman Old Style"/>
-          <w:sz w:val="16"/>
-          <w:szCs w:val="16"/>
-        </w:rPr>
-        <w:t xml:space="preserve">        </w:t>
-      </w:r>
-      <w:proofErr w:type="gramStart"/>
-      <w:r>
-        <w:rPr>
-          <w:rFonts w:ascii="Bookman Old Style" w:hAnsi="Bookman Old Style"/>
-          <w:sz w:val="16"/>
-          <w:szCs w:val="16"/>
-        </w:rPr>
-        <w:t>for(</w:t>
-      </w:r>
-      <w:proofErr w:type="gramEnd"/>
-      <w:r>
-        <w:rPr>
-          <w:rFonts w:ascii="Bookman Old Style" w:hAnsi="Bookman Old Style"/>
-          <w:sz w:val="16"/>
-          <w:szCs w:val="16"/>
-        </w:rPr>
-        <w:t xml:space="preserve">auto </w:t>
-      </w:r>
-      <w:proofErr w:type="gramStart"/>
-      <w:r>
-        <w:rPr>
-          <w:rFonts w:ascii="Bookman Old Style" w:hAnsi="Bookman Old Style"/>
-          <w:sz w:val="16"/>
-          <w:szCs w:val="16"/>
-        </w:rPr>
-        <w:t>v :</w:t>
-      </w:r>
-      <w:proofErr w:type="gramEnd"/>
-      <w:r>
-        <w:rPr>
-          <w:rFonts w:ascii="Bookman Old Style" w:hAnsi="Bookman Old Style"/>
-          <w:sz w:val="16"/>
-          <w:szCs w:val="16"/>
-        </w:rPr>
-        <w:t xml:space="preserve"> </w:t>
-      </w:r>
-      <w:proofErr w:type="spellStart"/>
-      <w:r>
-        <w:rPr>
-          <w:rFonts w:ascii="Bookman Old Style" w:hAnsi="Bookman Old Style"/>
-          <w:sz w:val="16"/>
-          <w:szCs w:val="16"/>
-        </w:rPr>
-        <w:t>adj</w:t>
-      </w:r>
-      <w:proofErr w:type="spellEnd"/>
-      <w:r>
-        <w:rPr>
-          <w:rFonts w:ascii="Bookman Old Style" w:hAnsi="Bookman Old Style"/>
-          <w:sz w:val="16"/>
-          <w:szCs w:val="16"/>
-        </w:rPr>
-        <w:t>[centroid</w:t>
-      </w:r>
-      <w:proofErr w:type="gramStart"/>
-      <w:r>
-        <w:rPr>
-          <w:rFonts w:ascii="Bookman Old Style" w:hAnsi="Bookman Old Style"/>
-          <w:sz w:val="16"/>
-          <w:szCs w:val="16"/>
-        </w:rPr>
-        <w:t>]){</w:t>
-      </w:r>
-      <w:proofErr w:type="gramEnd"/>
-    </w:p>
-    <w:p>
-      <w:pPr>
-        <w:spacing w:after="0" w:line="240" w:lineRule="auto"/>
-        <w:rPr>
-          <w:rFonts w:ascii="Bookman Old Style" w:hAnsi="Bookman Old Style"/>
-          <w:sz w:val="16"/>
-          <w:szCs w:val="16"/>
-        </w:rPr>
-      </w:pPr>
-      <w:r>
-        <w:rPr>
-          <w:rFonts w:ascii="Bookman Old Style" w:hAnsi="Bookman Old Style"/>
-          <w:sz w:val="16"/>
-          <w:szCs w:val="16"/>
-        </w:rPr>
-        <w:t>            if(removed[v]) continue;</w:t>
-      </w:r>
-    </w:p>
-    <w:p>
-      <w:pPr>
-        <w:spacing w:after="0" w:line="240" w:lineRule="auto"/>
-        <w:rPr>
-          <w:rFonts w:ascii="Bookman Old Style" w:hAnsi="Bookman Old Style"/>
-          <w:sz w:val="16"/>
-          <w:szCs w:val="16"/>
-        </w:rPr>
-      </w:pPr>
-      <w:r>
-        <w:rPr>
-          <w:rFonts w:ascii="Bookman Old Style" w:hAnsi="Bookman Old Style"/>
-          <w:sz w:val="16"/>
-          <w:szCs w:val="16"/>
-        </w:rPr>
-        <w:t xml:space="preserve">            </w:t>
-      </w:r>
-      <w:proofErr w:type="spellStart"/>
-      <w:r>
-        <w:rPr>
-          <w:rFonts w:ascii="Bookman Old Style" w:hAnsi="Bookman Old Style"/>
-          <w:sz w:val="16"/>
-          <w:szCs w:val="16"/>
-        </w:rPr>
-        <w:t>getdist</w:t>
-      </w:r>
-      <w:proofErr w:type="spellEnd"/>
-      <w:r>
-        <w:rPr>
-          <w:rFonts w:ascii="Bookman Old Style" w:hAnsi="Bookman Old Style"/>
-          <w:sz w:val="16"/>
-          <w:szCs w:val="16"/>
-        </w:rPr>
-        <w:t>(</w:t>
-      </w:r>
-      <w:proofErr w:type="gramStart"/>
-      <w:r>
-        <w:rPr>
-          <w:rFonts w:ascii="Bookman Old Style" w:hAnsi="Bookman Old Style"/>
-          <w:sz w:val="16"/>
-          <w:szCs w:val="16"/>
-        </w:rPr>
-        <w:t>v,centroid</w:t>
-      </w:r>
-      <w:proofErr w:type="gramEnd"/>
-      <w:r>
-        <w:rPr>
-          <w:rFonts w:ascii="Bookman Old Style" w:hAnsi="Bookman Old Style"/>
-          <w:sz w:val="16"/>
-          <w:szCs w:val="16"/>
-        </w:rPr>
-        <w:t>,</w:t>
-      </w:r>
-      <w:proofErr w:type="gramStart"/>
-      <w:r>
-        <w:rPr>
-          <w:rFonts w:ascii="Bookman Old Style" w:hAnsi="Bookman Old Style"/>
-          <w:sz w:val="16"/>
-          <w:szCs w:val="16"/>
-        </w:rPr>
-        <w:t>1,true</w:t>
-      </w:r>
-      <w:proofErr w:type="gramEnd"/>
-      <w:r>
-        <w:rPr>
-          <w:rFonts w:ascii="Bookman Old Style" w:hAnsi="Bookman Old Style"/>
-          <w:sz w:val="16"/>
-          <w:szCs w:val="16"/>
-        </w:rPr>
-        <w:t>,adj);</w:t>
-      </w:r>
-    </w:p>
-    <w:p>
-      <w:pPr>
-        <w:spacing w:after="0" w:line="240" w:lineRule="auto"/>
-        <w:rPr>
-          <w:rFonts w:ascii="Bookman Old Style" w:hAnsi="Bookman Old Style"/>
-          <w:sz w:val="16"/>
-          <w:szCs w:val="16"/>
-        </w:rPr>
-      </w:pPr>
-      <w:r>
-        <w:rPr>
-          <w:rFonts w:ascii="Bookman Old Style" w:hAnsi="Bookman Old Style"/>
-          <w:sz w:val="16"/>
-          <w:szCs w:val="16"/>
-        </w:rPr>
-        <w:t xml:space="preserve">            </w:t>
-      </w:r>
-      <w:proofErr w:type="spellStart"/>
-      <w:r>
-        <w:rPr>
-          <w:rFonts w:ascii="Bookman Old Style" w:hAnsi="Bookman Old Style"/>
-          <w:sz w:val="16"/>
-          <w:szCs w:val="16"/>
-        </w:rPr>
-        <w:t>getdist</w:t>
-      </w:r>
-      <w:proofErr w:type="spellEnd"/>
-      <w:r>
-        <w:rPr>
-          <w:rFonts w:ascii="Bookman Old Style" w:hAnsi="Bookman Old Style"/>
-          <w:sz w:val="16"/>
-          <w:szCs w:val="16"/>
-        </w:rPr>
-        <w:t>(</w:t>
-      </w:r>
-      <w:proofErr w:type="gramStart"/>
-      <w:r>
-        <w:rPr>
-          <w:rFonts w:ascii="Bookman Old Style" w:hAnsi="Bookman Old Style"/>
-          <w:sz w:val="16"/>
-          <w:szCs w:val="16"/>
-        </w:rPr>
-        <w:t>v,centroid</w:t>
-      </w:r>
-      <w:proofErr w:type="gramEnd"/>
-      <w:r>
-        <w:rPr>
-          <w:rFonts w:ascii="Bookman Old Style" w:hAnsi="Bookman Old Style"/>
-          <w:sz w:val="16"/>
-          <w:szCs w:val="16"/>
-        </w:rPr>
-        <w:t>,</w:t>
-      </w:r>
-      <w:proofErr w:type="gramStart"/>
-      <w:r>
-        <w:rPr>
-          <w:rFonts w:ascii="Bookman Old Style" w:hAnsi="Bookman Old Style"/>
-          <w:sz w:val="16"/>
-          <w:szCs w:val="16"/>
-        </w:rPr>
-        <w:t>1,false</w:t>
-      </w:r>
-      <w:proofErr w:type="gramEnd"/>
-      <w:r>
-        <w:rPr>
-          <w:rFonts w:ascii="Bookman Old Style" w:hAnsi="Bookman Old Style"/>
-          <w:sz w:val="16"/>
-          <w:szCs w:val="16"/>
-        </w:rPr>
-        <w:t>,adj);</w:t>
-      </w:r>
-    </w:p>
-    <w:p>
-      <w:pPr>
-        <w:spacing w:after="0" w:line="240" w:lineRule="auto"/>
-        <w:rPr>
-          <w:rFonts w:ascii="Bookman Old Style" w:hAnsi="Bookman Old Style"/>
-          <w:sz w:val="16"/>
-          <w:szCs w:val="16"/>
-        </w:rPr>
-      </w:pPr>
-      <w:r>
-        <w:rPr>
-          <w:rFonts w:ascii="Bookman Old Style" w:hAnsi="Bookman Old Style"/>
-          <w:sz w:val="16"/>
-          <w:szCs w:val="16"/>
-        </w:rPr>
-        <w:t>        }</w:t>
-      </w:r>
-    </w:p>
-    <w:p>
-      <w:pPr>
-        <w:spacing w:after="0" w:line="240" w:lineRule="auto"/>
-        <w:rPr>
-          <w:rFonts w:ascii="Bookman Old Style" w:hAnsi="Bookman Old Style"/>
-          <w:sz w:val="16"/>
-          <w:szCs w:val="16"/>
-        </w:rPr>
-      </w:pPr>
-      <w:r>
-        <w:rPr>
-          <w:rFonts w:ascii="Bookman Old Style" w:hAnsi="Bookman Old Style"/>
-          <w:sz w:val="16"/>
-          <w:szCs w:val="16"/>
-        </w:rPr>
-        <w:t>        fill(</w:t>
-      </w:r>
-      <w:proofErr w:type="spellStart"/>
-      <w:proofErr w:type="gramStart"/>
-      <w:r>
-        <w:rPr>
-          <w:rFonts w:ascii="Bookman Old Style" w:hAnsi="Bookman Old Style"/>
-          <w:sz w:val="16"/>
-          <w:szCs w:val="16"/>
-        </w:rPr>
-        <w:t>count.begin</w:t>
-      </w:r>
-      <w:proofErr w:type="spellEnd"/>
-      <w:r>
-        <w:rPr>
-          <w:rFonts w:ascii="Bookman Old Style" w:hAnsi="Bookman Old Style"/>
-          <w:sz w:val="16"/>
-          <w:szCs w:val="16"/>
-        </w:rPr>
-        <w:t>()+1,count</w:t>
-      </w:r>
-      <w:proofErr w:type="gramEnd"/>
-      <w:r>
-        <w:rPr>
-          <w:rFonts w:ascii="Bookman Old Style" w:hAnsi="Bookman Old Style"/>
-          <w:sz w:val="16"/>
-          <w:szCs w:val="16"/>
-        </w:rPr>
-        <w:t>.begin</w:t>
-      </w:r>
-      <w:proofErr w:type="gramStart"/>
-      <w:r>
-        <w:rPr>
-          <w:rFonts w:ascii="Bookman Old Style" w:hAnsi="Bookman Old Style"/>
-          <w:sz w:val="16"/>
-          <w:szCs w:val="16"/>
-        </w:rPr>
-        <w:t>()+</w:t>
-      </w:r>
-      <w:proofErr w:type="gramEnd"/>
-      <w:r>
-        <w:rPr>
-          <w:rFonts w:ascii="Bookman Old Style" w:hAnsi="Bookman Old Style"/>
-          <w:sz w:val="16"/>
-          <w:szCs w:val="16"/>
-        </w:rPr>
-        <w:t>maxdepth+1,0);</w:t>
-      </w:r>
-    </w:p>
-    <w:p>
-      <w:pPr>
-        <w:spacing w:after="0" w:line="240" w:lineRule="auto"/>
-        <w:rPr>
-          <w:rFonts w:ascii="Bookman Old Style" w:hAnsi="Bookman Old Style"/>
-          <w:sz w:val="16"/>
-          <w:szCs w:val="16"/>
-        </w:rPr>
-      </w:pPr>
-      <w:r>
-        <w:rPr>
-          <w:rFonts w:ascii="Bookman Old Style" w:hAnsi="Bookman Old Style"/>
-          <w:sz w:val="16"/>
-          <w:szCs w:val="16"/>
-        </w:rPr>
-        <w:t>    }</w:t>
-      </w:r>
-    </w:p>
-    <w:p>
-      <w:pPr>
-        <w:spacing w:after="0" w:line="240" w:lineRule="auto"/>
-        <w:rPr>
-          <w:rFonts w:ascii="Bookman Old Style" w:hAnsi="Bookman Old Style"/>
-          <w:sz w:val="16"/>
-          <w:szCs w:val="16"/>
-        </w:rPr>
-      </w:pPr>
-      <w:r>
-        <w:rPr>
-          <w:rFonts w:ascii="Bookman Old Style" w:hAnsi="Bookman Old Style"/>
-          <w:sz w:val="16"/>
-          <w:szCs w:val="16"/>
-        </w:rPr>
-        <w:t xml:space="preserve">    void </w:t>
-      </w:r>
-      <w:proofErr w:type="gramStart"/>
-      <w:r>
-        <w:rPr>
-          <w:rFonts w:ascii="Bookman Old Style" w:hAnsi="Bookman Old Style"/>
-          <w:sz w:val="16"/>
-          <w:szCs w:val="16"/>
-        </w:rPr>
-        <w:t>decompose(</w:t>
-      </w:r>
-      <w:proofErr w:type="spellStart"/>
-      <w:proofErr w:type="gramEnd"/>
-      <w:r>
-        <w:rPr>
-          <w:rFonts w:ascii="Bookman Old Style" w:hAnsi="Bookman Old Style"/>
-          <w:sz w:val="16"/>
-          <w:szCs w:val="16"/>
-        </w:rPr>
-        <w:t>ll</w:t>
-      </w:r>
-      <w:proofErr w:type="spellEnd"/>
-      <w:r>
-        <w:rPr>
-          <w:rFonts w:ascii="Bookman Old Style" w:hAnsi="Bookman Old Style"/>
-          <w:sz w:val="16"/>
-          <w:szCs w:val="16"/>
-        </w:rPr>
-        <w:t xml:space="preserve"> u, vector&lt;vector&lt;</w:t>
-      </w:r>
-      <w:proofErr w:type="spellStart"/>
-      <w:r>
-        <w:rPr>
-          <w:rFonts w:ascii="Bookman Old Style" w:hAnsi="Bookman Old Style"/>
-          <w:sz w:val="16"/>
-          <w:szCs w:val="16"/>
-        </w:rPr>
-        <w:t>ll</w:t>
-      </w:r>
-      <w:proofErr w:type="spellEnd"/>
-      <w:r>
-        <w:rPr>
-          <w:rFonts w:ascii="Bookman Old Style" w:hAnsi="Bookman Old Style"/>
-          <w:sz w:val="16"/>
-          <w:szCs w:val="16"/>
-        </w:rPr>
-        <w:t>&gt;&gt;&amp;</w:t>
-      </w:r>
-      <w:proofErr w:type="spellStart"/>
-      <w:proofErr w:type="gramStart"/>
-      <w:r>
-        <w:rPr>
-          <w:rFonts w:ascii="Bookman Old Style" w:hAnsi="Bookman Old Style"/>
-          <w:sz w:val="16"/>
-          <w:szCs w:val="16"/>
-        </w:rPr>
-        <w:t>adj</w:t>
-      </w:r>
-      <w:proofErr w:type="spellEnd"/>
-      <w:r>
-        <w:rPr>
-          <w:rFonts w:ascii="Bookman Old Style" w:hAnsi="Bookman Old Style"/>
-          <w:sz w:val="16"/>
-          <w:szCs w:val="16"/>
-        </w:rPr>
-        <w:t>){</w:t>
-      </w:r>
-      <w:proofErr w:type="gramEnd"/>
-    </w:p>
-    <w:p>
-      <w:pPr>
-        <w:spacing w:after="0" w:line="240" w:lineRule="auto"/>
-        <w:rPr>
-          <w:rFonts w:ascii="Bookman Old Style" w:hAnsi="Bookman Old Style"/>
-          <w:sz w:val="16"/>
-          <w:szCs w:val="16"/>
-        </w:rPr>
-      </w:pPr>
-      <w:r>
-        <w:rPr>
-          <w:rFonts w:ascii="Bookman Old Style" w:hAnsi="Bookman Old Style"/>
-          <w:sz w:val="16"/>
-          <w:szCs w:val="16"/>
-        </w:rPr>
-        <w:t xml:space="preserve">        </w:t>
-      </w:r>
-      <w:proofErr w:type="spellStart"/>
-      <w:r>
-        <w:rPr>
-          <w:rFonts w:ascii="Bookman Old Style" w:hAnsi="Bookman Old Style"/>
-          <w:sz w:val="16"/>
-          <w:szCs w:val="16"/>
-        </w:rPr>
-        <w:t>ll</w:t>
-      </w:r>
-      <w:proofErr w:type="spellEnd"/>
-      <w:r>
-        <w:rPr>
-          <w:rFonts w:ascii="Bookman Old Style" w:hAnsi="Bookman Old Style"/>
-          <w:sz w:val="16"/>
-          <w:szCs w:val="16"/>
-        </w:rPr>
-        <w:t xml:space="preserve"> </w:t>
-      </w:r>
-      <w:proofErr w:type="spellStart"/>
-      <w:r>
-        <w:rPr>
-          <w:rFonts w:ascii="Bookman Old Style" w:hAnsi="Bookman Old Style"/>
-          <w:sz w:val="16"/>
-          <w:szCs w:val="16"/>
-        </w:rPr>
-        <w:t>treesize</w:t>
-      </w:r>
-      <w:proofErr w:type="spellEnd"/>
-      <w:r>
-        <w:rPr>
-          <w:rFonts w:ascii="Bookman Old Style" w:hAnsi="Bookman Old Style"/>
-          <w:sz w:val="16"/>
-          <w:szCs w:val="16"/>
-        </w:rPr>
-        <w:t xml:space="preserve"> = </w:t>
-      </w:r>
-      <w:proofErr w:type="spellStart"/>
-      <w:r>
-        <w:rPr>
-          <w:rFonts w:ascii="Bookman Old Style" w:hAnsi="Bookman Old Style"/>
-          <w:sz w:val="16"/>
-          <w:szCs w:val="16"/>
-        </w:rPr>
-        <w:t>getsubtreesize</w:t>
-      </w:r>
-      <w:proofErr w:type="spellEnd"/>
-      <w:r>
-        <w:rPr>
-          <w:rFonts w:ascii="Bookman Old Style" w:hAnsi="Bookman Old Style"/>
-          <w:sz w:val="16"/>
-          <w:szCs w:val="16"/>
-        </w:rPr>
-        <w:t>(</w:t>
-      </w:r>
-      <w:proofErr w:type="gramStart"/>
-      <w:r>
-        <w:rPr>
-          <w:rFonts w:ascii="Bookman Old Style" w:hAnsi="Bookman Old Style"/>
-          <w:sz w:val="16"/>
-          <w:szCs w:val="16"/>
-        </w:rPr>
-        <w:t>u,-1,adj</w:t>
-      </w:r>
-      <w:proofErr w:type="gramEnd"/>
-      <w:r>
-        <w:rPr>
-          <w:rFonts w:ascii="Bookman Old Style" w:hAnsi="Bookman Old Style"/>
-          <w:sz w:val="16"/>
-          <w:szCs w:val="16"/>
-        </w:rPr>
-        <w:t>);</w:t>
-      </w:r>
-    </w:p>
-    <w:p>
-      <w:pPr>
-        <w:spacing w:after="0" w:line="240" w:lineRule="auto"/>
-        <w:rPr>
-          <w:rFonts w:ascii="Bookman Old Style" w:hAnsi="Bookman Old Style"/>
-          <w:sz w:val="16"/>
-          <w:szCs w:val="16"/>
-        </w:rPr>
-      </w:pPr>
-      <w:r>
-        <w:rPr>
-          <w:rFonts w:ascii="Bookman Old Style" w:hAnsi="Bookman Old Style"/>
-          <w:sz w:val="16"/>
-          <w:szCs w:val="16"/>
-        </w:rPr>
-        <w:t xml:space="preserve">        </w:t>
-      </w:r>
-      <w:proofErr w:type="spellStart"/>
-      <w:r>
-        <w:rPr>
-          <w:rFonts w:ascii="Bookman Old Style" w:hAnsi="Bookman Old Style"/>
-          <w:sz w:val="16"/>
-          <w:szCs w:val="16"/>
-        </w:rPr>
-        <w:t>ll</w:t>
-      </w:r>
-      <w:proofErr w:type="spellEnd"/>
-      <w:r>
-        <w:rPr>
-          <w:rFonts w:ascii="Bookman Old Style" w:hAnsi="Bookman Old Style"/>
-          <w:sz w:val="16"/>
-          <w:szCs w:val="16"/>
-        </w:rPr>
-        <w:t xml:space="preserve"> centroid = </w:t>
-      </w:r>
-      <w:proofErr w:type="spellStart"/>
-      <w:r>
-        <w:rPr>
-          <w:rFonts w:ascii="Bookman Old Style" w:hAnsi="Bookman Old Style"/>
-          <w:sz w:val="16"/>
-          <w:szCs w:val="16"/>
-        </w:rPr>
-        <w:t>getcentroid</w:t>
-      </w:r>
-      <w:proofErr w:type="spellEnd"/>
-      <w:r>
-        <w:rPr>
-          <w:rFonts w:ascii="Bookman Old Style" w:hAnsi="Bookman Old Style"/>
-          <w:sz w:val="16"/>
-          <w:szCs w:val="16"/>
-        </w:rPr>
-        <w:t>(</w:t>
-      </w:r>
-      <w:proofErr w:type="gramStart"/>
-      <w:r>
-        <w:rPr>
-          <w:rFonts w:ascii="Bookman Old Style" w:hAnsi="Bookman Old Style"/>
-          <w:sz w:val="16"/>
-          <w:szCs w:val="16"/>
-        </w:rPr>
-        <w:t>u,-1,treesize</w:t>
-      </w:r>
-      <w:proofErr w:type="gramEnd"/>
-      <w:r>
-        <w:rPr>
-          <w:rFonts w:ascii="Bookman Old Style" w:hAnsi="Bookman Old Style"/>
-          <w:sz w:val="16"/>
-          <w:szCs w:val="16"/>
-        </w:rPr>
-        <w:t>,adj);</w:t>
-      </w:r>
-    </w:p>
-    <w:p>
-      <w:pPr>
-        <w:spacing w:after="0" w:line="240" w:lineRule="auto"/>
-        <w:rPr>
-          <w:rFonts w:ascii="Bookman Old Style" w:hAnsi="Bookman Old Style"/>
-          <w:sz w:val="16"/>
-          <w:szCs w:val="16"/>
-        </w:rPr>
-      </w:pPr>
-      <w:r>
-        <w:rPr>
-          <w:rFonts w:ascii="Bookman Old Style" w:hAnsi="Bookman Old Style"/>
-          <w:sz w:val="16"/>
-          <w:szCs w:val="16"/>
-        </w:rPr>
-        <w:t xml:space="preserve">        </w:t>
-      </w:r>
-      <w:proofErr w:type="spellStart"/>
-      <w:r>
-        <w:rPr>
-          <w:rFonts w:ascii="Bookman Old Style" w:hAnsi="Bookman Old Style"/>
-          <w:sz w:val="16"/>
-          <w:szCs w:val="16"/>
-        </w:rPr>
-        <w:t>processcentroid</w:t>
-      </w:r>
-      <w:proofErr w:type="spellEnd"/>
-      <w:r>
-        <w:rPr>
-          <w:rFonts w:ascii="Bookman Old Style" w:hAnsi="Bookman Old Style"/>
-          <w:sz w:val="16"/>
-          <w:szCs w:val="16"/>
-        </w:rPr>
-        <w:t>(</w:t>
-      </w:r>
-      <w:proofErr w:type="spellStart"/>
-      <w:proofErr w:type="gramStart"/>
-      <w:r>
-        <w:rPr>
-          <w:rFonts w:ascii="Bookman Old Style" w:hAnsi="Bookman Old Style"/>
-          <w:sz w:val="16"/>
-          <w:szCs w:val="16"/>
-        </w:rPr>
-        <w:t>centroid,adj</w:t>
-      </w:r>
-      <w:proofErr w:type="spellEnd"/>
-      <w:proofErr w:type="gramEnd"/>
-      <w:r>
-        <w:rPr>
-          <w:rFonts w:ascii="Bookman Old Style" w:hAnsi="Bookman Old Style"/>
-          <w:sz w:val="16"/>
-          <w:szCs w:val="16"/>
-        </w:rPr>
-        <w:t>);</w:t>
-      </w:r>
-    </w:p>
-    <w:p>
-      <w:pPr>
-        <w:spacing w:after="0" w:line="240" w:lineRule="auto"/>
-        <w:rPr>
-          <w:rFonts w:ascii="Bookman Old Style" w:hAnsi="Bookman Old Style"/>
-          <w:sz w:val="16"/>
-          <w:szCs w:val="16"/>
-        </w:rPr>
-      </w:pPr>
-      <w:r>
-        <w:rPr>
-          <w:rFonts w:ascii="Bookman Old Style" w:hAnsi="Bookman Old Style"/>
-          <w:sz w:val="16"/>
-          <w:szCs w:val="16"/>
-        </w:rPr>
-        <w:t>        removed[centroid] = true;</w:t>
-      </w:r>
-    </w:p>
-    <w:p>
-      <w:pPr>
-        <w:spacing w:after="0" w:line="240" w:lineRule="auto"/>
-        <w:rPr>
-          <w:rFonts w:ascii="Bookman Old Style" w:hAnsi="Bookman Old Style"/>
-          <w:sz w:val="16"/>
-          <w:szCs w:val="16"/>
-        </w:rPr>
-      </w:pPr>
-      <w:r>
-        <w:rPr>
-          <w:rFonts w:ascii="Bookman Old Style" w:hAnsi="Bookman Old Style"/>
-          <w:sz w:val="16"/>
-          <w:szCs w:val="16"/>
-        </w:rPr>
-        <w:t xml:space="preserve">        </w:t>
-      </w:r>
-      <w:proofErr w:type="gramStart"/>
-      <w:r>
-        <w:rPr>
-          <w:rFonts w:ascii="Bookman Old Style" w:hAnsi="Bookman Old Style"/>
-          <w:sz w:val="16"/>
-          <w:szCs w:val="16"/>
-        </w:rPr>
-        <w:t>for(</w:t>
-      </w:r>
-      <w:proofErr w:type="gramEnd"/>
-      <w:r>
-        <w:rPr>
-          <w:rFonts w:ascii="Bookman Old Style" w:hAnsi="Bookman Old Style"/>
-          <w:sz w:val="16"/>
-          <w:szCs w:val="16"/>
-        </w:rPr>
-        <w:t xml:space="preserve">auto </w:t>
-      </w:r>
-      <w:proofErr w:type="gramStart"/>
-      <w:r>
-        <w:rPr>
-          <w:rFonts w:ascii="Bookman Old Style" w:hAnsi="Bookman Old Style"/>
-          <w:sz w:val="16"/>
-          <w:szCs w:val="16"/>
-        </w:rPr>
-        <w:t>v :</w:t>
-      </w:r>
-      <w:proofErr w:type="gramEnd"/>
-      <w:r>
-        <w:rPr>
-          <w:rFonts w:ascii="Bookman Old Style" w:hAnsi="Bookman Old Style"/>
-          <w:sz w:val="16"/>
-          <w:szCs w:val="16"/>
-        </w:rPr>
-        <w:t xml:space="preserve"> </w:t>
-      </w:r>
-      <w:proofErr w:type="spellStart"/>
-      <w:r>
-        <w:rPr>
-          <w:rFonts w:ascii="Bookman Old Style" w:hAnsi="Bookman Old Style"/>
-          <w:sz w:val="16"/>
-          <w:szCs w:val="16"/>
-        </w:rPr>
-        <w:t>adj</w:t>
-      </w:r>
-      <w:proofErr w:type="spellEnd"/>
-      <w:r>
-        <w:rPr>
-          <w:rFonts w:ascii="Bookman Old Style" w:hAnsi="Bookman Old Style"/>
-          <w:sz w:val="16"/>
-          <w:szCs w:val="16"/>
-        </w:rPr>
-        <w:t>[centroid</w:t>
-      </w:r>
-      <w:proofErr w:type="gramStart"/>
-      <w:r>
-        <w:rPr>
-          <w:rFonts w:ascii="Bookman Old Style" w:hAnsi="Bookman Old Style"/>
-          <w:sz w:val="16"/>
-          <w:szCs w:val="16"/>
-        </w:rPr>
-        <w:t>]){</w:t>
-      </w:r>
-      <w:proofErr w:type="gramEnd"/>
-    </w:p>
-    <w:p>
-      <w:pPr>
-        <w:spacing w:after="0" w:line="240" w:lineRule="auto"/>
-        <w:rPr>
-          <w:rFonts w:ascii="Bookman Old Style" w:hAnsi="Bookman Old Style"/>
-          <w:sz w:val="16"/>
-          <w:szCs w:val="16"/>
-        </w:rPr>
-      </w:pPr>
-      <w:r>
-        <w:rPr>
-          <w:rFonts w:ascii="Bookman Old Style" w:hAnsi="Bookman Old Style"/>
-          <w:sz w:val="16"/>
-          <w:szCs w:val="16"/>
-        </w:rPr>
-        <w:t>            if</w:t>
-      </w:r>
-      <w:proofErr w:type="gramStart"/>
-      <w:r>
-        <w:rPr>
-          <w:rFonts w:ascii="Bookman Old Style" w:hAnsi="Bookman Old Style"/>
-          <w:sz w:val="16"/>
-          <w:szCs w:val="16"/>
-        </w:rPr>
-        <w:t>(!removed</w:t>
-      </w:r>
-      <w:proofErr w:type="gramEnd"/>
-      <w:r>
-        <w:rPr>
-          <w:rFonts w:ascii="Bookman Old Style" w:hAnsi="Bookman Old Style"/>
-          <w:sz w:val="16"/>
-          <w:szCs w:val="16"/>
-        </w:rPr>
-        <w:t>[v</w:t>
-      </w:r>
-      <w:proofErr w:type="gramStart"/>
-      <w:r>
-        <w:rPr>
-          <w:rFonts w:ascii="Bookman Old Style" w:hAnsi="Bookman Old Style"/>
-          <w:sz w:val="16"/>
-          <w:szCs w:val="16"/>
-        </w:rPr>
-        <w:t>]){</w:t>
-      </w:r>
-      <w:proofErr w:type="gramEnd"/>
-    </w:p>
-    <w:p>
-      <w:pPr>
-        <w:spacing w:after="0" w:line="240" w:lineRule="auto"/>
-        <w:rPr>
-          <w:rFonts w:ascii="Bookman Old Style" w:hAnsi="Bookman Old Style"/>
-          <w:sz w:val="16"/>
-          <w:szCs w:val="16"/>
-        </w:rPr>
-      </w:pPr>
-      <w:r>
-        <w:rPr>
-          <w:rFonts w:ascii="Bookman Old Style" w:hAnsi="Bookman Old Style"/>
-          <w:sz w:val="16"/>
-          <w:szCs w:val="16"/>
-        </w:rPr>
-        <w:t>                decompose(</w:t>
-      </w:r>
-      <w:proofErr w:type="spellStart"/>
-      <w:proofErr w:type="gramStart"/>
-      <w:r>
-        <w:rPr>
-          <w:rFonts w:ascii="Bookman Old Style" w:hAnsi="Bookman Old Style"/>
-          <w:sz w:val="16"/>
-          <w:szCs w:val="16"/>
-        </w:rPr>
-        <w:t>v,adj</w:t>
-      </w:r>
-      <w:proofErr w:type="spellEnd"/>
-      <w:proofErr w:type="gramEnd"/>
-      <w:r>
-        <w:rPr>
-          <w:rFonts w:ascii="Bookman Old Style" w:hAnsi="Bookman Old Style"/>
-          <w:sz w:val="16"/>
-          <w:szCs w:val="16"/>
-        </w:rPr>
-        <w:t>);</w:t>
-      </w:r>
-    </w:p>
-    <w:p>
-      <w:pPr>
-        <w:spacing w:after="0" w:line="240" w:lineRule="auto"/>
-        <w:rPr>
-          <w:rFonts w:ascii="Bookman Old Style" w:hAnsi="Bookman Old Style"/>
-          <w:sz w:val="16"/>
-          <w:szCs w:val="16"/>
-        </w:rPr>
-      </w:pPr>
-      <w:r>
-        <w:rPr>
-          <w:rFonts w:ascii="Bookman Old Style" w:hAnsi="Bookman Old Style"/>
-          <w:sz w:val="16"/>
-          <w:szCs w:val="16"/>
-        </w:rPr>
-        <w:t>            }</w:t>
-      </w:r>
-    </w:p>
-    <w:p>
-      <w:pPr>
-        <w:spacing w:after="0" w:line="240" w:lineRule="auto"/>
-        <w:rPr>
-          <w:rFonts w:ascii="Bookman Old Style" w:hAnsi="Bookman Old Style"/>
-          <w:sz w:val="16"/>
-          <w:szCs w:val="16"/>
-        </w:rPr>
-      </w:pPr>
-      <w:r>
-        <w:rPr>
-          <w:rFonts w:ascii="Bookman Old Style" w:hAnsi="Bookman Old Style"/>
-          <w:sz w:val="16"/>
-          <w:szCs w:val="16"/>
-        </w:rPr>
-        <w:t>        }</w:t>
-      </w:r>
-    </w:p>
-    <w:p>
-      <w:pPr>
-        <w:spacing w:after="0" w:line="240" w:lineRule="auto"/>
-        <w:rPr>
-          <w:rFonts w:ascii="Bookman Old Style" w:hAnsi="Bookman Old Style"/>
-          <w:sz w:val="16"/>
-          <w:szCs w:val="16"/>
-        </w:rPr>
-      </w:pPr>
-      <w:r>
-        <w:rPr>
-          <w:rFonts w:ascii="Bookman Old Style" w:hAnsi="Bookman Old Style"/>
-          <w:sz w:val="16"/>
-          <w:szCs w:val="16"/>
-        </w:rPr>
-        <w:t>    }</w:t>
-      </w:r>
-    </w:p>
-    <w:p>
-      <w:pPr>
-        <w:spacing w:after="0" w:line="240" w:lineRule="auto"/>
-        <w:rPr>
-          <w:rFonts w:ascii="Bookman Old Style" w:hAnsi="Bookman Old Style"/>
-          <w:sz w:val="16"/>
-          <w:szCs w:val="16"/>
-        </w:rPr>
-      </w:pPr>
-      <w:r>
-        <w:rPr>
-          <w:rFonts w:ascii="Bookman Old Style" w:hAnsi="Bookman Old Style"/>
-          <w:sz w:val="16"/>
-          <w:szCs w:val="16"/>
-        </w:rPr>
-        <w:t xml:space="preserve">    </w:t>
-      </w:r>
-      <w:proofErr w:type="spellStart"/>
-      <w:r>
-        <w:rPr>
-          <w:rFonts w:ascii="Bookman Old Style" w:hAnsi="Bookman Old Style"/>
-          <w:sz w:val="16"/>
-          <w:szCs w:val="16"/>
-        </w:rPr>
-        <w:t>ll</w:t>
-      </w:r>
-      <w:proofErr w:type="spellEnd"/>
-      <w:r>
-        <w:rPr>
-          <w:rFonts w:ascii="Bookman Old Style" w:hAnsi="Bookman Old Style"/>
-          <w:sz w:val="16"/>
-          <w:szCs w:val="16"/>
-        </w:rPr>
-        <w:t xml:space="preserve"> solve(vector&lt;vector&lt;</w:t>
-      </w:r>
-      <w:proofErr w:type="spellStart"/>
-      <w:r>
-        <w:rPr>
-          <w:rFonts w:ascii="Bookman Old Style" w:hAnsi="Bookman Old Style"/>
-          <w:sz w:val="16"/>
-          <w:szCs w:val="16"/>
-        </w:rPr>
-        <w:t>ll</w:t>
-      </w:r>
-      <w:proofErr w:type="spellEnd"/>
-      <w:r>
-        <w:rPr>
-          <w:rFonts w:ascii="Bookman Old Style" w:hAnsi="Bookman Old Style"/>
-          <w:sz w:val="16"/>
-          <w:szCs w:val="16"/>
-        </w:rPr>
-        <w:t>&gt;&gt;&amp;</w:t>
-      </w:r>
-      <w:proofErr w:type="spellStart"/>
-      <w:proofErr w:type="gramStart"/>
-      <w:r>
-        <w:rPr>
-          <w:rFonts w:ascii="Bookman Old Style" w:hAnsi="Bookman Old Style"/>
-          <w:sz w:val="16"/>
-          <w:szCs w:val="16"/>
-        </w:rPr>
-        <w:t>adj</w:t>
-      </w:r>
-      <w:proofErr w:type="spellEnd"/>
-      <w:r>
-        <w:rPr>
-          <w:rFonts w:ascii="Bookman Old Style" w:hAnsi="Bookman Old Style"/>
-          <w:sz w:val="16"/>
-          <w:szCs w:val="16"/>
-        </w:rPr>
-        <w:t>){</w:t>
-      </w:r>
-      <w:proofErr w:type="gramEnd"/>
-    </w:p>
-    <w:p>
-      <w:pPr>
-        <w:spacing w:after="0" w:line="240" w:lineRule="auto"/>
-        <w:rPr>
-          <w:rFonts w:ascii="Bookman Old Style" w:hAnsi="Bookman Old Style"/>
-          <w:sz w:val="16"/>
-          <w:szCs w:val="16"/>
-        </w:rPr>
-      </w:pPr>
-      <w:r>
-        <w:rPr>
-          <w:rFonts w:ascii="Bookman Old Style" w:hAnsi="Bookman Old Style"/>
-          <w:sz w:val="16"/>
-          <w:szCs w:val="16"/>
-        </w:rPr>
-        <w:t>        decompose(</w:t>
-      </w:r>
-      <w:proofErr w:type="gramStart"/>
-      <w:r>
-        <w:rPr>
-          <w:rFonts w:ascii="Bookman Old Style" w:hAnsi="Bookman Old Style"/>
-          <w:sz w:val="16"/>
-          <w:szCs w:val="16"/>
-        </w:rPr>
-        <w:t>0,adj</w:t>
-      </w:r>
-      <w:proofErr w:type="gramEnd"/>
-      <w:r>
-        <w:rPr>
-          <w:rFonts w:ascii="Bookman Old Style" w:hAnsi="Bookman Old Style"/>
-          <w:sz w:val="16"/>
-          <w:szCs w:val="16"/>
-        </w:rPr>
-        <w:t>);</w:t>
-      </w:r>
-    </w:p>
-    <w:p>
-      <w:pPr>
-        <w:spacing w:after="0" w:line="240" w:lineRule="auto"/>
-        <w:rPr>
-          <w:rFonts w:ascii="Bookman Old Style" w:hAnsi="Bookman Old Style"/>
-          <w:sz w:val="16"/>
-          <w:szCs w:val="16"/>
-        </w:rPr>
-      </w:pPr>
-      <w:r>
-        <w:rPr>
-          <w:rFonts w:ascii="Bookman Old Style" w:hAnsi="Bookman Old Style"/>
-          <w:sz w:val="16"/>
-          <w:szCs w:val="16"/>
-        </w:rPr>
-        <w:t>        return paths;</w:t>
-      </w:r>
-    </w:p>
-    <w:p>
-      <w:pPr>
-        <w:spacing w:after="0" w:line="240" w:lineRule="auto"/>
-        <w:rPr>
-          <w:rFonts w:ascii="Bookman Old Style" w:hAnsi="Bookman Old Style"/>
-          <w:sz w:val="16"/>
-          <w:szCs w:val="16"/>
-        </w:rPr>
-      </w:pPr>
-      <w:r>
-        <w:rPr>
-          <w:rFonts w:ascii="Bookman Old Style" w:hAnsi="Bookman Old Style"/>
-          <w:sz w:val="16"/>
-          <w:szCs w:val="16"/>
-        </w:rPr>
-        <w:t>    }</w:t>
-      </w:r>
-    </w:p>
-    <w:p>
-      <w:pPr>
-        <w:spacing w:after="0" w:line="240" w:lineRule="auto"/>
-        <w:rPr>
-          <w:rFonts w:ascii="Bookman Old Style" w:hAnsi="Bookman Old Style"/>
-          <w:sz w:val="16"/>
-          <w:szCs w:val="16"/>
-        </w:rPr>
-      </w:pPr>
-      <w:r>
-        <w:rPr>
-          <w:rFonts w:ascii="Bookman Old Style" w:hAnsi="Bookman Old Style"/>
-          <w:sz w:val="16"/>
-          <w:szCs w:val="16"/>
-        </w:rPr>
-        <w:t>};</w:t>
-      </w:r>
-    </w:p>
-    <w:p>
-      <w:pPr>
-        <w:spacing w:after="0" w:line="240" w:lineRule="auto"/>
-        <w:rPr>
-          <w:rFonts w:ascii="Bookman Old Style" w:hAnsi="Bookman Old Style"/>
-          <w:sz w:val="16"/>
-          <w:szCs w:val="16"/>
-        </w:rPr>
-      </w:pPr>
+        <w:lastRenderedPageBreak/>
+        <w:t>}</w:t>
+      </w:r>
     </w:p>
     <w:p>
       <w:pPr>
